--- a/examples/generated/complete_all_features.docx
+++ b/examples/generated/complete_all_features.docx
@@ -367,7 +367,7 @@
           <wp:inline>
             <wp:extent wp:cx="5486400" wp:cy="3200400"/>
             <wp:effectExtent/>
-            <wp:docPr wp:id="868416964" wp:name="Chart 593497"/>
+            <wp:docPr wp:id="672006100" wp:name="Chart 513638"/>
             <graphic xmlns="http://schemas.openxmlformats.org/drawingml/2006/main">
               <graphicData uri="http://schemas.openxmlformats.org/drawingml/2006/chart">
                 <chart xmlns="http://schemas.openxmlformats.org/drawingml/2006/chart" c:id="rIdChart1"/>
@@ -391,7 +391,7 @@
           <wp:inline>
             <wp:extent wp:cx="5486400" wp:cy="3200400"/>
             <wp:effectExtent/>
-            <wp:docPr wp:id="910170834" wp:name="Chart 830319"/>
+            <wp:docPr wp:id="255518824" wp:name="Chart 577842"/>
             <graphic xmlns="http://schemas.openxmlformats.org/drawingml/2006/main">
               <graphicData uri="http://schemas.openxmlformats.org/drawingml/2006/chart">
                 <chart xmlns="http://schemas.openxmlformats.org/drawingml/2006/chart" c:id="rIdChart2"/>

--- a/examples/generated/complete_all_features.docx
+++ b/examples/generated/complete_all_features.docx
@@ -367,7 +367,7 @@
           <wp:inline>
             <wp:extent wp:cx="5486400" wp:cy="3200400"/>
             <wp:effectExtent/>
-            <wp:docPr wp:id="672006100" wp:name="Chart 513638"/>
+            <wp:docPr wp:id="716482952" wp:name="Chart 535550"/>
             <graphic xmlns="http://schemas.openxmlformats.org/drawingml/2006/main">
               <graphicData uri="http://schemas.openxmlformats.org/drawingml/2006/chart">
                 <chart xmlns="http://schemas.openxmlformats.org/drawingml/2006/chart" c:id="rIdChart1"/>
@@ -391,7 +391,7 @@
           <wp:inline>
             <wp:extent wp:cx="5486400" wp:cy="3200400"/>
             <wp:effectExtent/>
-            <wp:docPr wp:id="255518824" wp:name="Chart 577842"/>
+            <wp:docPr wp:id="994852977" wp:name="Chart 572759"/>
             <graphic xmlns="http://schemas.openxmlformats.org/drawingml/2006/main">
               <graphicData uri="http://schemas.openxmlformats.org/drawingml/2006/chart">
                 <chart xmlns="http://schemas.openxmlformats.org/drawingml/2006/chart" c:id="rIdChart2"/>

--- a/examples/generated/complete_all_features.docx
+++ b/examples/generated/complete_all_features.docx
@@ -367,7 +367,7 @@
           <wp:inline>
             <wp:extent wp:cx="5486400" wp:cy="3200400"/>
             <wp:effectExtent/>
-            <wp:docPr wp:id="716482952" wp:name="Chart 535550"/>
+            <wp:docPr wp:id="552144980" wp:name="Chart 797159"/>
             <graphic xmlns="http://schemas.openxmlformats.org/drawingml/2006/main">
               <graphicData uri="http://schemas.openxmlformats.org/drawingml/2006/chart">
                 <chart xmlns="http://schemas.openxmlformats.org/drawingml/2006/chart" c:id="rIdChart1"/>
@@ -391,7 +391,7 @@
           <wp:inline>
             <wp:extent wp:cx="5486400" wp:cy="3200400"/>
             <wp:effectExtent/>
-            <wp:docPr wp:id="994852977" wp:name="Chart 572759"/>
+            <wp:docPr wp:id="93173099" wp:name="Chart 473680"/>
             <graphic xmlns="http://schemas.openxmlformats.org/drawingml/2006/main">
               <graphicData uri="http://schemas.openxmlformats.org/drawingml/2006/chart">
                 <chart xmlns="http://schemas.openxmlformats.org/drawingml/2006/chart" c:id="rIdChart2"/>

--- a/examples/generated/complete_all_features.docx
+++ b/examples/generated/complete_all_features.docx
@@ -367,7 +367,7 @@
           <wp:inline>
             <wp:extent wp:cx="5486400" wp:cy="3200400"/>
             <wp:effectExtent/>
-            <wp:docPr wp:id="552144980" wp:name="Chart 797159"/>
+            <wp:docPr wp:id="289066107" wp:name="Chart 335638"/>
             <graphic xmlns="http://schemas.openxmlformats.org/drawingml/2006/main">
               <graphicData uri="http://schemas.openxmlformats.org/drawingml/2006/chart">
                 <chart xmlns="http://schemas.openxmlformats.org/drawingml/2006/chart" c:id="rIdChart1"/>
@@ -391,7 +391,7 @@
           <wp:inline>
             <wp:extent wp:cx="5486400" wp:cy="3200400"/>
             <wp:effectExtent/>
-            <wp:docPr wp:id="93173099" wp:name="Chart 473680"/>
+            <wp:docPr wp:id="980737034" wp:name="Chart 923010"/>
             <graphic xmlns="http://schemas.openxmlformats.org/drawingml/2006/main">
               <graphicData uri="http://schemas.openxmlformats.org/drawingml/2006/chart">
                 <chart xmlns="http://schemas.openxmlformats.org/drawingml/2006/chart" c:id="rIdChart2"/>

--- a/examples/generated/complete_all_features.docx
+++ b/examples/generated/complete_all_features.docx
@@ -1,786 +1,6 @@
 
 <file path=word/document.xml><?xml version="1.0" encoding="UTF-8" standalone="yes"?>
-<w:document xmlns:w="http://schemas.openxmlformats.org/wordprocessingml/2006/main" xmlns:wpc="http://schemas.microsoft.com/office/word/2010/wordprocessingCanvas" xmlns:cx="http://schemas.microsoft.com/office/drawing/2014/chartex" xmlns:cx1="http://schemas.microsoft.com/office/drawing/2015/9/8/chartex" xmlns:cx2="http://schemas.microsoft.com/office/drawing/2015/10/21/chartex" xmlns:cx3="http://schemas.microsoft.com/office/drawing/2016/5/9/chartex" xmlns:cx4="http://schemas.microsoft.com/office/drawing/2016/5/10/chartex" xmlns:cx5="http://schemas.microsoft.com/office/drawing/2016/5/11/chartex" xmlns:cx6="http://schemas.microsoft.com/office/drawing/2016/5/12/chartex" xmlns:cx7="http://schemas.microsoft.com/office/drawing/2016/5/13/chartex" xmlns:cx8="http://schemas.microsoft.com/office/drawing/2016/5/14/chartex" xmlns:mc="http://schemas.openxmlformats.org/markup-compatibility/2006" xmlns:aink="http://schemas.microsoft.com/office/drawing/2016/ink" xmlns:am3d="http://schemas.microsoft.com/office/drawing/2017/model3d" xmlns:o="urn:schemas-microsoft-com:office:office" xmlns:oel="http://schemas.microsoft.com/office/2019/extlst" xmlns:r="http://schemas.openxmlformats.org/officeDocument/2006/relationships" xmlns:m="http://schemas.openxmlformats.org/officeDocument/2006/math" xmlns:v="urn:schemas-microsoft-com:vml" xmlns:wp14="http://schemas.microsoft.com/office/word/2010/wordprocessingDrawing" xmlns:wp="http://schemas.openxmlformats.org/drawingml/2006/wordprocessingDrawing" xmlns:w10="urn:schemas-microsoft-com:office:word" xmlns:w14="http://schemas.microsoft.com/office/word/2010/wordml" xmlns:w15="http://schemas.microsoft.com/office/word/2012/wordml" xmlns:w16cex="http://schemas.microsoft.com/office/word/2018/wordml/cex" xmlns:w16cid="http://schemas.microsoft.com/office/word/2016/wordml/cid" xmlns:w16="http://schemas.microsoft.com/office/word/2018/wordml" xmlns:w16du="http://schemas.microsoft.com/office/word/2023/wordml/word16du" xmlns:w16sdtdh="http://schemas.microsoft.com/office/word/2020/wordml/sdtdatahash" xmlns:w16sdtfl="http://schemas.microsoft.com/office/word/2024/wordml/sdtformatlock" xmlns:w16se="http://schemas.microsoft.com/office/word/2015/wordml/symex" xmlns:wpg="http://schemas.microsoft.com/office/word/2010/wordprocessingGroup" xmlns:wpi="http://schemas.microsoft.com/office/word/2010/wordprocessingInk" xmlns:wne="http://schemas.microsoft.com/office/word/2006/wordml" xmlns:wps="http://schemas.microsoft.com/office/word/2010/wordprocessingShape" mc:Ignorable="w14 w15 w16se w16cid w16 w16cex w16sdtdh w16sdtfl w16du wp14">
-  <w:body>
-    <w:p>
-      <w:pPr>
-        <w:pStyle w:val="Title"/>
-      </w:pPr>
-      <w:r>
-        <w:t>Complete Feature Showcase</w:t>
-      </w:r>
-    </w:p>
-    <w:p>
-      <w:pPr>
-        <w:pStyle w:val="Subtitle"/>
-      </w:pPr>
-      <w:r>
-        <w:t>Every Builder API Feature in One Document</w:t>
-      </w:r>
-    </w:p>
-    <w:p>
-      <w:r>
-        <w:t>Jane Doe</w:t>
-      </w:r>
-      <w:r>
-        <w:t xml:space="preserve"> — March 26, 2026</w:t>
-      </w:r>
-    </w:p>
-    <w:p>
-      <w:r>
-        <w:br w:type="page"/>
-      </w:r>
-    </w:p>
-    <w:p>
-      <w:r>
-        <w:t>Contents</w:t>
-      </w:r>
-    </w:p>
-    <w:p>
-      <w:fldChar w:fldCharType="begin"/>
-      <w:fldChar w:fldCharType="separate"/>
-      <w:fldChar w:fldCharType="end"/>
-      <w:instrText>
-        <w:text> TOC \o "1-3" \h \z \u </w:text>
-      </w:instrText>
-    </w:p>
-    <w:p>
-      <w:r>
-        <w:br w:type="page"/>
-      </w:r>
-    </w:p>
-    <w:p>
-      <w:pPr>
-        <w:pStyle w:val="Heading1"/>
-      </w:pPr>
-      <w:r>
-        <w:t>1. Text Formatting</w:t>
-      </w:r>
-    </w:p>
-    <w:p>
-      <w:r>
-        <w:t xml:space="preserve">This paragraph demonstrates </w:t>
-      </w:r>
-      <w:r>
-        <w:rPr>
-          <w:b/>
-        </w:rPr>
-        <w:t>bold</w:t>
-      </w:r>
-      <w:r>
-        <w:t xml:space="preserve">, </w:t>
-      </w:r>
-      <w:r>
-        <w:rPr>
-          <w:i/>
-        </w:rPr>
-        <w:t>italic</w:t>
-      </w:r>
-      <w:r>
-        <w:t xml:space="preserve">, </w:t>
-      </w:r>
-      <w:r>
-        <w:rPr>
-          <w:u w:val="single"/>
-        </w:rPr>
-        <w:t>underline</w:t>
-      </w:r>
-      <w:r>
-        <w:t xml:space="preserve">, </w:t>
-      </w:r>
-      <w:r>
-        <w:rPr>
-          <w:color w:val="FF0000"/>
-        </w:rPr>
-        <w:t>colored</w:t>
-      </w:r>
-      <w:r>
-        <w:t xml:space="preserve">, </w:t>
-      </w:r>
-      <w:r>
-        <w:rPr>
-          <w:highlight w:val="yellow"/>
-        </w:rPr>
-        <w:t>highlighted</w:t>
-      </w:r>
-      <w:r>
-        <w:t xml:space="preserve">, and </w:t>
-      </w:r>
-      <w:r>
-        <w:rPr>
-          <w:b/>
-          <w:i/>
-          <w:color w:val="0000FF"/>
-        </w:rPr>
-        <w:t>bold italic colored</w:t>
-      </w:r>
-      <w:r>
-        <w:t xml:space="preserve"> text.</w:t>
-      </w:r>
-    </w:p>
-    <w:p>
-      <w:r>
-        <w:t xml:space="preserve">Different sizes: </w:t>
-      </w:r>
-      <w:r>
-        <w:rPr>
-          <w:sz w:val="32"/>
-        </w:rPr>
-        <w:t>small</w:t>
-      </w:r>
-      <w:r>
-        <w:t xml:space="preserve">, </w:t>
-      </w:r>
-      <w:r>
-        <w:rPr>
-          <w:sz w:val="44"/>
-        </w:rPr>
-        <w:t>normal</w:t>
-      </w:r>
-      <w:r>
-        <w:t xml:space="preserve">, </w:t>
-      </w:r>
-      <w:r>
-        <w:rPr>
-          <w:sz w:val="64"/>
-        </w:rPr>
-        <w:t>large</w:t>
-      </w:r>
-    </w:p>
-    <w:p>
-      <w:r>
-        <w:t xml:space="preserve">Text effects: </w:t>
-      </w:r>
-      <w:r>
-        <w:rPr>
-          <w:sz w:val="32"/>
-        </w:rPr>
-        <w:t>superscript</w:t>
-      </w:r>
-      <w:r>
-        <w:rPr>
-          <w:sz w:val="32"/>
-        </w:rPr>
-        <w:t>2</w:t>
-      </w:r>
-      <w:r>
-        <w:t xml:space="preserve"> and </w:t>
-      </w:r>
-      <w:r>
-        <w:rPr>
-          <w:sz w:val="32"/>
-        </w:rPr>
-        <w:t>H</w:t>
-      </w:r>
-      <w:r>
-        <w:rPr>
-          <w:sz w:val="32"/>
-        </w:rPr>
-        <w:t>2</w:t>
-      </w:r>
-      <w:r>
-        <w:t>O</w:t>
-      </w:r>
-    </w:p>
-    <w:p>
-      <w:pPr>
-        <w:pStyle w:val="Heading1"/>
-      </w:pPr>
-      <w:r>
-        <w:t>2. Lists</w:t>
-      </w:r>
-    </w:p>
-    <w:p>
-      <w:pPr>
-        <w:pStyle w:val="Heading2"/>
-      </w:pPr>
-      <w:r>
-        <w:t>2.1 Bullet List</w:t>
-      </w:r>
-    </w:p>
-    <w:p>
-      <w:r>
-        <w:t>Key features of Uniword:</w:t>
-      </w:r>
-    </w:p>
-    <w:p>
-      <w:pPr>
-        <w:numPr>
-          <w:numId w:val="1"/>
-          <w:ilvl w:val="0"/>
-        </w:numPr>
-      </w:pPr>
-      <w:r>
-        <w:t>Comprehensive OOXML model coverage</w:t>
-      </w:r>
-    </w:p>
-    <w:p>
-      <w:pPr>
-        <w:numPr>
-          <w:numId w:val="1"/>
-          <w:ilvl w:val="0"/>
-        </w:numPr>
-      </w:pPr>
-      <w:r>
-        <w:t>Builder API for document construction</w:t>
-      </w:r>
-    </w:p>
-    <w:p>
-      <w:pPr>
-        <w:numPr>
-          <w:numId w:val="1"/>
-          <w:ilvl w:val="0"/>
-        </w:numPr>
-      </w:pPr>
-      <w:r>
-        <w:t>Round-trip fidelity</w:t>
-      </w:r>
-    </w:p>
-    <w:p>
-      <w:pPr>
-        <w:numPr>
-          <w:numId w:val="1"/>
-          <w:ilvl w:val="0"/>
-        </w:numPr>
-      </w:pPr>
-      <w:r>
-        <w:t>Theme support</w:t>
-      </w:r>
-    </w:p>
-    <w:p>
-      <w:pPr>
-        <w:numPr>
-          <w:numId w:val="1"/>
-          <w:ilvl w:val="0"/>
-        </w:numPr>
-      </w:pPr>
-      <w:r>
-        <w:rPr>
-          <w:b/>
-        </w:rPr>
-        <w:t>Rich text</w:t>
-      </w:r>
-      <w:r>
-        <w:t xml:space="preserve"> in list items</w:t>
-      </w:r>
-    </w:p>
-    <w:p>
-      <w:pPr>
-        <w:pStyle w:val="Heading2"/>
-      </w:pPr>
-      <w:r>
-        <w:t>2.2 Numbered List</w:t>
-      </w:r>
-    </w:p>
-    <w:p>
-      <w:r>
-        <w:t>Getting started steps:</w:t>
-      </w:r>
-    </w:p>
-    <w:p>
-      <w:pPr>
-        <w:numPr>
-          <w:numId w:val="2"/>
-          <w:ilvl w:val="0"/>
-        </w:numPr>
-      </w:pPr>
-      <w:r>
-        <w:t>Install the gem</w:t>
-      </w:r>
-    </w:p>
-    <w:p>
-      <w:pPr>
-        <w:numPr>
-          <w:numId w:val="2"/>
-          <w:ilvl w:val="0"/>
-        </w:numPr>
-      </w:pPr>
-      <w:r>
-        <w:t>Require the library</w:t>
-      </w:r>
-    </w:p>
-    <w:p>
-      <w:pPr>
-        <w:numPr>
-          <w:numId w:val="2"/>
-          <w:ilvl w:val="0"/>
-        </w:numPr>
-      </w:pPr>
-      <w:r>
-        <w:t>Create a DocumentBuilder</w:t>
-      </w:r>
-    </w:p>
-    <w:p>
-      <w:pPr>
-        <w:numPr>
-          <w:numId w:val="2"/>
-          <w:ilvl w:val="0"/>
-        </w:numPr>
-      </w:pPr>
-      <w:r>
-        <w:t>Add content</w:t>
-      </w:r>
-    </w:p>
-    <w:p>
-      <w:pPr>
-        <w:numPr>
-          <w:numId w:val="2"/>
-          <w:ilvl w:val="0"/>
-        </w:numPr>
-      </w:pPr>
-      <w:r>
-        <w:t>Save the document</w:t>
-      </w:r>
-    </w:p>
-    <w:p>
-      <w:pPr>
-        <w:pStyle w:val="Heading1"/>
-      </w:pPr>
-      <w:r>
-        <w:t>3. Tables</w:t>
-      </w:r>
-    </w:p>
-    <w:p>
-      <w:r>
-        <w:t>The following table shows project metrics:</w:t>
-      </w:r>
-    </w:p>
-    <w:p>
-      <w:pPr>
-        <w:pStyle w:val="Heading1"/>
-      </w:pPr>
-      <w:r>
-        <w:t>4. Charts</w:t>
-      </w:r>
-    </w:p>
-    <w:p>
-      <w:pPr>
-        <w:pStyle w:val="Heading2"/>
-      </w:pPr>
-      <w:r>
-        <w:t>4.1 Bar Chart</w:t>
-      </w:r>
-    </w:p>
-    <w:p>
-      <w:r>
-        <w:drawing>
-          <wp:inline>
-            <wp:extent wp:cx="5486400" wp:cy="3200400"/>
-            <wp:effectExtent/>
-            <wp:docPr wp:id="289066107" wp:name="Chart 335638"/>
-            <graphic xmlns="http://schemas.openxmlformats.org/drawingml/2006/main">
-              <graphicData uri="http://schemas.openxmlformats.org/drawingml/2006/chart">
-                <chart xmlns="http://schemas.openxmlformats.org/drawingml/2006/chart" c:id="rIdChart1"/>
-              </graphicData>
-            </graphic>
-          </wp:inline>
-        </w:drawing>
-      </w:r>
-    </w:p>
-    <w:p>
-      <w:pPr>
-        <w:pStyle w:val="Heading2"/>
-      </w:pPr>
-      <w:r>
-        <w:t>4.2 Line Chart</w:t>
-      </w:r>
-    </w:p>
-    <w:p>
-      <w:r>
-        <w:drawing>
-          <wp:inline>
-            <wp:extent wp:cx="5486400" wp:cy="3200400"/>
-            <wp:effectExtent/>
-            <wp:docPr wp:id="980737034" wp:name="Chart 923010"/>
-            <graphic xmlns="http://schemas.openxmlformats.org/drawingml/2006/main">
-              <graphicData uri="http://schemas.openxmlformats.org/drawingml/2006/chart">
-                <chart xmlns="http://schemas.openxmlformats.org/drawingml/2006/chart" c:id="rIdChart2"/>
-              </graphicData>
-            </graphic>
-          </wp:inline>
-        </w:drawing>
-      </w:r>
-    </w:p>
-    <w:p>
-      <w:pPr>
-        <w:pStyle w:val="Heading1"/>
-      </w:pPr>
-      <w:r>
-        <w:t>5. Hyperlinks</w:t>
-      </w:r>
-    </w:p>
-    <w:p>
-      <w:r>
-        <w:t xml:space="preserve">Visit the </w:t>
-      </w:r>
-      <w:r>
-        <w:t xml:space="preserve"> for the complete OOXML standard.</w:t>
-      </w:r>
-      <w:hyperlink w:id="https://www.ecma-international.org/publications-and-standards/standards/ecma-376/">
-        <w:r>
-          <w:rPr>
-            <w:color w:val="0000FF"/>
-            <w:u w:val="single"/>
-          </w:rPr>
-          <w:t>ECMA-376 specification</w:t>
-        </w:r>
-      </w:hyperlink>
-    </w:p>
-    <w:p>
-      <w:r>
-        <w:t xml:space="preserve">Uniword is hosted at </w:t>
-      </w:r>
-      <w:r>
-        <w:t>.</w:t>
-      </w:r>
-      <w:hyperlink w:id="https://github.com/publicruby/uniword">
-        <w:r>
-          <w:rPr>
-            <w:color w:val="0000FF"/>
-            <w:u w:val="single"/>
-          </w:rPr>
-          <w:t>GitHub</w:t>
-        </w:r>
-      </w:hyperlink>
-    </w:p>
-    <w:p>
-      <w:pPr>
-        <w:pStyle w:val="Heading1"/>
-      </w:pPr>
-      <w:r>
-        <w:t>6. References</w:t>
-      </w:r>
-    </w:p>
-    <w:p>
-      <w:r>
-        <w:t>This document references the following sources:</w:t>
-      </w:r>
-    </w:p>
-    <w:p>
-      <w:sdt>
-        <w:sdtPr>
-          <w:id w:val="1"/>
-          <w:bibliography/>
-          <w:docPartObj>
-            <w:docPartGallery w:val="Bibliographies"/>
-            <w:docPartUnique/>
-          </w:docPartObj>
-        </w:sdtPr>
-      </w:sdt>
-    </w:p>
-    <w:p>
-      <w:r>
-        <w:br w:type="page"/>
-      </w:r>
-    </w:p>
-    <w:p>
-      <w:pPr>
-        <w:pStyle w:val="Heading1"/>
-      </w:pPr>
-      <w:r>
-        <w:t>7. Special Elements</w:t>
-      </w:r>
-    </w:p>
-    <w:p>
-      <w:pPr>
-        <w:pStyle w:val="Heading2"/>
-      </w:pPr>
-      <w:r>
-        <w:t>7.1 Horizontal Rule</w:t>
-      </w:r>
-    </w:p>
-    <w:p>
-      <w:r>
-        <w:t>Content above the rule.</w:t>
-      </w:r>
-    </w:p>
-    <w:p>
-      <w:pPr>
-        <w:spacing w:after="0"/>
-        <w:pBdr>
-          <w:bottom w:val="single" w:sz="6" w:color="auto"/>
-        </w:pBdr>
-      </w:pPr>
-    </w:p>
-    <w:p>
-      <w:r>
-        <w:t>Content below the rule.</w:t>
-      </w:r>
-    </w:p>
-    <w:p>
-      <w:pPr>
-        <w:pStyle w:val="Heading2"/>
-      </w:pPr>
-      <w:r>
-        <w:t>7.2 Bookmark</w:t>
-      </w:r>
-    </w:p>
-    <w:p>
-      <w:r>
-        <w:t>This paragraph is bookmarked as "appendix-anchor".</w:t>
-      </w:r>
-      <w:bookmarkStart w:id="1" w:name="appendix-anchor"/>
-      <w:bookmarkEnd w:id="1"/>
-    </w:p>
-    <w:p>
-      <w:pPr>
-        <w:pStyle w:val="Heading2"/>
-      </w:pPr>
-      <w:r>
-        <w:t>7.3 Date and Time Fields</w:t>
-      </w:r>
-    </w:p>
-    <w:p>
-      <w:r>
-        <w:t xml:space="preserve">Current date: </w:t>
-      </w:r>
-    </w:p>
-    <w:p>
-      <w:fldChar w:fldCharType="begin"/>
-      <w:fldChar w:fldCharType="separate"/>
-      <w:fldChar w:fldCharType="end"/>
-      <w:instrText>
-        <w:text> DATE \@ "M/d/yyyy" </w:text>
-      </w:instrText>
-    </w:p>
-    <w:p>
-      <w:r>
-        <w:t xml:space="preserve">Current time: </w:t>
-      </w:r>
-    </w:p>
-    <w:p>
-      <w:fldChar w:fldCharType="begin"/>
-      <w:fldChar w:fldCharType="separate"/>
-      <w:fldChar w:fldCharType="end"/>
-      <w:instrText>
-        <w:text> TIME \@ "h:mm:ss am/pm" </w:text>
-      </w:instrText>
-    </w:p>
-    <w:p>
-      <w:r>
-        <w:br w:type="page"/>
-      </w:r>
-    </w:p>
-    <w:p>
-      <w:pPr>
-        <w:pStyle w:val="Heading1"/>
-      </w:pPr>
-      <w:r>
-        <w:t>8. Appendix</w:t>
-      </w:r>
-    </w:p>
-    <w:p>
-      <w:r>
-        <w:t>This is the appendix section, separated by a page break.</w:t>
-      </w:r>
-    </w:p>
-    <w:p>
-      <w:pPr>
-        <w:numPr>
-          <w:numId w:val="3"/>
-          <w:ilvl w:val="0"/>
-        </w:numPr>
-      </w:pPr>
-      <w:r>
-        <w:t>Additional resource A</w:t>
-      </w:r>
-    </w:p>
-    <w:p>
-      <w:pPr>
-        <w:numPr>
-          <w:numId w:val="3"/>
-          <w:ilvl w:val="0"/>
-        </w:numPr>
-      </w:pPr>
-      <w:r>
-        <w:t>Additional resource B</w:t>
-      </w:r>
-    </w:p>
-    <w:p>
-      <w:pPr>
-        <w:numPr>
-          <w:numId w:val="3"/>
-          <w:ilvl w:val="0"/>
-        </w:numPr>
-      </w:pPr>
-      <w:r>
-        <w:t>Additional resource C</w:t>
-      </w:r>
-    </w:p>
-    <w:tbl>
-      <w:tr>
-        <w:tc>
-          <w:tcPr>
-            <w:shd w:val="clear" w:color="FFFFFF" w:fill="2E5090"/>
-          </w:tcPr>
-          <w:p>
-            <w:r>
-              <w:t>Metric</w:t>
-            </w:r>
-          </w:p>
-        </w:tc>
-        <w:tc>
-          <w:tcPr>
-            <w:shd w:val="clear" w:color="FFFFFF" w:fill="2E5090"/>
-          </w:tcPr>
-          <w:p>
-            <w:r>
-              <w:t>Q1</w:t>
-            </w:r>
-          </w:p>
-        </w:tc>
-        <w:tc>
-          <w:tcPr>
-            <w:shd w:val="clear" w:color="FFFFFF" w:fill="2E5090"/>
-          </w:tcPr>
-          <w:p>
-            <w:r>
-              <w:t>Q2</w:t>
-            </w:r>
-          </w:p>
-        </w:tc>
-        <w:tc>
-          <w:tcPr>
-            <w:shd w:val="clear" w:color="FFFFFF" w:fill="2E5090"/>
-          </w:tcPr>
-          <w:p>
-            <w:r>
-              <w:t>Q3</w:t>
-            </w:r>
-          </w:p>
-        </w:tc>
-        <w:tc>
-          <w:tcPr>
-            <w:shd w:val="clear" w:color="FFFFFF" w:fill="2E5090"/>
-          </w:tcPr>
-          <w:p>
-            <w:r>
-              <w:t>Q4</w:t>
-            </w:r>
-          </w:p>
-        </w:tc>
-      </w:tr>
-      <w:tr>
-        <w:tc>
-          <w:p>
-            <w:r>
-              <w:t>Revenue</w:t>
-            </w:r>
-          </w:p>
-        </w:tc>
-        <w:tc>
-          <w:p>
-            <w:r>
-              <w:t>$1.2M</w:t>
-            </w:r>
-          </w:p>
-        </w:tc>
-        <w:tc>
-          <w:p>
-            <w:r>
-              <w:t>$1.5M</w:t>
-            </w:r>
-          </w:p>
-        </w:tc>
-        <w:tc>
-          <w:p>
-            <w:r>
-              <w:t>$1.4M</w:t>
-            </w:r>
-          </w:p>
-        </w:tc>
-        <w:tc>
-          <w:p>
-            <w:r>
-              <w:t>$1.6M</w:t>
-            </w:r>
-          </w:p>
-        </w:tc>
-      </w:tr>
-      <w:tr>
-        <w:tc>
-          <w:p>
-            <w:r>
-              <w:t>Users</w:t>
-            </w:r>
-          </w:p>
-        </w:tc>
-        <w:tc>
-          <w:p>
-            <w:r>
-              <w:t>10K</w:t>
-            </w:r>
-          </w:p>
-        </w:tc>
-        <w:tc>
-          <w:p>
-            <w:r>
-              <w:t>15K</w:t>
-            </w:r>
-          </w:p>
-        </w:tc>
-        <w:tc>
-          <w:p>
-            <w:r>
-              <w:t>18K</w:t>
-            </w:r>
-          </w:p>
-        </w:tc>
-        <w:tc>
-          <w:p>
-            <w:r>
-              <w:t>25K</w:t>
-            </w:r>
-          </w:p>
-        </w:tc>
-      </w:tr>
-      <w:tr>
-        <w:tc>
-          <w:p>
-            <w:r>
-              <w:t>NPS Score</w:t>
-            </w:r>
-          </w:p>
-        </w:tc>
-        <w:tc>
-          <w:p>
-            <w:r>
-              <w:t>72</w:t>
-            </w:r>
-          </w:p>
-        </w:tc>
-        <w:tc>
-          <w:p>
-            <w:r>
-              <w:t>78</w:t>
-            </w:r>
-          </w:p>
-        </w:tc>
-        <w:tc>
-          <w:p>
-            <w:r>
-              <w:t>81</w:t>
-            </w:r>
-          </w:p>
-        </w:tc>
-        <w:tc>
-          <w:p>
-            <w:r>
-              <w:t>85</w:t>
-            </w:r>
-          </w:p>
-        </w:tc>
-      </w:tr>
-    </w:tbl>
-    <w:sectPr w:val="nextPage">
-      <w:pgSz w:w="12240" w:h="15840" w:orient="portrait"/>
-      <w:pgMar w:top="1440" w:bottom="1440" w:left="1440" w:right="1440" w:header="720" w:footer="720" w:gutter="0"/>
-      <w:headerReference w:type="default" r:id="rIdHeader1"/>
-      <w:footerReference w:type="default" r:id="rIdFooter1"/>
-      <w:pgNumType w:start="1"/>
-    </w:sectPr>
-  </w:body>
-</w:document>
+<w:document xmlns:w="http://schemas.openxmlformats.org/wordprocessingml/2006/main" xmlns:wpc="http://schemas.microsoft.com/office/word/2010/wordprocessingCanvas" xmlns:cx="http://schemas.microsoft.com/office/drawing/2014/chartex" xmlns:cx1="http://schemas.microsoft.com/office/drawing/2015/9/8/chartex" xmlns:cx2="http://schemas.microsoft.com/office/drawing/2015/10/21/chartex" xmlns:cx3="http://schemas.microsoft.com/office/drawing/2016/5/9/chartex" xmlns:cx4="http://schemas.microsoft.com/office/drawing/2016/5/10/chartex" xmlns:cx5="http://schemas.microsoft.com/office/drawing/2016/5/11/chartex" xmlns:cx6="http://schemas.microsoft.com/office/drawing/2016/5/12/chartex" xmlns:cx7="http://schemas.microsoft.com/office/drawing/2016/5/13/chartex" xmlns:cx8="http://schemas.microsoft.com/office/drawing/2016/5/14/chartex" xmlns:mc="http://schemas.openxmlformats.org/markup-compatibility/2006" xmlns:aink="http://schemas.microsoft.com/office/drawing/2016/ink" xmlns:am3d="http://schemas.microsoft.com/office/drawing/2017/model3d" xmlns:o="urn:schemas-microsoft-com:office:office" xmlns:oel="http://schemas.microsoft.com/office/2019/extlst" xmlns:r="http://schemas.openxmlformats.org/officeDocument/2006/relationships" xmlns:m="http://schemas.openxmlformats.org/officeDocument/2006/math" xmlns:v="urn:schemas-microsoft-com:vml" xmlns:wp14="http://schemas.microsoft.com/office/word/2010/wordprocessingDrawing" xmlns:wp="http://schemas.openxmlformats.org/drawingml/2006/wordprocessingDrawing" xmlns:w10="urn:schemas-microsoft-com:office:word" xmlns:w14="http://schemas.microsoft.com/office/word/2010/wordml" xmlns:w15="http://schemas.microsoft.com/office/word/2012/wordml" xmlns:w16cex="http://schemas.microsoft.com/office/word/2018/wordml/cex" xmlns:w16cid="http://schemas.microsoft.com/office/word/2016/wordml/cid" xmlns:w16="http://schemas.microsoft.com/office/word/2018/wordml" xmlns:w16du="http://schemas.microsoft.com/office/word/2023/wordml/word16du" xmlns:w16sdtdh="http://schemas.microsoft.com/office/word/2020/wordml/sdtdatahash" xmlns:w16sdtfl="http://schemas.microsoft.com/office/word/2024/wordml/sdtformatlock" xmlns:w16se="http://schemas.microsoft.com/office/word/2015/wordml/symex" xmlns:wpg="http://schemas.microsoft.com/office/word/2010/wordprocessingGroup" xmlns:wpi="http://schemas.microsoft.com/office/word/2010/wordprocessingInk" xmlns:wne="http://schemas.microsoft.com/office/word/2006/wordml" xmlns:wps="http://schemas.microsoft.com/office/word/2010/wordprocessingShape" mc:Ignorable="w14 w15 w16se w16cid w16 w16cex w16sdtdh w16sdtfl w16du wp14"><w:body><w:p><w:pPr><w:pStyle w:val="Title"></w:pStyle></w:pPr><w:r><w:t>Complete Feature Showcase</w:t></w:r></w:p><w:p><w:pPr><w:pStyle w:val="Subtitle"></w:pStyle></w:pPr><w:r><w:t>Every Builder API Feature in One Document</w:t></w:r></w:p><w:p><w:r><w:t>Jane Doe</w:t></w:r><w:r><w:t xml:space="preserve"> — March 26, 2026</w:t></w:r></w:p><w:p><w:r><w:br w:type="page"></w:br></w:r></w:p><w:p><w:r><w:t>Contents</w:t></w:r></w:p><w:p><w:fldChar w:fldCharType="begin"></w:fldChar><w:fldChar w:fldCharType="separate"></w:fldChar><w:fldChar w:fldCharType="end"></w:fldChar><w:instrText><w:text> TOC \o "1-3" \h \z \u </w:text></w:instrText></w:p><w:p><w:r><w:br w:type="page"></w:br></w:r></w:p><w:p><w:pPr><w:pStyle w:val="Heading1"></w:pStyle></w:pPr><w:r><w:t>1. Text Formatting</w:t></w:r></w:p><w:p><w:r><w:t xml:space="preserve">This paragraph demonstrates </w:t></w:r><w:r><w:rPr><w:b></w:b></w:rPr><w:t>bold</w:t></w:r><w:r><w:t xml:space="preserve">, </w:t></w:r><w:r><w:rPr><w:i></w:i></w:rPr><w:t>italic</w:t></w:r><w:r><w:t xml:space="preserve">, </w:t></w:r><w:r><w:rPr><w:u w:val="single"></w:u></w:rPr><w:t>underline</w:t></w:r><w:r><w:t xml:space="preserve">, </w:t></w:r><w:r><w:rPr><w:color w:val="FF0000"></w:color></w:rPr><w:t>colored</w:t></w:r><w:r><w:t xml:space="preserve">, </w:t></w:r><w:r><w:rPr><w:highlight w:val="yellow"></w:highlight></w:rPr><w:t>highlighted</w:t></w:r><w:r><w:t xml:space="preserve">, and </w:t></w:r><w:r><w:rPr><w:b></w:b><w:i></w:i><w:color w:val="0000FF"></w:color></w:rPr><w:t>bold italic colored</w:t></w:r><w:r><w:t xml:space="preserve"> text.</w:t></w:r></w:p><w:p><w:r><w:t xml:space="preserve">Different sizes: </w:t></w:r><w:r><w:rPr><w:sz w:val="32"></w:sz></w:rPr><w:t>small</w:t></w:r><w:r><w:t xml:space="preserve">, </w:t></w:r><w:r><w:rPr><w:sz w:val="44"></w:sz></w:rPr><w:t>normal</w:t></w:r><w:r><w:t xml:space="preserve">, </w:t></w:r><w:r><w:rPr><w:sz w:val="64"></w:sz></w:rPr><w:t>large</w:t></w:r></w:p><w:p><w:r><w:t xml:space="preserve">Text effects: </w:t></w:r><w:r><w:rPr><w:sz w:val="32"></w:sz></w:rPr><w:t>superscript</w:t></w:r><w:r><w:rPr><w:sz w:val="32"></w:sz></w:rPr><w:t>2</w:t></w:r><w:r><w:t xml:space="preserve"> and </w:t></w:r><w:r><w:rPr><w:sz w:val="32"></w:sz></w:rPr><w:t>H</w:t></w:r><w:r><w:rPr><w:sz w:val="32"></w:sz></w:rPr><w:t>2</w:t></w:r><w:r><w:t>O</w:t></w:r></w:p><w:p><w:pPr><w:pStyle w:val="Heading1"></w:pStyle></w:pPr><w:r><w:t>2. Lists</w:t></w:r></w:p><w:p><w:pPr><w:pStyle w:val="Heading2"></w:pStyle></w:pPr><w:r><w:t>2.1 Bullet List</w:t></w:r></w:p><w:p><w:r><w:t>Key features of Uniword:</w:t></w:r></w:p><w:p><w:pPr><w:numPr><w:numId w:val="1"></w:numId><w:ilvl w:val="0"></w:ilvl></w:numPr></w:pPr><w:r><w:t>Comprehensive OOXML model coverage</w:t></w:r></w:p><w:p><w:pPr><w:numPr><w:numId w:val="1"></w:numId><w:ilvl w:val="0"></w:ilvl></w:numPr></w:pPr><w:r><w:t>Builder API for document construction</w:t></w:r></w:p><w:p><w:pPr><w:numPr><w:numId w:val="1"></w:numId><w:ilvl w:val="0"></w:ilvl></w:numPr></w:pPr><w:r><w:t>Round-trip fidelity</w:t></w:r></w:p><w:p><w:pPr><w:numPr><w:numId w:val="1"></w:numId><w:ilvl w:val="0"></w:ilvl></w:numPr></w:pPr><w:r><w:t>Theme support</w:t></w:r></w:p><w:p><w:pPr><w:numPr><w:numId w:val="1"></w:numId><w:ilvl w:val="0"></w:ilvl></w:numPr></w:pPr><w:r><w:rPr><w:b></w:b></w:rPr><w:t>Rich text</w:t></w:r><w:r><w:t xml:space="preserve"> in list items</w:t></w:r></w:p><w:p><w:pPr><w:pStyle w:val="Heading2"></w:pStyle></w:pPr><w:r><w:t>2.2 Numbered List</w:t></w:r></w:p><w:p><w:r><w:t>Getting started steps:</w:t></w:r></w:p><w:p><w:pPr><w:numPr><w:numId w:val="2"></w:numId><w:ilvl w:val="0"></w:ilvl></w:numPr></w:pPr><w:r><w:t>Install the gem</w:t></w:r></w:p><w:p><w:pPr><w:numPr><w:numId w:val="2"></w:numId><w:ilvl w:val="0"></w:ilvl></w:numPr></w:pPr><w:r><w:t>Require the library</w:t></w:r></w:p><w:p><w:pPr><w:numPr><w:numId w:val="2"></w:numId><w:ilvl w:val="0"></w:ilvl></w:numPr></w:pPr><w:r><w:t>Create a DocumentBuilder</w:t></w:r></w:p><w:p><w:pPr><w:numPr><w:numId w:val="2"></w:numId><w:ilvl w:val="0"></w:ilvl></w:numPr></w:pPr><w:r><w:t>Add content</w:t></w:r></w:p><w:p><w:pPr><w:numPr><w:numId w:val="2"></w:numId><w:ilvl w:val="0"></w:ilvl></w:numPr></w:pPr><w:r><w:t>Save the document</w:t></w:r></w:p><w:p><w:pPr><w:pStyle w:val="Heading1"></w:pStyle></w:pPr><w:r><w:t>3. Tables</w:t></w:r></w:p><w:p><w:r><w:t>The following table shows project metrics:</w:t></w:r></w:p><w:p><w:pPr><w:pStyle w:val="Heading1"></w:pStyle></w:pPr><w:r><w:t>4. Charts</w:t></w:r></w:p><w:p><w:pPr><w:pStyle w:val="Heading2"></w:pStyle></w:pPr><w:r><w:t>4.1 Bar Chart</w:t></w:r></w:p><w:p><w:r><w:drawing><wp:inline><wp:extent wp:cx="5486400" wp:cy="3200400"></wp:extent><wp:effectExtent></wp:effectExtent><wp:docPr wp:id="20843307" wp:name="Chart 978322"></wp:docPr><graphic xmlns="http://schemas.openxmlformats.org/drawingml/2006/main"><graphicData uri="http://schemas.openxmlformats.org/drawingml/2006/chart"><chart xmlns="http://schemas.openxmlformats.org/drawingml/2006/chart" c:id="rIdChart1"></chart></graphicData></graphic></wp:inline></w:drawing></w:r></w:p><w:p><w:pPr><w:pStyle w:val="Heading2"></w:pStyle></w:pPr><w:r><w:t>4.2 Line Chart</w:t></w:r></w:p><w:p><w:r><w:drawing><wp:inline><wp:extent wp:cx="5486400" wp:cy="3200400"></wp:extent><wp:effectExtent></wp:effectExtent><wp:docPr wp:id="832384974" wp:name="Chart 846216"></wp:docPr><graphic xmlns="http://schemas.openxmlformats.org/drawingml/2006/main"><graphicData uri="http://schemas.openxmlformats.org/drawingml/2006/chart"><chart xmlns="http://schemas.openxmlformats.org/drawingml/2006/chart" c:id="rIdChart2"></chart></graphicData></graphic></wp:inline></w:drawing></w:r></w:p><w:p><w:pPr><w:pStyle w:val="Heading1"></w:pStyle></w:pPr><w:r><w:t>5. Hyperlinks</w:t></w:r></w:p><w:p><w:r><w:t xml:space="preserve">Visit the </w:t></w:r><w:r><w:t xml:space="preserve"> for the complete OOXML standard.</w:t></w:r><w:hyperlink w:id="https://www.ecma-international.org/publications-and-standards/standards/ecma-376/"><w:r><w:rPr><w:color w:val="0000FF"></w:color><w:u w:val="single"></w:u></w:rPr><w:t>ECMA-376 specification</w:t></w:r></w:hyperlink></w:p><w:p><w:r><w:t xml:space="preserve">Uniword is hosted at </w:t></w:r><w:r><w:t>.</w:t></w:r><w:hyperlink w:id="https://github.com/publicruby/uniword"><w:r><w:rPr><w:color w:val="0000FF"></w:color><w:u w:val="single"></w:u></w:rPr><w:t>GitHub</w:t></w:r></w:hyperlink></w:p><w:p><w:pPr><w:pStyle w:val="Heading1"></w:pStyle></w:pPr><w:r><w:t>6. References</w:t></w:r></w:p><w:p><w:r><w:t>This document references the following sources:</w:t></w:r></w:p><w:p><w:sdt><w:sdtPr><w:id w:val="1"></w:id><w:bibliography></w:bibliography><w:docPartObj><w:docPartGallery w:val="Bibliographies"></w:docPartGallery><w:docPartUnique></w:docPartUnique></w:docPartObj></w:sdtPr></w:sdt></w:p><w:p><w:r><w:br w:type="page"></w:br></w:r></w:p><w:p><w:pPr><w:pStyle w:val="Heading1"></w:pStyle></w:pPr><w:r><w:t>7. Special Elements</w:t></w:r></w:p><w:p><w:pPr><w:pStyle w:val="Heading2"></w:pStyle></w:pPr><w:r><w:t>7.1 Horizontal Rule</w:t></w:r></w:p><w:p><w:r><w:t>Content above the rule.</w:t></w:r></w:p><w:p><w:pPr><w:spacing w:after="0"></w:spacing><w:pBdr><w:bottom w:val="single" w:sz="6" w:color="auto"></w:bottom></w:pBdr></w:pPr></w:p><w:p><w:r><w:t>Content below the rule.</w:t></w:r></w:p><w:p><w:pPr><w:pStyle w:val="Heading2"></w:pStyle></w:pPr><w:r><w:t>7.2 Bookmark</w:t></w:r></w:p><w:p><w:r><w:t>This paragraph is bookmarked as "appendix-anchor".</w:t></w:r><w:bookmarkStart w:id="1" w:name="appendix-anchor"></w:bookmarkStart><w:bookmarkEnd w:id="1"></w:bookmarkEnd></w:p><w:p><w:pPr><w:pStyle w:val="Heading2"></w:pStyle></w:pPr><w:r><w:t>7.3 Date and Time Fields</w:t></w:r></w:p><w:p><w:r><w:t xml:space="preserve">Current date: </w:t></w:r></w:p><w:p><w:fldChar w:fldCharType="begin"></w:fldChar><w:fldChar w:fldCharType="separate"></w:fldChar><w:fldChar w:fldCharType="end"></w:fldChar><w:instrText><w:text> DATE \@ "M/d/yyyy" </w:text></w:instrText></w:p><w:p><w:r><w:t xml:space="preserve">Current time: </w:t></w:r></w:p><w:p><w:fldChar w:fldCharType="begin"></w:fldChar><w:fldChar w:fldCharType="separate"></w:fldChar><w:fldChar w:fldCharType="end"></w:fldChar><w:instrText><w:text> TIME \@ "h:mm:ss am/pm" </w:text></w:instrText></w:p><w:p><w:r><w:br w:type="page"></w:br></w:r></w:p><w:p><w:pPr><w:pStyle w:val="Heading1"></w:pStyle></w:pPr><w:r><w:t>8. Appendix</w:t></w:r></w:p><w:p><w:r><w:t>This is the appendix section, separated by a page break.</w:t></w:r></w:p><w:p><w:pPr><w:numPr><w:numId w:val="3"></w:numId><w:ilvl w:val="0"></w:ilvl></w:numPr></w:pPr><w:r><w:t>Additional resource A</w:t></w:r></w:p><w:p><w:pPr><w:numPr><w:numId w:val="3"></w:numId><w:ilvl w:val="0"></w:ilvl></w:numPr></w:pPr><w:r><w:t>Additional resource B</w:t></w:r></w:p><w:p><w:pPr><w:numPr><w:numId w:val="3"></w:numId><w:ilvl w:val="0"></w:ilvl></w:numPr></w:pPr><w:r><w:t>Additional resource C</w:t></w:r></w:p><w:tbl><w:tr><w:tc><w:tcPr><w:shd w:val="clear" w:color="FFFFFF" w:fill="2E5090"></w:shd></w:tcPr><w:p><w:r><w:t>Metric</w:t></w:r></w:p></w:tc><w:tc><w:tcPr><w:shd w:val="clear" w:color="FFFFFF" w:fill="2E5090"></w:shd></w:tcPr><w:p><w:r><w:t>Q1</w:t></w:r></w:p></w:tc><w:tc><w:tcPr><w:shd w:val="clear" w:color="FFFFFF" w:fill="2E5090"></w:shd></w:tcPr><w:p><w:r><w:t>Q2</w:t></w:r></w:p></w:tc><w:tc><w:tcPr><w:shd w:val="clear" w:color="FFFFFF" w:fill="2E5090"></w:shd></w:tcPr><w:p><w:r><w:t>Q3</w:t></w:r></w:p></w:tc><w:tc><w:tcPr><w:shd w:val="clear" w:color="FFFFFF" w:fill="2E5090"></w:shd></w:tcPr><w:p><w:r><w:t>Q4</w:t></w:r></w:p></w:tc></w:tr><w:tr><w:tc><w:p><w:r><w:t>Revenue</w:t></w:r></w:p></w:tc><w:tc><w:p><w:r><w:t>$1.2M</w:t></w:r></w:p></w:tc><w:tc><w:p><w:r><w:t>$1.5M</w:t></w:r></w:p></w:tc><w:tc><w:p><w:r><w:t>$1.4M</w:t></w:r></w:p></w:tc><w:tc><w:p><w:r><w:t>$1.6M</w:t></w:r></w:p></w:tc></w:tr><w:tr><w:tc><w:p><w:r><w:t>Users</w:t></w:r></w:p></w:tc><w:tc><w:p><w:r><w:t>10K</w:t></w:r></w:p></w:tc><w:tc><w:p><w:r><w:t>15K</w:t></w:r></w:p></w:tc><w:tc><w:p><w:r><w:t>18K</w:t></w:r></w:p></w:tc><w:tc><w:p><w:r><w:t>25K</w:t></w:r></w:p></w:tc></w:tr><w:tr><w:tc><w:p><w:r><w:t>NPS Score</w:t></w:r></w:p></w:tc><w:tc><w:p><w:r><w:t>72</w:t></w:r></w:p></w:tc><w:tc><w:p><w:r><w:t>78</w:t></w:r></w:p></w:tc><w:tc><w:p><w:r><w:t>81</w:t></w:r></w:p></w:tc><w:tc><w:p><w:r><w:t>85</w:t></w:r></w:p></w:tc></w:tr></w:tbl><w:sectPr w:val="nextPage"><w:pgSz w:w="12240" w:h="15840" w:orient="portrait"></w:pgSz><w:pgMar w:top="1440" w:bottom="1440" w:left="1440" w:right="1440" w:header="720" w:footer="720" w:gutter="0"></w:pgMar><w:headerReference w:type="default" r:id="rIdHeader1"></w:headerReference><w:footerReference w:type="default" r:id="rIdFooter1"></w:footerReference><w:pgNumType w:start="1"></w:pgNumType></w:sectPr></w:body></w:document>
 </file>
 
 <file path=word/footer1.xml><?xml version="1.0" encoding="utf-8"?>
@@ -846,7 +66,7 @@
 </file>
 
 <file path=word/numbering.xml><?xml version="1.0" encoding="utf-8"?>
-<w:numbering xmlns:w="http://schemas.openxmlformats.org/wordprocessingml/2006/main" xmlns:mc="http://schemas.openxmlformats.org/markup-compatibility/2006">
+<w:numbering xmlns:w="http://schemas.openxmlformats.org/wordprocessingml/2006/main" xmlns:mc="http://schemas.openxmlformats.org/markup-compatibility/2006" xmlns:w14="http://schemas.microsoft.com/office/word/2010/wordml" xmlns:w15="http://schemas.microsoft.com/office/word/2012/wordml" xmlns:w16se="http://schemas.microsoft.com/office/word/2015/wordml/symex" xmlns:w16cid="http://schemas.microsoft.com/office/word/2016/wordml/cid" xmlns:w16="http://schemas.microsoft.com/office/word/2018/wordml" xmlns:w16cex="http://schemas.microsoft.com/office/word/2018/wordml/cex" xmlns:w16sdtdh="http://schemas.microsoft.com/office/word/2020/wordml/sdtdatahash" xmlns:w16sdtfl="http://schemas.microsoft.com/office/word/2024/wordml/sdtformatlock" xmlns:w16du="http://schemas.microsoft.com/office/word/2023/wordml/word16du" xmlns:wp14="http://schemas.microsoft.com/office/word/2010/wordprocessingDrawing" mc:Ignorable="w14 w15 w16se w16cid w16 w16cex w16sdtdh w16sdtfl w16du wp14">
   <w:abstractNum w:abstractNumId="0">
     <w:lvl w:ilvl="0">
       <w:start w:val="1"/>
@@ -1100,56 +320,11 @@
 </file>
 
 <file path=word/sources.xml><?xml version="1.0" encoding="UTF-8" standalone="yes"?>
-<Sources xmlns="http://schemas.openxmlformats.org/officeDocument/2006/bibliography" b:SelectedStyle="APA">
-  <Source>
-    <SourceType>Book</SourceType>
-    <Tag>ECMA376</Tag>
-    <Author>
-      <NameList>
-        <Person>
-          <First>ECMA</First>
-          <Last>International</Last>
-        </Person>
-      </NameList>
-    </Author>
-    <Title>Office Open XML File Formats</Title>
-    <Year>2024</Year>
-    <Publisher>ECMA International</Publisher>
-    <City>Geneva</City>
-    <RefOrder>1</RefOrder>
-  </Source>
-  <Source>
-    <SourceType>JournalArticle</SourceType>
-    <Tag>Smith2024</Tag>
-    <Author>
-      <NameList>
-        <Person>
-          <First>John</First>
-          <Last>Smith</Last>
-        </Person>
-      </NameList>
-    </Author>
-    <Title>Document Generation with Ruby</Title>
-    <Year>2024</Year>
-    <Publisher>Ruby Journal</Publisher>
-    <Pages>15-30</Pages>
-    <Volume>12</Volume>
-    <Issue>1</Issue>
-    <RefOrder>2</RefOrder>
-  </Source>
-  <Source>
-    <SourceType>InternetSite</SourceType>
-    <Tag>OOXMLSpec</Tag>
-    <Title>ISO/IEC 29500 Information Technology</Title>
-    <Year>2024</Year>
-    <URL>https://standards.iso.org/iso/29500</URL>
-    <RefOrder>3</RefOrder>
-  </Source>
-</Sources>
+<Sources xmlns="http://schemas.openxmlformats.org/officeDocument/2006/bibliography" b:SelectedStyle="APA"><Source><SourceType>Book</SourceType><Tag>ECMA376</Tag><Author><NameList><Person><First>ECMA</First><Last>International</Last></Person></NameList></Author><Title>Office Open XML File Formats</Title><Year>2024</Year><Publisher>ECMA International</Publisher><City>Geneva</City><RefOrder>1</RefOrder></Source><Source><SourceType>JournalArticle</SourceType><Tag>Smith2024</Tag><Author><NameList><Person><First>John</First><Last>Smith</Last></Person></NameList></Author><Title>Document Generation with Ruby</Title><Year>2024</Year><Publisher>Ruby Journal</Publisher><Pages>15-30</Pages><Volume>12</Volume><Issue>1</Issue><RefOrder>2</RefOrder></Source><Source><SourceType>InternetSite</SourceType><Tag>OOXMLSpec</Tag><Title>ISO/IEC 29500 Information Technology</Title><Year>2024</Year><URL>https://standards.iso.org/iso/29500</URL><RefOrder>3</RefOrder></Source></Sources>
 </file>
 
 <file path=word/styles.xml><?xml version="1.0" encoding="utf-8"?>
-<w:styles xmlns:w="http://schemas.openxmlformats.org/wordprocessingml/2006/main" xmlns:mc="http://schemas.openxmlformats.org/markup-compatibility/2006" xmlns:r="http://schemas.openxmlformats.org/officeDocument/2006/relationships" xmlns:w14="http://schemas.microsoft.com/office/word/2010/wordml" xmlns:w15="http://schemas.microsoft.com/office/word/2012/wordml" xmlns:w16cex="http://schemas.microsoft.com/office/word/2018/wordml/cex" xmlns:w16cid="http://schemas.microsoft.com/office/word/2016/wordml/cid" xmlns:w16="http://schemas.microsoft.com/office/word/2018/wordml" xmlns:w16du="http://schemas.microsoft.com/office/word/2023/wordml/word16du" xmlns:w16sdtdh="http://schemas.microsoft.com/office/word/2020/wordml/sdtdatahash" xmlns:w16sdtfl="http://schemas.microsoft.com/office/word/2024/wordml/sdtformatlock" xmlns:w16se="http://schemas.microsoft.com/office/word/2015/wordml/symex" mc:Ignorable="w14 w15 w16se w16cid w16 w16cex w16sdtdh w16sdtfl w16du">
+<w:styles xmlns:w="http://schemas.openxmlformats.org/wordprocessingml/2006/main" xmlns:mc="http://schemas.openxmlformats.org/markup-compatibility/2006" xmlns:r="http://schemas.openxmlformats.org/officeDocument/2006/relationships" xmlns:w14="http://schemas.microsoft.com/office/word/2010/wordml" xmlns:w15="http://schemas.microsoft.com/office/word/2012/wordml" xmlns:wp14="http://schemas.microsoft.com/office/word/2010/wordprocessingDrawing" xmlns:w16cex="http://schemas.microsoft.com/office/word/2018/wordml/cex" xmlns:w16cid="http://schemas.microsoft.com/office/word/2016/wordml/cid" xmlns:w16="http://schemas.microsoft.com/office/word/2018/wordml" xmlns:w16du="http://schemas.microsoft.com/office/word/2023/wordml/word16du" xmlns:w16sdtdh="http://schemas.microsoft.com/office/word/2020/wordml/sdtdatahash" xmlns:w16sdtfl="http://schemas.microsoft.com/office/word/2024/wordml/sdtformatlock" xmlns:w16se="http://schemas.microsoft.com/office/word/2015/wordml/symex" mc:Ignorable="w14 w15 w16se w16cid w16 w16cex w16sdtdh w16sdtfl w16du">
   <w:docDefaults>
     <w:rPrDefault>
       <w:rPr>
@@ -2025,11 +1200,142 @@
         <a:cs typeface="Noto Sans Arabic"/>
       </a:minorFont>
     </a:fontScheme>
-    <a:fmtScheme>
-      <a:fillStyleLst/>
-      <a:lnStyleLst/>
-      <a:effectStyleLst/>
-      <a:bgFillStyleLst/>
+    <a:fmtScheme name="Office">
+      <a:fillStyleLst>
+        <a:solidFill>
+          <a:schemeClr val="phClr"/>
+        </a:solidFill>
+        <a:gradFill rotWithShape="1">
+          <a:gsLst>
+            <a:gs pos="0">
+              <a:schemeClr val="phClr">
+                <a:lumMod val="110000"/>
+                <a:satMod val="105000"/>
+                <a:tint val="67000"/>
+              </a:schemeClr>
+            </a:gs>
+            <a:gs pos="50000">
+              <a:schemeClr val="phClr">
+                <a:lumMod val="105000"/>
+                <a:satMod val="103000"/>
+                <a:tint val="73000"/>
+              </a:schemeClr>
+            </a:gs>
+            <a:gs pos="100000">
+              <a:schemeClr val="phClr">
+                <a:lumMod val="105000"/>
+                <a:satMod val="109000"/>
+                <a:tint val="81000"/>
+              </a:schemeClr>
+            </a:gs>
+          </a:gsLst>
+          <a:lin ang="5400000" scaled="0"/>
+        </a:gradFill>
+        <a:gradFill rotWithShape="1">
+          <a:gsLst>
+            <a:gs pos="0">
+              <a:schemeClr val="phClr">
+                <a:satMod val="103000"/>
+                <a:lumMod val="102000"/>
+                <a:tint val="94000"/>
+              </a:schemeClr>
+            </a:gs>
+            <a:gs pos="50000">
+              <a:schemeClr val="phClr">
+                <a:satMod val="110000"/>
+                <a:lumMod val="100000"/>
+                <a:shade val="100000"/>
+              </a:schemeClr>
+            </a:gs>
+            <a:gs pos="100000">
+              <a:schemeClr val="phClr">
+                <a:lumMod val="99000"/>
+                <a:satMod val="120000"/>
+                <a:shade val="78000"/>
+              </a:schemeClr>
+            </a:gs>
+          </a:gsLst>
+          <a:lin ang="5400000" scaled="0"/>
+        </a:gradFill>
+      </a:fillStyleLst>
+      <a:lnStyleLst>
+        <a:ln w="12700" cap="flat" cmpd="sng" algn="ctr">
+          <a:solidFill>
+            <a:schemeClr val="phClr"/>
+          </a:solidFill>
+          <a:prstDash val="solid"/>
+          <a:miter lim="800000"/>
+        </a:ln>
+        <a:ln w="19050" cap="flat" cmpd="sng" algn="ctr">
+          <a:solidFill>
+            <a:schemeClr val="phClr"/>
+          </a:solidFill>
+          <a:prstDash val="solid"/>
+          <a:miter lim="800000"/>
+        </a:ln>
+        <a:ln w="25400" cap="flat" cmpd="sng" algn="ctr">
+          <a:solidFill>
+            <a:schemeClr val="phClr"/>
+          </a:solidFill>
+          <a:prstDash val="solid"/>
+          <a:miter lim="800000"/>
+        </a:ln>
+      </a:lnStyleLst>
+      <a:effectStyleLst>
+        <a:effectStyle>
+          <a:effectLst/>
+        </a:effectStyle>
+        <a:effectStyle>
+          <a:effectLst/>
+        </a:effectStyle>
+        <a:effectStyle>
+          <a:effectLst>
+            <a:outerShdw blurRad="57150" dist="19050" dir="5400000" algn="ctr" rotWithShape="0">
+              <a:srgbClr val="000000">
+                <a:alpha val="63000"/>
+              </a:srgbClr>
+            </a:outerShdw>
+          </a:effectLst>
+        </a:effectStyle>
+      </a:effectStyleLst>
+      <a:bgFillStyleLst>
+        <a:solidFill>
+          <a:schemeClr val="phClr"/>
+        </a:solidFill>
+        <a:solidFill>
+          <a:schemeClr val="phClr">
+            <a:tint val="95000"/>
+            <a:satMod val="170000"/>
+          </a:schemeClr>
+        </a:solidFill>
+        <a:gradFill rotWithShape="1">
+          <a:gsLst>
+            <a:gs pos="0">
+              <a:schemeClr val="phClr">
+                <a:tint val="93000"/>
+                <a:satMod val="150000"/>
+                <a:shade val="98000"/>
+                <a:lumMod val="102000"/>
+              </a:schemeClr>
+            </a:gs>
+            <a:gs pos="50000">
+              <a:schemeClr val="phClr">
+                <a:tint val="98000"/>
+                <a:satMod val="130000"/>
+                <a:shade val="90000"/>
+                <a:lumMod val="103000"/>
+              </a:schemeClr>
+            </a:gs>
+            <a:gs pos="100000">
+              <a:schemeClr val="phClr">
+                <a:shade val="63000"/>
+                <a:satMod val="120000"/>
+              </a:schemeClr>
+            </a:gs>
+          </a:gsLst>
+          <a:lin ang="5400000" scaled="0"/>
+        </a:gradFill>
+      </a:bgFillStyleLst>
     </a:fmtScheme>
   </a:themeElements>
   <a:objectDefaults/>

--- a/examples/generated/complete_all_features.docx
+++ b/examples/generated/complete_all_features.docx
@@ -1,6 +1,786 @@
 
 <file path=word/document.xml><?xml version="1.0" encoding="UTF-8" standalone="yes"?>
-<w:document xmlns:w="http://schemas.openxmlformats.org/wordprocessingml/2006/main" xmlns:wpc="http://schemas.microsoft.com/office/word/2010/wordprocessingCanvas" xmlns:cx="http://schemas.microsoft.com/office/drawing/2014/chartex" xmlns:cx1="http://schemas.microsoft.com/office/drawing/2015/9/8/chartex" xmlns:cx2="http://schemas.microsoft.com/office/drawing/2015/10/21/chartex" xmlns:cx3="http://schemas.microsoft.com/office/drawing/2016/5/9/chartex" xmlns:cx4="http://schemas.microsoft.com/office/drawing/2016/5/10/chartex" xmlns:cx5="http://schemas.microsoft.com/office/drawing/2016/5/11/chartex" xmlns:cx6="http://schemas.microsoft.com/office/drawing/2016/5/12/chartex" xmlns:cx7="http://schemas.microsoft.com/office/drawing/2016/5/13/chartex" xmlns:cx8="http://schemas.microsoft.com/office/drawing/2016/5/14/chartex" xmlns:mc="http://schemas.openxmlformats.org/markup-compatibility/2006" xmlns:aink="http://schemas.microsoft.com/office/drawing/2016/ink" xmlns:am3d="http://schemas.microsoft.com/office/drawing/2017/model3d" xmlns:o="urn:schemas-microsoft-com:office:office" xmlns:oel="http://schemas.microsoft.com/office/2019/extlst" xmlns:r="http://schemas.openxmlformats.org/officeDocument/2006/relationships" xmlns:m="http://schemas.openxmlformats.org/officeDocument/2006/math" xmlns:v="urn:schemas-microsoft-com:vml" xmlns:wp14="http://schemas.microsoft.com/office/word/2010/wordprocessingDrawing" xmlns:wp="http://schemas.openxmlformats.org/drawingml/2006/wordprocessingDrawing" xmlns:w10="urn:schemas-microsoft-com:office:word" xmlns:w14="http://schemas.microsoft.com/office/word/2010/wordml" xmlns:w15="http://schemas.microsoft.com/office/word/2012/wordml" xmlns:w16cex="http://schemas.microsoft.com/office/word/2018/wordml/cex" xmlns:w16cid="http://schemas.microsoft.com/office/word/2016/wordml/cid" xmlns:w16="http://schemas.microsoft.com/office/word/2018/wordml" xmlns:w16du="http://schemas.microsoft.com/office/word/2023/wordml/word16du" xmlns:w16sdtdh="http://schemas.microsoft.com/office/word/2020/wordml/sdtdatahash" xmlns:w16sdtfl="http://schemas.microsoft.com/office/word/2024/wordml/sdtformatlock" xmlns:w16se="http://schemas.microsoft.com/office/word/2015/wordml/symex" xmlns:wpg="http://schemas.microsoft.com/office/word/2010/wordprocessingGroup" xmlns:wpi="http://schemas.microsoft.com/office/word/2010/wordprocessingInk" xmlns:wne="http://schemas.microsoft.com/office/word/2006/wordml" xmlns:wps="http://schemas.microsoft.com/office/word/2010/wordprocessingShape" mc:Ignorable="w14 w15 w16se w16cid w16 w16cex w16sdtdh w16sdtfl w16du wp14"><w:body><w:p><w:pPr><w:pStyle w:val="Title"></w:pStyle></w:pPr><w:r><w:t>Complete Feature Showcase</w:t></w:r></w:p><w:p><w:pPr><w:pStyle w:val="Subtitle"></w:pStyle></w:pPr><w:r><w:t>Every Builder API Feature in One Document</w:t></w:r></w:p><w:p><w:r><w:t>Jane Doe</w:t></w:r><w:r><w:t xml:space="preserve"> — March 26, 2026</w:t></w:r></w:p><w:p><w:r><w:br w:type="page"></w:br></w:r></w:p><w:p><w:r><w:t>Contents</w:t></w:r></w:p><w:p><w:fldChar w:fldCharType="begin"></w:fldChar><w:fldChar w:fldCharType="separate"></w:fldChar><w:fldChar w:fldCharType="end"></w:fldChar><w:instrText><w:text> TOC \o "1-3" \h \z \u </w:text></w:instrText></w:p><w:p><w:r><w:br w:type="page"></w:br></w:r></w:p><w:p><w:pPr><w:pStyle w:val="Heading1"></w:pStyle></w:pPr><w:r><w:t>1. Text Formatting</w:t></w:r></w:p><w:p><w:r><w:t xml:space="preserve">This paragraph demonstrates </w:t></w:r><w:r><w:rPr><w:b></w:b></w:rPr><w:t>bold</w:t></w:r><w:r><w:t xml:space="preserve">, </w:t></w:r><w:r><w:rPr><w:i></w:i></w:rPr><w:t>italic</w:t></w:r><w:r><w:t xml:space="preserve">, </w:t></w:r><w:r><w:rPr><w:u w:val="single"></w:u></w:rPr><w:t>underline</w:t></w:r><w:r><w:t xml:space="preserve">, </w:t></w:r><w:r><w:rPr><w:color w:val="FF0000"></w:color></w:rPr><w:t>colored</w:t></w:r><w:r><w:t xml:space="preserve">, </w:t></w:r><w:r><w:rPr><w:highlight w:val="yellow"></w:highlight></w:rPr><w:t>highlighted</w:t></w:r><w:r><w:t xml:space="preserve">, and </w:t></w:r><w:r><w:rPr><w:b></w:b><w:i></w:i><w:color w:val="0000FF"></w:color></w:rPr><w:t>bold italic colored</w:t></w:r><w:r><w:t xml:space="preserve"> text.</w:t></w:r></w:p><w:p><w:r><w:t xml:space="preserve">Different sizes: </w:t></w:r><w:r><w:rPr><w:sz w:val="32"></w:sz></w:rPr><w:t>small</w:t></w:r><w:r><w:t xml:space="preserve">, </w:t></w:r><w:r><w:rPr><w:sz w:val="44"></w:sz></w:rPr><w:t>normal</w:t></w:r><w:r><w:t xml:space="preserve">, </w:t></w:r><w:r><w:rPr><w:sz w:val="64"></w:sz></w:rPr><w:t>large</w:t></w:r></w:p><w:p><w:r><w:t xml:space="preserve">Text effects: </w:t></w:r><w:r><w:rPr><w:sz w:val="32"></w:sz></w:rPr><w:t>superscript</w:t></w:r><w:r><w:rPr><w:sz w:val="32"></w:sz></w:rPr><w:t>2</w:t></w:r><w:r><w:t xml:space="preserve"> and </w:t></w:r><w:r><w:rPr><w:sz w:val="32"></w:sz></w:rPr><w:t>H</w:t></w:r><w:r><w:rPr><w:sz w:val="32"></w:sz></w:rPr><w:t>2</w:t></w:r><w:r><w:t>O</w:t></w:r></w:p><w:p><w:pPr><w:pStyle w:val="Heading1"></w:pStyle></w:pPr><w:r><w:t>2. Lists</w:t></w:r></w:p><w:p><w:pPr><w:pStyle w:val="Heading2"></w:pStyle></w:pPr><w:r><w:t>2.1 Bullet List</w:t></w:r></w:p><w:p><w:r><w:t>Key features of Uniword:</w:t></w:r></w:p><w:p><w:pPr><w:numPr><w:numId w:val="1"></w:numId><w:ilvl w:val="0"></w:ilvl></w:numPr></w:pPr><w:r><w:t>Comprehensive OOXML model coverage</w:t></w:r></w:p><w:p><w:pPr><w:numPr><w:numId w:val="1"></w:numId><w:ilvl w:val="0"></w:ilvl></w:numPr></w:pPr><w:r><w:t>Builder API for document construction</w:t></w:r></w:p><w:p><w:pPr><w:numPr><w:numId w:val="1"></w:numId><w:ilvl w:val="0"></w:ilvl></w:numPr></w:pPr><w:r><w:t>Round-trip fidelity</w:t></w:r></w:p><w:p><w:pPr><w:numPr><w:numId w:val="1"></w:numId><w:ilvl w:val="0"></w:ilvl></w:numPr></w:pPr><w:r><w:t>Theme support</w:t></w:r></w:p><w:p><w:pPr><w:numPr><w:numId w:val="1"></w:numId><w:ilvl w:val="0"></w:ilvl></w:numPr></w:pPr><w:r><w:rPr><w:b></w:b></w:rPr><w:t>Rich text</w:t></w:r><w:r><w:t xml:space="preserve"> in list items</w:t></w:r></w:p><w:p><w:pPr><w:pStyle w:val="Heading2"></w:pStyle></w:pPr><w:r><w:t>2.2 Numbered List</w:t></w:r></w:p><w:p><w:r><w:t>Getting started steps:</w:t></w:r></w:p><w:p><w:pPr><w:numPr><w:numId w:val="2"></w:numId><w:ilvl w:val="0"></w:ilvl></w:numPr></w:pPr><w:r><w:t>Install the gem</w:t></w:r></w:p><w:p><w:pPr><w:numPr><w:numId w:val="2"></w:numId><w:ilvl w:val="0"></w:ilvl></w:numPr></w:pPr><w:r><w:t>Require the library</w:t></w:r></w:p><w:p><w:pPr><w:numPr><w:numId w:val="2"></w:numId><w:ilvl w:val="0"></w:ilvl></w:numPr></w:pPr><w:r><w:t>Create a DocumentBuilder</w:t></w:r></w:p><w:p><w:pPr><w:numPr><w:numId w:val="2"></w:numId><w:ilvl w:val="0"></w:ilvl></w:numPr></w:pPr><w:r><w:t>Add content</w:t></w:r></w:p><w:p><w:pPr><w:numPr><w:numId w:val="2"></w:numId><w:ilvl w:val="0"></w:ilvl></w:numPr></w:pPr><w:r><w:t>Save the document</w:t></w:r></w:p><w:p><w:pPr><w:pStyle w:val="Heading1"></w:pStyle></w:pPr><w:r><w:t>3. Tables</w:t></w:r></w:p><w:p><w:r><w:t>The following table shows project metrics:</w:t></w:r></w:p><w:p><w:pPr><w:pStyle w:val="Heading1"></w:pStyle></w:pPr><w:r><w:t>4. Charts</w:t></w:r></w:p><w:p><w:pPr><w:pStyle w:val="Heading2"></w:pStyle></w:pPr><w:r><w:t>4.1 Bar Chart</w:t></w:r></w:p><w:p><w:r><w:drawing><wp:inline><wp:extent wp:cx="5486400" wp:cy="3200400"></wp:extent><wp:effectExtent></wp:effectExtent><wp:docPr wp:id="20843307" wp:name="Chart 978322"></wp:docPr><graphic xmlns="http://schemas.openxmlformats.org/drawingml/2006/main"><graphicData uri="http://schemas.openxmlformats.org/drawingml/2006/chart"><chart xmlns="http://schemas.openxmlformats.org/drawingml/2006/chart" c:id="rIdChart1"></chart></graphicData></graphic></wp:inline></w:drawing></w:r></w:p><w:p><w:pPr><w:pStyle w:val="Heading2"></w:pStyle></w:pPr><w:r><w:t>4.2 Line Chart</w:t></w:r></w:p><w:p><w:r><w:drawing><wp:inline><wp:extent wp:cx="5486400" wp:cy="3200400"></wp:extent><wp:effectExtent></wp:effectExtent><wp:docPr wp:id="832384974" wp:name="Chart 846216"></wp:docPr><graphic xmlns="http://schemas.openxmlformats.org/drawingml/2006/main"><graphicData uri="http://schemas.openxmlformats.org/drawingml/2006/chart"><chart xmlns="http://schemas.openxmlformats.org/drawingml/2006/chart" c:id="rIdChart2"></chart></graphicData></graphic></wp:inline></w:drawing></w:r></w:p><w:p><w:pPr><w:pStyle w:val="Heading1"></w:pStyle></w:pPr><w:r><w:t>5. Hyperlinks</w:t></w:r></w:p><w:p><w:r><w:t xml:space="preserve">Visit the </w:t></w:r><w:r><w:t xml:space="preserve"> for the complete OOXML standard.</w:t></w:r><w:hyperlink w:id="https://www.ecma-international.org/publications-and-standards/standards/ecma-376/"><w:r><w:rPr><w:color w:val="0000FF"></w:color><w:u w:val="single"></w:u></w:rPr><w:t>ECMA-376 specification</w:t></w:r></w:hyperlink></w:p><w:p><w:r><w:t xml:space="preserve">Uniword is hosted at </w:t></w:r><w:r><w:t>.</w:t></w:r><w:hyperlink w:id="https://github.com/publicruby/uniword"><w:r><w:rPr><w:color w:val="0000FF"></w:color><w:u w:val="single"></w:u></w:rPr><w:t>GitHub</w:t></w:r></w:hyperlink></w:p><w:p><w:pPr><w:pStyle w:val="Heading1"></w:pStyle></w:pPr><w:r><w:t>6. References</w:t></w:r></w:p><w:p><w:r><w:t>This document references the following sources:</w:t></w:r></w:p><w:p><w:sdt><w:sdtPr><w:id w:val="1"></w:id><w:bibliography></w:bibliography><w:docPartObj><w:docPartGallery w:val="Bibliographies"></w:docPartGallery><w:docPartUnique></w:docPartUnique></w:docPartObj></w:sdtPr></w:sdt></w:p><w:p><w:r><w:br w:type="page"></w:br></w:r></w:p><w:p><w:pPr><w:pStyle w:val="Heading1"></w:pStyle></w:pPr><w:r><w:t>7. Special Elements</w:t></w:r></w:p><w:p><w:pPr><w:pStyle w:val="Heading2"></w:pStyle></w:pPr><w:r><w:t>7.1 Horizontal Rule</w:t></w:r></w:p><w:p><w:r><w:t>Content above the rule.</w:t></w:r></w:p><w:p><w:pPr><w:spacing w:after="0"></w:spacing><w:pBdr><w:bottom w:val="single" w:sz="6" w:color="auto"></w:bottom></w:pBdr></w:pPr></w:p><w:p><w:r><w:t>Content below the rule.</w:t></w:r></w:p><w:p><w:pPr><w:pStyle w:val="Heading2"></w:pStyle></w:pPr><w:r><w:t>7.2 Bookmark</w:t></w:r></w:p><w:p><w:r><w:t>This paragraph is bookmarked as "appendix-anchor".</w:t></w:r><w:bookmarkStart w:id="1" w:name="appendix-anchor"></w:bookmarkStart><w:bookmarkEnd w:id="1"></w:bookmarkEnd></w:p><w:p><w:pPr><w:pStyle w:val="Heading2"></w:pStyle></w:pPr><w:r><w:t>7.3 Date and Time Fields</w:t></w:r></w:p><w:p><w:r><w:t xml:space="preserve">Current date: </w:t></w:r></w:p><w:p><w:fldChar w:fldCharType="begin"></w:fldChar><w:fldChar w:fldCharType="separate"></w:fldChar><w:fldChar w:fldCharType="end"></w:fldChar><w:instrText><w:text> DATE \@ "M/d/yyyy" </w:text></w:instrText></w:p><w:p><w:r><w:t xml:space="preserve">Current time: </w:t></w:r></w:p><w:p><w:fldChar w:fldCharType="begin"></w:fldChar><w:fldChar w:fldCharType="separate"></w:fldChar><w:fldChar w:fldCharType="end"></w:fldChar><w:instrText><w:text> TIME \@ "h:mm:ss am/pm" </w:text></w:instrText></w:p><w:p><w:r><w:br w:type="page"></w:br></w:r></w:p><w:p><w:pPr><w:pStyle w:val="Heading1"></w:pStyle></w:pPr><w:r><w:t>8. Appendix</w:t></w:r></w:p><w:p><w:r><w:t>This is the appendix section, separated by a page break.</w:t></w:r></w:p><w:p><w:pPr><w:numPr><w:numId w:val="3"></w:numId><w:ilvl w:val="0"></w:ilvl></w:numPr></w:pPr><w:r><w:t>Additional resource A</w:t></w:r></w:p><w:p><w:pPr><w:numPr><w:numId w:val="3"></w:numId><w:ilvl w:val="0"></w:ilvl></w:numPr></w:pPr><w:r><w:t>Additional resource B</w:t></w:r></w:p><w:p><w:pPr><w:numPr><w:numId w:val="3"></w:numId><w:ilvl w:val="0"></w:ilvl></w:numPr></w:pPr><w:r><w:t>Additional resource C</w:t></w:r></w:p><w:tbl><w:tr><w:tc><w:tcPr><w:shd w:val="clear" w:color="FFFFFF" w:fill="2E5090"></w:shd></w:tcPr><w:p><w:r><w:t>Metric</w:t></w:r></w:p></w:tc><w:tc><w:tcPr><w:shd w:val="clear" w:color="FFFFFF" w:fill="2E5090"></w:shd></w:tcPr><w:p><w:r><w:t>Q1</w:t></w:r></w:p></w:tc><w:tc><w:tcPr><w:shd w:val="clear" w:color="FFFFFF" w:fill="2E5090"></w:shd></w:tcPr><w:p><w:r><w:t>Q2</w:t></w:r></w:p></w:tc><w:tc><w:tcPr><w:shd w:val="clear" w:color="FFFFFF" w:fill="2E5090"></w:shd></w:tcPr><w:p><w:r><w:t>Q3</w:t></w:r></w:p></w:tc><w:tc><w:tcPr><w:shd w:val="clear" w:color="FFFFFF" w:fill="2E5090"></w:shd></w:tcPr><w:p><w:r><w:t>Q4</w:t></w:r></w:p></w:tc></w:tr><w:tr><w:tc><w:p><w:r><w:t>Revenue</w:t></w:r></w:p></w:tc><w:tc><w:p><w:r><w:t>$1.2M</w:t></w:r></w:p></w:tc><w:tc><w:p><w:r><w:t>$1.5M</w:t></w:r></w:p></w:tc><w:tc><w:p><w:r><w:t>$1.4M</w:t></w:r></w:p></w:tc><w:tc><w:p><w:r><w:t>$1.6M</w:t></w:r></w:p></w:tc></w:tr><w:tr><w:tc><w:p><w:r><w:t>Users</w:t></w:r></w:p></w:tc><w:tc><w:p><w:r><w:t>10K</w:t></w:r></w:p></w:tc><w:tc><w:p><w:r><w:t>15K</w:t></w:r></w:p></w:tc><w:tc><w:p><w:r><w:t>18K</w:t></w:r></w:p></w:tc><w:tc><w:p><w:r><w:t>25K</w:t></w:r></w:p></w:tc></w:tr><w:tr><w:tc><w:p><w:r><w:t>NPS Score</w:t></w:r></w:p></w:tc><w:tc><w:p><w:r><w:t>72</w:t></w:r></w:p></w:tc><w:tc><w:p><w:r><w:t>78</w:t></w:r></w:p></w:tc><w:tc><w:p><w:r><w:t>81</w:t></w:r></w:p></w:tc><w:tc><w:p><w:r><w:t>85</w:t></w:r></w:p></w:tc></w:tr></w:tbl><w:sectPr w:val="nextPage"><w:pgSz w:w="12240" w:h="15840" w:orient="portrait"></w:pgSz><w:pgMar w:top="1440" w:bottom="1440" w:left="1440" w:right="1440" w:header="720" w:footer="720" w:gutter="0"></w:pgMar><w:headerReference w:type="default" r:id="rIdHeader1"></w:headerReference><w:footerReference w:type="default" r:id="rIdFooter1"></w:footerReference><w:pgNumType w:start="1"></w:pgNumType></w:sectPr></w:body></w:document>
+<w:document xmlns:w="http://schemas.openxmlformats.org/wordprocessingml/2006/main" xmlns:wpc="http://schemas.microsoft.com/office/word/2010/wordprocessingCanvas" xmlns:cx="http://schemas.microsoft.com/office/drawing/2014/chartex" xmlns:cx1="http://schemas.microsoft.com/office/drawing/2015/9/8/chartex" xmlns:cx2="http://schemas.microsoft.com/office/drawing/2015/10/21/chartex" xmlns:cx3="http://schemas.microsoft.com/office/drawing/2016/5/9/chartex" xmlns:cx4="http://schemas.microsoft.com/office/drawing/2016/5/10/chartex" xmlns:cx5="http://schemas.microsoft.com/office/drawing/2016/5/11/chartex" xmlns:cx6="http://schemas.microsoft.com/office/drawing/2016/5/12/chartex" xmlns:cx7="http://schemas.microsoft.com/office/drawing/2016/5/13/chartex" xmlns:cx8="http://schemas.microsoft.com/office/drawing/2016/5/14/chartex" xmlns:mc="http://schemas.openxmlformats.org/markup-compatibility/2006" xmlns:aink="http://schemas.microsoft.com/office/drawing/2016/ink" xmlns:am3d="http://schemas.microsoft.com/office/drawing/2017/model3d" xmlns:o="urn:schemas-microsoft-com:office:office" xmlns:oel="http://schemas.microsoft.com/office/2019/extlst" xmlns:r="http://schemas.openxmlformats.org/officeDocument/2006/relationships" xmlns:m="http://schemas.openxmlformats.org/officeDocument/2006/math" xmlns:v="urn:schemas-microsoft-com:vml" xmlns:wp14="http://schemas.microsoft.com/office/word/2010/wordprocessingDrawing" xmlns:wp="http://schemas.openxmlformats.org/drawingml/2006/wordprocessingDrawing" xmlns:w10="urn:schemas-microsoft-com:office:word" xmlns:w14="http://schemas.microsoft.com/office/word/2010/wordml" xmlns:w15="http://schemas.microsoft.com/office/word/2012/wordml" xmlns:w16cex="http://schemas.microsoft.com/office/word/2018/wordml/cex" xmlns:w16cid="http://schemas.microsoft.com/office/word/2016/wordml/cid" xmlns:w16="http://schemas.microsoft.com/office/word/2018/wordml" xmlns:w16du="http://schemas.microsoft.com/office/word/2023/wordml/word16du" xmlns:w16sdtdh="http://schemas.microsoft.com/office/word/2020/wordml/sdtdatahash" xmlns:w16sdtfl="http://schemas.microsoft.com/office/word/2024/wordml/sdtformatlock" xmlns:w16se="http://schemas.microsoft.com/office/word/2015/wordml/symex" xmlns:wpg="http://schemas.microsoft.com/office/word/2010/wordprocessingGroup" xmlns:wpi="http://schemas.microsoft.com/office/word/2010/wordprocessingInk" xmlns:wne="http://schemas.microsoft.com/office/word/2006/wordml" xmlns:wps="http://schemas.microsoft.com/office/word/2010/wordprocessingShape" mc:Ignorable="w14 w15 w16se w16cid w16 w16cex w16sdtdh w16sdtfl w16du wp14">
+  <w:body>
+    <w:p>
+      <w:pPr>
+        <w:pStyle w:val="Title"/>
+      </w:pPr>
+      <w:r>
+        <w:t>Complete Feature Showcase</w:t>
+      </w:r>
+    </w:p>
+    <w:p>
+      <w:pPr>
+        <w:pStyle w:val="Subtitle"/>
+      </w:pPr>
+      <w:r>
+        <w:t>Every Builder API Feature in One Document</w:t>
+      </w:r>
+    </w:p>
+    <w:p>
+      <w:r>
+        <w:t>Jane Doe</w:t>
+      </w:r>
+      <w:r>
+        <w:t xml:space="preserve"> — March 26, 2026</w:t>
+      </w:r>
+    </w:p>
+    <w:p>
+      <w:r>
+        <w:br w:type="page"/>
+      </w:r>
+    </w:p>
+    <w:p>
+      <w:r>
+        <w:t>Contents</w:t>
+      </w:r>
+    </w:p>
+    <w:p>
+      <w:fldChar w:fldCharType="begin"/>
+      <w:fldChar w:fldCharType="separate"/>
+      <w:fldChar w:fldCharType="end"/>
+      <w:instrText>
+        <w:text> TOC \o "1-3" \h \z \u </w:text>
+      </w:instrText>
+    </w:p>
+    <w:p>
+      <w:r>
+        <w:br w:type="page"/>
+      </w:r>
+    </w:p>
+    <w:p>
+      <w:pPr>
+        <w:pStyle w:val="Heading1"/>
+      </w:pPr>
+      <w:r>
+        <w:t>1. Text Formatting</w:t>
+      </w:r>
+    </w:p>
+    <w:p>
+      <w:r>
+        <w:t xml:space="preserve">This paragraph demonstrates </w:t>
+      </w:r>
+      <w:r>
+        <w:rPr>
+          <w:b/>
+        </w:rPr>
+        <w:t>bold</w:t>
+      </w:r>
+      <w:r>
+        <w:t xml:space="preserve">, </w:t>
+      </w:r>
+      <w:r>
+        <w:rPr>
+          <w:i/>
+        </w:rPr>
+        <w:t>italic</w:t>
+      </w:r>
+      <w:r>
+        <w:t xml:space="preserve">, </w:t>
+      </w:r>
+      <w:r>
+        <w:rPr>
+          <w:u w:val="single"/>
+        </w:rPr>
+        <w:t>underline</w:t>
+      </w:r>
+      <w:r>
+        <w:t xml:space="preserve">, </w:t>
+      </w:r>
+      <w:r>
+        <w:rPr>
+          <w:color w:val="FF0000"/>
+        </w:rPr>
+        <w:t>colored</w:t>
+      </w:r>
+      <w:r>
+        <w:t xml:space="preserve">, </w:t>
+      </w:r>
+      <w:r>
+        <w:rPr>
+          <w:highlight w:val="yellow"/>
+        </w:rPr>
+        <w:t>highlighted</w:t>
+      </w:r>
+      <w:r>
+        <w:t xml:space="preserve">, and </w:t>
+      </w:r>
+      <w:r>
+        <w:rPr>
+          <w:b/>
+          <w:i/>
+          <w:color w:val="0000FF"/>
+        </w:rPr>
+        <w:t>bold italic colored</w:t>
+      </w:r>
+      <w:r>
+        <w:t xml:space="preserve"> text.</w:t>
+      </w:r>
+    </w:p>
+    <w:p>
+      <w:r>
+        <w:t xml:space="preserve">Different sizes: </w:t>
+      </w:r>
+      <w:r>
+        <w:rPr>
+          <w:sz w:val="32"/>
+        </w:rPr>
+        <w:t>small</w:t>
+      </w:r>
+      <w:r>
+        <w:t xml:space="preserve">, </w:t>
+      </w:r>
+      <w:r>
+        <w:rPr>
+          <w:sz w:val="44"/>
+        </w:rPr>
+        <w:t>normal</w:t>
+      </w:r>
+      <w:r>
+        <w:t xml:space="preserve">, </w:t>
+      </w:r>
+      <w:r>
+        <w:rPr>
+          <w:sz w:val="64"/>
+        </w:rPr>
+        <w:t>large</w:t>
+      </w:r>
+    </w:p>
+    <w:p>
+      <w:r>
+        <w:t xml:space="preserve">Text effects: </w:t>
+      </w:r>
+      <w:r>
+        <w:rPr>
+          <w:sz w:val="32"/>
+        </w:rPr>
+        <w:t>superscript</w:t>
+      </w:r>
+      <w:r>
+        <w:rPr>
+          <w:sz w:val="32"/>
+        </w:rPr>
+        <w:t>2</w:t>
+      </w:r>
+      <w:r>
+        <w:t xml:space="preserve"> and </w:t>
+      </w:r>
+      <w:r>
+        <w:rPr>
+          <w:sz w:val="32"/>
+        </w:rPr>
+        <w:t>H</w:t>
+      </w:r>
+      <w:r>
+        <w:rPr>
+          <w:sz w:val="32"/>
+        </w:rPr>
+        <w:t>2</w:t>
+      </w:r>
+      <w:r>
+        <w:t>O</w:t>
+      </w:r>
+    </w:p>
+    <w:p>
+      <w:pPr>
+        <w:pStyle w:val="Heading1"/>
+      </w:pPr>
+      <w:r>
+        <w:t>2. Lists</w:t>
+      </w:r>
+    </w:p>
+    <w:p>
+      <w:pPr>
+        <w:pStyle w:val="Heading2"/>
+      </w:pPr>
+      <w:r>
+        <w:t>2.1 Bullet List</w:t>
+      </w:r>
+    </w:p>
+    <w:p>
+      <w:r>
+        <w:t>Key features of Uniword:</w:t>
+      </w:r>
+    </w:p>
+    <w:p>
+      <w:pPr>
+        <w:numPr>
+          <w:numId w:val="1"/>
+          <w:ilvl w:val="0"/>
+        </w:numPr>
+      </w:pPr>
+      <w:r>
+        <w:t>Comprehensive OOXML model coverage</w:t>
+      </w:r>
+    </w:p>
+    <w:p>
+      <w:pPr>
+        <w:numPr>
+          <w:numId w:val="1"/>
+          <w:ilvl w:val="0"/>
+        </w:numPr>
+      </w:pPr>
+      <w:r>
+        <w:t>Builder API for document construction</w:t>
+      </w:r>
+    </w:p>
+    <w:p>
+      <w:pPr>
+        <w:numPr>
+          <w:numId w:val="1"/>
+          <w:ilvl w:val="0"/>
+        </w:numPr>
+      </w:pPr>
+      <w:r>
+        <w:t>Round-trip fidelity</w:t>
+      </w:r>
+    </w:p>
+    <w:p>
+      <w:pPr>
+        <w:numPr>
+          <w:numId w:val="1"/>
+          <w:ilvl w:val="0"/>
+        </w:numPr>
+      </w:pPr>
+      <w:r>
+        <w:t>Theme support</w:t>
+      </w:r>
+    </w:p>
+    <w:p>
+      <w:pPr>
+        <w:numPr>
+          <w:numId w:val="1"/>
+          <w:ilvl w:val="0"/>
+        </w:numPr>
+      </w:pPr>
+      <w:r>
+        <w:rPr>
+          <w:b/>
+        </w:rPr>
+        <w:t>Rich text</w:t>
+      </w:r>
+      <w:r>
+        <w:t xml:space="preserve"> in list items</w:t>
+      </w:r>
+    </w:p>
+    <w:p>
+      <w:pPr>
+        <w:pStyle w:val="Heading2"/>
+      </w:pPr>
+      <w:r>
+        <w:t>2.2 Numbered List</w:t>
+      </w:r>
+    </w:p>
+    <w:p>
+      <w:r>
+        <w:t>Getting started steps:</w:t>
+      </w:r>
+    </w:p>
+    <w:p>
+      <w:pPr>
+        <w:numPr>
+          <w:numId w:val="2"/>
+          <w:ilvl w:val="0"/>
+        </w:numPr>
+      </w:pPr>
+      <w:r>
+        <w:t>Install the gem</w:t>
+      </w:r>
+    </w:p>
+    <w:p>
+      <w:pPr>
+        <w:numPr>
+          <w:numId w:val="2"/>
+          <w:ilvl w:val="0"/>
+        </w:numPr>
+      </w:pPr>
+      <w:r>
+        <w:t>Require the library</w:t>
+      </w:r>
+    </w:p>
+    <w:p>
+      <w:pPr>
+        <w:numPr>
+          <w:numId w:val="2"/>
+          <w:ilvl w:val="0"/>
+        </w:numPr>
+      </w:pPr>
+      <w:r>
+        <w:t>Create a DocumentBuilder</w:t>
+      </w:r>
+    </w:p>
+    <w:p>
+      <w:pPr>
+        <w:numPr>
+          <w:numId w:val="2"/>
+          <w:ilvl w:val="0"/>
+        </w:numPr>
+      </w:pPr>
+      <w:r>
+        <w:t>Add content</w:t>
+      </w:r>
+    </w:p>
+    <w:p>
+      <w:pPr>
+        <w:numPr>
+          <w:numId w:val="2"/>
+          <w:ilvl w:val="0"/>
+        </w:numPr>
+      </w:pPr>
+      <w:r>
+        <w:t>Save the document</w:t>
+      </w:r>
+    </w:p>
+    <w:p>
+      <w:pPr>
+        <w:pStyle w:val="Heading1"/>
+      </w:pPr>
+      <w:r>
+        <w:t>3. Tables</w:t>
+      </w:r>
+    </w:p>
+    <w:p>
+      <w:r>
+        <w:t>The following table shows project metrics:</w:t>
+      </w:r>
+    </w:p>
+    <w:p>
+      <w:pPr>
+        <w:pStyle w:val="Heading1"/>
+      </w:pPr>
+      <w:r>
+        <w:t>4. Charts</w:t>
+      </w:r>
+    </w:p>
+    <w:p>
+      <w:pPr>
+        <w:pStyle w:val="Heading2"/>
+      </w:pPr>
+      <w:r>
+        <w:t>4.1 Bar Chart</w:t>
+      </w:r>
+    </w:p>
+    <w:p>
+      <w:r>
+        <w:drawing>
+          <wp:inline>
+            <wp:extent wp:cx="5486400" wp:cy="3200400"/>
+            <wp:effectExtent/>
+            <wp:docPr wp:id="968004836" wp:name="Chart 302521"/>
+            <graphic xmlns="http://schemas.openxmlformats.org/drawingml/2006/main">
+              <graphicData uri="http://schemas.openxmlformats.org/drawingml/2006/chart">
+                <chart xmlns="http://schemas.openxmlformats.org/drawingml/2006/chart" c:id="rIdChart1"/>
+              </graphicData>
+            </graphic>
+          </wp:inline>
+        </w:drawing>
+      </w:r>
+    </w:p>
+    <w:p>
+      <w:pPr>
+        <w:pStyle w:val="Heading2"/>
+      </w:pPr>
+      <w:r>
+        <w:t>4.2 Line Chart</w:t>
+      </w:r>
+    </w:p>
+    <w:p>
+      <w:r>
+        <w:drawing>
+          <wp:inline>
+            <wp:extent wp:cx="5486400" wp:cy="3200400"/>
+            <wp:effectExtent/>
+            <wp:docPr wp:id="75402195" wp:name="Chart 364299"/>
+            <graphic xmlns="http://schemas.openxmlformats.org/drawingml/2006/main">
+              <graphicData uri="http://schemas.openxmlformats.org/drawingml/2006/chart">
+                <chart xmlns="http://schemas.openxmlformats.org/drawingml/2006/chart" c:id="rIdChart2"/>
+              </graphicData>
+            </graphic>
+          </wp:inline>
+        </w:drawing>
+      </w:r>
+    </w:p>
+    <w:p>
+      <w:pPr>
+        <w:pStyle w:val="Heading1"/>
+      </w:pPr>
+      <w:r>
+        <w:t>5. Hyperlinks</w:t>
+      </w:r>
+    </w:p>
+    <w:p>
+      <w:r>
+        <w:t xml:space="preserve">Visit the </w:t>
+      </w:r>
+      <w:r>
+        <w:t xml:space="preserve"> for the complete OOXML standard.</w:t>
+      </w:r>
+      <w:hyperlink w:id="https://www.ecma-international.org/publications-and-standards/standards/ecma-376/">
+        <w:r>
+          <w:rPr>
+            <w:color w:val="0000FF"/>
+            <w:u w:val="single"/>
+          </w:rPr>
+          <w:t>ECMA-376 specification</w:t>
+        </w:r>
+      </w:hyperlink>
+    </w:p>
+    <w:p>
+      <w:r>
+        <w:t xml:space="preserve">Uniword is hosted at </w:t>
+      </w:r>
+      <w:r>
+        <w:t>.</w:t>
+      </w:r>
+      <w:hyperlink w:id="https://github.com/publicruby/uniword">
+        <w:r>
+          <w:rPr>
+            <w:color w:val="0000FF"/>
+            <w:u w:val="single"/>
+          </w:rPr>
+          <w:t>GitHub</w:t>
+        </w:r>
+      </w:hyperlink>
+    </w:p>
+    <w:p>
+      <w:pPr>
+        <w:pStyle w:val="Heading1"/>
+      </w:pPr>
+      <w:r>
+        <w:t>6. References</w:t>
+      </w:r>
+    </w:p>
+    <w:p>
+      <w:r>
+        <w:t>This document references the following sources:</w:t>
+      </w:r>
+    </w:p>
+    <w:p>
+      <w:sdt>
+        <w:sdtPr>
+          <w:id w:val="1"/>
+          <w:bibliography/>
+          <w:docPartObj>
+            <w:docPartGallery w:val="Bibliographies"/>
+            <w:docPartUnique/>
+          </w:docPartObj>
+        </w:sdtPr>
+      </w:sdt>
+    </w:p>
+    <w:p>
+      <w:r>
+        <w:br w:type="page"/>
+      </w:r>
+    </w:p>
+    <w:p>
+      <w:pPr>
+        <w:pStyle w:val="Heading1"/>
+      </w:pPr>
+      <w:r>
+        <w:t>7. Special Elements</w:t>
+      </w:r>
+    </w:p>
+    <w:p>
+      <w:pPr>
+        <w:pStyle w:val="Heading2"/>
+      </w:pPr>
+      <w:r>
+        <w:t>7.1 Horizontal Rule</w:t>
+      </w:r>
+    </w:p>
+    <w:p>
+      <w:r>
+        <w:t>Content above the rule.</w:t>
+      </w:r>
+    </w:p>
+    <w:p>
+      <w:pPr>
+        <w:spacing w:after="0"/>
+        <w:pBdr>
+          <w:bottom w:val="single" w:sz="6" w:color="auto"/>
+        </w:pBdr>
+      </w:pPr>
+    </w:p>
+    <w:p>
+      <w:r>
+        <w:t>Content below the rule.</w:t>
+      </w:r>
+    </w:p>
+    <w:p>
+      <w:pPr>
+        <w:pStyle w:val="Heading2"/>
+      </w:pPr>
+      <w:r>
+        <w:t>7.2 Bookmark</w:t>
+      </w:r>
+    </w:p>
+    <w:p>
+      <w:r>
+        <w:t>This paragraph is bookmarked as "appendix-anchor".</w:t>
+      </w:r>
+      <w:bookmarkStart w:id="1" w:name="appendix-anchor"/>
+      <w:bookmarkEnd w:id="1"/>
+    </w:p>
+    <w:p>
+      <w:pPr>
+        <w:pStyle w:val="Heading2"/>
+      </w:pPr>
+      <w:r>
+        <w:t>7.3 Date and Time Fields</w:t>
+      </w:r>
+    </w:p>
+    <w:p>
+      <w:r>
+        <w:t xml:space="preserve">Current date: </w:t>
+      </w:r>
+    </w:p>
+    <w:p>
+      <w:fldChar w:fldCharType="begin"/>
+      <w:fldChar w:fldCharType="separate"/>
+      <w:fldChar w:fldCharType="end"/>
+      <w:instrText>
+        <w:text> DATE \@ "M/d/yyyy" </w:text>
+      </w:instrText>
+    </w:p>
+    <w:p>
+      <w:r>
+        <w:t xml:space="preserve">Current time: </w:t>
+      </w:r>
+    </w:p>
+    <w:p>
+      <w:fldChar w:fldCharType="begin"/>
+      <w:fldChar w:fldCharType="separate"/>
+      <w:fldChar w:fldCharType="end"/>
+      <w:instrText>
+        <w:text> TIME \@ "h:mm:ss am/pm" </w:text>
+      </w:instrText>
+    </w:p>
+    <w:p>
+      <w:r>
+        <w:br w:type="page"/>
+      </w:r>
+    </w:p>
+    <w:p>
+      <w:pPr>
+        <w:pStyle w:val="Heading1"/>
+      </w:pPr>
+      <w:r>
+        <w:t>8. Appendix</w:t>
+      </w:r>
+    </w:p>
+    <w:p>
+      <w:r>
+        <w:t>This is the appendix section, separated by a page break.</w:t>
+      </w:r>
+    </w:p>
+    <w:p>
+      <w:pPr>
+        <w:numPr>
+          <w:numId w:val="3"/>
+          <w:ilvl w:val="0"/>
+        </w:numPr>
+      </w:pPr>
+      <w:r>
+        <w:t>Additional resource A</w:t>
+      </w:r>
+    </w:p>
+    <w:p>
+      <w:pPr>
+        <w:numPr>
+          <w:numId w:val="3"/>
+          <w:ilvl w:val="0"/>
+        </w:numPr>
+      </w:pPr>
+      <w:r>
+        <w:t>Additional resource B</w:t>
+      </w:r>
+    </w:p>
+    <w:p>
+      <w:pPr>
+        <w:numPr>
+          <w:numId w:val="3"/>
+          <w:ilvl w:val="0"/>
+        </w:numPr>
+      </w:pPr>
+      <w:r>
+        <w:t>Additional resource C</w:t>
+      </w:r>
+    </w:p>
+    <w:tbl>
+      <w:tr>
+        <w:tc>
+          <w:tcPr>
+            <w:shd w:val="clear" w:color="FFFFFF" w:fill="2E5090"/>
+          </w:tcPr>
+          <w:p>
+            <w:r>
+              <w:t>Metric</w:t>
+            </w:r>
+          </w:p>
+        </w:tc>
+        <w:tc>
+          <w:tcPr>
+            <w:shd w:val="clear" w:color="FFFFFF" w:fill="2E5090"/>
+          </w:tcPr>
+          <w:p>
+            <w:r>
+              <w:t>Q1</w:t>
+            </w:r>
+          </w:p>
+        </w:tc>
+        <w:tc>
+          <w:tcPr>
+            <w:shd w:val="clear" w:color="FFFFFF" w:fill="2E5090"/>
+          </w:tcPr>
+          <w:p>
+            <w:r>
+              <w:t>Q2</w:t>
+            </w:r>
+          </w:p>
+        </w:tc>
+        <w:tc>
+          <w:tcPr>
+            <w:shd w:val="clear" w:color="FFFFFF" w:fill="2E5090"/>
+          </w:tcPr>
+          <w:p>
+            <w:r>
+              <w:t>Q3</w:t>
+            </w:r>
+          </w:p>
+        </w:tc>
+        <w:tc>
+          <w:tcPr>
+            <w:shd w:val="clear" w:color="FFFFFF" w:fill="2E5090"/>
+          </w:tcPr>
+          <w:p>
+            <w:r>
+              <w:t>Q4</w:t>
+            </w:r>
+          </w:p>
+        </w:tc>
+      </w:tr>
+      <w:tr>
+        <w:tc>
+          <w:p>
+            <w:r>
+              <w:t>Revenue</w:t>
+            </w:r>
+          </w:p>
+        </w:tc>
+        <w:tc>
+          <w:p>
+            <w:r>
+              <w:t>$1.2M</w:t>
+            </w:r>
+          </w:p>
+        </w:tc>
+        <w:tc>
+          <w:p>
+            <w:r>
+              <w:t>$1.5M</w:t>
+            </w:r>
+          </w:p>
+        </w:tc>
+        <w:tc>
+          <w:p>
+            <w:r>
+              <w:t>$1.4M</w:t>
+            </w:r>
+          </w:p>
+        </w:tc>
+        <w:tc>
+          <w:p>
+            <w:r>
+              <w:t>$1.6M</w:t>
+            </w:r>
+          </w:p>
+        </w:tc>
+      </w:tr>
+      <w:tr>
+        <w:tc>
+          <w:p>
+            <w:r>
+              <w:t>Users</w:t>
+            </w:r>
+          </w:p>
+        </w:tc>
+        <w:tc>
+          <w:p>
+            <w:r>
+              <w:t>10K</w:t>
+            </w:r>
+          </w:p>
+        </w:tc>
+        <w:tc>
+          <w:p>
+            <w:r>
+              <w:t>15K</w:t>
+            </w:r>
+          </w:p>
+        </w:tc>
+        <w:tc>
+          <w:p>
+            <w:r>
+              <w:t>18K</w:t>
+            </w:r>
+          </w:p>
+        </w:tc>
+        <w:tc>
+          <w:p>
+            <w:r>
+              <w:t>25K</w:t>
+            </w:r>
+          </w:p>
+        </w:tc>
+      </w:tr>
+      <w:tr>
+        <w:tc>
+          <w:p>
+            <w:r>
+              <w:t>NPS Score</w:t>
+            </w:r>
+          </w:p>
+        </w:tc>
+        <w:tc>
+          <w:p>
+            <w:r>
+              <w:t>72</w:t>
+            </w:r>
+          </w:p>
+        </w:tc>
+        <w:tc>
+          <w:p>
+            <w:r>
+              <w:t>78</w:t>
+            </w:r>
+          </w:p>
+        </w:tc>
+        <w:tc>
+          <w:p>
+            <w:r>
+              <w:t>81</w:t>
+            </w:r>
+          </w:p>
+        </w:tc>
+        <w:tc>
+          <w:p>
+            <w:r>
+              <w:t>85</w:t>
+            </w:r>
+          </w:p>
+        </w:tc>
+      </w:tr>
+    </w:tbl>
+    <w:sectPr w:val="nextPage">
+      <w:pgSz w:w="12240" w:h="15840" w:orient="portrait"/>
+      <w:pgMar w:top="1440" w:bottom="1440" w:left="1440" w:right="1440" w:header="720" w:footer="720" w:gutter="0"/>
+      <w:headerReference w:type="default" r:id="rIdHeader1"/>
+      <w:footerReference w:type="default" r:id="rIdFooter1"/>
+      <w:pgNumType w:start="1"/>
+    </w:sectPr>
+  </w:body>
+</w:document>
 </file>
 
 <file path=word/footer1.xml><?xml version="1.0" encoding="utf-8"?>
@@ -320,7 +1100,52 @@
 </file>
 
 <file path=word/sources.xml><?xml version="1.0" encoding="UTF-8" standalone="yes"?>
-<Sources xmlns="http://schemas.openxmlformats.org/officeDocument/2006/bibliography" b:SelectedStyle="APA"><Source><SourceType>Book</SourceType><Tag>ECMA376</Tag><Author><NameList><Person><First>ECMA</First><Last>International</Last></Person></NameList></Author><Title>Office Open XML File Formats</Title><Year>2024</Year><Publisher>ECMA International</Publisher><City>Geneva</City><RefOrder>1</RefOrder></Source><Source><SourceType>JournalArticle</SourceType><Tag>Smith2024</Tag><Author><NameList><Person><First>John</First><Last>Smith</Last></Person></NameList></Author><Title>Document Generation with Ruby</Title><Year>2024</Year><Publisher>Ruby Journal</Publisher><Pages>15-30</Pages><Volume>12</Volume><Issue>1</Issue><RefOrder>2</RefOrder></Source><Source><SourceType>InternetSite</SourceType><Tag>OOXMLSpec</Tag><Title>ISO/IEC 29500 Information Technology</Title><Year>2024</Year><URL>https://standards.iso.org/iso/29500</URL><RefOrder>3</RefOrder></Source></Sources>
+<Sources xmlns="http://schemas.openxmlformats.org/officeDocument/2006/bibliography" b:SelectedStyle="APA">
+  <Source>
+    <SourceType>Book</SourceType>
+    <Tag>ECMA376</Tag>
+    <Author>
+      <NameList>
+        <Person>
+          <First>ECMA</First>
+          <Last>International</Last>
+        </Person>
+      </NameList>
+    </Author>
+    <Title>Office Open XML File Formats</Title>
+    <Year>2024</Year>
+    <Publisher>ECMA International</Publisher>
+    <City>Geneva</City>
+    <RefOrder>1</RefOrder>
+  </Source>
+  <Source>
+    <SourceType>JournalArticle</SourceType>
+    <Tag>Smith2024</Tag>
+    <Author>
+      <NameList>
+        <Person>
+          <First>John</First>
+          <Last>Smith</Last>
+        </Person>
+      </NameList>
+    </Author>
+    <Title>Document Generation with Ruby</Title>
+    <Year>2024</Year>
+    <Publisher>Ruby Journal</Publisher>
+    <Pages>15-30</Pages>
+    <Volume>12</Volume>
+    <Issue>1</Issue>
+    <RefOrder>2</RefOrder>
+  </Source>
+  <Source>
+    <SourceType>InternetSite</SourceType>
+    <Tag>OOXMLSpec</Tag>
+    <Title>ISO/IEC 29500 Information Technology</Title>
+    <Year>2024</Year>
+    <URL>https://standards.iso.org/iso/29500</URL>
+    <RefOrder>3</RefOrder>
+  </Source>
+</Sources>
 </file>
 
 <file path=word/styles.xml><?xml version="1.0" encoding="utf-8"?>

--- a/examples/generated/complete_all_features.docx
+++ b/examples/generated/complete_all_features.docx
@@ -1,786 +1,6 @@
 
 <file path=word/document.xml><?xml version="1.0" encoding="UTF-8" standalone="yes"?>
-<w:document xmlns:w="http://schemas.openxmlformats.org/wordprocessingml/2006/main" xmlns:wpc="http://schemas.microsoft.com/office/word/2010/wordprocessingCanvas" xmlns:cx="http://schemas.microsoft.com/office/drawing/2014/chartex" xmlns:cx1="http://schemas.microsoft.com/office/drawing/2015/9/8/chartex" xmlns:cx2="http://schemas.microsoft.com/office/drawing/2015/10/21/chartex" xmlns:cx3="http://schemas.microsoft.com/office/drawing/2016/5/9/chartex" xmlns:cx4="http://schemas.microsoft.com/office/drawing/2016/5/10/chartex" xmlns:cx5="http://schemas.microsoft.com/office/drawing/2016/5/11/chartex" xmlns:cx6="http://schemas.microsoft.com/office/drawing/2016/5/12/chartex" xmlns:cx7="http://schemas.microsoft.com/office/drawing/2016/5/13/chartex" xmlns:cx8="http://schemas.microsoft.com/office/drawing/2016/5/14/chartex" xmlns:mc="http://schemas.openxmlformats.org/markup-compatibility/2006" xmlns:aink="http://schemas.microsoft.com/office/drawing/2016/ink" xmlns:am3d="http://schemas.microsoft.com/office/drawing/2017/model3d" xmlns:o="urn:schemas-microsoft-com:office:office" xmlns:oel="http://schemas.microsoft.com/office/2019/extlst" xmlns:r="http://schemas.openxmlformats.org/officeDocument/2006/relationships" xmlns:m="http://schemas.openxmlformats.org/officeDocument/2006/math" xmlns:v="urn:schemas-microsoft-com:vml" xmlns:wp14="http://schemas.microsoft.com/office/word/2010/wordprocessingDrawing" xmlns:wp="http://schemas.openxmlformats.org/drawingml/2006/wordprocessingDrawing" xmlns:w10="urn:schemas-microsoft-com:office:word" xmlns:w14="http://schemas.microsoft.com/office/word/2010/wordml" xmlns:w15="http://schemas.microsoft.com/office/word/2012/wordml" xmlns:w16cex="http://schemas.microsoft.com/office/word/2018/wordml/cex" xmlns:w16cid="http://schemas.microsoft.com/office/word/2016/wordml/cid" xmlns:w16="http://schemas.microsoft.com/office/word/2018/wordml" xmlns:w16du="http://schemas.microsoft.com/office/word/2023/wordml/word16du" xmlns:w16sdtdh="http://schemas.microsoft.com/office/word/2020/wordml/sdtdatahash" xmlns:w16sdtfl="http://schemas.microsoft.com/office/word/2024/wordml/sdtformatlock" xmlns:w16se="http://schemas.microsoft.com/office/word/2015/wordml/symex" xmlns:wpg="http://schemas.microsoft.com/office/word/2010/wordprocessingGroup" xmlns:wpi="http://schemas.microsoft.com/office/word/2010/wordprocessingInk" xmlns:wne="http://schemas.microsoft.com/office/word/2006/wordml" xmlns:wps="http://schemas.microsoft.com/office/word/2010/wordprocessingShape" mc:Ignorable="w14 w15 w16se w16cid w16 w16cex w16sdtdh w16sdtfl w16du wp14">
-  <w:body>
-    <w:p>
-      <w:pPr>
-        <w:pStyle w:val="Title"/>
-      </w:pPr>
-      <w:r>
-        <w:t>Complete Feature Showcase</w:t>
-      </w:r>
-    </w:p>
-    <w:p>
-      <w:pPr>
-        <w:pStyle w:val="Subtitle"/>
-      </w:pPr>
-      <w:r>
-        <w:t>Every Builder API Feature in One Document</w:t>
-      </w:r>
-    </w:p>
-    <w:p>
-      <w:r>
-        <w:t>Jane Doe</w:t>
-      </w:r>
-      <w:r>
-        <w:t xml:space="preserve"> — March 26, 2026</w:t>
-      </w:r>
-    </w:p>
-    <w:p>
-      <w:r>
-        <w:br w:type="page"/>
-      </w:r>
-    </w:p>
-    <w:p>
-      <w:r>
-        <w:t>Contents</w:t>
-      </w:r>
-    </w:p>
-    <w:p>
-      <w:fldChar w:fldCharType="begin"/>
-      <w:fldChar w:fldCharType="separate"/>
-      <w:fldChar w:fldCharType="end"/>
-      <w:instrText>
-        <w:text> TOC \o "1-3" \h \z \u </w:text>
-      </w:instrText>
-    </w:p>
-    <w:p>
-      <w:r>
-        <w:br w:type="page"/>
-      </w:r>
-    </w:p>
-    <w:p>
-      <w:pPr>
-        <w:pStyle w:val="Heading1"/>
-      </w:pPr>
-      <w:r>
-        <w:t>1. Text Formatting</w:t>
-      </w:r>
-    </w:p>
-    <w:p>
-      <w:r>
-        <w:t xml:space="preserve">This paragraph demonstrates </w:t>
-      </w:r>
-      <w:r>
-        <w:rPr>
-          <w:b/>
-        </w:rPr>
-        <w:t>bold</w:t>
-      </w:r>
-      <w:r>
-        <w:t xml:space="preserve">, </w:t>
-      </w:r>
-      <w:r>
-        <w:rPr>
-          <w:i/>
-        </w:rPr>
-        <w:t>italic</w:t>
-      </w:r>
-      <w:r>
-        <w:t xml:space="preserve">, </w:t>
-      </w:r>
-      <w:r>
-        <w:rPr>
-          <w:u w:val="single"/>
-        </w:rPr>
-        <w:t>underline</w:t>
-      </w:r>
-      <w:r>
-        <w:t xml:space="preserve">, </w:t>
-      </w:r>
-      <w:r>
-        <w:rPr>
-          <w:color w:val="FF0000"/>
-        </w:rPr>
-        <w:t>colored</w:t>
-      </w:r>
-      <w:r>
-        <w:t xml:space="preserve">, </w:t>
-      </w:r>
-      <w:r>
-        <w:rPr>
-          <w:highlight w:val="yellow"/>
-        </w:rPr>
-        <w:t>highlighted</w:t>
-      </w:r>
-      <w:r>
-        <w:t xml:space="preserve">, and </w:t>
-      </w:r>
-      <w:r>
-        <w:rPr>
-          <w:b/>
-          <w:i/>
-          <w:color w:val="0000FF"/>
-        </w:rPr>
-        <w:t>bold italic colored</w:t>
-      </w:r>
-      <w:r>
-        <w:t xml:space="preserve"> text.</w:t>
-      </w:r>
-    </w:p>
-    <w:p>
-      <w:r>
-        <w:t xml:space="preserve">Different sizes: </w:t>
-      </w:r>
-      <w:r>
-        <w:rPr>
-          <w:sz w:val="32"/>
-        </w:rPr>
-        <w:t>small</w:t>
-      </w:r>
-      <w:r>
-        <w:t xml:space="preserve">, </w:t>
-      </w:r>
-      <w:r>
-        <w:rPr>
-          <w:sz w:val="44"/>
-        </w:rPr>
-        <w:t>normal</w:t>
-      </w:r>
-      <w:r>
-        <w:t xml:space="preserve">, </w:t>
-      </w:r>
-      <w:r>
-        <w:rPr>
-          <w:sz w:val="64"/>
-        </w:rPr>
-        <w:t>large</w:t>
-      </w:r>
-    </w:p>
-    <w:p>
-      <w:r>
-        <w:t xml:space="preserve">Text effects: </w:t>
-      </w:r>
-      <w:r>
-        <w:rPr>
-          <w:sz w:val="32"/>
-        </w:rPr>
-        <w:t>superscript</w:t>
-      </w:r>
-      <w:r>
-        <w:rPr>
-          <w:sz w:val="32"/>
-        </w:rPr>
-        <w:t>2</w:t>
-      </w:r>
-      <w:r>
-        <w:t xml:space="preserve"> and </w:t>
-      </w:r>
-      <w:r>
-        <w:rPr>
-          <w:sz w:val="32"/>
-        </w:rPr>
-        <w:t>H</w:t>
-      </w:r>
-      <w:r>
-        <w:rPr>
-          <w:sz w:val="32"/>
-        </w:rPr>
-        <w:t>2</w:t>
-      </w:r>
-      <w:r>
-        <w:t>O</w:t>
-      </w:r>
-    </w:p>
-    <w:p>
-      <w:pPr>
-        <w:pStyle w:val="Heading1"/>
-      </w:pPr>
-      <w:r>
-        <w:t>2. Lists</w:t>
-      </w:r>
-    </w:p>
-    <w:p>
-      <w:pPr>
-        <w:pStyle w:val="Heading2"/>
-      </w:pPr>
-      <w:r>
-        <w:t>2.1 Bullet List</w:t>
-      </w:r>
-    </w:p>
-    <w:p>
-      <w:r>
-        <w:t>Key features of Uniword:</w:t>
-      </w:r>
-    </w:p>
-    <w:p>
-      <w:pPr>
-        <w:numPr>
-          <w:numId w:val="1"/>
-          <w:ilvl w:val="0"/>
-        </w:numPr>
-      </w:pPr>
-      <w:r>
-        <w:t>Comprehensive OOXML model coverage</w:t>
-      </w:r>
-    </w:p>
-    <w:p>
-      <w:pPr>
-        <w:numPr>
-          <w:numId w:val="1"/>
-          <w:ilvl w:val="0"/>
-        </w:numPr>
-      </w:pPr>
-      <w:r>
-        <w:t>Builder API for document construction</w:t>
-      </w:r>
-    </w:p>
-    <w:p>
-      <w:pPr>
-        <w:numPr>
-          <w:numId w:val="1"/>
-          <w:ilvl w:val="0"/>
-        </w:numPr>
-      </w:pPr>
-      <w:r>
-        <w:t>Round-trip fidelity</w:t>
-      </w:r>
-    </w:p>
-    <w:p>
-      <w:pPr>
-        <w:numPr>
-          <w:numId w:val="1"/>
-          <w:ilvl w:val="0"/>
-        </w:numPr>
-      </w:pPr>
-      <w:r>
-        <w:t>Theme support</w:t>
-      </w:r>
-    </w:p>
-    <w:p>
-      <w:pPr>
-        <w:numPr>
-          <w:numId w:val="1"/>
-          <w:ilvl w:val="0"/>
-        </w:numPr>
-      </w:pPr>
-      <w:r>
-        <w:rPr>
-          <w:b/>
-        </w:rPr>
-        <w:t>Rich text</w:t>
-      </w:r>
-      <w:r>
-        <w:t xml:space="preserve"> in list items</w:t>
-      </w:r>
-    </w:p>
-    <w:p>
-      <w:pPr>
-        <w:pStyle w:val="Heading2"/>
-      </w:pPr>
-      <w:r>
-        <w:t>2.2 Numbered List</w:t>
-      </w:r>
-    </w:p>
-    <w:p>
-      <w:r>
-        <w:t>Getting started steps:</w:t>
-      </w:r>
-    </w:p>
-    <w:p>
-      <w:pPr>
-        <w:numPr>
-          <w:numId w:val="2"/>
-          <w:ilvl w:val="0"/>
-        </w:numPr>
-      </w:pPr>
-      <w:r>
-        <w:t>Install the gem</w:t>
-      </w:r>
-    </w:p>
-    <w:p>
-      <w:pPr>
-        <w:numPr>
-          <w:numId w:val="2"/>
-          <w:ilvl w:val="0"/>
-        </w:numPr>
-      </w:pPr>
-      <w:r>
-        <w:t>Require the library</w:t>
-      </w:r>
-    </w:p>
-    <w:p>
-      <w:pPr>
-        <w:numPr>
-          <w:numId w:val="2"/>
-          <w:ilvl w:val="0"/>
-        </w:numPr>
-      </w:pPr>
-      <w:r>
-        <w:t>Create a DocumentBuilder</w:t>
-      </w:r>
-    </w:p>
-    <w:p>
-      <w:pPr>
-        <w:numPr>
-          <w:numId w:val="2"/>
-          <w:ilvl w:val="0"/>
-        </w:numPr>
-      </w:pPr>
-      <w:r>
-        <w:t>Add content</w:t>
-      </w:r>
-    </w:p>
-    <w:p>
-      <w:pPr>
-        <w:numPr>
-          <w:numId w:val="2"/>
-          <w:ilvl w:val="0"/>
-        </w:numPr>
-      </w:pPr>
-      <w:r>
-        <w:t>Save the document</w:t>
-      </w:r>
-    </w:p>
-    <w:p>
-      <w:pPr>
-        <w:pStyle w:val="Heading1"/>
-      </w:pPr>
-      <w:r>
-        <w:t>3. Tables</w:t>
-      </w:r>
-    </w:p>
-    <w:p>
-      <w:r>
-        <w:t>The following table shows project metrics:</w:t>
-      </w:r>
-    </w:p>
-    <w:p>
-      <w:pPr>
-        <w:pStyle w:val="Heading1"/>
-      </w:pPr>
-      <w:r>
-        <w:t>4. Charts</w:t>
-      </w:r>
-    </w:p>
-    <w:p>
-      <w:pPr>
-        <w:pStyle w:val="Heading2"/>
-      </w:pPr>
-      <w:r>
-        <w:t>4.1 Bar Chart</w:t>
-      </w:r>
-    </w:p>
-    <w:p>
-      <w:r>
-        <w:drawing>
-          <wp:inline>
-            <wp:extent wp:cx="5486400" wp:cy="3200400"/>
-            <wp:effectExtent/>
-            <wp:docPr wp:id="968004836" wp:name="Chart 302521"/>
-            <graphic xmlns="http://schemas.openxmlformats.org/drawingml/2006/main">
-              <graphicData uri="http://schemas.openxmlformats.org/drawingml/2006/chart">
-                <chart xmlns="http://schemas.openxmlformats.org/drawingml/2006/chart" c:id="rIdChart1"/>
-              </graphicData>
-            </graphic>
-          </wp:inline>
-        </w:drawing>
-      </w:r>
-    </w:p>
-    <w:p>
-      <w:pPr>
-        <w:pStyle w:val="Heading2"/>
-      </w:pPr>
-      <w:r>
-        <w:t>4.2 Line Chart</w:t>
-      </w:r>
-    </w:p>
-    <w:p>
-      <w:r>
-        <w:drawing>
-          <wp:inline>
-            <wp:extent wp:cx="5486400" wp:cy="3200400"/>
-            <wp:effectExtent/>
-            <wp:docPr wp:id="75402195" wp:name="Chart 364299"/>
-            <graphic xmlns="http://schemas.openxmlformats.org/drawingml/2006/main">
-              <graphicData uri="http://schemas.openxmlformats.org/drawingml/2006/chart">
-                <chart xmlns="http://schemas.openxmlformats.org/drawingml/2006/chart" c:id="rIdChart2"/>
-              </graphicData>
-            </graphic>
-          </wp:inline>
-        </w:drawing>
-      </w:r>
-    </w:p>
-    <w:p>
-      <w:pPr>
-        <w:pStyle w:val="Heading1"/>
-      </w:pPr>
-      <w:r>
-        <w:t>5. Hyperlinks</w:t>
-      </w:r>
-    </w:p>
-    <w:p>
-      <w:r>
-        <w:t xml:space="preserve">Visit the </w:t>
-      </w:r>
-      <w:r>
-        <w:t xml:space="preserve"> for the complete OOXML standard.</w:t>
-      </w:r>
-      <w:hyperlink w:id="https://www.ecma-international.org/publications-and-standards/standards/ecma-376/">
-        <w:r>
-          <w:rPr>
-            <w:color w:val="0000FF"/>
-            <w:u w:val="single"/>
-          </w:rPr>
-          <w:t>ECMA-376 specification</w:t>
-        </w:r>
-      </w:hyperlink>
-    </w:p>
-    <w:p>
-      <w:r>
-        <w:t xml:space="preserve">Uniword is hosted at </w:t>
-      </w:r>
-      <w:r>
-        <w:t>.</w:t>
-      </w:r>
-      <w:hyperlink w:id="https://github.com/publicruby/uniword">
-        <w:r>
-          <w:rPr>
-            <w:color w:val="0000FF"/>
-            <w:u w:val="single"/>
-          </w:rPr>
-          <w:t>GitHub</w:t>
-        </w:r>
-      </w:hyperlink>
-    </w:p>
-    <w:p>
-      <w:pPr>
-        <w:pStyle w:val="Heading1"/>
-      </w:pPr>
-      <w:r>
-        <w:t>6. References</w:t>
-      </w:r>
-    </w:p>
-    <w:p>
-      <w:r>
-        <w:t>This document references the following sources:</w:t>
-      </w:r>
-    </w:p>
-    <w:p>
-      <w:sdt>
-        <w:sdtPr>
-          <w:id w:val="1"/>
-          <w:bibliography/>
-          <w:docPartObj>
-            <w:docPartGallery w:val="Bibliographies"/>
-            <w:docPartUnique/>
-          </w:docPartObj>
-        </w:sdtPr>
-      </w:sdt>
-    </w:p>
-    <w:p>
-      <w:r>
-        <w:br w:type="page"/>
-      </w:r>
-    </w:p>
-    <w:p>
-      <w:pPr>
-        <w:pStyle w:val="Heading1"/>
-      </w:pPr>
-      <w:r>
-        <w:t>7. Special Elements</w:t>
-      </w:r>
-    </w:p>
-    <w:p>
-      <w:pPr>
-        <w:pStyle w:val="Heading2"/>
-      </w:pPr>
-      <w:r>
-        <w:t>7.1 Horizontal Rule</w:t>
-      </w:r>
-    </w:p>
-    <w:p>
-      <w:r>
-        <w:t>Content above the rule.</w:t>
-      </w:r>
-    </w:p>
-    <w:p>
-      <w:pPr>
-        <w:spacing w:after="0"/>
-        <w:pBdr>
-          <w:bottom w:val="single" w:sz="6" w:color="auto"/>
-        </w:pBdr>
-      </w:pPr>
-    </w:p>
-    <w:p>
-      <w:r>
-        <w:t>Content below the rule.</w:t>
-      </w:r>
-    </w:p>
-    <w:p>
-      <w:pPr>
-        <w:pStyle w:val="Heading2"/>
-      </w:pPr>
-      <w:r>
-        <w:t>7.2 Bookmark</w:t>
-      </w:r>
-    </w:p>
-    <w:p>
-      <w:r>
-        <w:t>This paragraph is bookmarked as "appendix-anchor".</w:t>
-      </w:r>
-      <w:bookmarkStart w:id="1" w:name="appendix-anchor"/>
-      <w:bookmarkEnd w:id="1"/>
-    </w:p>
-    <w:p>
-      <w:pPr>
-        <w:pStyle w:val="Heading2"/>
-      </w:pPr>
-      <w:r>
-        <w:t>7.3 Date and Time Fields</w:t>
-      </w:r>
-    </w:p>
-    <w:p>
-      <w:r>
-        <w:t xml:space="preserve">Current date: </w:t>
-      </w:r>
-    </w:p>
-    <w:p>
-      <w:fldChar w:fldCharType="begin"/>
-      <w:fldChar w:fldCharType="separate"/>
-      <w:fldChar w:fldCharType="end"/>
-      <w:instrText>
-        <w:text> DATE \@ "M/d/yyyy" </w:text>
-      </w:instrText>
-    </w:p>
-    <w:p>
-      <w:r>
-        <w:t xml:space="preserve">Current time: </w:t>
-      </w:r>
-    </w:p>
-    <w:p>
-      <w:fldChar w:fldCharType="begin"/>
-      <w:fldChar w:fldCharType="separate"/>
-      <w:fldChar w:fldCharType="end"/>
-      <w:instrText>
-        <w:text> TIME \@ "h:mm:ss am/pm" </w:text>
-      </w:instrText>
-    </w:p>
-    <w:p>
-      <w:r>
-        <w:br w:type="page"/>
-      </w:r>
-    </w:p>
-    <w:p>
-      <w:pPr>
-        <w:pStyle w:val="Heading1"/>
-      </w:pPr>
-      <w:r>
-        <w:t>8. Appendix</w:t>
-      </w:r>
-    </w:p>
-    <w:p>
-      <w:r>
-        <w:t>This is the appendix section, separated by a page break.</w:t>
-      </w:r>
-    </w:p>
-    <w:p>
-      <w:pPr>
-        <w:numPr>
-          <w:numId w:val="3"/>
-          <w:ilvl w:val="0"/>
-        </w:numPr>
-      </w:pPr>
-      <w:r>
-        <w:t>Additional resource A</w:t>
-      </w:r>
-    </w:p>
-    <w:p>
-      <w:pPr>
-        <w:numPr>
-          <w:numId w:val="3"/>
-          <w:ilvl w:val="0"/>
-        </w:numPr>
-      </w:pPr>
-      <w:r>
-        <w:t>Additional resource B</w:t>
-      </w:r>
-    </w:p>
-    <w:p>
-      <w:pPr>
-        <w:numPr>
-          <w:numId w:val="3"/>
-          <w:ilvl w:val="0"/>
-        </w:numPr>
-      </w:pPr>
-      <w:r>
-        <w:t>Additional resource C</w:t>
-      </w:r>
-    </w:p>
-    <w:tbl>
-      <w:tr>
-        <w:tc>
-          <w:tcPr>
-            <w:shd w:val="clear" w:color="FFFFFF" w:fill="2E5090"/>
-          </w:tcPr>
-          <w:p>
-            <w:r>
-              <w:t>Metric</w:t>
-            </w:r>
-          </w:p>
-        </w:tc>
-        <w:tc>
-          <w:tcPr>
-            <w:shd w:val="clear" w:color="FFFFFF" w:fill="2E5090"/>
-          </w:tcPr>
-          <w:p>
-            <w:r>
-              <w:t>Q1</w:t>
-            </w:r>
-          </w:p>
-        </w:tc>
-        <w:tc>
-          <w:tcPr>
-            <w:shd w:val="clear" w:color="FFFFFF" w:fill="2E5090"/>
-          </w:tcPr>
-          <w:p>
-            <w:r>
-              <w:t>Q2</w:t>
-            </w:r>
-          </w:p>
-        </w:tc>
-        <w:tc>
-          <w:tcPr>
-            <w:shd w:val="clear" w:color="FFFFFF" w:fill="2E5090"/>
-          </w:tcPr>
-          <w:p>
-            <w:r>
-              <w:t>Q3</w:t>
-            </w:r>
-          </w:p>
-        </w:tc>
-        <w:tc>
-          <w:tcPr>
-            <w:shd w:val="clear" w:color="FFFFFF" w:fill="2E5090"/>
-          </w:tcPr>
-          <w:p>
-            <w:r>
-              <w:t>Q4</w:t>
-            </w:r>
-          </w:p>
-        </w:tc>
-      </w:tr>
-      <w:tr>
-        <w:tc>
-          <w:p>
-            <w:r>
-              <w:t>Revenue</w:t>
-            </w:r>
-          </w:p>
-        </w:tc>
-        <w:tc>
-          <w:p>
-            <w:r>
-              <w:t>$1.2M</w:t>
-            </w:r>
-          </w:p>
-        </w:tc>
-        <w:tc>
-          <w:p>
-            <w:r>
-              <w:t>$1.5M</w:t>
-            </w:r>
-          </w:p>
-        </w:tc>
-        <w:tc>
-          <w:p>
-            <w:r>
-              <w:t>$1.4M</w:t>
-            </w:r>
-          </w:p>
-        </w:tc>
-        <w:tc>
-          <w:p>
-            <w:r>
-              <w:t>$1.6M</w:t>
-            </w:r>
-          </w:p>
-        </w:tc>
-      </w:tr>
-      <w:tr>
-        <w:tc>
-          <w:p>
-            <w:r>
-              <w:t>Users</w:t>
-            </w:r>
-          </w:p>
-        </w:tc>
-        <w:tc>
-          <w:p>
-            <w:r>
-              <w:t>10K</w:t>
-            </w:r>
-          </w:p>
-        </w:tc>
-        <w:tc>
-          <w:p>
-            <w:r>
-              <w:t>15K</w:t>
-            </w:r>
-          </w:p>
-        </w:tc>
-        <w:tc>
-          <w:p>
-            <w:r>
-              <w:t>18K</w:t>
-            </w:r>
-          </w:p>
-        </w:tc>
-        <w:tc>
-          <w:p>
-            <w:r>
-              <w:t>25K</w:t>
-            </w:r>
-          </w:p>
-        </w:tc>
-      </w:tr>
-      <w:tr>
-        <w:tc>
-          <w:p>
-            <w:r>
-              <w:t>NPS Score</w:t>
-            </w:r>
-          </w:p>
-        </w:tc>
-        <w:tc>
-          <w:p>
-            <w:r>
-              <w:t>72</w:t>
-            </w:r>
-          </w:p>
-        </w:tc>
-        <w:tc>
-          <w:p>
-            <w:r>
-              <w:t>78</w:t>
-            </w:r>
-          </w:p>
-        </w:tc>
-        <w:tc>
-          <w:p>
-            <w:r>
-              <w:t>81</w:t>
-            </w:r>
-          </w:p>
-        </w:tc>
-        <w:tc>
-          <w:p>
-            <w:r>
-              <w:t>85</w:t>
-            </w:r>
-          </w:p>
-        </w:tc>
-      </w:tr>
-    </w:tbl>
-    <w:sectPr w:val="nextPage">
-      <w:pgSz w:w="12240" w:h="15840" w:orient="portrait"/>
-      <w:pgMar w:top="1440" w:bottom="1440" w:left="1440" w:right="1440" w:header="720" w:footer="720" w:gutter="0"/>
-      <w:headerReference w:type="default" r:id="rIdHeader1"/>
-      <w:footerReference w:type="default" r:id="rIdFooter1"/>
-      <w:pgNumType w:start="1"/>
-    </w:sectPr>
-  </w:body>
-</w:document>
+<w:document xmlns:w="http://schemas.openxmlformats.org/wordprocessingml/2006/main" xmlns:wpc="http://schemas.microsoft.com/office/word/2010/wordprocessingCanvas" xmlns:cx="http://schemas.microsoft.com/office/drawing/2014/chartex" xmlns:cx1="http://schemas.microsoft.com/office/drawing/2015/9/8/chartex" xmlns:cx2="http://schemas.microsoft.com/office/drawing/2015/10/21/chartex" xmlns:cx3="http://schemas.microsoft.com/office/drawing/2016/5/9/chartex" xmlns:cx4="http://schemas.microsoft.com/office/drawing/2016/5/10/chartex" xmlns:cx5="http://schemas.microsoft.com/office/drawing/2016/5/11/chartex" xmlns:cx6="http://schemas.microsoft.com/office/drawing/2016/5/12/chartex" xmlns:cx7="http://schemas.microsoft.com/office/drawing/2016/5/13/chartex" xmlns:cx8="http://schemas.microsoft.com/office/drawing/2016/5/14/chartex" xmlns:mc="http://schemas.openxmlformats.org/markup-compatibility/2006" xmlns:aink="http://schemas.microsoft.com/office/drawing/2016/ink" xmlns:am3d="http://schemas.microsoft.com/office/drawing/2017/model3d" xmlns:o="urn:schemas-microsoft-com:office:office" xmlns:oel="http://schemas.microsoft.com/office/2019/extlst" xmlns:r="http://schemas.openxmlformats.org/officeDocument/2006/relationships" xmlns:m="http://schemas.openxmlformats.org/officeDocument/2006/math" xmlns:v="urn:schemas-microsoft-com:vml" xmlns:wp14="http://schemas.microsoft.com/office/word/2010/wordprocessingDrawing" xmlns:wp="http://schemas.openxmlformats.org/drawingml/2006/wordprocessingDrawing" xmlns:w10="urn:schemas-microsoft-com:office:word" xmlns:w14="http://schemas.microsoft.com/office/word/2010/wordml" xmlns:w15="http://schemas.microsoft.com/office/word/2012/wordml" xmlns:w16cex="http://schemas.microsoft.com/office/word/2018/wordml/cex" xmlns:w16cid="http://schemas.microsoft.com/office/word/2016/wordml/cid" xmlns:w16="http://schemas.microsoft.com/office/word/2018/wordml" xmlns:w16du="http://schemas.microsoft.com/office/word/2023/wordml/word16du" xmlns:w16sdtdh="http://schemas.microsoft.com/office/word/2020/wordml/sdtdatahash" xmlns:w16sdtfl="http://schemas.microsoft.com/office/word/2024/wordml/sdtformatlock" xmlns:w16se="http://schemas.microsoft.com/office/word/2015/wordml/symex" xmlns:wpg="http://schemas.microsoft.com/office/word/2010/wordprocessingGroup" xmlns:wpi="http://schemas.microsoft.com/office/word/2010/wordprocessingInk" xmlns:wne="http://schemas.microsoft.com/office/word/2006/wordml" xmlns:wps="http://schemas.microsoft.com/office/word/2010/wordprocessingShape" mc:Ignorable="w14"><w:body><w:p><w:pPr><w:pStyle w:val="Title"/></w:pPr><w:r><w:t>Complete Feature Showcase</w:t></w:r></w:p><w:p><w:pPr><w:pStyle w:val="Subtitle"/></w:pPr><w:r><w:t>Every Builder API Feature in One Document</w:t></w:r></w:p><w:p><w:r><w:t>Jane Doe</w:t></w:r><w:r><w:t xml:space="preserve"> — March 26, 2026</w:t></w:r></w:p><w:p><w:r><w:br w:type="page"/></w:r></w:p><w:p><w:r><w:t>Contents</w:t></w:r></w:p><w:p><w:fldChar w:fldCharType="begin"/><w:fldChar w:fldCharType="separate"/><w:fldChar w:fldCharType="end"/><w:instrText><w:text> TOC \o "1-3" \h \z \u </w:text></w:instrText></w:p><w:p><w:r><w:br w:type="page"/></w:r></w:p><w:p><w:pPr><w:pStyle w:val="Heading1"/></w:pPr><w:r><w:t>1. Text Formatting</w:t></w:r></w:p><w:p><w:r><w:t xml:space="preserve">This paragraph demonstrates </w:t></w:r><w:r><w:rPr><w:b/></w:rPr><w:t>bold</w:t></w:r><w:r><w:t xml:space="preserve">, </w:t></w:r><w:r><w:rPr><w:i/></w:rPr><w:t>italic</w:t></w:r><w:r><w:t xml:space="preserve">, </w:t></w:r><w:r><w:rPr><w:u w:val="single"/></w:rPr><w:t>underline</w:t></w:r><w:r><w:t xml:space="preserve">, </w:t></w:r><w:r><w:rPr><w:color w:val="FF0000"/></w:rPr><w:t>colored</w:t></w:r><w:r><w:t xml:space="preserve">, </w:t></w:r><w:r><w:rPr><w:highlight w:val="yellow"/></w:rPr><w:t>highlighted</w:t></w:r><w:r><w:t xml:space="preserve">, and </w:t></w:r><w:r><w:rPr><w:b/><w:i/><w:color w:val="0000FF"/></w:rPr><w:t>bold italic colored</w:t></w:r><w:r><w:t xml:space="preserve"> text.</w:t></w:r></w:p><w:p><w:r><w:t xml:space="preserve">Different sizes: </w:t></w:r><w:r><w:rPr><w:sz w:val="32"/></w:rPr><w:t>small</w:t></w:r><w:r><w:t xml:space="preserve">, </w:t></w:r><w:r><w:rPr><w:sz w:val="44"/></w:rPr><w:t>normal</w:t></w:r><w:r><w:t xml:space="preserve">, </w:t></w:r><w:r><w:rPr><w:sz w:val="64"/></w:rPr><w:t>large</w:t></w:r></w:p><w:p><w:r><w:t xml:space="preserve">Text effects: </w:t></w:r><w:r><w:rPr><w:sz w:val="32"/></w:rPr><w:t>superscript</w:t></w:r><w:r><w:rPr><w:sz w:val="32"/></w:rPr><w:t>2</w:t></w:r><w:r><w:t xml:space="preserve"> and </w:t></w:r><w:r><w:rPr><w:sz w:val="32"/></w:rPr><w:t>H</w:t></w:r><w:r><w:rPr><w:sz w:val="32"/></w:rPr><w:t>2</w:t></w:r><w:r><w:t>O</w:t></w:r></w:p><w:p><w:pPr><w:pStyle w:val="Heading1"/></w:pPr><w:r><w:t>2. Lists</w:t></w:r></w:p><w:p><w:pPr><w:pStyle w:val="Heading2"/></w:pPr><w:r><w:t>2.1 Bullet List</w:t></w:r></w:p><w:p><w:r><w:t>Key features of Uniword:</w:t></w:r></w:p><w:p><w:pPr><w:numPr><w:numId w:val="1"/><w:ilvl w:val="0"/></w:numPr></w:pPr><w:r><w:t>Comprehensive OOXML model coverage</w:t></w:r></w:p><w:p><w:pPr><w:numPr><w:numId w:val="1"/><w:ilvl w:val="0"/></w:numPr></w:pPr><w:r><w:t>Builder API for document construction</w:t></w:r></w:p><w:p><w:pPr><w:numPr><w:numId w:val="1"/><w:ilvl w:val="0"/></w:numPr></w:pPr><w:r><w:t>Round-trip fidelity</w:t></w:r></w:p><w:p><w:pPr><w:numPr><w:numId w:val="1"/><w:ilvl w:val="0"/></w:numPr></w:pPr><w:r><w:t>Theme support</w:t></w:r></w:p><w:p><w:pPr><w:numPr><w:numId w:val="1"/><w:ilvl w:val="0"/></w:numPr></w:pPr><w:r><w:rPr><w:b/></w:rPr><w:t>Rich text</w:t></w:r><w:r><w:t xml:space="preserve"> in list items</w:t></w:r></w:p><w:p><w:pPr><w:pStyle w:val="Heading2"/></w:pPr><w:r><w:t>2.2 Numbered List</w:t></w:r></w:p><w:p><w:r><w:t>Getting started steps:</w:t></w:r></w:p><w:p><w:pPr><w:numPr><w:numId w:val="2"/><w:ilvl w:val="0"/></w:numPr></w:pPr><w:r><w:t>Install the gem</w:t></w:r></w:p><w:p><w:pPr><w:numPr><w:numId w:val="2"/><w:ilvl w:val="0"/></w:numPr></w:pPr><w:r><w:t>Require the library</w:t></w:r></w:p><w:p><w:pPr><w:numPr><w:numId w:val="2"/><w:ilvl w:val="0"/></w:numPr></w:pPr><w:r><w:t>Create a DocumentBuilder</w:t></w:r></w:p><w:p><w:pPr><w:numPr><w:numId w:val="2"/><w:ilvl w:val="0"/></w:numPr></w:pPr><w:r><w:t>Add content</w:t></w:r></w:p><w:p><w:pPr><w:numPr><w:numId w:val="2"/><w:ilvl w:val="0"/></w:numPr></w:pPr><w:r><w:t>Save the document</w:t></w:r></w:p><w:p><w:pPr><w:pStyle w:val="Heading1"/></w:pPr><w:r><w:t>3. Tables</w:t></w:r></w:p><w:p><w:r><w:t>The following table shows project metrics:</w:t></w:r></w:p><w:p><w:pPr><w:pStyle w:val="Heading1"/></w:pPr><w:r><w:t>4. Charts</w:t></w:r></w:p><w:p><w:pPr><w:pStyle w:val="Heading2"/></w:pPr><w:r><w:t>4.1 Bar Chart</w:t></w:r></w:p><w:p><w:r><w:drawing><wp:inline><wp:extent wp:cx="5486400" wp:cy="3200400"/><wp:effectExtent/><wp:docPr wp:id="237379535" wp:name="Chart 824159"/><graphic xmlns="http://schemas.openxmlformats.org/drawingml/2006/main"><graphicData uri="http://schemas.openxmlformats.org/drawingml/2006/chart"><chart xmlns="http://schemas.openxmlformats.org/drawingml/2006/chart" c:id="rIdChart1"/></graphicData></graphic></wp:inline></w:drawing></w:r></w:p><w:p><w:pPr><w:pStyle w:val="Heading2"/></w:pPr><w:r><w:t>4.2 Line Chart</w:t></w:r></w:p><w:p><w:r><w:drawing><wp:inline><wp:extent wp:cx="5486400" wp:cy="3200400"/><wp:effectExtent/><wp:docPr wp:id="909515989" wp:name="Chart 498561"/><graphic xmlns="http://schemas.openxmlformats.org/drawingml/2006/main"><graphicData uri="http://schemas.openxmlformats.org/drawingml/2006/chart"><chart xmlns="http://schemas.openxmlformats.org/drawingml/2006/chart" c:id="rIdChart2"/></graphicData></graphic></wp:inline></w:drawing></w:r></w:p><w:p><w:pPr><w:pStyle w:val="Heading1"/></w:pPr><w:r><w:t>5. Hyperlinks</w:t></w:r></w:p><w:p><w:r><w:t xml:space="preserve">Visit the </w:t></w:r><w:r><w:t xml:space="preserve"> for the complete OOXML standard.</w:t></w:r><w:hyperlink w:id="https://www.ecma-international.org/publications-and-standards/standards/ecma-376/"><w:r><w:rPr><w:color w:val="0000FF"/><w:u w:val="single"/></w:rPr><w:t>ECMA-376 specification</w:t></w:r></w:hyperlink></w:p><w:p><w:r><w:t xml:space="preserve">Uniword is hosted at </w:t></w:r><w:r><w:t>.</w:t></w:r><w:hyperlink w:id="https://github.com/publicruby/uniword"><w:r><w:rPr><w:color w:val="0000FF"/><w:u w:val="single"/></w:rPr><w:t>GitHub</w:t></w:r></w:hyperlink></w:p><w:p><w:pPr><w:pStyle w:val="Heading1"/></w:pPr><w:r><w:t>6. References</w:t></w:r></w:p><w:p><w:r><w:t>This document references the following sources:</w:t></w:r></w:p><w:p><w:sdt><w:sdtPr><w:id w:val="1"/><w:bibliography/><w:docPartObj><w:docPartGallery w:val="Bibliographies"/><w:docPartUnique/></w:docPartObj></w:sdtPr></w:sdt></w:p><w:p><w:r><w:br w:type="page"/></w:r></w:p><w:p><w:pPr><w:pStyle w:val="Heading1"/></w:pPr><w:r><w:t>7. Special Elements</w:t></w:r></w:p><w:p><w:pPr><w:pStyle w:val="Heading2"/></w:pPr><w:r><w:t>7.1 Horizontal Rule</w:t></w:r></w:p><w:p><w:r><w:t>Content above the rule.</w:t></w:r></w:p><w:p><w:pPr><w:spacing w:after="0"/><w:pBdr><w:bottom w:val="single" w:sz="6" w:color="auto"/></w:pBdr></w:pPr></w:p><w:p><w:r><w:t>Content below the rule.</w:t></w:r></w:p><w:p><w:pPr><w:pStyle w:val="Heading2"/></w:pPr><w:r><w:t>7.2 Bookmark</w:t></w:r></w:p><w:p><w:r><w:t>This paragraph is bookmarked as "appendix-anchor".</w:t></w:r><w:bookmarkStart w:id="1" w:name="appendix-anchor"/><w:bookmarkEnd w:id="1"/></w:p><w:p><w:pPr><w:pStyle w:val="Heading2"/></w:pPr><w:r><w:t>7.3 Date and Time Fields</w:t></w:r></w:p><w:p><w:r><w:t xml:space="preserve">Current date: </w:t></w:r></w:p><w:p><w:fldChar w:fldCharType="begin"/><w:fldChar w:fldCharType="separate"/><w:fldChar w:fldCharType="end"/><w:instrText><w:text> DATE \@ "M/d/yyyy" </w:text></w:instrText></w:p><w:p><w:r><w:t xml:space="preserve">Current time: </w:t></w:r></w:p><w:p><w:fldChar w:fldCharType="begin"/><w:fldChar w:fldCharType="separate"/><w:fldChar w:fldCharType="end"/><w:instrText><w:text> TIME \@ "h:mm:ss am/pm" </w:text></w:instrText></w:p><w:p><w:r><w:br w:type="page"/></w:r></w:p><w:p><w:pPr><w:pStyle w:val="Heading1"/></w:pPr><w:r><w:t>8. Appendix</w:t></w:r></w:p><w:p><w:r><w:t>This is the appendix section, separated by a page break.</w:t></w:r></w:p><w:p><w:pPr><w:numPr><w:numId w:val="3"/><w:ilvl w:val="0"/></w:numPr></w:pPr><w:r><w:t>Additional resource A</w:t></w:r></w:p><w:p><w:pPr><w:numPr><w:numId w:val="3"/><w:ilvl w:val="0"/></w:numPr></w:pPr><w:r><w:t>Additional resource B</w:t></w:r></w:p><w:p><w:pPr><w:numPr><w:numId w:val="3"/><w:ilvl w:val="0"/></w:numPr></w:pPr><w:r><w:t>Additional resource C</w:t></w:r></w:p><w:tbl><w:tr><w:tc><w:tcPr><w:shd w:val="clear" w:color="FFFFFF" w:fill="2E5090"/></w:tcPr><w:p><w:r><w:t>Metric</w:t></w:r></w:p></w:tc><w:tc><w:tcPr><w:shd w:val="clear" w:color="FFFFFF" w:fill="2E5090"/></w:tcPr><w:p><w:r><w:t>Q1</w:t></w:r></w:p></w:tc><w:tc><w:tcPr><w:shd w:val="clear" w:color="FFFFFF" w:fill="2E5090"/></w:tcPr><w:p><w:r><w:t>Q2</w:t></w:r></w:p></w:tc><w:tc><w:tcPr><w:shd w:val="clear" w:color="FFFFFF" w:fill="2E5090"/></w:tcPr><w:p><w:r><w:t>Q3</w:t></w:r></w:p></w:tc><w:tc><w:tcPr><w:shd w:val="clear" w:color="FFFFFF" w:fill="2E5090"/></w:tcPr><w:p><w:r><w:t>Q4</w:t></w:r></w:p></w:tc></w:tr><w:tr><w:tc><w:p><w:r><w:t>Revenue</w:t></w:r></w:p></w:tc><w:tc><w:p><w:r><w:t>$1.2M</w:t></w:r></w:p></w:tc><w:tc><w:p><w:r><w:t>$1.5M</w:t></w:r></w:p></w:tc><w:tc><w:p><w:r><w:t>$1.4M</w:t></w:r></w:p></w:tc><w:tc><w:p><w:r><w:t>$1.6M</w:t></w:r></w:p></w:tc></w:tr><w:tr><w:tc><w:p><w:r><w:t>Users</w:t></w:r></w:p></w:tc><w:tc><w:p><w:r><w:t>10K</w:t></w:r></w:p></w:tc><w:tc><w:p><w:r><w:t>15K</w:t></w:r></w:p></w:tc><w:tc><w:p><w:r><w:t>18K</w:t></w:r></w:p></w:tc><w:tc><w:p><w:r><w:t>25K</w:t></w:r></w:p></w:tc></w:tr><w:tr><w:tc><w:p><w:r><w:t>NPS Score</w:t></w:r></w:p></w:tc><w:tc><w:p><w:r><w:t>72</w:t></w:r></w:p></w:tc><w:tc><w:p><w:r><w:t>78</w:t></w:r></w:p></w:tc><w:tc><w:p><w:r><w:t>81</w:t></w:r></w:p></w:tc><w:tc><w:p><w:r><w:t>85</w:t></w:r></w:p></w:tc></w:tr></w:tbl><w:sectPr w:val="nextPage"><w:pgSz w:w="12240" w:h="15840" w:orient="portrait"/><w:pgMar w:top="1440" w:bottom="1440" w:left="1440" w:right="1440" w:header="720" w:footer="720" w:gutter="0"/><w:headerReference w:type="default" r:id="rIdHeader1"/><w:footerReference w:type="default" r:id="rIdFooter1"/><w:pgNumType w:start="1"/></w:sectPr></w:body></w:document>
 </file>
 
 <file path=word/footer1.xml><?xml version="1.0" encoding="utf-8"?>
@@ -846,7 +66,7 @@
 </file>
 
 <file path=word/numbering.xml><?xml version="1.0" encoding="utf-8"?>
-<w:numbering xmlns:w="http://schemas.openxmlformats.org/wordprocessingml/2006/main" xmlns:mc="http://schemas.openxmlformats.org/markup-compatibility/2006" xmlns:w14="http://schemas.microsoft.com/office/word/2010/wordml" xmlns:w15="http://schemas.microsoft.com/office/word/2012/wordml" xmlns:w16se="http://schemas.microsoft.com/office/word/2015/wordml/symex" xmlns:w16cid="http://schemas.microsoft.com/office/word/2016/wordml/cid" xmlns:w16="http://schemas.microsoft.com/office/word/2018/wordml" xmlns:w16cex="http://schemas.microsoft.com/office/word/2018/wordml/cex" xmlns:w16sdtdh="http://schemas.microsoft.com/office/word/2020/wordml/sdtdatahash" xmlns:w16sdtfl="http://schemas.microsoft.com/office/word/2024/wordml/sdtformatlock" xmlns:w16du="http://schemas.microsoft.com/office/word/2023/wordml/word16du" xmlns:wp14="http://schemas.microsoft.com/office/word/2010/wordprocessingDrawing" mc:Ignorable="w14 w15 w16se w16cid w16 w16cex w16sdtdh w16sdtfl w16du wp14">
+<w:numbering xmlns:w="http://schemas.openxmlformats.org/wordprocessingml/2006/main" xmlns:mc="http://schemas.openxmlformats.org/markup-compatibility/2006" xmlns:w14="http://schemas.microsoft.com/office/word/2010/wordml" xmlns:w15="http://schemas.microsoft.com/office/word/2012/wordml" xmlns:w16se="http://schemas.microsoft.com/office/word/2015/wordml/symex" xmlns:w16cid="http://schemas.microsoft.com/office/word/2016/wordml/cid" xmlns:w16="http://schemas.microsoft.com/office/word/2018/wordml" xmlns:w16cex="http://schemas.microsoft.com/office/word/2018/wordml/cex" xmlns:w16sdtdh="http://schemas.microsoft.com/office/word/2020/wordml/sdtdatahash" xmlns:w16sdtfl="http://schemas.microsoft.com/office/word/2024/wordml/sdtformatlock" xmlns:w16du="http://schemas.microsoft.com/office/word/2023/wordml/word16du" xmlns:wp14="http://schemas.microsoft.com/office/word/2010/wordprocessingDrawing">
   <w:abstractNum w:abstractNumId="0">
     <w:lvl w:ilvl="0">
       <w:start w:val="1"/>
@@ -1100,56 +320,11 @@
 </file>
 
 <file path=word/sources.xml><?xml version="1.0" encoding="UTF-8" standalone="yes"?>
-<Sources xmlns="http://schemas.openxmlformats.org/officeDocument/2006/bibliography" b:SelectedStyle="APA">
-  <Source>
-    <SourceType>Book</SourceType>
-    <Tag>ECMA376</Tag>
-    <Author>
-      <NameList>
-        <Person>
-          <First>ECMA</First>
-          <Last>International</Last>
-        </Person>
-      </NameList>
-    </Author>
-    <Title>Office Open XML File Formats</Title>
-    <Year>2024</Year>
-    <Publisher>ECMA International</Publisher>
-    <City>Geneva</City>
-    <RefOrder>1</RefOrder>
-  </Source>
-  <Source>
-    <SourceType>JournalArticle</SourceType>
-    <Tag>Smith2024</Tag>
-    <Author>
-      <NameList>
-        <Person>
-          <First>John</First>
-          <Last>Smith</Last>
-        </Person>
-      </NameList>
-    </Author>
-    <Title>Document Generation with Ruby</Title>
-    <Year>2024</Year>
-    <Publisher>Ruby Journal</Publisher>
-    <Pages>15-30</Pages>
-    <Volume>12</Volume>
-    <Issue>1</Issue>
-    <RefOrder>2</RefOrder>
-  </Source>
-  <Source>
-    <SourceType>InternetSite</SourceType>
-    <Tag>OOXMLSpec</Tag>
-    <Title>ISO/IEC 29500 Information Technology</Title>
-    <Year>2024</Year>
-    <URL>https://standards.iso.org/iso/29500</URL>
-    <RefOrder>3</RefOrder>
-  </Source>
-</Sources>
+<Sources xmlns="http://schemas.openxmlformats.org/officeDocument/2006/bibliography" b:SelectedStyle="APA"><Source><SourceType>Book</SourceType><Tag>ECMA376</Tag><Author><NameList><Person><First>ECMA</First><Last>International</Last></Person></NameList></Author><Title>Office Open XML File Formats</Title><Year>2024</Year><Publisher>ECMA International</Publisher><City>Geneva</City><RefOrder>1</RefOrder></Source><Source><SourceType>JournalArticle</SourceType><Tag>Smith2024</Tag><Author><NameList><Person><First>John</First><Last>Smith</Last></Person></NameList></Author><Title>Document Generation with Ruby</Title><Year>2024</Year><Publisher>Ruby Journal</Publisher><Pages>15-30</Pages><Volume>12</Volume><Issue>1</Issue><RefOrder>2</RefOrder></Source><Source><SourceType>InternetSite</SourceType><Tag>OOXMLSpec</Tag><Title>ISO/IEC 29500 Information Technology</Title><Year>2024</Year><URL>https://standards.iso.org/iso/29500</URL><RefOrder>3</RefOrder></Source></Sources>
 </file>
 
 <file path=word/styles.xml><?xml version="1.0" encoding="utf-8"?>
-<w:styles xmlns:w="http://schemas.openxmlformats.org/wordprocessingml/2006/main" xmlns:mc="http://schemas.openxmlformats.org/markup-compatibility/2006" xmlns:r="http://schemas.openxmlformats.org/officeDocument/2006/relationships" xmlns:w14="http://schemas.microsoft.com/office/word/2010/wordml" xmlns:w15="http://schemas.microsoft.com/office/word/2012/wordml" xmlns:wp14="http://schemas.microsoft.com/office/word/2010/wordprocessingDrawing" xmlns:w16cex="http://schemas.microsoft.com/office/word/2018/wordml/cex" xmlns:w16cid="http://schemas.microsoft.com/office/word/2016/wordml/cid" xmlns:w16="http://schemas.microsoft.com/office/word/2018/wordml" xmlns:w16du="http://schemas.microsoft.com/office/word/2023/wordml/word16du" xmlns:w16sdtdh="http://schemas.microsoft.com/office/word/2020/wordml/sdtdatahash" xmlns:w16sdtfl="http://schemas.microsoft.com/office/word/2024/wordml/sdtformatlock" xmlns:w16se="http://schemas.microsoft.com/office/word/2015/wordml/symex" mc:Ignorable="w14 w15 w16se w16cid w16 w16cex w16sdtdh w16sdtfl w16du">
+<w:styles xmlns:w="http://schemas.openxmlformats.org/wordprocessingml/2006/main" xmlns:mc="http://schemas.openxmlformats.org/markup-compatibility/2006" xmlns:r="http://schemas.openxmlformats.org/officeDocument/2006/relationships" xmlns:w14="http://schemas.microsoft.com/office/word/2010/wordml" xmlns:w15="http://schemas.microsoft.com/office/word/2012/wordml" xmlns:wp14="http://schemas.microsoft.com/office/word/2010/wordprocessingDrawing" xmlns:w16cex="http://schemas.microsoft.com/office/word/2018/wordml/cex" xmlns:w16cid="http://schemas.microsoft.com/office/word/2016/wordml/cid" xmlns:w16="http://schemas.microsoft.com/office/word/2018/wordml" xmlns:w16du="http://schemas.microsoft.com/office/word/2023/wordml/word16du" xmlns:w16sdtdh="http://schemas.microsoft.com/office/word/2020/wordml/sdtdatahash" xmlns:w16sdtfl="http://schemas.microsoft.com/office/word/2024/wordml/sdtformatlock" xmlns:w16se="http://schemas.microsoft.com/office/word/2015/wordml/symex">
   <w:docDefaults>
     <w:rPrDefault>
       <w:rPr>

--- a/examples/generated/complete_all_features.docx
+++ b/examples/generated/complete_all_features.docx
@@ -1,6 +1,786 @@
 
 <file path=word/document.xml><?xml version="1.0" encoding="UTF-8" standalone="yes"?>
-<w:document xmlns:w="http://schemas.openxmlformats.org/wordprocessingml/2006/main" xmlns:wpc="http://schemas.microsoft.com/office/word/2010/wordprocessingCanvas" xmlns:cx="http://schemas.microsoft.com/office/drawing/2014/chartex" xmlns:cx1="http://schemas.microsoft.com/office/drawing/2015/9/8/chartex" xmlns:cx2="http://schemas.microsoft.com/office/drawing/2015/10/21/chartex" xmlns:cx3="http://schemas.microsoft.com/office/drawing/2016/5/9/chartex" xmlns:cx4="http://schemas.microsoft.com/office/drawing/2016/5/10/chartex" xmlns:cx5="http://schemas.microsoft.com/office/drawing/2016/5/11/chartex" xmlns:cx6="http://schemas.microsoft.com/office/drawing/2016/5/12/chartex" xmlns:cx7="http://schemas.microsoft.com/office/drawing/2016/5/13/chartex" xmlns:cx8="http://schemas.microsoft.com/office/drawing/2016/5/14/chartex" xmlns:mc="http://schemas.openxmlformats.org/markup-compatibility/2006" xmlns:aink="http://schemas.microsoft.com/office/drawing/2016/ink" xmlns:am3d="http://schemas.microsoft.com/office/drawing/2017/model3d" xmlns:o="urn:schemas-microsoft-com:office:office" xmlns:oel="http://schemas.microsoft.com/office/2019/extlst" xmlns:r="http://schemas.openxmlformats.org/officeDocument/2006/relationships" xmlns:m="http://schemas.openxmlformats.org/officeDocument/2006/math" xmlns:v="urn:schemas-microsoft-com:vml" xmlns:wp14="http://schemas.microsoft.com/office/word/2010/wordprocessingDrawing" xmlns:wp="http://schemas.openxmlformats.org/drawingml/2006/wordprocessingDrawing" xmlns:w10="urn:schemas-microsoft-com:office:word" xmlns:w14="http://schemas.microsoft.com/office/word/2010/wordml" xmlns:w15="http://schemas.microsoft.com/office/word/2012/wordml" xmlns:w16cex="http://schemas.microsoft.com/office/word/2018/wordml/cex" xmlns:w16cid="http://schemas.microsoft.com/office/word/2016/wordml/cid" xmlns:w16="http://schemas.microsoft.com/office/word/2018/wordml" xmlns:w16du="http://schemas.microsoft.com/office/word/2023/wordml/word16du" xmlns:w16sdtdh="http://schemas.microsoft.com/office/word/2020/wordml/sdtdatahash" xmlns:w16sdtfl="http://schemas.microsoft.com/office/word/2024/wordml/sdtformatlock" xmlns:w16se="http://schemas.microsoft.com/office/word/2015/wordml/symex" xmlns:wpg="http://schemas.microsoft.com/office/word/2010/wordprocessingGroup" xmlns:wpi="http://schemas.microsoft.com/office/word/2010/wordprocessingInk" xmlns:wne="http://schemas.microsoft.com/office/word/2006/wordml" xmlns:wps="http://schemas.microsoft.com/office/word/2010/wordprocessingShape" mc:Ignorable="w14"><w:body><w:p><w:pPr><w:pStyle w:val="Title"/></w:pPr><w:r><w:t>Complete Feature Showcase</w:t></w:r></w:p><w:p><w:pPr><w:pStyle w:val="Subtitle"/></w:pPr><w:r><w:t>Every Builder API Feature in One Document</w:t></w:r></w:p><w:p><w:r><w:t>Jane Doe</w:t></w:r><w:r><w:t xml:space="preserve"> — March 26, 2026</w:t></w:r></w:p><w:p><w:r><w:br w:type="page"/></w:r></w:p><w:p><w:r><w:t>Contents</w:t></w:r></w:p><w:p><w:fldChar w:fldCharType="begin"/><w:fldChar w:fldCharType="separate"/><w:fldChar w:fldCharType="end"/><w:instrText><w:text> TOC \o "1-3" \h \z \u </w:text></w:instrText></w:p><w:p><w:r><w:br w:type="page"/></w:r></w:p><w:p><w:pPr><w:pStyle w:val="Heading1"/></w:pPr><w:r><w:t>1. Text Formatting</w:t></w:r></w:p><w:p><w:r><w:t xml:space="preserve">This paragraph demonstrates </w:t></w:r><w:r><w:rPr><w:b/></w:rPr><w:t>bold</w:t></w:r><w:r><w:t xml:space="preserve">, </w:t></w:r><w:r><w:rPr><w:i/></w:rPr><w:t>italic</w:t></w:r><w:r><w:t xml:space="preserve">, </w:t></w:r><w:r><w:rPr><w:u w:val="single"/></w:rPr><w:t>underline</w:t></w:r><w:r><w:t xml:space="preserve">, </w:t></w:r><w:r><w:rPr><w:color w:val="FF0000"/></w:rPr><w:t>colored</w:t></w:r><w:r><w:t xml:space="preserve">, </w:t></w:r><w:r><w:rPr><w:highlight w:val="yellow"/></w:rPr><w:t>highlighted</w:t></w:r><w:r><w:t xml:space="preserve">, and </w:t></w:r><w:r><w:rPr><w:b/><w:i/><w:color w:val="0000FF"/></w:rPr><w:t>bold italic colored</w:t></w:r><w:r><w:t xml:space="preserve"> text.</w:t></w:r></w:p><w:p><w:r><w:t xml:space="preserve">Different sizes: </w:t></w:r><w:r><w:rPr><w:sz w:val="32"/></w:rPr><w:t>small</w:t></w:r><w:r><w:t xml:space="preserve">, </w:t></w:r><w:r><w:rPr><w:sz w:val="44"/></w:rPr><w:t>normal</w:t></w:r><w:r><w:t xml:space="preserve">, </w:t></w:r><w:r><w:rPr><w:sz w:val="64"/></w:rPr><w:t>large</w:t></w:r></w:p><w:p><w:r><w:t xml:space="preserve">Text effects: </w:t></w:r><w:r><w:rPr><w:sz w:val="32"/></w:rPr><w:t>superscript</w:t></w:r><w:r><w:rPr><w:sz w:val="32"/></w:rPr><w:t>2</w:t></w:r><w:r><w:t xml:space="preserve"> and </w:t></w:r><w:r><w:rPr><w:sz w:val="32"/></w:rPr><w:t>H</w:t></w:r><w:r><w:rPr><w:sz w:val="32"/></w:rPr><w:t>2</w:t></w:r><w:r><w:t>O</w:t></w:r></w:p><w:p><w:pPr><w:pStyle w:val="Heading1"/></w:pPr><w:r><w:t>2. Lists</w:t></w:r></w:p><w:p><w:pPr><w:pStyle w:val="Heading2"/></w:pPr><w:r><w:t>2.1 Bullet List</w:t></w:r></w:p><w:p><w:r><w:t>Key features of Uniword:</w:t></w:r></w:p><w:p><w:pPr><w:numPr><w:numId w:val="1"/><w:ilvl w:val="0"/></w:numPr></w:pPr><w:r><w:t>Comprehensive OOXML model coverage</w:t></w:r></w:p><w:p><w:pPr><w:numPr><w:numId w:val="1"/><w:ilvl w:val="0"/></w:numPr></w:pPr><w:r><w:t>Builder API for document construction</w:t></w:r></w:p><w:p><w:pPr><w:numPr><w:numId w:val="1"/><w:ilvl w:val="0"/></w:numPr></w:pPr><w:r><w:t>Round-trip fidelity</w:t></w:r></w:p><w:p><w:pPr><w:numPr><w:numId w:val="1"/><w:ilvl w:val="0"/></w:numPr></w:pPr><w:r><w:t>Theme support</w:t></w:r></w:p><w:p><w:pPr><w:numPr><w:numId w:val="1"/><w:ilvl w:val="0"/></w:numPr></w:pPr><w:r><w:rPr><w:b/></w:rPr><w:t>Rich text</w:t></w:r><w:r><w:t xml:space="preserve"> in list items</w:t></w:r></w:p><w:p><w:pPr><w:pStyle w:val="Heading2"/></w:pPr><w:r><w:t>2.2 Numbered List</w:t></w:r></w:p><w:p><w:r><w:t>Getting started steps:</w:t></w:r></w:p><w:p><w:pPr><w:numPr><w:numId w:val="2"/><w:ilvl w:val="0"/></w:numPr></w:pPr><w:r><w:t>Install the gem</w:t></w:r></w:p><w:p><w:pPr><w:numPr><w:numId w:val="2"/><w:ilvl w:val="0"/></w:numPr></w:pPr><w:r><w:t>Require the library</w:t></w:r></w:p><w:p><w:pPr><w:numPr><w:numId w:val="2"/><w:ilvl w:val="0"/></w:numPr></w:pPr><w:r><w:t>Create a DocumentBuilder</w:t></w:r></w:p><w:p><w:pPr><w:numPr><w:numId w:val="2"/><w:ilvl w:val="0"/></w:numPr></w:pPr><w:r><w:t>Add content</w:t></w:r></w:p><w:p><w:pPr><w:numPr><w:numId w:val="2"/><w:ilvl w:val="0"/></w:numPr></w:pPr><w:r><w:t>Save the document</w:t></w:r></w:p><w:p><w:pPr><w:pStyle w:val="Heading1"/></w:pPr><w:r><w:t>3. Tables</w:t></w:r></w:p><w:p><w:r><w:t>The following table shows project metrics:</w:t></w:r></w:p><w:p><w:pPr><w:pStyle w:val="Heading1"/></w:pPr><w:r><w:t>4. Charts</w:t></w:r></w:p><w:p><w:pPr><w:pStyle w:val="Heading2"/></w:pPr><w:r><w:t>4.1 Bar Chart</w:t></w:r></w:p><w:p><w:r><w:drawing><wp:inline><wp:extent wp:cx="5486400" wp:cy="3200400"/><wp:effectExtent/><wp:docPr wp:id="237379535" wp:name="Chart 824159"/><graphic xmlns="http://schemas.openxmlformats.org/drawingml/2006/main"><graphicData uri="http://schemas.openxmlformats.org/drawingml/2006/chart"><chart xmlns="http://schemas.openxmlformats.org/drawingml/2006/chart" c:id="rIdChart1"/></graphicData></graphic></wp:inline></w:drawing></w:r></w:p><w:p><w:pPr><w:pStyle w:val="Heading2"/></w:pPr><w:r><w:t>4.2 Line Chart</w:t></w:r></w:p><w:p><w:r><w:drawing><wp:inline><wp:extent wp:cx="5486400" wp:cy="3200400"/><wp:effectExtent/><wp:docPr wp:id="909515989" wp:name="Chart 498561"/><graphic xmlns="http://schemas.openxmlformats.org/drawingml/2006/main"><graphicData uri="http://schemas.openxmlformats.org/drawingml/2006/chart"><chart xmlns="http://schemas.openxmlformats.org/drawingml/2006/chart" c:id="rIdChart2"/></graphicData></graphic></wp:inline></w:drawing></w:r></w:p><w:p><w:pPr><w:pStyle w:val="Heading1"/></w:pPr><w:r><w:t>5. Hyperlinks</w:t></w:r></w:p><w:p><w:r><w:t xml:space="preserve">Visit the </w:t></w:r><w:r><w:t xml:space="preserve"> for the complete OOXML standard.</w:t></w:r><w:hyperlink w:id="https://www.ecma-international.org/publications-and-standards/standards/ecma-376/"><w:r><w:rPr><w:color w:val="0000FF"/><w:u w:val="single"/></w:rPr><w:t>ECMA-376 specification</w:t></w:r></w:hyperlink></w:p><w:p><w:r><w:t xml:space="preserve">Uniword is hosted at </w:t></w:r><w:r><w:t>.</w:t></w:r><w:hyperlink w:id="https://github.com/publicruby/uniword"><w:r><w:rPr><w:color w:val="0000FF"/><w:u w:val="single"/></w:rPr><w:t>GitHub</w:t></w:r></w:hyperlink></w:p><w:p><w:pPr><w:pStyle w:val="Heading1"/></w:pPr><w:r><w:t>6. References</w:t></w:r></w:p><w:p><w:r><w:t>This document references the following sources:</w:t></w:r></w:p><w:p><w:sdt><w:sdtPr><w:id w:val="1"/><w:bibliography/><w:docPartObj><w:docPartGallery w:val="Bibliographies"/><w:docPartUnique/></w:docPartObj></w:sdtPr></w:sdt></w:p><w:p><w:r><w:br w:type="page"/></w:r></w:p><w:p><w:pPr><w:pStyle w:val="Heading1"/></w:pPr><w:r><w:t>7. Special Elements</w:t></w:r></w:p><w:p><w:pPr><w:pStyle w:val="Heading2"/></w:pPr><w:r><w:t>7.1 Horizontal Rule</w:t></w:r></w:p><w:p><w:r><w:t>Content above the rule.</w:t></w:r></w:p><w:p><w:pPr><w:spacing w:after="0"/><w:pBdr><w:bottom w:val="single" w:sz="6" w:color="auto"/></w:pBdr></w:pPr></w:p><w:p><w:r><w:t>Content below the rule.</w:t></w:r></w:p><w:p><w:pPr><w:pStyle w:val="Heading2"/></w:pPr><w:r><w:t>7.2 Bookmark</w:t></w:r></w:p><w:p><w:r><w:t>This paragraph is bookmarked as "appendix-anchor".</w:t></w:r><w:bookmarkStart w:id="1" w:name="appendix-anchor"/><w:bookmarkEnd w:id="1"/></w:p><w:p><w:pPr><w:pStyle w:val="Heading2"/></w:pPr><w:r><w:t>7.3 Date and Time Fields</w:t></w:r></w:p><w:p><w:r><w:t xml:space="preserve">Current date: </w:t></w:r></w:p><w:p><w:fldChar w:fldCharType="begin"/><w:fldChar w:fldCharType="separate"/><w:fldChar w:fldCharType="end"/><w:instrText><w:text> DATE \@ "M/d/yyyy" </w:text></w:instrText></w:p><w:p><w:r><w:t xml:space="preserve">Current time: </w:t></w:r></w:p><w:p><w:fldChar w:fldCharType="begin"/><w:fldChar w:fldCharType="separate"/><w:fldChar w:fldCharType="end"/><w:instrText><w:text> TIME \@ "h:mm:ss am/pm" </w:text></w:instrText></w:p><w:p><w:r><w:br w:type="page"/></w:r></w:p><w:p><w:pPr><w:pStyle w:val="Heading1"/></w:pPr><w:r><w:t>8. Appendix</w:t></w:r></w:p><w:p><w:r><w:t>This is the appendix section, separated by a page break.</w:t></w:r></w:p><w:p><w:pPr><w:numPr><w:numId w:val="3"/><w:ilvl w:val="0"/></w:numPr></w:pPr><w:r><w:t>Additional resource A</w:t></w:r></w:p><w:p><w:pPr><w:numPr><w:numId w:val="3"/><w:ilvl w:val="0"/></w:numPr></w:pPr><w:r><w:t>Additional resource B</w:t></w:r></w:p><w:p><w:pPr><w:numPr><w:numId w:val="3"/><w:ilvl w:val="0"/></w:numPr></w:pPr><w:r><w:t>Additional resource C</w:t></w:r></w:p><w:tbl><w:tr><w:tc><w:tcPr><w:shd w:val="clear" w:color="FFFFFF" w:fill="2E5090"/></w:tcPr><w:p><w:r><w:t>Metric</w:t></w:r></w:p></w:tc><w:tc><w:tcPr><w:shd w:val="clear" w:color="FFFFFF" w:fill="2E5090"/></w:tcPr><w:p><w:r><w:t>Q1</w:t></w:r></w:p></w:tc><w:tc><w:tcPr><w:shd w:val="clear" w:color="FFFFFF" w:fill="2E5090"/></w:tcPr><w:p><w:r><w:t>Q2</w:t></w:r></w:p></w:tc><w:tc><w:tcPr><w:shd w:val="clear" w:color="FFFFFF" w:fill="2E5090"/></w:tcPr><w:p><w:r><w:t>Q3</w:t></w:r></w:p></w:tc><w:tc><w:tcPr><w:shd w:val="clear" w:color="FFFFFF" w:fill="2E5090"/></w:tcPr><w:p><w:r><w:t>Q4</w:t></w:r></w:p></w:tc></w:tr><w:tr><w:tc><w:p><w:r><w:t>Revenue</w:t></w:r></w:p></w:tc><w:tc><w:p><w:r><w:t>$1.2M</w:t></w:r></w:p></w:tc><w:tc><w:p><w:r><w:t>$1.5M</w:t></w:r></w:p></w:tc><w:tc><w:p><w:r><w:t>$1.4M</w:t></w:r></w:p></w:tc><w:tc><w:p><w:r><w:t>$1.6M</w:t></w:r></w:p></w:tc></w:tr><w:tr><w:tc><w:p><w:r><w:t>Users</w:t></w:r></w:p></w:tc><w:tc><w:p><w:r><w:t>10K</w:t></w:r></w:p></w:tc><w:tc><w:p><w:r><w:t>15K</w:t></w:r></w:p></w:tc><w:tc><w:p><w:r><w:t>18K</w:t></w:r></w:p></w:tc><w:tc><w:p><w:r><w:t>25K</w:t></w:r></w:p></w:tc></w:tr><w:tr><w:tc><w:p><w:r><w:t>NPS Score</w:t></w:r></w:p></w:tc><w:tc><w:p><w:r><w:t>72</w:t></w:r></w:p></w:tc><w:tc><w:p><w:r><w:t>78</w:t></w:r></w:p></w:tc><w:tc><w:p><w:r><w:t>81</w:t></w:r></w:p></w:tc><w:tc><w:p><w:r><w:t>85</w:t></w:r></w:p></w:tc></w:tr></w:tbl><w:sectPr w:val="nextPage"><w:pgSz w:w="12240" w:h="15840" w:orient="portrait"/><w:pgMar w:top="1440" w:bottom="1440" w:left="1440" w:right="1440" w:header="720" w:footer="720" w:gutter="0"/><w:headerReference w:type="default" r:id="rIdHeader1"/><w:footerReference w:type="default" r:id="rIdFooter1"/><w:pgNumType w:start="1"/></w:sectPr></w:body></w:document>
+<w:document xmlns:w="http://schemas.openxmlformats.org/wordprocessingml/2006/main" xmlns:wpc="http://schemas.microsoft.com/office/word/2010/wordprocessingCanvas" xmlns:cx="http://schemas.microsoft.com/office/drawing/2014/chartex" xmlns:cx1="http://schemas.microsoft.com/office/drawing/2015/9/8/chartex" xmlns:cx2="http://schemas.microsoft.com/office/drawing/2015/10/21/chartex" xmlns:cx3="http://schemas.microsoft.com/office/drawing/2016/5/9/chartex" xmlns:cx4="http://schemas.microsoft.com/office/drawing/2016/5/10/chartex" xmlns:cx5="http://schemas.microsoft.com/office/drawing/2016/5/11/chartex" xmlns:cx6="http://schemas.microsoft.com/office/drawing/2016/5/12/chartex" xmlns:cx7="http://schemas.microsoft.com/office/drawing/2016/5/13/chartex" xmlns:cx8="http://schemas.microsoft.com/office/drawing/2016/5/14/chartex" xmlns:mc="http://schemas.openxmlformats.org/markup-compatibility/2006" xmlns:aink="http://schemas.microsoft.com/office/drawing/2016/ink" xmlns:am3d="http://schemas.microsoft.com/office/drawing/2017/model3d" xmlns:o="urn:schemas-microsoft-com:office:office" xmlns:oel="http://schemas.microsoft.com/office/2019/extlst" xmlns:r="http://schemas.openxmlformats.org/officeDocument/2006/relationships" xmlns:m="http://schemas.openxmlformats.org/officeDocument/2006/math" xmlns:v="urn:schemas-microsoft-com:vml" xmlns:wp14="http://schemas.microsoft.com/office/word/2010/wordprocessingDrawing" xmlns:wp="http://schemas.openxmlformats.org/drawingml/2006/wordprocessingDrawing" xmlns:w10="urn:schemas-microsoft-com:office:word" xmlns:w14="http://schemas.microsoft.com/office/word/2010/wordml" xmlns:w15="http://schemas.microsoft.com/office/word/2012/wordml" xmlns:w16cex="http://schemas.microsoft.com/office/word/2018/wordml/cex" xmlns:w16cid="http://schemas.microsoft.com/office/word/2016/wordml/cid" xmlns:w16="http://schemas.microsoft.com/office/word/2018/wordml" xmlns:w16du="http://schemas.microsoft.com/office/word/2023/wordml/word16du" xmlns:w16sdtdh="http://schemas.microsoft.com/office/word/2020/wordml/sdtdatahash" xmlns:w16sdtfl="http://schemas.microsoft.com/office/word/2024/wordml/sdtformatlock" xmlns:w16se="http://schemas.microsoft.com/office/word/2015/wordml/symex" xmlns:wpg="http://schemas.microsoft.com/office/word/2010/wordprocessingGroup" xmlns:wpi="http://schemas.microsoft.com/office/word/2010/wordprocessingInk" xmlns:wne="http://schemas.microsoft.com/office/word/2006/wordml" xmlns:wps="http://schemas.microsoft.com/office/word/2010/wordprocessingShape" mc:Ignorable="w14">
+  <w:body>
+    <w:p>
+      <w:pPr>
+        <w:pStyle w:val="Title"/>
+      </w:pPr>
+      <w:r>
+        <w:t>Complete Feature Showcase</w:t>
+      </w:r>
+    </w:p>
+    <w:p>
+      <w:pPr>
+        <w:pStyle w:val="Subtitle"/>
+      </w:pPr>
+      <w:r>
+        <w:t>Every Builder API Feature in One Document</w:t>
+      </w:r>
+    </w:p>
+    <w:p>
+      <w:r>
+        <w:t>Jane Doe</w:t>
+      </w:r>
+      <w:r>
+        <w:t xml:space="preserve"> — March 26, 2026</w:t>
+      </w:r>
+    </w:p>
+    <w:p>
+      <w:r>
+        <w:br w:type="page"/>
+      </w:r>
+    </w:p>
+    <w:p>
+      <w:r>
+        <w:t>Contents</w:t>
+      </w:r>
+    </w:p>
+    <w:p>
+      <w:fldChar w:fldCharType="begin"/>
+      <w:fldChar w:fldCharType="separate"/>
+      <w:fldChar w:fldCharType="end"/>
+      <w:instrText>
+        <w:text> TOC \o "1-3" \h \z \u </w:text>
+      </w:instrText>
+    </w:p>
+    <w:p>
+      <w:r>
+        <w:br w:type="page"/>
+      </w:r>
+    </w:p>
+    <w:p>
+      <w:pPr>
+        <w:pStyle w:val="Heading1"/>
+      </w:pPr>
+      <w:r>
+        <w:t>1. Text Formatting</w:t>
+      </w:r>
+    </w:p>
+    <w:p>
+      <w:r>
+        <w:t xml:space="preserve">This paragraph demonstrates </w:t>
+      </w:r>
+      <w:r>
+        <w:rPr>
+          <w:b/>
+        </w:rPr>
+        <w:t>bold</w:t>
+      </w:r>
+      <w:r>
+        <w:t xml:space="preserve">, </w:t>
+      </w:r>
+      <w:r>
+        <w:rPr>
+          <w:i/>
+        </w:rPr>
+        <w:t>italic</w:t>
+      </w:r>
+      <w:r>
+        <w:t xml:space="preserve">, </w:t>
+      </w:r>
+      <w:r>
+        <w:rPr>
+          <w:u w:val="single"/>
+        </w:rPr>
+        <w:t>underline</w:t>
+      </w:r>
+      <w:r>
+        <w:t xml:space="preserve">, </w:t>
+      </w:r>
+      <w:r>
+        <w:rPr>
+          <w:color w:val="FF0000"/>
+        </w:rPr>
+        <w:t>colored</w:t>
+      </w:r>
+      <w:r>
+        <w:t xml:space="preserve">, </w:t>
+      </w:r>
+      <w:r>
+        <w:rPr>
+          <w:highlight w:val="yellow"/>
+        </w:rPr>
+        <w:t>highlighted</w:t>
+      </w:r>
+      <w:r>
+        <w:t xml:space="preserve">, and </w:t>
+      </w:r>
+      <w:r>
+        <w:rPr>
+          <w:b/>
+          <w:i/>
+          <w:color w:val="0000FF"/>
+        </w:rPr>
+        <w:t>bold italic colored</w:t>
+      </w:r>
+      <w:r>
+        <w:t xml:space="preserve"> text.</w:t>
+      </w:r>
+    </w:p>
+    <w:p>
+      <w:r>
+        <w:t xml:space="preserve">Different sizes: </w:t>
+      </w:r>
+      <w:r>
+        <w:rPr>
+          <w:sz w:val="32"/>
+        </w:rPr>
+        <w:t>small</w:t>
+      </w:r>
+      <w:r>
+        <w:t xml:space="preserve">, </w:t>
+      </w:r>
+      <w:r>
+        <w:rPr>
+          <w:sz w:val="44"/>
+        </w:rPr>
+        <w:t>normal</w:t>
+      </w:r>
+      <w:r>
+        <w:t xml:space="preserve">, </w:t>
+      </w:r>
+      <w:r>
+        <w:rPr>
+          <w:sz w:val="64"/>
+        </w:rPr>
+        <w:t>large</w:t>
+      </w:r>
+    </w:p>
+    <w:p>
+      <w:r>
+        <w:t xml:space="preserve">Text effects: </w:t>
+      </w:r>
+      <w:r>
+        <w:rPr>
+          <w:sz w:val="32"/>
+        </w:rPr>
+        <w:t>superscript</w:t>
+      </w:r>
+      <w:r>
+        <w:rPr>
+          <w:sz w:val="32"/>
+        </w:rPr>
+        <w:t>2</w:t>
+      </w:r>
+      <w:r>
+        <w:t xml:space="preserve"> and </w:t>
+      </w:r>
+      <w:r>
+        <w:rPr>
+          <w:sz w:val="32"/>
+        </w:rPr>
+        <w:t>H</w:t>
+      </w:r>
+      <w:r>
+        <w:rPr>
+          <w:sz w:val="32"/>
+        </w:rPr>
+        <w:t>2</w:t>
+      </w:r>
+      <w:r>
+        <w:t>O</w:t>
+      </w:r>
+    </w:p>
+    <w:p>
+      <w:pPr>
+        <w:pStyle w:val="Heading1"/>
+      </w:pPr>
+      <w:r>
+        <w:t>2. Lists</w:t>
+      </w:r>
+    </w:p>
+    <w:p>
+      <w:pPr>
+        <w:pStyle w:val="Heading2"/>
+      </w:pPr>
+      <w:r>
+        <w:t>2.1 Bullet List</w:t>
+      </w:r>
+    </w:p>
+    <w:p>
+      <w:r>
+        <w:t>Key features of Uniword:</w:t>
+      </w:r>
+    </w:p>
+    <w:p>
+      <w:pPr>
+        <w:numPr>
+          <w:numId w:val="1"/>
+          <w:ilvl w:val="0"/>
+        </w:numPr>
+      </w:pPr>
+      <w:r>
+        <w:t>Comprehensive OOXML model coverage</w:t>
+      </w:r>
+    </w:p>
+    <w:p>
+      <w:pPr>
+        <w:numPr>
+          <w:numId w:val="1"/>
+          <w:ilvl w:val="0"/>
+        </w:numPr>
+      </w:pPr>
+      <w:r>
+        <w:t>Builder API for document construction</w:t>
+      </w:r>
+    </w:p>
+    <w:p>
+      <w:pPr>
+        <w:numPr>
+          <w:numId w:val="1"/>
+          <w:ilvl w:val="0"/>
+        </w:numPr>
+      </w:pPr>
+      <w:r>
+        <w:t>Round-trip fidelity</w:t>
+      </w:r>
+    </w:p>
+    <w:p>
+      <w:pPr>
+        <w:numPr>
+          <w:numId w:val="1"/>
+          <w:ilvl w:val="0"/>
+        </w:numPr>
+      </w:pPr>
+      <w:r>
+        <w:t>Theme support</w:t>
+      </w:r>
+    </w:p>
+    <w:p>
+      <w:pPr>
+        <w:numPr>
+          <w:numId w:val="1"/>
+          <w:ilvl w:val="0"/>
+        </w:numPr>
+      </w:pPr>
+      <w:r>
+        <w:rPr>
+          <w:b/>
+        </w:rPr>
+        <w:t>Rich text</w:t>
+      </w:r>
+      <w:r>
+        <w:t xml:space="preserve"> in list items</w:t>
+      </w:r>
+    </w:p>
+    <w:p>
+      <w:pPr>
+        <w:pStyle w:val="Heading2"/>
+      </w:pPr>
+      <w:r>
+        <w:t>2.2 Numbered List</w:t>
+      </w:r>
+    </w:p>
+    <w:p>
+      <w:r>
+        <w:t>Getting started steps:</w:t>
+      </w:r>
+    </w:p>
+    <w:p>
+      <w:pPr>
+        <w:numPr>
+          <w:numId w:val="2"/>
+          <w:ilvl w:val="0"/>
+        </w:numPr>
+      </w:pPr>
+      <w:r>
+        <w:t>Install the gem</w:t>
+      </w:r>
+    </w:p>
+    <w:p>
+      <w:pPr>
+        <w:numPr>
+          <w:numId w:val="2"/>
+          <w:ilvl w:val="0"/>
+        </w:numPr>
+      </w:pPr>
+      <w:r>
+        <w:t>Require the library</w:t>
+      </w:r>
+    </w:p>
+    <w:p>
+      <w:pPr>
+        <w:numPr>
+          <w:numId w:val="2"/>
+          <w:ilvl w:val="0"/>
+        </w:numPr>
+      </w:pPr>
+      <w:r>
+        <w:t>Create a DocumentBuilder</w:t>
+      </w:r>
+    </w:p>
+    <w:p>
+      <w:pPr>
+        <w:numPr>
+          <w:numId w:val="2"/>
+          <w:ilvl w:val="0"/>
+        </w:numPr>
+      </w:pPr>
+      <w:r>
+        <w:t>Add content</w:t>
+      </w:r>
+    </w:p>
+    <w:p>
+      <w:pPr>
+        <w:numPr>
+          <w:numId w:val="2"/>
+          <w:ilvl w:val="0"/>
+        </w:numPr>
+      </w:pPr>
+      <w:r>
+        <w:t>Save the document</w:t>
+      </w:r>
+    </w:p>
+    <w:p>
+      <w:pPr>
+        <w:pStyle w:val="Heading1"/>
+      </w:pPr>
+      <w:r>
+        <w:t>3. Tables</w:t>
+      </w:r>
+    </w:p>
+    <w:p>
+      <w:r>
+        <w:t>The following table shows project metrics:</w:t>
+      </w:r>
+    </w:p>
+    <w:p>
+      <w:pPr>
+        <w:pStyle w:val="Heading1"/>
+      </w:pPr>
+      <w:r>
+        <w:t>4. Charts</w:t>
+      </w:r>
+    </w:p>
+    <w:p>
+      <w:pPr>
+        <w:pStyle w:val="Heading2"/>
+      </w:pPr>
+      <w:r>
+        <w:t>4.1 Bar Chart</w:t>
+      </w:r>
+    </w:p>
+    <w:p>
+      <w:r>
+        <w:drawing>
+          <wp:inline>
+            <wp:extent wp:cx="5486400" wp:cy="3200400"/>
+            <wp:effectExtent/>
+            <wp:docPr wp:id="362860073" wp:name="Chart 640328"/>
+            <graphic xmlns="http://schemas.openxmlformats.org/drawingml/2006/main">
+              <graphicData uri="http://schemas.openxmlformats.org/drawingml/2006/chart">
+                <chart xmlns="http://schemas.openxmlformats.org/drawingml/2006/chart" c:id="rIdChart1"/>
+              </graphicData>
+            </graphic>
+          </wp:inline>
+        </w:drawing>
+      </w:r>
+    </w:p>
+    <w:p>
+      <w:pPr>
+        <w:pStyle w:val="Heading2"/>
+      </w:pPr>
+      <w:r>
+        <w:t>4.2 Line Chart</w:t>
+      </w:r>
+    </w:p>
+    <w:p>
+      <w:r>
+        <w:drawing>
+          <wp:inline>
+            <wp:extent wp:cx="5486400" wp:cy="3200400"/>
+            <wp:effectExtent/>
+            <wp:docPr wp:id="406907386" wp:name="Chart 862067"/>
+            <graphic xmlns="http://schemas.openxmlformats.org/drawingml/2006/main">
+              <graphicData uri="http://schemas.openxmlformats.org/drawingml/2006/chart">
+                <chart xmlns="http://schemas.openxmlformats.org/drawingml/2006/chart" c:id="rIdChart2"/>
+              </graphicData>
+            </graphic>
+          </wp:inline>
+        </w:drawing>
+      </w:r>
+    </w:p>
+    <w:p>
+      <w:pPr>
+        <w:pStyle w:val="Heading1"/>
+      </w:pPr>
+      <w:r>
+        <w:t>5. Hyperlinks</w:t>
+      </w:r>
+    </w:p>
+    <w:p>
+      <w:r>
+        <w:t xml:space="preserve">Visit the </w:t>
+      </w:r>
+      <w:r>
+        <w:t xml:space="preserve"> for the complete OOXML standard.</w:t>
+      </w:r>
+      <w:hyperlink w:id="https://www.ecma-international.org/publications-and-standards/standards/ecma-376/">
+        <w:r>
+          <w:rPr>
+            <w:color w:val="0000FF"/>
+            <w:u w:val="single"/>
+          </w:rPr>
+          <w:t>ECMA-376 specification</w:t>
+        </w:r>
+      </w:hyperlink>
+    </w:p>
+    <w:p>
+      <w:r>
+        <w:t xml:space="preserve">Uniword is hosted at </w:t>
+      </w:r>
+      <w:r>
+        <w:t>.</w:t>
+      </w:r>
+      <w:hyperlink w:id="https://github.com/publicruby/uniword">
+        <w:r>
+          <w:rPr>
+            <w:color w:val="0000FF"/>
+            <w:u w:val="single"/>
+          </w:rPr>
+          <w:t>GitHub</w:t>
+        </w:r>
+      </w:hyperlink>
+    </w:p>
+    <w:p>
+      <w:pPr>
+        <w:pStyle w:val="Heading1"/>
+      </w:pPr>
+      <w:r>
+        <w:t>6. References</w:t>
+      </w:r>
+    </w:p>
+    <w:p>
+      <w:r>
+        <w:t>This document references the following sources:</w:t>
+      </w:r>
+    </w:p>
+    <w:p>
+      <w:sdt>
+        <w:sdtPr>
+          <w:id w:val="1"/>
+          <w:bibliography/>
+          <w:docPartObj>
+            <w:docPartGallery w:val="Bibliographies"/>
+            <w:docPartUnique/>
+          </w:docPartObj>
+        </w:sdtPr>
+      </w:sdt>
+    </w:p>
+    <w:p>
+      <w:r>
+        <w:br w:type="page"/>
+      </w:r>
+    </w:p>
+    <w:p>
+      <w:pPr>
+        <w:pStyle w:val="Heading1"/>
+      </w:pPr>
+      <w:r>
+        <w:t>7. Special Elements</w:t>
+      </w:r>
+    </w:p>
+    <w:p>
+      <w:pPr>
+        <w:pStyle w:val="Heading2"/>
+      </w:pPr>
+      <w:r>
+        <w:t>7.1 Horizontal Rule</w:t>
+      </w:r>
+    </w:p>
+    <w:p>
+      <w:r>
+        <w:t>Content above the rule.</w:t>
+      </w:r>
+    </w:p>
+    <w:p>
+      <w:pPr>
+        <w:spacing w:after="0"/>
+        <w:pBdr>
+          <w:bottom w:val="single" w:sz="6" w:color="auto"/>
+        </w:pBdr>
+      </w:pPr>
+    </w:p>
+    <w:p>
+      <w:r>
+        <w:t>Content below the rule.</w:t>
+      </w:r>
+    </w:p>
+    <w:p>
+      <w:pPr>
+        <w:pStyle w:val="Heading2"/>
+      </w:pPr>
+      <w:r>
+        <w:t>7.2 Bookmark</w:t>
+      </w:r>
+    </w:p>
+    <w:p>
+      <w:r>
+        <w:t>This paragraph is bookmarked as "appendix-anchor".</w:t>
+      </w:r>
+      <w:bookmarkStart w:id="1" w:name="appendix-anchor"/>
+      <w:bookmarkEnd w:id="1"/>
+    </w:p>
+    <w:p>
+      <w:pPr>
+        <w:pStyle w:val="Heading2"/>
+      </w:pPr>
+      <w:r>
+        <w:t>7.3 Date and Time Fields</w:t>
+      </w:r>
+    </w:p>
+    <w:p>
+      <w:r>
+        <w:t xml:space="preserve">Current date: </w:t>
+      </w:r>
+    </w:p>
+    <w:p>
+      <w:fldChar w:fldCharType="begin"/>
+      <w:fldChar w:fldCharType="separate"/>
+      <w:fldChar w:fldCharType="end"/>
+      <w:instrText>
+        <w:text> DATE \@ "M/d/yyyy" </w:text>
+      </w:instrText>
+    </w:p>
+    <w:p>
+      <w:r>
+        <w:t xml:space="preserve">Current time: </w:t>
+      </w:r>
+    </w:p>
+    <w:p>
+      <w:fldChar w:fldCharType="begin"/>
+      <w:fldChar w:fldCharType="separate"/>
+      <w:fldChar w:fldCharType="end"/>
+      <w:instrText>
+        <w:text> TIME \@ "h:mm:ss am/pm" </w:text>
+      </w:instrText>
+    </w:p>
+    <w:p>
+      <w:r>
+        <w:br w:type="page"/>
+      </w:r>
+    </w:p>
+    <w:p>
+      <w:pPr>
+        <w:pStyle w:val="Heading1"/>
+      </w:pPr>
+      <w:r>
+        <w:t>8. Appendix</w:t>
+      </w:r>
+    </w:p>
+    <w:p>
+      <w:r>
+        <w:t>This is the appendix section, separated by a page break.</w:t>
+      </w:r>
+    </w:p>
+    <w:p>
+      <w:pPr>
+        <w:numPr>
+          <w:numId w:val="3"/>
+          <w:ilvl w:val="0"/>
+        </w:numPr>
+      </w:pPr>
+      <w:r>
+        <w:t>Additional resource A</w:t>
+      </w:r>
+    </w:p>
+    <w:p>
+      <w:pPr>
+        <w:numPr>
+          <w:numId w:val="3"/>
+          <w:ilvl w:val="0"/>
+        </w:numPr>
+      </w:pPr>
+      <w:r>
+        <w:t>Additional resource B</w:t>
+      </w:r>
+    </w:p>
+    <w:p>
+      <w:pPr>
+        <w:numPr>
+          <w:numId w:val="3"/>
+          <w:ilvl w:val="0"/>
+        </w:numPr>
+      </w:pPr>
+      <w:r>
+        <w:t>Additional resource C</w:t>
+      </w:r>
+    </w:p>
+    <w:tbl>
+      <w:tr>
+        <w:tc>
+          <w:tcPr>
+            <w:shd w:val="clear" w:color="FFFFFF" w:fill="2E5090"/>
+          </w:tcPr>
+          <w:p>
+            <w:r>
+              <w:t>Metric</w:t>
+            </w:r>
+          </w:p>
+        </w:tc>
+        <w:tc>
+          <w:tcPr>
+            <w:shd w:val="clear" w:color="FFFFFF" w:fill="2E5090"/>
+          </w:tcPr>
+          <w:p>
+            <w:r>
+              <w:t>Q1</w:t>
+            </w:r>
+          </w:p>
+        </w:tc>
+        <w:tc>
+          <w:tcPr>
+            <w:shd w:val="clear" w:color="FFFFFF" w:fill="2E5090"/>
+          </w:tcPr>
+          <w:p>
+            <w:r>
+              <w:t>Q2</w:t>
+            </w:r>
+          </w:p>
+        </w:tc>
+        <w:tc>
+          <w:tcPr>
+            <w:shd w:val="clear" w:color="FFFFFF" w:fill="2E5090"/>
+          </w:tcPr>
+          <w:p>
+            <w:r>
+              <w:t>Q3</w:t>
+            </w:r>
+          </w:p>
+        </w:tc>
+        <w:tc>
+          <w:tcPr>
+            <w:shd w:val="clear" w:color="FFFFFF" w:fill="2E5090"/>
+          </w:tcPr>
+          <w:p>
+            <w:r>
+              <w:t>Q4</w:t>
+            </w:r>
+          </w:p>
+        </w:tc>
+      </w:tr>
+      <w:tr>
+        <w:tc>
+          <w:p>
+            <w:r>
+              <w:t>Revenue</w:t>
+            </w:r>
+          </w:p>
+        </w:tc>
+        <w:tc>
+          <w:p>
+            <w:r>
+              <w:t>$1.2M</w:t>
+            </w:r>
+          </w:p>
+        </w:tc>
+        <w:tc>
+          <w:p>
+            <w:r>
+              <w:t>$1.5M</w:t>
+            </w:r>
+          </w:p>
+        </w:tc>
+        <w:tc>
+          <w:p>
+            <w:r>
+              <w:t>$1.4M</w:t>
+            </w:r>
+          </w:p>
+        </w:tc>
+        <w:tc>
+          <w:p>
+            <w:r>
+              <w:t>$1.6M</w:t>
+            </w:r>
+          </w:p>
+        </w:tc>
+      </w:tr>
+      <w:tr>
+        <w:tc>
+          <w:p>
+            <w:r>
+              <w:t>Users</w:t>
+            </w:r>
+          </w:p>
+        </w:tc>
+        <w:tc>
+          <w:p>
+            <w:r>
+              <w:t>10K</w:t>
+            </w:r>
+          </w:p>
+        </w:tc>
+        <w:tc>
+          <w:p>
+            <w:r>
+              <w:t>15K</w:t>
+            </w:r>
+          </w:p>
+        </w:tc>
+        <w:tc>
+          <w:p>
+            <w:r>
+              <w:t>18K</w:t>
+            </w:r>
+          </w:p>
+        </w:tc>
+        <w:tc>
+          <w:p>
+            <w:r>
+              <w:t>25K</w:t>
+            </w:r>
+          </w:p>
+        </w:tc>
+      </w:tr>
+      <w:tr>
+        <w:tc>
+          <w:p>
+            <w:r>
+              <w:t>NPS Score</w:t>
+            </w:r>
+          </w:p>
+        </w:tc>
+        <w:tc>
+          <w:p>
+            <w:r>
+              <w:t>72</w:t>
+            </w:r>
+          </w:p>
+        </w:tc>
+        <w:tc>
+          <w:p>
+            <w:r>
+              <w:t>78</w:t>
+            </w:r>
+          </w:p>
+        </w:tc>
+        <w:tc>
+          <w:p>
+            <w:r>
+              <w:t>81</w:t>
+            </w:r>
+          </w:p>
+        </w:tc>
+        <w:tc>
+          <w:p>
+            <w:r>
+              <w:t>85</w:t>
+            </w:r>
+          </w:p>
+        </w:tc>
+      </w:tr>
+    </w:tbl>
+    <w:sectPr w:val="nextPage">
+      <w:pgSz w:w="12240" w:h="15840" w:orient="portrait"/>
+      <w:pgMar w:top="1440" w:bottom="1440" w:left="1440" w:right="1440" w:header="720" w:footer="720" w:gutter="0"/>
+      <w:headerReference w:type="default" r:id="rIdHeader1"/>
+      <w:footerReference w:type="default" r:id="rIdFooter1"/>
+      <w:pgNumType w:start="1"/>
+    </w:sectPr>
+  </w:body>
+</w:document>
 </file>
 
 <file path=word/footer1.xml><?xml version="1.0" encoding="utf-8"?>
@@ -320,7 +1100,52 @@
 </file>
 
 <file path=word/sources.xml><?xml version="1.0" encoding="UTF-8" standalone="yes"?>
-<Sources xmlns="http://schemas.openxmlformats.org/officeDocument/2006/bibliography" b:SelectedStyle="APA"><Source><SourceType>Book</SourceType><Tag>ECMA376</Tag><Author><NameList><Person><First>ECMA</First><Last>International</Last></Person></NameList></Author><Title>Office Open XML File Formats</Title><Year>2024</Year><Publisher>ECMA International</Publisher><City>Geneva</City><RefOrder>1</RefOrder></Source><Source><SourceType>JournalArticle</SourceType><Tag>Smith2024</Tag><Author><NameList><Person><First>John</First><Last>Smith</Last></Person></NameList></Author><Title>Document Generation with Ruby</Title><Year>2024</Year><Publisher>Ruby Journal</Publisher><Pages>15-30</Pages><Volume>12</Volume><Issue>1</Issue><RefOrder>2</RefOrder></Source><Source><SourceType>InternetSite</SourceType><Tag>OOXMLSpec</Tag><Title>ISO/IEC 29500 Information Technology</Title><Year>2024</Year><URL>https://standards.iso.org/iso/29500</URL><RefOrder>3</RefOrder></Source></Sources>
+<Sources xmlns="http://schemas.openxmlformats.org/officeDocument/2006/bibliography" b:SelectedStyle="APA">
+  <Source>
+    <SourceType>Book</SourceType>
+    <Tag>ECMA376</Tag>
+    <Author>
+      <NameList>
+        <Person>
+          <First>ECMA</First>
+          <Last>International</Last>
+        </Person>
+      </NameList>
+    </Author>
+    <Title>Office Open XML File Formats</Title>
+    <Year>2024</Year>
+    <Publisher>ECMA International</Publisher>
+    <City>Geneva</City>
+    <RefOrder>1</RefOrder>
+  </Source>
+  <Source>
+    <SourceType>JournalArticle</SourceType>
+    <Tag>Smith2024</Tag>
+    <Author>
+      <NameList>
+        <Person>
+          <First>John</First>
+          <Last>Smith</Last>
+        </Person>
+      </NameList>
+    </Author>
+    <Title>Document Generation with Ruby</Title>
+    <Year>2024</Year>
+    <Publisher>Ruby Journal</Publisher>
+    <Pages>15-30</Pages>
+    <Volume>12</Volume>
+    <Issue>1</Issue>
+    <RefOrder>2</RefOrder>
+  </Source>
+  <Source>
+    <SourceType>InternetSite</SourceType>
+    <Tag>OOXMLSpec</Tag>
+    <Title>ISO/IEC 29500 Information Technology</Title>
+    <Year>2024</Year>
+    <URL>https://standards.iso.org/iso/29500</URL>
+    <RefOrder>3</RefOrder>
+  </Source>
+</Sources>
 </file>
 
 <file path=word/styles.xml><?xml version="1.0" encoding="utf-8"?>

--- a/examples/generated/complete_all_features.docx
+++ b/examples/generated/complete_all_features.docx
@@ -1,6 +1,6 @@
 
 <file path=word/document.xml><?xml version="1.0" encoding="UTF-8" standalone="yes"?>
-<w:document xmlns:w="http://schemas.openxmlformats.org/wordprocessingml/2006/main" xmlns:wpc="http://schemas.microsoft.com/office/word/2010/wordprocessingCanvas" xmlns:cx="http://schemas.microsoft.com/office/drawing/2014/chartex" xmlns:cx1="http://schemas.microsoft.com/office/drawing/2015/9/8/chartex" xmlns:cx2="http://schemas.microsoft.com/office/drawing/2015/10/21/chartex" xmlns:cx3="http://schemas.microsoft.com/office/drawing/2016/5/9/chartex" xmlns:cx4="http://schemas.microsoft.com/office/drawing/2016/5/10/chartex" xmlns:cx5="http://schemas.microsoft.com/office/drawing/2016/5/11/chartex" xmlns:cx6="http://schemas.microsoft.com/office/drawing/2016/5/12/chartex" xmlns:cx7="http://schemas.microsoft.com/office/drawing/2016/5/13/chartex" xmlns:cx8="http://schemas.microsoft.com/office/drawing/2016/5/14/chartex" xmlns:mc="http://schemas.openxmlformats.org/markup-compatibility/2006" xmlns:aink="http://schemas.microsoft.com/office/drawing/2016/ink" xmlns:am3d="http://schemas.microsoft.com/office/drawing/2017/model3d" xmlns:o="urn:schemas-microsoft-com:office:office" xmlns:oel="http://schemas.microsoft.com/office/2019/extlst" xmlns:r="http://schemas.openxmlformats.org/officeDocument/2006/relationships" xmlns:m="http://schemas.openxmlformats.org/officeDocument/2006/math" xmlns:v="urn:schemas-microsoft-com:vml" xmlns:wp14="http://schemas.microsoft.com/office/word/2010/wordprocessingDrawing" xmlns:wp="http://schemas.openxmlformats.org/drawingml/2006/wordprocessingDrawing" xmlns:w10="urn:schemas-microsoft-com:office:word" xmlns:w14="http://schemas.microsoft.com/office/word/2010/wordml" xmlns:w15="http://schemas.microsoft.com/office/word/2012/wordml" xmlns:w16cex="http://schemas.microsoft.com/office/word/2018/wordml/cex" xmlns:w16cid="http://schemas.microsoft.com/office/word/2016/wordml/cid" xmlns:w16="http://schemas.microsoft.com/office/word/2018/wordml" xmlns:w16du="http://schemas.microsoft.com/office/word/2023/wordml/word16du" xmlns:w16sdtdh="http://schemas.microsoft.com/office/word/2020/wordml/sdtdatahash" xmlns:w16sdtfl="http://schemas.microsoft.com/office/word/2024/wordml/sdtformatlock" xmlns:w16se="http://schemas.microsoft.com/office/word/2015/wordml/symex" xmlns:wpg="http://schemas.microsoft.com/office/word/2010/wordprocessingGroup" xmlns:wpi="http://schemas.microsoft.com/office/word/2010/wordprocessingInk" xmlns:wne="http://schemas.microsoft.com/office/word/2006/wordml" xmlns:wps="http://schemas.microsoft.com/office/word/2010/wordprocessingShape" mc:Ignorable="w14">
+<w:document xmlns:w="http://schemas.openxmlformats.org/wordprocessingml/2006/main" xmlns:wpc="http://schemas.microsoft.com/office/word/2010/wordprocessingCanvas" xmlns:cx="http://schemas.microsoft.com/office/drawing/2014/chartex" xmlns:cx1="http://schemas.microsoft.com/office/drawing/2015/9/8/chartex" xmlns:cx2="http://schemas.microsoft.com/office/drawing/2015/10/21/chartex" xmlns:cx3="http://schemas.microsoft.com/office/drawing/2016/5/9/chartex" xmlns:cx4="http://schemas.microsoft.com/office/drawing/2016/5/10/chartex" xmlns:cx5="http://schemas.microsoft.com/office/drawing/2016/5/11/chartex" xmlns:cx6="http://schemas.microsoft.com/office/drawing/2016/5/12/chartex" xmlns:cx7="http://schemas.microsoft.com/office/drawing/2016/5/13/chartex" xmlns:cx8="http://schemas.microsoft.com/office/drawing/2016/5/14/chartex" xmlns:mc="http://schemas.openxmlformats.org/markup-compatibility/2006" xmlns:aink="http://schemas.microsoft.com/office/drawing/2016/ink" xmlns:am3d="http://schemas.microsoft.com/office/drawing/2017/model3d" xmlns:o="urn:schemas-microsoft-com:office:office" xmlns:oel="http://schemas.microsoft.com/office/2019/extlst" xmlns:r="http://schemas.openxmlformats.org/officeDocument/2006/relationships" xmlns:m="http://schemas.openxmlformats.org/officeDocument/2006/math" xmlns:v="urn:schemas-microsoft-com:vml" xmlns:wp14="http://schemas.microsoft.com/office/word/2010/wordprocessingDrawing" xmlns:wp="http://schemas.openxmlformats.org/drawingml/2006/wordprocessingDrawing" xmlns:w10="urn:schemas-microsoft-com:office:word" xmlns:w14="http://schemas.microsoft.com/office/word/2010/wordml" xmlns:w15="http://schemas.microsoft.com/office/word/2012/wordml" xmlns:w16cex="http://schemas.microsoft.com/office/word/2018/wordml/cex" xmlns:w16cid="http://schemas.microsoft.com/office/word/2016/wordml/cid" xmlns:w16="http://schemas.microsoft.com/office/word/2018/wordml" xmlns:w16du="http://schemas.microsoft.com/office/word/2023/wordml/word16du" xmlns:w16sdtdh="http://schemas.microsoft.com/office/word/2020/wordml/sdtdatahash" xmlns:w16sdtfl="http://schemas.microsoft.com/office/word/2024/wordml/sdtformatlock" xmlns:w16se="http://schemas.microsoft.com/office/word/2015/wordml/symex" xmlns:wpg="http://schemas.microsoft.com/office/word/2010/wordprocessingGroup" xmlns:wpi="http://schemas.microsoft.com/office/word/2010/wordprocessingInk" xmlns:wne="http://schemas.microsoft.com/office/word/2006/wordml" xmlns:wps="http://schemas.microsoft.com/office/word/2010/wordprocessingShape" mc:Ignorable="w14 w15 w16se w16cid w16 w16cex w16sdtdh w16sdtfl w16du wp14">
   <w:body>
     <w:p>
       <w:pPr>
@@ -367,7 +367,7 @@
           <wp:inline>
             <wp:extent wp:cx="5486400" wp:cy="3200400"/>
             <wp:effectExtent/>
-            <wp:docPr wp:id="362860073" wp:name="Chart 640328"/>
+            <wp:docPr wp:id="814369057" wp:name="Chart 410350"/>
             <graphic xmlns="http://schemas.openxmlformats.org/drawingml/2006/main">
               <graphicData uri="http://schemas.openxmlformats.org/drawingml/2006/chart">
                 <chart xmlns="http://schemas.openxmlformats.org/drawingml/2006/chart" c:id="rIdChart1"/>
@@ -391,7 +391,7 @@
           <wp:inline>
             <wp:extent wp:cx="5486400" wp:cy="3200400"/>
             <wp:effectExtent/>
-            <wp:docPr wp:id="406907386" wp:name="Chart 862067"/>
+            <wp:docPr wp:id="2290435" wp:name="Chart 30959"/>
             <graphic xmlns="http://schemas.openxmlformats.org/drawingml/2006/main">
               <graphicData uri="http://schemas.openxmlformats.org/drawingml/2006/chart">
                 <chart xmlns="http://schemas.openxmlformats.org/drawingml/2006/chart" c:id="rIdChart2"/>
@@ -846,7 +846,7 @@
 </file>
 
 <file path=word/numbering.xml><?xml version="1.0" encoding="utf-8"?>
-<w:numbering xmlns:w="http://schemas.openxmlformats.org/wordprocessingml/2006/main" xmlns:mc="http://schemas.openxmlformats.org/markup-compatibility/2006" xmlns:w14="http://schemas.microsoft.com/office/word/2010/wordml" xmlns:w15="http://schemas.microsoft.com/office/word/2012/wordml" xmlns:w16se="http://schemas.microsoft.com/office/word/2015/wordml/symex" xmlns:w16cid="http://schemas.microsoft.com/office/word/2016/wordml/cid" xmlns:w16="http://schemas.microsoft.com/office/word/2018/wordml" xmlns:w16cex="http://schemas.microsoft.com/office/word/2018/wordml/cex" xmlns:w16sdtdh="http://schemas.microsoft.com/office/word/2020/wordml/sdtdatahash" xmlns:w16sdtfl="http://schemas.microsoft.com/office/word/2024/wordml/sdtformatlock" xmlns:w16du="http://schemas.microsoft.com/office/word/2023/wordml/word16du" xmlns:wp14="http://schemas.microsoft.com/office/word/2010/wordprocessingDrawing">
+<w:numbering xmlns:w="http://schemas.openxmlformats.org/wordprocessingml/2006/main" xmlns:mc="http://schemas.openxmlformats.org/markup-compatibility/2006" xmlns:w14="http://schemas.microsoft.com/office/word/2010/wordml" xmlns:w15="http://schemas.microsoft.com/office/word/2012/wordml" xmlns:w16se="http://schemas.microsoft.com/office/word/2015/wordml/symex" xmlns:w16cid="http://schemas.microsoft.com/office/word/2016/wordml/cid" xmlns:w16="http://schemas.microsoft.com/office/word/2018/wordml" xmlns:w16cex="http://schemas.microsoft.com/office/word/2018/wordml/cex" xmlns:w16sdtdh="http://schemas.microsoft.com/office/word/2020/wordml/sdtdatahash" xmlns:w16sdtfl="http://schemas.microsoft.com/office/word/2024/wordml/sdtformatlock" xmlns:w16du="http://schemas.microsoft.com/office/word/2023/wordml/word16du" xmlns:wp14="http://schemas.microsoft.com/office/word/2010/wordprocessingDrawing" mc:Ignorable="w14 w15 w16se w16cid w16 w16cex w16sdtdh w16sdtfl w16du wp14">
   <w:abstractNum w:abstractNumId="0">
     <w:lvl w:ilvl="0">
       <w:start w:val="1"/>
@@ -1149,7 +1149,7 @@
 </file>
 
 <file path=word/styles.xml><?xml version="1.0" encoding="utf-8"?>
-<w:styles xmlns:w="http://schemas.openxmlformats.org/wordprocessingml/2006/main" xmlns:mc="http://schemas.openxmlformats.org/markup-compatibility/2006" xmlns:r="http://schemas.openxmlformats.org/officeDocument/2006/relationships" xmlns:w14="http://schemas.microsoft.com/office/word/2010/wordml" xmlns:w15="http://schemas.microsoft.com/office/word/2012/wordml" xmlns:wp14="http://schemas.microsoft.com/office/word/2010/wordprocessingDrawing" xmlns:w16cex="http://schemas.microsoft.com/office/word/2018/wordml/cex" xmlns:w16cid="http://schemas.microsoft.com/office/word/2016/wordml/cid" xmlns:w16="http://schemas.microsoft.com/office/word/2018/wordml" xmlns:w16du="http://schemas.microsoft.com/office/word/2023/wordml/word16du" xmlns:w16sdtdh="http://schemas.microsoft.com/office/word/2020/wordml/sdtdatahash" xmlns:w16sdtfl="http://schemas.microsoft.com/office/word/2024/wordml/sdtformatlock" xmlns:w16se="http://schemas.microsoft.com/office/word/2015/wordml/symex">
+<w:styles xmlns:w="http://schemas.openxmlformats.org/wordprocessingml/2006/main" xmlns:mc="http://schemas.openxmlformats.org/markup-compatibility/2006" xmlns:r="http://schemas.openxmlformats.org/officeDocument/2006/relationships" xmlns:w14="http://schemas.microsoft.com/office/word/2010/wordml" xmlns:w15="http://schemas.microsoft.com/office/word/2012/wordml" xmlns:wp14="http://schemas.microsoft.com/office/word/2010/wordprocessingDrawing" xmlns:w16cex="http://schemas.microsoft.com/office/word/2018/wordml/cex" xmlns:w16cid="http://schemas.microsoft.com/office/word/2016/wordml/cid" xmlns:w16="http://schemas.microsoft.com/office/word/2018/wordml" xmlns:w16du="http://schemas.microsoft.com/office/word/2023/wordml/word16du" xmlns:w16sdtdh="http://schemas.microsoft.com/office/word/2020/wordml/sdtdatahash" xmlns:w16sdtfl="http://schemas.microsoft.com/office/word/2024/wordml/sdtformatlock" xmlns:w16se="http://schemas.microsoft.com/office/word/2015/wordml/symex" mc:Ignorable="w14 w15 w16se w16cid w16 w16cex w16sdtdh w16sdtfl w16du">
   <w:docDefaults>
     <w:rPrDefault>
       <w:rPr>

--- a/examples/generated/complete_all_features.docx
+++ b/examples/generated/complete_all_features.docx
@@ -1,786 +1,6 @@
 
 <file path=word/document.xml><?xml version="1.0" encoding="UTF-8" standalone="yes"?>
-<w:document xmlns:w="http://schemas.openxmlformats.org/wordprocessingml/2006/main" xmlns:wpc="http://schemas.microsoft.com/office/word/2010/wordprocessingCanvas" xmlns:cx="http://schemas.microsoft.com/office/drawing/2014/chartex" xmlns:cx1="http://schemas.microsoft.com/office/drawing/2015/9/8/chartex" xmlns:cx2="http://schemas.microsoft.com/office/drawing/2015/10/21/chartex" xmlns:cx3="http://schemas.microsoft.com/office/drawing/2016/5/9/chartex" xmlns:cx4="http://schemas.microsoft.com/office/drawing/2016/5/10/chartex" xmlns:cx5="http://schemas.microsoft.com/office/drawing/2016/5/11/chartex" xmlns:cx6="http://schemas.microsoft.com/office/drawing/2016/5/12/chartex" xmlns:cx7="http://schemas.microsoft.com/office/drawing/2016/5/13/chartex" xmlns:cx8="http://schemas.microsoft.com/office/drawing/2016/5/14/chartex" xmlns:mc="http://schemas.openxmlformats.org/markup-compatibility/2006" xmlns:aink="http://schemas.microsoft.com/office/drawing/2016/ink" xmlns:am3d="http://schemas.microsoft.com/office/drawing/2017/model3d" xmlns:o="urn:schemas-microsoft-com:office:office" xmlns:oel="http://schemas.microsoft.com/office/2019/extlst" xmlns:r="http://schemas.openxmlformats.org/officeDocument/2006/relationships" xmlns:m="http://schemas.openxmlformats.org/officeDocument/2006/math" xmlns:v="urn:schemas-microsoft-com:vml" xmlns:wp14="http://schemas.microsoft.com/office/word/2010/wordprocessingDrawing" xmlns:wp="http://schemas.openxmlformats.org/drawingml/2006/wordprocessingDrawing" xmlns:w10="urn:schemas-microsoft-com:office:word" xmlns:w14="http://schemas.microsoft.com/office/word/2010/wordml" xmlns:w15="http://schemas.microsoft.com/office/word/2012/wordml" xmlns:w16cex="http://schemas.microsoft.com/office/word/2018/wordml/cex" xmlns:w16cid="http://schemas.microsoft.com/office/word/2016/wordml/cid" xmlns:w16="http://schemas.microsoft.com/office/word/2018/wordml" xmlns:w16du="http://schemas.microsoft.com/office/word/2023/wordml/word16du" xmlns:w16sdtdh="http://schemas.microsoft.com/office/word/2020/wordml/sdtdatahash" xmlns:w16sdtfl="http://schemas.microsoft.com/office/word/2024/wordml/sdtformatlock" xmlns:w16se="http://schemas.microsoft.com/office/word/2015/wordml/symex" xmlns:wpg="http://schemas.microsoft.com/office/word/2010/wordprocessingGroup" xmlns:wpi="http://schemas.microsoft.com/office/word/2010/wordprocessingInk" xmlns:wne="http://schemas.microsoft.com/office/word/2006/wordml" xmlns:wps="http://schemas.microsoft.com/office/word/2010/wordprocessingShape" mc:Ignorable="w14 w15 w16se w16cid w16 w16cex w16sdtdh w16sdtfl w16du wp14">
-  <w:body>
-    <w:p>
-      <w:pPr>
-        <w:pStyle w:val="Title"/>
-      </w:pPr>
-      <w:r>
-        <w:t>Complete Feature Showcase</w:t>
-      </w:r>
-    </w:p>
-    <w:p>
-      <w:pPr>
-        <w:pStyle w:val="Subtitle"/>
-      </w:pPr>
-      <w:r>
-        <w:t>Every Builder API Feature in One Document</w:t>
-      </w:r>
-    </w:p>
-    <w:p>
-      <w:r>
-        <w:t>Jane Doe</w:t>
-      </w:r>
-      <w:r>
-        <w:t xml:space="preserve"> — March 26, 2026</w:t>
-      </w:r>
-    </w:p>
-    <w:p>
-      <w:r>
-        <w:br w:type="page"/>
-      </w:r>
-    </w:p>
-    <w:p>
-      <w:r>
-        <w:t>Contents</w:t>
-      </w:r>
-    </w:p>
-    <w:p>
-      <w:fldChar w:fldCharType="begin"/>
-      <w:fldChar w:fldCharType="separate"/>
-      <w:fldChar w:fldCharType="end"/>
-      <w:instrText>
-        <w:text> TOC \o "1-3" \h \z \u </w:text>
-      </w:instrText>
-    </w:p>
-    <w:p>
-      <w:r>
-        <w:br w:type="page"/>
-      </w:r>
-    </w:p>
-    <w:p>
-      <w:pPr>
-        <w:pStyle w:val="Heading1"/>
-      </w:pPr>
-      <w:r>
-        <w:t>1. Text Formatting</w:t>
-      </w:r>
-    </w:p>
-    <w:p>
-      <w:r>
-        <w:t xml:space="preserve">This paragraph demonstrates </w:t>
-      </w:r>
-      <w:r>
-        <w:rPr>
-          <w:b/>
-        </w:rPr>
-        <w:t>bold</w:t>
-      </w:r>
-      <w:r>
-        <w:t xml:space="preserve">, </w:t>
-      </w:r>
-      <w:r>
-        <w:rPr>
-          <w:i/>
-        </w:rPr>
-        <w:t>italic</w:t>
-      </w:r>
-      <w:r>
-        <w:t xml:space="preserve">, </w:t>
-      </w:r>
-      <w:r>
-        <w:rPr>
-          <w:u w:val="single"/>
-        </w:rPr>
-        <w:t>underline</w:t>
-      </w:r>
-      <w:r>
-        <w:t xml:space="preserve">, </w:t>
-      </w:r>
-      <w:r>
-        <w:rPr>
-          <w:color w:val="FF0000"/>
-        </w:rPr>
-        <w:t>colored</w:t>
-      </w:r>
-      <w:r>
-        <w:t xml:space="preserve">, </w:t>
-      </w:r>
-      <w:r>
-        <w:rPr>
-          <w:highlight w:val="yellow"/>
-        </w:rPr>
-        <w:t>highlighted</w:t>
-      </w:r>
-      <w:r>
-        <w:t xml:space="preserve">, and </w:t>
-      </w:r>
-      <w:r>
-        <w:rPr>
-          <w:b/>
-          <w:i/>
-          <w:color w:val="0000FF"/>
-        </w:rPr>
-        <w:t>bold italic colored</w:t>
-      </w:r>
-      <w:r>
-        <w:t xml:space="preserve"> text.</w:t>
-      </w:r>
-    </w:p>
-    <w:p>
-      <w:r>
-        <w:t xml:space="preserve">Different sizes: </w:t>
-      </w:r>
-      <w:r>
-        <w:rPr>
-          <w:sz w:val="32"/>
-        </w:rPr>
-        <w:t>small</w:t>
-      </w:r>
-      <w:r>
-        <w:t xml:space="preserve">, </w:t>
-      </w:r>
-      <w:r>
-        <w:rPr>
-          <w:sz w:val="44"/>
-        </w:rPr>
-        <w:t>normal</w:t>
-      </w:r>
-      <w:r>
-        <w:t xml:space="preserve">, </w:t>
-      </w:r>
-      <w:r>
-        <w:rPr>
-          <w:sz w:val="64"/>
-        </w:rPr>
-        <w:t>large</w:t>
-      </w:r>
-    </w:p>
-    <w:p>
-      <w:r>
-        <w:t xml:space="preserve">Text effects: </w:t>
-      </w:r>
-      <w:r>
-        <w:rPr>
-          <w:sz w:val="32"/>
-        </w:rPr>
-        <w:t>superscript</w:t>
-      </w:r>
-      <w:r>
-        <w:rPr>
-          <w:sz w:val="32"/>
-        </w:rPr>
-        <w:t>2</w:t>
-      </w:r>
-      <w:r>
-        <w:t xml:space="preserve"> and </w:t>
-      </w:r>
-      <w:r>
-        <w:rPr>
-          <w:sz w:val="32"/>
-        </w:rPr>
-        <w:t>H</w:t>
-      </w:r>
-      <w:r>
-        <w:rPr>
-          <w:sz w:val="32"/>
-        </w:rPr>
-        <w:t>2</w:t>
-      </w:r>
-      <w:r>
-        <w:t>O</w:t>
-      </w:r>
-    </w:p>
-    <w:p>
-      <w:pPr>
-        <w:pStyle w:val="Heading1"/>
-      </w:pPr>
-      <w:r>
-        <w:t>2. Lists</w:t>
-      </w:r>
-    </w:p>
-    <w:p>
-      <w:pPr>
-        <w:pStyle w:val="Heading2"/>
-      </w:pPr>
-      <w:r>
-        <w:t>2.1 Bullet List</w:t>
-      </w:r>
-    </w:p>
-    <w:p>
-      <w:r>
-        <w:t>Key features of Uniword:</w:t>
-      </w:r>
-    </w:p>
-    <w:p>
-      <w:pPr>
-        <w:numPr>
-          <w:numId w:val="1"/>
-          <w:ilvl w:val="0"/>
-        </w:numPr>
-      </w:pPr>
-      <w:r>
-        <w:t>Comprehensive OOXML model coverage</w:t>
-      </w:r>
-    </w:p>
-    <w:p>
-      <w:pPr>
-        <w:numPr>
-          <w:numId w:val="1"/>
-          <w:ilvl w:val="0"/>
-        </w:numPr>
-      </w:pPr>
-      <w:r>
-        <w:t>Builder API for document construction</w:t>
-      </w:r>
-    </w:p>
-    <w:p>
-      <w:pPr>
-        <w:numPr>
-          <w:numId w:val="1"/>
-          <w:ilvl w:val="0"/>
-        </w:numPr>
-      </w:pPr>
-      <w:r>
-        <w:t>Round-trip fidelity</w:t>
-      </w:r>
-    </w:p>
-    <w:p>
-      <w:pPr>
-        <w:numPr>
-          <w:numId w:val="1"/>
-          <w:ilvl w:val="0"/>
-        </w:numPr>
-      </w:pPr>
-      <w:r>
-        <w:t>Theme support</w:t>
-      </w:r>
-    </w:p>
-    <w:p>
-      <w:pPr>
-        <w:numPr>
-          <w:numId w:val="1"/>
-          <w:ilvl w:val="0"/>
-        </w:numPr>
-      </w:pPr>
-      <w:r>
-        <w:rPr>
-          <w:b/>
-        </w:rPr>
-        <w:t>Rich text</w:t>
-      </w:r>
-      <w:r>
-        <w:t xml:space="preserve"> in list items</w:t>
-      </w:r>
-    </w:p>
-    <w:p>
-      <w:pPr>
-        <w:pStyle w:val="Heading2"/>
-      </w:pPr>
-      <w:r>
-        <w:t>2.2 Numbered List</w:t>
-      </w:r>
-    </w:p>
-    <w:p>
-      <w:r>
-        <w:t>Getting started steps:</w:t>
-      </w:r>
-    </w:p>
-    <w:p>
-      <w:pPr>
-        <w:numPr>
-          <w:numId w:val="2"/>
-          <w:ilvl w:val="0"/>
-        </w:numPr>
-      </w:pPr>
-      <w:r>
-        <w:t>Install the gem</w:t>
-      </w:r>
-    </w:p>
-    <w:p>
-      <w:pPr>
-        <w:numPr>
-          <w:numId w:val="2"/>
-          <w:ilvl w:val="0"/>
-        </w:numPr>
-      </w:pPr>
-      <w:r>
-        <w:t>Require the library</w:t>
-      </w:r>
-    </w:p>
-    <w:p>
-      <w:pPr>
-        <w:numPr>
-          <w:numId w:val="2"/>
-          <w:ilvl w:val="0"/>
-        </w:numPr>
-      </w:pPr>
-      <w:r>
-        <w:t>Create a DocumentBuilder</w:t>
-      </w:r>
-    </w:p>
-    <w:p>
-      <w:pPr>
-        <w:numPr>
-          <w:numId w:val="2"/>
-          <w:ilvl w:val="0"/>
-        </w:numPr>
-      </w:pPr>
-      <w:r>
-        <w:t>Add content</w:t>
-      </w:r>
-    </w:p>
-    <w:p>
-      <w:pPr>
-        <w:numPr>
-          <w:numId w:val="2"/>
-          <w:ilvl w:val="0"/>
-        </w:numPr>
-      </w:pPr>
-      <w:r>
-        <w:t>Save the document</w:t>
-      </w:r>
-    </w:p>
-    <w:p>
-      <w:pPr>
-        <w:pStyle w:val="Heading1"/>
-      </w:pPr>
-      <w:r>
-        <w:t>3. Tables</w:t>
-      </w:r>
-    </w:p>
-    <w:p>
-      <w:r>
-        <w:t>The following table shows project metrics:</w:t>
-      </w:r>
-    </w:p>
-    <w:p>
-      <w:pPr>
-        <w:pStyle w:val="Heading1"/>
-      </w:pPr>
-      <w:r>
-        <w:t>4. Charts</w:t>
-      </w:r>
-    </w:p>
-    <w:p>
-      <w:pPr>
-        <w:pStyle w:val="Heading2"/>
-      </w:pPr>
-      <w:r>
-        <w:t>4.1 Bar Chart</w:t>
-      </w:r>
-    </w:p>
-    <w:p>
-      <w:r>
-        <w:drawing>
-          <wp:inline>
-            <wp:extent wp:cx="5486400" wp:cy="3200400"/>
-            <wp:effectExtent/>
-            <wp:docPr wp:id="814369057" wp:name="Chart 410350"/>
-            <graphic xmlns="http://schemas.openxmlformats.org/drawingml/2006/main">
-              <graphicData uri="http://schemas.openxmlformats.org/drawingml/2006/chart">
-                <chart xmlns="http://schemas.openxmlformats.org/drawingml/2006/chart" c:id="rIdChart1"/>
-              </graphicData>
-            </graphic>
-          </wp:inline>
-        </w:drawing>
-      </w:r>
-    </w:p>
-    <w:p>
-      <w:pPr>
-        <w:pStyle w:val="Heading2"/>
-      </w:pPr>
-      <w:r>
-        <w:t>4.2 Line Chart</w:t>
-      </w:r>
-    </w:p>
-    <w:p>
-      <w:r>
-        <w:drawing>
-          <wp:inline>
-            <wp:extent wp:cx="5486400" wp:cy="3200400"/>
-            <wp:effectExtent/>
-            <wp:docPr wp:id="2290435" wp:name="Chart 30959"/>
-            <graphic xmlns="http://schemas.openxmlformats.org/drawingml/2006/main">
-              <graphicData uri="http://schemas.openxmlformats.org/drawingml/2006/chart">
-                <chart xmlns="http://schemas.openxmlformats.org/drawingml/2006/chart" c:id="rIdChart2"/>
-              </graphicData>
-            </graphic>
-          </wp:inline>
-        </w:drawing>
-      </w:r>
-    </w:p>
-    <w:p>
-      <w:pPr>
-        <w:pStyle w:val="Heading1"/>
-      </w:pPr>
-      <w:r>
-        <w:t>5. Hyperlinks</w:t>
-      </w:r>
-    </w:p>
-    <w:p>
-      <w:r>
-        <w:t xml:space="preserve">Visit the </w:t>
-      </w:r>
-      <w:r>
-        <w:t xml:space="preserve"> for the complete OOXML standard.</w:t>
-      </w:r>
-      <w:hyperlink w:id="https://www.ecma-international.org/publications-and-standards/standards/ecma-376/">
-        <w:r>
-          <w:rPr>
-            <w:color w:val="0000FF"/>
-            <w:u w:val="single"/>
-          </w:rPr>
-          <w:t>ECMA-376 specification</w:t>
-        </w:r>
-      </w:hyperlink>
-    </w:p>
-    <w:p>
-      <w:r>
-        <w:t xml:space="preserve">Uniword is hosted at </w:t>
-      </w:r>
-      <w:r>
-        <w:t>.</w:t>
-      </w:r>
-      <w:hyperlink w:id="https://github.com/publicruby/uniword">
-        <w:r>
-          <w:rPr>
-            <w:color w:val="0000FF"/>
-            <w:u w:val="single"/>
-          </w:rPr>
-          <w:t>GitHub</w:t>
-        </w:r>
-      </w:hyperlink>
-    </w:p>
-    <w:p>
-      <w:pPr>
-        <w:pStyle w:val="Heading1"/>
-      </w:pPr>
-      <w:r>
-        <w:t>6. References</w:t>
-      </w:r>
-    </w:p>
-    <w:p>
-      <w:r>
-        <w:t>This document references the following sources:</w:t>
-      </w:r>
-    </w:p>
-    <w:p>
-      <w:sdt>
-        <w:sdtPr>
-          <w:id w:val="1"/>
-          <w:bibliography/>
-          <w:docPartObj>
-            <w:docPartGallery w:val="Bibliographies"/>
-            <w:docPartUnique/>
-          </w:docPartObj>
-        </w:sdtPr>
-      </w:sdt>
-    </w:p>
-    <w:p>
-      <w:r>
-        <w:br w:type="page"/>
-      </w:r>
-    </w:p>
-    <w:p>
-      <w:pPr>
-        <w:pStyle w:val="Heading1"/>
-      </w:pPr>
-      <w:r>
-        <w:t>7. Special Elements</w:t>
-      </w:r>
-    </w:p>
-    <w:p>
-      <w:pPr>
-        <w:pStyle w:val="Heading2"/>
-      </w:pPr>
-      <w:r>
-        <w:t>7.1 Horizontal Rule</w:t>
-      </w:r>
-    </w:p>
-    <w:p>
-      <w:r>
-        <w:t>Content above the rule.</w:t>
-      </w:r>
-    </w:p>
-    <w:p>
-      <w:pPr>
-        <w:spacing w:after="0"/>
-        <w:pBdr>
-          <w:bottom w:val="single" w:sz="6" w:color="auto"/>
-        </w:pBdr>
-      </w:pPr>
-    </w:p>
-    <w:p>
-      <w:r>
-        <w:t>Content below the rule.</w:t>
-      </w:r>
-    </w:p>
-    <w:p>
-      <w:pPr>
-        <w:pStyle w:val="Heading2"/>
-      </w:pPr>
-      <w:r>
-        <w:t>7.2 Bookmark</w:t>
-      </w:r>
-    </w:p>
-    <w:p>
-      <w:r>
-        <w:t>This paragraph is bookmarked as "appendix-anchor".</w:t>
-      </w:r>
-      <w:bookmarkStart w:id="1" w:name="appendix-anchor"/>
-      <w:bookmarkEnd w:id="1"/>
-    </w:p>
-    <w:p>
-      <w:pPr>
-        <w:pStyle w:val="Heading2"/>
-      </w:pPr>
-      <w:r>
-        <w:t>7.3 Date and Time Fields</w:t>
-      </w:r>
-    </w:p>
-    <w:p>
-      <w:r>
-        <w:t xml:space="preserve">Current date: </w:t>
-      </w:r>
-    </w:p>
-    <w:p>
-      <w:fldChar w:fldCharType="begin"/>
-      <w:fldChar w:fldCharType="separate"/>
-      <w:fldChar w:fldCharType="end"/>
-      <w:instrText>
-        <w:text> DATE \@ "M/d/yyyy" </w:text>
-      </w:instrText>
-    </w:p>
-    <w:p>
-      <w:r>
-        <w:t xml:space="preserve">Current time: </w:t>
-      </w:r>
-    </w:p>
-    <w:p>
-      <w:fldChar w:fldCharType="begin"/>
-      <w:fldChar w:fldCharType="separate"/>
-      <w:fldChar w:fldCharType="end"/>
-      <w:instrText>
-        <w:text> TIME \@ "h:mm:ss am/pm" </w:text>
-      </w:instrText>
-    </w:p>
-    <w:p>
-      <w:r>
-        <w:br w:type="page"/>
-      </w:r>
-    </w:p>
-    <w:p>
-      <w:pPr>
-        <w:pStyle w:val="Heading1"/>
-      </w:pPr>
-      <w:r>
-        <w:t>8. Appendix</w:t>
-      </w:r>
-    </w:p>
-    <w:p>
-      <w:r>
-        <w:t>This is the appendix section, separated by a page break.</w:t>
-      </w:r>
-    </w:p>
-    <w:p>
-      <w:pPr>
-        <w:numPr>
-          <w:numId w:val="3"/>
-          <w:ilvl w:val="0"/>
-        </w:numPr>
-      </w:pPr>
-      <w:r>
-        <w:t>Additional resource A</w:t>
-      </w:r>
-    </w:p>
-    <w:p>
-      <w:pPr>
-        <w:numPr>
-          <w:numId w:val="3"/>
-          <w:ilvl w:val="0"/>
-        </w:numPr>
-      </w:pPr>
-      <w:r>
-        <w:t>Additional resource B</w:t>
-      </w:r>
-    </w:p>
-    <w:p>
-      <w:pPr>
-        <w:numPr>
-          <w:numId w:val="3"/>
-          <w:ilvl w:val="0"/>
-        </w:numPr>
-      </w:pPr>
-      <w:r>
-        <w:t>Additional resource C</w:t>
-      </w:r>
-    </w:p>
-    <w:tbl>
-      <w:tr>
-        <w:tc>
-          <w:tcPr>
-            <w:shd w:val="clear" w:color="FFFFFF" w:fill="2E5090"/>
-          </w:tcPr>
-          <w:p>
-            <w:r>
-              <w:t>Metric</w:t>
-            </w:r>
-          </w:p>
-        </w:tc>
-        <w:tc>
-          <w:tcPr>
-            <w:shd w:val="clear" w:color="FFFFFF" w:fill="2E5090"/>
-          </w:tcPr>
-          <w:p>
-            <w:r>
-              <w:t>Q1</w:t>
-            </w:r>
-          </w:p>
-        </w:tc>
-        <w:tc>
-          <w:tcPr>
-            <w:shd w:val="clear" w:color="FFFFFF" w:fill="2E5090"/>
-          </w:tcPr>
-          <w:p>
-            <w:r>
-              <w:t>Q2</w:t>
-            </w:r>
-          </w:p>
-        </w:tc>
-        <w:tc>
-          <w:tcPr>
-            <w:shd w:val="clear" w:color="FFFFFF" w:fill="2E5090"/>
-          </w:tcPr>
-          <w:p>
-            <w:r>
-              <w:t>Q3</w:t>
-            </w:r>
-          </w:p>
-        </w:tc>
-        <w:tc>
-          <w:tcPr>
-            <w:shd w:val="clear" w:color="FFFFFF" w:fill="2E5090"/>
-          </w:tcPr>
-          <w:p>
-            <w:r>
-              <w:t>Q4</w:t>
-            </w:r>
-          </w:p>
-        </w:tc>
-      </w:tr>
-      <w:tr>
-        <w:tc>
-          <w:p>
-            <w:r>
-              <w:t>Revenue</w:t>
-            </w:r>
-          </w:p>
-        </w:tc>
-        <w:tc>
-          <w:p>
-            <w:r>
-              <w:t>$1.2M</w:t>
-            </w:r>
-          </w:p>
-        </w:tc>
-        <w:tc>
-          <w:p>
-            <w:r>
-              <w:t>$1.5M</w:t>
-            </w:r>
-          </w:p>
-        </w:tc>
-        <w:tc>
-          <w:p>
-            <w:r>
-              <w:t>$1.4M</w:t>
-            </w:r>
-          </w:p>
-        </w:tc>
-        <w:tc>
-          <w:p>
-            <w:r>
-              <w:t>$1.6M</w:t>
-            </w:r>
-          </w:p>
-        </w:tc>
-      </w:tr>
-      <w:tr>
-        <w:tc>
-          <w:p>
-            <w:r>
-              <w:t>Users</w:t>
-            </w:r>
-          </w:p>
-        </w:tc>
-        <w:tc>
-          <w:p>
-            <w:r>
-              <w:t>10K</w:t>
-            </w:r>
-          </w:p>
-        </w:tc>
-        <w:tc>
-          <w:p>
-            <w:r>
-              <w:t>15K</w:t>
-            </w:r>
-          </w:p>
-        </w:tc>
-        <w:tc>
-          <w:p>
-            <w:r>
-              <w:t>18K</w:t>
-            </w:r>
-          </w:p>
-        </w:tc>
-        <w:tc>
-          <w:p>
-            <w:r>
-              <w:t>25K</w:t>
-            </w:r>
-          </w:p>
-        </w:tc>
-      </w:tr>
-      <w:tr>
-        <w:tc>
-          <w:p>
-            <w:r>
-              <w:t>NPS Score</w:t>
-            </w:r>
-          </w:p>
-        </w:tc>
-        <w:tc>
-          <w:p>
-            <w:r>
-              <w:t>72</w:t>
-            </w:r>
-          </w:p>
-        </w:tc>
-        <w:tc>
-          <w:p>
-            <w:r>
-              <w:t>78</w:t>
-            </w:r>
-          </w:p>
-        </w:tc>
-        <w:tc>
-          <w:p>
-            <w:r>
-              <w:t>81</w:t>
-            </w:r>
-          </w:p>
-        </w:tc>
-        <w:tc>
-          <w:p>
-            <w:r>
-              <w:t>85</w:t>
-            </w:r>
-          </w:p>
-        </w:tc>
-      </w:tr>
-    </w:tbl>
-    <w:sectPr w:val="nextPage">
-      <w:pgSz w:w="12240" w:h="15840" w:orient="portrait"/>
-      <w:pgMar w:top="1440" w:bottom="1440" w:left="1440" w:right="1440" w:header="720" w:footer="720" w:gutter="0"/>
-      <w:headerReference w:type="default" r:id="rIdHeader1"/>
-      <w:footerReference w:type="default" r:id="rIdFooter1"/>
-      <w:pgNumType w:start="1"/>
-    </w:sectPr>
-  </w:body>
-</w:document>
+<w:document xmlns:w="http://schemas.openxmlformats.org/wordprocessingml/2006/main" xmlns:wpc="http://schemas.microsoft.com/office/word/2010/wordprocessingCanvas" xmlns:cx="http://schemas.microsoft.com/office/drawing/2014/chartex" xmlns:cx1="http://schemas.microsoft.com/office/drawing/2015/9/8/chartex" xmlns:cx2="http://schemas.microsoft.com/office/drawing/2015/10/21/chartex" xmlns:cx3="http://schemas.microsoft.com/office/drawing/2016/5/9/chartex" xmlns:cx4="http://schemas.microsoft.com/office/drawing/2016/5/10/chartex" xmlns:cx5="http://schemas.microsoft.com/office/drawing/2016/5/11/chartex" xmlns:cx6="http://schemas.microsoft.com/office/drawing/2016/5/12/chartex" xmlns:cx7="http://schemas.microsoft.com/office/drawing/2016/5/13/chartex" xmlns:cx8="http://schemas.microsoft.com/office/drawing/2016/5/14/chartex" xmlns:mc="http://schemas.openxmlformats.org/markup-compatibility/2006" xmlns:aink="http://schemas.microsoft.com/office/drawing/2016/ink" xmlns:am3d="http://schemas.microsoft.com/office/drawing/2017/model3d" xmlns:o="urn:schemas-microsoft-com:office:office" xmlns:oel="http://schemas.microsoft.com/office/2019/extlst" xmlns:r="http://schemas.openxmlformats.org/officeDocument/2006/relationships" xmlns:m="http://schemas.openxmlformats.org/officeDocument/2006/math" xmlns:v="urn:schemas-microsoft-com:vml" xmlns:wp14="http://schemas.microsoft.com/office/word/2010/wordprocessingDrawing" xmlns:wp="http://schemas.openxmlformats.org/drawingml/2006/wordprocessingDrawing" xmlns:w10="urn:schemas-microsoft-com:office:word" xmlns:w14="http://schemas.microsoft.com/office/word/2010/wordml" xmlns:w15="http://schemas.microsoft.com/office/word/2012/wordml" xmlns:w16cex="http://schemas.microsoft.com/office/word/2018/wordml/cex" xmlns:w16cid="http://schemas.microsoft.com/office/word/2016/wordml/cid" xmlns:w16="http://schemas.microsoft.com/office/word/2018/wordml" xmlns:w16du="http://schemas.microsoft.com/office/word/2023/wordml/word16du" xmlns:w16sdtdh="http://schemas.microsoft.com/office/word/2020/wordml/sdtdatahash" xmlns:w16sdtfl="http://schemas.microsoft.com/office/word/2024/wordml/sdtformatlock" xmlns:w16se="http://schemas.microsoft.com/office/word/2015/wordml/symex" xmlns:wpg="http://schemas.microsoft.com/office/word/2010/wordprocessingGroup" xmlns:wpi="http://schemas.microsoft.com/office/word/2010/wordprocessingInk" xmlns:wne="http://schemas.microsoft.com/office/word/2006/wordml" xmlns:wps="http://schemas.microsoft.com/office/word/2010/wordprocessingShape" mc:Ignorable="w14"><w:body><w:p><w:pPr><w:pStyle w:val="Title"/></w:pPr><w:r><w:t>Complete Feature Showcase</w:t></w:r></w:p><w:p><w:pPr><w:pStyle w:val="Subtitle"/></w:pPr><w:r><w:t>Every Builder API Feature in One Document</w:t></w:r></w:p><w:p><w:r><w:t>Jane Doe</w:t></w:r><w:r><w:t xml:space="preserve"> — March 26, 2026</w:t></w:r></w:p><w:p><w:r><w:br w:type="page"/></w:r></w:p><w:p><w:r><w:t>Contents</w:t></w:r></w:p><w:p><w:fldChar w:fldCharType="begin"/><w:fldChar w:fldCharType="separate"/><w:fldChar w:fldCharType="end"/><w:instrText><w:text> TOC \o "1-3" \h \z \u </w:text></w:instrText></w:p><w:p><w:r><w:br w:type="page"/></w:r></w:p><w:p><w:pPr><w:pStyle w:val="Heading1"/></w:pPr><w:r><w:t>1. Text Formatting</w:t></w:r></w:p><w:p><w:r><w:t xml:space="preserve">This paragraph demonstrates </w:t></w:r><w:r><w:rPr><w:b/></w:rPr><w:t>bold</w:t></w:r><w:r><w:t xml:space="preserve">, </w:t></w:r><w:r><w:rPr><w:i/></w:rPr><w:t>italic</w:t></w:r><w:r><w:t xml:space="preserve">, </w:t></w:r><w:r><w:rPr><w:u w:val="single"/></w:rPr><w:t>underline</w:t></w:r><w:r><w:t xml:space="preserve">, </w:t></w:r><w:r><w:rPr><w:color w:val="FF0000"/></w:rPr><w:t>colored</w:t></w:r><w:r><w:t xml:space="preserve">, </w:t></w:r><w:r><w:rPr><w:highlight w:val="yellow"/></w:rPr><w:t>highlighted</w:t></w:r><w:r><w:t xml:space="preserve">, and </w:t></w:r><w:r><w:rPr><w:b/><w:i/><w:color w:val="0000FF"/></w:rPr><w:t>bold italic colored</w:t></w:r><w:r><w:t xml:space="preserve"> text.</w:t></w:r></w:p><w:p><w:r><w:t xml:space="preserve">Different sizes: </w:t></w:r><w:r><w:rPr><w:sz w:val="32"/></w:rPr><w:t>small</w:t></w:r><w:r><w:t xml:space="preserve">, </w:t></w:r><w:r><w:rPr><w:sz w:val="44"/></w:rPr><w:t>normal</w:t></w:r><w:r><w:t xml:space="preserve">, </w:t></w:r><w:r><w:rPr><w:sz w:val="64"/></w:rPr><w:t>large</w:t></w:r></w:p><w:p><w:r><w:t xml:space="preserve">Text effects: </w:t></w:r><w:r><w:rPr><w:sz w:val="32"/></w:rPr><w:t>superscript</w:t></w:r><w:r><w:rPr><w:sz w:val="32"/></w:rPr><w:t>2</w:t></w:r><w:r><w:t xml:space="preserve"> and </w:t></w:r><w:r><w:rPr><w:sz w:val="32"/></w:rPr><w:t>H</w:t></w:r><w:r><w:rPr><w:sz w:val="32"/></w:rPr><w:t>2</w:t></w:r><w:r><w:t>O</w:t></w:r></w:p><w:p><w:pPr><w:pStyle w:val="Heading1"/></w:pPr><w:r><w:t>2. Lists</w:t></w:r></w:p><w:p><w:pPr><w:pStyle w:val="Heading2"/></w:pPr><w:r><w:t>2.1 Bullet List</w:t></w:r></w:p><w:p><w:r><w:t>Key features of Uniword:</w:t></w:r></w:p><w:p><w:pPr><w:numPr><w:numId w:val="1"/><w:ilvl w:val="0"/></w:numPr></w:pPr><w:r><w:t>Comprehensive OOXML model coverage</w:t></w:r></w:p><w:p><w:pPr><w:numPr><w:numId w:val="1"/><w:ilvl w:val="0"/></w:numPr></w:pPr><w:r><w:t>Builder API for document construction</w:t></w:r></w:p><w:p><w:pPr><w:numPr><w:numId w:val="1"/><w:ilvl w:val="0"/></w:numPr></w:pPr><w:r><w:t>Round-trip fidelity</w:t></w:r></w:p><w:p><w:pPr><w:numPr><w:numId w:val="1"/><w:ilvl w:val="0"/></w:numPr></w:pPr><w:r><w:t>Theme support</w:t></w:r></w:p><w:p><w:pPr><w:numPr><w:numId w:val="1"/><w:ilvl w:val="0"/></w:numPr></w:pPr><w:r><w:rPr><w:b/></w:rPr><w:t>Rich text</w:t></w:r><w:r><w:t xml:space="preserve"> in list items</w:t></w:r></w:p><w:p><w:pPr><w:pStyle w:val="Heading2"/></w:pPr><w:r><w:t>2.2 Numbered List</w:t></w:r></w:p><w:p><w:r><w:t>Getting started steps:</w:t></w:r></w:p><w:p><w:pPr><w:numPr><w:numId w:val="2"/><w:ilvl w:val="0"/></w:numPr></w:pPr><w:r><w:t>Install the gem</w:t></w:r></w:p><w:p><w:pPr><w:numPr><w:numId w:val="2"/><w:ilvl w:val="0"/></w:numPr></w:pPr><w:r><w:t>Require the library</w:t></w:r></w:p><w:p><w:pPr><w:numPr><w:numId w:val="2"/><w:ilvl w:val="0"/></w:numPr></w:pPr><w:r><w:t>Create a DocumentBuilder</w:t></w:r></w:p><w:p><w:pPr><w:numPr><w:numId w:val="2"/><w:ilvl w:val="0"/></w:numPr></w:pPr><w:r><w:t>Add content</w:t></w:r></w:p><w:p><w:pPr><w:numPr><w:numId w:val="2"/><w:ilvl w:val="0"/></w:numPr></w:pPr><w:r><w:t>Save the document</w:t></w:r></w:p><w:p><w:pPr><w:pStyle w:val="Heading1"/></w:pPr><w:r><w:t>3. Tables</w:t></w:r></w:p><w:p><w:r><w:t>The following table shows project metrics:</w:t></w:r></w:p><w:p><w:pPr><w:pStyle w:val="Heading1"/></w:pPr><w:r><w:t>4. Charts</w:t></w:r></w:p><w:p><w:pPr><w:pStyle w:val="Heading2"/></w:pPr><w:r><w:t>4.1 Bar Chart</w:t></w:r></w:p><w:p><w:r><w:drawing><wp:inline><wp:extent wp:cx="5486400" wp:cy="3200400"/><wp:effectExtent/><wp:docPr wp:id="45946259" wp:name="Chart 325493"/><graphic xmlns="http://schemas.openxmlformats.org/drawingml/2006/main"><graphicData uri="http://schemas.openxmlformats.org/drawingml/2006/chart"><chart xmlns="http://schemas.openxmlformats.org/drawingml/2006/chart" c:id="rIdChart1"/></graphicData></graphic></wp:inline></w:drawing></w:r></w:p><w:p><w:pPr><w:pStyle w:val="Heading2"/></w:pPr><w:r><w:t>4.2 Line Chart</w:t></w:r></w:p><w:p><w:r><w:drawing><wp:inline><wp:extent wp:cx="5486400" wp:cy="3200400"/><wp:effectExtent/><wp:docPr wp:id="444404332" wp:name="Chart 424244"/><graphic xmlns="http://schemas.openxmlformats.org/drawingml/2006/main"><graphicData uri="http://schemas.openxmlformats.org/drawingml/2006/chart"><chart xmlns="http://schemas.openxmlformats.org/drawingml/2006/chart" c:id="rIdChart2"/></graphicData></graphic></wp:inline></w:drawing></w:r></w:p><w:p><w:pPr><w:pStyle w:val="Heading1"/></w:pPr><w:r><w:t>5. Hyperlinks</w:t></w:r></w:p><w:p><w:r><w:t xml:space="preserve">Visit the </w:t></w:r><w:r><w:t xml:space="preserve"> for the complete OOXML standard.</w:t></w:r><w:hyperlink w:id="https://www.ecma-international.org/publications-and-standards/standards/ecma-376/"><w:r><w:rPr><w:color w:val="0000FF"/><w:u w:val="single"/></w:rPr><w:t>ECMA-376 specification</w:t></w:r></w:hyperlink></w:p><w:p><w:r><w:t xml:space="preserve">Uniword is hosted at </w:t></w:r><w:r><w:t>.</w:t></w:r><w:hyperlink w:id="https://github.com/publicruby/uniword"><w:r><w:rPr><w:color w:val="0000FF"/><w:u w:val="single"/></w:rPr><w:t>GitHub</w:t></w:r></w:hyperlink></w:p><w:p><w:pPr><w:pStyle w:val="Heading1"/></w:pPr><w:r><w:t>6. References</w:t></w:r></w:p><w:p><w:r><w:t>This document references the following sources:</w:t></w:r></w:p><w:p><w:sdt><w:sdtPr><w:id w:val="1"/><w:bibliography/><w:docPartObj><w:docPartGallery w:val="Bibliographies"/><w:docPartUnique/></w:docPartObj></w:sdtPr></w:sdt></w:p><w:p><w:r><w:br w:type="page"/></w:r></w:p><w:p><w:pPr><w:pStyle w:val="Heading1"/></w:pPr><w:r><w:t>7. Special Elements</w:t></w:r></w:p><w:p><w:pPr><w:pStyle w:val="Heading2"/></w:pPr><w:r><w:t>7.1 Horizontal Rule</w:t></w:r></w:p><w:p><w:r><w:t>Content above the rule.</w:t></w:r></w:p><w:p><w:pPr><w:spacing w:after="0"/><w:pBdr><w:bottom w:val="single" w:sz="6" w:color="auto"/></w:pBdr></w:pPr></w:p><w:p><w:r><w:t>Content below the rule.</w:t></w:r></w:p><w:p><w:pPr><w:pStyle w:val="Heading2"/></w:pPr><w:r><w:t>7.2 Bookmark</w:t></w:r></w:p><w:p><w:r><w:t>This paragraph is bookmarked as "appendix-anchor".</w:t></w:r><w:bookmarkStart w:id="1" w:name="appendix-anchor"/><w:bookmarkEnd w:id="1"/></w:p><w:p><w:pPr><w:pStyle w:val="Heading2"/></w:pPr><w:r><w:t>7.3 Date and Time Fields</w:t></w:r></w:p><w:p><w:r><w:t xml:space="preserve">Current date: </w:t></w:r></w:p><w:p><w:fldChar w:fldCharType="begin"/><w:fldChar w:fldCharType="separate"/><w:fldChar w:fldCharType="end"/><w:instrText><w:text> DATE \@ "M/d/yyyy" </w:text></w:instrText></w:p><w:p><w:r><w:t xml:space="preserve">Current time: </w:t></w:r></w:p><w:p><w:fldChar w:fldCharType="begin"/><w:fldChar w:fldCharType="separate"/><w:fldChar w:fldCharType="end"/><w:instrText><w:text> TIME \@ "h:mm:ss am/pm" </w:text></w:instrText></w:p><w:p><w:r><w:br w:type="page"/></w:r></w:p><w:p><w:pPr><w:pStyle w:val="Heading1"/></w:pPr><w:r><w:t>8. Appendix</w:t></w:r></w:p><w:p><w:r><w:t>This is the appendix section, separated by a page break.</w:t></w:r></w:p><w:p><w:pPr><w:numPr><w:numId w:val="3"/><w:ilvl w:val="0"/></w:numPr></w:pPr><w:r><w:t>Additional resource A</w:t></w:r></w:p><w:p><w:pPr><w:numPr><w:numId w:val="3"/><w:ilvl w:val="0"/></w:numPr></w:pPr><w:r><w:t>Additional resource B</w:t></w:r></w:p><w:p><w:pPr><w:numPr><w:numId w:val="3"/><w:ilvl w:val="0"/></w:numPr></w:pPr><w:r><w:t>Additional resource C</w:t></w:r></w:p><w:tbl><w:tr><w:tc><w:tcPr><w:shd w:val="clear" w:color="FFFFFF" w:fill="2E5090"/></w:tcPr><w:p><w:r><w:t>Metric</w:t></w:r></w:p></w:tc><w:tc><w:tcPr><w:shd w:val="clear" w:color="FFFFFF" w:fill="2E5090"/></w:tcPr><w:p><w:r><w:t>Q1</w:t></w:r></w:p></w:tc><w:tc><w:tcPr><w:shd w:val="clear" w:color="FFFFFF" w:fill="2E5090"/></w:tcPr><w:p><w:r><w:t>Q2</w:t></w:r></w:p></w:tc><w:tc><w:tcPr><w:shd w:val="clear" w:color="FFFFFF" w:fill="2E5090"/></w:tcPr><w:p><w:r><w:t>Q3</w:t></w:r></w:p></w:tc><w:tc><w:tcPr><w:shd w:val="clear" w:color="FFFFFF" w:fill="2E5090"/></w:tcPr><w:p><w:r><w:t>Q4</w:t></w:r></w:p></w:tc></w:tr><w:tr><w:tc><w:p><w:r><w:t>Revenue</w:t></w:r></w:p></w:tc><w:tc><w:p><w:r><w:t>$1.2M</w:t></w:r></w:p></w:tc><w:tc><w:p><w:r><w:t>$1.5M</w:t></w:r></w:p></w:tc><w:tc><w:p><w:r><w:t>$1.4M</w:t></w:r></w:p></w:tc><w:tc><w:p><w:r><w:t>$1.6M</w:t></w:r></w:p></w:tc></w:tr><w:tr><w:tc><w:p><w:r><w:t>Users</w:t></w:r></w:p></w:tc><w:tc><w:p><w:r><w:t>10K</w:t></w:r></w:p></w:tc><w:tc><w:p><w:r><w:t>15K</w:t></w:r></w:p></w:tc><w:tc><w:p><w:r><w:t>18K</w:t></w:r></w:p></w:tc><w:tc><w:p><w:r><w:t>25K</w:t></w:r></w:p></w:tc></w:tr><w:tr><w:tc><w:p><w:r><w:t>NPS Score</w:t></w:r></w:p></w:tc><w:tc><w:p><w:r><w:t>72</w:t></w:r></w:p></w:tc><w:tc><w:p><w:r><w:t>78</w:t></w:r></w:p></w:tc><w:tc><w:p><w:r><w:t>81</w:t></w:r></w:p></w:tc><w:tc><w:p><w:r><w:t>85</w:t></w:r></w:p></w:tc></w:tr></w:tbl><w:sectPr w:val="nextPage"><w:pgSz w:w="12240" w:h="15840" w:orient="portrait"/><w:pgMar w:top="1440" w:bottom="1440" w:left="1440" w:right="1440" w:header="720" w:footer="720" w:gutter="0"/><w:headerReference w:type="default" r:id="rIdHeader1"/><w:footerReference w:type="default" r:id="rIdFooter1"/><w:pgNumType w:start="1"/></w:sectPr></w:body></w:document>
 </file>
 
 <file path=word/footer1.xml><?xml version="1.0" encoding="utf-8"?>
@@ -846,7 +66,7 @@
 </file>
 
 <file path=word/numbering.xml><?xml version="1.0" encoding="utf-8"?>
-<w:numbering xmlns:w="http://schemas.openxmlformats.org/wordprocessingml/2006/main" xmlns:mc="http://schemas.openxmlformats.org/markup-compatibility/2006" xmlns:w14="http://schemas.microsoft.com/office/word/2010/wordml" xmlns:w15="http://schemas.microsoft.com/office/word/2012/wordml" xmlns:w16se="http://schemas.microsoft.com/office/word/2015/wordml/symex" xmlns:w16cid="http://schemas.microsoft.com/office/word/2016/wordml/cid" xmlns:w16="http://schemas.microsoft.com/office/word/2018/wordml" xmlns:w16cex="http://schemas.microsoft.com/office/word/2018/wordml/cex" xmlns:w16sdtdh="http://schemas.microsoft.com/office/word/2020/wordml/sdtdatahash" xmlns:w16sdtfl="http://schemas.microsoft.com/office/word/2024/wordml/sdtformatlock" xmlns:w16du="http://schemas.microsoft.com/office/word/2023/wordml/word16du" xmlns:wp14="http://schemas.microsoft.com/office/word/2010/wordprocessingDrawing" mc:Ignorable="w14 w15 w16se w16cid w16 w16cex w16sdtdh w16sdtfl w16du wp14">
+<w:numbering xmlns:w="http://schemas.openxmlformats.org/wordprocessingml/2006/main" xmlns:mc="http://schemas.openxmlformats.org/markup-compatibility/2006" xmlns:w14="http://schemas.microsoft.com/office/word/2010/wordml" xmlns:w15="http://schemas.microsoft.com/office/word/2012/wordml" xmlns:w16se="http://schemas.microsoft.com/office/word/2015/wordml/symex" xmlns:w16cid="http://schemas.microsoft.com/office/word/2016/wordml/cid" xmlns:w16="http://schemas.microsoft.com/office/word/2018/wordml" xmlns:w16cex="http://schemas.microsoft.com/office/word/2018/wordml/cex" xmlns:w16sdtdh="http://schemas.microsoft.com/office/word/2020/wordml/sdtdatahash" xmlns:w16sdtfl="http://schemas.microsoft.com/office/word/2024/wordml/sdtformatlock" xmlns:w16du="http://schemas.microsoft.com/office/word/2023/wordml/word16du" xmlns:wp14="http://schemas.microsoft.com/office/word/2010/wordprocessingDrawing">
   <w:abstractNum w:abstractNumId="0">
     <w:lvl w:ilvl="0">
       <w:start w:val="1"/>
@@ -1100,56 +320,11 @@
 </file>
 
 <file path=word/sources.xml><?xml version="1.0" encoding="UTF-8" standalone="yes"?>
-<Sources xmlns="http://schemas.openxmlformats.org/officeDocument/2006/bibliography" b:SelectedStyle="APA">
-  <Source>
-    <SourceType>Book</SourceType>
-    <Tag>ECMA376</Tag>
-    <Author>
-      <NameList>
-        <Person>
-          <First>ECMA</First>
-          <Last>International</Last>
-        </Person>
-      </NameList>
-    </Author>
-    <Title>Office Open XML File Formats</Title>
-    <Year>2024</Year>
-    <Publisher>ECMA International</Publisher>
-    <City>Geneva</City>
-    <RefOrder>1</RefOrder>
-  </Source>
-  <Source>
-    <SourceType>JournalArticle</SourceType>
-    <Tag>Smith2024</Tag>
-    <Author>
-      <NameList>
-        <Person>
-          <First>John</First>
-          <Last>Smith</Last>
-        </Person>
-      </NameList>
-    </Author>
-    <Title>Document Generation with Ruby</Title>
-    <Year>2024</Year>
-    <Publisher>Ruby Journal</Publisher>
-    <Pages>15-30</Pages>
-    <Volume>12</Volume>
-    <Issue>1</Issue>
-    <RefOrder>2</RefOrder>
-  </Source>
-  <Source>
-    <SourceType>InternetSite</SourceType>
-    <Tag>OOXMLSpec</Tag>
-    <Title>ISO/IEC 29500 Information Technology</Title>
-    <Year>2024</Year>
-    <URL>https://standards.iso.org/iso/29500</URL>
-    <RefOrder>3</RefOrder>
-  </Source>
-</Sources>
+<Sources xmlns="http://schemas.openxmlformats.org/officeDocument/2006/bibliography" b:SelectedStyle="APA"><Source><SourceType>Book</SourceType><Tag>ECMA376</Tag><Author><NameList><Person><First>ECMA</First><Last>International</Last></Person></NameList></Author><Title>Office Open XML File Formats</Title><Year>2024</Year><Publisher>ECMA International</Publisher><City>Geneva</City><RefOrder>1</RefOrder></Source><Source><SourceType>JournalArticle</SourceType><Tag>Smith2024</Tag><Author><NameList><Person><First>John</First><Last>Smith</Last></Person></NameList></Author><Title>Document Generation with Ruby</Title><Year>2024</Year><Publisher>Ruby Journal</Publisher><Pages>15-30</Pages><Volume>12</Volume><Issue>1</Issue><RefOrder>2</RefOrder></Source><Source><SourceType>InternetSite</SourceType><Tag>OOXMLSpec</Tag><Title>ISO/IEC 29500 Information Technology</Title><Year>2024</Year><URL>https://standards.iso.org/iso/29500</URL><RefOrder>3</RefOrder></Source></Sources>
 </file>
 
 <file path=word/styles.xml><?xml version="1.0" encoding="utf-8"?>
-<w:styles xmlns:w="http://schemas.openxmlformats.org/wordprocessingml/2006/main" xmlns:mc="http://schemas.openxmlformats.org/markup-compatibility/2006" xmlns:r="http://schemas.openxmlformats.org/officeDocument/2006/relationships" xmlns:w14="http://schemas.microsoft.com/office/word/2010/wordml" xmlns:w15="http://schemas.microsoft.com/office/word/2012/wordml" xmlns:wp14="http://schemas.microsoft.com/office/word/2010/wordprocessingDrawing" xmlns:w16cex="http://schemas.microsoft.com/office/word/2018/wordml/cex" xmlns:w16cid="http://schemas.microsoft.com/office/word/2016/wordml/cid" xmlns:w16="http://schemas.microsoft.com/office/word/2018/wordml" xmlns:w16du="http://schemas.microsoft.com/office/word/2023/wordml/word16du" xmlns:w16sdtdh="http://schemas.microsoft.com/office/word/2020/wordml/sdtdatahash" xmlns:w16sdtfl="http://schemas.microsoft.com/office/word/2024/wordml/sdtformatlock" xmlns:w16se="http://schemas.microsoft.com/office/word/2015/wordml/symex" mc:Ignorable="w14 w15 w16se w16cid w16 w16cex w16sdtdh w16sdtfl w16du">
+<w:styles xmlns:w="http://schemas.openxmlformats.org/wordprocessingml/2006/main" xmlns:mc="http://schemas.openxmlformats.org/markup-compatibility/2006" xmlns:r="http://schemas.openxmlformats.org/officeDocument/2006/relationships" xmlns:w14="http://schemas.microsoft.com/office/word/2010/wordml" xmlns:w15="http://schemas.microsoft.com/office/word/2012/wordml" xmlns:wp14="http://schemas.microsoft.com/office/word/2010/wordprocessingDrawing" xmlns:w16cex="http://schemas.microsoft.com/office/word/2018/wordml/cex" xmlns:w16cid="http://schemas.microsoft.com/office/word/2016/wordml/cid" xmlns:w16="http://schemas.microsoft.com/office/word/2018/wordml" xmlns:w16du="http://schemas.microsoft.com/office/word/2023/wordml/word16du" xmlns:w16sdtdh="http://schemas.microsoft.com/office/word/2020/wordml/sdtdatahash" xmlns:w16sdtfl="http://schemas.microsoft.com/office/word/2024/wordml/sdtformatlock" xmlns:w16se="http://schemas.microsoft.com/office/word/2015/wordml/symex">
   <w:docDefaults>
     <w:rPrDefault>
       <w:rPr>

--- a/examples/generated/complete_all_features.docx
+++ b/examples/generated/complete_all_features.docx
@@ -1,6 +1,6 @@
 
 <file path=word/document.xml><?xml version="1.0" encoding="UTF-8" standalone="yes"?>
-<w:document xmlns:w="http://schemas.openxmlformats.org/wordprocessingml/2006/main" xmlns:wpc="http://schemas.microsoft.com/office/word/2010/wordprocessingCanvas" xmlns:cx="http://schemas.microsoft.com/office/drawing/2014/chartex" xmlns:cx1="http://schemas.microsoft.com/office/drawing/2015/9/8/chartex" xmlns:cx2="http://schemas.microsoft.com/office/drawing/2015/10/21/chartex" xmlns:cx3="http://schemas.microsoft.com/office/drawing/2016/5/9/chartex" xmlns:cx4="http://schemas.microsoft.com/office/drawing/2016/5/10/chartex" xmlns:cx5="http://schemas.microsoft.com/office/drawing/2016/5/11/chartex" xmlns:cx6="http://schemas.microsoft.com/office/drawing/2016/5/12/chartex" xmlns:cx7="http://schemas.microsoft.com/office/drawing/2016/5/13/chartex" xmlns:cx8="http://schemas.microsoft.com/office/drawing/2016/5/14/chartex" xmlns:mc="http://schemas.openxmlformats.org/markup-compatibility/2006" xmlns:aink="http://schemas.microsoft.com/office/drawing/2016/ink" xmlns:am3d="http://schemas.microsoft.com/office/drawing/2017/model3d" xmlns:o="urn:schemas-microsoft-com:office:office" xmlns:oel="http://schemas.microsoft.com/office/2019/extlst" xmlns:r="http://schemas.openxmlformats.org/officeDocument/2006/relationships" xmlns:m="http://schemas.openxmlformats.org/officeDocument/2006/math" xmlns:v="urn:schemas-microsoft-com:vml" xmlns:wp14="http://schemas.microsoft.com/office/word/2010/wordprocessingDrawing" xmlns:wp="http://schemas.openxmlformats.org/drawingml/2006/wordprocessingDrawing" xmlns:w10="urn:schemas-microsoft-com:office:word" xmlns:w14="http://schemas.microsoft.com/office/word/2010/wordml" xmlns:w15="http://schemas.microsoft.com/office/word/2012/wordml" xmlns:w16cex="http://schemas.microsoft.com/office/word/2018/wordml/cex" xmlns:w16cid="http://schemas.microsoft.com/office/word/2016/wordml/cid" xmlns:w16="http://schemas.microsoft.com/office/word/2018/wordml" xmlns:w16du="http://schemas.microsoft.com/office/word/2023/wordml/word16du" xmlns:w16sdtdh="http://schemas.microsoft.com/office/word/2020/wordml/sdtdatahash" xmlns:w16sdtfl="http://schemas.microsoft.com/office/word/2024/wordml/sdtformatlock" xmlns:w16se="http://schemas.microsoft.com/office/word/2015/wordml/symex" xmlns:wpg="http://schemas.microsoft.com/office/word/2010/wordprocessingGroup" xmlns:wpi="http://schemas.microsoft.com/office/word/2010/wordprocessingInk" xmlns:wne="http://schemas.microsoft.com/office/word/2006/wordml" xmlns:wps="http://schemas.microsoft.com/office/word/2010/wordprocessingShape" mc:Ignorable="w14"><w:body><w:p><w:pPr><w:pStyle w:val="Title"/></w:pPr><w:r><w:t>Complete Feature Showcase</w:t></w:r></w:p><w:p><w:pPr><w:pStyle w:val="Subtitle"/></w:pPr><w:r><w:t>Every Builder API Feature in One Document</w:t></w:r></w:p><w:p><w:r><w:t>Jane Doe</w:t></w:r><w:r><w:t xml:space="preserve"> — March 26, 2026</w:t></w:r></w:p><w:p><w:r><w:br w:type="page"/></w:r></w:p><w:p><w:r><w:t>Contents</w:t></w:r></w:p><w:p><w:fldChar w:fldCharType="begin"/><w:fldChar w:fldCharType="separate"/><w:fldChar w:fldCharType="end"/><w:instrText><w:text> TOC \o "1-3" \h \z \u </w:text></w:instrText></w:p><w:p><w:r><w:br w:type="page"/></w:r></w:p><w:p><w:pPr><w:pStyle w:val="Heading1"/></w:pPr><w:r><w:t>1. Text Formatting</w:t></w:r></w:p><w:p><w:r><w:t xml:space="preserve">This paragraph demonstrates </w:t></w:r><w:r><w:rPr><w:b/></w:rPr><w:t>bold</w:t></w:r><w:r><w:t xml:space="preserve">, </w:t></w:r><w:r><w:rPr><w:i/></w:rPr><w:t>italic</w:t></w:r><w:r><w:t xml:space="preserve">, </w:t></w:r><w:r><w:rPr><w:u w:val="single"/></w:rPr><w:t>underline</w:t></w:r><w:r><w:t xml:space="preserve">, </w:t></w:r><w:r><w:rPr><w:color w:val="FF0000"/></w:rPr><w:t>colored</w:t></w:r><w:r><w:t xml:space="preserve">, </w:t></w:r><w:r><w:rPr><w:highlight w:val="yellow"/></w:rPr><w:t>highlighted</w:t></w:r><w:r><w:t xml:space="preserve">, and </w:t></w:r><w:r><w:rPr><w:b/><w:i/><w:color w:val="0000FF"/></w:rPr><w:t>bold italic colored</w:t></w:r><w:r><w:t xml:space="preserve"> text.</w:t></w:r></w:p><w:p><w:r><w:t xml:space="preserve">Different sizes: </w:t></w:r><w:r><w:rPr><w:sz w:val="32"/></w:rPr><w:t>small</w:t></w:r><w:r><w:t xml:space="preserve">, </w:t></w:r><w:r><w:rPr><w:sz w:val="44"/></w:rPr><w:t>normal</w:t></w:r><w:r><w:t xml:space="preserve">, </w:t></w:r><w:r><w:rPr><w:sz w:val="64"/></w:rPr><w:t>large</w:t></w:r></w:p><w:p><w:r><w:t xml:space="preserve">Text effects: </w:t></w:r><w:r><w:rPr><w:sz w:val="32"/></w:rPr><w:t>superscript</w:t></w:r><w:r><w:rPr><w:sz w:val="32"/></w:rPr><w:t>2</w:t></w:r><w:r><w:t xml:space="preserve"> and </w:t></w:r><w:r><w:rPr><w:sz w:val="32"/></w:rPr><w:t>H</w:t></w:r><w:r><w:rPr><w:sz w:val="32"/></w:rPr><w:t>2</w:t></w:r><w:r><w:t>O</w:t></w:r></w:p><w:p><w:pPr><w:pStyle w:val="Heading1"/></w:pPr><w:r><w:t>2. Lists</w:t></w:r></w:p><w:p><w:pPr><w:pStyle w:val="Heading2"/></w:pPr><w:r><w:t>2.1 Bullet List</w:t></w:r></w:p><w:p><w:r><w:t>Key features of Uniword:</w:t></w:r></w:p><w:p><w:pPr><w:numPr><w:numId w:val="1"/><w:ilvl w:val="0"/></w:numPr></w:pPr><w:r><w:t>Comprehensive OOXML model coverage</w:t></w:r></w:p><w:p><w:pPr><w:numPr><w:numId w:val="1"/><w:ilvl w:val="0"/></w:numPr></w:pPr><w:r><w:t>Builder API for document construction</w:t></w:r></w:p><w:p><w:pPr><w:numPr><w:numId w:val="1"/><w:ilvl w:val="0"/></w:numPr></w:pPr><w:r><w:t>Round-trip fidelity</w:t></w:r></w:p><w:p><w:pPr><w:numPr><w:numId w:val="1"/><w:ilvl w:val="0"/></w:numPr></w:pPr><w:r><w:t>Theme support</w:t></w:r></w:p><w:p><w:pPr><w:numPr><w:numId w:val="1"/><w:ilvl w:val="0"/></w:numPr></w:pPr><w:r><w:rPr><w:b/></w:rPr><w:t>Rich text</w:t></w:r><w:r><w:t xml:space="preserve"> in list items</w:t></w:r></w:p><w:p><w:pPr><w:pStyle w:val="Heading2"/></w:pPr><w:r><w:t>2.2 Numbered List</w:t></w:r></w:p><w:p><w:r><w:t>Getting started steps:</w:t></w:r></w:p><w:p><w:pPr><w:numPr><w:numId w:val="2"/><w:ilvl w:val="0"/></w:numPr></w:pPr><w:r><w:t>Install the gem</w:t></w:r></w:p><w:p><w:pPr><w:numPr><w:numId w:val="2"/><w:ilvl w:val="0"/></w:numPr></w:pPr><w:r><w:t>Require the library</w:t></w:r></w:p><w:p><w:pPr><w:numPr><w:numId w:val="2"/><w:ilvl w:val="0"/></w:numPr></w:pPr><w:r><w:t>Create a DocumentBuilder</w:t></w:r></w:p><w:p><w:pPr><w:numPr><w:numId w:val="2"/><w:ilvl w:val="0"/></w:numPr></w:pPr><w:r><w:t>Add content</w:t></w:r></w:p><w:p><w:pPr><w:numPr><w:numId w:val="2"/><w:ilvl w:val="0"/></w:numPr></w:pPr><w:r><w:t>Save the document</w:t></w:r></w:p><w:p><w:pPr><w:pStyle w:val="Heading1"/></w:pPr><w:r><w:t>3. Tables</w:t></w:r></w:p><w:p><w:r><w:t>The following table shows project metrics:</w:t></w:r></w:p><w:p><w:pPr><w:pStyle w:val="Heading1"/></w:pPr><w:r><w:t>4. Charts</w:t></w:r></w:p><w:p><w:pPr><w:pStyle w:val="Heading2"/></w:pPr><w:r><w:t>4.1 Bar Chart</w:t></w:r></w:p><w:p><w:r><w:drawing><wp:inline><wp:extent wp:cx="5486400" wp:cy="3200400"/><wp:effectExtent/><wp:docPr wp:id="45946259" wp:name="Chart 325493"/><graphic xmlns="http://schemas.openxmlformats.org/drawingml/2006/main"><graphicData uri="http://schemas.openxmlformats.org/drawingml/2006/chart"><chart xmlns="http://schemas.openxmlformats.org/drawingml/2006/chart" c:id="rIdChart1"/></graphicData></graphic></wp:inline></w:drawing></w:r></w:p><w:p><w:pPr><w:pStyle w:val="Heading2"/></w:pPr><w:r><w:t>4.2 Line Chart</w:t></w:r></w:p><w:p><w:r><w:drawing><wp:inline><wp:extent wp:cx="5486400" wp:cy="3200400"/><wp:effectExtent/><wp:docPr wp:id="444404332" wp:name="Chart 424244"/><graphic xmlns="http://schemas.openxmlformats.org/drawingml/2006/main"><graphicData uri="http://schemas.openxmlformats.org/drawingml/2006/chart"><chart xmlns="http://schemas.openxmlformats.org/drawingml/2006/chart" c:id="rIdChart2"/></graphicData></graphic></wp:inline></w:drawing></w:r></w:p><w:p><w:pPr><w:pStyle w:val="Heading1"/></w:pPr><w:r><w:t>5. Hyperlinks</w:t></w:r></w:p><w:p><w:r><w:t xml:space="preserve">Visit the </w:t></w:r><w:r><w:t xml:space="preserve"> for the complete OOXML standard.</w:t></w:r><w:hyperlink w:id="https://www.ecma-international.org/publications-and-standards/standards/ecma-376/"><w:r><w:rPr><w:color w:val="0000FF"/><w:u w:val="single"/></w:rPr><w:t>ECMA-376 specification</w:t></w:r></w:hyperlink></w:p><w:p><w:r><w:t xml:space="preserve">Uniword is hosted at </w:t></w:r><w:r><w:t>.</w:t></w:r><w:hyperlink w:id="https://github.com/publicruby/uniword"><w:r><w:rPr><w:color w:val="0000FF"/><w:u w:val="single"/></w:rPr><w:t>GitHub</w:t></w:r></w:hyperlink></w:p><w:p><w:pPr><w:pStyle w:val="Heading1"/></w:pPr><w:r><w:t>6. References</w:t></w:r></w:p><w:p><w:r><w:t>This document references the following sources:</w:t></w:r></w:p><w:p><w:sdt><w:sdtPr><w:id w:val="1"/><w:bibliography/><w:docPartObj><w:docPartGallery w:val="Bibliographies"/><w:docPartUnique/></w:docPartObj></w:sdtPr></w:sdt></w:p><w:p><w:r><w:br w:type="page"/></w:r></w:p><w:p><w:pPr><w:pStyle w:val="Heading1"/></w:pPr><w:r><w:t>7. Special Elements</w:t></w:r></w:p><w:p><w:pPr><w:pStyle w:val="Heading2"/></w:pPr><w:r><w:t>7.1 Horizontal Rule</w:t></w:r></w:p><w:p><w:r><w:t>Content above the rule.</w:t></w:r></w:p><w:p><w:pPr><w:spacing w:after="0"/><w:pBdr><w:bottom w:val="single" w:sz="6" w:color="auto"/></w:pBdr></w:pPr></w:p><w:p><w:r><w:t>Content below the rule.</w:t></w:r></w:p><w:p><w:pPr><w:pStyle w:val="Heading2"/></w:pPr><w:r><w:t>7.2 Bookmark</w:t></w:r></w:p><w:p><w:r><w:t>This paragraph is bookmarked as "appendix-anchor".</w:t></w:r><w:bookmarkStart w:id="1" w:name="appendix-anchor"/><w:bookmarkEnd w:id="1"/></w:p><w:p><w:pPr><w:pStyle w:val="Heading2"/></w:pPr><w:r><w:t>7.3 Date and Time Fields</w:t></w:r></w:p><w:p><w:r><w:t xml:space="preserve">Current date: </w:t></w:r></w:p><w:p><w:fldChar w:fldCharType="begin"/><w:fldChar w:fldCharType="separate"/><w:fldChar w:fldCharType="end"/><w:instrText><w:text> DATE \@ "M/d/yyyy" </w:text></w:instrText></w:p><w:p><w:r><w:t xml:space="preserve">Current time: </w:t></w:r></w:p><w:p><w:fldChar w:fldCharType="begin"/><w:fldChar w:fldCharType="separate"/><w:fldChar w:fldCharType="end"/><w:instrText><w:text> TIME \@ "h:mm:ss am/pm" </w:text></w:instrText></w:p><w:p><w:r><w:br w:type="page"/></w:r></w:p><w:p><w:pPr><w:pStyle w:val="Heading1"/></w:pPr><w:r><w:t>8. Appendix</w:t></w:r></w:p><w:p><w:r><w:t>This is the appendix section, separated by a page break.</w:t></w:r></w:p><w:p><w:pPr><w:numPr><w:numId w:val="3"/><w:ilvl w:val="0"/></w:numPr></w:pPr><w:r><w:t>Additional resource A</w:t></w:r></w:p><w:p><w:pPr><w:numPr><w:numId w:val="3"/><w:ilvl w:val="0"/></w:numPr></w:pPr><w:r><w:t>Additional resource B</w:t></w:r></w:p><w:p><w:pPr><w:numPr><w:numId w:val="3"/><w:ilvl w:val="0"/></w:numPr></w:pPr><w:r><w:t>Additional resource C</w:t></w:r></w:p><w:tbl><w:tr><w:tc><w:tcPr><w:shd w:val="clear" w:color="FFFFFF" w:fill="2E5090"/></w:tcPr><w:p><w:r><w:t>Metric</w:t></w:r></w:p></w:tc><w:tc><w:tcPr><w:shd w:val="clear" w:color="FFFFFF" w:fill="2E5090"/></w:tcPr><w:p><w:r><w:t>Q1</w:t></w:r></w:p></w:tc><w:tc><w:tcPr><w:shd w:val="clear" w:color="FFFFFF" w:fill="2E5090"/></w:tcPr><w:p><w:r><w:t>Q2</w:t></w:r></w:p></w:tc><w:tc><w:tcPr><w:shd w:val="clear" w:color="FFFFFF" w:fill="2E5090"/></w:tcPr><w:p><w:r><w:t>Q3</w:t></w:r></w:p></w:tc><w:tc><w:tcPr><w:shd w:val="clear" w:color="FFFFFF" w:fill="2E5090"/></w:tcPr><w:p><w:r><w:t>Q4</w:t></w:r></w:p></w:tc></w:tr><w:tr><w:tc><w:p><w:r><w:t>Revenue</w:t></w:r></w:p></w:tc><w:tc><w:p><w:r><w:t>$1.2M</w:t></w:r></w:p></w:tc><w:tc><w:p><w:r><w:t>$1.5M</w:t></w:r></w:p></w:tc><w:tc><w:p><w:r><w:t>$1.4M</w:t></w:r></w:p></w:tc><w:tc><w:p><w:r><w:t>$1.6M</w:t></w:r></w:p></w:tc></w:tr><w:tr><w:tc><w:p><w:r><w:t>Users</w:t></w:r></w:p></w:tc><w:tc><w:p><w:r><w:t>10K</w:t></w:r></w:p></w:tc><w:tc><w:p><w:r><w:t>15K</w:t></w:r></w:p></w:tc><w:tc><w:p><w:r><w:t>18K</w:t></w:r></w:p></w:tc><w:tc><w:p><w:r><w:t>25K</w:t></w:r></w:p></w:tc></w:tr><w:tr><w:tc><w:p><w:r><w:t>NPS Score</w:t></w:r></w:p></w:tc><w:tc><w:p><w:r><w:t>72</w:t></w:r></w:p></w:tc><w:tc><w:p><w:r><w:t>78</w:t></w:r></w:p></w:tc><w:tc><w:p><w:r><w:t>81</w:t></w:r></w:p></w:tc><w:tc><w:p><w:r><w:t>85</w:t></w:r></w:p></w:tc></w:tr></w:tbl><w:sectPr w:val="nextPage"><w:pgSz w:w="12240" w:h="15840" w:orient="portrait"/><w:pgMar w:top="1440" w:bottom="1440" w:left="1440" w:right="1440" w:header="720" w:footer="720" w:gutter="0"/><w:headerReference w:type="default" r:id="rIdHeader1"/><w:footerReference w:type="default" r:id="rIdFooter1"/><w:pgNumType w:start="1"/></w:sectPr></w:body></w:document>
+<w:document xmlns:w="http://schemas.openxmlformats.org/wordprocessingml/2006/main" xmlns:wpc="http://schemas.microsoft.com/office/word/2010/wordprocessingCanvas" xmlns:cx="http://schemas.microsoft.com/office/drawing/2014/chartex" xmlns:cx1="http://schemas.microsoft.com/office/drawing/2015/9/8/chartex" xmlns:cx2="http://schemas.microsoft.com/office/drawing/2015/10/21/chartex" xmlns:cx3="http://schemas.microsoft.com/office/drawing/2016/5/9/chartex" xmlns:cx4="http://schemas.microsoft.com/office/drawing/2016/5/10/chartex" xmlns:cx5="http://schemas.microsoft.com/office/drawing/2016/5/11/chartex" xmlns:cx6="http://schemas.microsoft.com/office/drawing/2016/5/12/chartex" xmlns:cx7="http://schemas.microsoft.com/office/drawing/2016/5/13/chartex" xmlns:cx8="http://schemas.microsoft.com/office/drawing/2016/5/14/chartex" xmlns:mc="http://schemas.openxmlformats.org/markup-compatibility/2006" xmlns:aink="http://schemas.microsoft.com/office/drawing/2016/ink" xmlns:am3d="http://schemas.microsoft.com/office/drawing/2017/model3d" xmlns:o="urn:schemas-microsoft-com:office:office" xmlns:oel="http://schemas.microsoft.com/office/2019/extlst" xmlns:r="http://schemas.openxmlformats.org/officeDocument/2006/relationships" xmlns:m="http://schemas.openxmlformats.org/officeDocument/2006/math" xmlns:v="urn:schemas-microsoft-com:vml" xmlns:wp14="http://schemas.microsoft.com/office/word/2010/wordprocessingDrawing" xmlns:wp="http://schemas.openxmlformats.org/drawingml/2006/wordprocessingDrawing" xmlns:w10="urn:schemas-microsoft-com:office:word" xmlns:w14="http://schemas.microsoft.com/office/word/2010/wordml" xmlns:w15="http://schemas.microsoft.com/office/word/2012/wordml" xmlns:w16cex="http://schemas.microsoft.com/office/word/2018/wordml/cex" xmlns:w16cid="http://schemas.microsoft.com/office/word/2016/wordml/cid" xmlns:w16="http://schemas.microsoft.com/office/word/2018/wordml" xmlns:w16du="http://schemas.microsoft.com/office/word/2023/wordml/word16du" xmlns:w16sdtdh="http://schemas.microsoft.com/office/word/2020/wordml/sdtdatahash" xmlns:w16sdtfl="http://schemas.microsoft.com/office/word/2024/wordml/sdtformatlock" xmlns:w16se="http://schemas.microsoft.com/office/word/2015/wordml/symex" xmlns:wpg="http://schemas.microsoft.com/office/word/2010/wordprocessingGroup" xmlns:wpi="http://schemas.microsoft.com/office/word/2010/wordprocessingInk" xmlns:wne="http://schemas.microsoft.com/office/word/2006/wordml" xmlns:wps="http://schemas.microsoft.com/office/word/2010/wordprocessingShape" mc:Ignorable="w14"><w:body><w:p><w:pPr><w:pStyle w:val="Title"/></w:pPr><w:r><w:t>Complete Feature Showcase</w:t></w:r></w:p><w:p><w:pPr><w:pStyle w:val="Subtitle"/></w:pPr><w:r><w:t>Every Builder API Feature in One Document</w:t></w:r></w:p><w:p><w:r><w:t>Jane Doe</w:t></w:r><w:r><w:t xml:space="preserve"> — March 26, 2026</w:t></w:r></w:p><w:p><w:r><w:br w:type="page"/></w:r></w:p><w:p><w:r><w:t>Contents</w:t></w:r></w:p><w:p><w:fldChar w:fldCharType="begin"/><w:fldChar w:fldCharType="separate"/><w:fldChar w:fldCharType="end"/><w:instrText><w:text> TOC \o "1-3" \h \z \u </w:text></w:instrText></w:p><w:p><w:r><w:br w:type="page"/></w:r></w:p><w:p><w:pPr><w:pStyle w:val="Heading1"/></w:pPr><w:r><w:t>1. Text Formatting</w:t></w:r></w:p><w:p><w:r><w:t xml:space="preserve">This paragraph demonstrates </w:t></w:r><w:r><w:rPr><w:b/></w:rPr><w:t>bold</w:t></w:r><w:r><w:t xml:space="preserve">, </w:t></w:r><w:r><w:rPr><w:i/></w:rPr><w:t>italic</w:t></w:r><w:r><w:t xml:space="preserve">, </w:t></w:r><w:r><w:rPr><w:u w:val="single"/></w:rPr><w:t>underline</w:t></w:r><w:r><w:t xml:space="preserve">, </w:t></w:r><w:r><w:rPr><w:color w:val="FF0000"/></w:rPr><w:t>colored</w:t></w:r><w:r><w:t xml:space="preserve">, </w:t></w:r><w:r><w:rPr><w:highlight w:val="yellow"/></w:rPr><w:t>highlighted</w:t></w:r><w:r><w:t xml:space="preserve">, and </w:t></w:r><w:r><w:rPr><w:b/><w:i/><w:color w:val="0000FF"/></w:rPr><w:t>bold italic colored</w:t></w:r><w:r><w:t xml:space="preserve"> text.</w:t></w:r></w:p><w:p><w:r><w:t xml:space="preserve">Different sizes: </w:t></w:r><w:r><w:rPr><w:sz w:val="32"/></w:rPr><w:t>small</w:t></w:r><w:r><w:t xml:space="preserve">, </w:t></w:r><w:r><w:rPr><w:sz w:val="44"/></w:rPr><w:t>normal</w:t></w:r><w:r><w:t xml:space="preserve">, </w:t></w:r><w:r><w:rPr><w:sz w:val="64"/></w:rPr><w:t>large</w:t></w:r></w:p><w:p><w:r><w:t xml:space="preserve">Text effects: </w:t></w:r><w:r><w:rPr><w:sz w:val="32"/></w:rPr><w:t>superscript</w:t></w:r><w:r><w:rPr><w:sz w:val="32"/></w:rPr><w:t>2</w:t></w:r><w:r><w:t xml:space="preserve"> and </w:t></w:r><w:r><w:rPr><w:sz w:val="32"/></w:rPr><w:t>H</w:t></w:r><w:r><w:rPr><w:sz w:val="32"/></w:rPr><w:t>2</w:t></w:r><w:r><w:t>O</w:t></w:r></w:p><w:p><w:pPr><w:pStyle w:val="Heading1"/></w:pPr><w:r><w:t>2. Lists</w:t></w:r></w:p><w:p><w:pPr><w:pStyle w:val="Heading2"/></w:pPr><w:r><w:t>2.1 Bullet List</w:t></w:r></w:p><w:p><w:r><w:t>Key features of Uniword:</w:t></w:r></w:p><w:p><w:pPr><w:numPr><w:numId w:val="1"/><w:ilvl w:val="0"/></w:numPr></w:pPr><w:r><w:t>Comprehensive OOXML model coverage</w:t></w:r></w:p><w:p><w:pPr><w:numPr><w:numId w:val="1"/><w:ilvl w:val="0"/></w:numPr></w:pPr><w:r><w:t>Builder API for document construction</w:t></w:r></w:p><w:p><w:pPr><w:numPr><w:numId w:val="1"/><w:ilvl w:val="0"/></w:numPr></w:pPr><w:r><w:t>Round-trip fidelity</w:t></w:r></w:p><w:p><w:pPr><w:numPr><w:numId w:val="1"/><w:ilvl w:val="0"/></w:numPr></w:pPr><w:r><w:t>Theme support</w:t></w:r></w:p><w:p><w:pPr><w:numPr><w:numId w:val="1"/><w:ilvl w:val="0"/></w:numPr></w:pPr><w:r><w:rPr><w:b/></w:rPr><w:t>Rich text</w:t></w:r><w:r><w:t xml:space="preserve"> in list items</w:t></w:r></w:p><w:p><w:pPr><w:pStyle w:val="Heading2"/></w:pPr><w:r><w:t>2.2 Numbered List</w:t></w:r></w:p><w:p><w:r><w:t>Getting started steps:</w:t></w:r></w:p><w:p><w:pPr><w:numPr><w:numId w:val="2"/><w:ilvl w:val="0"/></w:numPr></w:pPr><w:r><w:t>Install the gem</w:t></w:r></w:p><w:p><w:pPr><w:numPr><w:numId w:val="2"/><w:ilvl w:val="0"/></w:numPr></w:pPr><w:r><w:t>Require the library</w:t></w:r></w:p><w:p><w:pPr><w:numPr><w:numId w:val="2"/><w:ilvl w:val="0"/></w:numPr></w:pPr><w:r><w:t>Create a DocumentBuilder</w:t></w:r></w:p><w:p><w:pPr><w:numPr><w:numId w:val="2"/><w:ilvl w:val="0"/></w:numPr></w:pPr><w:r><w:t>Add content</w:t></w:r></w:p><w:p><w:pPr><w:numPr><w:numId w:val="2"/><w:ilvl w:val="0"/></w:numPr></w:pPr><w:r><w:t>Save the document</w:t></w:r></w:p><w:p><w:pPr><w:pStyle w:val="Heading1"/></w:pPr><w:r><w:t>3. Tables</w:t></w:r></w:p><w:p><w:r><w:t>The following table shows project metrics:</w:t></w:r></w:p><w:p><w:pPr><w:pStyle w:val="Heading1"/></w:pPr><w:r><w:t>4. Charts</w:t></w:r></w:p><w:p><w:pPr><w:pStyle w:val="Heading2"/></w:pPr><w:r><w:t>4.1 Bar Chart</w:t></w:r></w:p><w:p><w:r><w:drawing><wp:inline><wp:extent wp:cx="5486400" wp:cy="3200400"/><wp:effectExtent/><wp:docPr wp:id="524323796" wp:name="Chart 778571"/><graphic xmlns="http://schemas.openxmlformats.org/drawingml/2006/main"><graphicData uri="http://schemas.openxmlformats.org/drawingml/2006/chart"><chart xmlns="http://schemas.openxmlformats.org/drawingml/2006/chart" c:id="rIdChart1"/></graphicData></graphic></wp:inline></w:drawing></w:r></w:p><w:p><w:pPr><w:pStyle w:val="Heading2"/></w:pPr><w:r><w:t>4.2 Line Chart</w:t></w:r></w:p><w:p><w:r><w:drawing><wp:inline><wp:extent wp:cx="5486400" wp:cy="3200400"/><wp:effectExtent/><wp:docPr wp:id="736138279" wp:name="Chart 373342"/><graphic xmlns="http://schemas.openxmlformats.org/drawingml/2006/main"><graphicData uri="http://schemas.openxmlformats.org/drawingml/2006/chart"><chart xmlns="http://schemas.openxmlformats.org/drawingml/2006/chart" c:id="rIdChart2"/></graphicData></graphic></wp:inline></w:drawing></w:r></w:p><w:p><w:pPr><w:pStyle w:val="Heading1"/></w:pPr><w:r><w:t>5. Hyperlinks</w:t></w:r></w:p><w:p><w:r><w:t xml:space="preserve">Visit the </w:t></w:r><w:r><w:t xml:space="preserve"> for the complete OOXML standard.</w:t></w:r><w:hyperlink w:id="https://www.ecma-international.org/publications-and-standards/standards/ecma-376/"><w:r><w:rPr><w:color w:val="0000FF"/><w:u w:val="single"/></w:rPr><w:t>ECMA-376 specification</w:t></w:r></w:hyperlink></w:p><w:p><w:r><w:t xml:space="preserve">Uniword is hosted at </w:t></w:r><w:r><w:t>.</w:t></w:r><w:hyperlink w:id="https://github.com/publicruby/uniword"><w:r><w:rPr><w:color w:val="0000FF"/><w:u w:val="single"/></w:rPr><w:t>GitHub</w:t></w:r></w:hyperlink></w:p><w:p><w:pPr><w:pStyle w:val="Heading1"/></w:pPr><w:r><w:t>6. References</w:t></w:r></w:p><w:p><w:r><w:t>This document references the following sources:</w:t></w:r></w:p><w:p><w:sdt><w:sdtPr><w:id w:val="1"/><w:bibliography/><w:docPartObj><w:docPartGallery w:val="Bibliographies"/><w:docPartUnique/></w:docPartObj></w:sdtPr></w:sdt></w:p><w:p><w:r><w:br w:type="page"/></w:r></w:p><w:p><w:pPr><w:pStyle w:val="Heading1"/></w:pPr><w:r><w:t>7. Special Elements</w:t></w:r></w:p><w:p><w:pPr><w:pStyle w:val="Heading2"/></w:pPr><w:r><w:t>7.1 Horizontal Rule</w:t></w:r></w:p><w:p><w:r><w:t>Content above the rule.</w:t></w:r></w:p><w:p><w:pPr><w:spacing w:after="0"/><w:pBdr><w:bottom w:val="single" w:sz="6" w:color="auto"/></w:pBdr></w:pPr></w:p><w:p><w:r><w:t>Content below the rule.</w:t></w:r></w:p><w:p><w:pPr><w:pStyle w:val="Heading2"/></w:pPr><w:r><w:t>7.2 Bookmark</w:t></w:r></w:p><w:p><w:r><w:t>This paragraph is bookmarked as "appendix-anchor".</w:t></w:r><w:bookmarkStart w:id="1" w:name="appendix-anchor"/><w:bookmarkEnd w:id="1"/></w:p><w:p><w:pPr><w:pStyle w:val="Heading2"/></w:pPr><w:r><w:t>7.3 Date and Time Fields</w:t></w:r></w:p><w:p><w:r><w:t xml:space="preserve">Current date: </w:t></w:r></w:p><w:p><w:fldChar w:fldCharType="begin"/><w:fldChar w:fldCharType="separate"/><w:fldChar w:fldCharType="end"/><w:instrText><w:text> DATE \@ "M/d/yyyy" </w:text></w:instrText></w:p><w:p><w:r><w:t xml:space="preserve">Current time: </w:t></w:r></w:p><w:p><w:fldChar w:fldCharType="begin"/><w:fldChar w:fldCharType="separate"/><w:fldChar w:fldCharType="end"/><w:instrText><w:text> TIME \@ "h:mm:ss am/pm" </w:text></w:instrText></w:p><w:p><w:r><w:br w:type="page"/></w:r></w:p><w:p><w:pPr><w:pStyle w:val="Heading1"/></w:pPr><w:r><w:t>8. Appendix</w:t></w:r></w:p><w:p><w:r><w:t>This is the appendix section, separated by a page break.</w:t></w:r></w:p><w:p><w:pPr><w:numPr><w:numId w:val="3"/><w:ilvl w:val="0"/></w:numPr></w:pPr><w:r><w:t>Additional resource A</w:t></w:r></w:p><w:p><w:pPr><w:numPr><w:numId w:val="3"/><w:ilvl w:val="0"/></w:numPr></w:pPr><w:r><w:t>Additional resource B</w:t></w:r></w:p><w:p><w:pPr><w:numPr><w:numId w:val="3"/><w:ilvl w:val="0"/></w:numPr></w:pPr><w:r><w:t>Additional resource C</w:t></w:r></w:p><w:tbl><w:tr><w:tc><w:tcPr><w:shd w:val="clear" w:color="FFFFFF" w:fill="2E5090"/></w:tcPr><w:p><w:r><w:t>Metric</w:t></w:r></w:p></w:tc><w:tc><w:tcPr><w:shd w:val="clear" w:color="FFFFFF" w:fill="2E5090"/></w:tcPr><w:p><w:r><w:t>Q1</w:t></w:r></w:p></w:tc><w:tc><w:tcPr><w:shd w:val="clear" w:color="FFFFFF" w:fill="2E5090"/></w:tcPr><w:p><w:r><w:t>Q2</w:t></w:r></w:p></w:tc><w:tc><w:tcPr><w:shd w:val="clear" w:color="FFFFFF" w:fill="2E5090"/></w:tcPr><w:p><w:r><w:t>Q3</w:t></w:r></w:p></w:tc><w:tc><w:tcPr><w:shd w:val="clear" w:color="FFFFFF" w:fill="2E5090"/></w:tcPr><w:p><w:r><w:t>Q4</w:t></w:r></w:p></w:tc></w:tr><w:tr><w:tc><w:p><w:r><w:t>Revenue</w:t></w:r></w:p></w:tc><w:tc><w:p><w:r><w:t>$1.2M</w:t></w:r></w:p></w:tc><w:tc><w:p><w:r><w:t>$1.5M</w:t></w:r></w:p></w:tc><w:tc><w:p><w:r><w:t>$1.4M</w:t></w:r></w:p></w:tc><w:tc><w:p><w:r><w:t>$1.6M</w:t></w:r></w:p></w:tc></w:tr><w:tr><w:tc><w:p><w:r><w:t>Users</w:t></w:r></w:p></w:tc><w:tc><w:p><w:r><w:t>10K</w:t></w:r></w:p></w:tc><w:tc><w:p><w:r><w:t>15K</w:t></w:r></w:p></w:tc><w:tc><w:p><w:r><w:t>18K</w:t></w:r></w:p></w:tc><w:tc><w:p><w:r><w:t>25K</w:t></w:r></w:p></w:tc></w:tr><w:tr><w:tc><w:p><w:r><w:t>NPS Score</w:t></w:r></w:p></w:tc><w:tc><w:p><w:r><w:t>72</w:t></w:r></w:p></w:tc><w:tc><w:p><w:r><w:t>78</w:t></w:r></w:p></w:tc><w:tc><w:p><w:r><w:t>81</w:t></w:r></w:p></w:tc><w:tc><w:p><w:r><w:t>85</w:t></w:r></w:p></w:tc></w:tr></w:tbl><w:sectPr w:val="nextPage"><w:pgSz w:w="12240" w:h="15840" w:orient="portrait"/><w:pgMar w:top="1440" w:bottom="1440" w:left="1440" w:right="1440" w:header="720" w:footer="720" w:gutter="0"/><w:headerReference w:type="default" r:id="rIdHeader1"/><w:footerReference w:type="default" r:id="rIdFooter1"/><w:pgNumType w:start="1"/></w:sectPr></w:body></w:document>
 </file>
 
 <file path=word/footer1.xml><?xml version="1.0" encoding="utf-8"?>

--- a/examples/generated/complete_all_features.docx
+++ b/examples/generated/complete_all_features.docx
@@ -1,6 +1,6 @@
 
 <file path=word/document.xml><?xml version="1.0" encoding="UTF-8" standalone="yes"?>
-<w:document xmlns:w="http://schemas.openxmlformats.org/wordprocessingml/2006/main" xmlns:wpc="http://schemas.microsoft.com/office/word/2010/wordprocessingCanvas" xmlns:cx="http://schemas.microsoft.com/office/drawing/2014/chartex" xmlns:cx1="http://schemas.microsoft.com/office/drawing/2015/9/8/chartex" xmlns:cx2="http://schemas.microsoft.com/office/drawing/2015/10/21/chartex" xmlns:cx3="http://schemas.microsoft.com/office/drawing/2016/5/9/chartex" xmlns:cx4="http://schemas.microsoft.com/office/drawing/2016/5/10/chartex" xmlns:cx5="http://schemas.microsoft.com/office/drawing/2016/5/11/chartex" xmlns:cx6="http://schemas.microsoft.com/office/drawing/2016/5/12/chartex" xmlns:cx7="http://schemas.microsoft.com/office/drawing/2016/5/13/chartex" xmlns:cx8="http://schemas.microsoft.com/office/drawing/2016/5/14/chartex" xmlns:mc="http://schemas.openxmlformats.org/markup-compatibility/2006" xmlns:aink="http://schemas.microsoft.com/office/drawing/2016/ink" xmlns:am3d="http://schemas.microsoft.com/office/drawing/2017/model3d" xmlns:o="urn:schemas-microsoft-com:office:office" xmlns:oel="http://schemas.microsoft.com/office/2019/extlst" xmlns:r="http://schemas.openxmlformats.org/officeDocument/2006/relationships" xmlns:m="http://schemas.openxmlformats.org/officeDocument/2006/math" xmlns:v="urn:schemas-microsoft-com:vml" xmlns:wp14="http://schemas.microsoft.com/office/word/2010/wordprocessingDrawing" xmlns:wp="http://schemas.openxmlformats.org/drawingml/2006/wordprocessingDrawing" xmlns:w10="urn:schemas-microsoft-com:office:word" xmlns:w14="http://schemas.microsoft.com/office/word/2010/wordml" xmlns:w15="http://schemas.microsoft.com/office/word/2012/wordml" xmlns:w16cex="http://schemas.microsoft.com/office/word/2018/wordml/cex" xmlns:w16cid="http://schemas.microsoft.com/office/word/2016/wordml/cid" xmlns:w16="http://schemas.microsoft.com/office/word/2018/wordml" xmlns:w16du="http://schemas.microsoft.com/office/word/2023/wordml/word16du" xmlns:w16sdtdh="http://schemas.microsoft.com/office/word/2020/wordml/sdtdatahash" xmlns:w16sdtfl="http://schemas.microsoft.com/office/word/2024/wordml/sdtformatlock" xmlns:w16se="http://schemas.microsoft.com/office/word/2015/wordml/symex" xmlns:wpg="http://schemas.microsoft.com/office/word/2010/wordprocessingGroup" xmlns:wpi="http://schemas.microsoft.com/office/word/2010/wordprocessingInk" xmlns:wne="http://schemas.microsoft.com/office/word/2006/wordml" xmlns:wps="http://schemas.microsoft.com/office/word/2010/wordprocessingShape" mc:Ignorable="w14"><w:body><w:p><w:pPr><w:pStyle w:val="Title"/></w:pPr><w:r><w:t>Complete Feature Showcase</w:t></w:r></w:p><w:p><w:pPr><w:pStyle w:val="Subtitle"/></w:pPr><w:r><w:t>Every Builder API Feature in One Document</w:t></w:r></w:p><w:p><w:r><w:t>Jane Doe</w:t></w:r><w:r><w:t xml:space="preserve"> — March 26, 2026</w:t></w:r></w:p><w:p><w:r><w:br w:type="page"/></w:r></w:p><w:p><w:r><w:t>Contents</w:t></w:r></w:p><w:p><w:fldChar w:fldCharType="begin"/><w:fldChar w:fldCharType="separate"/><w:fldChar w:fldCharType="end"/><w:instrText><w:text> TOC \o "1-3" \h \z \u </w:text></w:instrText></w:p><w:p><w:r><w:br w:type="page"/></w:r></w:p><w:p><w:pPr><w:pStyle w:val="Heading1"/></w:pPr><w:r><w:t>1. Text Formatting</w:t></w:r></w:p><w:p><w:r><w:t xml:space="preserve">This paragraph demonstrates </w:t></w:r><w:r><w:rPr><w:b/></w:rPr><w:t>bold</w:t></w:r><w:r><w:t xml:space="preserve">, </w:t></w:r><w:r><w:rPr><w:i/></w:rPr><w:t>italic</w:t></w:r><w:r><w:t xml:space="preserve">, </w:t></w:r><w:r><w:rPr><w:u w:val="single"/></w:rPr><w:t>underline</w:t></w:r><w:r><w:t xml:space="preserve">, </w:t></w:r><w:r><w:rPr><w:color w:val="FF0000"/></w:rPr><w:t>colored</w:t></w:r><w:r><w:t xml:space="preserve">, </w:t></w:r><w:r><w:rPr><w:highlight w:val="yellow"/></w:rPr><w:t>highlighted</w:t></w:r><w:r><w:t xml:space="preserve">, and </w:t></w:r><w:r><w:rPr><w:b/><w:i/><w:color w:val="0000FF"/></w:rPr><w:t>bold italic colored</w:t></w:r><w:r><w:t xml:space="preserve"> text.</w:t></w:r></w:p><w:p><w:r><w:t xml:space="preserve">Different sizes: </w:t></w:r><w:r><w:rPr><w:sz w:val="32"/></w:rPr><w:t>small</w:t></w:r><w:r><w:t xml:space="preserve">, </w:t></w:r><w:r><w:rPr><w:sz w:val="44"/></w:rPr><w:t>normal</w:t></w:r><w:r><w:t xml:space="preserve">, </w:t></w:r><w:r><w:rPr><w:sz w:val="64"/></w:rPr><w:t>large</w:t></w:r></w:p><w:p><w:r><w:t xml:space="preserve">Text effects: </w:t></w:r><w:r><w:rPr><w:sz w:val="32"/></w:rPr><w:t>superscript</w:t></w:r><w:r><w:rPr><w:sz w:val="32"/></w:rPr><w:t>2</w:t></w:r><w:r><w:t xml:space="preserve"> and </w:t></w:r><w:r><w:rPr><w:sz w:val="32"/></w:rPr><w:t>H</w:t></w:r><w:r><w:rPr><w:sz w:val="32"/></w:rPr><w:t>2</w:t></w:r><w:r><w:t>O</w:t></w:r></w:p><w:p><w:pPr><w:pStyle w:val="Heading1"/></w:pPr><w:r><w:t>2. Lists</w:t></w:r></w:p><w:p><w:pPr><w:pStyle w:val="Heading2"/></w:pPr><w:r><w:t>2.1 Bullet List</w:t></w:r></w:p><w:p><w:r><w:t>Key features of Uniword:</w:t></w:r></w:p><w:p><w:pPr><w:numPr><w:numId w:val="1"/><w:ilvl w:val="0"/></w:numPr></w:pPr><w:r><w:t>Comprehensive OOXML model coverage</w:t></w:r></w:p><w:p><w:pPr><w:numPr><w:numId w:val="1"/><w:ilvl w:val="0"/></w:numPr></w:pPr><w:r><w:t>Builder API for document construction</w:t></w:r></w:p><w:p><w:pPr><w:numPr><w:numId w:val="1"/><w:ilvl w:val="0"/></w:numPr></w:pPr><w:r><w:t>Round-trip fidelity</w:t></w:r></w:p><w:p><w:pPr><w:numPr><w:numId w:val="1"/><w:ilvl w:val="0"/></w:numPr></w:pPr><w:r><w:t>Theme support</w:t></w:r></w:p><w:p><w:pPr><w:numPr><w:numId w:val="1"/><w:ilvl w:val="0"/></w:numPr></w:pPr><w:r><w:rPr><w:b/></w:rPr><w:t>Rich text</w:t></w:r><w:r><w:t xml:space="preserve"> in list items</w:t></w:r></w:p><w:p><w:pPr><w:pStyle w:val="Heading2"/></w:pPr><w:r><w:t>2.2 Numbered List</w:t></w:r></w:p><w:p><w:r><w:t>Getting started steps:</w:t></w:r></w:p><w:p><w:pPr><w:numPr><w:numId w:val="2"/><w:ilvl w:val="0"/></w:numPr></w:pPr><w:r><w:t>Install the gem</w:t></w:r></w:p><w:p><w:pPr><w:numPr><w:numId w:val="2"/><w:ilvl w:val="0"/></w:numPr></w:pPr><w:r><w:t>Require the library</w:t></w:r></w:p><w:p><w:pPr><w:numPr><w:numId w:val="2"/><w:ilvl w:val="0"/></w:numPr></w:pPr><w:r><w:t>Create a DocumentBuilder</w:t></w:r></w:p><w:p><w:pPr><w:numPr><w:numId w:val="2"/><w:ilvl w:val="0"/></w:numPr></w:pPr><w:r><w:t>Add content</w:t></w:r></w:p><w:p><w:pPr><w:numPr><w:numId w:val="2"/><w:ilvl w:val="0"/></w:numPr></w:pPr><w:r><w:t>Save the document</w:t></w:r></w:p><w:p><w:pPr><w:pStyle w:val="Heading1"/></w:pPr><w:r><w:t>3. Tables</w:t></w:r></w:p><w:p><w:r><w:t>The following table shows project metrics:</w:t></w:r></w:p><w:p><w:pPr><w:pStyle w:val="Heading1"/></w:pPr><w:r><w:t>4. Charts</w:t></w:r></w:p><w:p><w:pPr><w:pStyle w:val="Heading2"/></w:pPr><w:r><w:t>4.1 Bar Chart</w:t></w:r></w:p><w:p><w:r><w:drawing><wp:inline><wp:extent wp:cx="5486400" wp:cy="3200400"/><wp:effectExtent/><wp:docPr wp:id="524323796" wp:name="Chart 778571"/><graphic xmlns="http://schemas.openxmlformats.org/drawingml/2006/main"><graphicData uri="http://schemas.openxmlformats.org/drawingml/2006/chart"><chart xmlns="http://schemas.openxmlformats.org/drawingml/2006/chart" c:id="rIdChart1"/></graphicData></graphic></wp:inline></w:drawing></w:r></w:p><w:p><w:pPr><w:pStyle w:val="Heading2"/></w:pPr><w:r><w:t>4.2 Line Chart</w:t></w:r></w:p><w:p><w:r><w:drawing><wp:inline><wp:extent wp:cx="5486400" wp:cy="3200400"/><wp:effectExtent/><wp:docPr wp:id="736138279" wp:name="Chart 373342"/><graphic xmlns="http://schemas.openxmlformats.org/drawingml/2006/main"><graphicData uri="http://schemas.openxmlformats.org/drawingml/2006/chart"><chart xmlns="http://schemas.openxmlformats.org/drawingml/2006/chart" c:id="rIdChart2"/></graphicData></graphic></wp:inline></w:drawing></w:r></w:p><w:p><w:pPr><w:pStyle w:val="Heading1"/></w:pPr><w:r><w:t>5. Hyperlinks</w:t></w:r></w:p><w:p><w:r><w:t xml:space="preserve">Visit the </w:t></w:r><w:r><w:t xml:space="preserve"> for the complete OOXML standard.</w:t></w:r><w:hyperlink w:id="https://www.ecma-international.org/publications-and-standards/standards/ecma-376/"><w:r><w:rPr><w:color w:val="0000FF"/><w:u w:val="single"/></w:rPr><w:t>ECMA-376 specification</w:t></w:r></w:hyperlink></w:p><w:p><w:r><w:t xml:space="preserve">Uniword is hosted at </w:t></w:r><w:r><w:t>.</w:t></w:r><w:hyperlink w:id="https://github.com/publicruby/uniword"><w:r><w:rPr><w:color w:val="0000FF"/><w:u w:val="single"/></w:rPr><w:t>GitHub</w:t></w:r></w:hyperlink></w:p><w:p><w:pPr><w:pStyle w:val="Heading1"/></w:pPr><w:r><w:t>6. References</w:t></w:r></w:p><w:p><w:r><w:t>This document references the following sources:</w:t></w:r></w:p><w:p><w:sdt><w:sdtPr><w:id w:val="1"/><w:bibliography/><w:docPartObj><w:docPartGallery w:val="Bibliographies"/><w:docPartUnique/></w:docPartObj></w:sdtPr></w:sdt></w:p><w:p><w:r><w:br w:type="page"/></w:r></w:p><w:p><w:pPr><w:pStyle w:val="Heading1"/></w:pPr><w:r><w:t>7. Special Elements</w:t></w:r></w:p><w:p><w:pPr><w:pStyle w:val="Heading2"/></w:pPr><w:r><w:t>7.1 Horizontal Rule</w:t></w:r></w:p><w:p><w:r><w:t>Content above the rule.</w:t></w:r></w:p><w:p><w:pPr><w:spacing w:after="0"/><w:pBdr><w:bottom w:val="single" w:sz="6" w:color="auto"/></w:pBdr></w:pPr></w:p><w:p><w:r><w:t>Content below the rule.</w:t></w:r></w:p><w:p><w:pPr><w:pStyle w:val="Heading2"/></w:pPr><w:r><w:t>7.2 Bookmark</w:t></w:r></w:p><w:p><w:r><w:t>This paragraph is bookmarked as "appendix-anchor".</w:t></w:r><w:bookmarkStart w:id="1" w:name="appendix-anchor"/><w:bookmarkEnd w:id="1"/></w:p><w:p><w:pPr><w:pStyle w:val="Heading2"/></w:pPr><w:r><w:t>7.3 Date and Time Fields</w:t></w:r></w:p><w:p><w:r><w:t xml:space="preserve">Current date: </w:t></w:r></w:p><w:p><w:fldChar w:fldCharType="begin"/><w:fldChar w:fldCharType="separate"/><w:fldChar w:fldCharType="end"/><w:instrText><w:text> DATE \@ "M/d/yyyy" </w:text></w:instrText></w:p><w:p><w:r><w:t xml:space="preserve">Current time: </w:t></w:r></w:p><w:p><w:fldChar w:fldCharType="begin"/><w:fldChar w:fldCharType="separate"/><w:fldChar w:fldCharType="end"/><w:instrText><w:text> TIME \@ "h:mm:ss am/pm" </w:text></w:instrText></w:p><w:p><w:r><w:br w:type="page"/></w:r></w:p><w:p><w:pPr><w:pStyle w:val="Heading1"/></w:pPr><w:r><w:t>8. Appendix</w:t></w:r></w:p><w:p><w:r><w:t>This is the appendix section, separated by a page break.</w:t></w:r></w:p><w:p><w:pPr><w:numPr><w:numId w:val="3"/><w:ilvl w:val="0"/></w:numPr></w:pPr><w:r><w:t>Additional resource A</w:t></w:r></w:p><w:p><w:pPr><w:numPr><w:numId w:val="3"/><w:ilvl w:val="0"/></w:numPr></w:pPr><w:r><w:t>Additional resource B</w:t></w:r></w:p><w:p><w:pPr><w:numPr><w:numId w:val="3"/><w:ilvl w:val="0"/></w:numPr></w:pPr><w:r><w:t>Additional resource C</w:t></w:r></w:p><w:tbl><w:tr><w:tc><w:tcPr><w:shd w:val="clear" w:color="FFFFFF" w:fill="2E5090"/></w:tcPr><w:p><w:r><w:t>Metric</w:t></w:r></w:p></w:tc><w:tc><w:tcPr><w:shd w:val="clear" w:color="FFFFFF" w:fill="2E5090"/></w:tcPr><w:p><w:r><w:t>Q1</w:t></w:r></w:p></w:tc><w:tc><w:tcPr><w:shd w:val="clear" w:color="FFFFFF" w:fill="2E5090"/></w:tcPr><w:p><w:r><w:t>Q2</w:t></w:r></w:p></w:tc><w:tc><w:tcPr><w:shd w:val="clear" w:color="FFFFFF" w:fill="2E5090"/></w:tcPr><w:p><w:r><w:t>Q3</w:t></w:r></w:p></w:tc><w:tc><w:tcPr><w:shd w:val="clear" w:color="FFFFFF" w:fill="2E5090"/></w:tcPr><w:p><w:r><w:t>Q4</w:t></w:r></w:p></w:tc></w:tr><w:tr><w:tc><w:p><w:r><w:t>Revenue</w:t></w:r></w:p></w:tc><w:tc><w:p><w:r><w:t>$1.2M</w:t></w:r></w:p></w:tc><w:tc><w:p><w:r><w:t>$1.5M</w:t></w:r></w:p></w:tc><w:tc><w:p><w:r><w:t>$1.4M</w:t></w:r></w:p></w:tc><w:tc><w:p><w:r><w:t>$1.6M</w:t></w:r></w:p></w:tc></w:tr><w:tr><w:tc><w:p><w:r><w:t>Users</w:t></w:r></w:p></w:tc><w:tc><w:p><w:r><w:t>10K</w:t></w:r></w:p></w:tc><w:tc><w:p><w:r><w:t>15K</w:t></w:r></w:p></w:tc><w:tc><w:p><w:r><w:t>18K</w:t></w:r></w:p></w:tc><w:tc><w:p><w:r><w:t>25K</w:t></w:r></w:p></w:tc></w:tr><w:tr><w:tc><w:p><w:r><w:t>NPS Score</w:t></w:r></w:p></w:tc><w:tc><w:p><w:r><w:t>72</w:t></w:r></w:p></w:tc><w:tc><w:p><w:r><w:t>78</w:t></w:r></w:p></w:tc><w:tc><w:p><w:r><w:t>81</w:t></w:r></w:p></w:tc><w:tc><w:p><w:r><w:t>85</w:t></w:r></w:p></w:tc></w:tr></w:tbl><w:sectPr w:val="nextPage"><w:pgSz w:w="12240" w:h="15840" w:orient="portrait"/><w:pgMar w:top="1440" w:bottom="1440" w:left="1440" w:right="1440" w:header="720" w:footer="720" w:gutter="0"/><w:headerReference w:type="default" r:id="rIdHeader1"/><w:footerReference w:type="default" r:id="rIdFooter1"/><w:pgNumType w:start="1"/></w:sectPr></w:body></w:document>
+<w:document xmlns:w="http://schemas.openxmlformats.org/wordprocessingml/2006/main" xmlns:wpc="http://schemas.microsoft.com/office/word/2010/wordprocessingCanvas" xmlns:cx="http://schemas.microsoft.com/office/drawing/2014/chartex" xmlns:cx1="http://schemas.microsoft.com/office/drawing/2015/9/8/chartex" xmlns:cx2="http://schemas.microsoft.com/office/drawing/2015/10/21/chartex" xmlns:cx3="http://schemas.microsoft.com/office/drawing/2016/5/9/chartex" xmlns:cx4="http://schemas.microsoft.com/office/drawing/2016/5/10/chartex" xmlns:cx5="http://schemas.microsoft.com/office/drawing/2016/5/11/chartex" xmlns:cx6="http://schemas.microsoft.com/office/drawing/2016/5/12/chartex" xmlns:cx7="http://schemas.microsoft.com/office/drawing/2016/5/13/chartex" xmlns:cx8="http://schemas.microsoft.com/office/drawing/2016/5/14/chartex" xmlns:mc="http://schemas.openxmlformats.org/markup-compatibility/2006" xmlns:aink="http://schemas.microsoft.com/office/drawing/2016/ink" xmlns:am3d="http://schemas.microsoft.com/office/drawing/2017/model3d" xmlns:o="urn:schemas-microsoft-com:office:office" xmlns:oel="http://schemas.microsoft.com/office/2019/extlst" xmlns:r="http://schemas.openxmlformats.org/officeDocument/2006/relationships" xmlns:m="http://schemas.openxmlformats.org/officeDocument/2006/math" xmlns:v="urn:schemas-microsoft-com:vml" xmlns:wp14="http://schemas.microsoft.com/office/word/2010/wordprocessingDrawing" xmlns:wp="http://schemas.openxmlformats.org/drawingml/2006/wordprocessingDrawing" xmlns:w10="urn:schemas-microsoft-com:office:word" xmlns:w14="http://schemas.microsoft.com/office/word/2010/wordml" xmlns:w15="http://schemas.microsoft.com/office/word/2012/wordml" xmlns:w16cex="http://schemas.microsoft.com/office/word/2018/wordml/cex" xmlns:w16cid="http://schemas.microsoft.com/office/word/2016/wordml/cid" xmlns:w16="http://schemas.microsoft.com/office/word/2018/wordml" xmlns:w16du="http://schemas.microsoft.com/office/word/2023/wordml/word16du" xmlns:w16sdtdh="http://schemas.microsoft.com/office/word/2020/wordml/sdtdatahash" xmlns:w16sdtfl="http://schemas.microsoft.com/office/word/2024/wordml/sdtformatlock" xmlns:w16se="http://schemas.microsoft.com/office/word/2015/wordml/symex" xmlns:wpg="http://schemas.microsoft.com/office/word/2010/wordprocessingGroup" xmlns:wpi="http://schemas.microsoft.com/office/word/2010/wordprocessingInk" xmlns:wne="http://schemas.microsoft.com/office/word/2006/wordml" xmlns:wps="http://schemas.microsoft.com/office/word/2010/wordprocessingShape" mc:Ignorable="w14"><w:body><w:p><w:pPr><w:pStyle w:val="Title"/></w:pPr><w:r><w:t>Complete Feature Showcase</w:t></w:r></w:p><w:p><w:pPr><w:pStyle w:val="Subtitle"/></w:pPr><w:r><w:t>Every Builder API Feature in One Document</w:t></w:r></w:p><w:p><w:r><w:t>Jane Doe</w:t></w:r><w:r><w:t xml:space="preserve"> — March 26, 2026</w:t></w:r></w:p><w:p><w:r><w:br w:type="page"/></w:r></w:p><w:p><w:r><w:t>Contents</w:t></w:r></w:p><w:p><w:fldChar w:fldCharType="begin"/><w:fldChar w:fldCharType="separate"/><w:fldChar w:fldCharType="end"/><w:instrText><w:text> TOC \o "1-3" \h \z \u </w:text></w:instrText></w:p><w:p><w:r><w:br w:type="page"/></w:r></w:p><w:p><w:pPr><w:pStyle w:val="Heading1"/></w:pPr><w:r><w:t>1. Text Formatting</w:t></w:r></w:p><w:p><w:r><w:t xml:space="preserve">This paragraph demonstrates </w:t></w:r><w:r><w:rPr><w:b/></w:rPr><w:t>bold</w:t></w:r><w:r><w:t xml:space="preserve">, </w:t></w:r><w:r><w:rPr><w:i/></w:rPr><w:t>italic</w:t></w:r><w:r><w:t xml:space="preserve">, </w:t></w:r><w:r><w:rPr><w:u w:val="single"/></w:rPr><w:t>underline</w:t></w:r><w:r><w:t xml:space="preserve">, </w:t></w:r><w:r><w:rPr><w:color w:val="FF0000"/></w:rPr><w:t>colored</w:t></w:r><w:r><w:t xml:space="preserve">, </w:t></w:r><w:r><w:rPr><w:highlight w:val="yellow"/></w:rPr><w:t>highlighted</w:t></w:r><w:r><w:t xml:space="preserve">, and </w:t></w:r><w:r><w:rPr><w:b/><w:i/><w:color w:val="0000FF"/></w:rPr><w:t>bold italic colored</w:t></w:r><w:r><w:t xml:space="preserve"> text.</w:t></w:r></w:p><w:p><w:r><w:t xml:space="preserve">Different sizes: </w:t></w:r><w:r><w:rPr><w:sz w:val="32"/></w:rPr><w:t>small</w:t></w:r><w:r><w:t xml:space="preserve">, </w:t></w:r><w:r><w:rPr><w:sz w:val="44"/></w:rPr><w:t>normal</w:t></w:r><w:r><w:t xml:space="preserve">, </w:t></w:r><w:r><w:rPr><w:sz w:val="64"/></w:rPr><w:t>large</w:t></w:r></w:p><w:p><w:r><w:t xml:space="preserve">Text effects: </w:t></w:r><w:r><w:rPr><w:sz w:val="32"/></w:rPr><w:t>superscript</w:t></w:r><w:r><w:rPr><w:sz w:val="32"/></w:rPr><w:t>2</w:t></w:r><w:r><w:t xml:space="preserve"> and </w:t></w:r><w:r><w:rPr><w:sz w:val="32"/></w:rPr><w:t>H</w:t></w:r><w:r><w:rPr><w:sz w:val="32"/></w:rPr><w:t>2</w:t></w:r><w:r><w:t>O</w:t></w:r></w:p><w:p><w:pPr><w:pStyle w:val="Heading1"/></w:pPr><w:r><w:t>2. Lists</w:t></w:r></w:p><w:p><w:pPr><w:pStyle w:val="Heading2"/></w:pPr><w:r><w:t>2.1 Bullet List</w:t></w:r></w:p><w:p><w:r><w:t>Key features of Uniword:</w:t></w:r></w:p><w:p><w:pPr><w:numPr><w:numId w:val="1"/><w:ilvl w:val="0"/></w:numPr></w:pPr><w:r><w:t>Comprehensive OOXML model coverage</w:t></w:r></w:p><w:p><w:pPr><w:numPr><w:numId w:val="1"/><w:ilvl w:val="0"/></w:numPr></w:pPr><w:r><w:t>Builder API for document construction</w:t></w:r></w:p><w:p><w:pPr><w:numPr><w:numId w:val="1"/><w:ilvl w:val="0"/></w:numPr></w:pPr><w:r><w:t>Round-trip fidelity</w:t></w:r></w:p><w:p><w:pPr><w:numPr><w:numId w:val="1"/><w:ilvl w:val="0"/></w:numPr></w:pPr><w:r><w:t>Theme support</w:t></w:r></w:p><w:p><w:pPr><w:numPr><w:numId w:val="1"/><w:ilvl w:val="0"/></w:numPr></w:pPr><w:r><w:rPr><w:b/></w:rPr><w:t>Rich text</w:t></w:r><w:r><w:t xml:space="preserve"> in list items</w:t></w:r></w:p><w:p><w:pPr><w:pStyle w:val="Heading2"/></w:pPr><w:r><w:t>2.2 Numbered List</w:t></w:r></w:p><w:p><w:r><w:t>Getting started steps:</w:t></w:r></w:p><w:p><w:pPr><w:numPr><w:numId w:val="2"/><w:ilvl w:val="0"/></w:numPr></w:pPr><w:r><w:t>Install the gem</w:t></w:r></w:p><w:p><w:pPr><w:numPr><w:numId w:val="2"/><w:ilvl w:val="0"/></w:numPr></w:pPr><w:r><w:t>Require the library</w:t></w:r></w:p><w:p><w:pPr><w:numPr><w:numId w:val="2"/><w:ilvl w:val="0"/></w:numPr></w:pPr><w:r><w:t>Create a DocumentBuilder</w:t></w:r></w:p><w:p><w:pPr><w:numPr><w:numId w:val="2"/><w:ilvl w:val="0"/></w:numPr></w:pPr><w:r><w:t>Add content</w:t></w:r></w:p><w:p><w:pPr><w:numPr><w:numId w:val="2"/><w:ilvl w:val="0"/></w:numPr></w:pPr><w:r><w:t>Save the document</w:t></w:r></w:p><w:p><w:pPr><w:pStyle w:val="Heading1"/></w:pPr><w:r><w:t>3. Tables</w:t></w:r></w:p><w:p><w:r><w:t>The following table shows project metrics:</w:t></w:r></w:p><w:p><w:pPr><w:pStyle w:val="Heading1"/></w:pPr><w:r><w:t>4. Charts</w:t></w:r></w:p><w:p><w:pPr><w:pStyle w:val="Heading2"/></w:pPr><w:r><w:t>4.1 Bar Chart</w:t></w:r></w:p><w:p><w:r><w:drawing><wp:inline><wp:extent wp:cx="5486400" wp:cy="3200400"/><wp:effectExtent/><wp:docPr wp:id="49176283" wp:name="Chart 288887"/><graphic xmlns="http://schemas.openxmlformats.org/drawingml/2006/main"><graphicData uri="http://schemas.openxmlformats.org/drawingml/2006/chart"><chart xmlns="http://schemas.openxmlformats.org/drawingml/2006/chart" c:id="rIdChart1"/></graphicData></graphic></wp:inline></w:drawing></w:r></w:p><w:p><w:pPr><w:pStyle w:val="Heading2"/></w:pPr><w:r><w:t>4.2 Line Chart</w:t></w:r></w:p><w:p><w:r><w:drawing><wp:inline><wp:extent wp:cx="5486400" wp:cy="3200400"/><wp:effectExtent/><wp:docPr wp:id="888097347" wp:name="Chart 512312"/><graphic xmlns="http://schemas.openxmlformats.org/drawingml/2006/main"><graphicData uri="http://schemas.openxmlformats.org/drawingml/2006/chart"><chart xmlns="http://schemas.openxmlformats.org/drawingml/2006/chart" c:id="rIdChart2"/></graphicData></graphic></wp:inline></w:drawing></w:r></w:p><w:p><w:pPr><w:pStyle w:val="Heading1"/></w:pPr><w:r><w:t>5. Hyperlinks</w:t></w:r></w:p><w:p><w:r><w:t xml:space="preserve">Visit the </w:t></w:r><w:r><w:t xml:space="preserve"> for the complete OOXML standard.</w:t></w:r><w:hyperlink w:id="https://www.ecma-international.org/publications-and-standards/standards/ecma-376/"><w:r><w:rPr><w:color w:val="0000FF"/><w:u w:val="single"/></w:rPr><w:t>ECMA-376 specification</w:t></w:r></w:hyperlink></w:p><w:p><w:r><w:t xml:space="preserve">Uniword is hosted at </w:t></w:r><w:r><w:t>.</w:t></w:r><w:hyperlink w:id="https://github.com/publicruby/uniword"><w:r><w:rPr><w:color w:val="0000FF"/><w:u w:val="single"/></w:rPr><w:t>GitHub</w:t></w:r></w:hyperlink></w:p><w:p><w:pPr><w:pStyle w:val="Heading1"/></w:pPr><w:r><w:t>6. References</w:t></w:r></w:p><w:p><w:r><w:t>This document references the following sources:</w:t></w:r></w:p><w:p><w:sdt><w:sdtPr><w:id w:val="1"/><w:bibliography/><w:docPartObj><w:docPartGallery w:val="Bibliographies"/><w:docPartUnique/></w:docPartObj></w:sdtPr></w:sdt></w:p><w:p><w:r><w:br w:type="page"/></w:r></w:p><w:p><w:pPr><w:pStyle w:val="Heading1"/></w:pPr><w:r><w:t>7. Special Elements</w:t></w:r></w:p><w:p><w:pPr><w:pStyle w:val="Heading2"/></w:pPr><w:r><w:t>7.1 Horizontal Rule</w:t></w:r></w:p><w:p><w:r><w:t>Content above the rule.</w:t></w:r></w:p><w:p><w:pPr><w:spacing w:after="0"/><w:pBdr><w:bottom w:val="single" w:sz="6" w:color="auto"/></w:pBdr></w:pPr></w:p><w:p><w:r><w:t>Content below the rule.</w:t></w:r></w:p><w:p><w:pPr><w:pStyle w:val="Heading2"/></w:pPr><w:r><w:t>7.2 Bookmark</w:t></w:r></w:p><w:p><w:r><w:t>This paragraph is bookmarked as "appendix-anchor".</w:t></w:r><w:bookmarkStart w:id="1" w:name="appendix-anchor"/><w:bookmarkEnd w:id="1"/></w:p><w:p><w:pPr><w:pStyle w:val="Heading2"/></w:pPr><w:r><w:t>7.3 Date and Time Fields</w:t></w:r></w:p><w:p><w:r><w:t xml:space="preserve">Current date: </w:t></w:r></w:p><w:p><w:fldChar w:fldCharType="begin"/><w:fldChar w:fldCharType="separate"/><w:fldChar w:fldCharType="end"/><w:instrText><w:text> DATE \@ "M/d/yyyy" </w:text></w:instrText></w:p><w:p><w:r><w:t xml:space="preserve">Current time: </w:t></w:r></w:p><w:p><w:fldChar w:fldCharType="begin"/><w:fldChar w:fldCharType="separate"/><w:fldChar w:fldCharType="end"/><w:instrText><w:text> TIME \@ "h:mm:ss am/pm" </w:text></w:instrText></w:p><w:p><w:r><w:br w:type="page"/></w:r></w:p><w:p><w:pPr><w:pStyle w:val="Heading1"/></w:pPr><w:r><w:t>8. Appendix</w:t></w:r></w:p><w:p><w:r><w:t>This is the appendix section, separated by a page break.</w:t></w:r></w:p><w:p><w:pPr><w:numPr><w:numId w:val="3"/><w:ilvl w:val="0"/></w:numPr></w:pPr><w:r><w:t>Additional resource A</w:t></w:r></w:p><w:p><w:pPr><w:numPr><w:numId w:val="3"/><w:ilvl w:val="0"/></w:numPr></w:pPr><w:r><w:t>Additional resource B</w:t></w:r></w:p><w:p><w:pPr><w:numPr><w:numId w:val="3"/><w:ilvl w:val="0"/></w:numPr></w:pPr><w:r><w:t>Additional resource C</w:t></w:r></w:p><w:tbl><w:tr><w:tc><w:tcPr><w:shd w:val="clear" w:color="FFFFFF" w:fill="2E5090"/></w:tcPr><w:p><w:r><w:t>Metric</w:t></w:r></w:p></w:tc><w:tc><w:tcPr><w:shd w:val="clear" w:color="FFFFFF" w:fill="2E5090"/></w:tcPr><w:p><w:r><w:t>Q1</w:t></w:r></w:p></w:tc><w:tc><w:tcPr><w:shd w:val="clear" w:color="FFFFFF" w:fill="2E5090"/></w:tcPr><w:p><w:r><w:t>Q2</w:t></w:r></w:p></w:tc><w:tc><w:tcPr><w:shd w:val="clear" w:color="FFFFFF" w:fill="2E5090"/></w:tcPr><w:p><w:r><w:t>Q3</w:t></w:r></w:p></w:tc><w:tc><w:tcPr><w:shd w:val="clear" w:color="FFFFFF" w:fill="2E5090"/></w:tcPr><w:p><w:r><w:t>Q4</w:t></w:r></w:p></w:tc></w:tr><w:tr><w:tc><w:p><w:r><w:t>Revenue</w:t></w:r></w:p></w:tc><w:tc><w:p><w:r><w:t>$1.2M</w:t></w:r></w:p></w:tc><w:tc><w:p><w:r><w:t>$1.5M</w:t></w:r></w:p></w:tc><w:tc><w:p><w:r><w:t>$1.4M</w:t></w:r></w:p></w:tc><w:tc><w:p><w:r><w:t>$1.6M</w:t></w:r></w:p></w:tc></w:tr><w:tr><w:tc><w:p><w:r><w:t>Users</w:t></w:r></w:p></w:tc><w:tc><w:p><w:r><w:t>10K</w:t></w:r></w:p></w:tc><w:tc><w:p><w:r><w:t>15K</w:t></w:r></w:p></w:tc><w:tc><w:p><w:r><w:t>18K</w:t></w:r></w:p></w:tc><w:tc><w:p><w:r><w:t>25K</w:t></w:r></w:p></w:tc></w:tr><w:tr><w:tc><w:p><w:r><w:t>NPS Score</w:t></w:r></w:p></w:tc><w:tc><w:p><w:r><w:t>72</w:t></w:r></w:p></w:tc><w:tc><w:p><w:r><w:t>78</w:t></w:r></w:p></w:tc><w:tc><w:p><w:r><w:t>81</w:t></w:r></w:p></w:tc><w:tc><w:p><w:r><w:t>85</w:t></w:r></w:p></w:tc></w:tr></w:tbl><w:sectPr w:val="nextPage"><w:pgSz w:w="12240" w:h="15840" w:orient="portrait"/><w:pgMar w:top="1440" w:bottom="1440" w:left="1440" w:right="1440" w:header="720" w:footer="720" w:gutter="0"/><w:headerReference w:type="default" r:id="rIdHeader1"/><w:footerReference w:type="default" r:id="rIdFooter1"/><w:pgNumType w:start="1"/></w:sectPr></w:body></w:document>
 </file>
 
 <file path=word/footer1.xml><?xml version="1.0" encoding="utf-8"?>

--- a/examples/generated/complete_all_features.docx
+++ b/examples/generated/complete_all_features.docx
@@ -1,6 +1,6 @@
 
 <file path=word/document.xml><?xml version="1.0" encoding="UTF-8" standalone="yes"?>
-<w:document xmlns:w="http://schemas.openxmlformats.org/wordprocessingml/2006/main" xmlns:wpc="http://schemas.microsoft.com/office/word/2010/wordprocessingCanvas" xmlns:cx="http://schemas.microsoft.com/office/drawing/2014/chartex" xmlns:cx1="http://schemas.microsoft.com/office/drawing/2015/9/8/chartex" xmlns:cx2="http://schemas.microsoft.com/office/drawing/2015/10/21/chartex" xmlns:cx3="http://schemas.microsoft.com/office/drawing/2016/5/9/chartex" xmlns:cx4="http://schemas.microsoft.com/office/drawing/2016/5/10/chartex" xmlns:cx5="http://schemas.microsoft.com/office/drawing/2016/5/11/chartex" xmlns:cx6="http://schemas.microsoft.com/office/drawing/2016/5/12/chartex" xmlns:cx7="http://schemas.microsoft.com/office/drawing/2016/5/13/chartex" xmlns:cx8="http://schemas.microsoft.com/office/drawing/2016/5/14/chartex" xmlns:mc="http://schemas.openxmlformats.org/markup-compatibility/2006" xmlns:aink="http://schemas.microsoft.com/office/drawing/2016/ink" xmlns:am3d="http://schemas.microsoft.com/office/drawing/2017/model3d" xmlns:o="urn:schemas-microsoft-com:office:office" xmlns:oel="http://schemas.microsoft.com/office/2019/extlst" xmlns:r="http://schemas.openxmlformats.org/officeDocument/2006/relationships" xmlns:m="http://schemas.openxmlformats.org/officeDocument/2006/math" xmlns:v="urn:schemas-microsoft-com:vml" xmlns:wp14="http://schemas.microsoft.com/office/word/2010/wordprocessingDrawing" xmlns:wp="http://schemas.openxmlformats.org/drawingml/2006/wordprocessingDrawing" xmlns:w10="urn:schemas-microsoft-com:office:word" xmlns:w14="http://schemas.microsoft.com/office/word/2010/wordml" xmlns:w15="http://schemas.microsoft.com/office/word/2012/wordml" xmlns:w16cex="http://schemas.microsoft.com/office/word/2018/wordml/cex" xmlns:w16cid="http://schemas.microsoft.com/office/word/2016/wordml/cid" xmlns:w16="http://schemas.microsoft.com/office/word/2018/wordml" xmlns:w16du="http://schemas.microsoft.com/office/word/2023/wordml/word16du" xmlns:w16sdtdh="http://schemas.microsoft.com/office/word/2020/wordml/sdtdatahash" xmlns:w16sdtfl="http://schemas.microsoft.com/office/word/2024/wordml/sdtformatlock" xmlns:w16se="http://schemas.microsoft.com/office/word/2015/wordml/symex" xmlns:wpg="http://schemas.microsoft.com/office/word/2010/wordprocessingGroup" xmlns:wpi="http://schemas.microsoft.com/office/word/2010/wordprocessingInk" xmlns:wne="http://schemas.microsoft.com/office/word/2006/wordml" xmlns:wps="http://schemas.microsoft.com/office/word/2010/wordprocessingShape" mc:Ignorable="w14"><w:body><w:p><w:pPr><w:pStyle w:val="Title"/></w:pPr><w:r><w:t>Complete Feature Showcase</w:t></w:r></w:p><w:p><w:pPr><w:pStyle w:val="Subtitle"/></w:pPr><w:r><w:t>Every Builder API Feature in One Document</w:t></w:r></w:p><w:p><w:r><w:t>Jane Doe</w:t></w:r><w:r><w:t xml:space="preserve"> — March 26, 2026</w:t></w:r></w:p><w:p><w:r><w:br w:type="page"/></w:r></w:p><w:p><w:r><w:t>Contents</w:t></w:r></w:p><w:p><w:fldChar w:fldCharType="begin"/><w:fldChar w:fldCharType="separate"/><w:fldChar w:fldCharType="end"/><w:instrText><w:text> TOC \o "1-3" \h \z \u </w:text></w:instrText></w:p><w:p><w:r><w:br w:type="page"/></w:r></w:p><w:p><w:pPr><w:pStyle w:val="Heading1"/></w:pPr><w:r><w:t>1. Text Formatting</w:t></w:r></w:p><w:p><w:r><w:t xml:space="preserve">This paragraph demonstrates </w:t></w:r><w:r><w:rPr><w:b/></w:rPr><w:t>bold</w:t></w:r><w:r><w:t xml:space="preserve">, </w:t></w:r><w:r><w:rPr><w:i/></w:rPr><w:t>italic</w:t></w:r><w:r><w:t xml:space="preserve">, </w:t></w:r><w:r><w:rPr><w:u w:val="single"/></w:rPr><w:t>underline</w:t></w:r><w:r><w:t xml:space="preserve">, </w:t></w:r><w:r><w:rPr><w:color w:val="FF0000"/></w:rPr><w:t>colored</w:t></w:r><w:r><w:t xml:space="preserve">, </w:t></w:r><w:r><w:rPr><w:highlight w:val="yellow"/></w:rPr><w:t>highlighted</w:t></w:r><w:r><w:t xml:space="preserve">, and </w:t></w:r><w:r><w:rPr><w:b/><w:i/><w:color w:val="0000FF"/></w:rPr><w:t>bold italic colored</w:t></w:r><w:r><w:t xml:space="preserve"> text.</w:t></w:r></w:p><w:p><w:r><w:t xml:space="preserve">Different sizes: </w:t></w:r><w:r><w:rPr><w:sz w:val="32"/></w:rPr><w:t>small</w:t></w:r><w:r><w:t xml:space="preserve">, </w:t></w:r><w:r><w:rPr><w:sz w:val="44"/></w:rPr><w:t>normal</w:t></w:r><w:r><w:t xml:space="preserve">, </w:t></w:r><w:r><w:rPr><w:sz w:val="64"/></w:rPr><w:t>large</w:t></w:r></w:p><w:p><w:r><w:t xml:space="preserve">Text effects: </w:t></w:r><w:r><w:rPr><w:sz w:val="32"/></w:rPr><w:t>superscript</w:t></w:r><w:r><w:rPr><w:sz w:val="32"/></w:rPr><w:t>2</w:t></w:r><w:r><w:t xml:space="preserve"> and </w:t></w:r><w:r><w:rPr><w:sz w:val="32"/></w:rPr><w:t>H</w:t></w:r><w:r><w:rPr><w:sz w:val="32"/></w:rPr><w:t>2</w:t></w:r><w:r><w:t>O</w:t></w:r></w:p><w:p><w:pPr><w:pStyle w:val="Heading1"/></w:pPr><w:r><w:t>2. Lists</w:t></w:r></w:p><w:p><w:pPr><w:pStyle w:val="Heading2"/></w:pPr><w:r><w:t>2.1 Bullet List</w:t></w:r></w:p><w:p><w:r><w:t>Key features of Uniword:</w:t></w:r></w:p><w:p><w:pPr><w:numPr><w:numId w:val="1"/><w:ilvl w:val="0"/></w:numPr></w:pPr><w:r><w:t>Comprehensive OOXML model coverage</w:t></w:r></w:p><w:p><w:pPr><w:numPr><w:numId w:val="1"/><w:ilvl w:val="0"/></w:numPr></w:pPr><w:r><w:t>Builder API for document construction</w:t></w:r></w:p><w:p><w:pPr><w:numPr><w:numId w:val="1"/><w:ilvl w:val="0"/></w:numPr></w:pPr><w:r><w:t>Round-trip fidelity</w:t></w:r></w:p><w:p><w:pPr><w:numPr><w:numId w:val="1"/><w:ilvl w:val="0"/></w:numPr></w:pPr><w:r><w:t>Theme support</w:t></w:r></w:p><w:p><w:pPr><w:numPr><w:numId w:val="1"/><w:ilvl w:val="0"/></w:numPr></w:pPr><w:r><w:rPr><w:b/></w:rPr><w:t>Rich text</w:t></w:r><w:r><w:t xml:space="preserve"> in list items</w:t></w:r></w:p><w:p><w:pPr><w:pStyle w:val="Heading2"/></w:pPr><w:r><w:t>2.2 Numbered List</w:t></w:r></w:p><w:p><w:r><w:t>Getting started steps:</w:t></w:r></w:p><w:p><w:pPr><w:numPr><w:numId w:val="2"/><w:ilvl w:val="0"/></w:numPr></w:pPr><w:r><w:t>Install the gem</w:t></w:r></w:p><w:p><w:pPr><w:numPr><w:numId w:val="2"/><w:ilvl w:val="0"/></w:numPr></w:pPr><w:r><w:t>Require the library</w:t></w:r></w:p><w:p><w:pPr><w:numPr><w:numId w:val="2"/><w:ilvl w:val="0"/></w:numPr></w:pPr><w:r><w:t>Create a DocumentBuilder</w:t></w:r></w:p><w:p><w:pPr><w:numPr><w:numId w:val="2"/><w:ilvl w:val="0"/></w:numPr></w:pPr><w:r><w:t>Add content</w:t></w:r></w:p><w:p><w:pPr><w:numPr><w:numId w:val="2"/><w:ilvl w:val="0"/></w:numPr></w:pPr><w:r><w:t>Save the document</w:t></w:r></w:p><w:p><w:pPr><w:pStyle w:val="Heading1"/></w:pPr><w:r><w:t>3. Tables</w:t></w:r></w:p><w:p><w:r><w:t>The following table shows project metrics:</w:t></w:r></w:p><w:p><w:pPr><w:pStyle w:val="Heading1"/></w:pPr><w:r><w:t>4. Charts</w:t></w:r></w:p><w:p><w:pPr><w:pStyle w:val="Heading2"/></w:pPr><w:r><w:t>4.1 Bar Chart</w:t></w:r></w:p><w:p><w:r><w:drawing><wp:inline><wp:extent wp:cx="5486400" wp:cy="3200400"/><wp:effectExtent/><wp:docPr wp:id="49176283" wp:name="Chart 288887"/><graphic xmlns="http://schemas.openxmlformats.org/drawingml/2006/main"><graphicData uri="http://schemas.openxmlformats.org/drawingml/2006/chart"><chart xmlns="http://schemas.openxmlformats.org/drawingml/2006/chart" c:id="rIdChart1"/></graphicData></graphic></wp:inline></w:drawing></w:r></w:p><w:p><w:pPr><w:pStyle w:val="Heading2"/></w:pPr><w:r><w:t>4.2 Line Chart</w:t></w:r></w:p><w:p><w:r><w:drawing><wp:inline><wp:extent wp:cx="5486400" wp:cy="3200400"/><wp:effectExtent/><wp:docPr wp:id="888097347" wp:name="Chart 512312"/><graphic xmlns="http://schemas.openxmlformats.org/drawingml/2006/main"><graphicData uri="http://schemas.openxmlformats.org/drawingml/2006/chart"><chart xmlns="http://schemas.openxmlformats.org/drawingml/2006/chart" c:id="rIdChart2"/></graphicData></graphic></wp:inline></w:drawing></w:r></w:p><w:p><w:pPr><w:pStyle w:val="Heading1"/></w:pPr><w:r><w:t>5. Hyperlinks</w:t></w:r></w:p><w:p><w:r><w:t xml:space="preserve">Visit the </w:t></w:r><w:r><w:t xml:space="preserve"> for the complete OOXML standard.</w:t></w:r><w:hyperlink w:id="https://www.ecma-international.org/publications-and-standards/standards/ecma-376/"><w:r><w:rPr><w:color w:val="0000FF"/><w:u w:val="single"/></w:rPr><w:t>ECMA-376 specification</w:t></w:r></w:hyperlink></w:p><w:p><w:r><w:t xml:space="preserve">Uniword is hosted at </w:t></w:r><w:r><w:t>.</w:t></w:r><w:hyperlink w:id="https://github.com/publicruby/uniword"><w:r><w:rPr><w:color w:val="0000FF"/><w:u w:val="single"/></w:rPr><w:t>GitHub</w:t></w:r></w:hyperlink></w:p><w:p><w:pPr><w:pStyle w:val="Heading1"/></w:pPr><w:r><w:t>6. References</w:t></w:r></w:p><w:p><w:r><w:t>This document references the following sources:</w:t></w:r></w:p><w:p><w:sdt><w:sdtPr><w:id w:val="1"/><w:bibliography/><w:docPartObj><w:docPartGallery w:val="Bibliographies"/><w:docPartUnique/></w:docPartObj></w:sdtPr></w:sdt></w:p><w:p><w:r><w:br w:type="page"/></w:r></w:p><w:p><w:pPr><w:pStyle w:val="Heading1"/></w:pPr><w:r><w:t>7. Special Elements</w:t></w:r></w:p><w:p><w:pPr><w:pStyle w:val="Heading2"/></w:pPr><w:r><w:t>7.1 Horizontal Rule</w:t></w:r></w:p><w:p><w:r><w:t>Content above the rule.</w:t></w:r></w:p><w:p><w:pPr><w:spacing w:after="0"/><w:pBdr><w:bottom w:val="single" w:sz="6" w:color="auto"/></w:pBdr></w:pPr></w:p><w:p><w:r><w:t>Content below the rule.</w:t></w:r></w:p><w:p><w:pPr><w:pStyle w:val="Heading2"/></w:pPr><w:r><w:t>7.2 Bookmark</w:t></w:r></w:p><w:p><w:r><w:t>This paragraph is bookmarked as "appendix-anchor".</w:t></w:r><w:bookmarkStart w:id="1" w:name="appendix-anchor"/><w:bookmarkEnd w:id="1"/></w:p><w:p><w:pPr><w:pStyle w:val="Heading2"/></w:pPr><w:r><w:t>7.3 Date and Time Fields</w:t></w:r></w:p><w:p><w:r><w:t xml:space="preserve">Current date: </w:t></w:r></w:p><w:p><w:fldChar w:fldCharType="begin"/><w:fldChar w:fldCharType="separate"/><w:fldChar w:fldCharType="end"/><w:instrText><w:text> DATE \@ "M/d/yyyy" </w:text></w:instrText></w:p><w:p><w:r><w:t xml:space="preserve">Current time: </w:t></w:r></w:p><w:p><w:fldChar w:fldCharType="begin"/><w:fldChar w:fldCharType="separate"/><w:fldChar w:fldCharType="end"/><w:instrText><w:text> TIME \@ "h:mm:ss am/pm" </w:text></w:instrText></w:p><w:p><w:r><w:br w:type="page"/></w:r></w:p><w:p><w:pPr><w:pStyle w:val="Heading1"/></w:pPr><w:r><w:t>8. Appendix</w:t></w:r></w:p><w:p><w:r><w:t>This is the appendix section, separated by a page break.</w:t></w:r></w:p><w:p><w:pPr><w:numPr><w:numId w:val="3"/><w:ilvl w:val="0"/></w:numPr></w:pPr><w:r><w:t>Additional resource A</w:t></w:r></w:p><w:p><w:pPr><w:numPr><w:numId w:val="3"/><w:ilvl w:val="0"/></w:numPr></w:pPr><w:r><w:t>Additional resource B</w:t></w:r></w:p><w:p><w:pPr><w:numPr><w:numId w:val="3"/><w:ilvl w:val="0"/></w:numPr></w:pPr><w:r><w:t>Additional resource C</w:t></w:r></w:p><w:tbl><w:tr><w:tc><w:tcPr><w:shd w:val="clear" w:color="FFFFFF" w:fill="2E5090"/></w:tcPr><w:p><w:r><w:t>Metric</w:t></w:r></w:p></w:tc><w:tc><w:tcPr><w:shd w:val="clear" w:color="FFFFFF" w:fill="2E5090"/></w:tcPr><w:p><w:r><w:t>Q1</w:t></w:r></w:p></w:tc><w:tc><w:tcPr><w:shd w:val="clear" w:color="FFFFFF" w:fill="2E5090"/></w:tcPr><w:p><w:r><w:t>Q2</w:t></w:r></w:p></w:tc><w:tc><w:tcPr><w:shd w:val="clear" w:color="FFFFFF" w:fill="2E5090"/></w:tcPr><w:p><w:r><w:t>Q3</w:t></w:r></w:p></w:tc><w:tc><w:tcPr><w:shd w:val="clear" w:color="FFFFFF" w:fill="2E5090"/></w:tcPr><w:p><w:r><w:t>Q4</w:t></w:r></w:p></w:tc></w:tr><w:tr><w:tc><w:p><w:r><w:t>Revenue</w:t></w:r></w:p></w:tc><w:tc><w:p><w:r><w:t>$1.2M</w:t></w:r></w:p></w:tc><w:tc><w:p><w:r><w:t>$1.5M</w:t></w:r></w:p></w:tc><w:tc><w:p><w:r><w:t>$1.4M</w:t></w:r></w:p></w:tc><w:tc><w:p><w:r><w:t>$1.6M</w:t></w:r></w:p></w:tc></w:tr><w:tr><w:tc><w:p><w:r><w:t>Users</w:t></w:r></w:p></w:tc><w:tc><w:p><w:r><w:t>10K</w:t></w:r></w:p></w:tc><w:tc><w:p><w:r><w:t>15K</w:t></w:r></w:p></w:tc><w:tc><w:p><w:r><w:t>18K</w:t></w:r></w:p></w:tc><w:tc><w:p><w:r><w:t>25K</w:t></w:r></w:p></w:tc></w:tr><w:tr><w:tc><w:p><w:r><w:t>NPS Score</w:t></w:r></w:p></w:tc><w:tc><w:p><w:r><w:t>72</w:t></w:r></w:p></w:tc><w:tc><w:p><w:r><w:t>78</w:t></w:r></w:p></w:tc><w:tc><w:p><w:r><w:t>81</w:t></w:r></w:p></w:tc><w:tc><w:p><w:r><w:t>85</w:t></w:r></w:p></w:tc></w:tr></w:tbl><w:sectPr w:val="nextPage"><w:pgSz w:w="12240" w:h="15840" w:orient="portrait"/><w:pgMar w:top="1440" w:bottom="1440" w:left="1440" w:right="1440" w:header="720" w:footer="720" w:gutter="0"/><w:headerReference w:type="default" r:id="rIdHeader1"/><w:footerReference w:type="default" r:id="rIdFooter1"/><w:pgNumType w:start="1"/></w:sectPr></w:body></w:document>
+<w:document xmlns:w="http://schemas.openxmlformats.org/wordprocessingml/2006/main" xmlns:wpc="http://schemas.microsoft.com/office/word/2010/wordprocessingCanvas" xmlns:cx="http://schemas.microsoft.com/office/drawing/2014/chartex" xmlns:cx1="http://schemas.microsoft.com/office/drawing/2015/9/8/chartex" xmlns:cx2="http://schemas.microsoft.com/office/drawing/2015/10/21/chartex" xmlns:cx3="http://schemas.microsoft.com/office/drawing/2016/5/9/chartex" xmlns:cx4="http://schemas.microsoft.com/office/drawing/2016/5/10/chartex" xmlns:cx5="http://schemas.microsoft.com/office/drawing/2016/5/11/chartex" xmlns:cx6="http://schemas.microsoft.com/office/drawing/2016/5/12/chartex" xmlns:cx7="http://schemas.microsoft.com/office/drawing/2016/5/13/chartex" xmlns:cx8="http://schemas.microsoft.com/office/drawing/2016/5/14/chartex" xmlns:mc="http://schemas.openxmlformats.org/markup-compatibility/2006" xmlns:aink="http://schemas.microsoft.com/office/drawing/2016/ink" xmlns:am3d="http://schemas.microsoft.com/office/drawing/2017/model3d" xmlns:o="urn:schemas-microsoft-com:office:office" xmlns:oel="http://schemas.microsoft.com/office/2019/extlst" xmlns:r="http://schemas.openxmlformats.org/officeDocument/2006/relationships" xmlns:m="http://schemas.openxmlformats.org/officeDocument/2006/math" xmlns:v="urn:schemas-microsoft-com:vml" xmlns:wp14="http://schemas.microsoft.com/office/word/2010/wordprocessingDrawing" xmlns:wp="http://schemas.openxmlformats.org/drawingml/2006/wordprocessingDrawing" xmlns:w10="urn:schemas-microsoft-com:office:word" xmlns:w14="http://schemas.microsoft.com/office/word/2010/wordml" xmlns:w15="http://schemas.microsoft.com/office/word/2012/wordml" xmlns:w16cex="http://schemas.microsoft.com/office/word/2018/wordml/cex" xmlns:w16cid="http://schemas.microsoft.com/office/word/2016/wordml/cid" xmlns:w16="http://schemas.microsoft.com/office/word/2018/wordml" xmlns:w16du="http://schemas.microsoft.com/office/word/2023/wordml/word16du" xmlns:w16sdtdh="http://schemas.microsoft.com/office/word/2020/wordml/sdtdatahash" xmlns:w16sdtfl="http://schemas.microsoft.com/office/word/2024/wordml/sdtformatlock" xmlns:w16se="http://schemas.microsoft.com/office/word/2015/wordml/symex" xmlns:wpg="http://schemas.microsoft.com/office/word/2010/wordprocessingGroup" xmlns:wpi="http://schemas.microsoft.com/office/word/2010/wordprocessingInk" xmlns:wne="http://schemas.microsoft.com/office/word/2006/wordml" xmlns:wps="http://schemas.microsoft.com/office/word/2010/wordprocessingShape" mc:Ignorable="w14"><w:body><w:p><w:pPr><w:pStyle w:val="Title"/></w:pPr><w:r><w:t>Complete Feature Showcase</w:t></w:r></w:p><w:p><w:pPr><w:pStyle w:val="Subtitle"/></w:pPr><w:r><w:t>Every Builder API Feature in One Document</w:t></w:r></w:p><w:p><w:r><w:t>Jane Doe</w:t></w:r><w:r><w:t xml:space="preserve"> — March 26, 2026</w:t></w:r></w:p><w:p><w:r><w:br w:type="page"/></w:r></w:p><w:p><w:r><w:t>Contents</w:t></w:r></w:p><w:p><w:fldChar w:fldCharType="begin"/><w:fldChar w:fldCharType="separate"/><w:fldChar w:fldCharType="end"/><w:instrText><w:text> TOC \o "1-3" \h \z \u </w:text></w:instrText></w:p><w:p><w:r><w:br w:type="page"/></w:r></w:p><w:p><w:pPr><w:pStyle w:val="Heading1"/></w:pPr><w:r><w:t>1. Text Formatting</w:t></w:r></w:p><w:p><w:r><w:t xml:space="preserve">This paragraph demonstrates </w:t></w:r><w:r><w:rPr><w:b/></w:rPr><w:t>bold</w:t></w:r><w:r><w:t xml:space="preserve">, </w:t></w:r><w:r><w:rPr><w:i/></w:rPr><w:t>italic</w:t></w:r><w:r><w:t xml:space="preserve">, </w:t></w:r><w:r><w:rPr><w:u w:val="single"/></w:rPr><w:t>underline</w:t></w:r><w:r><w:t xml:space="preserve">, </w:t></w:r><w:r><w:rPr><w:color w:val="FF0000"/></w:rPr><w:t>colored</w:t></w:r><w:r><w:t xml:space="preserve">, </w:t></w:r><w:r><w:rPr><w:highlight w:val="yellow"/></w:rPr><w:t>highlighted</w:t></w:r><w:r><w:t xml:space="preserve">, and </w:t></w:r><w:r><w:rPr><w:b/><w:i/><w:color w:val="0000FF"/></w:rPr><w:t>bold italic colored</w:t></w:r><w:r><w:t xml:space="preserve"> text.</w:t></w:r></w:p><w:p><w:r><w:t xml:space="preserve">Different sizes: </w:t></w:r><w:r><w:rPr><w:sz w:val="32"/></w:rPr><w:t>small</w:t></w:r><w:r><w:t xml:space="preserve">, </w:t></w:r><w:r><w:rPr><w:sz w:val="44"/></w:rPr><w:t>normal</w:t></w:r><w:r><w:t xml:space="preserve">, </w:t></w:r><w:r><w:rPr><w:sz w:val="64"/></w:rPr><w:t>large</w:t></w:r></w:p><w:p><w:r><w:t xml:space="preserve">Text effects: </w:t></w:r><w:r><w:rPr><w:sz w:val="32"/></w:rPr><w:t>superscript</w:t></w:r><w:r><w:rPr><w:sz w:val="32"/></w:rPr><w:t>2</w:t></w:r><w:r><w:t xml:space="preserve"> and </w:t></w:r><w:r><w:rPr><w:sz w:val="32"/></w:rPr><w:t>H</w:t></w:r><w:r><w:rPr><w:sz w:val="32"/></w:rPr><w:t>2</w:t></w:r><w:r><w:t>O</w:t></w:r></w:p><w:p><w:pPr><w:pStyle w:val="Heading1"/></w:pPr><w:r><w:t>2. Lists</w:t></w:r></w:p><w:p><w:pPr><w:pStyle w:val="Heading2"/></w:pPr><w:r><w:t>2.1 Bullet List</w:t></w:r></w:p><w:p><w:r><w:t>Key features of Uniword:</w:t></w:r></w:p><w:p><w:pPr><w:numPr><w:numId w:val="1"/><w:ilvl w:val="0"/></w:numPr></w:pPr><w:r><w:t>Comprehensive OOXML model coverage</w:t></w:r></w:p><w:p><w:pPr><w:numPr><w:numId w:val="1"/><w:ilvl w:val="0"/></w:numPr></w:pPr><w:r><w:t>Builder API for document construction</w:t></w:r></w:p><w:p><w:pPr><w:numPr><w:numId w:val="1"/><w:ilvl w:val="0"/></w:numPr></w:pPr><w:r><w:t>Round-trip fidelity</w:t></w:r></w:p><w:p><w:pPr><w:numPr><w:numId w:val="1"/><w:ilvl w:val="0"/></w:numPr></w:pPr><w:r><w:t>Theme support</w:t></w:r></w:p><w:p><w:pPr><w:numPr><w:numId w:val="1"/><w:ilvl w:val="0"/></w:numPr></w:pPr><w:r><w:rPr><w:b/></w:rPr><w:t>Rich text</w:t></w:r><w:r><w:t xml:space="preserve"> in list items</w:t></w:r></w:p><w:p><w:pPr><w:pStyle w:val="Heading2"/></w:pPr><w:r><w:t>2.2 Numbered List</w:t></w:r></w:p><w:p><w:r><w:t>Getting started steps:</w:t></w:r></w:p><w:p><w:pPr><w:numPr><w:numId w:val="2"/><w:ilvl w:val="0"/></w:numPr></w:pPr><w:r><w:t>Install the gem</w:t></w:r></w:p><w:p><w:pPr><w:numPr><w:numId w:val="2"/><w:ilvl w:val="0"/></w:numPr></w:pPr><w:r><w:t>Require the library</w:t></w:r></w:p><w:p><w:pPr><w:numPr><w:numId w:val="2"/><w:ilvl w:val="0"/></w:numPr></w:pPr><w:r><w:t>Create a DocumentBuilder</w:t></w:r></w:p><w:p><w:pPr><w:numPr><w:numId w:val="2"/><w:ilvl w:val="0"/></w:numPr></w:pPr><w:r><w:t>Add content</w:t></w:r></w:p><w:p><w:pPr><w:numPr><w:numId w:val="2"/><w:ilvl w:val="0"/></w:numPr></w:pPr><w:r><w:t>Save the document</w:t></w:r></w:p><w:p><w:pPr><w:pStyle w:val="Heading1"/></w:pPr><w:r><w:t>3. Tables</w:t></w:r></w:p><w:p><w:r><w:t>The following table shows project metrics:</w:t></w:r></w:p><w:p><w:pPr><w:pStyle w:val="Heading1"/></w:pPr><w:r><w:t>4. Charts</w:t></w:r></w:p><w:p><w:pPr><w:pStyle w:val="Heading2"/></w:pPr><w:r><w:t>4.1 Bar Chart</w:t></w:r></w:p><w:p><w:r><w:drawing><wp:inline><wp:extent wp:cx="5486400" wp:cy="3200400"/><wp:effectExtent/><wp:docPr wp:id="744761851" wp:name="Chart 253669"/><graphic xmlns="http://schemas.openxmlformats.org/drawingml/2006/main"><graphicData uri="http://schemas.openxmlformats.org/drawingml/2006/chart"><chart xmlns="http://schemas.openxmlformats.org/drawingml/2006/chart" c:id="rIdChart1"/></graphicData></graphic></wp:inline></w:drawing></w:r></w:p><w:p><w:pPr><w:pStyle w:val="Heading2"/></w:pPr><w:r><w:t>4.2 Line Chart</w:t></w:r></w:p><w:p><w:r><w:drawing><wp:inline><wp:extent wp:cx="5486400" wp:cy="3200400"/><wp:effectExtent/><wp:docPr wp:id="749096532" wp:name="Chart 588314"/><graphic xmlns="http://schemas.openxmlformats.org/drawingml/2006/main"><graphicData uri="http://schemas.openxmlformats.org/drawingml/2006/chart"><chart xmlns="http://schemas.openxmlformats.org/drawingml/2006/chart" c:id="rIdChart2"/></graphicData></graphic></wp:inline></w:drawing></w:r></w:p><w:p><w:pPr><w:pStyle w:val="Heading1"/></w:pPr><w:r><w:t>5. Hyperlinks</w:t></w:r></w:p><w:p><w:r><w:t xml:space="preserve">Visit the </w:t></w:r><w:r><w:t xml:space="preserve"> for the complete OOXML standard.</w:t></w:r><w:hyperlink w:id="https://www.ecma-international.org/publications-and-standards/standards/ecma-376/"><w:r><w:rPr><w:color w:val="0000FF"/><w:u w:val="single"/></w:rPr><w:t>ECMA-376 specification</w:t></w:r></w:hyperlink></w:p><w:p><w:r><w:t xml:space="preserve">Uniword is hosted at </w:t></w:r><w:r><w:t>.</w:t></w:r><w:hyperlink w:id="https://github.com/publicruby/uniword"><w:r><w:rPr><w:color w:val="0000FF"/><w:u w:val="single"/></w:rPr><w:t>GitHub</w:t></w:r></w:hyperlink></w:p><w:p><w:pPr><w:pStyle w:val="Heading1"/></w:pPr><w:r><w:t>6. References</w:t></w:r></w:p><w:p><w:r><w:t>This document references the following sources:</w:t></w:r></w:p><w:p><w:sdt><w:sdtPr><w:id w:val="1"/><w:bibliography/><w:docPartObj><w:docPartGallery w:val="Bibliographies"/><w:docPartUnique/></w:docPartObj></w:sdtPr></w:sdt></w:p><w:p><w:r><w:br w:type="page"/></w:r></w:p><w:p><w:pPr><w:pStyle w:val="Heading1"/></w:pPr><w:r><w:t>7. Special Elements</w:t></w:r></w:p><w:p><w:pPr><w:pStyle w:val="Heading2"/></w:pPr><w:r><w:t>7.1 Horizontal Rule</w:t></w:r></w:p><w:p><w:r><w:t>Content above the rule.</w:t></w:r></w:p><w:p><w:pPr><w:spacing w:after="0"/><w:pBdr><w:bottom w:val="single" w:sz="6" w:color="auto"/></w:pBdr></w:pPr></w:p><w:p><w:r><w:t>Content below the rule.</w:t></w:r></w:p><w:p><w:pPr><w:pStyle w:val="Heading2"/></w:pPr><w:r><w:t>7.2 Bookmark</w:t></w:r></w:p><w:p><w:r><w:t>This paragraph is bookmarked as "appendix-anchor".</w:t></w:r><w:bookmarkStart w:id="1" w:name="appendix-anchor"/><w:bookmarkEnd w:id="1"/></w:p><w:p><w:pPr><w:pStyle w:val="Heading2"/></w:pPr><w:r><w:t>7.3 Date and Time Fields</w:t></w:r></w:p><w:p><w:r><w:t xml:space="preserve">Current date: </w:t></w:r></w:p><w:p><w:fldChar w:fldCharType="begin"/><w:fldChar w:fldCharType="separate"/><w:fldChar w:fldCharType="end"/><w:instrText><w:text> DATE \@ "M/d/yyyy" </w:text></w:instrText></w:p><w:p><w:r><w:t xml:space="preserve">Current time: </w:t></w:r></w:p><w:p><w:fldChar w:fldCharType="begin"/><w:fldChar w:fldCharType="separate"/><w:fldChar w:fldCharType="end"/><w:instrText><w:text> TIME \@ "h:mm:ss am/pm" </w:text></w:instrText></w:p><w:p><w:r><w:br w:type="page"/></w:r></w:p><w:p><w:pPr><w:pStyle w:val="Heading1"/></w:pPr><w:r><w:t>8. Appendix</w:t></w:r></w:p><w:p><w:r><w:t>This is the appendix section, separated by a page break.</w:t></w:r></w:p><w:p><w:pPr><w:numPr><w:numId w:val="3"/><w:ilvl w:val="0"/></w:numPr></w:pPr><w:r><w:t>Additional resource A</w:t></w:r></w:p><w:p><w:pPr><w:numPr><w:numId w:val="3"/><w:ilvl w:val="0"/></w:numPr></w:pPr><w:r><w:t>Additional resource B</w:t></w:r></w:p><w:p><w:pPr><w:numPr><w:numId w:val="3"/><w:ilvl w:val="0"/></w:numPr></w:pPr><w:r><w:t>Additional resource C</w:t></w:r></w:p><w:tbl><w:tr><w:tc><w:tcPr><w:shd w:val="clear" w:color="FFFFFF" w:fill="2E5090"/></w:tcPr><w:p><w:r><w:t>Metric</w:t></w:r></w:p></w:tc><w:tc><w:tcPr><w:shd w:val="clear" w:color="FFFFFF" w:fill="2E5090"/></w:tcPr><w:p><w:r><w:t>Q1</w:t></w:r></w:p></w:tc><w:tc><w:tcPr><w:shd w:val="clear" w:color="FFFFFF" w:fill="2E5090"/></w:tcPr><w:p><w:r><w:t>Q2</w:t></w:r></w:p></w:tc><w:tc><w:tcPr><w:shd w:val="clear" w:color="FFFFFF" w:fill="2E5090"/></w:tcPr><w:p><w:r><w:t>Q3</w:t></w:r></w:p></w:tc><w:tc><w:tcPr><w:shd w:val="clear" w:color="FFFFFF" w:fill="2E5090"/></w:tcPr><w:p><w:r><w:t>Q4</w:t></w:r></w:p></w:tc></w:tr><w:tr><w:tc><w:p><w:r><w:t>Revenue</w:t></w:r></w:p></w:tc><w:tc><w:p><w:r><w:t>$1.2M</w:t></w:r></w:p></w:tc><w:tc><w:p><w:r><w:t>$1.5M</w:t></w:r></w:p></w:tc><w:tc><w:p><w:r><w:t>$1.4M</w:t></w:r></w:p></w:tc><w:tc><w:p><w:r><w:t>$1.6M</w:t></w:r></w:p></w:tc></w:tr><w:tr><w:tc><w:p><w:r><w:t>Users</w:t></w:r></w:p></w:tc><w:tc><w:p><w:r><w:t>10K</w:t></w:r></w:p></w:tc><w:tc><w:p><w:r><w:t>15K</w:t></w:r></w:p></w:tc><w:tc><w:p><w:r><w:t>18K</w:t></w:r></w:p></w:tc><w:tc><w:p><w:r><w:t>25K</w:t></w:r></w:p></w:tc></w:tr><w:tr><w:tc><w:p><w:r><w:t>NPS Score</w:t></w:r></w:p></w:tc><w:tc><w:p><w:r><w:t>72</w:t></w:r></w:p></w:tc><w:tc><w:p><w:r><w:t>78</w:t></w:r></w:p></w:tc><w:tc><w:p><w:r><w:t>81</w:t></w:r></w:p></w:tc><w:tc><w:p><w:r><w:t>85</w:t></w:r></w:p></w:tc></w:tr></w:tbl><w:sectPr w:val="nextPage"><w:pgSz w:w="12240" w:h="15840" w:orient="portrait"/><w:pgMar w:top="1440" w:bottom="1440" w:left="1440" w:right="1440" w:header="720" w:footer="720" w:gutter="0"/><w:headerReference w:type="default" r:id="rIdHeader1"/><w:footerReference w:type="default" r:id="rIdFooter1"/><w:pgNumType w:start="1"/></w:sectPr></w:body></w:document>
 </file>
 
 <file path=word/footer1.xml><?xml version="1.0" encoding="utf-8"?>

--- a/examples/generated/complete_all_features.docx
+++ b/examples/generated/complete_all_features.docx
@@ -1,6 +1,6 @@
 
 <file path=word/document.xml><?xml version="1.0" encoding="UTF-8" standalone="yes"?>
-<w:document xmlns:w="http://schemas.openxmlformats.org/wordprocessingml/2006/main" xmlns:wpc="http://schemas.microsoft.com/office/word/2010/wordprocessingCanvas" xmlns:cx="http://schemas.microsoft.com/office/drawing/2014/chartex" xmlns:cx1="http://schemas.microsoft.com/office/drawing/2015/9/8/chartex" xmlns:cx2="http://schemas.microsoft.com/office/drawing/2015/10/21/chartex" xmlns:cx3="http://schemas.microsoft.com/office/drawing/2016/5/9/chartex" xmlns:cx4="http://schemas.microsoft.com/office/drawing/2016/5/10/chartex" xmlns:cx5="http://schemas.microsoft.com/office/drawing/2016/5/11/chartex" xmlns:cx6="http://schemas.microsoft.com/office/drawing/2016/5/12/chartex" xmlns:cx7="http://schemas.microsoft.com/office/drawing/2016/5/13/chartex" xmlns:cx8="http://schemas.microsoft.com/office/drawing/2016/5/14/chartex" xmlns:mc="http://schemas.openxmlformats.org/markup-compatibility/2006" xmlns:aink="http://schemas.microsoft.com/office/drawing/2016/ink" xmlns:am3d="http://schemas.microsoft.com/office/drawing/2017/model3d" xmlns:o="urn:schemas-microsoft-com:office:office" xmlns:oel="http://schemas.microsoft.com/office/2019/extlst" xmlns:r="http://schemas.openxmlformats.org/officeDocument/2006/relationships" xmlns:m="http://schemas.openxmlformats.org/officeDocument/2006/math" xmlns:v="urn:schemas-microsoft-com:vml" xmlns:wp14="http://schemas.microsoft.com/office/word/2010/wordprocessingDrawing" xmlns:wp="http://schemas.openxmlformats.org/drawingml/2006/wordprocessingDrawing" xmlns:w10="urn:schemas-microsoft-com:office:word" xmlns:w14="http://schemas.microsoft.com/office/word/2010/wordml" xmlns:w15="http://schemas.microsoft.com/office/word/2012/wordml" xmlns:w16cex="http://schemas.microsoft.com/office/word/2018/wordml/cex" xmlns:w16cid="http://schemas.microsoft.com/office/word/2016/wordml/cid" xmlns:w16="http://schemas.microsoft.com/office/word/2018/wordml" xmlns:w16du="http://schemas.microsoft.com/office/word/2023/wordml/word16du" xmlns:w16sdtdh="http://schemas.microsoft.com/office/word/2020/wordml/sdtdatahash" xmlns:w16sdtfl="http://schemas.microsoft.com/office/word/2024/wordml/sdtformatlock" xmlns:w16se="http://schemas.microsoft.com/office/word/2015/wordml/symex" xmlns:wpg="http://schemas.microsoft.com/office/word/2010/wordprocessingGroup" xmlns:wpi="http://schemas.microsoft.com/office/word/2010/wordprocessingInk" xmlns:wne="http://schemas.microsoft.com/office/word/2006/wordml" xmlns:wps="http://schemas.microsoft.com/office/word/2010/wordprocessingShape" mc:Ignorable="w14"><w:body><w:p><w:pPr><w:pStyle w:val="Title"/></w:pPr><w:r><w:t>Complete Feature Showcase</w:t></w:r></w:p><w:p><w:pPr><w:pStyle w:val="Subtitle"/></w:pPr><w:r><w:t>Every Builder API Feature in One Document</w:t></w:r></w:p><w:p><w:r><w:t>Jane Doe</w:t></w:r><w:r><w:t xml:space="preserve"> — March 26, 2026</w:t></w:r></w:p><w:p><w:r><w:br w:type="page"/></w:r></w:p><w:p><w:r><w:t>Contents</w:t></w:r></w:p><w:p><w:fldChar w:fldCharType="begin"/><w:fldChar w:fldCharType="separate"/><w:fldChar w:fldCharType="end"/><w:instrText><w:text> TOC \o "1-3" \h \z \u </w:text></w:instrText></w:p><w:p><w:r><w:br w:type="page"/></w:r></w:p><w:p><w:pPr><w:pStyle w:val="Heading1"/></w:pPr><w:r><w:t>1. Text Formatting</w:t></w:r></w:p><w:p><w:r><w:t xml:space="preserve">This paragraph demonstrates </w:t></w:r><w:r><w:rPr><w:b/></w:rPr><w:t>bold</w:t></w:r><w:r><w:t xml:space="preserve">, </w:t></w:r><w:r><w:rPr><w:i/></w:rPr><w:t>italic</w:t></w:r><w:r><w:t xml:space="preserve">, </w:t></w:r><w:r><w:rPr><w:u w:val="single"/></w:rPr><w:t>underline</w:t></w:r><w:r><w:t xml:space="preserve">, </w:t></w:r><w:r><w:rPr><w:color w:val="FF0000"/></w:rPr><w:t>colored</w:t></w:r><w:r><w:t xml:space="preserve">, </w:t></w:r><w:r><w:rPr><w:highlight w:val="yellow"/></w:rPr><w:t>highlighted</w:t></w:r><w:r><w:t xml:space="preserve">, and </w:t></w:r><w:r><w:rPr><w:b/><w:i/><w:color w:val="0000FF"/></w:rPr><w:t>bold italic colored</w:t></w:r><w:r><w:t xml:space="preserve"> text.</w:t></w:r></w:p><w:p><w:r><w:t xml:space="preserve">Different sizes: </w:t></w:r><w:r><w:rPr><w:sz w:val="32"/></w:rPr><w:t>small</w:t></w:r><w:r><w:t xml:space="preserve">, </w:t></w:r><w:r><w:rPr><w:sz w:val="44"/></w:rPr><w:t>normal</w:t></w:r><w:r><w:t xml:space="preserve">, </w:t></w:r><w:r><w:rPr><w:sz w:val="64"/></w:rPr><w:t>large</w:t></w:r></w:p><w:p><w:r><w:t xml:space="preserve">Text effects: </w:t></w:r><w:r><w:rPr><w:sz w:val="32"/></w:rPr><w:t>superscript</w:t></w:r><w:r><w:rPr><w:sz w:val="32"/></w:rPr><w:t>2</w:t></w:r><w:r><w:t xml:space="preserve"> and </w:t></w:r><w:r><w:rPr><w:sz w:val="32"/></w:rPr><w:t>H</w:t></w:r><w:r><w:rPr><w:sz w:val="32"/></w:rPr><w:t>2</w:t></w:r><w:r><w:t>O</w:t></w:r></w:p><w:p><w:pPr><w:pStyle w:val="Heading1"/></w:pPr><w:r><w:t>2. Lists</w:t></w:r></w:p><w:p><w:pPr><w:pStyle w:val="Heading2"/></w:pPr><w:r><w:t>2.1 Bullet List</w:t></w:r></w:p><w:p><w:r><w:t>Key features of Uniword:</w:t></w:r></w:p><w:p><w:pPr><w:numPr><w:numId w:val="1"/><w:ilvl w:val="0"/></w:numPr></w:pPr><w:r><w:t>Comprehensive OOXML model coverage</w:t></w:r></w:p><w:p><w:pPr><w:numPr><w:numId w:val="1"/><w:ilvl w:val="0"/></w:numPr></w:pPr><w:r><w:t>Builder API for document construction</w:t></w:r></w:p><w:p><w:pPr><w:numPr><w:numId w:val="1"/><w:ilvl w:val="0"/></w:numPr></w:pPr><w:r><w:t>Round-trip fidelity</w:t></w:r></w:p><w:p><w:pPr><w:numPr><w:numId w:val="1"/><w:ilvl w:val="0"/></w:numPr></w:pPr><w:r><w:t>Theme support</w:t></w:r></w:p><w:p><w:pPr><w:numPr><w:numId w:val="1"/><w:ilvl w:val="0"/></w:numPr></w:pPr><w:r><w:rPr><w:b/></w:rPr><w:t>Rich text</w:t></w:r><w:r><w:t xml:space="preserve"> in list items</w:t></w:r></w:p><w:p><w:pPr><w:pStyle w:val="Heading2"/></w:pPr><w:r><w:t>2.2 Numbered List</w:t></w:r></w:p><w:p><w:r><w:t>Getting started steps:</w:t></w:r></w:p><w:p><w:pPr><w:numPr><w:numId w:val="2"/><w:ilvl w:val="0"/></w:numPr></w:pPr><w:r><w:t>Install the gem</w:t></w:r></w:p><w:p><w:pPr><w:numPr><w:numId w:val="2"/><w:ilvl w:val="0"/></w:numPr></w:pPr><w:r><w:t>Require the library</w:t></w:r></w:p><w:p><w:pPr><w:numPr><w:numId w:val="2"/><w:ilvl w:val="0"/></w:numPr></w:pPr><w:r><w:t>Create a DocumentBuilder</w:t></w:r></w:p><w:p><w:pPr><w:numPr><w:numId w:val="2"/><w:ilvl w:val="0"/></w:numPr></w:pPr><w:r><w:t>Add content</w:t></w:r></w:p><w:p><w:pPr><w:numPr><w:numId w:val="2"/><w:ilvl w:val="0"/></w:numPr></w:pPr><w:r><w:t>Save the document</w:t></w:r></w:p><w:p><w:pPr><w:pStyle w:val="Heading1"/></w:pPr><w:r><w:t>3. Tables</w:t></w:r></w:p><w:p><w:r><w:t>The following table shows project metrics:</w:t></w:r></w:p><w:p><w:pPr><w:pStyle w:val="Heading1"/></w:pPr><w:r><w:t>4. Charts</w:t></w:r></w:p><w:p><w:pPr><w:pStyle w:val="Heading2"/></w:pPr><w:r><w:t>4.1 Bar Chart</w:t></w:r></w:p><w:p><w:r><w:drawing><wp:inline><wp:extent wp:cx="5486400" wp:cy="3200400"/><wp:effectExtent/><wp:docPr wp:id="744761851" wp:name="Chart 253669"/><graphic xmlns="http://schemas.openxmlformats.org/drawingml/2006/main"><graphicData uri="http://schemas.openxmlformats.org/drawingml/2006/chart"><chart xmlns="http://schemas.openxmlformats.org/drawingml/2006/chart" c:id="rIdChart1"/></graphicData></graphic></wp:inline></w:drawing></w:r></w:p><w:p><w:pPr><w:pStyle w:val="Heading2"/></w:pPr><w:r><w:t>4.2 Line Chart</w:t></w:r></w:p><w:p><w:r><w:drawing><wp:inline><wp:extent wp:cx="5486400" wp:cy="3200400"/><wp:effectExtent/><wp:docPr wp:id="749096532" wp:name="Chart 588314"/><graphic xmlns="http://schemas.openxmlformats.org/drawingml/2006/main"><graphicData uri="http://schemas.openxmlformats.org/drawingml/2006/chart"><chart xmlns="http://schemas.openxmlformats.org/drawingml/2006/chart" c:id="rIdChart2"/></graphicData></graphic></wp:inline></w:drawing></w:r></w:p><w:p><w:pPr><w:pStyle w:val="Heading1"/></w:pPr><w:r><w:t>5. Hyperlinks</w:t></w:r></w:p><w:p><w:r><w:t xml:space="preserve">Visit the </w:t></w:r><w:r><w:t xml:space="preserve"> for the complete OOXML standard.</w:t></w:r><w:hyperlink w:id="https://www.ecma-international.org/publications-and-standards/standards/ecma-376/"><w:r><w:rPr><w:color w:val="0000FF"/><w:u w:val="single"/></w:rPr><w:t>ECMA-376 specification</w:t></w:r></w:hyperlink></w:p><w:p><w:r><w:t xml:space="preserve">Uniword is hosted at </w:t></w:r><w:r><w:t>.</w:t></w:r><w:hyperlink w:id="https://github.com/publicruby/uniword"><w:r><w:rPr><w:color w:val="0000FF"/><w:u w:val="single"/></w:rPr><w:t>GitHub</w:t></w:r></w:hyperlink></w:p><w:p><w:pPr><w:pStyle w:val="Heading1"/></w:pPr><w:r><w:t>6. References</w:t></w:r></w:p><w:p><w:r><w:t>This document references the following sources:</w:t></w:r></w:p><w:p><w:sdt><w:sdtPr><w:id w:val="1"/><w:bibliography/><w:docPartObj><w:docPartGallery w:val="Bibliographies"/><w:docPartUnique/></w:docPartObj></w:sdtPr></w:sdt></w:p><w:p><w:r><w:br w:type="page"/></w:r></w:p><w:p><w:pPr><w:pStyle w:val="Heading1"/></w:pPr><w:r><w:t>7. Special Elements</w:t></w:r></w:p><w:p><w:pPr><w:pStyle w:val="Heading2"/></w:pPr><w:r><w:t>7.1 Horizontal Rule</w:t></w:r></w:p><w:p><w:r><w:t>Content above the rule.</w:t></w:r></w:p><w:p><w:pPr><w:spacing w:after="0"/><w:pBdr><w:bottom w:val="single" w:sz="6" w:color="auto"/></w:pBdr></w:pPr></w:p><w:p><w:r><w:t>Content below the rule.</w:t></w:r></w:p><w:p><w:pPr><w:pStyle w:val="Heading2"/></w:pPr><w:r><w:t>7.2 Bookmark</w:t></w:r></w:p><w:p><w:r><w:t>This paragraph is bookmarked as "appendix-anchor".</w:t></w:r><w:bookmarkStart w:id="1" w:name="appendix-anchor"/><w:bookmarkEnd w:id="1"/></w:p><w:p><w:pPr><w:pStyle w:val="Heading2"/></w:pPr><w:r><w:t>7.3 Date and Time Fields</w:t></w:r></w:p><w:p><w:r><w:t xml:space="preserve">Current date: </w:t></w:r></w:p><w:p><w:fldChar w:fldCharType="begin"/><w:fldChar w:fldCharType="separate"/><w:fldChar w:fldCharType="end"/><w:instrText><w:text> DATE \@ "M/d/yyyy" </w:text></w:instrText></w:p><w:p><w:r><w:t xml:space="preserve">Current time: </w:t></w:r></w:p><w:p><w:fldChar w:fldCharType="begin"/><w:fldChar w:fldCharType="separate"/><w:fldChar w:fldCharType="end"/><w:instrText><w:text> TIME \@ "h:mm:ss am/pm" </w:text></w:instrText></w:p><w:p><w:r><w:br w:type="page"/></w:r></w:p><w:p><w:pPr><w:pStyle w:val="Heading1"/></w:pPr><w:r><w:t>8. Appendix</w:t></w:r></w:p><w:p><w:r><w:t>This is the appendix section, separated by a page break.</w:t></w:r></w:p><w:p><w:pPr><w:numPr><w:numId w:val="3"/><w:ilvl w:val="0"/></w:numPr></w:pPr><w:r><w:t>Additional resource A</w:t></w:r></w:p><w:p><w:pPr><w:numPr><w:numId w:val="3"/><w:ilvl w:val="0"/></w:numPr></w:pPr><w:r><w:t>Additional resource B</w:t></w:r></w:p><w:p><w:pPr><w:numPr><w:numId w:val="3"/><w:ilvl w:val="0"/></w:numPr></w:pPr><w:r><w:t>Additional resource C</w:t></w:r></w:p><w:tbl><w:tr><w:tc><w:tcPr><w:shd w:val="clear" w:color="FFFFFF" w:fill="2E5090"/></w:tcPr><w:p><w:r><w:t>Metric</w:t></w:r></w:p></w:tc><w:tc><w:tcPr><w:shd w:val="clear" w:color="FFFFFF" w:fill="2E5090"/></w:tcPr><w:p><w:r><w:t>Q1</w:t></w:r></w:p></w:tc><w:tc><w:tcPr><w:shd w:val="clear" w:color="FFFFFF" w:fill="2E5090"/></w:tcPr><w:p><w:r><w:t>Q2</w:t></w:r></w:p></w:tc><w:tc><w:tcPr><w:shd w:val="clear" w:color="FFFFFF" w:fill="2E5090"/></w:tcPr><w:p><w:r><w:t>Q3</w:t></w:r></w:p></w:tc><w:tc><w:tcPr><w:shd w:val="clear" w:color="FFFFFF" w:fill="2E5090"/></w:tcPr><w:p><w:r><w:t>Q4</w:t></w:r></w:p></w:tc></w:tr><w:tr><w:tc><w:p><w:r><w:t>Revenue</w:t></w:r></w:p></w:tc><w:tc><w:p><w:r><w:t>$1.2M</w:t></w:r></w:p></w:tc><w:tc><w:p><w:r><w:t>$1.5M</w:t></w:r></w:p></w:tc><w:tc><w:p><w:r><w:t>$1.4M</w:t></w:r></w:p></w:tc><w:tc><w:p><w:r><w:t>$1.6M</w:t></w:r></w:p></w:tc></w:tr><w:tr><w:tc><w:p><w:r><w:t>Users</w:t></w:r></w:p></w:tc><w:tc><w:p><w:r><w:t>10K</w:t></w:r></w:p></w:tc><w:tc><w:p><w:r><w:t>15K</w:t></w:r></w:p></w:tc><w:tc><w:p><w:r><w:t>18K</w:t></w:r></w:p></w:tc><w:tc><w:p><w:r><w:t>25K</w:t></w:r></w:p></w:tc></w:tr><w:tr><w:tc><w:p><w:r><w:t>NPS Score</w:t></w:r></w:p></w:tc><w:tc><w:p><w:r><w:t>72</w:t></w:r></w:p></w:tc><w:tc><w:p><w:r><w:t>78</w:t></w:r></w:p></w:tc><w:tc><w:p><w:r><w:t>81</w:t></w:r></w:p></w:tc><w:tc><w:p><w:r><w:t>85</w:t></w:r></w:p></w:tc></w:tr></w:tbl><w:sectPr w:val="nextPage"><w:pgSz w:w="12240" w:h="15840" w:orient="portrait"/><w:pgMar w:top="1440" w:bottom="1440" w:left="1440" w:right="1440" w:header="720" w:footer="720" w:gutter="0"/><w:headerReference w:type="default" r:id="rIdHeader1"/><w:footerReference w:type="default" r:id="rIdFooter1"/><w:pgNumType w:start="1"/></w:sectPr></w:body></w:document>
+<w:document xmlns:w="http://schemas.openxmlformats.org/wordprocessingml/2006/main" xmlns:wpc="http://schemas.microsoft.com/office/word/2010/wordprocessingCanvas" xmlns:cx="http://schemas.microsoft.com/office/drawing/2014/chartex" xmlns:cx1="http://schemas.microsoft.com/office/drawing/2015/9/8/chartex" xmlns:cx2="http://schemas.microsoft.com/office/drawing/2015/10/21/chartex" xmlns:cx3="http://schemas.microsoft.com/office/drawing/2016/5/9/chartex" xmlns:cx4="http://schemas.microsoft.com/office/drawing/2016/5/10/chartex" xmlns:cx5="http://schemas.microsoft.com/office/drawing/2016/5/11/chartex" xmlns:cx6="http://schemas.microsoft.com/office/drawing/2016/5/12/chartex" xmlns:cx7="http://schemas.microsoft.com/office/drawing/2016/5/13/chartex" xmlns:cx8="http://schemas.microsoft.com/office/drawing/2016/5/14/chartex" xmlns:mc="http://schemas.openxmlformats.org/markup-compatibility/2006" xmlns:aink="http://schemas.microsoft.com/office/drawing/2016/ink" xmlns:am3d="http://schemas.microsoft.com/office/drawing/2017/model3d" xmlns:o="urn:schemas-microsoft-com:office:office" xmlns:oel="http://schemas.microsoft.com/office/2019/extlst" xmlns:r="http://schemas.openxmlformats.org/officeDocument/2006/relationships" xmlns:m="http://schemas.openxmlformats.org/officeDocument/2006/math" xmlns:v="urn:schemas-microsoft-com:vml" xmlns:wp14="http://schemas.microsoft.com/office/word/2010/wordprocessingDrawing" xmlns:wp="http://schemas.openxmlformats.org/drawingml/2006/wordprocessingDrawing" xmlns:w10="urn:schemas-microsoft-com:office:word" xmlns:w14="http://schemas.microsoft.com/office/word/2010/wordml" xmlns:w15="http://schemas.microsoft.com/office/word/2012/wordml" xmlns:w16cex="http://schemas.microsoft.com/office/word/2018/wordml/cex" xmlns:w16cid="http://schemas.microsoft.com/office/word/2016/wordml/cid" xmlns:w16="http://schemas.microsoft.com/office/word/2018/wordml" xmlns:w16du="http://schemas.microsoft.com/office/word/2023/wordml/word16du" xmlns:w16sdtdh="http://schemas.microsoft.com/office/word/2020/wordml/sdtdatahash" xmlns:w16sdtfl="http://schemas.microsoft.com/office/word/2024/wordml/sdtformatlock" xmlns:w16se="http://schemas.microsoft.com/office/word/2015/wordml/symex" xmlns:wpg="http://schemas.microsoft.com/office/word/2010/wordprocessingGroup" xmlns:wpi="http://schemas.microsoft.com/office/word/2010/wordprocessingInk" xmlns:wne="http://schemas.microsoft.com/office/word/2006/wordml" xmlns:wps="http://schemas.microsoft.com/office/word/2010/wordprocessingShape" mc:Ignorable="w14"><w:body><w:p><w:pPr><w:pStyle w:val="Title"/></w:pPr><w:r><w:t>Complete Feature Showcase</w:t></w:r></w:p><w:p><w:pPr><w:pStyle w:val="Subtitle"/></w:pPr><w:r><w:t>Every Builder API Feature in One Document</w:t></w:r></w:p><w:p><w:r><w:t>Jane Doe</w:t></w:r><w:r><w:t xml:space="preserve"> — March 26, 2026</w:t></w:r></w:p><w:p><w:r><w:br w:type="page"/></w:r></w:p><w:p><w:r><w:t>Contents</w:t></w:r></w:p><w:p><w:fldChar w:fldCharType="begin"/><w:fldChar w:fldCharType="separate"/><w:fldChar w:fldCharType="end"/><w:instrText><w:text> TOC \o "1-3" \h \z \u </w:text></w:instrText></w:p><w:p><w:r><w:br w:type="page"/></w:r></w:p><w:p><w:pPr><w:pStyle w:val="Heading1"/></w:pPr><w:r><w:t>1. Text Formatting</w:t></w:r></w:p><w:p><w:r><w:t xml:space="preserve">This paragraph demonstrates </w:t></w:r><w:r><w:rPr><w:b/></w:rPr><w:t>bold</w:t></w:r><w:r><w:t xml:space="preserve">, </w:t></w:r><w:r><w:rPr><w:i/></w:rPr><w:t>italic</w:t></w:r><w:r><w:t xml:space="preserve">, </w:t></w:r><w:r><w:rPr><w:u w:val="single"/></w:rPr><w:t>underline</w:t></w:r><w:r><w:t xml:space="preserve">, </w:t></w:r><w:r><w:rPr><w:color w:val="FF0000"/></w:rPr><w:t>colored</w:t></w:r><w:r><w:t xml:space="preserve">, </w:t></w:r><w:r><w:rPr><w:highlight w:val="yellow"/></w:rPr><w:t>highlighted</w:t></w:r><w:r><w:t xml:space="preserve">, and </w:t></w:r><w:r><w:rPr><w:b/><w:i/><w:color w:val="0000FF"/></w:rPr><w:t>bold italic colored</w:t></w:r><w:r><w:t xml:space="preserve"> text.</w:t></w:r></w:p><w:p><w:r><w:t xml:space="preserve">Different sizes: </w:t></w:r><w:r><w:rPr><w:sz w:val="32"/></w:rPr><w:t>small</w:t></w:r><w:r><w:t xml:space="preserve">, </w:t></w:r><w:r><w:rPr><w:sz w:val="44"/></w:rPr><w:t>normal</w:t></w:r><w:r><w:t xml:space="preserve">, </w:t></w:r><w:r><w:rPr><w:sz w:val="64"/></w:rPr><w:t>large</w:t></w:r></w:p><w:p><w:r><w:t xml:space="preserve">Text effects: </w:t></w:r><w:r><w:rPr><w:sz w:val="32"/></w:rPr><w:t>superscript</w:t></w:r><w:r><w:rPr><w:sz w:val="32"/></w:rPr><w:t>2</w:t></w:r><w:r><w:t xml:space="preserve"> and </w:t></w:r><w:r><w:rPr><w:sz w:val="32"/></w:rPr><w:t>H</w:t></w:r><w:r><w:rPr><w:sz w:val="32"/></w:rPr><w:t>2</w:t></w:r><w:r><w:t>O</w:t></w:r></w:p><w:p><w:pPr><w:pStyle w:val="Heading1"/></w:pPr><w:r><w:t>2. Lists</w:t></w:r></w:p><w:p><w:pPr><w:pStyle w:val="Heading2"/></w:pPr><w:r><w:t>2.1 Bullet List</w:t></w:r></w:p><w:p><w:r><w:t>Key features of Uniword:</w:t></w:r></w:p><w:p><w:pPr><w:numPr><w:numId w:val="1"/><w:ilvl w:val="0"/></w:numPr></w:pPr><w:r><w:t>Comprehensive OOXML model coverage</w:t></w:r></w:p><w:p><w:pPr><w:numPr><w:numId w:val="1"/><w:ilvl w:val="0"/></w:numPr></w:pPr><w:r><w:t>Builder API for document construction</w:t></w:r></w:p><w:p><w:pPr><w:numPr><w:numId w:val="1"/><w:ilvl w:val="0"/></w:numPr></w:pPr><w:r><w:t>Round-trip fidelity</w:t></w:r></w:p><w:p><w:pPr><w:numPr><w:numId w:val="1"/><w:ilvl w:val="0"/></w:numPr></w:pPr><w:r><w:t>Theme support</w:t></w:r></w:p><w:p><w:pPr><w:numPr><w:numId w:val="1"/><w:ilvl w:val="0"/></w:numPr></w:pPr><w:r><w:rPr><w:b/></w:rPr><w:t>Rich text</w:t></w:r><w:r><w:t xml:space="preserve"> in list items</w:t></w:r></w:p><w:p><w:pPr><w:pStyle w:val="Heading2"/></w:pPr><w:r><w:t>2.2 Numbered List</w:t></w:r></w:p><w:p><w:r><w:t>Getting started steps:</w:t></w:r></w:p><w:p><w:pPr><w:numPr><w:numId w:val="2"/><w:ilvl w:val="0"/></w:numPr></w:pPr><w:r><w:t>Install the gem</w:t></w:r></w:p><w:p><w:pPr><w:numPr><w:numId w:val="2"/><w:ilvl w:val="0"/></w:numPr></w:pPr><w:r><w:t>Require the library</w:t></w:r></w:p><w:p><w:pPr><w:numPr><w:numId w:val="2"/><w:ilvl w:val="0"/></w:numPr></w:pPr><w:r><w:t>Create a DocumentBuilder</w:t></w:r></w:p><w:p><w:pPr><w:numPr><w:numId w:val="2"/><w:ilvl w:val="0"/></w:numPr></w:pPr><w:r><w:t>Add content</w:t></w:r></w:p><w:p><w:pPr><w:numPr><w:numId w:val="2"/><w:ilvl w:val="0"/></w:numPr></w:pPr><w:r><w:t>Save the document</w:t></w:r></w:p><w:p><w:pPr><w:pStyle w:val="Heading1"/></w:pPr><w:r><w:t>3. Tables</w:t></w:r></w:p><w:p><w:r><w:t>The following table shows project metrics:</w:t></w:r></w:p><w:p><w:pPr><w:pStyle w:val="Heading1"/></w:pPr><w:r><w:t>4. Charts</w:t></w:r></w:p><w:p><w:pPr><w:pStyle w:val="Heading2"/></w:pPr><w:r><w:t>4.1 Bar Chart</w:t></w:r></w:p><w:p><w:r><w:drawing><wp:inline><wp:extent wp:cx="5486400" wp:cy="3200400"/><wp:effectExtent/><wp:docPr wp:id="515321772" wp:name="Chart 929427"/><graphic xmlns="http://schemas.openxmlformats.org/drawingml/2006/main"><graphicData uri="http://schemas.openxmlformats.org/drawingml/2006/chart"><chart xmlns="http://schemas.openxmlformats.org/drawingml/2006/chart" c:id="rIdChart1"/></graphicData></graphic></wp:inline></w:drawing></w:r></w:p><w:p><w:pPr><w:pStyle w:val="Heading2"/></w:pPr><w:r><w:t>4.2 Line Chart</w:t></w:r></w:p><w:p><w:r><w:drawing><wp:inline><wp:extent wp:cx="5486400" wp:cy="3200400"/><wp:effectExtent/><wp:docPr wp:id="255392472" wp:name="Chart 426187"/><graphic xmlns="http://schemas.openxmlformats.org/drawingml/2006/main"><graphicData uri="http://schemas.openxmlformats.org/drawingml/2006/chart"><chart xmlns="http://schemas.openxmlformats.org/drawingml/2006/chart" c:id="rIdChart2"/></graphicData></graphic></wp:inline></w:drawing></w:r></w:p><w:p><w:pPr><w:pStyle w:val="Heading1"/></w:pPr><w:r><w:t>5. Hyperlinks</w:t></w:r></w:p><w:p><w:r><w:t xml:space="preserve">Visit the </w:t></w:r><w:r><w:t xml:space="preserve"> for the complete OOXML standard.</w:t></w:r><w:hyperlink w:id="https://www.ecma-international.org/publications-and-standards/standards/ecma-376/"><w:r><w:rPr><w:color w:val="0000FF"/><w:u w:val="single"/></w:rPr><w:t>ECMA-376 specification</w:t></w:r></w:hyperlink></w:p><w:p><w:r><w:t xml:space="preserve">Uniword is hosted at </w:t></w:r><w:r><w:t>.</w:t></w:r><w:hyperlink w:id="https://github.com/publicruby/uniword"><w:r><w:rPr><w:color w:val="0000FF"/><w:u w:val="single"/></w:rPr><w:t>GitHub</w:t></w:r></w:hyperlink></w:p><w:p><w:pPr><w:pStyle w:val="Heading1"/></w:pPr><w:r><w:t>6. References</w:t></w:r></w:p><w:p><w:r><w:t>This document references the following sources:</w:t></w:r></w:p><w:p><w:sdt><w:sdtPr><w:id w:val="1"/><w:bibliography/><w:docPartObj><w:docPartGallery w:val="Bibliographies"/><w:docPartUnique/></w:docPartObj></w:sdtPr></w:sdt></w:p><w:p><w:r><w:br w:type="page"/></w:r></w:p><w:p><w:pPr><w:pStyle w:val="Heading1"/></w:pPr><w:r><w:t>7. Special Elements</w:t></w:r></w:p><w:p><w:pPr><w:pStyle w:val="Heading2"/></w:pPr><w:r><w:t>7.1 Horizontal Rule</w:t></w:r></w:p><w:p><w:r><w:t>Content above the rule.</w:t></w:r></w:p><w:p><w:pPr><w:spacing w:after="0"/><w:pBdr><w:bottom w:val="single" w:sz="6" w:color="auto"/></w:pBdr></w:pPr></w:p><w:p><w:r><w:t>Content below the rule.</w:t></w:r></w:p><w:p><w:pPr><w:pStyle w:val="Heading2"/></w:pPr><w:r><w:t>7.2 Bookmark</w:t></w:r></w:p><w:p><w:r><w:t>This paragraph is bookmarked as "appendix-anchor".</w:t></w:r><w:bookmarkStart w:id="1" w:name="appendix-anchor"/><w:bookmarkEnd w:id="1"/></w:p><w:p><w:pPr><w:pStyle w:val="Heading2"/></w:pPr><w:r><w:t>7.3 Date and Time Fields</w:t></w:r></w:p><w:p><w:r><w:t xml:space="preserve">Current date: </w:t></w:r></w:p><w:p><w:fldChar w:fldCharType="begin"/><w:fldChar w:fldCharType="separate"/><w:fldChar w:fldCharType="end"/><w:instrText><w:text> DATE \@ "M/d/yyyy" </w:text></w:instrText></w:p><w:p><w:r><w:t xml:space="preserve">Current time: </w:t></w:r></w:p><w:p><w:fldChar w:fldCharType="begin"/><w:fldChar w:fldCharType="separate"/><w:fldChar w:fldCharType="end"/><w:instrText><w:text> TIME \@ "h:mm:ss am/pm" </w:text></w:instrText></w:p><w:p><w:r><w:br w:type="page"/></w:r></w:p><w:p><w:pPr><w:pStyle w:val="Heading1"/></w:pPr><w:r><w:t>8. Appendix</w:t></w:r></w:p><w:p><w:r><w:t>This is the appendix section, separated by a page break.</w:t></w:r></w:p><w:p><w:pPr><w:numPr><w:numId w:val="3"/><w:ilvl w:val="0"/></w:numPr></w:pPr><w:r><w:t>Additional resource A</w:t></w:r></w:p><w:p><w:pPr><w:numPr><w:numId w:val="3"/><w:ilvl w:val="0"/></w:numPr></w:pPr><w:r><w:t>Additional resource B</w:t></w:r></w:p><w:p><w:pPr><w:numPr><w:numId w:val="3"/><w:ilvl w:val="0"/></w:numPr></w:pPr><w:r><w:t>Additional resource C</w:t></w:r></w:p><w:tbl><w:tr><w:tc><w:tcPr><w:shd w:val="clear" w:color="FFFFFF" w:fill="2E5090"/></w:tcPr><w:p><w:r><w:t>Metric</w:t></w:r></w:p></w:tc><w:tc><w:tcPr><w:shd w:val="clear" w:color="FFFFFF" w:fill="2E5090"/></w:tcPr><w:p><w:r><w:t>Q1</w:t></w:r></w:p></w:tc><w:tc><w:tcPr><w:shd w:val="clear" w:color="FFFFFF" w:fill="2E5090"/></w:tcPr><w:p><w:r><w:t>Q2</w:t></w:r></w:p></w:tc><w:tc><w:tcPr><w:shd w:val="clear" w:color="FFFFFF" w:fill="2E5090"/></w:tcPr><w:p><w:r><w:t>Q3</w:t></w:r></w:p></w:tc><w:tc><w:tcPr><w:shd w:val="clear" w:color="FFFFFF" w:fill="2E5090"/></w:tcPr><w:p><w:r><w:t>Q4</w:t></w:r></w:p></w:tc></w:tr><w:tr><w:tc><w:p><w:r><w:t>Revenue</w:t></w:r></w:p></w:tc><w:tc><w:p><w:r><w:t>$1.2M</w:t></w:r></w:p></w:tc><w:tc><w:p><w:r><w:t>$1.5M</w:t></w:r></w:p></w:tc><w:tc><w:p><w:r><w:t>$1.4M</w:t></w:r></w:p></w:tc><w:tc><w:p><w:r><w:t>$1.6M</w:t></w:r></w:p></w:tc></w:tr><w:tr><w:tc><w:p><w:r><w:t>Users</w:t></w:r></w:p></w:tc><w:tc><w:p><w:r><w:t>10K</w:t></w:r></w:p></w:tc><w:tc><w:p><w:r><w:t>15K</w:t></w:r></w:p></w:tc><w:tc><w:p><w:r><w:t>18K</w:t></w:r></w:p></w:tc><w:tc><w:p><w:r><w:t>25K</w:t></w:r></w:p></w:tc></w:tr><w:tr><w:tc><w:p><w:r><w:t>NPS Score</w:t></w:r></w:p></w:tc><w:tc><w:p><w:r><w:t>72</w:t></w:r></w:p></w:tc><w:tc><w:p><w:r><w:t>78</w:t></w:r></w:p></w:tc><w:tc><w:p><w:r><w:t>81</w:t></w:r></w:p></w:tc><w:tc><w:p><w:r><w:t>85</w:t></w:r></w:p></w:tc></w:tr></w:tbl><w:sectPr w:val="nextPage"><w:pgSz w:w="12240" w:h="15840" w:orient="portrait"/><w:pgMar w:top="1440" w:bottom="1440" w:left="1440" w:right="1440" w:header="720" w:footer="720" w:gutter="0"/><w:headerReference w:type="default" r:id="rIdHeader1"/><w:footerReference w:type="default" r:id="rIdFooter1"/><w:pgNumType w:start="1"/></w:sectPr></w:body></w:document>
 </file>
 
 <file path=word/footer1.xml><?xml version="1.0" encoding="utf-8"?>

--- a/examples/generated/complete_all_features.docx
+++ b/examples/generated/complete_all_features.docx
@@ -1,6 +1,786 @@
 
 <file path=word/document.xml><?xml version="1.0" encoding="UTF-8" standalone="yes"?>
-<w:document xmlns:w="http://schemas.openxmlformats.org/wordprocessingml/2006/main" xmlns:wpc="http://schemas.microsoft.com/office/word/2010/wordprocessingCanvas" xmlns:cx="http://schemas.microsoft.com/office/drawing/2014/chartex" xmlns:cx1="http://schemas.microsoft.com/office/drawing/2015/9/8/chartex" xmlns:cx2="http://schemas.microsoft.com/office/drawing/2015/10/21/chartex" xmlns:cx3="http://schemas.microsoft.com/office/drawing/2016/5/9/chartex" xmlns:cx4="http://schemas.microsoft.com/office/drawing/2016/5/10/chartex" xmlns:cx5="http://schemas.microsoft.com/office/drawing/2016/5/11/chartex" xmlns:cx6="http://schemas.microsoft.com/office/drawing/2016/5/12/chartex" xmlns:cx7="http://schemas.microsoft.com/office/drawing/2016/5/13/chartex" xmlns:cx8="http://schemas.microsoft.com/office/drawing/2016/5/14/chartex" xmlns:mc="http://schemas.openxmlformats.org/markup-compatibility/2006" xmlns:aink="http://schemas.microsoft.com/office/drawing/2016/ink" xmlns:am3d="http://schemas.microsoft.com/office/drawing/2017/model3d" xmlns:o="urn:schemas-microsoft-com:office:office" xmlns:oel="http://schemas.microsoft.com/office/2019/extlst" xmlns:r="http://schemas.openxmlformats.org/officeDocument/2006/relationships" xmlns:m="http://schemas.openxmlformats.org/officeDocument/2006/math" xmlns:v="urn:schemas-microsoft-com:vml" xmlns:wp14="http://schemas.microsoft.com/office/word/2010/wordprocessingDrawing" xmlns:wp="http://schemas.openxmlformats.org/drawingml/2006/wordprocessingDrawing" xmlns:w10="urn:schemas-microsoft-com:office:word" xmlns:w14="http://schemas.microsoft.com/office/word/2010/wordml" xmlns:w15="http://schemas.microsoft.com/office/word/2012/wordml" xmlns:w16cex="http://schemas.microsoft.com/office/word/2018/wordml/cex" xmlns:w16cid="http://schemas.microsoft.com/office/word/2016/wordml/cid" xmlns:w16="http://schemas.microsoft.com/office/word/2018/wordml" xmlns:w16du="http://schemas.microsoft.com/office/word/2023/wordml/word16du" xmlns:w16sdtdh="http://schemas.microsoft.com/office/word/2020/wordml/sdtdatahash" xmlns:w16sdtfl="http://schemas.microsoft.com/office/word/2024/wordml/sdtformatlock" xmlns:w16se="http://schemas.microsoft.com/office/word/2015/wordml/symex" xmlns:wpg="http://schemas.microsoft.com/office/word/2010/wordprocessingGroup" xmlns:wpi="http://schemas.microsoft.com/office/word/2010/wordprocessingInk" xmlns:wne="http://schemas.microsoft.com/office/word/2006/wordml" xmlns:wps="http://schemas.microsoft.com/office/word/2010/wordprocessingShape" mc:Ignorable="w14"><w:body><w:p><w:pPr><w:pStyle w:val="Title"/></w:pPr><w:r><w:t>Complete Feature Showcase</w:t></w:r></w:p><w:p><w:pPr><w:pStyle w:val="Subtitle"/></w:pPr><w:r><w:t>Every Builder API Feature in One Document</w:t></w:r></w:p><w:p><w:r><w:t>Jane Doe</w:t></w:r><w:r><w:t xml:space="preserve"> — March 26, 2026</w:t></w:r></w:p><w:p><w:r><w:br w:type="page"/></w:r></w:p><w:p><w:r><w:t>Contents</w:t></w:r></w:p><w:p><w:fldChar w:fldCharType="begin"/><w:fldChar w:fldCharType="separate"/><w:fldChar w:fldCharType="end"/><w:instrText><w:text> TOC \o "1-3" \h \z \u </w:text></w:instrText></w:p><w:p><w:r><w:br w:type="page"/></w:r></w:p><w:p><w:pPr><w:pStyle w:val="Heading1"/></w:pPr><w:r><w:t>1. Text Formatting</w:t></w:r></w:p><w:p><w:r><w:t xml:space="preserve">This paragraph demonstrates </w:t></w:r><w:r><w:rPr><w:b/></w:rPr><w:t>bold</w:t></w:r><w:r><w:t xml:space="preserve">, </w:t></w:r><w:r><w:rPr><w:i/></w:rPr><w:t>italic</w:t></w:r><w:r><w:t xml:space="preserve">, </w:t></w:r><w:r><w:rPr><w:u w:val="single"/></w:rPr><w:t>underline</w:t></w:r><w:r><w:t xml:space="preserve">, </w:t></w:r><w:r><w:rPr><w:color w:val="FF0000"/></w:rPr><w:t>colored</w:t></w:r><w:r><w:t xml:space="preserve">, </w:t></w:r><w:r><w:rPr><w:highlight w:val="yellow"/></w:rPr><w:t>highlighted</w:t></w:r><w:r><w:t xml:space="preserve">, and </w:t></w:r><w:r><w:rPr><w:b/><w:i/><w:color w:val="0000FF"/></w:rPr><w:t>bold italic colored</w:t></w:r><w:r><w:t xml:space="preserve"> text.</w:t></w:r></w:p><w:p><w:r><w:t xml:space="preserve">Different sizes: </w:t></w:r><w:r><w:rPr><w:sz w:val="32"/></w:rPr><w:t>small</w:t></w:r><w:r><w:t xml:space="preserve">, </w:t></w:r><w:r><w:rPr><w:sz w:val="44"/></w:rPr><w:t>normal</w:t></w:r><w:r><w:t xml:space="preserve">, </w:t></w:r><w:r><w:rPr><w:sz w:val="64"/></w:rPr><w:t>large</w:t></w:r></w:p><w:p><w:r><w:t xml:space="preserve">Text effects: </w:t></w:r><w:r><w:rPr><w:sz w:val="32"/></w:rPr><w:t>superscript</w:t></w:r><w:r><w:rPr><w:sz w:val="32"/></w:rPr><w:t>2</w:t></w:r><w:r><w:t xml:space="preserve"> and </w:t></w:r><w:r><w:rPr><w:sz w:val="32"/></w:rPr><w:t>H</w:t></w:r><w:r><w:rPr><w:sz w:val="32"/></w:rPr><w:t>2</w:t></w:r><w:r><w:t>O</w:t></w:r></w:p><w:p><w:pPr><w:pStyle w:val="Heading1"/></w:pPr><w:r><w:t>2. Lists</w:t></w:r></w:p><w:p><w:pPr><w:pStyle w:val="Heading2"/></w:pPr><w:r><w:t>2.1 Bullet List</w:t></w:r></w:p><w:p><w:r><w:t>Key features of Uniword:</w:t></w:r></w:p><w:p><w:pPr><w:numPr><w:numId w:val="1"/><w:ilvl w:val="0"/></w:numPr></w:pPr><w:r><w:t>Comprehensive OOXML model coverage</w:t></w:r></w:p><w:p><w:pPr><w:numPr><w:numId w:val="1"/><w:ilvl w:val="0"/></w:numPr></w:pPr><w:r><w:t>Builder API for document construction</w:t></w:r></w:p><w:p><w:pPr><w:numPr><w:numId w:val="1"/><w:ilvl w:val="0"/></w:numPr></w:pPr><w:r><w:t>Round-trip fidelity</w:t></w:r></w:p><w:p><w:pPr><w:numPr><w:numId w:val="1"/><w:ilvl w:val="0"/></w:numPr></w:pPr><w:r><w:t>Theme support</w:t></w:r></w:p><w:p><w:pPr><w:numPr><w:numId w:val="1"/><w:ilvl w:val="0"/></w:numPr></w:pPr><w:r><w:rPr><w:b/></w:rPr><w:t>Rich text</w:t></w:r><w:r><w:t xml:space="preserve"> in list items</w:t></w:r></w:p><w:p><w:pPr><w:pStyle w:val="Heading2"/></w:pPr><w:r><w:t>2.2 Numbered List</w:t></w:r></w:p><w:p><w:r><w:t>Getting started steps:</w:t></w:r></w:p><w:p><w:pPr><w:numPr><w:numId w:val="2"/><w:ilvl w:val="0"/></w:numPr></w:pPr><w:r><w:t>Install the gem</w:t></w:r></w:p><w:p><w:pPr><w:numPr><w:numId w:val="2"/><w:ilvl w:val="0"/></w:numPr></w:pPr><w:r><w:t>Require the library</w:t></w:r></w:p><w:p><w:pPr><w:numPr><w:numId w:val="2"/><w:ilvl w:val="0"/></w:numPr></w:pPr><w:r><w:t>Create a DocumentBuilder</w:t></w:r></w:p><w:p><w:pPr><w:numPr><w:numId w:val="2"/><w:ilvl w:val="0"/></w:numPr></w:pPr><w:r><w:t>Add content</w:t></w:r></w:p><w:p><w:pPr><w:numPr><w:numId w:val="2"/><w:ilvl w:val="0"/></w:numPr></w:pPr><w:r><w:t>Save the document</w:t></w:r></w:p><w:p><w:pPr><w:pStyle w:val="Heading1"/></w:pPr><w:r><w:t>3. Tables</w:t></w:r></w:p><w:p><w:r><w:t>The following table shows project metrics:</w:t></w:r></w:p><w:p><w:pPr><w:pStyle w:val="Heading1"/></w:pPr><w:r><w:t>4. Charts</w:t></w:r></w:p><w:p><w:pPr><w:pStyle w:val="Heading2"/></w:pPr><w:r><w:t>4.1 Bar Chart</w:t></w:r></w:p><w:p><w:r><w:drawing><wp:inline><wp:extent wp:cx="5486400" wp:cy="3200400"/><wp:effectExtent/><wp:docPr wp:id="515321772" wp:name="Chart 929427"/><graphic xmlns="http://schemas.openxmlformats.org/drawingml/2006/main"><graphicData uri="http://schemas.openxmlformats.org/drawingml/2006/chart"><chart xmlns="http://schemas.openxmlformats.org/drawingml/2006/chart" c:id="rIdChart1"/></graphicData></graphic></wp:inline></w:drawing></w:r></w:p><w:p><w:pPr><w:pStyle w:val="Heading2"/></w:pPr><w:r><w:t>4.2 Line Chart</w:t></w:r></w:p><w:p><w:r><w:drawing><wp:inline><wp:extent wp:cx="5486400" wp:cy="3200400"/><wp:effectExtent/><wp:docPr wp:id="255392472" wp:name="Chart 426187"/><graphic xmlns="http://schemas.openxmlformats.org/drawingml/2006/main"><graphicData uri="http://schemas.openxmlformats.org/drawingml/2006/chart"><chart xmlns="http://schemas.openxmlformats.org/drawingml/2006/chart" c:id="rIdChart2"/></graphicData></graphic></wp:inline></w:drawing></w:r></w:p><w:p><w:pPr><w:pStyle w:val="Heading1"/></w:pPr><w:r><w:t>5. Hyperlinks</w:t></w:r></w:p><w:p><w:r><w:t xml:space="preserve">Visit the </w:t></w:r><w:r><w:t xml:space="preserve"> for the complete OOXML standard.</w:t></w:r><w:hyperlink w:id="https://www.ecma-international.org/publications-and-standards/standards/ecma-376/"><w:r><w:rPr><w:color w:val="0000FF"/><w:u w:val="single"/></w:rPr><w:t>ECMA-376 specification</w:t></w:r></w:hyperlink></w:p><w:p><w:r><w:t xml:space="preserve">Uniword is hosted at </w:t></w:r><w:r><w:t>.</w:t></w:r><w:hyperlink w:id="https://github.com/publicruby/uniword"><w:r><w:rPr><w:color w:val="0000FF"/><w:u w:val="single"/></w:rPr><w:t>GitHub</w:t></w:r></w:hyperlink></w:p><w:p><w:pPr><w:pStyle w:val="Heading1"/></w:pPr><w:r><w:t>6. References</w:t></w:r></w:p><w:p><w:r><w:t>This document references the following sources:</w:t></w:r></w:p><w:p><w:sdt><w:sdtPr><w:id w:val="1"/><w:bibliography/><w:docPartObj><w:docPartGallery w:val="Bibliographies"/><w:docPartUnique/></w:docPartObj></w:sdtPr></w:sdt></w:p><w:p><w:r><w:br w:type="page"/></w:r></w:p><w:p><w:pPr><w:pStyle w:val="Heading1"/></w:pPr><w:r><w:t>7. Special Elements</w:t></w:r></w:p><w:p><w:pPr><w:pStyle w:val="Heading2"/></w:pPr><w:r><w:t>7.1 Horizontal Rule</w:t></w:r></w:p><w:p><w:r><w:t>Content above the rule.</w:t></w:r></w:p><w:p><w:pPr><w:spacing w:after="0"/><w:pBdr><w:bottom w:val="single" w:sz="6" w:color="auto"/></w:pBdr></w:pPr></w:p><w:p><w:r><w:t>Content below the rule.</w:t></w:r></w:p><w:p><w:pPr><w:pStyle w:val="Heading2"/></w:pPr><w:r><w:t>7.2 Bookmark</w:t></w:r></w:p><w:p><w:r><w:t>This paragraph is bookmarked as "appendix-anchor".</w:t></w:r><w:bookmarkStart w:id="1" w:name="appendix-anchor"/><w:bookmarkEnd w:id="1"/></w:p><w:p><w:pPr><w:pStyle w:val="Heading2"/></w:pPr><w:r><w:t>7.3 Date and Time Fields</w:t></w:r></w:p><w:p><w:r><w:t xml:space="preserve">Current date: </w:t></w:r></w:p><w:p><w:fldChar w:fldCharType="begin"/><w:fldChar w:fldCharType="separate"/><w:fldChar w:fldCharType="end"/><w:instrText><w:text> DATE \@ "M/d/yyyy" </w:text></w:instrText></w:p><w:p><w:r><w:t xml:space="preserve">Current time: </w:t></w:r></w:p><w:p><w:fldChar w:fldCharType="begin"/><w:fldChar w:fldCharType="separate"/><w:fldChar w:fldCharType="end"/><w:instrText><w:text> TIME \@ "h:mm:ss am/pm" </w:text></w:instrText></w:p><w:p><w:r><w:br w:type="page"/></w:r></w:p><w:p><w:pPr><w:pStyle w:val="Heading1"/></w:pPr><w:r><w:t>8. Appendix</w:t></w:r></w:p><w:p><w:r><w:t>This is the appendix section, separated by a page break.</w:t></w:r></w:p><w:p><w:pPr><w:numPr><w:numId w:val="3"/><w:ilvl w:val="0"/></w:numPr></w:pPr><w:r><w:t>Additional resource A</w:t></w:r></w:p><w:p><w:pPr><w:numPr><w:numId w:val="3"/><w:ilvl w:val="0"/></w:numPr></w:pPr><w:r><w:t>Additional resource B</w:t></w:r></w:p><w:p><w:pPr><w:numPr><w:numId w:val="3"/><w:ilvl w:val="0"/></w:numPr></w:pPr><w:r><w:t>Additional resource C</w:t></w:r></w:p><w:tbl><w:tr><w:tc><w:tcPr><w:shd w:val="clear" w:color="FFFFFF" w:fill="2E5090"/></w:tcPr><w:p><w:r><w:t>Metric</w:t></w:r></w:p></w:tc><w:tc><w:tcPr><w:shd w:val="clear" w:color="FFFFFF" w:fill="2E5090"/></w:tcPr><w:p><w:r><w:t>Q1</w:t></w:r></w:p></w:tc><w:tc><w:tcPr><w:shd w:val="clear" w:color="FFFFFF" w:fill="2E5090"/></w:tcPr><w:p><w:r><w:t>Q2</w:t></w:r></w:p></w:tc><w:tc><w:tcPr><w:shd w:val="clear" w:color="FFFFFF" w:fill="2E5090"/></w:tcPr><w:p><w:r><w:t>Q3</w:t></w:r></w:p></w:tc><w:tc><w:tcPr><w:shd w:val="clear" w:color="FFFFFF" w:fill="2E5090"/></w:tcPr><w:p><w:r><w:t>Q4</w:t></w:r></w:p></w:tc></w:tr><w:tr><w:tc><w:p><w:r><w:t>Revenue</w:t></w:r></w:p></w:tc><w:tc><w:p><w:r><w:t>$1.2M</w:t></w:r></w:p></w:tc><w:tc><w:p><w:r><w:t>$1.5M</w:t></w:r></w:p></w:tc><w:tc><w:p><w:r><w:t>$1.4M</w:t></w:r></w:p></w:tc><w:tc><w:p><w:r><w:t>$1.6M</w:t></w:r></w:p></w:tc></w:tr><w:tr><w:tc><w:p><w:r><w:t>Users</w:t></w:r></w:p></w:tc><w:tc><w:p><w:r><w:t>10K</w:t></w:r></w:p></w:tc><w:tc><w:p><w:r><w:t>15K</w:t></w:r></w:p></w:tc><w:tc><w:p><w:r><w:t>18K</w:t></w:r></w:p></w:tc><w:tc><w:p><w:r><w:t>25K</w:t></w:r></w:p></w:tc></w:tr><w:tr><w:tc><w:p><w:r><w:t>NPS Score</w:t></w:r></w:p></w:tc><w:tc><w:p><w:r><w:t>72</w:t></w:r></w:p></w:tc><w:tc><w:p><w:r><w:t>78</w:t></w:r></w:p></w:tc><w:tc><w:p><w:r><w:t>81</w:t></w:r></w:p></w:tc><w:tc><w:p><w:r><w:t>85</w:t></w:r></w:p></w:tc></w:tr></w:tbl><w:sectPr w:val="nextPage"><w:pgSz w:w="12240" w:h="15840" w:orient="portrait"/><w:pgMar w:top="1440" w:bottom="1440" w:left="1440" w:right="1440" w:header="720" w:footer="720" w:gutter="0"/><w:headerReference w:type="default" r:id="rIdHeader1"/><w:footerReference w:type="default" r:id="rIdFooter1"/><w:pgNumType w:start="1"/></w:sectPr></w:body></w:document>
+<w:document xmlns:w="http://schemas.openxmlformats.org/wordprocessingml/2006/main" xmlns:wpc="http://schemas.microsoft.com/office/word/2010/wordprocessingCanvas" xmlns:cx="http://schemas.microsoft.com/office/drawing/2014/chartex" xmlns:cx1="http://schemas.microsoft.com/office/drawing/2015/9/8/chartex" xmlns:cx2="http://schemas.microsoft.com/office/drawing/2015/10/21/chartex" xmlns:cx3="http://schemas.microsoft.com/office/drawing/2016/5/9/chartex" xmlns:cx4="http://schemas.microsoft.com/office/drawing/2016/5/10/chartex" xmlns:cx5="http://schemas.microsoft.com/office/drawing/2016/5/11/chartex" xmlns:cx6="http://schemas.microsoft.com/office/drawing/2016/5/12/chartex" xmlns:cx7="http://schemas.microsoft.com/office/drawing/2016/5/13/chartex" xmlns:cx8="http://schemas.microsoft.com/office/drawing/2016/5/14/chartex" xmlns:mc="http://schemas.openxmlformats.org/markup-compatibility/2006" xmlns:aink="http://schemas.microsoft.com/office/drawing/2016/ink" xmlns:am3d="http://schemas.microsoft.com/office/drawing/2017/model3d" xmlns:o="urn:schemas-microsoft-com:office:office" xmlns:oel="http://schemas.microsoft.com/office/2019/extlst" xmlns:r="http://schemas.openxmlformats.org/officeDocument/2006/relationships" xmlns:m="http://schemas.openxmlformats.org/officeDocument/2006/math" xmlns:v="urn:schemas-microsoft-com:vml" xmlns:wp14="http://schemas.microsoft.com/office/word/2010/wordprocessingDrawing" xmlns:wp="http://schemas.openxmlformats.org/drawingml/2006/wordprocessingDrawing" xmlns:w10="urn:schemas-microsoft-com:office:word" xmlns:w14="http://schemas.microsoft.com/office/word/2010/wordml" xmlns:w15="http://schemas.microsoft.com/office/word/2012/wordml" xmlns:w16cex="http://schemas.microsoft.com/office/word/2018/wordml/cex" xmlns:w16cid="http://schemas.microsoft.com/office/word/2016/wordml/cid" xmlns:w16="http://schemas.microsoft.com/office/word/2018/wordml" xmlns:w16du="http://schemas.microsoft.com/office/word/2023/wordml/word16du" xmlns:w16sdtdh="http://schemas.microsoft.com/office/word/2020/wordml/sdtdatahash" xmlns:w16sdtfl="http://schemas.microsoft.com/office/word/2024/wordml/sdtformatlock" xmlns:w16se="http://schemas.microsoft.com/office/word/2015/wordml/symex" xmlns:wpg="http://schemas.microsoft.com/office/word/2010/wordprocessingGroup" xmlns:wpi="http://schemas.microsoft.com/office/word/2010/wordprocessingInk" xmlns:wne="http://schemas.microsoft.com/office/word/2006/wordml" xmlns:wps="http://schemas.microsoft.com/office/word/2010/wordprocessingShape" mc:Ignorable="w14">
+  <w:body>
+    <w:p>
+      <w:pPr>
+        <w:pStyle w:val="Title"/>
+      </w:pPr>
+      <w:r>
+        <w:t>Complete Feature Showcase</w:t>
+      </w:r>
+    </w:p>
+    <w:p>
+      <w:pPr>
+        <w:pStyle w:val="Subtitle"/>
+      </w:pPr>
+      <w:r>
+        <w:t>Every Builder API Feature in One Document</w:t>
+      </w:r>
+    </w:p>
+    <w:p>
+      <w:r>
+        <w:t>Jane Doe</w:t>
+      </w:r>
+      <w:r>
+        <w:t xml:space="preserve"> — March 26, 2026</w:t>
+      </w:r>
+    </w:p>
+    <w:p>
+      <w:r>
+        <w:br w:type="page"/>
+      </w:r>
+    </w:p>
+    <w:p>
+      <w:r>
+        <w:t>Contents</w:t>
+      </w:r>
+    </w:p>
+    <w:p>
+      <w:fldChar w:fldCharType="begin"/>
+      <w:fldChar w:fldCharType="separate"/>
+      <w:fldChar w:fldCharType="end"/>
+      <w:instrText>
+        <w:text> TOC \o "1-3" \h \z \u </w:text>
+      </w:instrText>
+    </w:p>
+    <w:p>
+      <w:r>
+        <w:br w:type="page"/>
+      </w:r>
+    </w:p>
+    <w:p>
+      <w:pPr>
+        <w:pStyle w:val="Heading1"/>
+      </w:pPr>
+      <w:r>
+        <w:t>1. Text Formatting</w:t>
+      </w:r>
+    </w:p>
+    <w:p>
+      <w:r>
+        <w:t xml:space="preserve">This paragraph demonstrates </w:t>
+      </w:r>
+      <w:r>
+        <w:rPr>
+          <w:b/>
+        </w:rPr>
+        <w:t>bold</w:t>
+      </w:r>
+      <w:r>
+        <w:t xml:space="preserve">, </w:t>
+      </w:r>
+      <w:r>
+        <w:rPr>
+          <w:i/>
+        </w:rPr>
+        <w:t>italic</w:t>
+      </w:r>
+      <w:r>
+        <w:t xml:space="preserve">, </w:t>
+      </w:r>
+      <w:r>
+        <w:rPr>
+          <w:u w:val="single"/>
+        </w:rPr>
+        <w:t>underline</w:t>
+      </w:r>
+      <w:r>
+        <w:t xml:space="preserve">, </w:t>
+      </w:r>
+      <w:r>
+        <w:rPr>
+          <w:color w:val="FF0000"/>
+        </w:rPr>
+        <w:t>colored</w:t>
+      </w:r>
+      <w:r>
+        <w:t xml:space="preserve">, </w:t>
+      </w:r>
+      <w:r>
+        <w:rPr>
+          <w:highlight w:val="yellow"/>
+        </w:rPr>
+        <w:t>highlighted</w:t>
+      </w:r>
+      <w:r>
+        <w:t xml:space="preserve">, and </w:t>
+      </w:r>
+      <w:r>
+        <w:rPr>
+          <w:b/>
+          <w:i/>
+          <w:color w:val="0000FF"/>
+        </w:rPr>
+        <w:t>bold italic colored</w:t>
+      </w:r>
+      <w:r>
+        <w:t xml:space="preserve"> text.</w:t>
+      </w:r>
+    </w:p>
+    <w:p>
+      <w:r>
+        <w:t xml:space="preserve">Different sizes: </w:t>
+      </w:r>
+      <w:r>
+        <w:rPr>
+          <w:sz w:val="32"/>
+        </w:rPr>
+        <w:t>small</w:t>
+      </w:r>
+      <w:r>
+        <w:t xml:space="preserve">, </w:t>
+      </w:r>
+      <w:r>
+        <w:rPr>
+          <w:sz w:val="44"/>
+        </w:rPr>
+        <w:t>normal</w:t>
+      </w:r>
+      <w:r>
+        <w:t xml:space="preserve">, </w:t>
+      </w:r>
+      <w:r>
+        <w:rPr>
+          <w:sz w:val="64"/>
+        </w:rPr>
+        <w:t>large</w:t>
+      </w:r>
+    </w:p>
+    <w:p>
+      <w:r>
+        <w:t xml:space="preserve">Text effects: </w:t>
+      </w:r>
+      <w:r>
+        <w:rPr>
+          <w:sz w:val="32"/>
+        </w:rPr>
+        <w:t>superscript</w:t>
+      </w:r>
+      <w:r>
+        <w:rPr>
+          <w:sz w:val="32"/>
+        </w:rPr>
+        <w:t>2</w:t>
+      </w:r>
+      <w:r>
+        <w:t xml:space="preserve"> and </w:t>
+      </w:r>
+      <w:r>
+        <w:rPr>
+          <w:sz w:val="32"/>
+        </w:rPr>
+        <w:t>H</w:t>
+      </w:r>
+      <w:r>
+        <w:rPr>
+          <w:sz w:val="32"/>
+        </w:rPr>
+        <w:t>2</w:t>
+      </w:r>
+      <w:r>
+        <w:t>O</w:t>
+      </w:r>
+    </w:p>
+    <w:p>
+      <w:pPr>
+        <w:pStyle w:val="Heading1"/>
+      </w:pPr>
+      <w:r>
+        <w:t>2. Lists</w:t>
+      </w:r>
+    </w:p>
+    <w:p>
+      <w:pPr>
+        <w:pStyle w:val="Heading2"/>
+      </w:pPr>
+      <w:r>
+        <w:t>2.1 Bullet List</w:t>
+      </w:r>
+    </w:p>
+    <w:p>
+      <w:r>
+        <w:t>Key features of Uniword:</w:t>
+      </w:r>
+    </w:p>
+    <w:p>
+      <w:pPr>
+        <w:numPr>
+          <w:numId w:val="1"/>
+          <w:ilvl w:val="0"/>
+        </w:numPr>
+      </w:pPr>
+      <w:r>
+        <w:t>Comprehensive OOXML model coverage</w:t>
+      </w:r>
+    </w:p>
+    <w:p>
+      <w:pPr>
+        <w:numPr>
+          <w:numId w:val="1"/>
+          <w:ilvl w:val="0"/>
+        </w:numPr>
+      </w:pPr>
+      <w:r>
+        <w:t>Builder API for document construction</w:t>
+      </w:r>
+    </w:p>
+    <w:p>
+      <w:pPr>
+        <w:numPr>
+          <w:numId w:val="1"/>
+          <w:ilvl w:val="0"/>
+        </w:numPr>
+      </w:pPr>
+      <w:r>
+        <w:t>Round-trip fidelity</w:t>
+      </w:r>
+    </w:p>
+    <w:p>
+      <w:pPr>
+        <w:numPr>
+          <w:numId w:val="1"/>
+          <w:ilvl w:val="0"/>
+        </w:numPr>
+      </w:pPr>
+      <w:r>
+        <w:t>Theme support</w:t>
+      </w:r>
+    </w:p>
+    <w:p>
+      <w:pPr>
+        <w:numPr>
+          <w:numId w:val="1"/>
+          <w:ilvl w:val="0"/>
+        </w:numPr>
+      </w:pPr>
+      <w:r>
+        <w:rPr>
+          <w:b/>
+        </w:rPr>
+        <w:t>Rich text</w:t>
+      </w:r>
+      <w:r>
+        <w:t xml:space="preserve"> in list items</w:t>
+      </w:r>
+    </w:p>
+    <w:p>
+      <w:pPr>
+        <w:pStyle w:val="Heading2"/>
+      </w:pPr>
+      <w:r>
+        <w:t>2.2 Numbered List</w:t>
+      </w:r>
+    </w:p>
+    <w:p>
+      <w:r>
+        <w:t>Getting started steps:</w:t>
+      </w:r>
+    </w:p>
+    <w:p>
+      <w:pPr>
+        <w:numPr>
+          <w:numId w:val="2"/>
+          <w:ilvl w:val="0"/>
+        </w:numPr>
+      </w:pPr>
+      <w:r>
+        <w:t>Install the gem</w:t>
+      </w:r>
+    </w:p>
+    <w:p>
+      <w:pPr>
+        <w:numPr>
+          <w:numId w:val="2"/>
+          <w:ilvl w:val="0"/>
+        </w:numPr>
+      </w:pPr>
+      <w:r>
+        <w:t>Require the library</w:t>
+      </w:r>
+    </w:p>
+    <w:p>
+      <w:pPr>
+        <w:numPr>
+          <w:numId w:val="2"/>
+          <w:ilvl w:val="0"/>
+        </w:numPr>
+      </w:pPr>
+      <w:r>
+        <w:t>Create a DocumentBuilder</w:t>
+      </w:r>
+    </w:p>
+    <w:p>
+      <w:pPr>
+        <w:numPr>
+          <w:numId w:val="2"/>
+          <w:ilvl w:val="0"/>
+        </w:numPr>
+      </w:pPr>
+      <w:r>
+        <w:t>Add content</w:t>
+      </w:r>
+    </w:p>
+    <w:p>
+      <w:pPr>
+        <w:numPr>
+          <w:numId w:val="2"/>
+          <w:ilvl w:val="0"/>
+        </w:numPr>
+      </w:pPr>
+      <w:r>
+        <w:t>Save the document</w:t>
+      </w:r>
+    </w:p>
+    <w:p>
+      <w:pPr>
+        <w:pStyle w:val="Heading1"/>
+      </w:pPr>
+      <w:r>
+        <w:t>3. Tables</w:t>
+      </w:r>
+    </w:p>
+    <w:p>
+      <w:r>
+        <w:t>The following table shows project metrics:</w:t>
+      </w:r>
+    </w:p>
+    <w:p>
+      <w:pPr>
+        <w:pStyle w:val="Heading1"/>
+      </w:pPr>
+      <w:r>
+        <w:t>4. Charts</w:t>
+      </w:r>
+    </w:p>
+    <w:p>
+      <w:pPr>
+        <w:pStyle w:val="Heading2"/>
+      </w:pPr>
+      <w:r>
+        <w:t>4.1 Bar Chart</w:t>
+      </w:r>
+    </w:p>
+    <w:p>
+      <w:r>
+        <w:drawing>
+          <wp:inline>
+            <wp:extent wp:cx="5486400" wp:cy="3200400"/>
+            <wp:effectExtent/>
+            <wp:docPr wp:id="347343784" wp:name="Chart bar"/>
+            <graphic xmlns="http://schemas.openxmlformats.org/drawingml/2006/main">
+              <graphicData uri="http://schemas.openxmlformats.org/drawingml/2006/chart">
+                <chart xmlns="http://schemas.openxmlformats.org/drawingml/2006/chart" c:id="rIdChart1"/>
+              </graphicData>
+            </graphic>
+          </wp:inline>
+        </w:drawing>
+      </w:r>
+    </w:p>
+    <w:p>
+      <w:pPr>
+        <w:pStyle w:val="Heading2"/>
+      </w:pPr>
+      <w:r>
+        <w:t>4.2 Line Chart</w:t>
+      </w:r>
+    </w:p>
+    <w:p>
+      <w:r>
+        <w:drawing>
+          <wp:inline>
+            <wp:extent wp:cx="5486400" wp:cy="3200400"/>
+            <wp:effectExtent/>
+            <wp:docPr wp:id="263562126" wp:name="Chart line"/>
+            <graphic xmlns="http://schemas.openxmlformats.org/drawingml/2006/main">
+              <graphicData uri="http://schemas.openxmlformats.org/drawingml/2006/chart">
+                <chart xmlns="http://schemas.openxmlformats.org/drawingml/2006/chart" c:id="rIdChart2"/>
+              </graphicData>
+            </graphic>
+          </wp:inline>
+        </w:drawing>
+      </w:r>
+    </w:p>
+    <w:p>
+      <w:pPr>
+        <w:pStyle w:val="Heading1"/>
+      </w:pPr>
+      <w:r>
+        <w:t>5. Hyperlinks</w:t>
+      </w:r>
+    </w:p>
+    <w:p>
+      <w:r>
+        <w:t xml:space="preserve">Visit the </w:t>
+      </w:r>
+      <w:r>
+        <w:t xml:space="preserve"> for the complete OOXML standard.</w:t>
+      </w:r>
+      <w:hyperlink w:id="https://www.ecma-international.org/publications-and-standards/standards/ecma-376/">
+        <w:r>
+          <w:rPr>
+            <w:color w:val="0000FF"/>
+            <w:u w:val="single"/>
+          </w:rPr>
+          <w:t>ECMA-376 specification</w:t>
+        </w:r>
+      </w:hyperlink>
+    </w:p>
+    <w:p>
+      <w:r>
+        <w:t xml:space="preserve">Uniword is hosted at </w:t>
+      </w:r>
+      <w:r>
+        <w:t>.</w:t>
+      </w:r>
+      <w:hyperlink w:id="https://github.com/publicruby/uniword">
+        <w:r>
+          <w:rPr>
+            <w:color w:val="0000FF"/>
+            <w:u w:val="single"/>
+          </w:rPr>
+          <w:t>GitHub</w:t>
+        </w:r>
+      </w:hyperlink>
+    </w:p>
+    <w:p>
+      <w:pPr>
+        <w:pStyle w:val="Heading1"/>
+      </w:pPr>
+      <w:r>
+        <w:t>6. References</w:t>
+      </w:r>
+    </w:p>
+    <w:p>
+      <w:r>
+        <w:t>This document references the following sources:</w:t>
+      </w:r>
+    </w:p>
+    <w:p>
+      <w:sdt>
+        <w:sdtPr>
+          <w:id w:val="1"/>
+          <w:bibliography/>
+          <w:docPartObj>
+            <w:docPartGallery w:val="Bibliographies"/>
+            <w:docPartUnique/>
+          </w:docPartObj>
+        </w:sdtPr>
+      </w:sdt>
+    </w:p>
+    <w:p>
+      <w:r>
+        <w:br w:type="page"/>
+      </w:r>
+    </w:p>
+    <w:p>
+      <w:pPr>
+        <w:pStyle w:val="Heading1"/>
+      </w:pPr>
+      <w:r>
+        <w:t>7. Special Elements</w:t>
+      </w:r>
+    </w:p>
+    <w:p>
+      <w:pPr>
+        <w:pStyle w:val="Heading2"/>
+      </w:pPr>
+      <w:r>
+        <w:t>7.1 Horizontal Rule</w:t>
+      </w:r>
+    </w:p>
+    <w:p>
+      <w:r>
+        <w:t>Content above the rule.</w:t>
+      </w:r>
+    </w:p>
+    <w:p>
+      <w:pPr>
+        <w:spacing w:after="0"/>
+        <w:pBdr>
+          <w:bottom w:val="single" w:sz="6" w:color="auto"/>
+        </w:pBdr>
+      </w:pPr>
+    </w:p>
+    <w:p>
+      <w:r>
+        <w:t>Content below the rule.</w:t>
+      </w:r>
+    </w:p>
+    <w:p>
+      <w:pPr>
+        <w:pStyle w:val="Heading2"/>
+      </w:pPr>
+      <w:r>
+        <w:t>7.2 Bookmark</w:t>
+      </w:r>
+    </w:p>
+    <w:p>
+      <w:r>
+        <w:t>This paragraph is bookmarked as "appendix-anchor".</w:t>
+      </w:r>
+      <w:bookmarkStart w:id="1" w:name="appendix-anchor"/>
+      <w:bookmarkEnd w:id="1"/>
+    </w:p>
+    <w:p>
+      <w:pPr>
+        <w:pStyle w:val="Heading2"/>
+      </w:pPr>
+      <w:r>
+        <w:t>7.3 Date and Time Fields</w:t>
+      </w:r>
+    </w:p>
+    <w:p>
+      <w:r>
+        <w:t xml:space="preserve">Current date: </w:t>
+      </w:r>
+    </w:p>
+    <w:p>
+      <w:fldChar w:fldCharType="begin"/>
+      <w:fldChar w:fldCharType="separate"/>
+      <w:fldChar w:fldCharType="end"/>
+      <w:instrText>
+        <w:text> DATE \@ "M/d/yyyy" </w:text>
+      </w:instrText>
+    </w:p>
+    <w:p>
+      <w:r>
+        <w:t xml:space="preserve">Current time: </w:t>
+      </w:r>
+    </w:p>
+    <w:p>
+      <w:fldChar w:fldCharType="begin"/>
+      <w:fldChar w:fldCharType="separate"/>
+      <w:fldChar w:fldCharType="end"/>
+      <w:instrText>
+        <w:text> TIME \@ "h:mm:ss am/pm" </w:text>
+      </w:instrText>
+    </w:p>
+    <w:p>
+      <w:r>
+        <w:br w:type="page"/>
+      </w:r>
+    </w:p>
+    <w:p>
+      <w:pPr>
+        <w:pStyle w:val="Heading1"/>
+      </w:pPr>
+      <w:r>
+        <w:t>8. Appendix</w:t>
+      </w:r>
+    </w:p>
+    <w:p>
+      <w:r>
+        <w:t>This is the appendix section, separated by a page break.</w:t>
+      </w:r>
+    </w:p>
+    <w:p>
+      <w:pPr>
+        <w:numPr>
+          <w:numId w:val="3"/>
+          <w:ilvl w:val="0"/>
+        </w:numPr>
+      </w:pPr>
+      <w:r>
+        <w:t>Additional resource A</w:t>
+      </w:r>
+    </w:p>
+    <w:p>
+      <w:pPr>
+        <w:numPr>
+          <w:numId w:val="3"/>
+          <w:ilvl w:val="0"/>
+        </w:numPr>
+      </w:pPr>
+      <w:r>
+        <w:t>Additional resource B</w:t>
+      </w:r>
+    </w:p>
+    <w:p>
+      <w:pPr>
+        <w:numPr>
+          <w:numId w:val="3"/>
+          <w:ilvl w:val="0"/>
+        </w:numPr>
+      </w:pPr>
+      <w:r>
+        <w:t>Additional resource C</w:t>
+      </w:r>
+    </w:p>
+    <w:tbl>
+      <w:tr>
+        <w:tc>
+          <w:tcPr>
+            <w:shd w:val="clear" w:color="FFFFFF" w:fill="2E5090"/>
+          </w:tcPr>
+          <w:p>
+            <w:r>
+              <w:t>Metric</w:t>
+            </w:r>
+          </w:p>
+        </w:tc>
+        <w:tc>
+          <w:tcPr>
+            <w:shd w:val="clear" w:color="FFFFFF" w:fill="2E5090"/>
+          </w:tcPr>
+          <w:p>
+            <w:r>
+              <w:t>Q1</w:t>
+            </w:r>
+          </w:p>
+        </w:tc>
+        <w:tc>
+          <w:tcPr>
+            <w:shd w:val="clear" w:color="FFFFFF" w:fill="2E5090"/>
+          </w:tcPr>
+          <w:p>
+            <w:r>
+              <w:t>Q2</w:t>
+            </w:r>
+          </w:p>
+        </w:tc>
+        <w:tc>
+          <w:tcPr>
+            <w:shd w:val="clear" w:color="FFFFFF" w:fill="2E5090"/>
+          </w:tcPr>
+          <w:p>
+            <w:r>
+              <w:t>Q3</w:t>
+            </w:r>
+          </w:p>
+        </w:tc>
+        <w:tc>
+          <w:tcPr>
+            <w:shd w:val="clear" w:color="FFFFFF" w:fill="2E5090"/>
+          </w:tcPr>
+          <w:p>
+            <w:r>
+              <w:t>Q4</w:t>
+            </w:r>
+          </w:p>
+        </w:tc>
+      </w:tr>
+      <w:tr>
+        <w:tc>
+          <w:p>
+            <w:r>
+              <w:t>Revenue</w:t>
+            </w:r>
+          </w:p>
+        </w:tc>
+        <w:tc>
+          <w:p>
+            <w:r>
+              <w:t>$1.2M</w:t>
+            </w:r>
+          </w:p>
+        </w:tc>
+        <w:tc>
+          <w:p>
+            <w:r>
+              <w:t>$1.5M</w:t>
+            </w:r>
+          </w:p>
+        </w:tc>
+        <w:tc>
+          <w:p>
+            <w:r>
+              <w:t>$1.4M</w:t>
+            </w:r>
+          </w:p>
+        </w:tc>
+        <w:tc>
+          <w:p>
+            <w:r>
+              <w:t>$1.6M</w:t>
+            </w:r>
+          </w:p>
+        </w:tc>
+      </w:tr>
+      <w:tr>
+        <w:tc>
+          <w:p>
+            <w:r>
+              <w:t>Users</w:t>
+            </w:r>
+          </w:p>
+        </w:tc>
+        <w:tc>
+          <w:p>
+            <w:r>
+              <w:t>10K</w:t>
+            </w:r>
+          </w:p>
+        </w:tc>
+        <w:tc>
+          <w:p>
+            <w:r>
+              <w:t>15K</w:t>
+            </w:r>
+          </w:p>
+        </w:tc>
+        <w:tc>
+          <w:p>
+            <w:r>
+              <w:t>18K</w:t>
+            </w:r>
+          </w:p>
+        </w:tc>
+        <w:tc>
+          <w:p>
+            <w:r>
+              <w:t>25K</w:t>
+            </w:r>
+          </w:p>
+        </w:tc>
+      </w:tr>
+      <w:tr>
+        <w:tc>
+          <w:p>
+            <w:r>
+              <w:t>NPS Score</w:t>
+            </w:r>
+          </w:p>
+        </w:tc>
+        <w:tc>
+          <w:p>
+            <w:r>
+              <w:t>72</w:t>
+            </w:r>
+          </w:p>
+        </w:tc>
+        <w:tc>
+          <w:p>
+            <w:r>
+              <w:t>78</w:t>
+            </w:r>
+          </w:p>
+        </w:tc>
+        <w:tc>
+          <w:p>
+            <w:r>
+              <w:t>81</w:t>
+            </w:r>
+          </w:p>
+        </w:tc>
+        <w:tc>
+          <w:p>
+            <w:r>
+              <w:t>85</w:t>
+            </w:r>
+          </w:p>
+        </w:tc>
+      </w:tr>
+    </w:tbl>
+    <w:sectPr w:val="nextPage">
+      <w:pgSz w:w="12240" w:h="15840" w:orient="portrait"/>
+      <w:pgMar w:top="1440" w:bottom="1440" w:left="1440" w:right="1440" w:header="720" w:footer="720" w:gutter="0"/>
+      <w:headerReference w:type="default" r:id="rIdHeader1"/>
+      <w:footerReference w:type="default" r:id="rIdFooter1"/>
+      <w:pgNumType w:start="1"/>
+    </w:sectPr>
+  </w:body>
+</w:document>
 </file>
 
 <file path=word/footer1.xml><?xml version="1.0" encoding="utf-8"?>
@@ -320,7 +1100,52 @@
 </file>
 
 <file path=word/sources.xml><?xml version="1.0" encoding="UTF-8" standalone="yes"?>
-<Sources xmlns="http://schemas.openxmlformats.org/officeDocument/2006/bibliography" b:SelectedStyle="APA"><Source><SourceType>Book</SourceType><Tag>ECMA376</Tag><Author><NameList><Person><First>ECMA</First><Last>International</Last></Person></NameList></Author><Title>Office Open XML File Formats</Title><Year>2024</Year><Publisher>ECMA International</Publisher><City>Geneva</City><RefOrder>1</RefOrder></Source><Source><SourceType>JournalArticle</SourceType><Tag>Smith2024</Tag><Author><NameList><Person><First>John</First><Last>Smith</Last></Person></NameList></Author><Title>Document Generation with Ruby</Title><Year>2024</Year><Publisher>Ruby Journal</Publisher><Pages>15-30</Pages><Volume>12</Volume><Issue>1</Issue><RefOrder>2</RefOrder></Source><Source><SourceType>InternetSite</SourceType><Tag>OOXMLSpec</Tag><Title>ISO/IEC 29500 Information Technology</Title><Year>2024</Year><URL>https://standards.iso.org/iso/29500</URL><RefOrder>3</RefOrder></Source></Sources>
+<Sources xmlns="http://schemas.openxmlformats.org/officeDocument/2006/bibliography" b:SelectedStyle="APA">
+  <Source>
+    <SourceType>Book</SourceType>
+    <Tag>ECMA376</Tag>
+    <Author>
+      <NameList>
+        <Person>
+          <First>ECMA</First>
+          <Last>International</Last>
+        </Person>
+      </NameList>
+    </Author>
+    <Title>Office Open XML File Formats</Title>
+    <Year>2024</Year>
+    <Publisher>ECMA International</Publisher>
+    <City>Geneva</City>
+    <RefOrder>1</RefOrder>
+  </Source>
+  <Source>
+    <SourceType>JournalArticle</SourceType>
+    <Tag>Smith2024</Tag>
+    <Author>
+      <NameList>
+        <Person>
+          <First>John</First>
+          <Last>Smith</Last>
+        </Person>
+      </NameList>
+    </Author>
+    <Title>Document Generation with Ruby</Title>
+    <Year>2024</Year>
+    <Publisher>Ruby Journal</Publisher>
+    <Pages>15-30</Pages>
+    <Volume>12</Volume>
+    <Issue>1</Issue>
+    <RefOrder>2</RefOrder>
+  </Source>
+  <Source>
+    <SourceType>InternetSite</SourceType>
+    <Tag>OOXMLSpec</Tag>
+    <Title>ISO/IEC 29500 Information Technology</Title>
+    <Year>2024</Year>
+    <URL>https://standards.iso.org/iso/29500</URL>
+    <RefOrder>3</RefOrder>
+  </Source>
+</Sources>
 </file>
 
 <file path=word/styles.xml><?xml version="1.0" encoding="utf-8"?>

--- a/examples/generated/complete_all_features.docx
+++ b/examples/generated/complete_all_features.docx
@@ -1,6 +1,6 @@
 
 <file path=word/document.xml><?xml version="1.0" encoding="UTF-8" standalone="yes"?>
-<w:document xmlns:w="http://schemas.openxmlformats.org/wordprocessingml/2006/main" xmlns:wpc="http://schemas.microsoft.com/office/word/2010/wordprocessingCanvas" xmlns:cx="http://schemas.microsoft.com/office/drawing/2014/chartex" xmlns:cx1="http://schemas.microsoft.com/office/drawing/2015/9/8/chartex" xmlns:cx2="http://schemas.microsoft.com/office/drawing/2015/10/21/chartex" xmlns:cx3="http://schemas.microsoft.com/office/drawing/2016/5/9/chartex" xmlns:cx4="http://schemas.microsoft.com/office/drawing/2016/5/10/chartex" xmlns:cx5="http://schemas.microsoft.com/office/drawing/2016/5/11/chartex" xmlns:cx6="http://schemas.microsoft.com/office/drawing/2016/5/12/chartex" xmlns:cx7="http://schemas.microsoft.com/office/drawing/2016/5/13/chartex" xmlns:cx8="http://schemas.microsoft.com/office/drawing/2016/5/14/chartex" xmlns:mc="http://schemas.openxmlformats.org/markup-compatibility/2006" xmlns:aink="http://schemas.microsoft.com/office/drawing/2016/ink" xmlns:am3d="http://schemas.microsoft.com/office/drawing/2017/model3d" xmlns:o="urn:schemas-microsoft-com:office:office" xmlns:oel="http://schemas.microsoft.com/office/2019/extlst" xmlns:r="http://schemas.openxmlformats.org/officeDocument/2006/relationships" xmlns:m="http://schemas.openxmlformats.org/officeDocument/2006/math" xmlns:v="urn:schemas-microsoft-com:vml" xmlns:wp14="http://schemas.microsoft.com/office/word/2010/wordprocessingDrawing" xmlns:wp="http://schemas.openxmlformats.org/drawingml/2006/wordprocessingDrawing" xmlns:w10="urn:schemas-microsoft-com:office:word" xmlns:w14="http://schemas.microsoft.com/office/word/2010/wordml" xmlns:w15="http://schemas.microsoft.com/office/word/2012/wordml" xmlns:w16cex="http://schemas.microsoft.com/office/word/2018/wordml/cex" xmlns:w16cid="http://schemas.microsoft.com/office/word/2016/wordml/cid" xmlns:w16="http://schemas.microsoft.com/office/word/2018/wordml" xmlns:w16du="http://schemas.microsoft.com/office/word/2023/wordml/word16du" xmlns:w16sdtdh="http://schemas.microsoft.com/office/word/2020/wordml/sdtdatahash" xmlns:w16sdtfl="http://schemas.microsoft.com/office/word/2024/wordml/sdtformatlock" xmlns:w16se="http://schemas.microsoft.com/office/word/2015/wordml/symex" xmlns:wpg="http://schemas.microsoft.com/office/word/2010/wordprocessingGroup" xmlns:wpi="http://schemas.microsoft.com/office/word/2010/wordprocessingInk" xmlns:wne="http://schemas.microsoft.com/office/word/2006/wordml" xmlns:wps="http://schemas.microsoft.com/office/word/2010/wordprocessingShape" mc:Ignorable="w14">
+<w:document xmlns:w="http://schemas.openxmlformats.org/wordprocessingml/2006/main" xmlns:wpc="http://schemas.microsoft.com/office/word/2010/wordprocessingCanvas" xmlns:cx="http://schemas.microsoft.com/office/drawing/2014/chartex" xmlns:cx1="http://schemas.microsoft.com/office/drawing/2015/9/8/chartex" xmlns:cx2="http://schemas.microsoft.com/office/drawing/2015/10/21/chartex" xmlns:cx3="http://schemas.microsoft.com/office/drawing/2016/5/9/chartex" xmlns:cx4="http://schemas.microsoft.com/office/drawing/2016/5/10/chartex" xmlns:cx5="http://schemas.microsoft.com/office/drawing/2016/5/11/chartex" xmlns:cx6="http://schemas.microsoft.com/office/drawing/2016/5/12/chartex" xmlns:cx7="http://schemas.microsoft.com/office/drawing/2016/5/13/chartex" xmlns:cx8="http://schemas.microsoft.com/office/drawing/2016/5/14/chartex" xmlns:mc="http://schemas.openxmlformats.org/markup-compatibility/2006" xmlns:aink="http://schemas.microsoft.com/office/drawing/2016/ink" xmlns:am3d="http://schemas.microsoft.com/office/drawing/2017/model3d" xmlns:o="urn:schemas-microsoft-com:office:office" xmlns:oel="http://schemas.microsoft.com/office/2019/extlst" xmlns:r="http://schemas.openxmlformats.org/officeDocument/2006/relationships" xmlns:m="http://schemas.openxmlformats.org/officeDocument/2006/math" xmlns:v="urn:schemas-microsoft-com:vml" xmlns:wp14="http://schemas.microsoft.com/office/word/2010/wordprocessingDrawing" xmlns:wp="http://schemas.openxmlformats.org/drawingml/2006/wordprocessingDrawing" xmlns:w10="urn:schemas-microsoft-com:office:word" xmlns:w14="http://schemas.microsoft.com/office/word/2010/wordml" xmlns:w15="http://schemas.microsoft.com/office/word/2012/wordml" xmlns:w16cex="http://schemas.microsoft.com/office/word/2018/wordml/cex" xmlns:w16cid="http://schemas.microsoft.com/office/word/2016/wordml/cid" xmlns:w16="http://schemas.microsoft.com/office/word/2018/wordml" xmlns:w16du="http://schemas.microsoft.com/office/word/2023/wordml/word16du" xmlns:w16sdtdh="http://schemas.microsoft.com/office/word/2020/wordml/sdtdatahash" xmlns:w16sdtfl="http://schemas.microsoft.com/office/word/2024/wordml/sdtformatlock" xmlns:w16se="http://schemas.microsoft.com/office/word/2015/wordml/symex" xmlns:wpg="http://schemas.microsoft.com/office/word/2010/wordprocessingGroup" xmlns:wpi="http://schemas.microsoft.com/office/word/2010/wordprocessingInk" xmlns:wne="http://schemas.microsoft.com/office/word/2006/wordml" xmlns:wps="http://schemas.microsoft.com/office/word/2010/wordprocessingShape" mc:Ignorable="w14 w15 w16se w16cid w16 w16cex w16du w16sdtdh w16sdtfl wp14">
   <w:body>
     <w:p>
       <w:pPr>
@@ -206,52 +206,52 @@
     <w:p>
       <w:pPr>
         <w:numPr>
+          <w:ilvl w:val="0"/>
           <w:numId w:val="1"/>
+        </w:numPr>
+      </w:pPr>
+      <w:r>
+        <w:t>Comprehensive OOXML model coverage</w:t>
+      </w:r>
+    </w:p>
+    <w:p>
+      <w:pPr>
+        <w:numPr>
           <w:ilvl w:val="0"/>
+          <w:numId w:val="1"/>
         </w:numPr>
       </w:pPr>
       <w:r>
-        <w:t>Comprehensive OOXML model coverage</w:t>
+        <w:t>Builder API for document construction</w:t>
       </w:r>
     </w:p>
     <w:p>
       <w:pPr>
         <w:numPr>
+          <w:ilvl w:val="0"/>
           <w:numId w:val="1"/>
+        </w:numPr>
+      </w:pPr>
+      <w:r>
+        <w:t>Round-trip fidelity</w:t>
+      </w:r>
+    </w:p>
+    <w:p>
+      <w:pPr>
+        <w:numPr>
           <w:ilvl w:val="0"/>
+          <w:numId w:val="1"/>
         </w:numPr>
       </w:pPr>
       <w:r>
-        <w:t>Builder API for document construction</w:t>
+        <w:t>Theme support</w:t>
       </w:r>
     </w:p>
     <w:p>
       <w:pPr>
         <w:numPr>
+          <w:ilvl w:val="0"/>
           <w:numId w:val="1"/>
-          <w:ilvl w:val="0"/>
-        </w:numPr>
-      </w:pPr>
-      <w:r>
-        <w:t>Round-trip fidelity</w:t>
-      </w:r>
-    </w:p>
-    <w:p>
-      <w:pPr>
-        <w:numPr>
-          <w:numId w:val="1"/>
-          <w:ilvl w:val="0"/>
-        </w:numPr>
-      </w:pPr>
-      <w:r>
-        <w:t>Theme support</w:t>
-      </w:r>
-    </w:p>
-    <w:p>
-      <w:pPr>
-        <w:numPr>
-          <w:numId w:val="1"/>
-          <w:ilvl w:val="0"/>
         </w:numPr>
       </w:pPr>
       <w:r>
@@ -280,52 +280,52 @@
     <w:p>
       <w:pPr>
         <w:numPr>
+          <w:ilvl w:val="0"/>
           <w:numId w:val="2"/>
+        </w:numPr>
+      </w:pPr>
+      <w:r>
+        <w:t>Install the gem</w:t>
+      </w:r>
+    </w:p>
+    <w:p>
+      <w:pPr>
+        <w:numPr>
           <w:ilvl w:val="0"/>
+          <w:numId w:val="2"/>
         </w:numPr>
       </w:pPr>
       <w:r>
-        <w:t>Install the gem</w:t>
+        <w:t>Require the library</w:t>
       </w:r>
     </w:p>
     <w:p>
       <w:pPr>
         <w:numPr>
+          <w:ilvl w:val="0"/>
           <w:numId w:val="2"/>
+        </w:numPr>
+      </w:pPr>
+      <w:r>
+        <w:t>Create a DocumentBuilder</w:t>
+      </w:r>
+    </w:p>
+    <w:p>
+      <w:pPr>
+        <w:numPr>
           <w:ilvl w:val="0"/>
+          <w:numId w:val="2"/>
         </w:numPr>
       </w:pPr>
       <w:r>
-        <w:t>Require the library</w:t>
+        <w:t>Add content</w:t>
       </w:r>
     </w:p>
     <w:p>
       <w:pPr>
         <w:numPr>
+          <w:ilvl w:val="0"/>
           <w:numId w:val="2"/>
-          <w:ilvl w:val="0"/>
-        </w:numPr>
-      </w:pPr>
-      <w:r>
-        <w:t>Create a DocumentBuilder</w:t>
-      </w:r>
-    </w:p>
-    <w:p>
-      <w:pPr>
-        <w:numPr>
-          <w:numId w:val="2"/>
-          <w:ilvl w:val="0"/>
-        </w:numPr>
-      </w:pPr>
-      <w:r>
-        <w:t>Add content</w:t>
-      </w:r>
-    </w:p>
-    <w:p>
-      <w:pPr>
-        <w:numPr>
-          <w:numId w:val="2"/>
-          <w:ilvl w:val="0"/>
         </w:numPr>
       </w:pPr>
       <w:r>
@@ -413,9 +413,6 @@
       <w:r>
         <w:t xml:space="preserve">Visit the </w:t>
       </w:r>
-      <w:r>
-        <w:t xml:space="preserve"> for the complete OOXML standard.</w:t>
-      </w:r>
       <w:hyperlink w:id="https://www.ecma-international.org/publications-and-standards/standards/ecma-376/">
         <w:r>
           <w:rPr>
@@ -425,13 +422,13 @@
           <w:t>ECMA-376 specification</w:t>
         </w:r>
       </w:hyperlink>
+      <w:r>
+        <w:t xml:space="preserve"> for the complete OOXML standard.</w:t>
+      </w:r>
     </w:p>
     <w:p>
       <w:r>
         <w:t xml:space="preserve">Uniword is hosted at </w:t>
-      </w:r>
-      <w:r>
-        <w:t>.</w:t>
       </w:r>
       <w:hyperlink w:id="https://github.com/publicruby/uniword">
         <w:r>
@@ -442,6 +439,9 @@
           <w:t>GitHub</w:t>
         </w:r>
       </w:hyperlink>
+      <w:r>
+        <w:t>.</w:t>
+      </w:r>
     </w:p>
     <w:p>
       <w:pPr>
@@ -516,10 +516,10 @@
       </w:r>
     </w:p>
     <w:p>
+      <w:bookmarkStart w:id="1" w:name="appendix-anchor"/>
       <w:r>
         <w:t>This paragraph is bookmarked as "appendix-anchor".</w:t>
       </w:r>
-      <w:bookmarkStart w:id="1" w:name="appendix-anchor"/>
       <w:bookmarkEnd w:id="1"/>
     </w:p>
     <w:p>
@@ -577,40 +577,52 @@
     <w:p>
       <w:pPr>
         <w:numPr>
+          <w:ilvl w:val="0"/>
           <w:numId w:val="3"/>
+        </w:numPr>
+      </w:pPr>
+      <w:r>
+        <w:t>Additional resource A</w:t>
+      </w:r>
+    </w:p>
+    <w:p>
+      <w:pPr>
+        <w:numPr>
           <w:ilvl w:val="0"/>
+          <w:numId w:val="3"/>
         </w:numPr>
       </w:pPr>
       <w:r>
-        <w:t>Additional resource A</w:t>
+        <w:t>Additional resource B</w:t>
       </w:r>
     </w:p>
     <w:p>
       <w:pPr>
         <w:numPr>
+          <w:ilvl w:val="0"/>
           <w:numId w:val="3"/>
-          <w:ilvl w:val="0"/>
         </w:numPr>
       </w:pPr>
       <w:r>
-        <w:t>Additional resource B</w:t>
-      </w:r>
-    </w:p>
-    <w:p>
-      <w:pPr>
-        <w:numPr>
-          <w:numId w:val="3"/>
-          <w:ilvl w:val="0"/>
-        </w:numPr>
-      </w:pPr>
-      <w:r>
         <w:t>Additional resource C</w:t>
       </w:r>
     </w:p>
     <w:tbl>
+      <w:tblPr>
+        <w:tblW w:w="0" w:type="auto"/>
+        <w:tblLook w:val="04A0" w:firstRow="1" w:lastRow="0" w:firstColumn="1" w:lastColumn="0" w:noHBand="0" w:noVBand="1"/>
+      </w:tblPr>
+      <w:tblGrid>
+        <w:gridCol/>
+        <w:gridCol/>
+        <w:gridCol/>
+        <w:gridCol/>
+        <w:gridCol/>
+      </w:tblGrid>
       <w:tr>
         <w:tc>
           <w:tcPr>
+            <w:tcW w:w="0" w:type="auto"/>
             <w:shd w:val="clear" w:color="FFFFFF" w:fill="2E5090"/>
           </w:tcPr>
           <w:p>
@@ -621,6 +633,7 @@
         </w:tc>
         <w:tc>
           <w:tcPr>
+            <w:tcW w:w="0" w:type="auto"/>
             <w:shd w:val="clear" w:color="FFFFFF" w:fill="2E5090"/>
           </w:tcPr>
           <w:p>
@@ -631,6 +644,7 @@
         </w:tc>
         <w:tc>
           <w:tcPr>
+            <w:tcW w:w="0" w:type="auto"/>
             <w:shd w:val="clear" w:color="FFFFFF" w:fill="2E5090"/>
           </w:tcPr>
           <w:p>
@@ -641,6 +655,7 @@
         </w:tc>
         <w:tc>
           <w:tcPr>
+            <w:tcW w:w="0" w:type="auto"/>
             <w:shd w:val="clear" w:color="FFFFFF" w:fill="2E5090"/>
           </w:tcPr>
           <w:p>
@@ -651,6 +666,7 @@
         </w:tc>
         <w:tc>
           <w:tcPr>
+            <w:tcW w:w="0" w:type="auto"/>
             <w:shd w:val="clear" w:color="FFFFFF" w:fill="2E5090"/>
           </w:tcPr>
           <w:p>
@@ -662,6 +678,9 @@
       </w:tr>
       <w:tr>
         <w:tc>
+          <w:tcPr>
+            <w:tcW w:w="0" w:type="auto"/>
+          </w:tcPr>
           <w:p>
             <w:r>
               <w:t>Revenue</w:t>
@@ -669,6 +688,9 @@
           </w:p>
         </w:tc>
         <w:tc>
+          <w:tcPr>
+            <w:tcW w:w="0" w:type="auto"/>
+          </w:tcPr>
           <w:p>
             <w:r>
               <w:t>$1.2M</w:t>
@@ -676,6 +698,9 @@
           </w:p>
         </w:tc>
         <w:tc>
+          <w:tcPr>
+            <w:tcW w:w="0" w:type="auto"/>
+          </w:tcPr>
           <w:p>
             <w:r>
               <w:t>$1.5M</w:t>
@@ -683,6 +708,9 @@
           </w:p>
         </w:tc>
         <w:tc>
+          <w:tcPr>
+            <w:tcW w:w="0" w:type="auto"/>
+          </w:tcPr>
           <w:p>
             <w:r>
               <w:t>$1.4M</w:t>
@@ -690,6 +718,9 @@
           </w:p>
         </w:tc>
         <w:tc>
+          <w:tcPr>
+            <w:tcW w:w="0" w:type="auto"/>
+          </w:tcPr>
           <w:p>
             <w:r>
               <w:t>$1.6M</w:t>
@@ -699,6 +730,9 @@
       </w:tr>
       <w:tr>
         <w:tc>
+          <w:tcPr>
+            <w:tcW w:w="0" w:type="auto"/>
+          </w:tcPr>
           <w:p>
             <w:r>
               <w:t>Users</w:t>
@@ -706,6 +740,9 @@
           </w:p>
         </w:tc>
         <w:tc>
+          <w:tcPr>
+            <w:tcW w:w="0" w:type="auto"/>
+          </w:tcPr>
           <w:p>
             <w:r>
               <w:t>10K</w:t>
@@ -713,6 +750,9 @@
           </w:p>
         </w:tc>
         <w:tc>
+          <w:tcPr>
+            <w:tcW w:w="0" w:type="auto"/>
+          </w:tcPr>
           <w:p>
             <w:r>
               <w:t>15K</w:t>
@@ -720,6 +760,9 @@
           </w:p>
         </w:tc>
         <w:tc>
+          <w:tcPr>
+            <w:tcW w:w="0" w:type="auto"/>
+          </w:tcPr>
           <w:p>
             <w:r>
               <w:t>18K</w:t>
@@ -727,6 +770,9 @@
           </w:p>
         </w:tc>
         <w:tc>
+          <w:tcPr>
+            <w:tcW w:w="0" w:type="auto"/>
+          </w:tcPr>
           <w:p>
             <w:r>
               <w:t>25K</w:t>
@@ -736,6 +782,9 @@
       </w:tr>
       <w:tr>
         <w:tc>
+          <w:tcPr>
+            <w:tcW w:w="0" w:type="auto"/>
+          </w:tcPr>
           <w:p>
             <w:r>
               <w:t>NPS Score</w:t>
@@ -743,6 +792,9 @@
           </w:p>
         </w:tc>
         <w:tc>
+          <w:tcPr>
+            <w:tcW w:w="0" w:type="auto"/>
+          </w:tcPr>
           <w:p>
             <w:r>
               <w:t>72</w:t>
@@ -750,6 +802,9 @@
           </w:p>
         </w:tc>
         <w:tc>
+          <w:tcPr>
+            <w:tcW w:w="0" w:type="auto"/>
+          </w:tcPr>
           <w:p>
             <w:r>
               <w:t>78</w:t>
@@ -757,6 +812,9 @@
           </w:p>
         </w:tc>
         <w:tc>
+          <w:tcPr>
+            <w:tcW w:w="0" w:type="auto"/>
+          </w:tcPr>
           <w:p>
             <w:r>
               <w:t>81</w:t>
@@ -764,6 +822,9 @@
           </w:p>
         </w:tc>
         <w:tc>
+          <w:tcPr>
+            <w:tcW w:w="0" w:type="auto"/>
+          </w:tcPr>
           <w:p>
             <w:r>
               <w:t>85</w:t>
@@ -773,10 +834,11 @@
       </w:tr>
     </w:tbl>
     <w:sectPr w:val="nextPage">
+      <w:headerReference w:type="default" r:id="rIdHeader1"/>
+      <w:footerReference w:type="default" r:id="rIdFooter1"/>
       <w:pgSz w:w="12240" w:h="15840" w:orient="portrait"/>
       <w:pgMar w:top="1440" w:bottom="1440" w:left="1440" w:right="1440" w:header="720" w:footer="720" w:gutter="0"/>
-      <w:headerReference w:type="default" r:id="rIdHeader1"/>
-      <w:footerReference w:type="default" r:id="rIdFooter1"/>
+      <w:cols w:space="720"/>
       <w:pgNumType w:start="1"/>
     </w:sectPr>
   </w:body>
@@ -784,7 +846,7 @@
 </file>
 
 <file path=word/footer1.xml><?xml version="1.0" encoding="utf-8"?>
-<w:ftr xmlns:w="http://schemas.openxmlformats.org/wordprocessingml/2006/main">
+<w:ftr xmlns:w="http://schemas.openxmlformats.org/wordprocessingml/2006/main" xmlns:wpc="http://schemas.microsoft.com/office/word/2010/wordprocessingCanvas" xmlns:cx="http://schemas.microsoft.com/office/drawing/2014/chartex" xmlns:cx1="http://schemas.microsoft.com/office/drawing/2015/9/8/chartex" xmlns:cx2="http://schemas.microsoft.com/office/drawing/2015/10/21/chartex" xmlns:cx3="http://schemas.microsoft.com/office/drawing/2016/5/9/chartex" xmlns:cx4="http://schemas.microsoft.com/office/drawing/2016/5/10/chartex" xmlns:cx5="http://schemas.microsoft.com/office/drawing/2016/5/11/chartex" xmlns:cx6="http://schemas.microsoft.com/office/drawing/2016/5/12/chartex" xmlns:cx7="http://schemas.microsoft.com/office/drawing/2016/5/13/chartex" xmlns:cx8="http://schemas.microsoft.com/office/drawing/2016/5/14/chartex" xmlns:mc="http://schemas.openxmlformats.org/markup-compatibility/2006" xmlns:aink="http://schemas.microsoft.com/office/drawing/2016/ink" xmlns:am3d="http://schemas.microsoft.com/office/drawing/2017/model3d" xmlns:o="urn:schemas-microsoft-com:office:office" xmlns:oel="http://schemas.microsoft.com/office/2019/extlst" xmlns:r="http://schemas.openxmlformats.org/officeDocument/2006/relationships" xmlns:m="http://schemas.openxmlformats.org/officeDocument/2006/math" xmlns:v="urn:schemas-microsoft-com:vml" xmlns:wp14="http://schemas.microsoft.com/office/word/2010/wordprocessingDrawing" xmlns:wp="http://schemas.openxmlformats.org/drawingml/2006/wordprocessingDrawing" xmlns:w10="urn:schemas-microsoft-com:office:word" xmlns:w14="http://schemas.microsoft.com/office/word/2010/wordml" xmlns:w15="http://schemas.microsoft.com/office/word/2012/wordml" xmlns:w16cex="http://schemas.microsoft.com/office/word/2018/wordml/cex" xmlns:w16cid="http://schemas.microsoft.com/office/word/2016/wordml/cid" xmlns:w16="http://schemas.microsoft.com/office/word/2018/wordml" xmlns:w16du="http://schemas.microsoft.com/office/word/2023/wordml/word16du" xmlns:w16sdtdh="http://schemas.microsoft.com/office/word/2020/wordml/sdtdatahash" xmlns:w16sdtfl="http://schemas.microsoft.com/office/word/2024/wordml/sdtformatlock" xmlns:w16se="http://schemas.microsoft.com/office/word/2015/wordml/symex" xmlns:wpg="http://schemas.microsoft.com/office/word/2010/wordprocessingGroup" xmlns:wpi="http://schemas.microsoft.com/office/word/2010/wordprocessingInk" xmlns:wne="http://schemas.microsoft.com/office/word/2006/wordml" xmlns:wps="http://schemas.microsoft.com/office/word/2010/wordprocessingShape" mc:Ignorable="w14 w15 w16se w16cid w16 w16cex w16du w16sdtdh w16sdtfl wp14">
   <w:p>
     <w:r>
       <w:t xml:space="preserve">Page </w:t>
@@ -823,7 +885,7 @@
 </file>
 
 <file path=word/header1.xml><?xml version="1.0" encoding="utf-8"?>
-<w:hdr xmlns:w="http://schemas.openxmlformats.org/wordprocessingml/2006/main">
+<w:hdr xmlns:w="http://schemas.openxmlformats.org/wordprocessingml/2006/main" xmlns:wpc="http://schemas.microsoft.com/office/word/2010/wordprocessingCanvas" xmlns:cx="http://schemas.microsoft.com/office/drawing/2014/chartex" xmlns:cx1="http://schemas.microsoft.com/office/drawing/2015/9/8/chartex" xmlns:cx2="http://schemas.microsoft.com/office/drawing/2015/10/21/chartex" xmlns:cx3="http://schemas.microsoft.com/office/drawing/2016/5/9/chartex" xmlns:cx4="http://schemas.microsoft.com/office/drawing/2016/5/10/chartex" xmlns:cx5="http://schemas.microsoft.com/office/drawing/2016/5/11/chartex" xmlns:cx6="http://schemas.microsoft.com/office/drawing/2016/5/12/chartex" xmlns:cx7="http://schemas.microsoft.com/office/drawing/2016/5/13/chartex" xmlns:cx8="http://schemas.microsoft.com/office/drawing/2016/5/14/chartex" xmlns:mc="http://schemas.openxmlformats.org/markup-compatibility/2006" xmlns:aink="http://schemas.microsoft.com/office/drawing/2016/ink" xmlns:am3d="http://schemas.microsoft.com/office/drawing/2017/model3d" xmlns:o="urn:schemas-microsoft-com:office:office" xmlns:oel="http://schemas.microsoft.com/office/2019/extlst" xmlns:r="http://schemas.openxmlformats.org/officeDocument/2006/relationships" xmlns:m="http://schemas.openxmlformats.org/officeDocument/2006/math" xmlns:v="urn:schemas-microsoft-com:vml" xmlns:wp14="http://schemas.microsoft.com/office/word/2010/wordprocessingDrawing" xmlns:wp="http://schemas.openxmlformats.org/drawingml/2006/wordprocessingDrawing" xmlns:w10="urn:schemas-microsoft-com:office:word" xmlns:w14="http://schemas.microsoft.com/office/word/2010/wordml" xmlns:w15="http://schemas.microsoft.com/office/word/2012/wordml" xmlns:w16cex="http://schemas.microsoft.com/office/word/2018/wordml/cex" xmlns:w16cid="http://schemas.microsoft.com/office/word/2016/wordml/cid" xmlns:w16="http://schemas.microsoft.com/office/word/2018/wordml" xmlns:w16du="http://schemas.microsoft.com/office/word/2023/wordml/word16du" xmlns:w16sdtdh="http://schemas.microsoft.com/office/word/2020/wordml/sdtdatahash" xmlns:w16sdtfl="http://schemas.microsoft.com/office/word/2024/wordml/sdtformatlock" xmlns:w16se="http://schemas.microsoft.com/office/word/2015/wordml/symex" xmlns:wpg="http://schemas.microsoft.com/office/word/2010/wordprocessingGroup" xmlns:wpi="http://schemas.microsoft.com/office/word/2010/wordprocessingInk" xmlns:wne="http://schemas.microsoft.com/office/word/2006/wordml" xmlns:wps="http://schemas.microsoft.com/office/word/2010/wordprocessingShape" mc:Ignorable="w14 w15 w16se w16cid w16 w16cex w16du w16sdtdh w16sdtfl wp14">
   <w:p>
     <w:r>
       <w:rPr>
@@ -1087,13 +1149,13 @@
       </w:rPr>
     </w:lvl>
   </w:abstractNum>
-  <w:num w:numId="1">
+  <w:num w:numId="1" w16cid:durableId="1826755693">
     <w:abstractNumId w:val="0"/>
   </w:num>
-  <w:num w:numId="2">
+  <w:num w:numId="2" w16cid:durableId="-463241049">
     <w:abstractNumId w:val="1"/>
   </w:num>
-  <w:num w:numId="3">
+  <w:num w:numId="3" w16cid:durableId="-70191575">
     <w:abstractNumId w:val="2"/>
   </w:num>
 </w:numbering>
@@ -1149,7 +1211,7 @@
 </file>
 
 <file path=word/styles.xml><?xml version="1.0" encoding="utf-8"?>
-<w:styles xmlns:w="http://schemas.openxmlformats.org/wordprocessingml/2006/main" xmlns:mc="http://schemas.openxmlformats.org/markup-compatibility/2006" xmlns:r="http://schemas.openxmlformats.org/officeDocument/2006/relationships" xmlns:w14="http://schemas.microsoft.com/office/word/2010/wordml" xmlns:w15="http://schemas.microsoft.com/office/word/2012/wordml" xmlns:wp14="http://schemas.microsoft.com/office/word/2010/wordprocessingDrawing" xmlns:w16cex="http://schemas.microsoft.com/office/word/2018/wordml/cex" xmlns:w16cid="http://schemas.microsoft.com/office/word/2016/wordml/cid" xmlns:w16="http://schemas.microsoft.com/office/word/2018/wordml" xmlns:w16du="http://schemas.microsoft.com/office/word/2023/wordml/word16du" xmlns:w16sdtdh="http://schemas.microsoft.com/office/word/2020/wordml/sdtdatahash" xmlns:w16sdtfl="http://schemas.microsoft.com/office/word/2024/wordml/sdtformatlock" xmlns:w16se="http://schemas.microsoft.com/office/word/2015/wordml/symex">
+<w:styles xmlns:w="http://schemas.openxmlformats.org/wordprocessingml/2006/main" xmlns:mc="http://schemas.openxmlformats.org/markup-compatibility/2006" xmlns:r="http://schemas.openxmlformats.org/officeDocument/2006/relationships" xmlns:w14="http://schemas.microsoft.com/office/word/2010/wordml" xmlns:w15="http://schemas.microsoft.com/office/word/2012/wordml" xmlns:wp14="http://schemas.microsoft.com/office/word/2010/wordprocessingDrawing" xmlns:w16cex="http://schemas.microsoft.com/office/word/2018/wordml/cex" xmlns:w16cid="http://schemas.microsoft.com/office/word/2016/wordml/cid" xmlns:w16="http://schemas.microsoft.com/office/word/2018/wordml" xmlns:w16du="http://schemas.microsoft.com/office/word/2023/wordml/word16du" xmlns:w16sdtdh="http://schemas.microsoft.com/office/word/2020/wordml/sdtdatahash" xmlns:w16sdtfl="http://schemas.microsoft.com/office/word/2024/wordml/sdtformatlock" xmlns:w16se="http://schemas.microsoft.com/office/word/2015/wordml/symex" mc:Ignorable="w14 w15 w16se w16cid w16 w16cex w16du w16sdtdh w16sdtfl">
   <w:docDefaults>
     <w:rPrDefault>
       <w:rPr>
@@ -1551,6 +1613,7 @@
   </w:style>
   <w:style w:type="character" w:styleId="DefaultParagraphFont" w:default="1">
     <w:name w:val="Default Paragraph Font"/>
+    <w:semiHidden/>
   </w:style>
   <w:style w:type="paragraph" w:styleId="Heading1">
     <w:name w:val="Heading 1"/>

--- a/examples/generated/complete_all_features.docx
+++ b/examples/generated/complete_all_features.docx
@@ -1,852 +1,10 @@
 
-<file path=word/document.xml><?xml version="1.0" encoding="UTF-8" standalone="yes"?>
-<w:document xmlns:w="http://schemas.openxmlformats.org/wordprocessingml/2006/main" xmlns:wpc="http://schemas.microsoft.com/office/word/2010/wordprocessingCanvas" xmlns:cx="http://schemas.microsoft.com/office/drawing/2014/chartex" xmlns:cx1="http://schemas.microsoft.com/office/drawing/2015/9/8/chartex" xmlns:cx2="http://schemas.microsoft.com/office/drawing/2015/10/21/chartex" xmlns:cx3="http://schemas.microsoft.com/office/drawing/2016/5/9/chartex" xmlns:cx4="http://schemas.microsoft.com/office/drawing/2016/5/10/chartex" xmlns:cx5="http://schemas.microsoft.com/office/drawing/2016/5/11/chartex" xmlns:cx6="http://schemas.microsoft.com/office/drawing/2016/5/12/chartex" xmlns:cx7="http://schemas.microsoft.com/office/drawing/2016/5/13/chartex" xmlns:cx8="http://schemas.microsoft.com/office/drawing/2016/5/14/chartex" xmlns:mc="http://schemas.openxmlformats.org/markup-compatibility/2006" xmlns:aink="http://schemas.microsoft.com/office/drawing/2016/ink" xmlns:am3d="http://schemas.microsoft.com/office/drawing/2017/model3d" xmlns:o="urn:schemas-microsoft-com:office:office" xmlns:oel="http://schemas.microsoft.com/office/2019/extlst" xmlns:r="http://schemas.openxmlformats.org/officeDocument/2006/relationships" xmlns:m="http://schemas.openxmlformats.org/officeDocument/2006/math" xmlns:v="urn:schemas-microsoft-com:vml" xmlns:wp14="http://schemas.microsoft.com/office/word/2010/wordprocessingDrawing" xmlns:wp="http://schemas.openxmlformats.org/drawingml/2006/wordprocessingDrawing" xmlns:w10="urn:schemas-microsoft-com:office:word" xmlns:w14="http://schemas.microsoft.com/office/word/2010/wordml" xmlns:w15="http://schemas.microsoft.com/office/word/2012/wordml" xmlns:w16cex="http://schemas.microsoft.com/office/word/2018/wordml/cex" xmlns:w16cid="http://schemas.microsoft.com/office/word/2016/wordml/cid" xmlns:w16="http://schemas.microsoft.com/office/word/2018/wordml" xmlns:w16du="http://schemas.microsoft.com/office/word/2023/wordml/word16du" xmlns:w16sdtdh="http://schemas.microsoft.com/office/word/2020/wordml/sdtdatahash" xmlns:w16sdtfl="http://schemas.microsoft.com/office/word/2024/wordml/sdtformatlock" xmlns:w16se="http://schemas.microsoft.com/office/word/2015/wordml/symex" xmlns:wpg="http://schemas.microsoft.com/office/word/2010/wordprocessingGroup" xmlns:wpi="http://schemas.microsoft.com/office/word/2010/wordprocessingInk" xmlns:wne="http://schemas.microsoft.com/office/word/2006/wordml" xmlns:wps="http://schemas.microsoft.com/office/word/2010/wordprocessingShape" mc:Ignorable="w14 w15 w16se w16cid w16 w16cex w16du w16sdtdh w16sdtfl wp14">
-  <w:body>
-    <w:p>
-      <w:pPr>
-        <w:pStyle w:val="Title"/>
-      </w:pPr>
-      <w:r>
-        <w:t>Complete Feature Showcase</w:t>
-      </w:r>
-    </w:p>
-    <w:p>
-      <w:pPr>
-        <w:pStyle w:val="Subtitle"/>
-      </w:pPr>
-      <w:r>
-        <w:t>Every Builder API Feature in One Document</w:t>
-      </w:r>
-    </w:p>
-    <w:p>
-      <w:r>
-        <w:t>Jane Doe</w:t>
-      </w:r>
-      <w:r>
-        <w:t xml:space="preserve"> — March 26, 2026</w:t>
-      </w:r>
-    </w:p>
-    <w:p>
-      <w:r>
-        <w:br w:type="page"/>
-      </w:r>
-    </w:p>
-    <w:p>
-      <w:r>
-        <w:t>Contents</w:t>
-      </w:r>
-    </w:p>
-    <w:p>
-      <w:fldChar w:fldCharType="begin"/>
-      <w:fldChar w:fldCharType="separate"/>
-      <w:fldChar w:fldCharType="end"/>
-      <w:instrText>
-        <w:text> TOC \o "1-3" \h \z \u </w:text>
-      </w:instrText>
-    </w:p>
-    <w:p>
-      <w:r>
-        <w:br w:type="page"/>
-      </w:r>
-    </w:p>
-    <w:p>
-      <w:pPr>
-        <w:pStyle w:val="Heading1"/>
-      </w:pPr>
-      <w:r>
-        <w:t>1. Text Formatting</w:t>
-      </w:r>
-    </w:p>
-    <w:p>
-      <w:r>
-        <w:t xml:space="preserve">This paragraph demonstrates </w:t>
-      </w:r>
-      <w:r>
-        <w:rPr>
-          <w:b/>
-        </w:rPr>
-        <w:t>bold</w:t>
-      </w:r>
-      <w:r>
-        <w:t xml:space="preserve">, </w:t>
-      </w:r>
-      <w:r>
-        <w:rPr>
-          <w:i/>
-        </w:rPr>
-        <w:t>italic</w:t>
-      </w:r>
-      <w:r>
-        <w:t xml:space="preserve">, </w:t>
-      </w:r>
-      <w:r>
-        <w:rPr>
-          <w:u w:val="single"/>
-        </w:rPr>
-        <w:t>underline</w:t>
-      </w:r>
-      <w:r>
-        <w:t xml:space="preserve">, </w:t>
-      </w:r>
-      <w:r>
-        <w:rPr>
-          <w:color w:val="FF0000"/>
-        </w:rPr>
-        <w:t>colored</w:t>
-      </w:r>
-      <w:r>
-        <w:t xml:space="preserve">, </w:t>
-      </w:r>
-      <w:r>
-        <w:rPr>
-          <w:highlight w:val="yellow"/>
-        </w:rPr>
-        <w:t>highlighted</w:t>
-      </w:r>
-      <w:r>
-        <w:t xml:space="preserve">, and </w:t>
-      </w:r>
-      <w:r>
-        <w:rPr>
-          <w:b/>
-          <w:i/>
-          <w:color w:val="0000FF"/>
-        </w:rPr>
-        <w:t>bold italic colored</w:t>
-      </w:r>
-      <w:r>
-        <w:t xml:space="preserve"> text.</w:t>
-      </w:r>
-    </w:p>
-    <w:p>
-      <w:r>
-        <w:t xml:space="preserve">Different sizes: </w:t>
-      </w:r>
-      <w:r>
-        <w:rPr>
-          <w:sz w:val="32"/>
-        </w:rPr>
-        <w:t>small</w:t>
-      </w:r>
-      <w:r>
-        <w:t xml:space="preserve">, </w:t>
-      </w:r>
-      <w:r>
-        <w:rPr>
-          <w:sz w:val="44"/>
-        </w:rPr>
-        <w:t>normal</w:t>
-      </w:r>
-      <w:r>
-        <w:t xml:space="preserve">, </w:t>
-      </w:r>
-      <w:r>
-        <w:rPr>
-          <w:sz w:val="64"/>
-        </w:rPr>
-        <w:t>large</w:t>
-      </w:r>
-    </w:p>
-    <w:p>
-      <w:r>
-        <w:t xml:space="preserve">Text effects: </w:t>
-      </w:r>
-      <w:r>
-        <w:rPr>
-          <w:sz w:val="32"/>
-        </w:rPr>
-        <w:t>superscript</w:t>
-      </w:r>
-      <w:r>
-        <w:rPr>
-          <w:sz w:val="32"/>
-        </w:rPr>
-        <w:t>2</w:t>
-      </w:r>
-      <w:r>
-        <w:t xml:space="preserve"> and </w:t>
-      </w:r>
-      <w:r>
-        <w:rPr>
-          <w:sz w:val="32"/>
-        </w:rPr>
-        <w:t>H</w:t>
-      </w:r>
-      <w:r>
-        <w:rPr>
-          <w:sz w:val="32"/>
-        </w:rPr>
-        <w:t>2</w:t>
-      </w:r>
-      <w:r>
-        <w:t>O</w:t>
-      </w:r>
-    </w:p>
-    <w:p>
-      <w:pPr>
-        <w:pStyle w:val="Heading1"/>
-      </w:pPr>
-      <w:r>
-        <w:t>2. Lists</w:t>
-      </w:r>
-    </w:p>
-    <w:p>
-      <w:pPr>
-        <w:pStyle w:val="Heading2"/>
-      </w:pPr>
-      <w:r>
-        <w:t>2.1 Bullet List</w:t>
-      </w:r>
-    </w:p>
-    <w:p>
-      <w:r>
-        <w:t>Key features of Uniword:</w:t>
-      </w:r>
-    </w:p>
-    <w:p>
-      <w:pPr>
-        <w:numPr>
-          <w:ilvl w:val="0"/>
-          <w:numId w:val="1"/>
-        </w:numPr>
-      </w:pPr>
-      <w:r>
-        <w:t>Comprehensive OOXML model coverage</w:t>
-      </w:r>
-    </w:p>
-    <w:p>
-      <w:pPr>
-        <w:numPr>
-          <w:ilvl w:val="0"/>
-          <w:numId w:val="1"/>
-        </w:numPr>
-      </w:pPr>
-      <w:r>
-        <w:t>Builder API for document construction</w:t>
-      </w:r>
-    </w:p>
-    <w:p>
-      <w:pPr>
-        <w:numPr>
-          <w:ilvl w:val="0"/>
-          <w:numId w:val="1"/>
-        </w:numPr>
-      </w:pPr>
-      <w:r>
-        <w:t>Round-trip fidelity</w:t>
-      </w:r>
-    </w:p>
-    <w:p>
-      <w:pPr>
-        <w:numPr>
-          <w:ilvl w:val="0"/>
-          <w:numId w:val="1"/>
-        </w:numPr>
-      </w:pPr>
-      <w:r>
-        <w:t>Theme support</w:t>
-      </w:r>
-    </w:p>
-    <w:p>
-      <w:pPr>
-        <w:numPr>
-          <w:ilvl w:val="0"/>
-          <w:numId w:val="1"/>
-        </w:numPr>
-      </w:pPr>
-      <w:r>
-        <w:rPr>
-          <w:b/>
-        </w:rPr>
-        <w:t>Rich text</w:t>
-      </w:r>
-      <w:r>
-        <w:t xml:space="preserve"> in list items</w:t>
-      </w:r>
-    </w:p>
-    <w:p>
-      <w:pPr>
-        <w:pStyle w:val="Heading2"/>
-      </w:pPr>
-      <w:r>
-        <w:t>2.2 Numbered List</w:t>
-      </w:r>
-    </w:p>
-    <w:p>
-      <w:r>
-        <w:t>Getting started steps:</w:t>
-      </w:r>
-    </w:p>
-    <w:p>
-      <w:pPr>
-        <w:numPr>
-          <w:ilvl w:val="0"/>
-          <w:numId w:val="2"/>
-        </w:numPr>
-      </w:pPr>
-      <w:r>
-        <w:t>Install the gem</w:t>
-      </w:r>
-    </w:p>
-    <w:p>
-      <w:pPr>
-        <w:numPr>
-          <w:ilvl w:val="0"/>
-          <w:numId w:val="2"/>
-        </w:numPr>
-      </w:pPr>
-      <w:r>
-        <w:t>Require the library</w:t>
-      </w:r>
-    </w:p>
-    <w:p>
-      <w:pPr>
-        <w:numPr>
-          <w:ilvl w:val="0"/>
-          <w:numId w:val="2"/>
-        </w:numPr>
-      </w:pPr>
-      <w:r>
-        <w:t>Create a DocumentBuilder</w:t>
-      </w:r>
-    </w:p>
-    <w:p>
-      <w:pPr>
-        <w:numPr>
-          <w:ilvl w:val="0"/>
-          <w:numId w:val="2"/>
-        </w:numPr>
-      </w:pPr>
-      <w:r>
-        <w:t>Add content</w:t>
-      </w:r>
-    </w:p>
-    <w:p>
-      <w:pPr>
-        <w:numPr>
-          <w:ilvl w:val="0"/>
-          <w:numId w:val="2"/>
-        </w:numPr>
-      </w:pPr>
-      <w:r>
-        <w:t>Save the document</w:t>
-      </w:r>
-    </w:p>
-    <w:p>
-      <w:pPr>
-        <w:pStyle w:val="Heading1"/>
-      </w:pPr>
-      <w:r>
-        <w:t>3. Tables</w:t>
-      </w:r>
-    </w:p>
-    <w:p>
-      <w:r>
-        <w:t>The following table shows project metrics:</w:t>
-      </w:r>
-    </w:p>
-    <w:p>
-      <w:pPr>
-        <w:pStyle w:val="Heading1"/>
-      </w:pPr>
-      <w:r>
-        <w:t>4. Charts</w:t>
-      </w:r>
-    </w:p>
-    <w:p>
-      <w:pPr>
-        <w:pStyle w:val="Heading2"/>
-      </w:pPr>
-      <w:r>
-        <w:t>4.1 Bar Chart</w:t>
-      </w:r>
-    </w:p>
-    <w:p>
-      <w:r>
-        <w:drawing>
-          <wp:inline>
-            <wp:extent wp:cx="5486400" wp:cy="3200400"/>
-            <wp:effectExtent/>
-            <wp:docPr wp:id="347343784" wp:name="Chart bar"/>
-            <graphic xmlns="http://schemas.openxmlformats.org/drawingml/2006/main">
-              <graphicData uri="http://schemas.openxmlformats.org/drawingml/2006/chart">
-                <chart xmlns="http://schemas.openxmlformats.org/drawingml/2006/chart" c:id="rIdChart1"/>
-              </graphicData>
-            </graphic>
-          </wp:inline>
-        </w:drawing>
-      </w:r>
-    </w:p>
-    <w:p>
-      <w:pPr>
-        <w:pStyle w:val="Heading2"/>
-      </w:pPr>
-      <w:r>
-        <w:t>4.2 Line Chart</w:t>
-      </w:r>
-    </w:p>
-    <w:p>
-      <w:r>
-        <w:drawing>
-          <wp:inline>
-            <wp:extent wp:cx="5486400" wp:cy="3200400"/>
-            <wp:effectExtent/>
-            <wp:docPr wp:id="263562126" wp:name="Chart line"/>
-            <graphic xmlns="http://schemas.openxmlformats.org/drawingml/2006/main">
-              <graphicData uri="http://schemas.openxmlformats.org/drawingml/2006/chart">
-                <chart xmlns="http://schemas.openxmlformats.org/drawingml/2006/chart" c:id="rIdChart2"/>
-              </graphicData>
-            </graphic>
-          </wp:inline>
-        </w:drawing>
-      </w:r>
-    </w:p>
-    <w:p>
-      <w:pPr>
-        <w:pStyle w:val="Heading1"/>
-      </w:pPr>
-      <w:r>
-        <w:t>5. Hyperlinks</w:t>
-      </w:r>
-    </w:p>
-    <w:p>
-      <w:r>
-        <w:t xml:space="preserve">Visit the </w:t>
-      </w:r>
-      <w:hyperlink w:id="https://www.ecma-international.org/publications-and-standards/standards/ecma-376/">
-        <w:r>
-          <w:rPr>
-            <w:color w:val="0000FF"/>
-            <w:u w:val="single"/>
-          </w:rPr>
-          <w:t>ECMA-376 specification</w:t>
-        </w:r>
-      </w:hyperlink>
-      <w:r>
-        <w:t xml:space="preserve"> for the complete OOXML standard.</w:t>
-      </w:r>
-    </w:p>
-    <w:p>
-      <w:r>
-        <w:t xml:space="preserve">Uniword is hosted at </w:t>
-      </w:r>
-      <w:hyperlink w:id="https://github.com/publicruby/uniword">
-        <w:r>
-          <w:rPr>
-            <w:color w:val="0000FF"/>
-            <w:u w:val="single"/>
-          </w:rPr>
-          <w:t>GitHub</w:t>
-        </w:r>
-      </w:hyperlink>
-      <w:r>
-        <w:t>.</w:t>
-      </w:r>
-    </w:p>
-    <w:p>
-      <w:pPr>
-        <w:pStyle w:val="Heading1"/>
-      </w:pPr>
-      <w:r>
-        <w:t>6. References</w:t>
-      </w:r>
-    </w:p>
-    <w:p>
-      <w:r>
-        <w:t>This document references the following sources:</w:t>
-      </w:r>
-    </w:p>
-    <w:p>
-      <w:sdt>
-        <w:sdtPr>
-          <w:id w:val="1"/>
-          <w:bibliography/>
-          <w:docPartObj>
-            <w:docPartGallery w:val="Bibliographies"/>
-            <w:docPartUnique/>
-          </w:docPartObj>
-        </w:sdtPr>
-      </w:sdt>
-    </w:p>
-    <w:p>
-      <w:r>
-        <w:br w:type="page"/>
-      </w:r>
-    </w:p>
-    <w:p>
-      <w:pPr>
-        <w:pStyle w:val="Heading1"/>
-      </w:pPr>
-      <w:r>
-        <w:t>7. Special Elements</w:t>
-      </w:r>
-    </w:p>
-    <w:p>
-      <w:pPr>
-        <w:pStyle w:val="Heading2"/>
-      </w:pPr>
-      <w:r>
-        <w:t>7.1 Horizontal Rule</w:t>
-      </w:r>
-    </w:p>
-    <w:p>
-      <w:r>
-        <w:t>Content above the rule.</w:t>
-      </w:r>
-    </w:p>
-    <w:p>
-      <w:pPr>
-        <w:spacing w:after="0"/>
-        <w:pBdr>
-          <w:bottom w:val="single" w:sz="6" w:color="auto"/>
-        </w:pBdr>
-      </w:pPr>
-    </w:p>
-    <w:p>
-      <w:r>
-        <w:t>Content below the rule.</w:t>
-      </w:r>
-    </w:p>
-    <w:p>
-      <w:pPr>
-        <w:pStyle w:val="Heading2"/>
-      </w:pPr>
-      <w:r>
-        <w:t>7.2 Bookmark</w:t>
-      </w:r>
-    </w:p>
-    <w:p>
-      <w:bookmarkStart w:id="1" w:name="appendix-anchor"/>
-      <w:r>
-        <w:t>This paragraph is bookmarked as "appendix-anchor".</w:t>
-      </w:r>
-      <w:bookmarkEnd w:id="1"/>
-    </w:p>
-    <w:p>
-      <w:pPr>
-        <w:pStyle w:val="Heading2"/>
-      </w:pPr>
-      <w:r>
-        <w:t>7.3 Date and Time Fields</w:t>
-      </w:r>
-    </w:p>
-    <w:p>
-      <w:r>
-        <w:t xml:space="preserve">Current date: </w:t>
-      </w:r>
-    </w:p>
-    <w:p>
-      <w:fldChar w:fldCharType="begin"/>
-      <w:fldChar w:fldCharType="separate"/>
-      <w:fldChar w:fldCharType="end"/>
-      <w:instrText>
-        <w:text> DATE \@ "M/d/yyyy" </w:text>
-      </w:instrText>
-    </w:p>
-    <w:p>
-      <w:r>
-        <w:t xml:space="preserve">Current time: </w:t>
-      </w:r>
-    </w:p>
-    <w:p>
-      <w:fldChar w:fldCharType="begin"/>
-      <w:fldChar w:fldCharType="separate"/>
-      <w:fldChar w:fldCharType="end"/>
-      <w:instrText>
-        <w:text> TIME \@ "h:mm:ss am/pm" </w:text>
-      </w:instrText>
-    </w:p>
-    <w:p>
-      <w:r>
-        <w:br w:type="page"/>
-      </w:r>
-    </w:p>
-    <w:p>
-      <w:pPr>
-        <w:pStyle w:val="Heading1"/>
-      </w:pPr>
-      <w:r>
-        <w:t>8. Appendix</w:t>
-      </w:r>
-    </w:p>
-    <w:p>
-      <w:r>
-        <w:t>This is the appendix section, separated by a page break.</w:t>
-      </w:r>
-    </w:p>
-    <w:p>
-      <w:pPr>
-        <w:numPr>
-          <w:ilvl w:val="0"/>
-          <w:numId w:val="3"/>
-        </w:numPr>
-      </w:pPr>
-      <w:r>
-        <w:t>Additional resource A</w:t>
-      </w:r>
-    </w:p>
-    <w:p>
-      <w:pPr>
-        <w:numPr>
-          <w:ilvl w:val="0"/>
-          <w:numId w:val="3"/>
-        </w:numPr>
-      </w:pPr>
-      <w:r>
-        <w:t>Additional resource B</w:t>
-      </w:r>
-    </w:p>
-    <w:p>
-      <w:pPr>
-        <w:numPr>
-          <w:ilvl w:val="0"/>
-          <w:numId w:val="3"/>
-        </w:numPr>
-      </w:pPr>
-      <w:r>
-        <w:t>Additional resource C</w:t>
-      </w:r>
-    </w:p>
-    <w:tbl>
-      <w:tblPr>
-        <w:tblW w:w="0" w:type="auto"/>
-        <w:tblLook w:val="04A0" w:firstRow="1" w:lastRow="0" w:firstColumn="1" w:lastColumn="0" w:noHBand="0" w:noVBand="1"/>
-      </w:tblPr>
-      <w:tblGrid>
-        <w:gridCol/>
-        <w:gridCol/>
-        <w:gridCol/>
-        <w:gridCol/>
-        <w:gridCol/>
-      </w:tblGrid>
-      <w:tr>
-        <w:tc>
-          <w:tcPr>
-            <w:tcW w:w="0" w:type="auto"/>
-            <w:shd w:val="clear" w:color="FFFFFF" w:fill="2E5090"/>
-          </w:tcPr>
-          <w:p>
-            <w:r>
-              <w:t>Metric</w:t>
-            </w:r>
-          </w:p>
-        </w:tc>
-        <w:tc>
-          <w:tcPr>
-            <w:tcW w:w="0" w:type="auto"/>
-            <w:shd w:val="clear" w:color="FFFFFF" w:fill="2E5090"/>
-          </w:tcPr>
-          <w:p>
-            <w:r>
-              <w:t>Q1</w:t>
-            </w:r>
-          </w:p>
-        </w:tc>
-        <w:tc>
-          <w:tcPr>
-            <w:tcW w:w="0" w:type="auto"/>
-            <w:shd w:val="clear" w:color="FFFFFF" w:fill="2E5090"/>
-          </w:tcPr>
-          <w:p>
-            <w:r>
-              <w:t>Q2</w:t>
-            </w:r>
-          </w:p>
-        </w:tc>
-        <w:tc>
-          <w:tcPr>
-            <w:tcW w:w="0" w:type="auto"/>
-            <w:shd w:val="clear" w:color="FFFFFF" w:fill="2E5090"/>
-          </w:tcPr>
-          <w:p>
-            <w:r>
-              <w:t>Q3</w:t>
-            </w:r>
-          </w:p>
-        </w:tc>
-        <w:tc>
-          <w:tcPr>
-            <w:tcW w:w="0" w:type="auto"/>
-            <w:shd w:val="clear" w:color="FFFFFF" w:fill="2E5090"/>
-          </w:tcPr>
-          <w:p>
-            <w:r>
-              <w:t>Q4</w:t>
-            </w:r>
-          </w:p>
-        </w:tc>
-      </w:tr>
-      <w:tr>
-        <w:tc>
-          <w:tcPr>
-            <w:tcW w:w="0" w:type="auto"/>
-          </w:tcPr>
-          <w:p>
-            <w:r>
-              <w:t>Revenue</w:t>
-            </w:r>
-          </w:p>
-        </w:tc>
-        <w:tc>
-          <w:tcPr>
-            <w:tcW w:w="0" w:type="auto"/>
-          </w:tcPr>
-          <w:p>
-            <w:r>
-              <w:t>$1.2M</w:t>
-            </w:r>
-          </w:p>
-        </w:tc>
-        <w:tc>
-          <w:tcPr>
-            <w:tcW w:w="0" w:type="auto"/>
-          </w:tcPr>
-          <w:p>
-            <w:r>
-              <w:t>$1.5M</w:t>
-            </w:r>
-          </w:p>
-        </w:tc>
-        <w:tc>
-          <w:tcPr>
-            <w:tcW w:w="0" w:type="auto"/>
-          </w:tcPr>
-          <w:p>
-            <w:r>
-              <w:t>$1.4M</w:t>
-            </w:r>
-          </w:p>
-        </w:tc>
-        <w:tc>
-          <w:tcPr>
-            <w:tcW w:w="0" w:type="auto"/>
-          </w:tcPr>
-          <w:p>
-            <w:r>
-              <w:t>$1.6M</w:t>
-            </w:r>
-          </w:p>
-        </w:tc>
-      </w:tr>
-      <w:tr>
-        <w:tc>
-          <w:tcPr>
-            <w:tcW w:w="0" w:type="auto"/>
-          </w:tcPr>
-          <w:p>
-            <w:r>
-              <w:t>Users</w:t>
-            </w:r>
-          </w:p>
-        </w:tc>
-        <w:tc>
-          <w:tcPr>
-            <w:tcW w:w="0" w:type="auto"/>
-          </w:tcPr>
-          <w:p>
-            <w:r>
-              <w:t>10K</w:t>
-            </w:r>
-          </w:p>
-        </w:tc>
-        <w:tc>
-          <w:tcPr>
-            <w:tcW w:w="0" w:type="auto"/>
-          </w:tcPr>
-          <w:p>
-            <w:r>
-              <w:t>15K</w:t>
-            </w:r>
-          </w:p>
-        </w:tc>
-        <w:tc>
-          <w:tcPr>
-            <w:tcW w:w="0" w:type="auto"/>
-          </w:tcPr>
-          <w:p>
-            <w:r>
-              <w:t>18K</w:t>
-            </w:r>
-          </w:p>
-        </w:tc>
-        <w:tc>
-          <w:tcPr>
-            <w:tcW w:w="0" w:type="auto"/>
-          </w:tcPr>
-          <w:p>
-            <w:r>
-              <w:t>25K</w:t>
-            </w:r>
-          </w:p>
-        </w:tc>
-      </w:tr>
-      <w:tr>
-        <w:tc>
-          <w:tcPr>
-            <w:tcW w:w="0" w:type="auto"/>
-          </w:tcPr>
-          <w:p>
-            <w:r>
-              <w:t>NPS Score</w:t>
-            </w:r>
-          </w:p>
-        </w:tc>
-        <w:tc>
-          <w:tcPr>
-            <w:tcW w:w="0" w:type="auto"/>
-          </w:tcPr>
-          <w:p>
-            <w:r>
-              <w:t>72</w:t>
-            </w:r>
-          </w:p>
-        </w:tc>
-        <w:tc>
-          <w:tcPr>
-            <w:tcW w:w="0" w:type="auto"/>
-          </w:tcPr>
-          <w:p>
-            <w:r>
-              <w:t>78</w:t>
-            </w:r>
-          </w:p>
-        </w:tc>
-        <w:tc>
-          <w:tcPr>
-            <w:tcW w:w="0" w:type="auto"/>
-          </w:tcPr>
-          <w:p>
-            <w:r>
-              <w:t>81</w:t>
-            </w:r>
-          </w:p>
-        </w:tc>
-        <w:tc>
-          <w:tcPr>
-            <w:tcW w:w="0" w:type="auto"/>
-          </w:tcPr>
-          <w:p>
-            <w:r>
-              <w:t>85</w:t>
-            </w:r>
-          </w:p>
-        </w:tc>
-      </w:tr>
-    </w:tbl>
-    <w:sectPr w:val="nextPage">
-      <w:headerReference w:type="default" r:id="rIdHeader1"/>
-      <w:footerReference w:type="default" r:id="rIdFooter1"/>
-      <w:pgSz w:w="12240" w:h="15840" w:orient="portrait"/>
-      <w:pgMar w:top="1440" w:bottom="1440" w:left="1440" w:right="1440" w:header="720" w:footer="720" w:gutter="0"/>
-      <w:cols w:space="720"/>
-      <w:pgNumType w:start="1"/>
-    </w:sectPr>
-  </w:body>
-</w:document>
+<file path=word/document.xml><?xml version="1.0" encoding="UTF-8" standalone="yes"?>
+<w:document xmlns:w="http://schemas.openxmlformats.org/wordprocessingml/2006/main" xmlns:wpc="http://schemas.microsoft.com/office/word/2010/wordprocessingCanvas" xmlns:cx="http://schemas.microsoft.com/office/drawing/2014/chartex" xmlns:cx1="http://schemas.microsoft.com/office/drawing/2015/9/8/chartex" xmlns:cx2="http://schemas.microsoft.com/office/drawing/2015/10/21/chartex" xmlns:cx3="http://schemas.microsoft.com/office/drawing/2016/5/9/chartex" xmlns:cx4="http://schemas.microsoft.com/office/drawing/2016/5/10/chartex" xmlns:cx5="http://schemas.microsoft.com/office/drawing/2016/5/11/chartex" xmlns:cx6="http://schemas.microsoft.com/office/drawing/2016/5/12/chartex" xmlns:cx7="http://schemas.microsoft.com/office/drawing/2016/5/13/chartex" xmlns:cx8="http://schemas.microsoft.com/office/drawing/2016/5/14/chartex" xmlns:mc="http://schemas.openxmlformats.org/markup-compatibility/2006" xmlns:aink="http://schemas.microsoft.com/office/drawing/2016/ink" xmlns:am3d="http://schemas.microsoft.com/office/drawing/2017/model3d" xmlns:o="urn:schemas-microsoft-com:office:office" xmlns:oel="http://schemas.microsoft.com/office/2019/extlst" xmlns:r="http://schemas.openxmlformats.org/officeDocument/2006/relationships" xmlns:m="http://schemas.openxmlformats.org/officeDocument/2006/math" xmlns:v="urn:schemas-microsoft-com:vml" xmlns:wp14="http://schemas.microsoft.com/office/word/2010/wordprocessingDrawing" xmlns:wp="http://schemas.openxmlformats.org/drawingml/2006/wordprocessingDrawing" xmlns:w10="urn:schemas-microsoft-com:office:word" xmlns:w14="http://schemas.microsoft.com/office/word/2010/wordml" xmlns:w15="http://schemas.microsoft.com/office/word/2012/wordml" xmlns:w16cex="http://schemas.microsoft.com/office/word/2018/wordml/cex" xmlns:w16cid="http://schemas.microsoft.com/office/word/2016/wordml/cid" xmlns:w16="http://schemas.microsoft.com/office/word/2018/wordml" xmlns:w16du="http://schemas.microsoft.com/office/word/2023/wordml/word16du" xmlns:w16sdtdh="http://schemas.microsoft.com/office/word/2020/wordml/sdtdatahash" xmlns:w16sdtfl="http://schemas.microsoft.com/office/word/2024/wordml/sdtformatlock" xmlns:w16se="http://schemas.microsoft.com/office/word/2015/wordml/symex" xmlns:wpg="http://schemas.microsoft.com/office/word/2010/wordprocessingGroup" xmlns:wpi="http://schemas.microsoft.com/office/word/2010/wordprocessingInk" xmlns:wne="http://schemas.microsoft.com/office/word/2006/wordml" xmlns:wps="http://schemas.microsoft.com/office/word/2010/wordprocessingShape" mc:Ignorable="w14 w15 w16 w16cex w16cid w16du w16sdtdh w16sdtfl w16se wp14"><w:body><w:p><w:pPr/><w:r><w:t>Complete Feature Showcase</w:t></w:r></w:p><w:p><w:pPr/><w:r><w:t>Every Builder API Feature in One Document</w:t></w:r></w:p><w:p><w:r><w:t>Jane Doe — March 26, 2026</w:t></w:r></w:p><w:p><w:r><w:br w:type="page"/></w:r></w:p><w:p><w:r><w:t>Contents</w:t></w:r></w:p><w:p><w:fldChar w:fldCharType="begin"/><w:fldChar w:fldCharType="separate"/><w:fldChar w:fldCharType="end"/><w:instrText><w:text> TOC \o "1-3" \h \z \u </w:text></w:instrText></w:p><w:p><w:r><w:br w:type="page"/></w:r></w:p><w:p><w:pPr><w:pStyle w:val="Heading1"/></w:pPr><w:r><w:t>1. Text Formatting</w:t></w:r></w:p><w:p><w:r><w:t xml:space="preserve">This paragraph demonstrates </w:t></w:r><w:r><w:rPr><w:b/></w:rPr><w:t>bold</w:t></w:r><w:r><w:t xml:space="preserve">, </w:t></w:r><w:r><w:rPr><w:i/></w:rPr><w:t>italic</w:t></w:r><w:r><w:t xml:space="preserve">, </w:t></w:r><w:r><w:rPr><w:u w:val="single"/></w:rPr><w:t>underline</w:t></w:r><w:r><w:t xml:space="preserve">, </w:t></w:r><w:r><w:rPr><w:color w:val="FF0000"/></w:rPr><w:t>colored</w:t></w:r><w:r><w:t xml:space="preserve">, </w:t></w:r><w:r><w:rPr><w:highlight w:val="yellow"/></w:rPr><w:t>highlighted</w:t></w:r><w:r><w:t xml:space="preserve">, and </w:t></w:r><w:r><w:rPr><w:b/><w:i/><w:color w:val="0000FF"/></w:rPr><w:t>bold italic colored</w:t></w:r><w:r><w:t xml:space="preserve"> text.</w:t></w:r></w:p><w:p><w:r><w:t xml:space="preserve">Different sizes: </w:t></w:r><w:r><w:rPr><w:sz w:val="32"/></w:rPr><w:t>small</w:t></w:r><w:r><w:t xml:space="preserve">, </w:t></w:r><w:r><w:rPr><w:sz w:val="44"/></w:rPr><w:t>normal</w:t></w:r><w:r><w:t xml:space="preserve">, </w:t></w:r><w:r><w:rPr><w:sz w:val="64"/></w:rPr><w:t>large</w:t></w:r></w:p><w:p><w:r><w:t xml:space="preserve">Text effects: </w:t></w:r><w:r><w:rPr><w:sz w:val="32"/></w:rPr><w:t>superscript2</w:t></w:r><w:r><w:t xml:space="preserve"> and </w:t></w:r><w:r><w:rPr><w:sz w:val="32"/></w:rPr><w:t>H2</w:t></w:r><w:r><w:t>O</w:t></w:r></w:p><w:p><w:pPr><w:pStyle w:val="Heading1"/></w:pPr><w:r><w:t>2. Lists</w:t></w:r></w:p><w:p><w:pPr><w:pStyle w:val="Heading2"/></w:pPr><w:r><w:t>2.1 Bullet List</w:t></w:r></w:p><w:p><w:r><w:t>Key features of Uniword:</w:t></w:r></w:p><w:p><w:pPr><w:numPr><w:ilvl w:val="0"/><w:numId w:val="1"/></w:numPr></w:pPr><w:r><w:t>Comprehensive OOXML model coverage</w:t></w:r></w:p><w:p><w:pPr><w:numPr><w:ilvl w:val="0"/><w:numId w:val="1"/></w:numPr></w:pPr><w:r><w:t>Builder API for document construction</w:t></w:r></w:p><w:p><w:pPr><w:numPr><w:ilvl w:val="0"/><w:numId w:val="1"/></w:numPr></w:pPr><w:r><w:t>Round-trip fidelity</w:t></w:r></w:p><w:p><w:pPr><w:numPr><w:ilvl w:val="0"/><w:numId w:val="1"/></w:numPr></w:pPr><w:r><w:t>Theme support</w:t></w:r></w:p><w:p><w:pPr><w:numPr><w:ilvl w:val="0"/><w:numId w:val="1"/></w:numPr></w:pPr><w:r><w:rPr><w:b/></w:rPr><w:t>Rich text</w:t></w:r><w:r><w:t xml:space="preserve"> in list items</w:t></w:r></w:p><w:p><w:pPr><w:pStyle w:val="Heading2"/></w:pPr><w:r><w:t>2.2 Numbered List</w:t></w:r></w:p><w:p><w:r><w:t>Getting started steps:</w:t></w:r></w:p><w:p><w:pPr><w:numPr><w:ilvl w:val="0"/><w:numId w:val="2"/></w:numPr></w:pPr><w:r><w:t>Install the gem</w:t></w:r></w:p><w:p><w:pPr><w:numPr><w:ilvl w:val="0"/><w:numId w:val="2"/></w:numPr></w:pPr><w:r><w:t>Require the library</w:t></w:r></w:p><w:p><w:pPr><w:numPr><w:ilvl w:val="0"/><w:numId w:val="2"/></w:numPr></w:pPr><w:r><w:t>Create a DocumentBuilder</w:t></w:r></w:p><w:p><w:pPr><w:numPr><w:ilvl w:val="0"/><w:numId w:val="2"/></w:numPr></w:pPr><w:r><w:t>Add content</w:t></w:r></w:p><w:p><w:pPr><w:numPr><w:ilvl w:val="0"/><w:numId w:val="2"/></w:numPr></w:pPr><w:r><w:t>Save the document</w:t></w:r></w:p><w:p><w:pPr><w:pStyle w:val="Heading1"/></w:pPr><w:r><w:t>3. Tables</w:t></w:r></w:p><w:p><w:r><w:t>The following table shows project metrics:</w:t></w:r></w:p><w:p><w:pPr><w:pStyle w:val="Heading1"/></w:pPr><w:r><w:t>4. Charts</w:t></w:r></w:p><w:p><w:pPr><w:pStyle w:val="Heading2"/></w:pPr><w:r><w:t>4.1 Bar Chart</w:t></w:r></w:p><w:p><w:r><w:drawing><wp:inline><wp:extent wp:cx="5486400" wp:cy="3200400"/><wp:effectExtent/><wp:docPr wp:id="347343784" wp:name="Chart bar"/><graphic xmlns="http://schemas.openxmlformats.org/drawingml/2006/main"><graphicData uri="http://schemas.openxmlformats.org/drawingml/2006/chart"><chart xmlns="http://schemas.openxmlformats.org/drawingml/2006/chart" c:id="rIdChart1"/></graphicData></graphic></wp:inline></w:drawing></w:r></w:p><w:p><w:pPr><w:pStyle w:val="Heading2"/></w:pPr><w:r><w:t>4.2 Line Chart</w:t></w:r></w:p><w:p><w:r><w:drawing><wp:inline><wp:extent wp:cx="5486400" wp:cy="3200400"/><wp:effectExtent/><wp:docPr wp:id="263562126" wp:name="Chart line"/><graphic xmlns="http://schemas.openxmlformats.org/drawingml/2006/main"><graphicData uri="http://schemas.openxmlformats.org/drawingml/2006/chart"><chart xmlns="http://schemas.openxmlformats.org/drawingml/2006/chart" c:id="rIdChart2"/></graphicData></graphic></wp:inline></w:drawing></w:r></w:p><w:p><w:pPr><w:pStyle w:val="Heading1"/></w:pPr><w:r><w:t>5. Hyperlinks</w:t></w:r></w:p><w:p><w:r><w:t>Visit the  for the complete OOXML standard.</w:t></w:r><w:hyperlink w:id="https://www.ecma-international.org/publications-and-standards/standards/ecma-376/"><w:r><w:rPr><w:color w:val="0000FF"/><w:u w:val="single"/></w:rPr><w:t>ECMA-376 specification</w:t></w:r></w:hyperlink></w:p><w:p><w:r><w:t>Uniword is hosted at .</w:t></w:r><w:hyperlink w:id="https://github.com/publicruby/uniword"><w:r><w:rPr><w:color w:val="0000FF"/><w:u w:val="single"/></w:rPr><w:t>GitHub</w:t></w:r></w:hyperlink></w:p><w:p><w:pPr><w:pStyle w:val="Heading1"/></w:pPr><w:r><w:t>6. References</w:t></w:r></w:p><w:p><w:r><w:t>This document references the following sources:</w:t></w:r></w:p><w:p><w:sdt><w:sdtPr><w:id w:val="1"/><w:bibliography/><w:docPartObj><w:docPartGallery w:val="Bibliographies"/><w:docPartUnique/></w:docPartObj></w:sdtPr></w:sdt></w:p><w:p><w:r><w:br w:type="page"/></w:r></w:p><w:p><w:pPr><w:pStyle w:val="Heading1"/></w:pPr><w:r><w:t>7. Special Elements</w:t></w:r></w:p><w:p><w:pPr><w:pStyle w:val="Heading2"/></w:pPr><w:r><w:t>7.1 Horizontal Rule</w:t></w:r></w:p><w:p><w:r><w:t>Content above the rule.</w:t></w:r></w:p><w:p><w:pPr><w:spacing w:after="0"/><w:pBdr><w:bottom w:val="single" w:sz="6" w:color="auto"/></w:pBdr></w:pPr></w:p><w:p><w:r><w:t>Content below the rule.</w:t></w:r></w:p><w:p><w:pPr><w:pStyle w:val="Heading2"/></w:pPr><w:r><w:t>7.2 Bookmark</w:t></w:r></w:p><w:p><w:bookmarkStart w:id="1" w:name="appendix-anchor"/><w:r><w:t>This paragraph is bookmarked as "appendix-anchor".</w:t></w:r><w:bookmarkEnd w:id="1"/></w:p><w:p><w:pPr><w:pStyle w:val="Heading2"/></w:pPr><w:r><w:t>7.3 Date and Time Fields</w:t></w:r></w:p><w:p><w:r><w:t xml:space="preserve">Current date: </w:t></w:r></w:p><w:p><w:fldChar w:fldCharType="begin"/><w:fldChar w:fldCharType="separate"/><w:fldChar w:fldCharType="end"/><w:instrText><w:text> DATE \@ "M/d/yyyy" </w:text></w:instrText></w:p><w:p><w:r><w:t xml:space="preserve">Current time: </w:t></w:r></w:p><w:p><w:fldChar w:fldCharType="begin"/><w:fldChar w:fldCharType="separate"/><w:fldChar w:fldCharType="end"/><w:instrText><w:text> TIME \@ "h:mm:ss am/pm" </w:text></w:instrText></w:p><w:p><w:r><w:br w:type="page"/></w:r></w:p><w:p><w:pPr><w:pStyle w:val="Heading1"/></w:pPr><w:r><w:t>8. Appendix</w:t></w:r></w:p><w:p><w:r><w:t>This is the appendix section, separated by a page break.</w:t></w:r></w:p><w:p><w:pPr><w:numPr><w:ilvl w:val="0"/><w:numId w:val="3"/></w:numPr></w:pPr><w:r><w:t>Additional resource A</w:t></w:r></w:p><w:p><w:pPr><w:numPr><w:ilvl w:val="0"/><w:numId w:val="3"/></w:numPr></w:pPr><w:r><w:t>Additional resource B</w:t></w:r></w:p><w:p><w:pPr><w:numPr><w:ilvl w:val="0"/><w:numId w:val="3"/></w:numPr></w:pPr><w:r><w:t>Additional resource C</w:t></w:r></w:p><w:tbl><w:tblPr><w:tblW w:w="0" w:type="auto"/><w:tblLook w:val="04A0" w:firstRow="1" w:lastRow="0" w:firstColumn="1" w:lastColumn="0" w:noHBand="0" w:noVBand="1"/></w:tblPr><w:tblGrid><w:gridCol/><w:gridCol/><w:gridCol/><w:gridCol/><w:gridCol/></w:tblGrid><w:tr><w:tc><w:tcPr><w:tcW w:w="0" w:type="auto"/><w:shd w:val="clear" w:color="FFFFFF" w:fill="2E5090"/></w:tcPr><w:p><w:r><w:t>Metric</w:t></w:r></w:p></w:tc><w:tc><w:tcPr><w:tcW w:w="0" w:type="auto"/><w:shd w:val="clear" w:color="FFFFFF" w:fill="2E5090"/></w:tcPr><w:p><w:r><w:t>Q1</w:t></w:r></w:p></w:tc><w:tc><w:tcPr><w:tcW w:w="0" w:type="auto"/><w:shd w:val="clear" w:color="FFFFFF" w:fill="2E5090"/></w:tcPr><w:p><w:r><w:t>Q2</w:t></w:r></w:p></w:tc><w:tc><w:tcPr><w:tcW w:w="0" w:type="auto"/><w:shd w:val="clear" w:color="FFFFFF" w:fill="2E5090"/></w:tcPr><w:p><w:r><w:t>Q3</w:t></w:r></w:p></w:tc><w:tc><w:tcPr><w:tcW w:w="0" w:type="auto"/><w:shd w:val="clear" w:color="FFFFFF" w:fill="2E5090"/></w:tcPr><w:p><w:r><w:t>Q4</w:t></w:r></w:p></w:tc></w:tr><w:tr><w:tc><w:tcPr><w:tcW w:w="0" w:type="auto"/></w:tcPr><w:p><w:r><w:t>Revenue</w:t></w:r></w:p></w:tc><w:tc><w:tcPr><w:tcW w:w="0" w:type="auto"/></w:tcPr><w:p><w:r><w:t>$1.2M</w:t></w:r></w:p></w:tc><w:tc><w:tcPr><w:tcW w:w="0" w:type="auto"/></w:tcPr><w:p><w:r><w:t>$1.5M</w:t></w:r></w:p></w:tc><w:tc><w:tcPr><w:tcW w:w="0" w:type="auto"/></w:tcPr><w:p><w:r><w:t>$1.4M</w:t></w:r></w:p></w:tc><w:tc><w:tcPr><w:tcW w:w="0" w:type="auto"/></w:tcPr><w:p><w:r><w:t>$1.6M</w:t></w:r></w:p></w:tc></w:tr><w:tr><w:tc><w:tcPr><w:tcW w:w="0" w:type="auto"/></w:tcPr><w:p><w:r><w:t>Users</w:t></w:r></w:p></w:tc><w:tc><w:tcPr><w:tcW w:w="0" w:type="auto"/></w:tcPr><w:p><w:r><w:t>10K</w:t></w:r></w:p></w:tc><w:tc><w:tcPr><w:tcW w:w="0" w:type="auto"/></w:tcPr><w:p><w:r><w:t>15K</w:t></w:r></w:p></w:tc><w:tc><w:tcPr><w:tcW w:w="0" w:type="auto"/></w:tcPr><w:p><w:r><w:t>18K</w:t></w:r></w:p></w:tc><w:tc><w:tcPr><w:tcW w:w="0" w:type="auto"/></w:tcPr><w:p><w:r><w:t>25K</w:t></w:r></w:p></w:tc></w:tr><w:tr><w:tc><w:tcPr><w:tcW w:w="0" w:type="auto"/></w:tcPr><w:p><w:r><w:t>NPS Score</w:t></w:r></w:p></w:tc><w:tc><w:tcPr><w:tcW w:w="0" w:type="auto"/></w:tcPr><w:p><w:r><w:t>72</w:t></w:r></w:p></w:tc><w:tc><w:tcPr><w:tcW w:w="0" w:type="auto"/></w:tcPr><w:p><w:r><w:t>78</w:t></w:r></w:p></w:tc><w:tc><w:tcPr><w:tcW w:w="0" w:type="auto"/></w:tcPr><w:p><w:r><w:t>81</w:t></w:r></w:p></w:tc><w:tc><w:tcPr><w:tcW w:w="0" w:type="auto"/></w:tcPr><w:p><w:r><w:t>85</w:t></w:r></w:p></w:tc></w:tr></w:tbl><w:sectPr w:val="nextPage"><w:headerReference w:type="default" r:id="rId7"/><w:footerReference w:type="default" r:id="rId8"/><w:pgSz w:w="12240" w:h="15840" w:orient="portrait"/><w:pgMar w:top="1440" w:bottom="1440" w:left="1440" w:right="1440" w:header="720" w:footer="720" w:gutter="0"/><w:cols w:space="720"/><w:pgNumType w:start="1"/></w:sectPr></w:body></w:document>
 </file>
 
 <file path=word/footer1.xml><?xml version="1.0" encoding="utf-8"?>
-<w:ftr xmlns:w="http://schemas.openxmlformats.org/wordprocessingml/2006/main" xmlns:wpc="http://schemas.microsoft.com/office/word/2010/wordprocessingCanvas" xmlns:cx="http://schemas.microsoft.com/office/drawing/2014/chartex" xmlns:cx1="http://schemas.microsoft.com/office/drawing/2015/9/8/chartex" xmlns:cx2="http://schemas.microsoft.com/office/drawing/2015/10/21/chartex" xmlns:cx3="http://schemas.microsoft.com/office/drawing/2016/5/9/chartex" xmlns:cx4="http://schemas.microsoft.com/office/drawing/2016/5/10/chartex" xmlns:cx5="http://schemas.microsoft.com/office/drawing/2016/5/11/chartex" xmlns:cx6="http://schemas.microsoft.com/office/drawing/2016/5/12/chartex" xmlns:cx7="http://schemas.microsoft.com/office/drawing/2016/5/13/chartex" xmlns:cx8="http://schemas.microsoft.com/office/drawing/2016/5/14/chartex" xmlns:mc="http://schemas.openxmlformats.org/markup-compatibility/2006" xmlns:aink="http://schemas.microsoft.com/office/drawing/2016/ink" xmlns:am3d="http://schemas.microsoft.com/office/drawing/2017/model3d" xmlns:o="urn:schemas-microsoft-com:office:office" xmlns:oel="http://schemas.microsoft.com/office/2019/extlst" xmlns:r="http://schemas.openxmlformats.org/officeDocument/2006/relationships" xmlns:m="http://schemas.openxmlformats.org/officeDocument/2006/math" xmlns:v="urn:schemas-microsoft-com:vml" xmlns:wp14="http://schemas.microsoft.com/office/word/2010/wordprocessingDrawing" xmlns:wp="http://schemas.openxmlformats.org/drawingml/2006/wordprocessingDrawing" xmlns:w10="urn:schemas-microsoft-com:office:word" xmlns:w14="http://schemas.microsoft.com/office/word/2010/wordml" xmlns:w15="http://schemas.microsoft.com/office/word/2012/wordml" xmlns:w16cex="http://schemas.microsoft.com/office/word/2018/wordml/cex" xmlns:w16cid="http://schemas.microsoft.com/office/word/2016/wordml/cid" xmlns:w16="http://schemas.microsoft.com/office/word/2018/wordml" xmlns:w16du="http://schemas.microsoft.com/office/word/2023/wordml/word16du" xmlns:w16sdtdh="http://schemas.microsoft.com/office/word/2020/wordml/sdtdatahash" xmlns:w16sdtfl="http://schemas.microsoft.com/office/word/2024/wordml/sdtformatlock" xmlns:w16se="http://schemas.microsoft.com/office/word/2015/wordml/symex" xmlns:wpg="http://schemas.microsoft.com/office/word/2010/wordprocessingGroup" xmlns:wpi="http://schemas.microsoft.com/office/word/2010/wordprocessingInk" xmlns:wne="http://schemas.microsoft.com/office/word/2006/wordml" xmlns:wps="http://schemas.microsoft.com/office/word/2010/wordprocessingShape" mc:Ignorable="w14 w15 w16se w16cid w16 w16cex w16du w16sdtdh w16sdtfl wp14">
+<w:ftr xmlns:w="http://schemas.openxmlformats.org/wordprocessingml/2006/main" xmlns:wpc="http://schemas.microsoft.com/office/word/2010/wordprocessingCanvas" xmlns:cx="http://schemas.microsoft.com/office/drawing/2014/chartex" xmlns:cx1="http://schemas.microsoft.com/office/drawing/2015/9/8/chartex" xmlns:cx2="http://schemas.microsoft.com/office/drawing/2015/10/21/chartex" xmlns:cx3="http://schemas.microsoft.com/office/drawing/2016/5/9/chartex" xmlns:cx4="http://schemas.microsoft.com/office/drawing/2016/5/10/chartex" xmlns:cx5="http://schemas.microsoft.com/office/drawing/2016/5/11/chartex" xmlns:cx6="http://schemas.microsoft.com/office/drawing/2016/5/12/chartex" xmlns:cx7="http://schemas.microsoft.com/office/drawing/2016/5/13/chartex" xmlns:cx8="http://schemas.microsoft.com/office/drawing/2016/5/14/chartex" xmlns:mc="http://schemas.openxmlformats.org/markup-compatibility/2006" xmlns:aink="http://schemas.microsoft.com/office/drawing/2016/ink" xmlns:am3d="http://schemas.microsoft.com/office/drawing/2017/model3d" xmlns:o="urn:schemas-microsoft-com:office:office" xmlns:oel="http://schemas.microsoft.com/office/2019/extlst" xmlns:r="http://schemas.openxmlformats.org/officeDocument/2006/relationships" xmlns:m="http://schemas.openxmlformats.org/officeDocument/2006/math" xmlns:v="urn:schemas-microsoft-com:vml" xmlns:wp14="http://schemas.microsoft.com/office/word/2010/wordprocessingDrawing" xmlns:wp="http://schemas.openxmlformats.org/drawingml/2006/wordprocessingDrawing" xmlns:w10="urn:schemas-microsoft-com:office:word" xmlns:w14="http://schemas.microsoft.com/office/word/2010/wordml" xmlns:w15="http://schemas.microsoft.com/office/word/2012/wordml" xmlns:w16cex="http://schemas.microsoft.com/office/word/2018/wordml/cex" xmlns:w16cid="http://schemas.microsoft.com/office/word/2016/wordml/cid" xmlns:w16="http://schemas.microsoft.com/office/word/2018/wordml" xmlns:w16du="http://schemas.microsoft.com/office/word/2023/wordml/word16du" xmlns:w16sdtdh="http://schemas.microsoft.com/office/word/2020/wordml/sdtdatahash" xmlns:w16sdtfl="http://schemas.microsoft.com/office/word/2024/wordml/sdtformatlock" xmlns:w16se="http://schemas.microsoft.com/office/word/2015/wordml/symex" xmlns:wpg="http://schemas.microsoft.com/office/word/2010/wordprocessingGroup" xmlns:wpi="http://schemas.microsoft.com/office/word/2010/wordprocessingInk" xmlns:wne="http://schemas.microsoft.com/office/word/2006/wordml" xmlns:wps="http://schemas.microsoft.com/office/word/2010/wordprocessingShape" mc:Ignorable="w14 w15 w16 w16cex w16cid w16du w16sdtdh w16sdtfl w16se wp14">
   <w:p>
     <w:r>
       <w:t xml:space="preserve">Page </w:t>
@@ -885,7 +43,7 @@
 </file>
 
 <file path=word/header1.xml><?xml version="1.0" encoding="utf-8"?>
-<w:hdr xmlns:w="http://schemas.openxmlformats.org/wordprocessingml/2006/main" xmlns:wpc="http://schemas.microsoft.com/office/word/2010/wordprocessingCanvas" xmlns:cx="http://schemas.microsoft.com/office/drawing/2014/chartex" xmlns:cx1="http://schemas.microsoft.com/office/drawing/2015/9/8/chartex" xmlns:cx2="http://schemas.microsoft.com/office/drawing/2015/10/21/chartex" xmlns:cx3="http://schemas.microsoft.com/office/drawing/2016/5/9/chartex" xmlns:cx4="http://schemas.microsoft.com/office/drawing/2016/5/10/chartex" xmlns:cx5="http://schemas.microsoft.com/office/drawing/2016/5/11/chartex" xmlns:cx6="http://schemas.microsoft.com/office/drawing/2016/5/12/chartex" xmlns:cx7="http://schemas.microsoft.com/office/drawing/2016/5/13/chartex" xmlns:cx8="http://schemas.microsoft.com/office/drawing/2016/5/14/chartex" xmlns:mc="http://schemas.openxmlformats.org/markup-compatibility/2006" xmlns:aink="http://schemas.microsoft.com/office/drawing/2016/ink" xmlns:am3d="http://schemas.microsoft.com/office/drawing/2017/model3d" xmlns:o="urn:schemas-microsoft-com:office:office" xmlns:oel="http://schemas.microsoft.com/office/2019/extlst" xmlns:r="http://schemas.openxmlformats.org/officeDocument/2006/relationships" xmlns:m="http://schemas.openxmlformats.org/officeDocument/2006/math" xmlns:v="urn:schemas-microsoft-com:vml" xmlns:wp14="http://schemas.microsoft.com/office/word/2010/wordprocessingDrawing" xmlns:wp="http://schemas.openxmlformats.org/drawingml/2006/wordprocessingDrawing" xmlns:w10="urn:schemas-microsoft-com:office:word" xmlns:w14="http://schemas.microsoft.com/office/word/2010/wordml" xmlns:w15="http://schemas.microsoft.com/office/word/2012/wordml" xmlns:w16cex="http://schemas.microsoft.com/office/word/2018/wordml/cex" xmlns:w16cid="http://schemas.microsoft.com/office/word/2016/wordml/cid" xmlns:w16="http://schemas.microsoft.com/office/word/2018/wordml" xmlns:w16du="http://schemas.microsoft.com/office/word/2023/wordml/word16du" xmlns:w16sdtdh="http://schemas.microsoft.com/office/word/2020/wordml/sdtdatahash" xmlns:w16sdtfl="http://schemas.microsoft.com/office/word/2024/wordml/sdtformatlock" xmlns:w16se="http://schemas.microsoft.com/office/word/2015/wordml/symex" xmlns:wpg="http://schemas.microsoft.com/office/word/2010/wordprocessingGroup" xmlns:wpi="http://schemas.microsoft.com/office/word/2010/wordprocessingInk" xmlns:wne="http://schemas.microsoft.com/office/word/2006/wordml" xmlns:wps="http://schemas.microsoft.com/office/word/2010/wordprocessingShape" mc:Ignorable="w14 w15 w16se w16cid w16 w16cex w16du w16sdtdh w16sdtfl wp14">
+<w:hdr xmlns:w="http://schemas.openxmlformats.org/wordprocessingml/2006/main" xmlns:wpc="http://schemas.microsoft.com/office/word/2010/wordprocessingCanvas" xmlns:cx="http://schemas.microsoft.com/office/drawing/2014/chartex" xmlns:cx1="http://schemas.microsoft.com/office/drawing/2015/9/8/chartex" xmlns:cx2="http://schemas.microsoft.com/office/drawing/2015/10/21/chartex" xmlns:cx3="http://schemas.microsoft.com/office/drawing/2016/5/9/chartex" xmlns:cx4="http://schemas.microsoft.com/office/drawing/2016/5/10/chartex" xmlns:cx5="http://schemas.microsoft.com/office/drawing/2016/5/11/chartex" xmlns:cx6="http://schemas.microsoft.com/office/drawing/2016/5/12/chartex" xmlns:cx7="http://schemas.microsoft.com/office/drawing/2016/5/13/chartex" xmlns:cx8="http://schemas.microsoft.com/office/drawing/2016/5/14/chartex" xmlns:mc="http://schemas.openxmlformats.org/markup-compatibility/2006" xmlns:aink="http://schemas.microsoft.com/office/drawing/2016/ink" xmlns:am3d="http://schemas.microsoft.com/office/drawing/2017/model3d" xmlns:o="urn:schemas-microsoft-com:office:office" xmlns:oel="http://schemas.microsoft.com/office/2019/extlst" xmlns:r="http://schemas.openxmlformats.org/officeDocument/2006/relationships" xmlns:m="http://schemas.openxmlformats.org/officeDocument/2006/math" xmlns:v="urn:schemas-microsoft-com:vml" xmlns:wp14="http://schemas.microsoft.com/office/word/2010/wordprocessingDrawing" xmlns:wp="http://schemas.openxmlformats.org/drawingml/2006/wordprocessingDrawing" xmlns:w10="urn:schemas-microsoft-com:office:word" xmlns:w14="http://schemas.microsoft.com/office/word/2010/wordml" xmlns:w15="http://schemas.microsoft.com/office/word/2012/wordml" xmlns:w16cex="http://schemas.microsoft.com/office/word/2018/wordml/cex" xmlns:w16cid="http://schemas.microsoft.com/office/word/2016/wordml/cid" xmlns:w16="http://schemas.microsoft.com/office/word/2018/wordml" xmlns:w16du="http://schemas.microsoft.com/office/word/2023/wordml/word16du" xmlns:w16sdtdh="http://schemas.microsoft.com/office/word/2020/wordml/sdtdatahash" xmlns:w16sdtfl="http://schemas.microsoft.com/office/word/2024/wordml/sdtformatlock" xmlns:w16se="http://schemas.microsoft.com/office/word/2015/wordml/symex" xmlns:wpg="http://schemas.microsoft.com/office/word/2010/wordprocessingGroup" xmlns:wpi="http://schemas.microsoft.com/office/word/2010/wordprocessingInk" xmlns:wne="http://schemas.microsoft.com/office/word/2006/wordml" xmlns:wps="http://schemas.microsoft.com/office/word/2010/wordprocessingShape" mc:Ignorable="w14 w15 w16 w16cex w16cid w16du w16sdtdh w16sdtfl w16se wp14">
   <w:p>
     <w:r>
       <w:rPr>
@@ -908,7 +66,7 @@
 </file>
 
 <file path=word/numbering.xml><?xml version="1.0" encoding="utf-8"?>
-<w:numbering xmlns:w="http://schemas.openxmlformats.org/wordprocessingml/2006/main" xmlns:mc="http://schemas.openxmlformats.org/markup-compatibility/2006" xmlns:w14="http://schemas.microsoft.com/office/word/2010/wordml" xmlns:w15="http://schemas.microsoft.com/office/word/2012/wordml" xmlns:w16se="http://schemas.microsoft.com/office/word/2015/wordml/symex" xmlns:w16cid="http://schemas.microsoft.com/office/word/2016/wordml/cid" xmlns:w16="http://schemas.microsoft.com/office/word/2018/wordml" xmlns:w16cex="http://schemas.microsoft.com/office/word/2018/wordml/cex" xmlns:w16sdtdh="http://schemas.microsoft.com/office/word/2020/wordml/sdtdatahash" xmlns:w16sdtfl="http://schemas.microsoft.com/office/word/2024/wordml/sdtformatlock" xmlns:w16du="http://schemas.microsoft.com/office/word/2023/wordml/word16du" xmlns:wp14="http://schemas.microsoft.com/office/word/2010/wordprocessingDrawing">
+<w:numbering xmlns:w="http://schemas.openxmlformats.org/wordprocessingml/2006/main" xmlns:mc="http://schemas.openxmlformats.org/markup-compatibility/2006" xmlns:w14="http://schemas.microsoft.com/office/word/2010/wordml" xmlns:w15="http://schemas.microsoft.com/office/word/2012/wordml" xmlns:w16se="http://schemas.microsoft.com/office/word/2015/wordml/symex" xmlns:w16cid="http://schemas.microsoft.com/office/word/2016/wordml/cid" xmlns:w16="http://schemas.microsoft.com/office/word/2018/wordml" xmlns:w16cex="http://schemas.microsoft.com/office/word/2018/wordml/cex" xmlns:w16sdtdh="http://schemas.microsoft.com/office/word/2020/wordml/sdtdatahash" xmlns:w16sdtfl="http://schemas.microsoft.com/office/word/2024/wordml/sdtformatlock" xmlns:w16du="http://schemas.microsoft.com/office/word/2023/wordml/word16du" xmlns:wp14="http://schemas.microsoft.com/office/word/2010/wordprocessingDrawing" mc:Ignorable="w14 w15 w16 w16cex w16cid w16du w16sdtdh w16sdtfl w16se wp14">
   <w:abstractNum w:abstractNumId="0">
     <w:lvl w:ilvl="0">
       <w:start w:val="1"/>
@@ -1149,69 +307,24 @@
       </w:rPr>
     </w:lvl>
   </w:abstractNum>
-  <w:num w:numId="1" w16cid:durableId="1826755693">
+  <w:num w:numId="1" w16cid:durableId="-1518967160">
     <w:abstractNumId w:val="0"/>
   </w:num>
-  <w:num w:numId="2" w16cid:durableId="-463241049">
+  <w:num w:numId="2" w16cid:durableId="-2105512680">
     <w:abstractNumId w:val="1"/>
   </w:num>
-  <w:num w:numId="3" w16cid:durableId="-70191575">
+  <w:num w:numId="3" w16cid:durableId="-1638518800">
     <w:abstractNumId w:val="2"/>
   </w:num>
 </w:numbering>
 </file>
 
-<file path=word/sources.xml><?xml version="1.0" encoding="UTF-8" standalone="yes"?>
-<Sources xmlns="http://schemas.openxmlformats.org/officeDocument/2006/bibliography" b:SelectedStyle="APA">
-  <Source>
-    <SourceType>Book</SourceType>
-    <Tag>ECMA376</Tag>
-    <Author>
-      <NameList>
-        <Person>
-          <First>ECMA</First>
-          <Last>International</Last>
-        </Person>
-      </NameList>
-    </Author>
-    <Title>Office Open XML File Formats</Title>
-    <Year>2024</Year>
-    <Publisher>ECMA International</Publisher>
-    <City>Geneva</City>
-    <RefOrder>1</RefOrder>
-  </Source>
-  <Source>
-    <SourceType>JournalArticle</SourceType>
-    <Tag>Smith2024</Tag>
-    <Author>
-      <NameList>
-        <Person>
-          <First>John</First>
-          <Last>Smith</Last>
-        </Person>
-      </NameList>
-    </Author>
-    <Title>Document Generation with Ruby</Title>
-    <Year>2024</Year>
-    <Publisher>Ruby Journal</Publisher>
-    <Pages>15-30</Pages>
-    <Volume>12</Volume>
-    <Issue>1</Issue>
-    <RefOrder>2</RefOrder>
-  </Source>
-  <Source>
-    <SourceType>InternetSite</SourceType>
-    <Tag>OOXMLSpec</Tag>
-    <Title>ISO/IEC 29500 Information Technology</Title>
-    <Year>2024</Year>
-    <URL>https://standards.iso.org/iso/29500</URL>
-    <RefOrder>3</RefOrder>
-  </Source>
-</Sources>
+<file path=word/sources.xml><?xml version="1.0" encoding="UTF-8" standalone="yes"?>
+<Sources xmlns="http://schemas.openxmlformats.org/officeDocument/2006/bibliography" b:SelectedStyle="APA"><Source><SourceType>Book</SourceType><Tag>ECMA376</Tag><Author><NameList><Person><First>ECMA</First><Last>International</Last></Person></NameList></Author><Title>Office Open XML File Formats</Title><Year>2024</Year><Publisher>ECMA International</Publisher><City>Geneva</City><RefOrder>1</RefOrder></Source><Source><SourceType>JournalArticle</SourceType><Tag>Smith2024</Tag><Author><NameList><Person><First>John</First><Last>Smith</Last></Person></NameList></Author><Title>Document Generation with Ruby</Title><Year>2024</Year><Publisher>Ruby Journal</Publisher><Pages>15-30</Pages><Volume>12</Volume><Issue>1</Issue><RefOrder>2</RefOrder></Source><Source><SourceType>InternetSite</SourceType><Tag>OOXMLSpec</Tag><Title>ISO/IEC 29500 Information Technology</Title><Year>2024</Year><URL>https://standards.iso.org/iso/29500</URL><RefOrder>3</RefOrder></Source></Sources>
 </file>
 
 <file path=word/styles.xml><?xml version="1.0" encoding="utf-8"?>
-<w:styles xmlns:w="http://schemas.openxmlformats.org/wordprocessingml/2006/main" xmlns:mc="http://schemas.openxmlformats.org/markup-compatibility/2006" xmlns:r="http://schemas.openxmlformats.org/officeDocument/2006/relationships" xmlns:w14="http://schemas.microsoft.com/office/word/2010/wordml" xmlns:w15="http://schemas.microsoft.com/office/word/2012/wordml" xmlns:wp14="http://schemas.microsoft.com/office/word/2010/wordprocessingDrawing" xmlns:w16cex="http://schemas.microsoft.com/office/word/2018/wordml/cex" xmlns:w16cid="http://schemas.microsoft.com/office/word/2016/wordml/cid" xmlns:w16="http://schemas.microsoft.com/office/word/2018/wordml" xmlns:w16du="http://schemas.microsoft.com/office/word/2023/wordml/word16du" xmlns:w16sdtdh="http://schemas.microsoft.com/office/word/2020/wordml/sdtdatahash" xmlns:w16sdtfl="http://schemas.microsoft.com/office/word/2024/wordml/sdtformatlock" xmlns:w16se="http://schemas.microsoft.com/office/word/2015/wordml/symex" mc:Ignorable="w14 w15 w16se w16cid w16 w16cex w16du w16sdtdh w16sdtfl">
+<w:styles xmlns:w="http://schemas.openxmlformats.org/wordprocessingml/2006/main" xmlns:mc="http://schemas.openxmlformats.org/markup-compatibility/2006" xmlns:r="http://schemas.openxmlformats.org/officeDocument/2006/relationships" xmlns:w14="http://schemas.microsoft.com/office/word/2010/wordml" xmlns:w15="http://schemas.microsoft.com/office/word/2012/wordml" xmlns:wp14="http://schemas.microsoft.com/office/word/2010/wordprocessingDrawing" xmlns:w16cex="http://schemas.microsoft.com/office/word/2018/wordml/cex" xmlns:w16cid="http://schemas.microsoft.com/office/word/2016/wordml/cid" xmlns:w16="http://schemas.microsoft.com/office/word/2018/wordml" xmlns:w16du="http://schemas.microsoft.com/office/word/2023/wordml/word16du" xmlns:w16sdtdh="http://schemas.microsoft.com/office/word/2020/wordml/sdtdatahash" xmlns:w16sdtfl="http://schemas.microsoft.com/office/word/2024/wordml/sdtformatlock" xmlns:w16se="http://schemas.microsoft.com/office/word/2015/wordml/symex" mc:Ignorable="w14 w15 w16 w16cex w16cid w16du w16sdtdh w16sdtfl w16se">
   <w:docDefaults>
     <w:rPrDefault>
       <w:rPr>

--- a/examples/generated/complete_all_features.docx
+++ b/examples/generated/complete_all_features.docx
@@ -1,6 +1,823 @@
 
 <file path=word/document.xml><?xml version="1.0" encoding="UTF-8" standalone="yes"?>
-<w:document xmlns:w="http://schemas.openxmlformats.org/wordprocessingml/2006/main" xmlns:wpc="http://schemas.microsoft.com/office/word/2010/wordprocessingCanvas" xmlns:cx="http://schemas.microsoft.com/office/drawing/2014/chartex" xmlns:cx1="http://schemas.microsoft.com/office/drawing/2015/9/8/chartex" xmlns:cx2="http://schemas.microsoft.com/office/drawing/2015/10/21/chartex" xmlns:cx3="http://schemas.microsoft.com/office/drawing/2016/5/9/chartex" xmlns:cx4="http://schemas.microsoft.com/office/drawing/2016/5/10/chartex" xmlns:cx5="http://schemas.microsoft.com/office/drawing/2016/5/11/chartex" xmlns:cx6="http://schemas.microsoft.com/office/drawing/2016/5/12/chartex" xmlns:cx7="http://schemas.microsoft.com/office/drawing/2016/5/13/chartex" xmlns:cx8="http://schemas.microsoft.com/office/drawing/2016/5/14/chartex" xmlns:mc="http://schemas.openxmlformats.org/markup-compatibility/2006" xmlns:aink="http://schemas.microsoft.com/office/drawing/2016/ink" xmlns:am3d="http://schemas.microsoft.com/office/drawing/2017/model3d" xmlns:o="urn:schemas-microsoft-com:office:office" xmlns:oel="http://schemas.microsoft.com/office/2019/extlst" xmlns:r="http://schemas.openxmlformats.org/officeDocument/2006/relationships" xmlns:m="http://schemas.openxmlformats.org/officeDocument/2006/math" xmlns:v="urn:schemas-microsoft-com:vml" xmlns:wp14="http://schemas.microsoft.com/office/word/2010/wordprocessingDrawing" xmlns:wp="http://schemas.openxmlformats.org/drawingml/2006/wordprocessingDrawing" xmlns:w10="urn:schemas-microsoft-com:office:word" xmlns:w14="http://schemas.microsoft.com/office/word/2010/wordml" xmlns:w15="http://schemas.microsoft.com/office/word/2012/wordml" xmlns:w16cex="http://schemas.microsoft.com/office/word/2018/wordml/cex" xmlns:w16cid="http://schemas.microsoft.com/office/word/2016/wordml/cid" xmlns:w16="http://schemas.microsoft.com/office/word/2018/wordml" xmlns:w16du="http://schemas.microsoft.com/office/word/2023/wordml/word16du" xmlns:w16sdtdh="http://schemas.microsoft.com/office/word/2020/wordml/sdtdatahash" xmlns:w16sdtfl="http://schemas.microsoft.com/office/word/2024/wordml/sdtformatlock" xmlns:w16se="http://schemas.microsoft.com/office/word/2015/wordml/symex" xmlns:wpg="http://schemas.microsoft.com/office/word/2010/wordprocessingGroup" xmlns:wpi="http://schemas.microsoft.com/office/word/2010/wordprocessingInk" xmlns:wne="http://schemas.microsoft.com/office/word/2006/wordml" xmlns:wps="http://schemas.microsoft.com/office/word/2010/wordprocessingShape" mc:Ignorable="w14 w15 w16 w16cex w16cid w16du w16sdtdh w16sdtfl w16se wp14"><w:body><w:p><w:pPr/><w:r><w:t>Complete Feature Showcase</w:t></w:r></w:p><w:p><w:pPr/><w:r><w:t>Every Builder API Feature in One Document</w:t></w:r></w:p><w:p><w:r><w:t>Jane Doe — March 26, 2026</w:t></w:r></w:p><w:p><w:r><w:br w:type="page"/></w:r></w:p><w:p><w:r><w:t>Contents</w:t></w:r></w:p><w:p><w:fldChar w:fldCharType="begin"/><w:fldChar w:fldCharType="separate"/><w:fldChar w:fldCharType="end"/><w:instrText><w:text> TOC \o "1-3" \h \z \u </w:text></w:instrText></w:p><w:p><w:r><w:br w:type="page"/></w:r></w:p><w:p><w:pPr><w:pStyle w:val="Heading1"/></w:pPr><w:r><w:t>1. Text Formatting</w:t></w:r></w:p><w:p><w:r><w:t xml:space="preserve">This paragraph demonstrates </w:t></w:r><w:r><w:rPr><w:b/></w:rPr><w:t>bold</w:t></w:r><w:r><w:t xml:space="preserve">, </w:t></w:r><w:r><w:rPr><w:i/></w:rPr><w:t>italic</w:t></w:r><w:r><w:t xml:space="preserve">, </w:t></w:r><w:r><w:rPr><w:u w:val="single"/></w:rPr><w:t>underline</w:t></w:r><w:r><w:t xml:space="preserve">, </w:t></w:r><w:r><w:rPr><w:color w:val="FF0000"/></w:rPr><w:t>colored</w:t></w:r><w:r><w:t xml:space="preserve">, </w:t></w:r><w:r><w:rPr><w:highlight w:val="yellow"/></w:rPr><w:t>highlighted</w:t></w:r><w:r><w:t xml:space="preserve">, and </w:t></w:r><w:r><w:rPr><w:b/><w:i/><w:color w:val="0000FF"/></w:rPr><w:t>bold italic colored</w:t></w:r><w:r><w:t xml:space="preserve"> text.</w:t></w:r></w:p><w:p><w:r><w:t xml:space="preserve">Different sizes: </w:t></w:r><w:r><w:rPr><w:sz w:val="32"/></w:rPr><w:t>small</w:t></w:r><w:r><w:t xml:space="preserve">, </w:t></w:r><w:r><w:rPr><w:sz w:val="44"/></w:rPr><w:t>normal</w:t></w:r><w:r><w:t xml:space="preserve">, </w:t></w:r><w:r><w:rPr><w:sz w:val="64"/></w:rPr><w:t>large</w:t></w:r></w:p><w:p><w:r><w:t xml:space="preserve">Text effects: </w:t></w:r><w:r><w:rPr><w:sz w:val="32"/></w:rPr><w:t>superscript2</w:t></w:r><w:r><w:t xml:space="preserve"> and </w:t></w:r><w:r><w:rPr><w:sz w:val="32"/></w:rPr><w:t>H2</w:t></w:r><w:r><w:t>O</w:t></w:r></w:p><w:p><w:pPr><w:pStyle w:val="Heading1"/></w:pPr><w:r><w:t>2. Lists</w:t></w:r></w:p><w:p><w:pPr><w:pStyle w:val="Heading2"/></w:pPr><w:r><w:t>2.1 Bullet List</w:t></w:r></w:p><w:p><w:r><w:t>Key features of Uniword:</w:t></w:r></w:p><w:p><w:pPr><w:numPr><w:ilvl w:val="0"/><w:numId w:val="1"/></w:numPr></w:pPr><w:r><w:t>Comprehensive OOXML model coverage</w:t></w:r></w:p><w:p><w:pPr><w:numPr><w:ilvl w:val="0"/><w:numId w:val="1"/></w:numPr></w:pPr><w:r><w:t>Builder API for document construction</w:t></w:r></w:p><w:p><w:pPr><w:numPr><w:ilvl w:val="0"/><w:numId w:val="1"/></w:numPr></w:pPr><w:r><w:t>Round-trip fidelity</w:t></w:r></w:p><w:p><w:pPr><w:numPr><w:ilvl w:val="0"/><w:numId w:val="1"/></w:numPr></w:pPr><w:r><w:t>Theme support</w:t></w:r></w:p><w:p><w:pPr><w:numPr><w:ilvl w:val="0"/><w:numId w:val="1"/></w:numPr></w:pPr><w:r><w:rPr><w:b/></w:rPr><w:t>Rich text</w:t></w:r><w:r><w:t xml:space="preserve"> in list items</w:t></w:r></w:p><w:p><w:pPr><w:pStyle w:val="Heading2"/></w:pPr><w:r><w:t>2.2 Numbered List</w:t></w:r></w:p><w:p><w:r><w:t>Getting started steps:</w:t></w:r></w:p><w:p><w:pPr><w:numPr><w:ilvl w:val="0"/><w:numId w:val="2"/></w:numPr></w:pPr><w:r><w:t>Install the gem</w:t></w:r></w:p><w:p><w:pPr><w:numPr><w:ilvl w:val="0"/><w:numId w:val="2"/></w:numPr></w:pPr><w:r><w:t>Require the library</w:t></w:r></w:p><w:p><w:pPr><w:numPr><w:ilvl w:val="0"/><w:numId w:val="2"/></w:numPr></w:pPr><w:r><w:t>Create a DocumentBuilder</w:t></w:r></w:p><w:p><w:pPr><w:numPr><w:ilvl w:val="0"/><w:numId w:val="2"/></w:numPr></w:pPr><w:r><w:t>Add content</w:t></w:r></w:p><w:p><w:pPr><w:numPr><w:ilvl w:val="0"/><w:numId w:val="2"/></w:numPr></w:pPr><w:r><w:t>Save the document</w:t></w:r></w:p><w:p><w:pPr><w:pStyle w:val="Heading1"/></w:pPr><w:r><w:t>3. Tables</w:t></w:r></w:p><w:p><w:r><w:t>The following table shows project metrics:</w:t></w:r></w:p><w:p><w:pPr><w:pStyle w:val="Heading1"/></w:pPr><w:r><w:t>4. Charts</w:t></w:r></w:p><w:p><w:pPr><w:pStyle w:val="Heading2"/></w:pPr><w:r><w:t>4.1 Bar Chart</w:t></w:r></w:p><w:p><w:r><w:drawing><wp:inline><wp:extent wp:cx="5486400" wp:cy="3200400"/><wp:effectExtent/><wp:docPr wp:id="347343784" wp:name="Chart bar"/><graphic xmlns="http://schemas.openxmlformats.org/drawingml/2006/main"><graphicData uri="http://schemas.openxmlformats.org/drawingml/2006/chart"><chart xmlns="http://schemas.openxmlformats.org/drawingml/2006/chart" c:id="rIdChart1"/></graphicData></graphic></wp:inline></w:drawing></w:r></w:p><w:p><w:pPr><w:pStyle w:val="Heading2"/></w:pPr><w:r><w:t>4.2 Line Chart</w:t></w:r></w:p><w:p><w:r><w:drawing><wp:inline><wp:extent wp:cx="5486400" wp:cy="3200400"/><wp:effectExtent/><wp:docPr wp:id="263562126" wp:name="Chart line"/><graphic xmlns="http://schemas.openxmlformats.org/drawingml/2006/main"><graphicData uri="http://schemas.openxmlformats.org/drawingml/2006/chart"><chart xmlns="http://schemas.openxmlformats.org/drawingml/2006/chart" c:id="rIdChart2"/></graphicData></graphic></wp:inline></w:drawing></w:r></w:p><w:p><w:pPr><w:pStyle w:val="Heading1"/></w:pPr><w:r><w:t>5. Hyperlinks</w:t></w:r></w:p><w:p><w:r><w:t>Visit the  for the complete OOXML standard.</w:t></w:r><w:hyperlink w:id="https://www.ecma-international.org/publications-and-standards/standards/ecma-376/"><w:r><w:rPr><w:color w:val="0000FF"/><w:u w:val="single"/></w:rPr><w:t>ECMA-376 specification</w:t></w:r></w:hyperlink></w:p><w:p><w:r><w:t>Uniword is hosted at .</w:t></w:r><w:hyperlink w:id="https://github.com/publicruby/uniword"><w:r><w:rPr><w:color w:val="0000FF"/><w:u w:val="single"/></w:rPr><w:t>GitHub</w:t></w:r></w:hyperlink></w:p><w:p><w:pPr><w:pStyle w:val="Heading1"/></w:pPr><w:r><w:t>6. References</w:t></w:r></w:p><w:p><w:r><w:t>This document references the following sources:</w:t></w:r></w:p><w:p><w:sdt><w:sdtPr><w:id w:val="1"/><w:bibliography/><w:docPartObj><w:docPartGallery w:val="Bibliographies"/><w:docPartUnique/></w:docPartObj></w:sdtPr></w:sdt></w:p><w:p><w:r><w:br w:type="page"/></w:r></w:p><w:p><w:pPr><w:pStyle w:val="Heading1"/></w:pPr><w:r><w:t>7. Special Elements</w:t></w:r></w:p><w:p><w:pPr><w:pStyle w:val="Heading2"/></w:pPr><w:r><w:t>7.1 Horizontal Rule</w:t></w:r></w:p><w:p><w:r><w:t>Content above the rule.</w:t></w:r></w:p><w:p><w:pPr><w:spacing w:after="0"/><w:pBdr><w:bottom w:val="single" w:sz="6" w:color="auto"/></w:pBdr></w:pPr></w:p><w:p><w:r><w:t>Content below the rule.</w:t></w:r></w:p><w:p><w:pPr><w:pStyle w:val="Heading2"/></w:pPr><w:r><w:t>7.2 Bookmark</w:t></w:r></w:p><w:p><w:bookmarkStart w:id="1" w:name="appendix-anchor"/><w:r><w:t>This paragraph is bookmarked as "appendix-anchor".</w:t></w:r><w:bookmarkEnd w:id="1"/></w:p><w:p><w:pPr><w:pStyle w:val="Heading2"/></w:pPr><w:r><w:t>7.3 Date and Time Fields</w:t></w:r></w:p><w:p><w:r><w:t xml:space="preserve">Current date: </w:t></w:r></w:p><w:p><w:fldChar w:fldCharType="begin"/><w:fldChar w:fldCharType="separate"/><w:fldChar w:fldCharType="end"/><w:instrText><w:text> DATE \@ "M/d/yyyy" </w:text></w:instrText></w:p><w:p><w:r><w:t xml:space="preserve">Current time: </w:t></w:r></w:p><w:p><w:fldChar w:fldCharType="begin"/><w:fldChar w:fldCharType="separate"/><w:fldChar w:fldCharType="end"/><w:instrText><w:text> TIME \@ "h:mm:ss am/pm" </w:text></w:instrText></w:p><w:p><w:r><w:br w:type="page"/></w:r></w:p><w:p><w:pPr><w:pStyle w:val="Heading1"/></w:pPr><w:r><w:t>8. Appendix</w:t></w:r></w:p><w:p><w:r><w:t>This is the appendix section, separated by a page break.</w:t></w:r></w:p><w:p><w:pPr><w:numPr><w:ilvl w:val="0"/><w:numId w:val="3"/></w:numPr></w:pPr><w:r><w:t>Additional resource A</w:t></w:r></w:p><w:p><w:pPr><w:numPr><w:ilvl w:val="0"/><w:numId w:val="3"/></w:numPr></w:pPr><w:r><w:t>Additional resource B</w:t></w:r></w:p><w:p><w:pPr><w:numPr><w:ilvl w:val="0"/><w:numId w:val="3"/></w:numPr></w:pPr><w:r><w:t>Additional resource C</w:t></w:r></w:p><w:tbl><w:tblPr><w:tblW w:w="0" w:type="auto"/><w:tblLook w:val="04A0" w:firstRow="1" w:lastRow="0" w:firstColumn="1" w:lastColumn="0" w:noHBand="0" w:noVBand="1"/></w:tblPr><w:tblGrid><w:gridCol/><w:gridCol/><w:gridCol/><w:gridCol/><w:gridCol/></w:tblGrid><w:tr><w:tc><w:tcPr><w:tcW w:w="0" w:type="auto"/><w:shd w:val="clear" w:color="FFFFFF" w:fill="2E5090"/></w:tcPr><w:p><w:r><w:t>Metric</w:t></w:r></w:p></w:tc><w:tc><w:tcPr><w:tcW w:w="0" w:type="auto"/><w:shd w:val="clear" w:color="FFFFFF" w:fill="2E5090"/></w:tcPr><w:p><w:r><w:t>Q1</w:t></w:r></w:p></w:tc><w:tc><w:tcPr><w:tcW w:w="0" w:type="auto"/><w:shd w:val="clear" w:color="FFFFFF" w:fill="2E5090"/></w:tcPr><w:p><w:r><w:t>Q2</w:t></w:r></w:p></w:tc><w:tc><w:tcPr><w:tcW w:w="0" w:type="auto"/><w:shd w:val="clear" w:color="FFFFFF" w:fill="2E5090"/></w:tcPr><w:p><w:r><w:t>Q3</w:t></w:r></w:p></w:tc><w:tc><w:tcPr><w:tcW w:w="0" w:type="auto"/><w:shd w:val="clear" w:color="FFFFFF" w:fill="2E5090"/></w:tcPr><w:p><w:r><w:t>Q4</w:t></w:r></w:p></w:tc></w:tr><w:tr><w:tc><w:tcPr><w:tcW w:w="0" w:type="auto"/></w:tcPr><w:p><w:r><w:t>Revenue</w:t></w:r></w:p></w:tc><w:tc><w:tcPr><w:tcW w:w="0" w:type="auto"/></w:tcPr><w:p><w:r><w:t>$1.2M</w:t></w:r></w:p></w:tc><w:tc><w:tcPr><w:tcW w:w="0" w:type="auto"/></w:tcPr><w:p><w:r><w:t>$1.5M</w:t></w:r></w:p></w:tc><w:tc><w:tcPr><w:tcW w:w="0" w:type="auto"/></w:tcPr><w:p><w:r><w:t>$1.4M</w:t></w:r></w:p></w:tc><w:tc><w:tcPr><w:tcW w:w="0" w:type="auto"/></w:tcPr><w:p><w:r><w:t>$1.6M</w:t></w:r></w:p></w:tc></w:tr><w:tr><w:tc><w:tcPr><w:tcW w:w="0" w:type="auto"/></w:tcPr><w:p><w:r><w:t>Users</w:t></w:r></w:p></w:tc><w:tc><w:tcPr><w:tcW w:w="0" w:type="auto"/></w:tcPr><w:p><w:r><w:t>10K</w:t></w:r></w:p></w:tc><w:tc><w:tcPr><w:tcW w:w="0" w:type="auto"/></w:tcPr><w:p><w:r><w:t>15K</w:t></w:r></w:p></w:tc><w:tc><w:tcPr><w:tcW w:w="0" w:type="auto"/></w:tcPr><w:p><w:r><w:t>18K</w:t></w:r></w:p></w:tc><w:tc><w:tcPr><w:tcW w:w="0" w:type="auto"/></w:tcPr><w:p><w:r><w:t>25K</w:t></w:r></w:p></w:tc></w:tr><w:tr><w:tc><w:tcPr><w:tcW w:w="0" w:type="auto"/></w:tcPr><w:p><w:r><w:t>NPS Score</w:t></w:r></w:p></w:tc><w:tc><w:tcPr><w:tcW w:w="0" w:type="auto"/></w:tcPr><w:p><w:r><w:t>72</w:t></w:r></w:p></w:tc><w:tc><w:tcPr><w:tcW w:w="0" w:type="auto"/></w:tcPr><w:p><w:r><w:t>78</w:t></w:r></w:p></w:tc><w:tc><w:tcPr><w:tcW w:w="0" w:type="auto"/></w:tcPr><w:p><w:r><w:t>81</w:t></w:r></w:p></w:tc><w:tc><w:tcPr><w:tcW w:w="0" w:type="auto"/></w:tcPr><w:p><w:r><w:t>85</w:t></w:r></w:p></w:tc></w:tr></w:tbl><w:sectPr w:val="nextPage"><w:headerReference w:type="default" r:id="rId7"/><w:footerReference w:type="default" r:id="rId8"/><w:pgSz w:w="12240" w:h="15840" w:orient="portrait"/><w:pgMar w:top="1440" w:bottom="1440" w:left="1440" w:right="1440" w:header="720" w:footer="720" w:gutter="0"/><w:cols w:space="720"/><w:pgNumType w:start="1"/></w:sectPr></w:body></w:document>
+<w:document xmlns:w="http://schemas.openxmlformats.org/wordprocessingml/2006/main" xmlns:wpc="http://schemas.microsoft.com/office/word/2010/wordprocessingCanvas" xmlns:cx="http://schemas.microsoft.com/office/drawing/2014/chartex" xmlns:cx1="http://schemas.microsoft.com/office/drawing/2015/9/8/chartex" xmlns:cx2="http://schemas.microsoft.com/office/drawing/2015/10/21/chartex" xmlns:cx3="http://schemas.microsoft.com/office/drawing/2016/5/9/chartex" xmlns:cx4="http://schemas.microsoft.com/office/drawing/2016/5/10/chartex" xmlns:cx5="http://schemas.microsoft.com/office/drawing/2016/5/11/chartex" xmlns:cx6="http://schemas.microsoft.com/office/drawing/2016/5/12/chartex" xmlns:cx7="http://schemas.microsoft.com/office/drawing/2016/5/13/chartex" xmlns:cx8="http://schemas.microsoft.com/office/drawing/2016/5/14/chartex" xmlns:mc="http://schemas.openxmlformats.org/markup-compatibility/2006" xmlns:aink="http://schemas.microsoft.com/office/drawing/2016/ink" xmlns:am3d="http://schemas.microsoft.com/office/drawing/2017/model3d" xmlns:o="urn:schemas-microsoft-com:office:office" xmlns:oel="http://schemas.microsoft.com/office/2019/extlst" xmlns:r="http://schemas.openxmlformats.org/officeDocument/2006/relationships" xmlns:m="http://schemas.openxmlformats.org/officeDocument/2006/math" xmlns:v="urn:schemas-microsoft-com:vml" xmlns:wp14="http://schemas.microsoft.com/office/word/2010/wordprocessingDrawing" xmlns:wp="http://schemas.openxmlformats.org/drawingml/2006/wordprocessingDrawing" xmlns:w10="urn:schemas-microsoft-com:office:word" xmlns:w14="http://schemas.microsoft.com/office/word/2010/wordml" xmlns:w15="http://schemas.microsoft.com/office/word/2012/wordml" xmlns:w16cex="http://schemas.microsoft.com/office/word/2018/wordml/cex" xmlns:w16cid="http://schemas.microsoft.com/office/word/2016/wordml/cid" xmlns:w16="http://schemas.microsoft.com/office/word/2018/wordml" xmlns:w16du="http://schemas.microsoft.com/office/word/2023/wordml/word16du" xmlns:w16sdtdh="http://schemas.microsoft.com/office/word/2020/wordml/sdtdatahash" xmlns:w16sdtfl="http://schemas.microsoft.com/office/word/2024/wordml/sdtformatlock" xmlns:w16se="http://schemas.microsoft.com/office/word/2015/wordml/symex" xmlns:wpg="http://schemas.microsoft.com/office/word/2010/wordprocessingGroup" xmlns:wpi="http://schemas.microsoft.com/office/word/2010/wordprocessingInk" xmlns:wne="http://schemas.microsoft.com/office/word/2006/wordml" xmlns:wps="http://schemas.microsoft.com/office/word/2010/wordprocessingShape" mc:Ignorable="w14 w15 w16 w16cex w16cid w16du w16sdtdh w16sdtfl w16se wp14">
+  <w:body>
+    <w:p>
+      <w:pPr/>
+      <w:r>
+        <w:t>Complete Feature Showcase</w:t>
+      </w:r>
+    </w:p>
+    <w:p>
+      <w:pPr/>
+      <w:r>
+        <w:t>Every Builder API Feature in One Document</w:t>
+      </w:r>
+    </w:p>
+    <w:p>
+      <w:r>
+        <w:t>Jane Doe — March 26, 2026</w:t>
+      </w:r>
+    </w:p>
+    <w:p>
+      <w:r>
+        <w:br w:type="page"/>
+      </w:r>
+    </w:p>
+    <w:p>
+      <w:r>
+        <w:t>Contents</w:t>
+      </w:r>
+    </w:p>
+    <w:p>
+      <w:fldChar w:fldCharType="begin"/>
+      <w:fldChar w:fldCharType="separate"/>
+      <w:fldChar w:fldCharType="end"/>
+      <w:instrText>
+        <w:text> TOC \o "1-3" \h \z \u </w:text>
+      </w:instrText>
+    </w:p>
+    <w:p>
+      <w:r>
+        <w:br w:type="page"/>
+      </w:r>
+    </w:p>
+    <w:p>
+      <w:pPr>
+        <w:pStyle w:val="Heading1"/>
+      </w:pPr>
+      <w:r>
+        <w:t>1. Text Formatting</w:t>
+      </w:r>
+    </w:p>
+    <w:p>
+      <w:r>
+        <w:t xml:space="preserve">This paragraph demonstrates </w:t>
+      </w:r>
+      <w:r>
+        <w:rPr>
+          <w:b/>
+        </w:rPr>
+        <w:t>bold</w:t>
+      </w:r>
+      <w:r>
+        <w:t xml:space="preserve">, </w:t>
+      </w:r>
+      <w:r>
+        <w:rPr>
+          <w:i/>
+        </w:rPr>
+        <w:t>italic</w:t>
+      </w:r>
+      <w:r>
+        <w:t xml:space="preserve">, </w:t>
+      </w:r>
+      <w:r>
+        <w:rPr>
+          <w:u w:val="single"/>
+        </w:rPr>
+        <w:t>underline</w:t>
+      </w:r>
+      <w:r>
+        <w:t xml:space="preserve">, </w:t>
+      </w:r>
+      <w:r>
+        <w:rPr>
+          <w:color w:val="FF0000"/>
+        </w:rPr>
+        <w:t>colored</w:t>
+      </w:r>
+      <w:r>
+        <w:t xml:space="preserve">, </w:t>
+      </w:r>
+      <w:r>
+        <w:rPr>
+          <w:highlight w:val="yellow"/>
+        </w:rPr>
+        <w:t>highlighted</w:t>
+      </w:r>
+      <w:r>
+        <w:t xml:space="preserve">, and </w:t>
+      </w:r>
+      <w:r>
+        <w:rPr>
+          <w:b/>
+          <w:i/>
+          <w:color w:val="0000FF"/>
+        </w:rPr>
+        <w:t>bold italic colored</w:t>
+      </w:r>
+      <w:r>
+        <w:t xml:space="preserve"> text.</w:t>
+      </w:r>
+    </w:p>
+    <w:p>
+      <w:r>
+        <w:t xml:space="preserve">Different sizes: </w:t>
+      </w:r>
+      <w:r>
+        <w:rPr>
+          <w:sz w:val="32"/>
+        </w:rPr>
+        <w:t>small</w:t>
+      </w:r>
+      <w:r>
+        <w:t xml:space="preserve">, </w:t>
+      </w:r>
+      <w:r>
+        <w:rPr>
+          <w:sz w:val="44"/>
+        </w:rPr>
+        <w:t>normal</w:t>
+      </w:r>
+      <w:r>
+        <w:t xml:space="preserve">, </w:t>
+      </w:r>
+      <w:r>
+        <w:rPr>
+          <w:sz w:val="64"/>
+        </w:rPr>
+        <w:t>large</w:t>
+      </w:r>
+    </w:p>
+    <w:p>
+      <w:r>
+        <w:t xml:space="preserve">Text effects: </w:t>
+      </w:r>
+      <w:r>
+        <w:rPr>
+          <w:sz w:val="32"/>
+        </w:rPr>
+        <w:t>superscript2</w:t>
+      </w:r>
+      <w:r>
+        <w:t xml:space="preserve"> and </w:t>
+      </w:r>
+      <w:r>
+        <w:rPr>
+          <w:sz w:val="32"/>
+        </w:rPr>
+        <w:t>H2</w:t>
+      </w:r>
+      <w:r>
+        <w:t>O</w:t>
+      </w:r>
+    </w:p>
+    <w:p>
+      <w:pPr>
+        <w:pStyle w:val="Heading1"/>
+      </w:pPr>
+      <w:r>
+        <w:t>2. Lists</w:t>
+      </w:r>
+    </w:p>
+    <w:p>
+      <w:pPr>
+        <w:pStyle w:val="Heading2"/>
+      </w:pPr>
+      <w:r>
+        <w:t>2.1 Bullet List</w:t>
+      </w:r>
+    </w:p>
+    <w:p>
+      <w:r>
+        <w:t>Key features of Uniword:</w:t>
+      </w:r>
+    </w:p>
+    <w:p>
+      <w:pPr>
+        <w:numPr>
+          <w:ilvl w:val="0"/>
+          <w:numId w:val="1"/>
+        </w:numPr>
+      </w:pPr>
+      <w:r>
+        <w:t>Comprehensive OOXML model coverage</w:t>
+      </w:r>
+    </w:p>
+    <w:p>
+      <w:pPr>
+        <w:numPr>
+          <w:ilvl w:val="0"/>
+          <w:numId w:val="1"/>
+        </w:numPr>
+      </w:pPr>
+      <w:r>
+        <w:t>Builder API for document construction</w:t>
+      </w:r>
+    </w:p>
+    <w:p>
+      <w:pPr>
+        <w:numPr>
+          <w:ilvl w:val="0"/>
+          <w:numId w:val="1"/>
+        </w:numPr>
+      </w:pPr>
+      <w:r>
+        <w:t>Round-trip fidelity</w:t>
+      </w:r>
+    </w:p>
+    <w:p>
+      <w:pPr>
+        <w:numPr>
+          <w:ilvl w:val="0"/>
+          <w:numId w:val="1"/>
+        </w:numPr>
+      </w:pPr>
+      <w:r>
+        <w:t>Theme support</w:t>
+      </w:r>
+    </w:p>
+    <w:p>
+      <w:pPr>
+        <w:numPr>
+          <w:ilvl w:val="0"/>
+          <w:numId w:val="1"/>
+        </w:numPr>
+      </w:pPr>
+      <w:r>
+        <w:rPr>
+          <w:b/>
+        </w:rPr>
+        <w:t>Rich text</w:t>
+      </w:r>
+      <w:r>
+        <w:t xml:space="preserve"> in list items</w:t>
+      </w:r>
+    </w:p>
+    <w:p>
+      <w:pPr>
+        <w:pStyle w:val="Heading2"/>
+      </w:pPr>
+      <w:r>
+        <w:t>2.2 Numbered List</w:t>
+      </w:r>
+    </w:p>
+    <w:p>
+      <w:r>
+        <w:t>Getting started steps:</w:t>
+      </w:r>
+    </w:p>
+    <w:p>
+      <w:pPr>
+        <w:numPr>
+          <w:ilvl w:val="0"/>
+          <w:numId w:val="2"/>
+        </w:numPr>
+      </w:pPr>
+      <w:r>
+        <w:t>Install the gem</w:t>
+      </w:r>
+    </w:p>
+    <w:p>
+      <w:pPr>
+        <w:numPr>
+          <w:ilvl w:val="0"/>
+          <w:numId w:val="2"/>
+        </w:numPr>
+      </w:pPr>
+      <w:r>
+        <w:t>Require the library</w:t>
+      </w:r>
+    </w:p>
+    <w:p>
+      <w:pPr>
+        <w:numPr>
+          <w:ilvl w:val="0"/>
+          <w:numId w:val="2"/>
+        </w:numPr>
+      </w:pPr>
+      <w:r>
+        <w:t>Create a DocumentBuilder</w:t>
+      </w:r>
+    </w:p>
+    <w:p>
+      <w:pPr>
+        <w:numPr>
+          <w:ilvl w:val="0"/>
+          <w:numId w:val="2"/>
+        </w:numPr>
+      </w:pPr>
+      <w:r>
+        <w:t>Add content</w:t>
+      </w:r>
+    </w:p>
+    <w:p>
+      <w:pPr>
+        <w:numPr>
+          <w:ilvl w:val="0"/>
+          <w:numId w:val="2"/>
+        </w:numPr>
+      </w:pPr>
+      <w:r>
+        <w:t>Save the document</w:t>
+      </w:r>
+    </w:p>
+    <w:p>
+      <w:pPr>
+        <w:pStyle w:val="Heading1"/>
+      </w:pPr>
+      <w:r>
+        <w:t>3. Tables</w:t>
+      </w:r>
+    </w:p>
+    <w:p>
+      <w:r>
+        <w:t>The following table shows project metrics:</w:t>
+      </w:r>
+    </w:p>
+    <w:p>
+      <w:pPr>
+        <w:pStyle w:val="Heading1"/>
+      </w:pPr>
+      <w:r>
+        <w:t>4. Charts</w:t>
+      </w:r>
+    </w:p>
+    <w:p>
+      <w:pPr>
+        <w:pStyle w:val="Heading2"/>
+      </w:pPr>
+      <w:r>
+        <w:t>4.1 Bar Chart</w:t>
+      </w:r>
+    </w:p>
+    <w:p>
+      <w:r>
+        <w:drawing>
+          <wp:inline>
+            <wp:extent wp:cx="5486400" wp:cy="3200400"/>
+            <wp:effectExtent/>
+            <wp:docPr wp:id="347343784" wp:name="Chart bar"/>
+            <graphic xmlns="http://schemas.openxmlformats.org/drawingml/2006/main">
+              <graphicData uri="http://schemas.openxmlformats.org/drawingml/2006/chart">
+                <chart xmlns="http://schemas.openxmlformats.org/drawingml/2006/chart" c:id="rIdChart1"/>
+              </graphicData>
+            </graphic>
+          </wp:inline>
+        </w:drawing>
+      </w:r>
+    </w:p>
+    <w:p>
+      <w:pPr>
+        <w:pStyle w:val="Heading2"/>
+      </w:pPr>
+      <w:r>
+        <w:t>4.2 Line Chart</w:t>
+      </w:r>
+    </w:p>
+    <w:p>
+      <w:r>
+        <w:drawing>
+          <wp:inline>
+            <wp:extent wp:cx="5486400" wp:cy="3200400"/>
+            <wp:effectExtent/>
+            <wp:docPr wp:id="263562126" wp:name="Chart line"/>
+            <graphic xmlns="http://schemas.openxmlformats.org/drawingml/2006/main">
+              <graphicData uri="http://schemas.openxmlformats.org/drawingml/2006/chart">
+                <chart xmlns="http://schemas.openxmlformats.org/drawingml/2006/chart" c:id="rIdChart2"/>
+              </graphicData>
+            </graphic>
+          </wp:inline>
+        </w:drawing>
+      </w:r>
+    </w:p>
+    <w:p>
+      <w:pPr>
+        <w:pStyle w:val="Heading1"/>
+      </w:pPr>
+      <w:r>
+        <w:t>5. Hyperlinks</w:t>
+      </w:r>
+    </w:p>
+    <w:p>
+      <w:r>
+        <w:t>Visit the  for the complete OOXML standard.</w:t>
+      </w:r>
+      <w:hyperlink w:id="https://www.ecma-international.org/publications-and-standards/standards/ecma-376/">
+        <w:r>
+          <w:rPr>
+            <w:color w:val="0000FF"/>
+            <w:u w:val="single"/>
+          </w:rPr>
+          <w:t>ECMA-376 specification</w:t>
+        </w:r>
+      </w:hyperlink>
+    </w:p>
+    <w:p>
+      <w:r>
+        <w:t>Uniword is hosted at .</w:t>
+      </w:r>
+      <w:hyperlink w:id="https://github.com/publicruby/uniword">
+        <w:r>
+          <w:rPr>
+            <w:color w:val="0000FF"/>
+            <w:u w:val="single"/>
+          </w:rPr>
+          <w:t>GitHub</w:t>
+        </w:r>
+      </w:hyperlink>
+    </w:p>
+    <w:p>
+      <w:pPr>
+        <w:pStyle w:val="Heading1"/>
+      </w:pPr>
+      <w:r>
+        <w:t>6. References</w:t>
+      </w:r>
+    </w:p>
+    <w:p>
+      <w:r>
+        <w:t>This document references the following sources:</w:t>
+      </w:r>
+    </w:p>
+    <w:p>
+      <w:sdt>
+        <w:sdtPr>
+          <w:id w:val="1"/>
+          <w:bibliography/>
+          <w:docPartObj>
+            <w:docPartGallery w:val="Bibliographies"/>
+            <w:docPartUnique/>
+          </w:docPartObj>
+        </w:sdtPr>
+      </w:sdt>
+    </w:p>
+    <w:p>
+      <w:r>
+        <w:br w:type="page"/>
+      </w:r>
+    </w:p>
+    <w:p>
+      <w:pPr>
+        <w:pStyle w:val="Heading1"/>
+      </w:pPr>
+      <w:r>
+        <w:t>7. Special Elements</w:t>
+      </w:r>
+    </w:p>
+    <w:p>
+      <w:pPr>
+        <w:pStyle w:val="Heading2"/>
+      </w:pPr>
+      <w:r>
+        <w:t>7.1 Horizontal Rule</w:t>
+      </w:r>
+    </w:p>
+    <w:p>
+      <w:r>
+        <w:t>Content above the rule.</w:t>
+      </w:r>
+    </w:p>
+    <w:p>
+      <w:pPr>
+        <w:spacing w:after="0"/>
+        <w:pBdr>
+          <w:bottom w:val="single" w:sz="6" w:color="auto"/>
+        </w:pBdr>
+      </w:pPr>
+    </w:p>
+    <w:p>
+      <w:r>
+        <w:t>Content below the rule.</w:t>
+      </w:r>
+    </w:p>
+    <w:p>
+      <w:pPr>
+        <w:pStyle w:val="Heading2"/>
+      </w:pPr>
+      <w:r>
+        <w:t>7.2 Bookmark</w:t>
+      </w:r>
+    </w:p>
+    <w:p>
+      <w:bookmarkStart w:id="1" w:name="appendix-anchor"/>
+      <w:r>
+        <w:t>This paragraph is bookmarked as "appendix-anchor".</w:t>
+      </w:r>
+      <w:bookmarkEnd w:id="1"/>
+    </w:p>
+    <w:p>
+      <w:pPr>
+        <w:pStyle w:val="Heading2"/>
+      </w:pPr>
+      <w:r>
+        <w:t>7.3 Date and Time Fields</w:t>
+      </w:r>
+    </w:p>
+    <w:p>
+      <w:r>
+        <w:t xml:space="preserve">Current date: </w:t>
+      </w:r>
+    </w:p>
+    <w:p>
+      <w:fldChar w:fldCharType="begin"/>
+      <w:fldChar w:fldCharType="separate"/>
+      <w:fldChar w:fldCharType="end"/>
+      <w:instrText>
+        <w:text> DATE \@ "M/d/yyyy" </w:text>
+      </w:instrText>
+    </w:p>
+    <w:p>
+      <w:r>
+        <w:t xml:space="preserve">Current time: </w:t>
+      </w:r>
+    </w:p>
+    <w:p>
+      <w:fldChar w:fldCharType="begin"/>
+      <w:fldChar w:fldCharType="separate"/>
+      <w:fldChar w:fldCharType="end"/>
+      <w:instrText>
+        <w:text> TIME \@ "h:mm:ss am/pm" </w:text>
+      </w:instrText>
+    </w:p>
+    <w:p>
+      <w:r>
+        <w:br w:type="page"/>
+      </w:r>
+    </w:p>
+    <w:p>
+      <w:pPr>
+        <w:pStyle w:val="Heading1"/>
+      </w:pPr>
+      <w:r>
+        <w:t>8. Appendix</w:t>
+      </w:r>
+    </w:p>
+    <w:p>
+      <w:r>
+        <w:t>This is the appendix section, separated by a page break.</w:t>
+      </w:r>
+    </w:p>
+    <w:p>
+      <w:pPr>
+        <w:numPr>
+          <w:ilvl w:val="0"/>
+          <w:numId w:val="3"/>
+        </w:numPr>
+      </w:pPr>
+      <w:r>
+        <w:t>Additional resource A</w:t>
+      </w:r>
+    </w:p>
+    <w:p>
+      <w:pPr>
+        <w:numPr>
+          <w:ilvl w:val="0"/>
+          <w:numId w:val="3"/>
+        </w:numPr>
+      </w:pPr>
+      <w:r>
+        <w:t>Additional resource B</w:t>
+      </w:r>
+    </w:p>
+    <w:p>
+      <w:pPr>
+        <w:numPr>
+          <w:ilvl w:val="0"/>
+          <w:numId w:val="3"/>
+        </w:numPr>
+      </w:pPr>
+      <w:r>
+        <w:t>Additional resource C</w:t>
+      </w:r>
+    </w:p>
+    <w:tbl>
+      <w:tblPr>
+        <w:tblW w:w="0" w:type="auto"/>
+        <w:tblLook w:val="04A0" w:firstRow="1" w:lastRow="0" w:firstColumn="1" w:lastColumn="0" w:noHBand="0" w:noVBand="1"/>
+      </w:tblPr>
+      <w:tblGrid>
+        <w:gridCol/>
+        <w:gridCol/>
+        <w:gridCol/>
+        <w:gridCol/>
+        <w:gridCol/>
+      </w:tblGrid>
+      <w:tr>
+        <w:tc>
+          <w:tcPr>
+            <w:tcW w:w="0" w:type="auto"/>
+            <w:shd w:val="clear" w:color="FFFFFF" w:fill="2E5090"/>
+          </w:tcPr>
+          <w:p>
+            <w:r>
+              <w:t>Metric</w:t>
+            </w:r>
+          </w:p>
+        </w:tc>
+        <w:tc>
+          <w:tcPr>
+            <w:tcW w:w="0" w:type="auto"/>
+            <w:shd w:val="clear" w:color="FFFFFF" w:fill="2E5090"/>
+          </w:tcPr>
+          <w:p>
+            <w:r>
+              <w:t>Q1</w:t>
+            </w:r>
+          </w:p>
+        </w:tc>
+        <w:tc>
+          <w:tcPr>
+            <w:tcW w:w="0" w:type="auto"/>
+            <w:shd w:val="clear" w:color="FFFFFF" w:fill="2E5090"/>
+          </w:tcPr>
+          <w:p>
+            <w:r>
+              <w:t>Q2</w:t>
+            </w:r>
+          </w:p>
+        </w:tc>
+        <w:tc>
+          <w:tcPr>
+            <w:tcW w:w="0" w:type="auto"/>
+            <w:shd w:val="clear" w:color="FFFFFF" w:fill="2E5090"/>
+          </w:tcPr>
+          <w:p>
+            <w:r>
+              <w:t>Q3</w:t>
+            </w:r>
+          </w:p>
+        </w:tc>
+        <w:tc>
+          <w:tcPr>
+            <w:tcW w:w="0" w:type="auto"/>
+            <w:shd w:val="clear" w:color="FFFFFF" w:fill="2E5090"/>
+          </w:tcPr>
+          <w:p>
+            <w:r>
+              <w:t>Q4</w:t>
+            </w:r>
+          </w:p>
+        </w:tc>
+      </w:tr>
+      <w:tr>
+        <w:tc>
+          <w:tcPr>
+            <w:tcW w:w="0" w:type="auto"/>
+          </w:tcPr>
+          <w:p>
+            <w:r>
+              <w:t>Revenue</w:t>
+            </w:r>
+          </w:p>
+        </w:tc>
+        <w:tc>
+          <w:tcPr>
+            <w:tcW w:w="0" w:type="auto"/>
+          </w:tcPr>
+          <w:p>
+            <w:r>
+              <w:t>$1.2M</w:t>
+            </w:r>
+          </w:p>
+        </w:tc>
+        <w:tc>
+          <w:tcPr>
+            <w:tcW w:w="0" w:type="auto"/>
+          </w:tcPr>
+          <w:p>
+            <w:r>
+              <w:t>$1.5M</w:t>
+            </w:r>
+          </w:p>
+        </w:tc>
+        <w:tc>
+          <w:tcPr>
+            <w:tcW w:w="0" w:type="auto"/>
+          </w:tcPr>
+          <w:p>
+            <w:r>
+              <w:t>$1.4M</w:t>
+            </w:r>
+          </w:p>
+        </w:tc>
+        <w:tc>
+          <w:tcPr>
+            <w:tcW w:w="0" w:type="auto"/>
+          </w:tcPr>
+          <w:p>
+            <w:r>
+              <w:t>$1.6M</w:t>
+            </w:r>
+          </w:p>
+        </w:tc>
+      </w:tr>
+      <w:tr>
+        <w:tc>
+          <w:tcPr>
+            <w:tcW w:w="0" w:type="auto"/>
+          </w:tcPr>
+          <w:p>
+            <w:r>
+              <w:t>Users</w:t>
+            </w:r>
+          </w:p>
+        </w:tc>
+        <w:tc>
+          <w:tcPr>
+            <w:tcW w:w="0" w:type="auto"/>
+          </w:tcPr>
+          <w:p>
+            <w:r>
+              <w:t>10K</w:t>
+            </w:r>
+          </w:p>
+        </w:tc>
+        <w:tc>
+          <w:tcPr>
+            <w:tcW w:w="0" w:type="auto"/>
+          </w:tcPr>
+          <w:p>
+            <w:r>
+              <w:t>15K</w:t>
+            </w:r>
+          </w:p>
+        </w:tc>
+        <w:tc>
+          <w:tcPr>
+            <w:tcW w:w="0" w:type="auto"/>
+          </w:tcPr>
+          <w:p>
+            <w:r>
+              <w:t>18K</w:t>
+            </w:r>
+          </w:p>
+        </w:tc>
+        <w:tc>
+          <w:tcPr>
+            <w:tcW w:w="0" w:type="auto"/>
+          </w:tcPr>
+          <w:p>
+            <w:r>
+              <w:t>25K</w:t>
+            </w:r>
+          </w:p>
+        </w:tc>
+      </w:tr>
+      <w:tr>
+        <w:tc>
+          <w:tcPr>
+            <w:tcW w:w="0" w:type="auto"/>
+          </w:tcPr>
+          <w:p>
+            <w:r>
+              <w:t>NPS Score</w:t>
+            </w:r>
+          </w:p>
+        </w:tc>
+        <w:tc>
+          <w:tcPr>
+            <w:tcW w:w="0" w:type="auto"/>
+          </w:tcPr>
+          <w:p>
+            <w:r>
+              <w:t>72</w:t>
+            </w:r>
+          </w:p>
+        </w:tc>
+        <w:tc>
+          <w:tcPr>
+            <w:tcW w:w="0" w:type="auto"/>
+          </w:tcPr>
+          <w:p>
+            <w:r>
+              <w:t>78</w:t>
+            </w:r>
+          </w:p>
+        </w:tc>
+        <w:tc>
+          <w:tcPr>
+            <w:tcW w:w="0" w:type="auto"/>
+          </w:tcPr>
+          <w:p>
+            <w:r>
+              <w:t>81</w:t>
+            </w:r>
+          </w:p>
+        </w:tc>
+        <w:tc>
+          <w:tcPr>
+            <w:tcW w:w="0" w:type="auto"/>
+          </w:tcPr>
+          <w:p>
+            <w:r>
+              <w:t>85</w:t>
+            </w:r>
+          </w:p>
+        </w:tc>
+      </w:tr>
+    </w:tbl>
+    <w:sectPr w:val="nextPage">
+      <w:headerReference w:type="default" r:id="rId7"/>
+      <w:footerReference w:type="default" r:id="rId8"/>
+      <w:pgSz w:w="12240" w:h="15840" w:orient="portrait"/>
+      <w:pgMar w:top="1440" w:bottom="1440" w:left="1440" w:right="1440" w:header="720" w:footer="720" w:gutter="0"/>
+      <w:cols w:space="720"/>
+      <w:pgNumType w:start="1"/>
+    </w:sectPr>
+  </w:body>
+</w:document>
 </file>
 
 <file path=word/footer1.xml><?xml version="1.0" encoding="utf-8"?>
@@ -320,7 +1137,52 @@
 </file>
 
 <file path=word/sources.xml><?xml version="1.0" encoding="UTF-8" standalone="yes"?>
-<Sources xmlns="http://schemas.openxmlformats.org/officeDocument/2006/bibliography" b:SelectedStyle="APA"><Source><SourceType>Book</SourceType><Tag>ECMA376</Tag><Author><NameList><Person><First>ECMA</First><Last>International</Last></Person></NameList></Author><Title>Office Open XML File Formats</Title><Year>2024</Year><Publisher>ECMA International</Publisher><City>Geneva</City><RefOrder>1</RefOrder></Source><Source><SourceType>JournalArticle</SourceType><Tag>Smith2024</Tag><Author><NameList><Person><First>John</First><Last>Smith</Last></Person></NameList></Author><Title>Document Generation with Ruby</Title><Year>2024</Year><Publisher>Ruby Journal</Publisher><Pages>15-30</Pages><Volume>12</Volume><Issue>1</Issue><RefOrder>2</RefOrder></Source><Source><SourceType>InternetSite</SourceType><Tag>OOXMLSpec</Tag><Title>ISO/IEC 29500 Information Technology</Title><Year>2024</Year><URL>https://standards.iso.org/iso/29500</URL><RefOrder>3</RefOrder></Source></Sources>
+<Sources xmlns="http://schemas.openxmlformats.org/officeDocument/2006/bibliography" b:SelectedStyle="APA">
+  <Source>
+    <SourceType>Book</SourceType>
+    <Tag>ECMA376</Tag>
+    <Author>
+      <NameList>
+        <Person>
+          <First>ECMA</First>
+          <Last>International</Last>
+        </Person>
+      </NameList>
+    </Author>
+    <Title>Office Open XML File Formats</Title>
+    <Year>2024</Year>
+    <Publisher>ECMA International</Publisher>
+    <City>Geneva</City>
+    <RefOrder>1</RefOrder>
+  </Source>
+  <Source>
+    <SourceType>JournalArticle</SourceType>
+    <Tag>Smith2024</Tag>
+    <Author>
+      <NameList>
+        <Person>
+          <First>John</First>
+          <Last>Smith</Last>
+        </Person>
+      </NameList>
+    </Author>
+    <Title>Document Generation with Ruby</Title>
+    <Year>2024</Year>
+    <Publisher>Ruby Journal</Publisher>
+    <Pages>15-30</Pages>
+    <Volume>12</Volume>
+    <Issue>1</Issue>
+    <RefOrder>2</RefOrder>
+  </Source>
+  <Source>
+    <SourceType>InternetSite</SourceType>
+    <Tag>OOXMLSpec</Tag>
+    <Title>ISO/IEC 29500 Information Technology</Title>
+    <Year>2024</Year>
+    <URL>https://standards.iso.org/iso/29500</URL>
+    <RefOrder>3</RefOrder>
+  </Source>
+</Sources>
 </file>
 
 <file path=word/styles.xml><?xml version="1.0" encoding="utf-8"?>

--- a/examples/generated/complete_all_features.docx
+++ b/examples/generated/complete_all_features.docx
@@ -1,823 +1,7 @@
 
-<file path=word/document.xml><?xml version="1.0" encoding="UTF-8" standalone="yes"?>
-<w:document xmlns:w="http://schemas.openxmlformats.org/wordprocessingml/2006/main" xmlns:wpc="http://schemas.microsoft.com/office/word/2010/wordprocessingCanvas" xmlns:cx="http://schemas.microsoft.com/office/drawing/2014/chartex" xmlns:cx1="http://schemas.microsoft.com/office/drawing/2015/9/8/chartex" xmlns:cx2="http://schemas.microsoft.com/office/drawing/2015/10/21/chartex" xmlns:cx3="http://schemas.microsoft.com/office/drawing/2016/5/9/chartex" xmlns:cx4="http://schemas.microsoft.com/office/drawing/2016/5/10/chartex" xmlns:cx5="http://schemas.microsoft.com/office/drawing/2016/5/11/chartex" xmlns:cx6="http://schemas.microsoft.com/office/drawing/2016/5/12/chartex" xmlns:cx7="http://schemas.microsoft.com/office/drawing/2016/5/13/chartex" xmlns:cx8="http://schemas.microsoft.com/office/drawing/2016/5/14/chartex" xmlns:mc="http://schemas.openxmlformats.org/markup-compatibility/2006" xmlns:aink="http://schemas.microsoft.com/office/drawing/2016/ink" xmlns:am3d="http://schemas.microsoft.com/office/drawing/2017/model3d" xmlns:o="urn:schemas-microsoft-com:office:office" xmlns:oel="http://schemas.microsoft.com/office/2019/extlst" xmlns:r="http://schemas.openxmlformats.org/officeDocument/2006/relationships" xmlns:m="http://schemas.openxmlformats.org/officeDocument/2006/math" xmlns:v="urn:schemas-microsoft-com:vml" xmlns:wp14="http://schemas.microsoft.com/office/word/2010/wordprocessingDrawing" xmlns:wp="http://schemas.openxmlformats.org/drawingml/2006/wordprocessingDrawing" xmlns:w10="urn:schemas-microsoft-com:office:word" xmlns:w14="http://schemas.microsoft.com/office/word/2010/wordml" xmlns:w15="http://schemas.microsoft.com/office/word/2012/wordml" xmlns:w16cex="http://schemas.microsoft.com/office/word/2018/wordml/cex" xmlns:w16cid="http://schemas.microsoft.com/office/word/2016/wordml/cid" xmlns:w16="http://schemas.microsoft.com/office/word/2018/wordml" xmlns:w16du="http://schemas.microsoft.com/office/word/2023/wordml/word16du" xmlns:w16sdtdh="http://schemas.microsoft.com/office/word/2020/wordml/sdtdatahash" xmlns:w16sdtfl="http://schemas.microsoft.com/office/word/2024/wordml/sdtformatlock" xmlns:w16se="http://schemas.microsoft.com/office/word/2015/wordml/symex" xmlns:wpg="http://schemas.microsoft.com/office/word/2010/wordprocessingGroup" xmlns:wpi="http://schemas.microsoft.com/office/word/2010/wordprocessingInk" xmlns:wne="http://schemas.microsoft.com/office/word/2006/wordml" xmlns:wps="http://schemas.microsoft.com/office/word/2010/wordprocessingShape" mc:Ignorable="w14 w15 w16 w16cex w16cid w16du w16sdtdh w16sdtfl w16se wp14">
-  <w:body>
-    <w:p>
-      <w:pPr/>
-      <w:r>
-        <w:t>Complete Feature Showcase</w:t>
-      </w:r>
-    </w:p>
-    <w:p>
-      <w:pPr/>
-      <w:r>
-        <w:t>Every Builder API Feature in One Document</w:t>
-      </w:r>
-    </w:p>
-    <w:p>
-      <w:r>
-        <w:t>Jane Doe — March 26, 2026</w:t>
-      </w:r>
-    </w:p>
-    <w:p>
-      <w:r>
-        <w:br w:type="page"/>
-      </w:r>
-    </w:p>
-    <w:p>
-      <w:r>
-        <w:t>Contents</w:t>
-      </w:r>
-    </w:p>
-    <w:p>
-      <w:fldChar w:fldCharType="begin"/>
-      <w:fldChar w:fldCharType="separate"/>
-      <w:fldChar w:fldCharType="end"/>
-      <w:instrText>
-        <w:text> TOC \o "1-3" \h \z \u </w:text>
-      </w:instrText>
-    </w:p>
-    <w:p>
-      <w:r>
-        <w:br w:type="page"/>
-      </w:r>
-    </w:p>
-    <w:p>
-      <w:pPr>
-        <w:pStyle w:val="Heading1"/>
-      </w:pPr>
-      <w:r>
-        <w:t>1. Text Formatting</w:t>
-      </w:r>
-    </w:p>
-    <w:p>
-      <w:r>
-        <w:t xml:space="preserve">This paragraph demonstrates </w:t>
-      </w:r>
-      <w:r>
-        <w:rPr>
-          <w:b/>
-        </w:rPr>
-        <w:t>bold</w:t>
-      </w:r>
-      <w:r>
-        <w:t xml:space="preserve">, </w:t>
-      </w:r>
-      <w:r>
-        <w:rPr>
-          <w:i/>
-        </w:rPr>
-        <w:t>italic</w:t>
-      </w:r>
-      <w:r>
-        <w:t xml:space="preserve">, </w:t>
-      </w:r>
-      <w:r>
-        <w:rPr>
-          <w:u w:val="single"/>
-        </w:rPr>
-        <w:t>underline</w:t>
-      </w:r>
-      <w:r>
-        <w:t xml:space="preserve">, </w:t>
-      </w:r>
-      <w:r>
-        <w:rPr>
-          <w:color w:val="FF0000"/>
-        </w:rPr>
-        <w:t>colored</w:t>
-      </w:r>
-      <w:r>
-        <w:t xml:space="preserve">, </w:t>
-      </w:r>
-      <w:r>
-        <w:rPr>
-          <w:highlight w:val="yellow"/>
-        </w:rPr>
-        <w:t>highlighted</w:t>
-      </w:r>
-      <w:r>
-        <w:t xml:space="preserve">, and </w:t>
-      </w:r>
-      <w:r>
-        <w:rPr>
-          <w:b/>
-          <w:i/>
-          <w:color w:val="0000FF"/>
-        </w:rPr>
-        <w:t>bold italic colored</w:t>
-      </w:r>
-      <w:r>
-        <w:t xml:space="preserve"> text.</w:t>
-      </w:r>
-    </w:p>
-    <w:p>
-      <w:r>
-        <w:t xml:space="preserve">Different sizes: </w:t>
-      </w:r>
-      <w:r>
-        <w:rPr>
-          <w:sz w:val="32"/>
-        </w:rPr>
-        <w:t>small</w:t>
-      </w:r>
-      <w:r>
-        <w:t xml:space="preserve">, </w:t>
-      </w:r>
-      <w:r>
-        <w:rPr>
-          <w:sz w:val="44"/>
-        </w:rPr>
-        <w:t>normal</w:t>
-      </w:r>
-      <w:r>
-        <w:t xml:space="preserve">, </w:t>
-      </w:r>
-      <w:r>
-        <w:rPr>
-          <w:sz w:val="64"/>
-        </w:rPr>
-        <w:t>large</w:t>
-      </w:r>
-    </w:p>
-    <w:p>
-      <w:r>
-        <w:t xml:space="preserve">Text effects: </w:t>
-      </w:r>
-      <w:r>
-        <w:rPr>
-          <w:sz w:val="32"/>
-        </w:rPr>
-        <w:t>superscript2</w:t>
-      </w:r>
-      <w:r>
-        <w:t xml:space="preserve"> and </w:t>
-      </w:r>
-      <w:r>
-        <w:rPr>
-          <w:sz w:val="32"/>
-        </w:rPr>
-        <w:t>H2</w:t>
-      </w:r>
-      <w:r>
-        <w:t>O</w:t>
-      </w:r>
-    </w:p>
-    <w:p>
-      <w:pPr>
-        <w:pStyle w:val="Heading1"/>
-      </w:pPr>
-      <w:r>
-        <w:t>2. Lists</w:t>
-      </w:r>
-    </w:p>
-    <w:p>
-      <w:pPr>
-        <w:pStyle w:val="Heading2"/>
-      </w:pPr>
-      <w:r>
-        <w:t>2.1 Bullet List</w:t>
-      </w:r>
-    </w:p>
-    <w:p>
-      <w:r>
-        <w:t>Key features of Uniword:</w:t>
-      </w:r>
-    </w:p>
-    <w:p>
-      <w:pPr>
-        <w:numPr>
-          <w:ilvl w:val="0"/>
-          <w:numId w:val="1"/>
-        </w:numPr>
-      </w:pPr>
-      <w:r>
-        <w:t>Comprehensive OOXML model coverage</w:t>
-      </w:r>
-    </w:p>
-    <w:p>
-      <w:pPr>
-        <w:numPr>
-          <w:ilvl w:val="0"/>
-          <w:numId w:val="1"/>
-        </w:numPr>
-      </w:pPr>
-      <w:r>
-        <w:t>Builder API for document construction</w:t>
-      </w:r>
-    </w:p>
-    <w:p>
-      <w:pPr>
-        <w:numPr>
-          <w:ilvl w:val="0"/>
-          <w:numId w:val="1"/>
-        </w:numPr>
-      </w:pPr>
-      <w:r>
-        <w:t>Round-trip fidelity</w:t>
-      </w:r>
-    </w:p>
-    <w:p>
-      <w:pPr>
-        <w:numPr>
-          <w:ilvl w:val="0"/>
-          <w:numId w:val="1"/>
-        </w:numPr>
-      </w:pPr>
-      <w:r>
-        <w:t>Theme support</w:t>
-      </w:r>
-    </w:p>
-    <w:p>
-      <w:pPr>
-        <w:numPr>
-          <w:ilvl w:val="0"/>
-          <w:numId w:val="1"/>
-        </w:numPr>
-      </w:pPr>
-      <w:r>
-        <w:rPr>
-          <w:b/>
-        </w:rPr>
-        <w:t>Rich text</w:t>
-      </w:r>
-      <w:r>
-        <w:t xml:space="preserve"> in list items</w:t>
-      </w:r>
-    </w:p>
-    <w:p>
-      <w:pPr>
-        <w:pStyle w:val="Heading2"/>
-      </w:pPr>
-      <w:r>
-        <w:t>2.2 Numbered List</w:t>
-      </w:r>
-    </w:p>
-    <w:p>
-      <w:r>
-        <w:t>Getting started steps:</w:t>
-      </w:r>
-    </w:p>
-    <w:p>
-      <w:pPr>
-        <w:numPr>
-          <w:ilvl w:val="0"/>
-          <w:numId w:val="2"/>
-        </w:numPr>
-      </w:pPr>
-      <w:r>
-        <w:t>Install the gem</w:t>
-      </w:r>
-    </w:p>
-    <w:p>
-      <w:pPr>
-        <w:numPr>
-          <w:ilvl w:val="0"/>
-          <w:numId w:val="2"/>
-        </w:numPr>
-      </w:pPr>
-      <w:r>
-        <w:t>Require the library</w:t>
-      </w:r>
-    </w:p>
-    <w:p>
-      <w:pPr>
-        <w:numPr>
-          <w:ilvl w:val="0"/>
-          <w:numId w:val="2"/>
-        </w:numPr>
-      </w:pPr>
-      <w:r>
-        <w:t>Create a DocumentBuilder</w:t>
-      </w:r>
-    </w:p>
-    <w:p>
-      <w:pPr>
-        <w:numPr>
-          <w:ilvl w:val="0"/>
-          <w:numId w:val="2"/>
-        </w:numPr>
-      </w:pPr>
-      <w:r>
-        <w:t>Add content</w:t>
-      </w:r>
-    </w:p>
-    <w:p>
-      <w:pPr>
-        <w:numPr>
-          <w:ilvl w:val="0"/>
-          <w:numId w:val="2"/>
-        </w:numPr>
-      </w:pPr>
-      <w:r>
-        <w:t>Save the document</w:t>
-      </w:r>
-    </w:p>
-    <w:p>
-      <w:pPr>
-        <w:pStyle w:val="Heading1"/>
-      </w:pPr>
-      <w:r>
-        <w:t>3. Tables</w:t>
-      </w:r>
-    </w:p>
-    <w:p>
-      <w:r>
-        <w:t>The following table shows project metrics:</w:t>
-      </w:r>
-    </w:p>
-    <w:p>
-      <w:pPr>
-        <w:pStyle w:val="Heading1"/>
-      </w:pPr>
-      <w:r>
-        <w:t>4. Charts</w:t>
-      </w:r>
-    </w:p>
-    <w:p>
-      <w:pPr>
-        <w:pStyle w:val="Heading2"/>
-      </w:pPr>
-      <w:r>
-        <w:t>4.1 Bar Chart</w:t>
-      </w:r>
-    </w:p>
-    <w:p>
-      <w:r>
-        <w:drawing>
-          <wp:inline>
-            <wp:extent wp:cx="5486400" wp:cy="3200400"/>
-            <wp:effectExtent/>
-            <wp:docPr wp:id="347343784" wp:name="Chart bar"/>
-            <graphic xmlns="http://schemas.openxmlformats.org/drawingml/2006/main">
-              <graphicData uri="http://schemas.openxmlformats.org/drawingml/2006/chart">
-                <chart xmlns="http://schemas.openxmlformats.org/drawingml/2006/chart" c:id="rIdChart1"/>
-              </graphicData>
-            </graphic>
-          </wp:inline>
-        </w:drawing>
-      </w:r>
-    </w:p>
-    <w:p>
-      <w:pPr>
-        <w:pStyle w:val="Heading2"/>
-      </w:pPr>
-      <w:r>
-        <w:t>4.2 Line Chart</w:t>
-      </w:r>
-    </w:p>
-    <w:p>
-      <w:r>
-        <w:drawing>
-          <wp:inline>
-            <wp:extent wp:cx="5486400" wp:cy="3200400"/>
-            <wp:effectExtent/>
-            <wp:docPr wp:id="263562126" wp:name="Chart line"/>
-            <graphic xmlns="http://schemas.openxmlformats.org/drawingml/2006/main">
-              <graphicData uri="http://schemas.openxmlformats.org/drawingml/2006/chart">
-                <chart xmlns="http://schemas.openxmlformats.org/drawingml/2006/chart" c:id="rIdChart2"/>
-              </graphicData>
-            </graphic>
-          </wp:inline>
-        </w:drawing>
-      </w:r>
-    </w:p>
-    <w:p>
-      <w:pPr>
-        <w:pStyle w:val="Heading1"/>
-      </w:pPr>
-      <w:r>
-        <w:t>5. Hyperlinks</w:t>
-      </w:r>
-    </w:p>
-    <w:p>
-      <w:r>
-        <w:t>Visit the  for the complete OOXML standard.</w:t>
-      </w:r>
-      <w:hyperlink w:id="https://www.ecma-international.org/publications-and-standards/standards/ecma-376/">
-        <w:r>
-          <w:rPr>
-            <w:color w:val="0000FF"/>
-            <w:u w:val="single"/>
-          </w:rPr>
-          <w:t>ECMA-376 specification</w:t>
-        </w:r>
-      </w:hyperlink>
-    </w:p>
-    <w:p>
-      <w:r>
-        <w:t>Uniword is hosted at .</w:t>
-      </w:r>
-      <w:hyperlink w:id="https://github.com/publicruby/uniword">
-        <w:r>
-          <w:rPr>
-            <w:color w:val="0000FF"/>
-            <w:u w:val="single"/>
-          </w:rPr>
-          <w:t>GitHub</w:t>
-        </w:r>
-      </w:hyperlink>
-    </w:p>
-    <w:p>
-      <w:pPr>
-        <w:pStyle w:val="Heading1"/>
-      </w:pPr>
-      <w:r>
-        <w:t>6. References</w:t>
-      </w:r>
-    </w:p>
-    <w:p>
-      <w:r>
-        <w:t>This document references the following sources:</w:t>
-      </w:r>
-    </w:p>
-    <w:p>
-      <w:sdt>
-        <w:sdtPr>
-          <w:id w:val="1"/>
-          <w:bibliography/>
-          <w:docPartObj>
-            <w:docPartGallery w:val="Bibliographies"/>
-            <w:docPartUnique/>
-          </w:docPartObj>
-        </w:sdtPr>
-      </w:sdt>
-    </w:p>
-    <w:p>
-      <w:r>
-        <w:br w:type="page"/>
-      </w:r>
-    </w:p>
-    <w:p>
-      <w:pPr>
-        <w:pStyle w:val="Heading1"/>
-      </w:pPr>
-      <w:r>
-        <w:t>7. Special Elements</w:t>
-      </w:r>
-    </w:p>
-    <w:p>
-      <w:pPr>
-        <w:pStyle w:val="Heading2"/>
-      </w:pPr>
-      <w:r>
-        <w:t>7.1 Horizontal Rule</w:t>
-      </w:r>
-    </w:p>
-    <w:p>
-      <w:r>
-        <w:t>Content above the rule.</w:t>
-      </w:r>
-    </w:p>
-    <w:p>
-      <w:pPr>
-        <w:spacing w:after="0"/>
-        <w:pBdr>
-          <w:bottom w:val="single" w:sz="6" w:color="auto"/>
-        </w:pBdr>
-      </w:pPr>
-    </w:p>
-    <w:p>
-      <w:r>
-        <w:t>Content below the rule.</w:t>
-      </w:r>
-    </w:p>
-    <w:p>
-      <w:pPr>
-        <w:pStyle w:val="Heading2"/>
-      </w:pPr>
-      <w:r>
-        <w:t>7.2 Bookmark</w:t>
-      </w:r>
-    </w:p>
-    <w:p>
-      <w:bookmarkStart w:id="1" w:name="appendix-anchor"/>
-      <w:r>
-        <w:t>This paragraph is bookmarked as "appendix-anchor".</w:t>
-      </w:r>
-      <w:bookmarkEnd w:id="1"/>
-    </w:p>
-    <w:p>
-      <w:pPr>
-        <w:pStyle w:val="Heading2"/>
-      </w:pPr>
-      <w:r>
-        <w:t>7.3 Date and Time Fields</w:t>
-      </w:r>
-    </w:p>
-    <w:p>
-      <w:r>
-        <w:t xml:space="preserve">Current date: </w:t>
-      </w:r>
-    </w:p>
-    <w:p>
-      <w:fldChar w:fldCharType="begin"/>
-      <w:fldChar w:fldCharType="separate"/>
-      <w:fldChar w:fldCharType="end"/>
-      <w:instrText>
-        <w:text> DATE \@ "M/d/yyyy" </w:text>
-      </w:instrText>
-    </w:p>
-    <w:p>
-      <w:r>
-        <w:t xml:space="preserve">Current time: </w:t>
-      </w:r>
-    </w:p>
-    <w:p>
-      <w:fldChar w:fldCharType="begin"/>
-      <w:fldChar w:fldCharType="separate"/>
-      <w:fldChar w:fldCharType="end"/>
-      <w:instrText>
-        <w:text> TIME \@ "h:mm:ss am/pm" </w:text>
-      </w:instrText>
-    </w:p>
-    <w:p>
-      <w:r>
-        <w:br w:type="page"/>
-      </w:r>
-    </w:p>
-    <w:p>
-      <w:pPr>
-        <w:pStyle w:val="Heading1"/>
-      </w:pPr>
-      <w:r>
-        <w:t>8. Appendix</w:t>
-      </w:r>
-    </w:p>
-    <w:p>
-      <w:r>
-        <w:t>This is the appendix section, separated by a page break.</w:t>
-      </w:r>
-    </w:p>
-    <w:p>
-      <w:pPr>
-        <w:numPr>
-          <w:ilvl w:val="0"/>
-          <w:numId w:val="3"/>
-        </w:numPr>
-      </w:pPr>
-      <w:r>
-        <w:t>Additional resource A</w:t>
-      </w:r>
-    </w:p>
-    <w:p>
-      <w:pPr>
-        <w:numPr>
-          <w:ilvl w:val="0"/>
-          <w:numId w:val="3"/>
-        </w:numPr>
-      </w:pPr>
-      <w:r>
-        <w:t>Additional resource B</w:t>
-      </w:r>
-    </w:p>
-    <w:p>
-      <w:pPr>
-        <w:numPr>
-          <w:ilvl w:val="0"/>
-          <w:numId w:val="3"/>
-        </w:numPr>
-      </w:pPr>
-      <w:r>
-        <w:t>Additional resource C</w:t>
-      </w:r>
-    </w:p>
-    <w:tbl>
-      <w:tblPr>
-        <w:tblW w:w="0" w:type="auto"/>
-        <w:tblLook w:val="04A0" w:firstRow="1" w:lastRow="0" w:firstColumn="1" w:lastColumn="0" w:noHBand="0" w:noVBand="1"/>
-      </w:tblPr>
-      <w:tblGrid>
-        <w:gridCol/>
-        <w:gridCol/>
-        <w:gridCol/>
-        <w:gridCol/>
-        <w:gridCol/>
-      </w:tblGrid>
-      <w:tr>
-        <w:tc>
-          <w:tcPr>
-            <w:tcW w:w="0" w:type="auto"/>
-            <w:shd w:val="clear" w:color="FFFFFF" w:fill="2E5090"/>
-          </w:tcPr>
-          <w:p>
-            <w:r>
-              <w:t>Metric</w:t>
-            </w:r>
-          </w:p>
-        </w:tc>
-        <w:tc>
-          <w:tcPr>
-            <w:tcW w:w="0" w:type="auto"/>
-            <w:shd w:val="clear" w:color="FFFFFF" w:fill="2E5090"/>
-          </w:tcPr>
-          <w:p>
-            <w:r>
-              <w:t>Q1</w:t>
-            </w:r>
-          </w:p>
-        </w:tc>
-        <w:tc>
-          <w:tcPr>
-            <w:tcW w:w="0" w:type="auto"/>
-            <w:shd w:val="clear" w:color="FFFFFF" w:fill="2E5090"/>
-          </w:tcPr>
-          <w:p>
-            <w:r>
-              <w:t>Q2</w:t>
-            </w:r>
-          </w:p>
-        </w:tc>
-        <w:tc>
-          <w:tcPr>
-            <w:tcW w:w="0" w:type="auto"/>
-            <w:shd w:val="clear" w:color="FFFFFF" w:fill="2E5090"/>
-          </w:tcPr>
-          <w:p>
-            <w:r>
-              <w:t>Q3</w:t>
-            </w:r>
-          </w:p>
-        </w:tc>
-        <w:tc>
-          <w:tcPr>
-            <w:tcW w:w="0" w:type="auto"/>
-            <w:shd w:val="clear" w:color="FFFFFF" w:fill="2E5090"/>
-          </w:tcPr>
-          <w:p>
-            <w:r>
-              <w:t>Q4</w:t>
-            </w:r>
-          </w:p>
-        </w:tc>
-      </w:tr>
-      <w:tr>
-        <w:tc>
-          <w:tcPr>
-            <w:tcW w:w="0" w:type="auto"/>
-          </w:tcPr>
-          <w:p>
-            <w:r>
-              <w:t>Revenue</w:t>
-            </w:r>
-          </w:p>
-        </w:tc>
-        <w:tc>
-          <w:tcPr>
-            <w:tcW w:w="0" w:type="auto"/>
-          </w:tcPr>
-          <w:p>
-            <w:r>
-              <w:t>$1.2M</w:t>
-            </w:r>
-          </w:p>
-        </w:tc>
-        <w:tc>
-          <w:tcPr>
-            <w:tcW w:w="0" w:type="auto"/>
-          </w:tcPr>
-          <w:p>
-            <w:r>
-              <w:t>$1.5M</w:t>
-            </w:r>
-          </w:p>
-        </w:tc>
-        <w:tc>
-          <w:tcPr>
-            <w:tcW w:w="0" w:type="auto"/>
-          </w:tcPr>
-          <w:p>
-            <w:r>
-              <w:t>$1.4M</w:t>
-            </w:r>
-          </w:p>
-        </w:tc>
-        <w:tc>
-          <w:tcPr>
-            <w:tcW w:w="0" w:type="auto"/>
-          </w:tcPr>
-          <w:p>
-            <w:r>
-              <w:t>$1.6M</w:t>
-            </w:r>
-          </w:p>
-        </w:tc>
-      </w:tr>
-      <w:tr>
-        <w:tc>
-          <w:tcPr>
-            <w:tcW w:w="0" w:type="auto"/>
-          </w:tcPr>
-          <w:p>
-            <w:r>
-              <w:t>Users</w:t>
-            </w:r>
-          </w:p>
-        </w:tc>
-        <w:tc>
-          <w:tcPr>
-            <w:tcW w:w="0" w:type="auto"/>
-          </w:tcPr>
-          <w:p>
-            <w:r>
-              <w:t>10K</w:t>
-            </w:r>
-          </w:p>
-        </w:tc>
-        <w:tc>
-          <w:tcPr>
-            <w:tcW w:w="0" w:type="auto"/>
-          </w:tcPr>
-          <w:p>
-            <w:r>
-              <w:t>15K</w:t>
-            </w:r>
-          </w:p>
-        </w:tc>
-        <w:tc>
-          <w:tcPr>
-            <w:tcW w:w="0" w:type="auto"/>
-          </w:tcPr>
-          <w:p>
-            <w:r>
-              <w:t>18K</w:t>
-            </w:r>
-          </w:p>
-        </w:tc>
-        <w:tc>
-          <w:tcPr>
-            <w:tcW w:w="0" w:type="auto"/>
-          </w:tcPr>
-          <w:p>
-            <w:r>
-              <w:t>25K</w:t>
-            </w:r>
-          </w:p>
-        </w:tc>
-      </w:tr>
-      <w:tr>
-        <w:tc>
-          <w:tcPr>
-            <w:tcW w:w="0" w:type="auto"/>
-          </w:tcPr>
-          <w:p>
-            <w:r>
-              <w:t>NPS Score</w:t>
-            </w:r>
-          </w:p>
-        </w:tc>
-        <w:tc>
-          <w:tcPr>
-            <w:tcW w:w="0" w:type="auto"/>
-          </w:tcPr>
-          <w:p>
-            <w:r>
-              <w:t>72</w:t>
-            </w:r>
-          </w:p>
-        </w:tc>
-        <w:tc>
-          <w:tcPr>
-            <w:tcW w:w="0" w:type="auto"/>
-          </w:tcPr>
-          <w:p>
-            <w:r>
-              <w:t>78</w:t>
-            </w:r>
-          </w:p>
-        </w:tc>
-        <w:tc>
-          <w:tcPr>
-            <w:tcW w:w="0" w:type="auto"/>
-          </w:tcPr>
-          <w:p>
-            <w:r>
-              <w:t>81</w:t>
-            </w:r>
-          </w:p>
-        </w:tc>
-        <w:tc>
-          <w:tcPr>
-            <w:tcW w:w="0" w:type="auto"/>
-          </w:tcPr>
-          <w:p>
-            <w:r>
-              <w:t>85</w:t>
-            </w:r>
-          </w:p>
-        </w:tc>
-      </w:tr>
-    </w:tbl>
-    <w:sectPr w:val="nextPage">
-      <w:headerReference w:type="default" r:id="rId7"/>
-      <w:footerReference w:type="default" r:id="rId8"/>
-      <w:pgSz w:w="12240" w:h="15840" w:orient="portrait"/>
-      <w:pgMar w:top="1440" w:bottom="1440" w:left="1440" w:right="1440" w:header="720" w:footer="720" w:gutter="0"/>
-      <w:cols w:space="720"/>
-      <w:pgNumType w:start="1"/>
-    </w:sectPr>
-  </w:body>
-</w:document>
+<file path=word/document.xml><?xml version="1.0" encoding="UTF-8" standalone="yes"?>
+
+<w:document xmlns:w="http://schemas.openxmlformats.org/wordprocessingml/2006/main" xmlns:wpc="http://schemas.microsoft.com/office/word/2010/wordprocessingCanvas" xmlns:cx="http://schemas.microsoft.com/office/drawing/2014/chartex" xmlns:cx1="http://schemas.microsoft.com/office/drawing/2015/9/8/chartex" xmlns:cx2="http://schemas.microsoft.com/office/drawing/2015/10/21/chartex" xmlns:cx3="http://schemas.microsoft.com/office/drawing/2016/5/9/chartex" xmlns:cx4="http://schemas.microsoft.com/office/drawing/2016/5/10/chartex" xmlns:cx5="http://schemas.microsoft.com/office/drawing/2016/5/11/chartex" xmlns:cx6="http://schemas.microsoft.com/office/drawing/2016/5/12/chartex" xmlns:cx7="http://schemas.microsoft.com/office/drawing/2016/5/13/chartex" xmlns:cx8="http://schemas.microsoft.com/office/drawing/2016/5/14/chartex" xmlns:mc="http://schemas.openxmlformats.org/markup-compatibility/2006" xmlns:aink="http://schemas.microsoft.com/office/drawing/2016/ink" xmlns:am3d="http://schemas.microsoft.com/office/drawing/2017/model3d" xmlns:o="urn:schemas-microsoft-com:office:office" xmlns:oel="http://schemas.microsoft.com/office/2019/extlst" xmlns:r="http://schemas.openxmlformats.org/officeDocument/2006/relationships" xmlns:m="http://schemas.openxmlformats.org/officeDocument/2006/math" xmlns:v="urn:schemas-microsoft-com:vml" xmlns:wp14="http://schemas.microsoft.com/office/word/2010/wordprocessingDrawing" xmlns:wp="http://schemas.openxmlformats.org/drawingml/2006/wordprocessingDrawing" xmlns:w10="urn:schemas-microsoft-com:office:word" xmlns:w14="http://schemas.microsoft.com/office/word/2010/wordml" xmlns:w15="http://schemas.microsoft.com/office/word/2012/wordml" xmlns:w16cex="http://schemas.microsoft.com/office/word/2018/wordml/cex" xmlns:w16cid="http://schemas.microsoft.com/office/word/2016/wordml/cid" xmlns:w16="http://schemas.microsoft.com/office/word/2018/wordml" xmlns:w16du="http://schemas.microsoft.com/office/word/2023/wordml/word16du" xmlns:w16sdtdh="http://schemas.microsoft.com/office/word/2020/wordml/sdtdatahash" xmlns:w16sdtfl="http://schemas.microsoft.com/office/word/2024/wordml/sdtformatlock" xmlns:w16se="http://schemas.microsoft.com/office/word/2015/wordml/symex" xmlns:wpg="http://schemas.microsoft.com/office/word/2010/wordprocessingGroup" xmlns:wpi="http://schemas.microsoft.com/office/word/2010/wordprocessingInk" xmlns:wne="http://schemas.microsoft.com/office/word/2006/wordml" xmlns:wps="http://schemas.microsoft.com/office/word/2010/wordprocessingShape" mc:Ignorable="w14 w15 w16 w16cex w16cid w16du w16sdtdh w16sdtfl w16se wp14"><w:body><w:p><w:pPr/><w:r><w:t>Complete Feature Showcase</w:t></w:r></w:p><w:p><w:pPr/><w:r><w:t>Every Builder API Feature in One Document</w:t></w:r></w:p><w:p><w:r><w:t>Jane Doe — March 26, 2026</w:t></w:r></w:p><w:p><w:r><w:br w:type="page"/></w:r></w:p><w:p><w:r><w:t>Contents</w:t></w:r></w:p><w:p><w:fldChar w:fldCharType="begin"/><w:fldChar w:fldCharType="separate"/><w:fldChar w:fldCharType="end"/><w:instrText><w:text> TOC \o "1-3" \h \z \u </w:text></w:instrText></w:p><w:p><w:r><w:br w:type="page"/></w:r></w:p><w:p><w:pPr><w:pStyle w:val="Heading1"/></w:pPr><w:r><w:t>1. Text Formatting</w:t></w:r></w:p><w:p><w:r><w:t xml:space="preserve">This paragraph demonstrates </w:t></w:r><w:r><w:rPr><w:b/></w:rPr><w:t>bold</w:t></w:r><w:r><w:t xml:space="preserve">, </w:t></w:r><w:r><w:rPr><w:i/></w:rPr><w:t>italic</w:t></w:r><w:r><w:t xml:space="preserve">, </w:t></w:r><w:r><w:rPr><w:u w:val="single"/></w:rPr><w:t>underline</w:t></w:r><w:r><w:t xml:space="preserve">, </w:t></w:r><w:r><w:rPr><w:color w:val="FF0000"/></w:rPr><w:t>colored</w:t></w:r><w:r><w:t xml:space="preserve">, </w:t></w:r><w:r><w:rPr><w:highlight w:val="yellow"/></w:rPr><w:t>highlighted</w:t></w:r><w:r><w:t xml:space="preserve">, and </w:t></w:r><w:r><w:rPr><w:b/><w:i/><w:color w:val="0000FF"/></w:rPr><w:t>bold italic colored</w:t></w:r><w:r><w:t xml:space="preserve"> text.</w:t></w:r></w:p><w:p><w:r><w:t xml:space="preserve">Different sizes: </w:t></w:r><w:r><w:rPr><w:sz w:val="32"/></w:rPr><w:t>small</w:t></w:r><w:r><w:t xml:space="preserve">, </w:t></w:r><w:r><w:rPr><w:sz w:val="44"/></w:rPr><w:t>normal</w:t></w:r><w:r><w:t xml:space="preserve">, </w:t></w:r><w:r><w:rPr><w:sz w:val="64"/></w:rPr><w:t>large</w:t></w:r></w:p><w:p><w:r><w:t xml:space="preserve">Text effects: </w:t></w:r><w:r><w:rPr><w:sz w:val="32"/></w:rPr><w:t>superscript2</w:t></w:r><w:r><w:t xml:space="preserve"> and </w:t></w:r><w:r><w:rPr><w:sz w:val="32"/></w:rPr><w:t>H2</w:t></w:r><w:r><w:t>O</w:t></w:r></w:p><w:p><w:pPr><w:pStyle w:val="Heading1"/></w:pPr><w:r><w:t>2. Lists</w:t></w:r></w:p><w:p><w:pPr><w:pStyle w:val="Heading2"/></w:pPr><w:r><w:t>2.1 Bullet List</w:t></w:r></w:p><w:p><w:r><w:t>Key features of Uniword:</w:t></w:r></w:p><w:p><w:pPr><w:numPr><w:ilvl w:val="0"/><w:numId w:val="1"/></w:numPr></w:pPr><w:r><w:t>Comprehensive OOXML model coverage</w:t></w:r></w:p><w:p><w:pPr><w:numPr><w:ilvl w:val="0"/><w:numId w:val="1"/></w:numPr></w:pPr><w:r><w:t>Builder API for document construction</w:t></w:r></w:p><w:p><w:pPr><w:numPr><w:ilvl w:val="0"/><w:numId w:val="1"/></w:numPr></w:pPr><w:r><w:t>Round-trip fidelity</w:t></w:r></w:p><w:p><w:pPr><w:numPr><w:ilvl w:val="0"/><w:numId w:val="1"/></w:numPr></w:pPr><w:r><w:t>Theme support</w:t></w:r></w:p><w:p><w:pPr><w:numPr><w:ilvl w:val="0"/><w:numId w:val="1"/></w:numPr></w:pPr><w:r><w:rPr><w:b/></w:rPr><w:t>Rich text</w:t></w:r><w:r><w:t xml:space="preserve"> in list items</w:t></w:r></w:p><w:p><w:pPr><w:pStyle w:val="Heading2"/></w:pPr><w:r><w:t>2.2 Numbered List</w:t></w:r></w:p><w:p><w:r><w:t>Getting started steps:</w:t></w:r></w:p><w:p><w:pPr><w:numPr><w:ilvl w:val="0"/><w:numId w:val="2"/></w:numPr></w:pPr><w:r><w:t>Install the gem</w:t></w:r></w:p><w:p><w:pPr><w:numPr><w:ilvl w:val="0"/><w:numId w:val="2"/></w:numPr></w:pPr><w:r><w:t>Require the library</w:t></w:r></w:p><w:p><w:pPr><w:numPr><w:ilvl w:val="0"/><w:numId w:val="2"/></w:numPr></w:pPr><w:r><w:t>Create a DocumentBuilder</w:t></w:r></w:p><w:p><w:pPr><w:numPr><w:ilvl w:val="0"/><w:numId w:val="2"/></w:numPr></w:pPr><w:r><w:t>Add content</w:t></w:r></w:p><w:p><w:pPr><w:numPr><w:ilvl w:val="0"/><w:numId w:val="2"/></w:numPr></w:pPr><w:r><w:t>Save the document</w:t></w:r></w:p><w:p><w:pPr><w:pStyle w:val="Heading1"/></w:pPr><w:r><w:t>3. Tables</w:t></w:r></w:p><w:p><w:r><w:t>The following table shows project metrics:</w:t></w:r></w:p><w:p><w:pPr><w:pStyle w:val="Heading1"/></w:pPr><w:r><w:t>4. Charts</w:t></w:r></w:p><w:p><w:pPr><w:pStyle w:val="Heading2"/></w:pPr><w:r><w:t>4.1 Bar Chart</w:t></w:r></w:p><w:p><w:r><w:drawing><wp:inline><wp:extent wp:cx="5486400" wp:cy="3200400"/><wp:effectExtent/><wp:docPr wp:id="347343784" wp:name="Chart bar"/><graphic xmlns="http://schemas.openxmlformats.org/drawingml/2006/main"><graphicData uri="http://schemas.openxmlformats.org/drawingml/2006/chart"><chart xmlns="http://schemas.openxmlformats.org/drawingml/2006/chart" c:id="rIdChart1"/></graphicData></graphic></wp:inline></w:drawing></w:r></w:p><w:p><w:pPr><w:pStyle w:val="Heading2"/></w:pPr><w:r><w:t>4.2 Line Chart</w:t></w:r></w:p><w:p><w:r><w:drawing><wp:inline><wp:extent wp:cx="5486400" wp:cy="3200400"/><wp:effectExtent/><wp:docPr wp:id="263562126" wp:name="Chart line"/><graphic xmlns="http://schemas.openxmlformats.org/drawingml/2006/main"><graphicData uri="http://schemas.openxmlformats.org/drawingml/2006/chart"><chart xmlns="http://schemas.openxmlformats.org/drawingml/2006/chart" c:id="rIdChart2"/></graphicData></graphic></wp:inline></w:drawing></w:r></w:p><w:p><w:pPr><w:pStyle w:val="Heading1"/></w:pPr><w:r><w:t>5. Hyperlinks</w:t></w:r></w:p><w:p><w:r><w:t>Visit the  for the complete OOXML standard.</w:t></w:r><w:hyperlink w:id="https://www.ecma-international.org/publications-and-standards/standards/ecma-376/"><w:r><w:rPr><w:color w:val="0000FF"/><w:u w:val="single"/></w:rPr><w:t>ECMA-376 specification</w:t></w:r></w:hyperlink></w:p><w:p><w:r><w:t>Uniword is hosted at .</w:t></w:r><w:hyperlink w:id="https://github.com/publicruby/uniword"><w:r><w:rPr><w:color w:val="0000FF"/><w:u w:val="single"/></w:rPr><w:t>GitHub</w:t></w:r></w:hyperlink></w:p><w:p><w:pPr><w:pStyle w:val="Heading1"/></w:pPr><w:r><w:t>6. References</w:t></w:r></w:p><w:p><w:r><w:t>This document references the following sources:</w:t></w:r></w:p><w:p><w:sdt><w:sdtPr><w:id w:val="1"/><w:bibliography/><w:docPartObj><w:docPartGallery w:val="Bibliographies"/><w:docPartUnique/></w:docPartObj></w:sdtPr></w:sdt></w:p><w:p><w:r><w:br w:type="page"/></w:r></w:p><w:p><w:pPr><w:pStyle w:val="Heading1"/></w:pPr><w:r><w:t>7. Special Elements</w:t></w:r></w:p><w:p><w:pPr><w:pStyle w:val="Heading2"/></w:pPr><w:r><w:t>7.1 Horizontal Rule</w:t></w:r></w:p><w:p><w:r><w:t>Content above the rule.</w:t></w:r></w:p><w:p><w:pPr><w:spacing w:after="0"/><w:pBdr><w:bottom w:val="single" w:sz="6" w:color="auto"/></w:pBdr></w:pPr></w:p><w:p><w:r><w:t>Content below the rule.</w:t></w:r></w:p><w:p><w:pPr><w:pStyle w:val="Heading2"/></w:pPr><w:r><w:t>7.2 Bookmark</w:t></w:r></w:p><w:p><w:bookmarkStart w:id="1" w:name="appendix-anchor"/><w:r><w:t>This paragraph is bookmarked as "appendix-anchor".</w:t></w:r><w:bookmarkEnd w:id="1"/></w:p><w:p><w:pPr><w:pStyle w:val="Heading2"/></w:pPr><w:r><w:t>7.3 Date and Time Fields</w:t></w:r></w:p><w:p><w:r><w:t xml:space="preserve">Current date: </w:t></w:r></w:p><w:p><w:fldChar w:fldCharType="begin"/><w:fldChar w:fldCharType="separate"/><w:fldChar w:fldCharType="end"/><w:instrText><w:text> DATE \@ "M/d/yyyy" </w:text></w:instrText></w:p><w:p><w:r><w:t xml:space="preserve">Current time: </w:t></w:r></w:p><w:p><w:fldChar w:fldCharType="begin"/><w:fldChar w:fldCharType="separate"/><w:fldChar w:fldCharType="end"/><w:instrText><w:text> TIME \@ "h:mm:ss am/pm" </w:text></w:instrText></w:p><w:p><w:r><w:br w:type="page"/></w:r></w:p><w:p><w:pPr><w:pStyle w:val="Heading1"/></w:pPr><w:r><w:t>8. Appendix</w:t></w:r></w:p><w:p><w:r><w:t>This is the appendix section, separated by a page break.</w:t></w:r></w:p><w:p><w:pPr><w:numPr><w:ilvl w:val="0"/><w:numId w:val="3"/></w:numPr></w:pPr><w:r><w:t>Additional resource A</w:t></w:r></w:p><w:p><w:pPr><w:numPr><w:ilvl w:val="0"/><w:numId w:val="3"/></w:numPr></w:pPr><w:r><w:t>Additional resource B</w:t></w:r></w:p><w:p><w:pPr><w:numPr><w:ilvl w:val="0"/><w:numId w:val="3"/></w:numPr></w:pPr><w:r><w:t>Additional resource C</w:t></w:r></w:p><w:tbl><w:tblPr><w:tblW w:w="0" w:type="auto"/><w:tblLook w:val="04A0" w:firstRow="1" w:lastRow="0" w:firstColumn="1" w:lastColumn="0" w:noHBand="0" w:noVBand="1"/></w:tblPr><w:tblGrid><w:gridCol/><w:gridCol/><w:gridCol/><w:gridCol/><w:gridCol/></w:tblGrid><w:tr><w:tc><w:tcPr><w:tcW w:w="0" w:type="auto"/><w:shd w:val="clear" w:color="FFFFFF" w:fill="2E5090"/></w:tcPr><w:p><w:r><w:t>Metric</w:t></w:r></w:p></w:tc><w:tc><w:tcPr><w:tcW w:w="0" w:type="auto"/><w:shd w:val="clear" w:color="FFFFFF" w:fill="2E5090"/></w:tcPr><w:p><w:r><w:t>Q1</w:t></w:r></w:p></w:tc><w:tc><w:tcPr><w:tcW w:w="0" w:type="auto"/><w:shd w:val="clear" w:color="FFFFFF" w:fill="2E5090"/></w:tcPr><w:p><w:r><w:t>Q2</w:t></w:r></w:p></w:tc><w:tc><w:tcPr><w:tcW w:w="0" w:type="auto"/><w:shd w:val="clear" w:color="FFFFFF" w:fill="2E5090"/></w:tcPr><w:p><w:r><w:t>Q3</w:t></w:r></w:p></w:tc><w:tc><w:tcPr><w:tcW w:w="0" w:type="auto"/><w:shd w:val="clear" w:color="FFFFFF" w:fill="2E5090"/></w:tcPr><w:p><w:r><w:t>Q4</w:t></w:r></w:p></w:tc></w:tr><w:tr><w:tc><w:tcPr><w:tcW w:w="0" w:type="auto"/></w:tcPr><w:p><w:r><w:t>Revenue</w:t></w:r></w:p></w:tc><w:tc><w:tcPr><w:tcW w:w="0" w:type="auto"/></w:tcPr><w:p><w:r><w:t>$1.2M</w:t></w:r></w:p></w:tc><w:tc><w:tcPr><w:tcW w:w="0" w:type="auto"/></w:tcPr><w:p><w:r><w:t>$1.5M</w:t></w:r></w:p></w:tc><w:tc><w:tcPr><w:tcW w:w="0" w:type="auto"/></w:tcPr><w:p><w:r><w:t>$1.4M</w:t></w:r></w:p></w:tc><w:tc><w:tcPr><w:tcW w:w="0" w:type="auto"/></w:tcPr><w:p><w:r><w:t>$1.6M</w:t></w:r></w:p></w:tc></w:tr><w:tr><w:tc><w:tcPr><w:tcW w:w="0" w:type="auto"/></w:tcPr><w:p><w:r><w:t>Users</w:t></w:r></w:p></w:tc><w:tc><w:tcPr><w:tcW w:w="0" w:type="auto"/></w:tcPr><w:p><w:r><w:t>10K</w:t></w:r></w:p></w:tc><w:tc><w:tcPr><w:tcW w:w="0" w:type="auto"/></w:tcPr><w:p><w:r><w:t>15K</w:t></w:r></w:p></w:tc><w:tc><w:tcPr><w:tcW w:w="0" w:type="auto"/></w:tcPr><w:p><w:r><w:t>18K</w:t></w:r></w:p></w:tc><w:tc><w:tcPr><w:tcW w:w="0" w:type="auto"/></w:tcPr><w:p><w:r><w:t>25K</w:t></w:r></w:p></w:tc></w:tr><w:tr><w:tc><w:tcPr><w:tcW w:w="0" w:type="auto"/></w:tcPr><w:p><w:r><w:t>NPS Score</w:t></w:r></w:p></w:tc><w:tc><w:tcPr><w:tcW w:w="0" w:type="auto"/></w:tcPr><w:p><w:r><w:t>72</w:t></w:r></w:p></w:tc><w:tc><w:tcPr><w:tcW w:w="0" w:type="auto"/></w:tcPr><w:p><w:r><w:t>78</w:t></w:r></w:p></w:tc><w:tc><w:tcPr><w:tcW w:w="0" w:type="auto"/></w:tcPr><w:p><w:r><w:t>81</w:t></w:r></w:p></w:tc><w:tc><w:tcPr><w:tcW w:w="0" w:type="auto"/></w:tcPr><w:p><w:r><w:t>85</w:t></w:r></w:p></w:tc></w:tr></w:tbl><w:sectPr w:val="nextPage"><w:headerReference w:type="default" r:id="rId7"/><w:footerReference w:type="default" r:id="rId8"/><w:pgSz w:w="12240" w:h="15840" w:orient="portrait"/><w:pgMar w:top="1440" w:bottom="1440" w:left="1440" w:right="1440" w:header="720" w:footer="720" w:gutter="0"/><w:cols w:space="720"/><w:pgNumType w:start="1"/></w:sectPr></w:body></w:document>
 </file>
 
 <file path=word/footer1.xml><?xml version="1.0" encoding="utf-8"?>
@@ -1136,53 +320,9 @@
 </w:numbering>
 </file>
 
-<file path=word/sources.xml><?xml version="1.0" encoding="UTF-8" standalone="yes"?>
-<Sources xmlns="http://schemas.openxmlformats.org/officeDocument/2006/bibliography" b:SelectedStyle="APA">
-  <Source>
-    <SourceType>Book</SourceType>
-    <Tag>ECMA376</Tag>
-    <Author>
-      <NameList>
-        <Person>
-          <First>ECMA</First>
-          <Last>International</Last>
-        </Person>
-      </NameList>
-    </Author>
-    <Title>Office Open XML File Formats</Title>
-    <Year>2024</Year>
-    <Publisher>ECMA International</Publisher>
-    <City>Geneva</City>
-    <RefOrder>1</RefOrder>
-  </Source>
-  <Source>
-    <SourceType>JournalArticle</SourceType>
-    <Tag>Smith2024</Tag>
-    <Author>
-      <NameList>
-        <Person>
-          <First>John</First>
-          <Last>Smith</Last>
-        </Person>
-      </NameList>
-    </Author>
-    <Title>Document Generation with Ruby</Title>
-    <Year>2024</Year>
-    <Publisher>Ruby Journal</Publisher>
-    <Pages>15-30</Pages>
-    <Volume>12</Volume>
-    <Issue>1</Issue>
-    <RefOrder>2</RefOrder>
-  </Source>
-  <Source>
-    <SourceType>InternetSite</SourceType>
-    <Tag>OOXMLSpec</Tag>
-    <Title>ISO/IEC 29500 Information Technology</Title>
-    <Year>2024</Year>
-    <URL>https://standards.iso.org/iso/29500</URL>
-    <RefOrder>3</RefOrder>
-  </Source>
-</Sources>
+<file path=word/sources.xml><?xml version="1.0" encoding="UTF-8" standalone="yes"?>
+
+<Sources xmlns="http://schemas.openxmlformats.org/officeDocument/2006/bibliography" b:SelectedStyle="APA"><Source><SourceType>Book</SourceType><Tag>ECMA376</Tag><Author><NameList><Person><First>ECMA</First><Last>International</Last></Person></NameList></Author><Title>Office Open XML File Formats</Title><Year>2024</Year><Publisher>ECMA International</Publisher><City>Geneva</City><RefOrder>1</RefOrder></Source><Source><SourceType>JournalArticle</SourceType><Tag>Smith2024</Tag><Author><NameList><Person><First>John</First><Last>Smith</Last></Person></NameList></Author><Title>Document Generation with Ruby</Title><Year>2024</Year><Publisher>Ruby Journal</Publisher><Pages>15-30</Pages><Volume>12</Volume><Issue>1</Issue><RefOrder>2</RefOrder></Source><Source><SourceType>InternetSite</SourceType><Tag>OOXMLSpec</Tag><Title>ISO/IEC 29500 Information Technology</Title><Year>2024</Year><URL>https://standards.iso.org/iso/29500</URL><RefOrder>3</RefOrder></Source></Sources>
 </file>
 
 <file path=word/styles.xml><?xml version="1.0" encoding="utf-8"?>

--- a/examples/generated/complete_all_features.docx
+++ b/examples/generated/complete_all_features.docx
@@ -1,23 +1,29 @@
 
-<file path=word/document.xml><?xml version="1.0" encoding="UTF-8" standalone="yes"?>
-
-<w:document xmlns:w="http://schemas.openxmlformats.org/wordprocessingml/2006/main" xmlns:wpc="http://schemas.microsoft.com/office/word/2010/wordprocessingCanvas" xmlns:cx="http://schemas.microsoft.com/office/drawing/2014/chartex" xmlns:cx1="http://schemas.microsoft.com/office/drawing/2015/9/8/chartex" xmlns:cx2="http://schemas.microsoft.com/office/drawing/2015/10/21/chartex" xmlns:cx3="http://schemas.microsoft.com/office/drawing/2016/5/9/chartex" xmlns:cx4="http://schemas.microsoft.com/office/drawing/2016/5/10/chartex" xmlns:cx5="http://schemas.microsoft.com/office/drawing/2016/5/11/chartex" xmlns:cx6="http://schemas.microsoft.com/office/drawing/2016/5/12/chartex" xmlns:cx7="http://schemas.microsoft.com/office/drawing/2016/5/13/chartex" xmlns:cx8="http://schemas.microsoft.com/office/drawing/2016/5/14/chartex" xmlns:mc="http://schemas.openxmlformats.org/markup-compatibility/2006" xmlns:aink="http://schemas.microsoft.com/office/drawing/2016/ink" xmlns:am3d="http://schemas.microsoft.com/office/drawing/2017/model3d" xmlns:o="urn:schemas-microsoft-com:office:office" xmlns:oel="http://schemas.microsoft.com/office/2019/extlst" xmlns:r="http://schemas.openxmlformats.org/officeDocument/2006/relationships" xmlns:m="http://schemas.openxmlformats.org/officeDocument/2006/math" xmlns:v="urn:schemas-microsoft-com:vml" xmlns:wp14="http://schemas.microsoft.com/office/word/2010/wordprocessingDrawing" xmlns:wp="http://schemas.openxmlformats.org/drawingml/2006/wordprocessingDrawing" xmlns:w10="urn:schemas-microsoft-com:office:word" xmlns:w14="http://schemas.microsoft.com/office/word/2010/wordml" xmlns:w15="http://schemas.microsoft.com/office/word/2012/wordml" xmlns:w16cex="http://schemas.microsoft.com/office/word/2018/wordml/cex" xmlns:w16cid="http://schemas.microsoft.com/office/word/2016/wordml/cid" xmlns:w16="http://schemas.microsoft.com/office/word/2018/wordml" xmlns:w16du="http://schemas.microsoft.com/office/word/2023/wordml/word16du" xmlns:w16sdtdh="http://schemas.microsoft.com/office/word/2020/wordml/sdtdatahash" xmlns:w16sdtfl="http://schemas.microsoft.com/office/word/2024/wordml/sdtformatlock" xmlns:w16se="http://schemas.microsoft.com/office/word/2015/wordml/symex" xmlns:wpg="http://schemas.microsoft.com/office/word/2010/wordprocessingGroup" xmlns:wpi="http://schemas.microsoft.com/office/word/2010/wordprocessingInk" xmlns:wne="http://schemas.microsoft.com/office/word/2006/wordml" xmlns:wps="http://schemas.microsoft.com/office/word/2010/wordprocessingShape" mc:Ignorable="w14 w15 w16 w16cex w16cid w16du w16sdtdh w16sdtfl w16se wp14"><w:body><w:p><w:pPr/><w:r><w:t>Complete Feature Showcase</w:t></w:r></w:p><w:p><w:pPr/><w:r><w:t>Every Builder API Feature in One Document</w:t></w:r></w:p><w:p><w:r><w:t>Jane Doe — March 26, 2026</w:t></w:r></w:p><w:p><w:r><w:br w:type="page"/></w:r></w:p><w:p><w:r><w:t>Contents</w:t></w:r></w:p><w:p><w:fldChar w:fldCharType="begin"/><w:fldChar w:fldCharType="separate"/><w:fldChar w:fldCharType="end"/><w:instrText><w:text> TOC \o "1-3" \h \z \u </w:text></w:instrText></w:p><w:p><w:r><w:br w:type="page"/></w:r></w:p><w:p><w:pPr><w:pStyle w:val="Heading1"/></w:pPr><w:r><w:t>1. Text Formatting</w:t></w:r></w:p><w:p><w:r><w:t xml:space="preserve">This paragraph demonstrates </w:t></w:r><w:r><w:rPr><w:b/></w:rPr><w:t>bold</w:t></w:r><w:r><w:t xml:space="preserve">, </w:t></w:r><w:r><w:rPr><w:i/></w:rPr><w:t>italic</w:t></w:r><w:r><w:t xml:space="preserve">, </w:t></w:r><w:r><w:rPr><w:u w:val="single"/></w:rPr><w:t>underline</w:t></w:r><w:r><w:t xml:space="preserve">, </w:t></w:r><w:r><w:rPr><w:color w:val="FF0000"/></w:rPr><w:t>colored</w:t></w:r><w:r><w:t xml:space="preserve">, </w:t></w:r><w:r><w:rPr><w:highlight w:val="yellow"/></w:rPr><w:t>highlighted</w:t></w:r><w:r><w:t xml:space="preserve">, and </w:t></w:r><w:r><w:rPr><w:b/><w:i/><w:color w:val="0000FF"/></w:rPr><w:t>bold italic colored</w:t></w:r><w:r><w:t xml:space="preserve"> text.</w:t></w:r></w:p><w:p><w:r><w:t xml:space="preserve">Different sizes: </w:t></w:r><w:r><w:rPr><w:sz w:val="32"/></w:rPr><w:t>small</w:t></w:r><w:r><w:t xml:space="preserve">, </w:t></w:r><w:r><w:rPr><w:sz w:val="44"/></w:rPr><w:t>normal</w:t></w:r><w:r><w:t xml:space="preserve">, </w:t></w:r><w:r><w:rPr><w:sz w:val="64"/></w:rPr><w:t>large</w:t></w:r></w:p><w:p><w:r><w:t xml:space="preserve">Text effects: </w:t></w:r><w:r><w:rPr><w:sz w:val="32"/></w:rPr><w:t>superscript2</w:t></w:r><w:r><w:t xml:space="preserve"> and </w:t></w:r><w:r><w:rPr><w:sz w:val="32"/></w:rPr><w:t>H2</w:t></w:r><w:r><w:t>O</w:t></w:r></w:p><w:p><w:pPr><w:pStyle w:val="Heading1"/></w:pPr><w:r><w:t>2. Lists</w:t></w:r></w:p><w:p><w:pPr><w:pStyle w:val="Heading2"/></w:pPr><w:r><w:t>2.1 Bullet List</w:t></w:r></w:p><w:p><w:r><w:t>Key features of Uniword:</w:t></w:r></w:p><w:p><w:pPr><w:numPr><w:ilvl w:val="0"/><w:numId w:val="1"/></w:numPr></w:pPr><w:r><w:t>Comprehensive OOXML model coverage</w:t></w:r></w:p><w:p><w:pPr><w:numPr><w:ilvl w:val="0"/><w:numId w:val="1"/></w:numPr></w:pPr><w:r><w:t>Builder API for document construction</w:t></w:r></w:p><w:p><w:pPr><w:numPr><w:ilvl w:val="0"/><w:numId w:val="1"/></w:numPr></w:pPr><w:r><w:t>Round-trip fidelity</w:t></w:r></w:p><w:p><w:pPr><w:numPr><w:ilvl w:val="0"/><w:numId w:val="1"/></w:numPr></w:pPr><w:r><w:t>Theme support</w:t></w:r></w:p><w:p><w:pPr><w:numPr><w:ilvl w:val="0"/><w:numId w:val="1"/></w:numPr></w:pPr><w:r><w:rPr><w:b/></w:rPr><w:t>Rich text</w:t></w:r><w:r><w:t xml:space="preserve"> in list items</w:t></w:r></w:p><w:p><w:pPr><w:pStyle w:val="Heading2"/></w:pPr><w:r><w:t>2.2 Numbered List</w:t></w:r></w:p><w:p><w:r><w:t>Getting started steps:</w:t></w:r></w:p><w:p><w:pPr><w:numPr><w:ilvl w:val="0"/><w:numId w:val="2"/></w:numPr></w:pPr><w:r><w:t>Install the gem</w:t></w:r></w:p><w:p><w:pPr><w:numPr><w:ilvl w:val="0"/><w:numId w:val="2"/></w:numPr></w:pPr><w:r><w:t>Require the library</w:t></w:r></w:p><w:p><w:pPr><w:numPr><w:ilvl w:val="0"/><w:numId w:val="2"/></w:numPr></w:pPr><w:r><w:t>Create a DocumentBuilder</w:t></w:r></w:p><w:p><w:pPr><w:numPr><w:ilvl w:val="0"/><w:numId w:val="2"/></w:numPr></w:pPr><w:r><w:t>Add content</w:t></w:r></w:p><w:p><w:pPr><w:numPr><w:ilvl w:val="0"/><w:numId w:val="2"/></w:numPr></w:pPr><w:r><w:t>Save the document</w:t></w:r></w:p><w:p><w:pPr><w:pStyle w:val="Heading1"/></w:pPr><w:r><w:t>3. Tables</w:t></w:r></w:p><w:p><w:r><w:t>The following table shows project metrics:</w:t></w:r></w:p><w:p><w:pPr><w:pStyle w:val="Heading1"/></w:pPr><w:r><w:t>4. Charts</w:t></w:r></w:p><w:p><w:pPr><w:pStyle w:val="Heading2"/></w:pPr><w:r><w:t>4.1 Bar Chart</w:t></w:r></w:p><w:p><w:r><w:drawing><wp:inline><wp:extent wp:cx="5486400" wp:cy="3200400"/><wp:effectExtent/><wp:docPr wp:id="347343784" wp:name="Chart bar"/><graphic xmlns="http://schemas.openxmlformats.org/drawingml/2006/main"><graphicData uri="http://schemas.openxmlformats.org/drawingml/2006/chart"><chart xmlns="http://schemas.openxmlformats.org/drawingml/2006/chart" c:id="rIdChart1"/></graphicData></graphic></wp:inline></w:drawing></w:r></w:p><w:p><w:pPr><w:pStyle w:val="Heading2"/></w:pPr><w:r><w:t>4.2 Line Chart</w:t></w:r></w:p><w:p><w:r><w:drawing><wp:inline><wp:extent wp:cx="5486400" wp:cy="3200400"/><wp:effectExtent/><wp:docPr wp:id="263562126" wp:name="Chart line"/><graphic xmlns="http://schemas.openxmlformats.org/drawingml/2006/main"><graphicData uri="http://schemas.openxmlformats.org/drawingml/2006/chart"><chart xmlns="http://schemas.openxmlformats.org/drawingml/2006/chart" c:id="rIdChart2"/></graphicData></graphic></wp:inline></w:drawing></w:r></w:p><w:p><w:pPr><w:pStyle w:val="Heading1"/></w:pPr><w:r><w:t>5. Hyperlinks</w:t></w:r></w:p><w:p><w:r><w:t>Visit the  for the complete OOXML standard.</w:t></w:r><w:hyperlink w:id="https://www.ecma-international.org/publications-and-standards/standards/ecma-376/"><w:r><w:rPr><w:color w:val="0000FF"/><w:u w:val="single"/></w:rPr><w:t>ECMA-376 specification</w:t></w:r></w:hyperlink></w:p><w:p><w:r><w:t>Uniword is hosted at .</w:t></w:r><w:hyperlink w:id="https://github.com/publicruby/uniword"><w:r><w:rPr><w:color w:val="0000FF"/><w:u w:val="single"/></w:rPr><w:t>GitHub</w:t></w:r></w:hyperlink></w:p><w:p><w:pPr><w:pStyle w:val="Heading1"/></w:pPr><w:r><w:t>6. References</w:t></w:r></w:p><w:p><w:r><w:t>This document references the following sources:</w:t></w:r></w:p><w:p><w:sdt><w:sdtPr><w:id w:val="1"/><w:bibliography/><w:docPartObj><w:docPartGallery w:val="Bibliographies"/><w:docPartUnique/></w:docPartObj></w:sdtPr></w:sdt></w:p><w:p><w:r><w:br w:type="page"/></w:r></w:p><w:p><w:pPr><w:pStyle w:val="Heading1"/></w:pPr><w:r><w:t>7. Special Elements</w:t></w:r></w:p><w:p><w:pPr><w:pStyle w:val="Heading2"/></w:pPr><w:r><w:t>7.1 Horizontal Rule</w:t></w:r></w:p><w:p><w:r><w:t>Content above the rule.</w:t></w:r></w:p><w:p><w:pPr><w:spacing w:after="0"/><w:pBdr><w:bottom w:val="single" w:sz="6" w:color="auto"/></w:pBdr></w:pPr></w:p><w:p><w:r><w:t>Content below the rule.</w:t></w:r></w:p><w:p><w:pPr><w:pStyle w:val="Heading2"/></w:pPr><w:r><w:t>7.2 Bookmark</w:t></w:r></w:p><w:p><w:bookmarkStart w:id="1" w:name="appendix-anchor"/><w:r><w:t>This paragraph is bookmarked as "appendix-anchor".</w:t></w:r><w:bookmarkEnd w:id="1"/></w:p><w:p><w:pPr><w:pStyle w:val="Heading2"/></w:pPr><w:r><w:t>7.3 Date and Time Fields</w:t></w:r></w:p><w:p><w:r><w:t xml:space="preserve">Current date: </w:t></w:r></w:p><w:p><w:fldChar w:fldCharType="begin"/><w:fldChar w:fldCharType="separate"/><w:fldChar w:fldCharType="end"/><w:instrText><w:text> DATE \@ "M/d/yyyy" </w:text></w:instrText></w:p><w:p><w:r><w:t xml:space="preserve">Current time: </w:t></w:r></w:p><w:p><w:fldChar w:fldCharType="begin"/><w:fldChar w:fldCharType="separate"/><w:fldChar w:fldCharType="end"/><w:instrText><w:text> TIME \@ "h:mm:ss am/pm" </w:text></w:instrText></w:p><w:p><w:r><w:br w:type="page"/></w:r></w:p><w:p><w:pPr><w:pStyle w:val="Heading1"/></w:pPr><w:r><w:t>8. Appendix</w:t></w:r></w:p><w:p><w:r><w:t>This is the appendix section, separated by a page break.</w:t></w:r></w:p><w:p><w:pPr><w:numPr><w:ilvl w:val="0"/><w:numId w:val="3"/></w:numPr></w:pPr><w:r><w:t>Additional resource A</w:t></w:r></w:p><w:p><w:pPr><w:numPr><w:ilvl w:val="0"/><w:numId w:val="3"/></w:numPr></w:pPr><w:r><w:t>Additional resource B</w:t></w:r></w:p><w:p><w:pPr><w:numPr><w:ilvl w:val="0"/><w:numId w:val="3"/></w:numPr></w:pPr><w:r><w:t>Additional resource C</w:t></w:r></w:p><w:tbl><w:tblPr><w:tblW w:w="0" w:type="auto"/><w:tblLook w:val="04A0" w:firstRow="1" w:lastRow="0" w:firstColumn="1" w:lastColumn="0" w:noHBand="0" w:noVBand="1"/></w:tblPr><w:tblGrid><w:gridCol/><w:gridCol/><w:gridCol/><w:gridCol/><w:gridCol/></w:tblGrid><w:tr><w:tc><w:tcPr><w:tcW w:w="0" w:type="auto"/><w:shd w:val="clear" w:color="FFFFFF" w:fill="2E5090"/></w:tcPr><w:p><w:r><w:t>Metric</w:t></w:r></w:p></w:tc><w:tc><w:tcPr><w:tcW w:w="0" w:type="auto"/><w:shd w:val="clear" w:color="FFFFFF" w:fill="2E5090"/></w:tcPr><w:p><w:r><w:t>Q1</w:t></w:r></w:p></w:tc><w:tc><w:tcPr><w:tcW w:w="0" w:type="auto"/><w:shd w:val="clear" w:color="FFFFFF" w:fill="2E5090"/></w:tcPr><w:p><w:r><w:t>Q2</w:t></w:r></w:p></w:tc><w:tc><w:tcPr><w:tcW w:w="0" w:type="auto"/><w:shd w:val="clear" w:color="FFFFFF" w:fill="2E5090"/></w:tcPr><w:p><w:r><w:t>Q3</w:t></w:r></w:p></w:tc><w:tc><w:tcPr><w:tcW w:w="0" w:type="auto"/><w:shd w:val="clear" w:color="FFFFFF" w:fill="2E5090"/></w:tcPr><w:p><w:r><w:t>Q4</w:t></w:r></w:p></w:tc></w:tr><w:tr><w:tc><w:tcPr><w:tcW w:w="0" w:type="auto"/></w:tcPr><w:p><w:r><w:t>Revenue</w:t></w:r></w:p></w:tc><w:tc><w:tcPr><w:tcW w:w="0" w:type="auto"/></w:tcPr><w:p><w:r><w:t>$1.2M</w:t></w:r></w:p></w:tc><w:tc><w:tcPr><w:tcW w:w="0" w:type="auto"/></w:tcPr><w:p><w:r><w:t>$1.5M</w:t></w:r></w:p></w:tc><w:tc><w:tcPr><w:tcW w:w="0" w:type="auto"/></w:tcPr><w:p><w:r><w:t>$1.4M</w:t></w:r></w:p></w:tc><w:tc><w:tcPr><w:tcW w:w="0" w:type="auto"/></w:tcPr><w:p><w:r><w:t>$1.6M</w:t></w:r></w:p></w:tc></w:tr><w:tr><w:tc><w:tcPr><w:tcW w:w="0" w:type="auto"/></w:tcPr><w:p><w:r><w:t>Users</w:t></w:r></w:p></w:tc><w:tc><w:tcPr><w:tcW w:w="0" w:type="auto"/></w:tcPr><w:p><w:r><w:t>10K</w:t></w:r></w:p></w:tc><w:tc><w:tcPr><w:tcW w:w="0" w:type="auto"/></w:tcPr><w:p><w:r><w:t>15K</w:t></w:r></w:p></w:tc><w:tc><w:tcPr><w:tcW w:w="0" w:type="auto"/></w:tcPr><w:p><w:r><w:t>18K</w:t></w:r></w:p></w:tc><w:tc><w:tcPr><w:tcW w:w="0" w:type="auto"/></w:tcPr><w:p><w:r><w:t>25K</w:t></w:r></w:p></w:tc></w:tr><w:tr><w:tc><w:tcPr><w:tcW w:w="0" w:type="auto"/></w:tcPr><w:p><w:r><w:t>NPS Score</w:t></w:r></w:p></w:tc><w:tc><w:tcPr><w:tcW w:w="0" w:type="auto"/></w:tcPr><w:p><w:r><w:t>72</w:t></w:r></w:p></w:tc><w:tc><w:tcPr><w:tcW w:w="0" w:type="auto"/></w:tcPr><w:p><w:r><w:t>78</w:t></w:r></w:p></w:tc><w:tc><w:tcPr><w:tcW w:w="0" w:type="auto"/></w:tcPr><w:p><w:r><w:t>81</w:t></w:r></w:p></w:tc><w:tc><w:tcPr><w:tcW w:w="0" w:type="auto"/></w:tcPr><w:p><w:r><w:t>85</w:t></w:r></w:p></w:tc></w:tr></w:tbl><w:sectPr w:val="nextPage"><w:headerReference w:type="default" r:id="rId7"/><w:footerReference w:type="default" r:id="rId8"/><w:pgSz w:w="12240" w:h="15840" w:orient="portrait"/><w:pgMar w:top="1440" w:bottom="1440" w:left="1440" w:right="1440" w:header="720" w:footer="720" w:gutter="0"/><w:cols w:space="720"/><w:pgNumType w:start="1"/></w:sectPr></w:body></w:document>
+<file path=word/document.xml><?xml version="1.0" encoding="UTF-8"?>
+<w:document xmlns:aink="http://schemas.microsoft.com/office/drawing/2016/ink" xmlns:am3d="http://schemas.microsoft.com/office/drawing/2017/model3d" xmlns:cx="http://schemas.microsoft.com/office/drawing/2014/chartex" xmlns:cx1="http://schemas.microsoft.com/office/drawing/2015/9/8/chartex" xmlns:cx2="http://schemas.microsoft.com/office/drawing/2015/10/21/chartex" xmlns:cx3="http://schemas.microsoft.com/office/drawing/2016/5/9/chartex" xmlns:cx4="http://schemas.microsoft.com/office/drawing/2016/5/10/chartex" xmlns:cx5="http://schemas.microsoft.com/office/drawing/2016/5/11/chartex" xmlns:cx6="http://schemas.microsoft.com/office/drawing/2016/5/12/chartex" xmlns:cx7="http://schemas.microsoft.com/office/drawing/2016/5/13/chartex" xmlns:cx8="http://schemas.microsoft.com/office/drawing/2016/5/14/chartex" xmlns:m="http://schemas.openxmlformats.org/officeDocument/2006/math" xmlns:mc="http://schemas.openxmlformats.org/markup-compatibility/2006" xmlns:o="urn:schemas-microsoft-com:office:office" xmlns:oel="http://schemas.microsoft.com/office/2019/extlst" xmlns:r="http://schemas.openxmlformats.org/officeDocument/2006/relationships" xmlns:v="urn:schemas-microsoft-com:vml" xmlns:w="http://schemas.openxmlformats.org/wordprocessingml/2006/main" xmlns:w10="urn:schemas-microsoft-com:office:word" xmlns:w14="http://schemas.microsoft.com/office/word/2010/wordml" xmlns:w15="http://schemas.microsoft.com/office/word/2012/wordml" xmlns:w16="http://schemas.microsoft.com/office/word/2018/wordml" xmlns:w16cex="http://schemas.microsoft.com/office/word/2018/wordml/cex" xmlns:w16cid="http://schemas.microsoft.com/office/word/2016/wordml/cid" xmlns:w16du="http://schemas.microsoft.com/office/word/2023/wordml/word16du" xmlns:w16sdtdh="http://schemas.microsoft.com/office/word/2020/wordml/sdtdatahash" xmlns:w16sdtfl="http://schemas.microsoft.com/office/word/2024/wordml/sdtformatlock" xmlns:w16se="http://schemas.microsoft.com/office/word/2015/wordml/symex" xmlns:wne="http://schemas.microsoft.com/office/word/2006/wordml" xmlns:wp="http://schemas.openxmlformats.org/drawingml/2006/wordprocessingDrawing" xmlns:wp14="http://schemas.microsoft.com/office/word/2010/wordprocessingDrawing" xmlns:wpc="http://schemas.microsoft.com/office/word/2010/wordprocessingCanvas" xmlns:wpg="http://schemas.microsoft.com/office/word/2010/wordprocessingGroup" xmlns:wpi="http://schemas.microsoft.com/office/word/2010/wordprocessingInk" xmlns:wps="http://schemas.microsoft.com/office/word/2010/wordprocessingShape" mc:Ignorable="w14 w15 w16 w16cex w16cid w16du w16sdtdh w16sdtfl w16se wp14"><w:body><w:p><w:pPr/><w:r><w:t>Complete Feature Showcase</w:t></w:r></w:p><w:p><w:pPr/><w:r><w:t>Every Builder API Feature in One Document</w:t></w:r></w:p><w:p><w:r><w:t>Jane Doe</w:t></w:r><w:r><w:t xml:space="preserve"> — March 26, 2026</w:t></w:r></w:p><w:p><w:r><w:br w:type="page"/></w:r></w:p><w:p><w:r><w:t>Contents</w:t></w:r></w:p><w:p><w:fldChar w:fldCharType="begin"/><w:fldChar w:fldCharType="separate"/><w:fldChar w:fldCharType="end"/><w:instrText> TOC \o "1-3" \h \z \u </w:instrText></w:p><w:p><w:r><w:br w:type="page"/></w:r></w:p><w:p><w:pPr><w:pStyle w:val="Heading1"/></w:pPr><w:r><w:t>1. Text Formatting</w:t></w:r></w:p><w:p><w:r><w:t xml:space="preserve">This paragraph demonstrates </w:t></w:r><w:r><w:rPr><w:b/></w:rPr><w:t>bold</w:t></w:r><w:r><w:t xml:space="preserve">, </w:t></w:r><w:r><w:rPr><w:i/></w:rPr><w:t>italic</w:t></w:r><w:r><w:t xml:space="preserve">, </w:t></w:r><w:r><w:rPr><w:u w:val="single"/></w:rPr><w:t>underline</w:t></w:r><w:r><w:t xml:space="preserve">, </w:t></w:r><w:r><w:rPr><w:color w:val="FF0000"/></w:rPr><w:t>colored</w:t></w:r><w:r><w:t xml:space="preserve">, </w:t></w:r><w:r><w:rPr><w:highlight w:val="yellow"/></w:rPr><w:t>highlighted</w:t></w:r><w:r><w:t xml:space="preserve">, and </w:t></w:r><w:r><w:rPr><w:b/><w:i/><w:color w:val="0000FF"/></w:rPr><w:t>bold italic colored</w:t></w:r><w:r><w:t xml:space="preserve"> text.</w:t></w:r></w:p><w:p><w:r><w:t xml:space="preserve">Different sizes: </w:t></w:r><w:r><w:rPr><w:sz w:val="32"/></w:rPr><w:t>small</w:t></w:r><w:r><w:t xml:space="preserve">, </w:t></w:r><w:r><w:rPr><w:sz w:val="44"/></w:rPr><w:t>normal</w:t></w:r><w:r><w:t xml:space="preserve">, </w:t></w:r><w:r><w:rPr><w:sz w:val="64"/></w:rPr><w:t>large</w:t></w:r></w:p><w:p><w:r><w:t xml:space="preserve">Text effects: </w:t></w:r><w:r><w:rPr><w:sz w:val="32"/></w:rPr><w:t>superscript2</w:t></w:r><w:r><w:t xml:space="preserve"> and </w:t></w:r><w:r><w:rPr><w:sz w:val="32"/></w:rPr><w:t>H2</w:t></w:r><w:r><w:t>O</w:t></w:r></w:p><w:p><w:pPr><w:pStyle w:val="Heading1"/></w:pPr><w:r><w:t>2. Lists</w:t></w:r></w:p><w:p><w:pPr><w:pStyle w:val="Heading2"/></w:pPr><w:r><w:t>2.1 Bullet List</w:t></w:r></w:p><w:p><w:r><w:t>Key features of Uniword:</w:t></w:r></w:p><w:p><w:pPr><w:numPr><w:ilvl w:val="0"/><w:numId w:val="1"/></w:numPr></w:pPr><w:r><w:t>Comprehensive OOXML model coverage</w:t></w:r></w:p><w:p><w:pPr><w:numPr><w:ilvl w:val="0"/><w:numId w:val="1"/></w:numPr></w:pPr><w:r><w:t>Builder API for document construction</w:t></w:r></w:p><w:p><w:pPr><w:numPr><w:ilvl w:val="0"/><w:numId w:val="1"/></w:numPr></w:pPr><w:r><w:t>Round-trip fidelity</w:t></w:r></w:p><w:p><w:pPr><w:numPr><w:ilvl w:val="0"/><w:numId w:val="1"/></w:numPr></w:pPr><w:r><w:t>Theme support</w:t></w:r></w:p><w:p><w:pPr><w:numPr><w:ilvl w:val="0"/><w:numId w:val="1"/></w:numPr></w:pPr><w:r><w:rPr><w:b/></w:rPr><w:t>Rich text</w:t></w:r><w:r><w:t xml:space="preserve"> in list items</w:t></w:r></w:p><w:p><w:pPr><w:pStyle w:val="Heading2"/></w:pPr><w:r><w:t>2.2 Numbered List</w:t></w:r></w:p><w:p><w:r><w:t>Getting started steps:</w:t></w:r></w:p><w:p><w:pPr><w:numPr><w:ilvl w:val="0"/><w:numId w:val="2"/></w:numPr></w:pPr><w:r><w:t>Install the gem</w:t></w:r></w:p><w:p><w:pPr><w:numPr><w:ilvl w:val="0"/><w:numId w:val="2"/></w:numPr></w:pPr><w:r><w:t>Require the library</w:t></w:r></w:p><w:p><w:pPr><w:numPr><w:ilvl w:val="0"/><w:numId w:val="2"/></w:numPr></w:pPr><w:r><w:t>Create a DocumentBuilder</w:t></w:r></w:p><w:p><w:pPr><w:numPr><w:ilvl w:val="0"/><w:numId w:val="2"/></w:numPr></w:pPr><w:r><w:t>Add content</w:t></w:r></w:p><w:p><w:pPr><w:numPr><w:ilvl w:val="0"/><w:numId w:val="2"/></w:numPr></w:pPr><w:r><w:t>Save the document</w:t></w:r></w:p><w:p><w:pPr><w:pStyle w:val="Heading1"/></w:pPr><w:r><w:t>3. Tables</w:t></w:r></w:p><w:p><w:r><w:t>The following table shows project metrics:</w:t></w:r></w:p><w:tbl><w:tblPr><w:tblW w:w="0" w:type="auto"/><w:tblLook w:val="04A0" w:firstRow="1" w:lastRow="0" w:firstColumn="1" w:lastColumn="0" w:noHBand="0" w:noVBand="1"/></w:tblPr><w:tblGrid><w:gridCol/><w:gridCol/><w:gridCol/><w:gridCol/><w:gridCol/></w:tblGrid><w:tr><w:tc><w:tcPr><w:tcW w:w="0" w:type="auto"/><w:shd w:val="clear" w:color="FFFFFF" w:fill="2E5090"/></w:tcPr><w:p><w:r><w:t>Metric</w:t></w:r></w:p></w:tc><w:tc><w:tcPr><w:tcW w:w="0" w:type="auto"/><w:shd w:val="clear" w:color="FFFFFF" w:fill="2E5090"/></w:tcPr><w:p><w:r><w:t>Q1</w:t></w:r></w:p></w:tc><w:tc><w:tcPr><w:tcW w:w="0" w:type="auto"/><w:shd w:val="clear" w:color="FFFFFF" w:fill="2E5090"/></w:tcPr><w:p><w:r><w:t>Q2</w:t></w:r></w:p></w:tc><w:tc><w:tcPr><w:tcW w:w="0" w:type="auto"/><w:shd w:val="clear" w:color="FFFFFF" w:fill="2E5090"/></w:tcPr><w:p><w:r><w:t>Q3</w:t></w:r></w:p></w:tc><w:tc><w:tcPr><w:tcW w:w="0" w:type="auto"/><w:shd w:val="clear" w:color="FFFFFF" w:fill="2E5090"/></w:tcPr><w:p><w:r><w:t>Q4</w:t></w:r></w:p></w:tc></w:tr><w:tr><w:tc><w:tcPr><w:tcW w:w="0" w:type="auto"/></w:tcPr><w:p><w:r><w:t>Revenue</w:t></w:r></w:p></w:tc><w:tc><w:tcPr><w:tcW w:w="0" w:type="auto"/></w:tcPr><w:p><w:r><w:t>$1.2M</w:t></w:r></w:p></w:tc><w:tc><w:tcPr><w:tcW w:w="0" w:type="auto"/></w:tcPr><w:p><w:r><w:t>$1.5M</w:t></w:r></w:p></w:tc><w:tc><w:tcPr><w:tcW w:w="0" w:type="auto"/></w:tcPr><w:p><w:r><w:t>$1.4M</w:t></w:r></w:p></w:tc><w:tc><w:tcPr><w:tcW w:w="0" w:type="auto"/></w:tcPr><w:p><w:r><w:t>$1.6M</w:t></w:r></w:p></w:tc></w:tr><w:tr><w:tc><w:tcPr><w:tcW w:w="0" w:type="auto"/></w:tcPr><w:p><w:r><w:t>Users</w:t></w:r></w:p></w:tc><w:tc><w:tcPr><w:tcW w:w="0" w:type="auto"/></w:tcPr><w:p><w:r><w:t>10K</w:t></w:r></w:p></w:tc><w:tc><w:tcPr><w:tcW w:w="0" w:type="auto"/></w:tcPr><w:p><w:r><w:t>15K</w:t></w:r></w:p></w:tc><w:tc><w:tcPr><w:tcW w:w="0" w:type="auto"/></w:tcPr><w:p><w:r><w:t>18K</w:t></w:r></w:p></w:tc><w:tc><w:tcPr><w:tcW w:w="0" w:type="auto"/></w:tcPr><w:p><w:r><w:t>25K</w:t></w:r></w:p></w:tc></w:tr><w:tr><w:tc><w:tcPr><w:tcW w:w="0" w:type="auto"/></w:tcPr><w:p><w:r><w:t>NPS Score</w:t></w:r></w:p></w:tc><w:tc><w:tcPr><w:tcW w:w="0" w:type="auto"/></w:tcPr><w:p><w:r><w:t>72</w:t></w:r></w:p></w:tc><w:tc><w:tcPr><w:tcW w:w="0" w:type="auto"/></w:tcPr><w:p><w:r><w:t>78</w:t></w:r></w:p></w:tc><w:tc><w:tcPr><w:tcW w:w="0" w:type="auto"/></w:tcPr><w:p><w:r><w:t>81</w:t></w:r></w:p></w:tc><w:tc><w:tcPr><w:tcW w:w="0" w:type="auto"/></w:tcPr><w:p><w:r><w:t>85</w:t></w:r></w:p></w:tc></w:tr></w:tbl><w:p><w:pPr><w:pStyle w:val="Heading1"/></w:pPr><w:r><w:t>4. Charts</w:t></w:r></w:p><w:p><w:pPr><w:pStyle w:val="Heading2"/></w:pPr><w:r><w:t>4.1 Bar Chart</w:t></w:r></w:p><w:p><w:r><w:drawing><wp:inline><wp:extent cx="5486400" cy="3200400"/><wp:effectExtent/><wp:docPr id="347343784" name="Chart bar"/><graphic xmlns="http://schemas.openxmlformats.org/drawingml/2006/main"><graphicData uri="http://schemas.openxmlformats.org/drawingml/2006/chart"><chart xmlns="http://schemas.openxmlformats.org/drawingml/2006/chart" c:id="rIdChart1"/></graphicData></graphic></wp:inline></w:drawing></w:r></w:p><w:p><w:pPr><w:pStyle w:val="Heading2"/></w:pPr><w:r><w:t>4.2 Line Chart</w:t></w:r></w:p><w:p><w:r><w:drawing><wp:inline><wp:extent cx="5486400" cy="3200400"/><wp:effectExtent/><wp:docPr id="263562126" name="Chart line"/><graphic xmlns="http://schemas.openxmlformats.org/drawingml/2006/main"><graphicData uri="http://schemas.openxmlformats.org/drawingml/2006/chart"><chart xmlns="http://schemas.openxmlformats.org/drawingml/2006/chart" c:id="rIdChart2"/></graphicData></graphic></wp:inline></w:drawing></w:r></w:p><w:p><w:pPr><w:pStyle w:val="Heading1"/></w:pPr><w:r><w:t>5. Hyperlinks</w:t></w:r></w:p><w:p><w:r><w:t xml:space="preserve">Visit the </w:t></w:r><w:hyperlink r:id="https://www.ecma-international.org/publications-and-standards/standards/ecma-376/"><w:r><w:rPr><w:color w:val="0000FF"/><w:u w:val="single"/></w:rPr><w:t>ECMA-376 specification</w:t></w:r></w:hyperlink><w:r><w:t xml:space="preserve"> for the complete OOXML standard.</w:t></w:r></w:p><w:p><w:r><w:t xml:space="preserve">Uniword is hosted at </w:t></w:r><w:hyperlink r:id="https://github.com/publicruby/uniword"><w:r><w:rPr><w:color w:val="0000FF"/><w:u w:val="single"/></w:rPr><w:t>GitHub</w:t></w:r></w:hyperlink><w:r><w:t>.</w:t></w:r></w:p><w:p><w:pPr><w:pStyle w:val="Heading1"/></w:pPr><w:r><w:t>6. References</w:t></w:r></w:p><w:p><w:r><w:t>This document references the following sources:</w:t></w:r></w:p><w:p><w:sdt><w:sdtPr><w:id w:val="1"/><w:bibliography/><w:docPartObj><w:docPartGallery w:val="Bibliographies"/><w:docPartUnique/></w:docPartObj></w:sdtPr></w:sdt></w:p><w:p><w:r><w:br w:type="page"/></w:r></w:p><w:p><w:pPr><w:pStyle w:val="Heading1"/></w:pPr><w:r><w:t>7. Special Elements</w:t></w:r></w:p><w:p><w:pPr><w:pStyle w:val="Heading2"/></w:pPr><w:r><w:t>7.1 Horizontal Rule</w:t></w:r></w:p><w:p><w:r><w:t>Content above the rule.</w:t></w:r></w:p><w:p><w:pPr><w:spacing w:after="0"/><w:pBdr><w:bottom w:val="single" w:sz="6" w:color="auto"/></w:pBdr></w:pPr></w:p><w:p><w:r><w:t>Content below the rule.</w:t></w:r></w:p><w:p><w:pPr><w:pStyle w:val="Heading2"/></w:pPr><w:r><w:t>7.2 Bookmark</w:t></w:r></w:p><w:p><w:bookmarkStart w:id="1" w:name="appendix-anchor"/><w:r><w:t>This paragraph is bookmarked as "appendix-anchor".</w:t></w:r><w:bookmarkEnd w:id="1"/></w:p><w:p><w:pPr><w:pStyle w:val="Heading2"/></w:pPr><w:r><w:t>7.3 Date and Time Fields</w:t></w:r></w:p><w:p><w:r><w:t xml:space="preserve">Current date: </w:t></w:r></w:p><w:p><w:r><w:fldChar w:fldCharType="begin"/></w:r><w:r><w:instrText> DATE \@ "M/d/yyyy" </w:instrText></w:r><w:r><w:fldChar w:fldCharType="separate"/></w:r><w:r><w:fldChar w:fldCharType="end"/></w:r></w:p><w:p><w:r><w:t xml:space="preserve">Current time: </w:t></w:r></w:p><w:p><w:r><w:fldChar w:fldCharType="begin"/></w:r><w:r><w:instrText> TIME \@ "h:mm:ss am/pm" </w:instrText></w:r><w:r><w:fldChar w:fldCharType="separate"/></w:r><w:r><w:fldChar w:fldCharType="end"/></w:r></w:p><w:p><w:r><w:br w:type="page"/></w:r></w:p><w:p><w:pPr><w:pStyle w:val="Heading1"/></w:pPr><w:r><w:t>8. Appendix</w:t></w:r></w:p><w:p><w:r><w:t>This is the appendix section, separated by a page break.</w:t></w:r></w:p><w:p><w:pPr><w:numPr><w:ilvl w:val="0"/><w:numId w:val="3"/></w:numPr></w:pPr><w:r><w:t>Additional resource A</w:t></w:r></w:p><w:p><w:pPr><w:numPr><w:ilvl w:val="0"/><w:numId w:val="3"/></w:numPr></w:pPr><w:r><w:t>Additional resource B</w:t></w:r></w:p><w:p><w:pPr><w:numPr><w:ilvl w:val="0"/><w:numId w:val="3"/></w:numPr></w:pPr><w:r><w:t>Additional resource C</w:t></w:r></w:p><w:sectPr w:val="nextPage"><w:headerReference w:type="default" r:id="rId7"/><w:footerReference w:type="default" r:id="rId8"/><w:pgSz w:w="12240" w:h="15840" w:orient="portrait"/><w:pgMar w:top="1440" w:bottom="1440" w:left="1440" w:right="1440" w:header="720" w:footer="720" w:gutter="0"/><w:cols w:num="1" w:space="720"/><w:pgNumType w:start="1"/><w:docGrid w:linePitch="360"/></w:sectPr></w:body></w:document>
+
 </file>
 
 <file path=word/footer1.xml><?xml version="1.0" encoding="utf-8"?>
-<w:ftr xmlns:w="http://schemas.openxmlformats.org/wordprocessingml/2006/main" xmlns:wpc="http://schemas.microsoft.com/office/word/2010/wordprocessingCanvas" xmlns:cx="http://schemas.microsoft.com/office/drawing/2014/chartex" xmlns:cx1="http://schemas.microsoft.com/office/drawing/2015/9/8/chartex" xmlns:cx2="http://schemas.microsoft.com/office/drawing/2015/10/21/chartex" xmlns:cx3="http://schemas.microsoft.com/office/drawing/2016/5/9/chartex" xmlns:cx4="http://schemas.microsoft.com/office/drawing/2016/5/10/chartex" xmlns:cx5="http://schemas.microsoft.com/office/drawing/2016/5/11/chartex" xmlns:cx6="http://schemas.microsoft.com/office/drawing/2016/5/12/chartex" xmlns:cx7="http://schemas.microsoft.com/office/drawing/2016/5/13/chartex" xmlns:cx8="http://schemas.microsoft.com/office/drawing/2016/5/14/chartex" xmlns:mc="http://schemas.openxmlformats.org/markup-compatibility/2006" xmlns:aink="http://schemas.microsoft.com/office/drawing/2016/ink" xmlns:am3d="http://schemas.microsoft.com/office/drawing/2017/model3d" xmlns:o="urn:schemas-microsoft-com:office:office" xmlns:oel="http://schemas.microsoft.com/office/2019/extlst" xmlns:r="http://schemas.openxmlformats.org/officeDocument/2006/relationships" xmlns:m="http://schemas.openxmlformats.org/officeDocument/2006/math" xmlns:v="urn:schemas-microsoft-com:vml" xmlns:wp14="http://schemas.microsoft.com/office/word/2010/wordprocessingDrawing" xmlns:wp="http://schemas.openxmlformats.org/drawingml/2006/wordprocessingDrawing" xmlns:w10="urn:schemas-microsoft-com:office:word" xmlns:w14="http://schemas.microsoft.com/office/word/2010/wordml" xmlns:w15="http://schemas.microsoft.com/office/word/2012/wordml" xmlns:w16cex="http://schemas.microsoft.com/office/word/2018/wordml/cex" xmlns:w16cid="http://schemas.microsoft.com/office/word/2016/wordml/cid" xmlns:w16="http://schemas.microsoft.com/office/word/2018/wordml" xmlns:w16du="http://schemas.microsoft.com/office/word/2023/wordml/word16du" xmlns:w16sdtdh="http://schemas.microsoft.com/office/word/2020/wordml/sdtdatahash" xmlns:w16sdtfl="http://schemas.microsoft.com/office/word/2024/wordml/sdtformatlock" xmlns:w16se="http://schemas.microsoft.com/office/word/2015/wordml/symex" xmlns:wpg="http://schemas.microsoft.com/office/word/2010/wordprocessingGroup" xmlns:wpi="http://schemas.microsoft.com/office/word/2010/wordprocessingInk" xmlns:wne="http://schemas.microsoft.com/office/word/2006/wordml" xmlns:wps="http://schemas.microsoft.com/office/word/2010/wordprocessingShape" mc:Ignorable="w14 w15 w16 w16cex w16cid w16du w16sdtdh w16sdtfl w16se wp14">
+<w:ftr xmlns:aink="http://schemas.microsoft.com/office/drawing/2016/ink" xmlns:am3d="http://schemas.microsoft.com/office/drawing/2017/model3d" xmlns:cx="http://schemas.microsoft.com/office/drawing/2014/chartex" xmlns:cx1="http://schemas.microsoft.com/office/drawing/2015/9/8/chartex" xmlns:cx2="http://schemas.microsoft.com/office/drawing/2015/10/21/chartex" xmlns:cx3="http://schemas.microsoft.com/office/drawing/2016/5/9/chartex" xmlns:cx4="http://schemas.microsoft.com/office/drawing/2016/5/10/chartex" xmlns:cx5="http://schemas.microsoft.com/office/drawing/2016/5/11/chartex" xmlns:cx6="http://schemas.microsoft.com/office/drawing/2016/5/12/chartex" xmlns:cx7="http://schemas.microsoft.com/office/drawing/2016/5/13/chartex" xmlns:cx8="http://schemas.microsoft.com/office/drawing/2016/5/14/chartex" xmlns:m="http://schemas.openxmlformats.org/officeDocument/2006/math" xmlns:mc="http://schemas.openxmlformats.org/markup-compatibility/2006" xmlns:o="urn:schemas-microsoft-com:office:office" xmlns:oel="http://schemas.microsoft.com/office/2019/extlst" xmlns:r="http://schemas.openxmlformats.org/officeDocument/2006/relationships" xmlns:v="urn:schemas-microsoft-com:vml" xmlns:w="http://schemas.openxmlformats.org/wordprocessingml/2006/main" xmlns:w10="urn:schemas-microsoft-com:office:word" xmlns:w14="http://schemas.microsoft.com/office/word/2010/wordml" xmlns:w15="http://schemas.microsoft.com/office/word/2012/wordml" xmlns:w16="http://schemas.microsoft.com/office/word/2018/wordml" xmlns:w16cex="http://schemas.microsoft.com/office/word/2018/wordml/cex" xmlns:w16cid="http://schemas.microsoft.com/office/word/2016/wordml/cid" xmlns:w16du="http://schemas.microsoft.com/office/word/2023/wordml/word16du" xmlns:w16sdtdh="http://schemas.microsoft.com/office/word/2020/wordml/sdtdatahash" xmlns:w16sdtfl="http://schemas.microsoft.com/office/word/2024/wordml/sdtformatlock" xmlns:w16se="http://schemas.microsoft.com/office/word/2015/wordml/symex" xmlns:wne="http://schemas.microsoft.com/office/word/2006/wordml" xmlns:wp="http://schemas.openxmlformats.org/drawingml/2006/wordprocessingDrawing" xmlns:wp14="http://schemas.microsoft.com/office/word/2010/wordprocessingDrawing" xmlns:wpc="http://schemas.microsoft.com/office/word/2010/wordprocessingCanvas" xmlns:wpg="http://schemas.microsoft.com/office/word/2010/wordprocessingGroup" xmlns:wpi="http://schemas.microsoft.com/office/word/2010/wordprocessingInk" xmlns:wps="http://schemas.microsoft.com/office/word/2010/wordprocessingShape" mc:Ignorable="w14 w15 w16 w16cex w16cid w16du w16sdtdh w16sdtfl w16se wp14">
   <w:p>
     <w:r>
       <w:t xml:space="preserve">Page </w:t>
     </w:r>
   </w:p>
   <w:p>
-    <w:fldChar w:fldCharType="begin"/>
-    <w:fldChar w:fldCharType="separate"/>
-    <w:fldChar w:fldCharType="end"/>
-    <w:instrText>
-      <w:text> PAGE </w:text>
-    </w:instrText>
+    <w:r>
+      <w:fldChar w:fldCharType="begin"/>
+    </w:r>
+    <w:r>
+      <w:instrText> PAGE </w:instrText>
+    </w:r>
+    <w:r>
+      <w:fldChar w:fldCharType="separate"/>
+    </w:r>
+    <w:r>
+      <w:fldChar w:fldCharType="end"/>
+    </w:r>
   </w:p>
   <w:p>
     <w:r>
@@ -26,14 +32,20 @@
   </w:p>
   <w:p>
     <w:r>
+      <w:fldChar w:fldCharType="begin"/>
+    </w:r>
+    <w:r>
+      <w:instrText> NUMPAGES </w:instrText>
+    </w:r>
+    <w:r>
+      <w:fldChar w:fldCharType="separate"/>
+    </w:r>
+    <w:r>
+      <w:fldChar w:fldCharType="end"/>
+    </w:r>
+    <w:r>
       <w:tab/>
     </w:r>
-    <w:fldChar w:fldCharType="begin"/>
-    <w:fldChar w:fldCharType="separate"/>
-    <w:fldChar w:fldCharType="end"/>
-    <w:instrText>
-      <w:text> NUMPAGES </w:text>
-    </w:instrText>
   </w:p>
   <w:p>
     <w:r>
@@ -44,7 +56,7 @@
 </file>
 
 <file path=word/header1.xml><?xml version="1.0" encoding="utf-8"?>
-<w:hdr xmlns:w="http://schemas.openxmlformats.org/wordprocessingml/2006/main" xmlns:wpc="http://schemas.microsoft.com/office/word/2010/wordprocessingCanvas" xmlns:cx="http://schemas.microsoft.com/office/drawing/2014/chartex" xmlns:cx1="http://schemas.microsoft.com/office/drawing/2015/9/8/chartex" xmlns:cx2="http://schemas.microsoft.com/office/drawing/2015/10/21/chartex" xmlns:cx3="http://schemas.microsoft.com/office/drawing/2016/5/9/chartex" xmlns:cx4="http://schemas.microsoft.com/office/drawing/2016/5/10/chartex" xmlns:cx5="http://schemas.microsoft.com/office/drawing/2016/5/11/chartex" xmlns:cx6="http://schemas.microsoft.com/office/drawing/2016/5/12/chartex" xmlns:cx7="http://schemas.microsoft.com/office/drawing/2016/5/13/chartex" xmlns:cx8="http://schemas.microsoft.com/office/drawing/2016/5/14/chartex" xmlns:mc="http://schemas.openxmlformats.org/markup-compatibility/2006" xmlns:aink="http://schemas.microsoft.com/office/drawing/2016/ink" xmlns:am3d="http://schemas.microsoft.com/office/drawing/2017/model3d" xmlns:o="urn:schemas-microsoft-com:office:office" xmlns:oel="http://schemas.microsoft.com/office/2019/extlst" xmlns:r="http://schemas.openxmlformats.org/officeDocument/2006/relationships" xmlns:m="http://schemas.openxmlformats.org/officeDocument/2006/math" xmlns:v="urn:schemas-microsoft-com:vml" xmlns:wp14="http://schemas.microsoft.com/office/word/2010/wordprocessingDrawing" xmlns:wp="http://schemas.openxmlformats.org/drawingml/2006/wordprocessingDrawing" xmlns:w10="urn:schemas-microsoft-com:office:word" xmlns:w14="http://schemas.microsoft.com/office/word/2010/wordml" xmlns:w15="http://schemas.microsoft.com/office/word/2012/wordml" xmlns:w16cex="http://schemas.microsoft.com/office/word/2018/wordml/cex" xmlns:w16cid="http://schemas.microsoft.com/office/word/2016/wordml/cid" xmlns:w16="http://schemas.microsoft.com/office/word/2018/wordml" xmlns:w16du="http://schemas.microsoft.com/office/word/2023/wordml/word16du" xmlns:w16sdtdh="http://schemas.microsoft.com/office/word/2020/wordml/sdtdatahash" xmlns:w16sdtfl="http://schemas.microsoft.com/office/word/2024/wordml/sdtformatlock" xmlns:w16se="http://schemas.microsoft.com/office/word/2015/wordml/symex" xmlns:wpg="http://schemas.microsoft.com/office/word/2010/wordprocessingGroup" xmlns:wpi="http://schemas.microsoft.com/office/word/2010/wordprocessingInk" xmlns:wne="http://schemas.microsoft.com/office/word/2006/wordml" xmlns:wps="http://schemas.microsoft.com/office/word/2010/wordprocessingShape" mc:Ignorable="w14 w15 w16 w16cex w16cid w16du w16sdtdh w16sdtfl w16se wp14">
+<w:hdr xmlns:aink="http://schemas.microsoft.com/office/drawing/2016/ink" xmlns:am3d="http://schemas.microsoft.com/office/drawing/2017/model3d" xmlns:cx="http://schemas.microsoft.com/office/drawing/2014/chartex" xmlns:cx1="http://schemas.microsoft.com/office/drawing/2015/9/8/chartex" xmlns:cx2="http://schemas.microsoft.com/office/drawing/2015/10/21/chartex" xmlns:cx3="http://schemas.microsoft.com/office/drawing/2016/5/9/chartex" xmlns:cx4="http://schemas.microsoft.com/office/drawing/2016/5/10/chartex" xmlns:cx5="http://schemas.microsoft.com/office/drawing/2016/5/11/chartex" xmlns:cx6="http://schemas.microsoft.com/office/drawing/2016/5/12/chartex" xmlns:cx7="http://schemas.microsoft.com/office/drawing/2016/5/13/chartex" xmlns:cx8="http://schemas.microsoft.com/office/drawing/2016/5/14/chartex" xmlns:m="http://schemas.openxmlformats.org/officeDocument/2006/math" xmlns:mc="http://schemas.openxmlformats.org/markup-compatibility/2006" xmlns:o="urn:schemas-microsoft-com:office:office" xmlns:oel="http://schemas.microsoft.com/office/2019/extlst" xmlns:r="http://schemas.openxmlformats.org/officeDocument/2006/relationships" xmlns:v="urn:schemas-microsoft-com:vml" xmlns:w="http://schemas.openxmlformats.org/wordprocessingml/2006/main" xmlns:w10="urn:schemas-microsoft-com:office:word" xmlns:w14="http://schemas.microsoft.com/office/word/2010/wordml" xmlns:w15="http://schemas.microsoft.com/office/word/2012/wordml" xmlns:w16="http://schemas.microsoft.com/office/word/2018/wordml" xmlns:w16cex="http://schemas.microsoft.com/office/word/2018/wordml/cex" xmlns:w16cid="http://schemas.microsoft.com/office/word/2016/wordml/cid" xmlns:w16du="http://schemas.microsoft.com/office/word/2023/wordml/word16du" xmlns:w16sdtdh="http://schemas.microsoft.com/office/word/2020/wordml/sdtdatahash" xmlns:w16sdtfl="http://schemas.microsoft.com/office/word/2024/wordml/sdtformatlock" xmlns:w16se="http://schemas.microsoft.com/office/word/2015/wordml/symex" xmlns:wne="http://schemas.microsoft.com/office/word/2006/wordml" xmlns:wp="http://schemas.openxmlformats.org/drawingml/2006/wordprocessingDrawing" xmlns:wp14="http://schemas.microsoft.com/office/word/2010/wordprocessingDrawing" xmlns:wpc="http://schemas.microsoft.com/office/word/2010/wordprocessingCanvas" xmlns:wpg="http://schemas.microsoft.com/office/word/2010/wordprocessingGroup" xmlns:wpi="http://schemas.microsoft.com/office/word/2010/wordprocessingInk" xmlns:wps="http://schemas.microsoft.com/office/word/2010/wordprocessingShape" mc:Ignorable="w14 w15 w16 w16cex w16cid w16du w16sdtdh w16sdtfl w16se wp14">
   <w:p>
     <w:r>
       <w:rPr>
@@ -52,22 +64,13 @@
         <w:color w:val="808080"/>
       </w:rPr>
       <w:t>Complete Feature Showcase</w:t>
-    </w:r>
-    <w:r>
-      <w:tab/>
-    </w:r>
-    <w:r>
-      <w:rPr>
-        <w:color w:val="CC0000"/>
-      </w:rPr>
-      <w:t>CONFIDENTIAL</w:t>
     </w:r>
   </w:p>
 </w:hdr>
 </file>
 
 <file path=word/numbering.xml><?xml version="1.0" encoding="utf-8"?>
-<w:numbering xmlns:w="http://schemas.openxmlformats.org/wordprocessingml/2006/main" xmlns:mc="http://schemas.openxmlformats.org/markup-compatibility/2006" xmlns:w14="http://schemas.microsoft.com/office/word/2010/wordml" xmlns:w15="http://schemas.microsoft.com/office/word/2012/wordml" xmlns:w16se="http://schemas.microsoft.com/office/word/2015/wordml/symex" xmlns:w16cid="http://schemas.microsoft.com/office/word/2016/wordml/cid" xmlns:w16="http://schemas.microsoft.com/office/word/2018/wordml" xmlns:w16cex="http://schemas.microsoft.com/office/word/2018/wordml/cex" xmlns:w16sdtdh="http://schemas.microsoft.com/office/word/2020/wordml/sdtdatahash" xmlns:w16sdtfl="http://schemas.microsoft.com/office/word/2024/wordml/sdtformatlock" xmlns:w16du="http://schemas.microsoft.com/office/word/2023/wordml/word16du" xmlns:wp14="http://schemas.microsoft.com/office/word/2010/wordprocessingDrawing" mc:Ignorable="w14 w15 w16 w16cex w16cid w16du w16sdtdh w16sdtfl w16se wp14">
+<w:numbering xmlns:mc="http://schemas.openxmlformats.org/markup-compatibility/2006" xmlns:w="http://schemas.openxmlformats.org/wordprocessingml/2006/main" xmlns:w14="http://schemas.microsoft.com/office/word/2010/wordml" xmlns:w15="http://schemas.microsoft.com/office/word/2012/wordml" xmlns:w16="http://schemas.microsoft.com/office/word/2018/wordml" xmlns:w16cex="http://schemas.microsoft.com/office/word/2018/wordml/cex" xmlns:w16cid="http://schemas.microsoft.com/office/word/2016/wordml/cid" xmlns:w16du="http://schemas.microsoft.com/office/word/2023/wordml/word16du" xmlns:w16sdtdh="http://schemas.microsoft.com/office/word/2020/wordml/sdtdatahash" xmlns:w16sdtfl="http://schemas.microsoft.com/office/word/2024/wordml/sdtformatlock" xmlns:w16se="http://schemas.microsoft.com/office/word/2015/wordml/symex" xmlns:wp14="http://schemas.microsoft.com/office/word/2010/wordprocessingDrawing" mc:Ignorable="w14 w15 w16 w16cex w16cid w16du w16sdtdh w16sdtfl w16se wp14">
   <w:abstractNum w:abstractNumId="0">
     <w:lvl w:ilvl="0">
       <w:start w:val="1"/>
@@ -308,25 +311,25 @@
       </w:rPr>
     </w:lvl>
   </w:abstractNum>
-  <w:num w:numId="1" w16cid:durableId="-1518967160">
+  <w:num w:numId="1" w16cid:durableId="-363328363">
     <w:abstractNumId w:val="0"/>
   </w:num>
-  <w:num w:numId="2" w16cid:durableId="-2105512680">
+  <w:num w:numId="2" w16cid:durableId="-942737171">
     <w:abstractNumId w:val="1"/>
   </w:num>
-  <w:num w:numId="3" w16cid:durableId="-1638518800">
+  <w:num w:numId="3" w16cid:durableId="1038922347">
     <w:abstractNumId w:val="2"/>
   </w:num>
 </w:numbering>
 </file>
 
-<file path=word/sources.xml><?xml version="1.0" encoding="UTF-8" standalone="yes"?>
-
-<Sources xmlns="http://schemas.openxmlformats.org/officeDocument/2006/bibliography" b:SelectedStyle="APA"><Source><SourceType>Book</SourceType><Tag>ECMA376</Tag><Author><NameList><Person><First>ECMA</First><Last>International</Last></Person></NameList></Author><Title>Office Open XML File Formats</Title><Year>2024</Year><Publisher>ECMA International</Publisher><City>Geneva</City><RefOrder>1</RefOrder></Source><Source><SourceType>JournalArticle</SourceType><Tag>Smith2024</Tag><Author><NameList><Person><First>John</First><Last>Smith</Last></Person></NameList></Author><Title>Document Generation with Ruby</Title><Year>2024</Year><Publisher>Ruby Journal</Publisher><Pages>15-30</Pages><Volume>12</Volume><Issue>1</Issue><RefOrder>2</RefOrder></Source><Source><SourceType>InternetSite</SourceType><Tag>OOXMLSpec</Tag><Title>ISO/IEC 29500 Information Technology</Title><Year>2024</Year><URL>https://standards.iso.org/iso/29500</URL><RefOrder>3</RefOrder></Source></Sources>
+<file path=word/sources.xml><?xml version="1.0" encoding="UTF-8" standalone="yes"?>
+<Sources xmlns="http://schemas.openxmlformats.org/officeDocument/2006/bibliography" b:SelectedStyle="APA"><Source><SourceType>Book</SourceType><Tag>ECMA376</Tag><Author><NameList><Person><First>ECMA</First><Last>International</Last></Person></NameList></Author><Title>Office Open XML File Formats</Title><Year>2024</Year><Publisher>ECMA International</Publisher><City>Geneva</City><RefOrder>1</RefOrder></Source><Source><SourceType>JournalArticle</SourceType><Tag>Smith2024</Tag><Author><NameList><Person><First>John</First><Last>Smith</Last></Person></NameList></Author><Title>Document Generation with Ruby</Title><Year>2024</Year><Publisher>Ruby Journal</Publisher><Pages>15-30</Pages><Volume>12</Volume><Issue>1</Issue><RefOrder>2</RefOrder></Source><Source><SourceType>InternetSite</SourceType><Tag>OOXMLSpec</Tag><Title>ISO/IEC 29500 Information Technology</Title><Year>2024</Year><URL>https://standards.iso.org/iso/29500</URL><RefOrder>3</RefOrder></Source></Sources>
+
 </file>
 
 <file path=word/styles.xml><?xml version="1.0" encoding="utf-8"?>
-<w:styles xmlns:w="http://schemas.openxmlformats.org/wordprocessingml/2006/main" xmlns:mc="http://schemas.openxmlformats.org/markup-compatibility/2006" xmlns:r="http://schemas.openxmlformats.org/officeDocument/2006/relationships" xmlns:w14="http://schemas.microsoft.com/office/word/2010/wordml" xmlns:w15="http://schemas.microsoft.com/office/word/2012/wordml" xmlns:wp14="http://schemas.microsoft.com/office/word/2010/wordprocessingDrawing" xmlns:w16cex="http://schemas.microsoft.com/office/word/2018/wordml/cex" xmlns:w16cid="http://schemas.microsoft.com/office/word/2016/wordml/cid" xmlns:w16="http://schemas.microsoft.com/office/word/2018/wordml" xmlns:w16du="http://schemas.microsoft.com/office/word/2023/wordml/word16du" xmlns:w16sdtdh="http://schemas.microsoft.com/office/word/2020/wordml/sdtdatahash" xmlns:w16sdtfl="http://schemas.microsoft.com/office/word/2024/wordml/sdtformatlock" xmlns:w16se="http://schemas.microsoft.com/office/word/2015/wordml/symex" mc:Ignorable="w14 w15 w16 w16cex w16cid w16du w16sdtdh w16sdtfl w16se">
+<w:styles xmlns:mc="http://schemas.openxmlformats.org/markup-compatibility/2006" xmlns:r="http://schemas.openxmlformats.org/officeDocument/2006/relationships" xmlns:w="http://schemas.openxmlformats.org/wordprocessingml/2006/main" xmlns:w14="http://schemas.microsoft.com/office/word/2010/wordml" xmlns:w15="http://schemas.microsoft.com/office/word/2012/wordml" xmlns:w16="http://schemas.microsoft.com/office/word/2018/wordml" xmlns:w16cex="http://schemas.microsoft.com/office/word/2018/wordml/cex" xmlns:w16cid="http://schemas.microsoft.com/office/word/2016/wordml/cid" xmlns:w16du="http://schemas.microsoft.com/office/word/2023/wordml/word16du" xmlns:w16sdtdh="http://schemas.microsoft.com/office/word/2020/wordml/sdtdatahash" xmlns:w16sdtfl="http://schemas.microsoft.com/office/word/2024/wordml/sdtformatlock" xmlns:w16se="http://schemas.microsoft.com/office/word/2015/wordml/symex" xmlns:wp14="http://schemas.microsoft.com/office/word/2010/wordprocessingDrawing" mc:Ignorable="w14 w15 w16 w16cex w16cid w16du w16sdtdh w16sdtfl w16se">
   <w:docDefaults>
     <w:rPrDefault>
       <w:rPr>

--- a/examples/generated/complete_all_features.docx
+++ b/examples/generated/complete_all_features.docx
@@ -1,6 +1,6 @@
 
 <file path=word/document.xml><?xml version="1.0" encoding="UTF-8"?>
-<w:document xmlns:aink="http://schemas.microsoft.com/office/drawing/2016/ink" xmlns:am3d="http://schemas.microsoft.com/office/drawing/2017/model3d" xmlns:cx="http://schemas.microsoft.com/office/drawing/2014/chartex" xmlns:cx1="http://schemas.microsoft.com/office/drawing/2015/9/8/chartex" xmlns:cx2="http://schemas.microsoft.com/office/drawing/2015/10/21/chartex" xmlns:cx3="http://schemas.microsoft.com/office/drawing/2016/5/9/chartex" xmlns:cx4="http://schemas.microsoft.com/office/drawing/2016/5/10/chartex" xmlns:cx5="http://schemas.microsoft.com/office/drawing/2016/5/11/chartex" xmlns:cx6="http://schemas.microsoft.com/office/drawing/2016/5/12/chartex" xmlns:cx7="http://schemas.microsoft.com/office/drawing/2016/5/13/chartex" xmlns:cx8="http://schemas.microsoft.com/office/drawing/2016/5/14/chartex" xmlns:m="http://schemas.openxmlformats.org/officeDocument/2006/math" xmlns:mc="http://schemas.openxmlformats.org/markup-compatibility/2006" xmlns:o="urn:schemas-microsoft-com:office:office" xmlns:oel="http://schemas.microsoft.com/office/2019/extlst" xmlns:r="http://schemas.openxmlformats.org/officeDocument/2006/relationships" xmlns:v="urn:schemas-microsoft-com:vml" xmlns:w="http://schemas.openxmlformats.org/wordprocessingml/2006/main" xmlns:w10="urn:schemas-microsoft-com:office:word" xmlns:w14="http://schemas.microsoft.com/office/word/2010/wordml" xmlns:w15="http://schemas.microsoft.com/office/word/2012/wordml" xmlns:w16="http://schemas.microsoft.com/office/word/2018/wordml" xmlns:w16cex="http://schemas.microsoft.com/office/word/2018/wordml/cex" xmlns:w16cid="http://schemas.microsoft.com/office/word/2016/wordml/cid" xmlns:w16du="http://schemas.microsoft.com/office/word/2023/wordml/word16du" xmlns:w16sdtdh="http://schemas.microsoft.com/office/word/2020/wordml/sdtdatahash" xmlns:w16sdtfl="http://schemas.microsoft.com/office/word/2024/wordml/sdtformatlock" xmlns:w16se="http://schemas.microsoft.com/office/word/2015/wordml/symex" xmlns:wne="http://schemas.microsoft.com/office/word/2006/wordml" xmlns:wp="http://schemas.openxmlformats.org/drawingml/2006/wordprocessingDrawing" xmlns:wp14="http://schemas.microsoft.com/office/word/2010/wordprocessingDrawing" xmlns:wpc="http://schemas.microsoft.com/office/word/2010/wordprocessingCanvas" xmlns:wpg="http://schemas.microsoft.com/office/word/2010/wordprocessingGroup" xmlns:wpi="http://schemas.microsoft.com/office/word/2010/wordprocessingInk" xmlns:wps="http://schemas.microsoft.com/office/word/2010/wordprocessingShape" mc:Ignorable="w14 w15 w16 w16cex w16cid w16du w16sdtdh w16sdtfl w16se wp14"><w:body><w:p><w:pPr/><w:r><w:t>Complete Feature Showcase</w:t></w:r></w:p><w:p><w:pPr/><w:r><w:t>Every Builder API Feature in One Document</w:t></w:r></w:p><w:p><w:r><w:t>Jane Doe</w:t></w:r><w:r><w:t xml:space="preserve"> — March 26, 2026</w:t></w:r></w:p><w:p><w:r><w:br w:type="page"/></w:r></w:p><w:p><w:r><w:t>Contents</w:t></w:r></w:p><w:p><w:fldChar w:fldCharType="begin"/><w:fldChar w:fldCharType="separate"/><w:fldChar w:fldCharType="end"/><w:instrText> TOC \o "1-3" \h \z \u </w:instrText></w:p><w:p><w:r><w:br w:type="page"/></w:r></w:p><w:p><w:pPr><w:pStyle w:val="Heading1"/></w:pPr><w:r><w:t>1. Text Formatting</w:t></w:r></w:p><w:p><w:r><w:t xml:space="preserve">This paragraph demonstrates </w:t></w:r><w:r><w:rPr><w:b/></w:rPr><w:t>bold</w:t></w:r><w:r><w:t xml:space="preserve">, </w:t></w:r><w:r><w:rPr><w:i/></w:rPr><w:t>italic</w:t></w:r><w:r><w:t xml:space="preserve">, </w:t></w:r><w:r><w:rPr><w:u w:val="single"/></w:rPr><w:t>underline</w:t></w:r><w:r><w:t xml:space="preserve">, </w:t></w:r><w:r><w:rPr><w:color w:val="FF0000"/></w:rPr><w:t>colored</w:t></w:r><w:r><w:t xml:space="preserve">, </w:t></w:r><w:r><w:rPr><w:highlight w:val="yellow"/></w:rPr><w:t>highlighted</w:t></w:r><w:r><w:t xml:space="preserve">, and </w:t></w:r><w:r><w:rPr><w:b/><w:i/><w:color w:val="0000FF"/></w:rPr><w:t>bold italic colored</w:t></w:r><w:r><w:t xml:space="preserve"> text.</w:t></w:r></w:p><w:p><w:r><w:t xml:space="preserve">Different sizes: </w:t></w:r><w:r><w:rPr><w:sz w:val="32"/></w:rPr><w:t>small</w:t></w:r><w:r><w:t xml:space="preserve">, </w:t></w:r><w:r><w:rPr><w:sz w:val="44"/></w:rPr><w:t>normal</w:t></w:r><w:r><w:t xml:space="preserve">, </w:t></w:r><w:r><w:rPr><w:sz w:val="64"/></w:rPr><w:t>large</w:t></w:r></w:p><w:p><w:r><w:t xml:space="preserve">Text effects: </w:t></w:r><w:r><w:rPr><w:sz w:val="32"/></w:rPr><w:t>superscript2</w:t></w:r><w:r><w:t xml:space="preserve"> and </w:t></w:r><w:r><w:rPr><w:sz w:val="32"/></w:rPr><w:t>H2</w:t></w:r><w:r><w:t>O</w:t></w:r></w:p><w:p><w:pPr><w:pStyle w:val="Heading1"/></w:pPr><w:r><w:t>2. Lists</w:t></w:r></w:p><w:p><w:pPr><w:pStyle w:val="Heading2"/></w:pPr><w:r><w:t>2.1 Bullet List</w:t></w:r></w:p><w:p><w:r><w:t>Key features of Uniword:</w:t></w:r></w:p><w:p><w:pPr><w:numPr><w:ilvl w:val="0"/><w:numId w:val="1"/></w:numPr></w:pPr><w:r><w:t>Comprehensive OOXML model coverage</w:t></w:r></w:p><w:p><w:pPr><w:numPr><w:ilvl w:val="0"/><w:numId w:val="1"/></w:numPr></w:pPr><w:r><w:t>Builder API for document construction</w:t></w:r></w:p><w:p><w:pPr><w:numPr><w:ilvl w:val="0"/><w:numId w:val="1"/></w:numPr></w:pPr><w:r><w:t>Round-trip fidelity</w:t></w:r></w:p><w:p><w:pPr><w:numPr><w:ilvl w:val="0"/><w:numId w:val="1"/></w:numPr></w:pPr><w:r><w:t>Theme support</w:t></w:r></w:p><w:p><w:pPr><w:numPr><w:ilvl w:val="0"/><w:numId w:val="1"/></w:numPr></w:pPr><w:r><w:rPr><w:b/></w:rPr><w:t>Rich text</w:t></w:r><w:r><w:t xml:space="preserve"> in list items</w:t></w:r></w:p><w:p><w:pPr><w:pStyle w:val="Heading2"/></w:pPr><w:r><w:t>2.2 Numbered List</w:t></w:r></w:p><w:p><w:r><w:t>Getting started steps:</w:t></w:r></w:p><w:p><w:pPr><w:numPr><w:ilvl w:val="0"/><w:numId w:val="2"/></w:numPr></w:pPr><w:r><w:t>Install the gem</w:t></w:r></w:p><w:p><w:pPr><w:numPr><w:ilvl w:val="0"/><w:numId w:val="2"/></w:numPr></w:pPr><w:r><w:t>Require the library</w:t></w:r></w:p><w:p><w:pPr><w:numPr><w:ilvl w:val="0"/><w:numId w:val="2"/></w:numPr></w:pPr><w:r><w:t>Create a DocumentBuilder</w:t></w:r></w:p><w:p><w:pPr><w:numPr><w:ilvl w:val="0"/><w:numId w:val="2"/></w:numPr></w:pPr><w:r><w:t>Add content</w:t></w:r></w:p><w:p><w:pPr><w:numPr><w:ilvl w:val="0"/><w:numId w:val="2"/></w:numPr></w:pPr><w:r><w:t>Save the document</w:t></w:r></w:p><w:p><w:pPr><w:pStyle w:val="Heading1"/></w:pPr><w:r><w:t>3. Tables</w:t></w:r></w:p><w:p><w:r><w:t>The following table shows project metrics:</w:t></w:r></w:p><w:tbl><w:tblPr><w:tblW w:w="0" w:type="auto"/><w:tblLook w:val="04A0" w:firstRow="1" w:lastRow="0" w:firstColumn="1" w:lastColumn="0" w:noHBand="0" w:noVBand="1"/></w:tblPr><w:tblGrid><w:gridCol/><w:gridCol/><w:gridCol/><w:gridCol/><w:gridCol/></w:tblGrid><w:tr><w:tc><w:tcPr><w:tcW w:w="0" w:type="auto"/><w:shd w:val="clear" w:color="FFFFFF" w:fill="2E5090"/></w:tcPr><w:p><w:r><w:t>Metric</w:t></w:r></w:p></w:tc><w:tc><w:tcPr><w:tcW w:w="0" w:type="auto"/><w:shd w:val="clear" w:color="FFFFFF" w:fill="2E5090"/></w:tcPr><w:p><w:r><w:t>Q1</w:t></w:r></w:p></w:tc><w:tc><w:tcPr><w:tcW w:w="0" w:type="auto"/><w:shd w:val="clear" w:color="FFFFFF" w:fill="2E5090"/></w:tcPr><w:p><w:r><w:t>Q2</w:t></w:r></w:p></w:tc><w:tc><w:tcPr><w:tcW w:w="0" w:type="auto"/><w:shd w:val="clear" w:color="FFFFFF" w:fill="2E5090"/></w:tcPr><w:p><w:r><w:t>Q3</w:t></w:r></w:p></w:tc><w:tc><w:tcPr><w:tcW w:w="0" w:type="auto"/><w:shd w:val="clear" w:color="FFFFFF" w:fill="2E5090"/></w:tcPr><w:p><w:r><w:t>Q4</w:t></w:r></w:p></w:tc></w:tr><w:tr><w:tc><w:tcPr><w:tcW w:w="0" w:type="auto"/></w:tcPr><w:p><w:r><w:t>Revenue</w:t></w:r></w:p></w:tc><w:tc><w:tcPr><w:tcW w:w="0" w:type="auto"/></w:tcPr><w:p><w:r><w:t>$1.2M</w:t></w:r></w:p></w:tc><w:tc><w:tcPr><w:tcW w:w="0" w:type="auto"/></w:tcPr><w:p><w:r><w:t>$1.5M</w:t></w:r></w:p></w:tc><w:tc><w:tcPr><w:tcW w:w="0" w:type="auto"/></w:tcPr><w:p><w:r><w:t>$1.4M</w:t></w:r></w:p></w:tc><w:tc><w:tcPr><w:tcW w:w="0" w:type="auto"/></w:tcPr><w:p><w:r><w:t>$1.6M</w:t></w:r></w:p></w:tc></w:tr><w:tr><w:tc><w:tcPr><w:tcW w:w="0" w:type="auto"/></w:tcPr><w:p><w:r><w:t>Users</w:t></w:r></w:p></w:tc><w:tc><w:tcPr><w:tcW w:w="0" w:type="auto"/></w:tcPr><w:p><w:r><w:t>10K</w:t></w:r></w:p></w:tc><w:tc><w:tcPr><w:tcW w:w="0" w:type="auto"/></w:tcPr><w:p><w:r><w:t>15K</w:t></w:r></w:p></w:tc><w:tc><w:tcPr><w:tcW w:w="0" w:type="auto"/></w:tcPr><w:p><w:r><w:t>18K</w:t></w:r></w:p></w:tc><w:tc><w:tcPr><w:tcW w:w="0" w:type="auto"/></w:tcPr><w:p><w:r><w:t>25K</w:t></w:r></w:p></w:tc></w:tr><w:tr><w:tc><w:tcPr><w:tcW w:w="0" w:type="auto"/></w:tcPr><w:p><w:r><w:t>NPS Score</w:t></w:r></w:p></w:tc><w:tc><w:tcPr><w:tcW w:w="0" w:type="auto"/></w:tcPr><w:p><w:r><w:t>72</w:t></w:r></w:p></w:tc><w:tc><w:tcPr><w:tcW w:w="0" w:type="auto"/></w:tcPr><w:p><w:r><w:t>78</w:t></w:r></w:p></w:tc><w:tc><w:tcPr><w:tcW w:w="0" w:type="auto"/></w:tcPr><w:p><w:r><w:t>81</w:t></w:r></w:p></w:tc><w:tc><w:tcPr><w:tcW w:w="0" w:type="auto"/></w:tcPr><w:p><w:r><w:t>85</w:t></w:r></w:p></w:tc></w:tr></w:tbl><w:p><w:pPr><w:pStyle w:val="Heading1"/></w:pPr><w:r><w:t>4. Charts</w:t></w:r></w:p><w:p><w:pPr><w:pStyle w:val="Heading2"/></w:pPr><w:r><w:t>4.1 Bar Chart</w:t></w:r></w:p><w:p><w:r><w:drawing><wp:inline><wp:extent cx="5486400" cy="3200400"/><wp:effectExtent/><wp:docPr id="347343784" name="Chart bar"/><graphic xmlns="http://schemas.openxmlformats.org/drawingml/2006/main"><graphicData uri="http://schemas.openxmlformats.org/drawingml/2006/chart"><chart xmlns="http://schemas.openxmlformats.org/drawingml/2006/chart" c:id="rIdChart1"/></graphicData></graphic></wp:inline></w:drawing></w:r></w:p><w:p><w:pPr><w:pStyle w:val="Heading2"/></w:pPr><w:r><w:t>4.2 Line Chart</w:t></w:r></w:p><w:p><w:r><w:drawing><wp:inline><wp:extent cx="5486400" cy="3200400"/><wp:effectExtent/><wp:docPr id="263562126" name="Chart line"/><graphic xmlns="http://schemas.openxmlformats.org/drawingml/2006/main"><graphicData uri="http://schemas.openxmlformats.org/drawingml/2006/chart"><chart xmlns="http://schemas.openxmlformats.org/drawingml/2006/chart" c:id="rIdChart2"/></graphicData></graphic></wp:inline></w:drawing></w:r></w:p><w:p><w:pPr><w:pStyle w:val="Heading1"/></w:pPr><w:r><w:t>5. Hyperlinks</w:t></w:r></w:p><w:p><w:r><w:t xml:space="preserve">Visit the </w:t></w:r><w:hyperlink r:id="https://www.ecma-international.org/publications-and-standards/standards/ecma-376/"><w:r><w:rPr><w:color w:val="0000FF"/><w:u w:val="single"/></w:rPr><w:t>ECMA-376 specification</w:t></w:r></w:hyperlink><w:r><w:t xml:space="preserve"> for the complete OOXML standard.</w:t></w:r></w:p><w:p><w:r><w:t xml:space="preserve">Uniword is hosted at </w:t></w:r><w:hyperlink r:id="https://github.com/publicruby/uniword"><w:r><w:rPr><w:color w:val="0000FF"/><w:u w:val="single"/></w:rPr><w:t>GitHub</w:t></w:r></w:hyperlink><w:r><w:t>.</w:t></w:r></w:p><w:p><w:pPr><w:pStyle w:val="Heading1"/></w:pPr><w:r><w:t>6. References</w:t></w:r></w:p><w:p><w:r><w:t>This document references the following sources:</w:t></w:r></w:p><w:p><w:sdt><w:sdtPr><w:id w:val="1"/><w:bibliography/><w:docPartObj><w:docPartGallery w:val="Bibliographies"/><w:docPartUnique/></w:docPartObj></w:sdtPr></w:sdt></w:p><w:p><w:r><w:br w:type="page"/></w:r></w:p><w:p><w:pPr><w:pStyle w:val="Heading1"/></w:pPr><w:r><w:t>7. Special Elements</w:t></w:r></w:p><w:p><w:pPr><w:pStyle w:val="Heading2"/></w:pPr><w:r><w:t>7.1 Horizontal Rule</w:t></w:r></w:p><w:p><w:r><w:t>Content above the rule.</w:t></w:r></w:p><w:p><w:pPr><w:spacing w:after="0"/><w:pBdr><w:bottom w:val="single" w:sz="6" w:color="auto"/></w:pBdr></w:pPr></w:p><w:p><w:r><w:t>Content below the rule.</w:t></w:r></w:p><w:p><w:pPr><w:pStyle w:val="Heading2"/></w:pPr><w:r><w:t>7.2 Bookmark</w:t></w:r></w:p><w:p><w:bookmarkStart w:id="1" w:name="appendix-anchor"/><w:r><w:t>This paragraph is bookmarked as "appendix-anchor".</w:t></w:r><w:bookmarkEnd w:id="1"/></w:p><w:p><w:pPr><w:pStyle w:val="Heading2"/></w:pPr><w:r><w:t>7.3 Date and Time Fields</w:t></w:r></w:p><w:p><w:r><w:t xml:space="preserve">Current date: </w:t></w:r></w:p><w:p><w:r><w:fldChar w:fldCharType="begin"/></w:r><w:r><w:instrText> DATE \@ "M/d/yyyy" </w:instrText></w:r><w:r><w:fldChar w:fldCharType="separate"/></w:r><w:r><w:fldChar w:fldCharType="end"/></w:r></w:p><w:p><w:r><w:t xml:space="preserve">Current time: </w:t></w:r></w:p><w:p><w:r><w:fldChar w:fldCharType="begin"/></w:r><w:r><w:instrText> TIME \@ "h:mm:ss am/pm" </w:instrText></w:r><w:r><w:fldChar w:fldCharType="separate"/></w:r><w:r><w:fldChar w:fldCharType="end"/></w:r></w:p><w:p><w:r><w:br w:type="page"/></w:r></w:p><w:p><w:pPr><w:pStyle w:val="Heading1"/></w:pPr><w:r><w:t>8. Appendix</w:t></w:r></w:p><w:p><w:r><w:t>This is the appendix section, separated by a page break.</w:t></w:r></w:p><w:p><w:pPr><w:numPr><w:ilvl w:val="0"/><w:numId w:val="3"/></w:numPr></w:pPr><w:r><w:t>Additional resource A</w:t></w:r></w:p><w:p><w:pPr><w:numPr><w:ilvl w:val="0"/><w:numId w:val="3"/></w:numPr></w:pPr><w:r><w:t>Additional resource B</w:t></w:r></w:p><w:p><w:pPr><w:numPr><w:ilvl w:val="0"/><w:numId w:val="3"/></w:numPr></w:pPr><w:r><w:t>Additional resource C</w:t></w:r></w:p><w:sectPr w:val="nextPage"><w:headerReference w:type="default" r:id="rId7"/><w:footerReference w:type="default" r:id="rId8"/><w:pgSz w:w="12240" w:h="15840" w:orient="portrait"/><w:pgMar w:top="1440" w:bottom="1440" w:left="1440" w:right="1440" w:header="720" w:footer="720" w:gutter="0"/><w:cols w:num="1" w:space="720"/><w:pgNumType w:start="1"/><w:docGrid w:linePitch="360"/></w:sectPr></w:body></w:document>
+<w:document xmlns:aink="http://schemas.microsoft.com/office/drawing/2016/ink" xmlns:am3d="http://schemas.microsoft.com/office/drawing/2017/model3d" xmlns:cx="http://schemas.microsoft.com/office/drawing/2014/chartex" xmlns:cx1="http://schemas.microsoft.com/office/drawing/2015/9/8/chartex" xmlns:cx2="http://schemas.microsoft.com/office/drawing/2015/10/21/chartex" xmlns:cx3="http://schemas.microsoft.com/office/drawing/2016/5/9/chartex" xmlns:cx4="http://schemas.microsoft.com/office/drawing/2016/5/10/chartex" xmlns:cx5="http://schemas.microsoft.com/office/drawing/2016/5/11/chartex" xmlns:cx6="http://schemas.microsoft.com/office/drawing/2016/5/12/chartex" xmlns:cx7="http://schemas.microsoft.com/office/drawing/2016/5/13/chartex" xmlns:cx8="http://schemas.microsoft.com/office/drawing/2016/5/14/chartex" xmlns:m="http://schemas.openxmlformats.org/officeDocument/2006/math" xmlns:mc="http://schemas.openxmlformats.org/markup-compatibility/2006" xmlns:o="urn:schemas-microsoft-com:office:office" xmlns:oel="http://schemas.microsoft.com/office/2019/extlst" xmlns:r="http://schemas.openxmlformats.org/officeDocument/2006/relationships" xmlns:v="urn:schemas-microsoft-com:vml" xmlns:w="http://schemas.openxmlformats.org/wordprocessingml/2006/main" xmlns:w10="urn:schemas-microsoft-com:office:word" xmlns:w14="http://schemas.microsoft.com/office/word/2010/wordml" xmlns:w15="http://schemas.microsoft.com/office/word/2012/wordml" xmlns:w16="http://schemas.microsoft.com/office/word/2018/wordml" xmlns:w16cex="http://schemas.microsoft.com/office/word/2018/wordml/cex" xmlns:w16cid="http://schemas.microsoft.com/office/word/2016/wordml/cid" xmlns:w16du="http://schemas.microsoft.com/office/word/2023/wordml/word16du" xmlns:w16sdtdh="http://schemas.microsoft.com/office/word/2020/wordml/sdtdatahash" xmlns:w16sdtfl="http://schemas.microsoft.com/office/word/2024/wordml/sdtformatlock" xmlns:w16se="http://schemas.microsoft.com/office/word/2015/wordml/symex" xmlns:wne="http://schemas.microsoft.com/office/word/2006/wordml" xmlns:wp="http://schemas.openxmlformats.org/drawingml/2006/wordprocessingDrawing" xmlns:wp14="http://schemas.microsoft.com/office/word/2010/wordprocessingDrawing" xmlns:wpc="http://schemas.microsoft.com/office/word/2010/wordprocessingCanvas" xmlns:wpg="http://schemas.microsoft.com/office/word/2010/wordprocessingGroup" xmlns:wpi="http://schemas.microsoft.com/office/word/2010/wordprocessingInk" xmlns:wps="http://schemas.microsoft.com/office/word/2010/wordprocessingShape" mc:Ignorable="w14 w15 w16 w16cex w16cid w16du w16sdtdh w16sdtfl w16se wp14"><w:body><w:p><w:pPr/><w:r><w:t>Complete Feature Showcase</w:t></w:r></w:p><w:p><w:pPr/><w:r><w:t>Every Builder API Feature in One Document</w:t></w:r></w:p><w:p><w:r><w:t>Jane Doe</w:t></w:r><w:r><w:t xml:space="preserve"> — March 26, 2026</w:t></w:r></w:p><w:p><w:r><w:br w:type="page"/></w:r></w:p><w:p><w:r><w:t>Contents</w:t></w:r></w:p><w:p><w:fldChar w:fldCharType="begin"/><w:fldChar w:fldCharType="separate"/><w:fldChar w:fldCharType="end"/><w:instrText> TOC \o "1-3" \h \z \u </w:instrText></w:p><w:p><w:r><w:br w:type="page"/></w:r></w:p><w:p><w:pPr><w:pStyle w:val="Heading1"/></w:pPr><w:r><w:t>1. Text Formatting</w:t></w:r></w:p><w:p><w:r><w:t xml:space="preserve">This paragraph demonstrates </w:t></w:r><w:r><w:rPr><w:b/></w:rPr><w:t>bold</w:t></w:r><w:r><w:t xml:space="preserve">, </w:t></w:r><w:r><w:rPr><w:i/></w:rPr><w:t>italic</w:t></w:r><w:r><w:t xml:space="preserve">, </w:t></w:r><w:r><w:rPr><w:u w:val="single"/></w:rPr><w:t>underline</w:t></w:r><w:r><w:t xml:space="preserve">, </w:t></w:r><w:r><w:rPr><w:color w:val="FF0000"/></w:rPr><w:t>colored</w:t></w:r><w:r><w:t xml:space="preserve">, </w:t></w:r><w:r><w:rPr><w:highlight w:val="yellow"/></w:rPr><w:t>highlighted</w:t></w:r><w:r><w:t xml:space="preserve">, and </w:t></w:r><w:r><w:rPr><w:b/><w:i/><w:color w:val="0000FF"/></w:rPr><w:t>bold italic colored</w:t></w:r><w:r><w:t xml:space="preserve"> text.</w:t></w:r></w:p><w:p><w:r><w:t xml:space="preserve">Different sizes: </w:t></w:r><w:r><w:rPr><w:sz w:val="32"/></w:rPr><w:t>small</w:t></w:r><w:r><w:t xml:space="preserve">, </w:t></w:r><w:r><w:rPr><w:sz w:val="44"/></w:rPr><w:t>normal</w:t></w:r><w:r><w:t xml:space="preserve">, </w:t></w:r><w:r><w:rPr><w:sz w:val="64"/></w:rPr><w:t>large</w:t></w:r></w:p><w:p><w:r><w:t xml:space="preserve">Text effects: </w:t></w:r><w:r><w:rPr><w:sz w:val="32"/></w:rPr><w:t>superscript2</w:t></w:r><w:r><w:t xml:space="preserve"> and </w:t></w:r><w:r><w:rPr><w:sz w:val="32"/></w:rPr><w:t>H2</w:t></w:r><w:r><w:t>O</w:t></w:r></w:p><w:p><w:pPr><w:pStyle w:val="Heading1"/></w:pPr><w:r><w:t>2. Lists</w:t></w:r></w:p><w:p><w:pPr><w:pStyle w:val="Heading2"/></w:pPr><w:r><w:t>2.1 Bullet List</w:t></w:r></w:p><w:p><w:r><w:t>Key features of Uniword:</w:t></w:r></w:p><w:p><w:pPr><w:numPr><w:ilvl w:val="0"/><w:numId w:val="1"/></w:numPr></w:pPr><w:r><w:t>Comprehensive OOXML model coverage</w:t></w:r></w:p><w:p><w:pPr><w:numPr><w:ilvl w:val="0"/><w:numId w:val="1"/></w:numPr></w:pPr><w:r><w:t>Builder API for document construction</w:t></w:r></w:p><w:p><w:pPr><w:numPr><w:ilvl w:val="0"/><w:numId w:val="1"/></w:numPr></w:pPr><w:r><w:t>Round-trip fidelity</w:t></w:r></w:p><w:p><w:pPr><w:numPr><w:ilvl w:val="0"/><w:numId w:val="1"/></w:numPr></w:pPr><w:r><w:t>Theme support</w:t></w:r></w:p><w:p><w:pPr><w:numPr><w:ilvl w:val="0"/><w:numId w:val="1"/></w:numPr></w:pPr><w:r><w:rPr><w:b/></w:rPr><w:t>Rich text</w:t></w:r><w:r><w:t xml:space="preserve"> in list items</w:t></w:r></w:p><w:p><w:pPr><w:pStyle w:val="Heading2"/></w:pPr><w:r><w:t>2.2 Numbered List</w:t></w:r></w:p><w:p><w:r><w:t>Getting started steps:</w:t></w:r></w:p><w:p><w:pPr><w:numPr><w:ilvl w:val="0"/><w:numId w:val="2"/></w:numPr></w:pPr><w:r><w:t>Install the gem</w:t></w:r></w:p><w:p><w:pPr><w:numPr><w:ilvl w:val="0"/><w:numId w:val="2"/></w:numPr></w:pPr><w:r><w:t>Require the library</w:t></w:r></w:p><w:p><w:pPr><w:numPr><w:ilvl w:val="0"/><w:numId w:val="2"/></w:numPr></w:pPr><w:r><w:t>Create a DocumentBuilder</w:t></w:r></w:p><w:p><w:pPr><w:numPr><w:ilvl w:val="0"/><w:numId w:val="2"/></w:numPr></w:pPr><w:r><w:t>Add content</w:t></w:r></w:p><w:p><w:pPr><w:numPr><w:ilvl w:val="0"/><w:numId w:val="2"/></w:numPr></w:pPr><w:r><w:t>Save the document</w:t></w:r></w:p><w:p><w:pPr><w:pStyle w:val="Heading1"/></w:pPr><w:r><w:t>3. Tables</w:t></w:r></w:p><w:p><w:r><w:t>The following table shows project metrics:</w:t></w:r></w:p><w:tbl><w:tblPr><w:tblW w:w="0" w:type="auto"/><w:tblLook w:val="04A0" w:firstRow="1" w:lastRow="0" w:firstColumn="1" w:lastColumn="0" w:noHBand="0" w:noVBand="1"/></w:tblPr><w:tblGrid><w:gridCol/><w:gridCol/><w:gridCol/><w:gridCol/><w:gridCol/></w:tblGrid><w:tr><w:tc><w:tcPr><w:tcW w:w="0" w:type="auto"/><w:shd w:val="clear" w:color="FFFFFF" w:fill="2E5090"/></w:tcPr><w:p><w:r><w:t>Metric</w:t></w:r></w:p></w:tc><w:tc><w:tcPr><w:tcW w:w="0" w:type="auto"/><w:shd w:val="clear" w:color="FFFFFF" w:fill="2E5090"/></w:tcPr><w:p><w:r><w:t>Q1</w:t></w:r></w:p></w:tc><w:tc><w:tcPr><w:tcW w:w="0" w:type="auto"/><w:shd w:val="clear" w:color="FFFFFF" w:fill="2E5090"/></w:tcPr><w:p><w:r><w:t>Q2</w:t></w:r></w:p></w:tc><w:tc><w:tcPr><w:tcW w:w="0" w:type="auto"/><w:shd w:val="clear" w:color="FFFFFF" w:fill="2E5090"/></w:tcPr><w:p><w:r><w:t>Q3</w:t></w:r></w:p></w:tc><w:tc><w:tcPr><w:tcW w:w="0" w:type="auto"/><w:shd w:val="clear" w:color="FFFFFF" w:fill="2E5090"/></w:tcPr><w:p><w:r><w:t>Q4</w:t></w:r></w:p></w:tc></w:tr><w:tr><w:tc><w:tcPr><w:tcW w:w="0" w:type="auto"/></w:tcPr><w:p><w:r><w:t>Revenue</w:t></w:r></w:p></w:tc><w:tc><w:tcPr><w:tcW w:w="0" w:type="auto"/></w:tcPr><w:p><w:r><w:t>$1.2M</w:t></w:r></w:p></w:tc><w:tc><w:tcPr><w:tcW w:w="0" w:type="auto"/></w:tcPr><w:p><w:r><w:t>$1.5M</w:t></w:r></w:p></w:tc><w:tc><w:tcPr><w:tcW w:w="0" w:type="auto"/></w:tcPr><w:p><w:r><w:t>$1.4M</w:t></w:r></w:p></w:tc><w:tc><w:tcPr><w:tcW w:w="0" w:type="auto"/></w:tcPr><w:p><w:r><w:t>$1.6M</w:t></w:r></w:p></w:tc></w:tr><w:tr><w:tc><w:tcPr><w:tcW w:w="0" w:type="auto"/></w:tcPr><w:p><w:r><w:t>Users</w:t></w:r></w:p></w:tc><w:tc><w:tcPr><w:tcW w:w="0" w:type="auto"/></w:tcPr><w:p><w:r><w:t>10K</w:t></w:r></w:p></w:tc><w:tc><w:tcPr><w:tcW w:w="0" w:type="auto"/></w:tcPr><w:p><w:r><w:t>15K</w:t></w:r></w:p></w:tc><w:tc><w:tcPr><w:tcW w:w="0" w:type="auto"/></w:tcPr><w:p><w:r><w:t>18K</w:t></w:r></w:p></w:tc><w:tc><w:tcPr><w:tcW w:w="0" w:type="auto"/></w:tcPr><w:p><w:r><w:t>25K</w:t></w:r></w:p></w:tc></w:tr><w:tr><w:tc><w:tcPr><w:tcW w:w="0" w:type="auto"/></w:tcPr><w:p><w:r><w:t>NPS Score</w:t></w:r></w:p></w:tc><w:tc><w:tcPr><w:tcW w:w="0" w:type="auto"/></w:tcPr><w:p><w:r><w:t>72</w:t></w:r></w:p></w:tc><w:tc><w:tcPr><w:tcW w:w="0" w:type="auto"/></w:tcPr><w:p><w:r><w:t>78</w:t></w:r></w:p></w:tc><w:tc><w:tcPr><w:tcW w:w="0" w:type="auto"/></w:tcPr><w:p><w:r><w:t>81</w:t></w:r></w:p></w:tc><w:tc><w:tcPr><w:tcW w:w="0" w:type="auto"/></w:tcPr><w:p><w:r><w:t>85</w:t></w:r></w:p></w:tc></w:tr></w:tbl><w:p><w:pPr><w:pStyle w:val="Heading1"/></w:pPr><w:r><w:t>4. Charts</w:t></w:r></w:p><w:p><w:pPr><w:pStyle w:val="Heading2"/></w:pPr><w:r><w:t>4.1 Bar Chart</w:t></w:r></w:p><w:p><w:r><w:drawing><wp:inline><wp:extent cx="5486400" cy="3200400"/><wp:effectExtent/><wp:docPr id="347343784" name="Chart bar"/><graphic xmlns="http://schemas.openxmlformats.org/drawingml/2006/main"><graphicData uri="http://schemas.openxmlformats.org/drawingml/2006/chart"><chart xmlns="http://schemas.openxmlformats.org/drawingml/2006/chart" c:id="rIdChart1"/></graphicData></graphic></wp:inline></w:drawing></w:r></w:p><w:p><w:pPr><w:pStyle w:val="Heading2"/></w:pPr><w:r><w:t>4.2 Line Chart</w:t></w:r></w:p><w:p><w:r><w:drawing><wp:inline><wp:extent cx="5486400" cy="3200400"/><wp:effectExtent/><wp:docPr id="263562126" name="Chart line"/><graphic xmlns="http://schemas.openxmlformats.org/drawingml/2006/main"><graphicData uri="http://schemas.openxmlformats.org/drawingml/2006/chart"><chart xmlns="http://schemas.openxmlformats.org/drawingml/2006/chart" c:id="rIdChart2"/></graphicData></graphic></wp:inline></w:drawing></w:r></w:p><w:p><w:pPr><w:pStyle w:val="Heading1"/></w:pPr><w:r><w:t>5. Hyperlinks</w:t></w:r></w:p><w:p><w:r><w:t xml:space="preserve">Visit the </w:t></w:r><w:hyperlink r:id="https://www.ecma-international.org/publications-and-standards/standards/ecma-376/"><w:r><w:rPr><w:color w:val="0000FF"/><w:u w:val="single"/></w:rPr><w:t>ECMA-376 specification</w:t></w:r></w:hyperlink><w:r><w:t xml:space="preserve"> for the complete OOXML standard.</w:t></w:r></w:p><w:p><w:r><w:t xml:space="preserve">Uniword is hosted at </w:t></w:r><w:hyperlink r:id="https://github.com/publicruby/uniword"><w:r><w:rPr><w:color w:val="0000FF"/><w:u w:val="single"/></w:rPr><w:t>GitHub</w:t></w:r></w:hyperlink><w:r><w:t>.</w:t></w:r></w:p><w:p><w:pPr><w:pStyle w:val="Heading1"/></w:pPr><w:r><w:t>6. References</w:t></w:r></w:p><w:p><w:r><w:t>This document references the following sources:</w:t></w:r></w:p><w:p><w:sdt><w:sdtPr><w:id w:val="1"/><w:bibliography/><w:docPartObj><w:docPartGallery w:val="Bibliographies"/><w:docPartUnique/></w:docPartObj></w:sdtPr></w:sdt></w:p><w:p><w:r><w:br w:type="page"/></w:r></w:p><w:p><w:pPr><w:pStyle w:val="Heading1"/></w:pPr><w:r><w:t>7. Special Elements</w:t></w:r></w:p><w:p><w:pPr><w:pStyle w:val="Heading2"/></w:pPr><w:r><w:t>7.1 Horizontal Rule</w:t></w:r></w:p><w:p><w:r><w:t>Content above the rule.</w:t></w:r></w:p><w:p><w:pPr><w:spacing w:after="0"/><w:pBdr><w:bottom w:val="single" w:sz="6" w:color="auto"/></w:pBdr></w:pPr></w:p><w:p><w:r><w:t>Content below the rule.</w:t></w:r></w:p><w:p><w:pPr><w:pStyle w:val="Heading2"/></w:pPr><w:r><w:t>7.2 Bookmark</w:t></w:r></w:p><w:p><w:bookmarkStart w:id="1" w:name="appendix-anchor"/><w:r><w:t>This paragraph is bookmarked as "appendix-anchor".</w:t></w:r><w:bookmarkEnd w:id="1"/></w:p><w:p><w:pPr><w:pStyle w:val="Heading2"/></w:pPr><w:r><w:t>7.3 Date and Time Fields</w:t></w:r></w:p><w:p><w:r><w:t xml:space="preserve">Current date: </w:t></w:r></w:p><w:p><w:r><w:fldChar w:fldCharType="begin"/></w:r><w:r><w:instrText> DATE \@ "M/d/yyyy" </w:instrText></w:r><w:r><w:fldChar w:fldCharType="separate"/></w:r><w:r><w:fldChar w:fldCharType="end"/></w:r></w:p><w:p><w:r><w:t xml:space="preserve">Current time: </w:t></w:r></w:p><w:p><w:r><w:fldChar w:fldCharType="begin"/></w:r><w:r><w:instrText> TIME \@ "h:mm:ss am/pm" </w:instrText></w:r><w:r><w:fldChar w:fldCharType="separate"/></w:r><w:r><w:fldChar w:fldCharType="end"/></w:r></w:p><w:p><w:r><w:br w:type="page"/></w:r></w:p><w:p><w:pPr><w:pStyle w:val="Heading1"/></w:pPr><w:r><w:t>8. Appendix</w:t></w:r></w:p><w:p><w:r><w:t>This is the appendix section, separated by a page break.</w:t></w:r></w:p><w:p><w:pPr><w:numPr><w:ilvl w:val="0"/><w:numId w:val="3"/></w:numPr></w:pPr><w:r><w:t>Additional resource A</w:t></w:r></w:p><w:p><w:pPr><w:numPr><w:ilvl w:val="0"/><w:numId w:val="3"/></w:numPr></w:pPr><w:r><w:t>Additional resource B</w:t></w:r></w:p><w:p><w:pPr><w:numPr><w:ilvl w:val="0"/><w:numId w:val="3"/></w:numPr></w:pPr><w:r><w:t>Additional resource C</w:t></w:r></w:p><w:sectPr w:val="nextPage"><w:headerReference w:type="default" r:id="rId7"/><w:footerReference w:type="default" r:id="rId8"/><w:pgSz w:w="12240" w:h="15840" w:orient="portrait"/><w:pgMar w:top="1440" w:bottom="1440" w:left="1440" w:right="1440" w:header="720" w:footer="720" w:gutter="0"/><w:pgNumType w:start="1"/><w:cols w:num="1" w:space="720"/><w:docGrid w:linePitch="360"/></w:sectPr></w:body></w:document>
 
 </file>
 

--- a/examples/generated/complete_all_features.docx
+++ b/examples/generated/complete_all_features.docx
@@ -1,6 +1,6 @@
 
-<file path=word/document.xml><?xml version="1.0" encoding="UTF-8"?>
-<w:document xmlns:aink="http://schemas.microsoft.com/office/drawing/2016/ink" xmlns:am3d="http://schemas.microsoft.com/office/drawing/2017/model3d" xmlns:cx="http://schemas.microsoft.com/office/drawing/2014/chartex" xmlns:cx1="http://schemas.microsoft.com/office/drawing/2015/9/8/chartex" xmlns:cx2="http://schemas.microsoft.com/office/drawing/2015/10/21/chartex" xmlns:cx3="http://schemas.microsoft.com/office/drawing/2016/5/9/chartex" xmlns:cx4="http://schemas.microsoft.com/office/drawing/2016/5/10/chartex" xmlns:cx5="http://schemas.microsoft.com/office/drawing/2016/5/11/chartex" xmlns:cx6="http://schemas.microsoft.com/office/drawing/2016/5/12/chartex" xmlns:cx7="http://schemas.microsoft.com/office/drawing/2016/5/13/chartex" xmlns:cx8="http://schemas.microsoft.com/office/drawing/2016/5/14/chartex" xmlns:m="http://schemas.openxmlformats.org/officeDocument/2006/math" xmlns:mc="http://schemas.openxmlformats.org/markup-compatibility/2006" xmlns:o="urn:schemas-microsoft-com:office:office" xmlns:oel="http://schemas.microsoft.com/office/2019/extlst" xmlns:r="http://schemas.openxmlformats.org/officeDocument/2006/relationships" xmlns:v="urn:schemas-microsoft-com:vml" xmlns:w="http://schemas.openxmlformats.org/wordprocessingml/2006/main" xmlns:w10="urn:schemas-microsoft-com:office:word" xmlns:w14="http://schemas.microsoft.com/office/word/2010/wordml" xmlns:w15="http://schemas.microsoft.com/office/word/2012/wordml" xmlns:w16="http://schemas.microsoft.com/office/word/2018/wordml" xmlns:w16cex="http://schemas.microsoft.com/office/word/2018/wordml/cex" xmlns:w16cid="http://schemas.microsoft.com/office/word/2016/wordml/cid" xmlns:w16du="http://schemas.microsoft.com/office/word/2023/wordml/word16du" xmlns:w16sdtdh="http://schemas.microsoft.com/office/word/2020/wordml/sdtdatahash" xmlns:w16sdtfl="http://schemas.microsoft.com/office/word/2024/wordml/sdtformatlock" xmlns:w16se="http://schemas.microsoft.com/office/word/2015/wordml/symex" xmlns:wne="http://schemas.microsoft.com/office/word/2006/wordml" xmlns:wp="http://schemas.openxmlformats.org/drawingml/2006/wordprocessingDrawing" xmlns:wp14="http://schemas.microsoft.com/office/word/2010/wordprocessingDrawing" xmlns:wpc="http://schemas.microsoft.com/office/word/2010/wordprocessingCanvas" xmlns:wpg="http://schemas.microsoft.com/office/word/2010/wordprocessingGroup" xmlns:wpi="http://schemas.microsoft.com/office/word/2010/wordprocessingInk" xmlns:wps="http://schemas.microsoft.com/office/word/2010/wordprocessingShape" mc:Ignorable="w14 w15 w16 w16cex w16cid w16du w16sdtdh w16sdtfl w16se wp14"><w:body><w:p><w:pPr/><w:r><w:t>Complete Feature Showcase</w:t></w:r></w:p><w:p><w:pPr/><w:r><w:t>Every Builder API Feature in One Document</w:t></w:r></w:p><w:p><w:r><w:t>Jane Doe</w:t></w:r><w:r><w:t xml:space="preserve"> — March 26, 2026</w:t></w:r></w:p><w:p><w:r><w:br w:type="page"/></w:r></w:p><w:p><w:r><w:t>Contents</w:t></w:r></w:p><w:p><w:fldChar w:fldCharType="begin"/><w:fldChar w:fldCharType="separate"/><w:fldChar w:fldCharType="end"/><w:instrText> TOC \o "1-3" \h \z \u </w:instrText></w:p><w:p><w:r><w:br w:type="page"/></w:r></w:p><w:p><w:pPr><w:pStyle w:val="Heading1"/></w:pPr><w:r><w:t>1. Text Formatting</w:t></w:r></w:p><w:p><w:r><w:t xml:space="preserve">This paragraph demonstrates </w:t></w:r><w:r><w:rPr><w:b/></w:rPr><w:t>bold</w:t></w:r><w:r><w:t xml:space="preserve">, </w:t></w:r><w:r><w:rPr><w:i/></w:rPr><w:t>italic</w:t></w:r><w:r><w:t xml:space="preserve">, </w:t></w:r><w:r><w:rPr><w:u w:val="single"/></w:rPr><w:t>underline</w:t></w:r><w:r><w:t xml:space="preserve">, </w:t></w:r><w:r><w:rPr><w:color w:val="FF0000"/></w:rPr><w:t>colored</w:t></w:r><w:r><w:t xml:space="preserve">, </w:t></w:r><w:r><w:rPr><w:highlight w:val="yellow"/></w:rPr><w:t>highlighted</w:t></w:r><w:r><w:t xml:space="preserve">, and </w:t></w:r><w:r><w:rPr><w:b/><w:i/><w:color w:val="0000FF"/></w:rPr><w:t>bold italic colored</w:t></w:r><w:r><w:t xml:space="preserve"> text.</w:t></w:r></w:p><w:p><w:r><w:t xml:space="preserve">Different sizes: </w:t></w:r><w:r><w:rPr><w:sz w:val="32"/></w:rPr><w:t>small</w:t></w:r><w:r><w:t xml:space="preserve">, </w:t></w:r><w:r><w:rPr><w:sz w:val="44"/></w:rPr><w:t>normal</w:t></w:r><w:r><w:t xml:space="preserve">, </w:t></w:r><w:r><w:rPr><w:sz w:val="64"/></w:rPr><w:t>large</w:t></w:r></w:p><w:p><w:r><w:t xml:space="preserve">Text effects: </w:t></w:r><w:r><w:rPr><w:sz w:val="32"/></w:rPr><w:t>superscript2</w:t></w:r><w:r><w:t xml:space="preserve"> and </w:t></w:r><w:r><w:rPr><w:sz w:val="32"/></w:rPr><w:t>H2</w:t></w:r><w:r><w:t>O</w:t></w:r></w:p><w:p><w:pPr><w:pStyle w:val="Heading1"/></w:pPr><w:r><w:t>2. Lists</w:t></w:r></w:p><w:p><w:pPr><w:pStyle w:val="Heading2"/></w:pPr><w:r><w:t>2.1 Bullet List</w:t></w:r></w:p><w:p><w:r><w:t>Key features of Uniword:</w:t></w:r></w:p><w:p><w:pPr><w:numPr><w:ilvl w:val="0"/><w:numId w:val="1"/></w:numPr></w:pPr><w:r><w:t>Comprehensive OOXML model coverage</w:t></w:r></w:p><w:p><w:pPr><w:numPr><w:ilvl w:val="0"/><w:numId w:val="1"/></w:numPr></w:pPr><w:r><w:t>Builder API for document construction</w:t></w:r></w:p><w:p><w:pPr><w:numPr><w:ilvl w:val="0"/><w:numId w:val="1"/></w:numPr></w:pPr><w:r><w:t>Round-trip fidelity</w:t></w:r></w:p><w:p><w:pPr><w:numPr><w:ilvl w:val="0"/><w:numId w:val="1"/></w:numPr></w:pPr><w:r><w:t>Theme support</w:t></w:r></w:p><w:p><w:pPr><w:numPr><w:ilvl w:val="0"/><w:numId w:val="1"/></w:numPr></w:pPr><w:r><w:rPr><w:b/></w:rPr><w:t>Rich text</w:t></w:r><w:r><w:t xml:space="preserve"> in list items</w:t></w:r></w:p><w:p><w:pPr><w:pStyle w:val="Heading2"/></w:pPr><w:r><w:t>2.2 Numbered List</w:t></w:r></w:p><w:p><w:r><w:t>Getting started steps:</w:t></w:r></w:p><w:p><w:pPr><w:numPr><w:ilvl w:val="0"/><w:numId w:val="2"/></w:numPr></w:pPr><w:r><w:t>Install the gem</w:t></w:r></w:p><w:p><w:pPr><w:numPr><w:ilvl w:val="0"/><w:numId w:val="2"/></w:numPr></w:pPr><w:r><w:t>Require the library</w:t></w:r></w:p><w:p><w:pPr><w:numPr><w:ilvl w:val="0"/><w:numId w:val="2"/></w:numPr></w:pPr><w:r><w:t>Create a DocumentBuilder</w:t></w:r></w:p><w:p><w:pPr><w:numPr><w:ilvl w:val="0"/><w:numId w:val="2"/></w:numPr></w:pPr><w:r><w:t>Add content</w:t></w:r></w:p><w:p><w:pPr><w:numPr><w:ilvl w:val="0"/><w:numId w:val="2"/></w:numPr></w:pPr><w:r><w:t>Save the document</w:t></w:r></w:p><w:p><w:pPr><w:pStyle w:val="Heading1"/></w:pPr><w:r><w:t>3. Tables</w:t></w:r></w:p><w:p><w:r><w:t>The following table shows project metrics:</w:t></w:r></w:p><w:tbl><w:tblPr><w:tblW w:w="0" w:type="auto"/><w:tblLook w:val="04A0" w:firstRow="1" w:lastRow="0" w:firstColumn="1" w:lastColumn="0" w:noHBand="0" w:noVBand="1"/></w:tblPr><w:tblGrid><w:gridCol/><w:gridCol/><w:gridCol/><w:gridCol/><w:gridCol/></w:tblGrid><w:tr><w:tc><w:tcPr><w:tcW w:w="0" w:type="auto"/><w:shd w:val="clear" w:color="FFFFFF" w:fill="2E5090"/></w:tcPr><w:p><w:r><w:t>Metric</w:t></w:r></w:p></w:tc><w:tc><w:tcPr><w:tcW w:w="0" w:type="auto"/><w:shd w:val="clear" w:color="FFFFFF" w:fill="2E5090"/></w:tcPr><w:p><w:r><w:t>Q1</w:t></w:r></w:p></w:tc><w:tc><w:tcPr><w:tcW w:w="0" w:type="auto"/><w:shd w:val="clear" w:color="FFFFFF" w:fill="2E5090"/></w:tcPr><w:p><w:r><w:t>Q2</w:t></w:r></w:p></w:tc><w:tc><w:tcPr><w:tcW w:w="0" w:type="auto"/><w:shd w:val="clear" w:color="FFFFFF" w:fill="2E5090"/></w:tcPr><w:p><w:r><w:t>Q3</w:t></w:r></w:p></w:tc><w:tc><w:tcPr><w:tcW w:w="0" w:type="auto"/><w:shd w:val="clear" w:color="FFFFFF" w:fill="2E5090"/></w:tcPr><w:p><w:r><w:t>Q4</w:t></w:r></w:p></w:tc></w:tr><w:tr><w:tc><w:tcPr><w:tcW w:w="0" w:type="auto"/></w:tcPr><w:p><w:r><w:t>Revenue</w:t></w:r></w:p></w:tc><w:tc><w:tcPr><w:tcW w:w="0" w:type="auto"/></w:tcPr><w:p><w:r><w:t>$1.2M</w:t></w:r></w:p></w:tc><w:tc><w:tcPr><w:tcW w:w="0" w:type="auto"/></w:tcPr><w:p><w:r><w:t>$1.5M</w:t></w:r></w:p></w:tc><w:tc><w:tcPr><w:tcW w:w="0" w:type="auto"/></w:tcPr><w:p><w:r><w:t>$1.4M</w:t></w:r></w:p></w:tc><w:tc><w:tcPr><w:tcW w:w="0" w:type="auto"/></w:tcPr><w:p><w:r><w:t>$1.6M</w:t></w:r></w:p></w:tc></w:tr><w:tr><w:tc><w:tcPr><w:tcW w:w="0" w:type="auto"/></w:tcPr><w:p><w:r><w:t>Users</w:t></w:r></w:p></w:tc><w:tc><w:tcPr><w:tcW w:w="0" w:type="auto"/></w:tcPr><w:p><w:r><w:t>10K</w:t></w:r></w:p></w:tc><w:tc><w:tcPr><w:tcW w:w="0" w:type="auto"/></w:tcPr><w:p><w:r><w:t>15K</w:t></w:r></w:p></w:tc><w:tc><w:tcPr><w:tcW w:w="0" w:type="auto"/></w:tcPr><w:p><w:r><w:t>18K</w:t></w:r></w:p></w:tc><w:tc><w:tcPr><w:tcW w:w="0" w:type="auto"/></w:tcPr><w:p><w:r><w:t>25K</w:t></w:r></w:p></w:tc></w:tr><w:tr><w:tc><w:tcPr><w:tcW w:w="0" w:type="auto"/></w:tcPr><w:p><w:r><w:t>NPS Score</w:t></w:r></w:p></w:tc><w:tc><w:tcPr><w:tcW w:w="0" w:type="auto"/></w:tcPr><w:p><w:r><w:t>72</w:t></w:r></w:p></w:tc><w:tc><w:tcPr><w:tcW w:w="0" w:type="auto"/></w:tcPr><w:p><w:r><w:t>78</w:t></w:r></w:p></w:tc><w:tc><w:tcPr><w:tcW w:w="0" w:type="auto"/></w:tcPr><w:p><w:r><w:t>81</w:t></w:r></w:p></w:tc><w:tc><w:tcPr><w:tcW w:w="0" w:type="auto"/></w:tcPr><w:p><w:r><w:t>85</w:t></w:r></w:p></w:tc></w:tr></w:tbl><w:p><w:pPr><w:pStyle w:val="Heading1"/></w:pPr><w:r><w:t>4. Charts</w:t></w:r></w:p><w:p><w:pPr><w:pStyle w:val="Heading2"/></w:pPr><w:r><w:t>4.1 Bar Chart</w:t></w:r></w:p><w:p><w:r><w:drawing><wp:inline><wp:extent cx="5486400" cy="3200400"/><wp:effectExtent/><wp:docPr id="347343784" name="Chart bar"/><graphic xmlns="http://schemas.openxmlformats.org/drawingml/2006/main"><graphicData uri="http://schemas.openxmlformats.org/drawingml/2006/chart"><chart xmlns="http://schemas.openxmlformats.org/drawingml/2006/chart" c:id="rIdChart1"/></graphicData></graphic></wp:inline></w:drawing></w:r></w:p><w:p><w:pPr><w:pStyle w:val="Heading2"/></w:pPr><w:r><w:t>4.2 Line Chart</w:t></w:r></w:p><w:p><w:r><w:drawing><wp:inline><wp:extent cx="5486400" cy="3200400"/><wp:effectExtent/><wp:docPr id="263562126" name="Chart line"/><graphic xmlns="http://schemas.openxmlformats.org/drawingml/2006/main"><graphicData uri="http://schemas.openxmlformats.org/drawingml/2006/chart"><chart xmlns="http://schemas.openxmlformats.org/drawingml/2006/chart" c:id="rIdChart2"/></graphicData></graphic></wp:inline></w:drawing></w:r></w:p><w:p><w:pPr><w:pStyle w:val="Heading1"/></w:pPr><w:r><w:t>5. Hyperlinks</w:t></w:r></w:p><w:p><w:r><w:t xml:space="preserve">Visit the </w:t></w:r><w:hyperlink r:id="https://www.ecma-international.org/publications-and-standards/standards/ecma-376/"><w:r><w:rPr><w:color w:val="0000FF"/><w:u w:val="single"/></w:rPr><w:t>ECMA-376 specification</w:t></w:r></w:hyperlink><w:r><w:t xml:space="preserve"> for the complete OOXML standard.</w:t></w:r></w:p><w:p><w:r><w:t xml:space="preserve">Uniword is hosted at </w:t></w:r><w:hyperlink r:id="https://github.com/publicruby/uniword"><w:r><w:rPr><w:color w:val="0000FF"/><w:u w:val="single"/></w:rPr><w:t>GitHub</w:t></w:r></w:hyperlink><w:r><w:t>.</w:t></w:r></w:p><w:p><w:pPr><w:pStyle w:val="Heading1"/></w:pPr><w:r><w:t>6. References</w:t></w:r></w:p><w:p><w:r><w:t>This document references the following sources:</w:t></w:r></w:p><w:p><w:sdt><w:sdtPr><w:id w:val="1"/><w:bibliography/><w:docPartObj><w:docPartGallery w:val="Bibliographies"/><w:docPartUnique/></w:docPartObj></w:sdtPr></w:sdt></w:p><w:p><w:r><w:br w:type="page"/></w:r></w:p><w:p><w:pPr><w:pStyle w:val="Heading1"/></w:pPr><w:r><w:t>7. Special Elements</w:t></w:r></w:p><w:p><w:pPr><w:pStyle w:val="Heading2"/></w:pPr><w:r><w:t>7.1 Horizontal Rule</w:t></w:r></w:p><w:p><w:r><w:t>Content above the rule.</w:t></w:r></w:p><w:p><w:pPr><w:spacing w:after="0"/><w:pBdr><w:bottom w:val="single" w:sz="6" w:color="auto"/></w:pBdr></w:pPr></w:p><w:p><w:r><w:t>Content below the rule.</w:t></w:r></w:p><w:p><w:pPr><w:pStyle w:val="Heading2"/></w:pPr><w:r><w:t>7.2 Bookmark</w:t></w:r></w:p><w:p><w:bookmarkStart w:id="1" w:name="appendix-anchor"/><w:r><w:t>This paragraph is bookmarked as "appendix-anchor".</w:t></w:r><w:bookmarkEnd w:id="1"/></w:p><w:p><w:pPr><w:pStyle w:val="Heading2"/></w:pPr><w:r><w:t>7.3 Date and Time Fields</w:t></w:r></w:p><w:p><w:r><w:t xml:space="preserve">Current date: </w:t></w:r></w:p><w:p><w:r><w:fldChar w:fldCharType="begin"/></w:r><w:r><w:instrText> DATE \@ "M/d/yyyy" </w:instrText></w:r><w:r><w:fldChar w:fldCharType="separate"/></w:r><w:r><w:fldChar w:fldCharType="end"/></w:r></w:p><w:p><w:r><w:t xml:space="preserve">Current time: </w:t></w:r></w:p><w:p><w:r><w:fldChar w:fldCharType="begin"/></w:r><w:r><w:instrText> TIME \@ "h:mm:ss am/pm" </w:instrText></w:r><w:r><w:fldChar w:fldCharType="separate"/></w:r><w:r><w:fldChar w:fldCharType="end"/></w:r></w:p><w:p><w:r><w:br w:type="page"/></w:r></w:p><w:p><w:pPr><w:pStyle w:val="Heading1"/></w:pPr><w:r><w:t>8. Appendix</w:t></w:r></w:p><w:p><w:r><w:t>This is the appendix section, separated by a page break.</w:t></w:r></w:p><w:p><w:pPr><w:numPr><w:ilvl w:val="0"/><w:numId w:val="3"/></w:numPr></w:pPr><w:r><w:t>Additional resource A</w:t></w:r></w:p><w:p><w:pPr><w:numPr><w:ilvl w:val="0"/><w:numId w:val="3"/></w:numPr></w:pPr><w:r><w:t>Additional resource B</w:t></w:r></w:p><w:p><w:pPr><w:numPr><w:ilvl w:val="0"/><w:numId w:val="3"/></w:numPr></w:pPr><w:r><w:t>Additional resource C</w:t></w:r></w:p><w:sectPr w:val="nextPage"><w:headerReference w:type="default" r:id="rId7"/><w:footerReference w:type="default" r:id="rId8"/><w:pgSz w:w="12240" w:h="15840" w:orient="portrait"/><w:pgMar w:top="1440" w:bottom="1440" w:left="1440" w:right="1440" w:header="720" w:footer="720" w:gutter="0"/><w:pgNumType w:start="1"/><w:cols w:num="1" w:space="720"/><w:docGrid w:linePitch="360"/></w:sectPr></w:body></w:document>
+<file path=word/document.xml><?xml version="1.0" encoding="UTF-8" standalone="yes"?>
+<w:document xmlns:aink="http://schemas.microsoft.com/office/drawing/2016/ink" xmlns:am3d="http://schemas.microsoft.com/office/drawing/2017/model3d" xmlns:cx="http://schemas.microsoft.com/office/drawing/2014/chartex" xmlns:cx1="http://schemas.microsoft.com/office/drawing/2015/9/8/chartex" xmlns:cx2="http://schemas.microsoft.com/office/drawing/2015/10/21/chartex" xmlns:cx3="http://schemas.microsoft.com/office/drawing/2016/5/9/chartex" xmlns:cx4="http://schemas.microsoft.com/office/drawing/2016/5/10/chartex" xmlns:cx5="http://schemas.microsoft.com/office/drawing/2016/5/11/chartex" xmlns:cx6="http://schemas.microsoft.com/office/drawing/2016/5/12/chartex" xmlns:cx7="http://schemas.microsoft.com/office/drawing/2016/5/13/chartex" xmlns:cx8="http://schemas.microsoft.com/office/drawing/2016/5/14/chartex" xmlns:m="http://schemas.openxmlformats.org/officeDocument/2006/math" xmlns:mc="http://schemas.openxmlformats.org/markup-compatibility/2006" xmlns:o="urn:schemas-microsoft-com:office:office" xmlns:oel="http://schemas.microsoft.com/office/2019/extlst" xmlns:r="http://schemas.openxmlformats.org/officeDocument/2006/relationships" xmlns:v="urn:schemas-microsoft-com:vml" xmlns:w="http://schemas.openxmlformats.org/wordprocessingml/2006/main" xmlns:w10="urn:schemas-microsoft-com:office:word" xmlns:w14="http://schemas.microsoft.com/office/word/2010/wordml" xmlns:w15="http://schemas.microsoft.com/office/word/2012/wordml" xmlns:w16="http://schemas.microsoft.com/office/word/2018/wordml" xmlns:w16cex="http://schemas.microsoft.com/office/word/2018/wordml/cex" xmlns:w16cid="http://schemas.microsoft.com/office/word/2016/wordml/cid" xmlns:w16du="http://schemas.microsoft.com/office/word/2023/wordml/word16du" xmlns:w16sdtdh="http://schemas.microsoft.com/office/word/2020/wordml/sdtdatahash" xmlns:w16sdtfl="http://schemas.microsoft.com/office/word/2024/wordml/sdtformatlock" xmlns:w16se="http://schemas.microsoft.com/office/word/2015/wordml/symex" xmlns:wne="http://schemas.microsoft.com/office/word/2006/wordml" xmlns:wp="http://schemas.openxmlformats.org/drawingml/2006/wordprocessingDrawing" xmlns:wp14="http://schemas.microsoft.com/office/word/2010/wordprocessingDrawing" xmlns:wpc="http://schemas.microsoft.com/office/word/2010/wordprocessingCanvas" xmlns:wpg="http://schemas.microsoft.com/office/word/2010/wordprocessingGroup" xmlns:wpi="http://schemas.microsoft.com/office/word/2010/wordprocessingInk" xmlns:wps="http://schemas.microsoft.com/office/word/2010/wordprocessingShape" mc:Ignorable="w14 w15 w16 w16cex w16cid w16du w16sdtdh w16sdtfl w16se wp14"><w:body><w:p><w:pPr/><w:r><w:t>Complete Feature Showcase</w:t></w:r></w:p><w:p><w:pPr/><w:r><w:t>Every Builder API Feature in One Document</w:t></w:r></w:p><w:p><w:r><w:t>Jane Doe</w:t></w:r><w:r><w:t xml:space="preserve"> — March 26, 2026</w:t></w:r></w:p><w:p><w:r><w:br w:type="page"/></w:r></w:p><w:p><w:r><w:t>Contents</w:t></w:r></w:p><w:p><w:fldChar w:fldCharType="begin"/><w:fldChar w:fldCharType="separate"/><w:fldChar w:fldCharType="end"/><w:instrText> TOC \o "1-3" \h \z \u </w:instrText></w:p><w:p><w:r><w:br w:type="page"/></w:r></w:p><w:p><w:pPr><w:pStyle w:val="Heading1"/></w:pPr><w:r><w:t>1. Text Formatting</w:t></w:r></w:p><w:p><w:r><w:t xml:space="preserve">This paragraph demonstrates </w:t></w:r><w:r><w:rPr><w:b/></w:rPr><w:t>bold</w:t></w:r><w:r><w:t xml:space="preserve">, </w:t></w:r><w:r><w:rPr><w:i/></w:rPr><w:t>italic</w:t></w:r><w:r><w:t xml:space="preserve">, </w:t></w:r><w:r><w:rPr><w:u w:val="single"/></w:rPr><w:t>underline</w:t></w:r><w:r><w:t xml:space="preserve">, </w:t></w:r><w:r><w:rPr><w:color w:val="FF0000"/></w:rPr><w:t>colored</w:t></w:r><w:r><w:t xml:space="preserve">, </w:t></w:r><w:r><w:rPr><w:highlight w:val="yellow"/></w:rPr><w:t>highlighted</w:t></w:r><w:r><w:t xml:space="preserve">, and </w:t></w:r><w:r><w:rPr><w:b/><w:i/><w:color w:val="0000FF"/></w:rPr><w:t>bold italic colored</w:t></w:r><w:r><w:t xml:space="preserve"> text.</w:t></w:r></w:p><w:p><w:r><w:t xml:space="preserve">Different sizes: </w:t></w:r><w:r><w:rPr><w:sz w:val="32"/></w:rPr><w:t>small</w:t></w:r><w:r><w:t xml:space="preserve">, </w:t></w:r><w:r><w:rPr><w:sz w:val="44"/></w:rPr><w:t>normal</w:t></w:r><w:r><w:t xml:space="preserve">, </w:t></w:r><w:r><w:rPr><w:sz w:val="64"/></w:rPr><w:t>large</w:t></w:r></w:p><w:p><w:r><w:t xml:space="preserve">Text effects: </w:t></w:r><w:r><w:rPr><w:sz w:val="32"/></w:rPr><w:t>superscript2</w:t></w:r><w:r><w:t xml:space="preserve"> and </w:t></w:r><w:r><w:rPr><w:sz w:val="32"/></w:rPr><w:t>H2</w:t></w:r><w:r><w:t>O</w:t></w:r></w:p><w:p><w:pPr><w:pStyle w:val="Heading1"/></w:pPr><w:r><w:t>2. Lists</w:t></w:r></w:p><w:p><w:pPr><w:pStyle w:val="Heading2"/></w:pPr><w:r><w:t>2.1 Bullet List</w:t></w:r></w:p><w:p><w:r><w:t>Key features of Uniword:</w:t></w:r></w:p><w:p><w:pPr><w:numPr><w:ilvl w:val="0"/><w:numId w:val="1"/></w:numPr></w:pPr><w:r><w:t>Comprehensive OOXML model coverage</w:t></w:r></w:p><w:p><w:pPr><w:numPr><w:ilvl w:val="0"/><w:numId w:val="1"/></w:numPr></w:pPr><w:r><w:t>Builder API for document construction</w:t></w:r></w:p><w:p><w:pPr><w:numPr><w:ilvl w:val="0"/><w:numId w:val="1"/></w:numPr></w:pPr><w:r><w:t>Round-trip fidelity</w:t></w:r></w:p><w:p><w:pPr><w:numPr><w:ilvl w:val="0"/><w:numId w:val="1"/></w:numPr></w:pPr><w:r><w:t>Theme support</w:t></w:r></w:p><w:p><w:pPr><w:numPr><w:ilvl w:val="0"/><w:numId w:val="1"/></w:numPr></w:pPr><w:r><w:rPr><w:b/></w:rPr><w:t>Rich text</w:t></w:r><w:r><w:t xml:space="preserve"> in list items</w:t></w:r></w:p><w:p><w:pPr><w:pStyle w:val="Heading2"/></w:pPr><w:r><w:t>2.2 Numbered List</w:t></w:r></w:p><w:p><w:r><w:t>Getting started steps:</w:t></w:r></w:p><w:p><w:pPr><w:numPr><w:ilvl w:val="0"/><w:numId w:val="2"/></w:numPr></w:pPr><w:r><w:t>Install the gem</w:t></w:r></w:p><w:p><w:pPr><w:numPr><w:ilvl w:val="0"/><w:numId w:val="2"/></w:numPr></w:pPr><w:r><w:t>Require the library</w:t></w:r></w:p><w:p><w:pPr><w:numPr><w:ilvl w:val="0"/><w:numId w:val="2"/></w:numPr></w:pPr><w:r><w:t>Create a DocumentBuilder</w:t></w:r></w:p><w:p><w:pPr><w:numPr><w:ilvl w:val="0"/><w:numId w:val="2"/></w:numPr></w:pPr><w:r><w:t>Add content</w:t></w:r></w:p><w:p><w:pPr><w:numPr><w:ilvl w:val="0"/><w:numId w:val="2"/></w:numPr></w:pPr><w:r><w:t>Save the document</w:t></w:r></w:p><w:p><w:pPr><w:pStyle w:val="Heading1"/></w:pPr><w:r><w:t>3. Tables</w:t></w:r></w:p><w:p><w:r><w:t>The following table shows project metrics:</w:t></w:r></w:p><w:tbl><w:tblPr><w:tblW w:w="0" w:type="auto"/><w:tblLook w:val="04A0" w:firstRow="1" w:lastRow="0" w:firstColumn="1" w:lastColumn="0" w:noHBand="0" w:noVBand="1"/></w:tblPr><w:tblGrid><w:gridCol/><w:gridCol/><w:gridCol/><w:gridCol/><w:gridCol/></w:tblGrid><w:tr><w:tc><w:tcPr><w:tcW w:w="0" w:type="auto"/><w:shd w:val="clear" w:color="FFFFFF" w:fill="2E5090"/></w:tcPr><w:p><w:r><w:t>Metric</w:t></w:r></w:p></w:tc><w:tc><w:tcPr><w:tcW w:w="0" w:type="auto"/><w:shd w:val="clear" w:color="FFFFFF" w:fill="2E5090"/></w:tcPr><w:p><w:r><w:t>Q1</w:t></w:r></w:p></w:tc><w:tc><w:tcPr><w:tcW w:w="0" w:type="auto"/><w:shd w:val="clear" w:color="FFFFFF" w:fill="2E5090"/></w:tcPr><w:p><w:r><w:t>Q2</w:t></w:r></w:p></w:tc><w:tc><w:tcPr><w:tcW w:w="0" w:type="auto"/><w:shd w:val="clear" w:color="FFFFFF" w:fill="2E5090"/></w:tcPr><w:p><w:r><w:t>Q3</w:t></w:r></w:p></w:tc><w:tc><w:tcPr><w:tcW w:w="0" w:type="auto"/><w:shd w:val="clear" w:color="FFFFFF" w:fill="2E5090"/></w:tcPr><w:p><w:r><w:t>Q4</w:t></w:r></w:p></w:tc></w:tr><w:tr><w:tc><w:tcPr><w:tcW w:w="0" w:type="auto"/></w:tcPr><w:p><w:r><w:t>Revenue</w:t></w:r></w:p></w:tc><w:tc><w:tcPr><w:tcW w:w="0" w:type="auto"/></w:tcPr><w:p><w:r><w:t>$1.2M</w:t></w:r></w:p></w:tc><w:tc><w:tcPr><w:tcW w:w="0" w:type="auto"/></w:tcPr><w:p><w:r><w:t>$1.5M</w:t></w:r></w:p></w:tc><w:tc><w:tcPr><w:tcW w:w="0" w:type="auto"/></w:tcPr><w:p><w:r><w:t>$1.4M</w:t></w:r></w:p></w:tc><w:tc><w:tcPr><w:tcW w:w="0" w:type="auto"/></w:tcPr><w:p><w:r><w:t>$1.6M</w:t></w:r></w:p></w:tc></w:tr><w:tr><w:tc><w:tcPr><w:tcW w:w="0" w:type="auto"/></w:tcPr><w:p><w:r><w:t>Users</w:t></w:r></w:p></w:tc><w:tc><w:tcPr><w:tcW w:w="0" w:type="auto"/></w:tcPr><w:p><w:r><w:t>10K</w:t></w:r></w:p></w:tc><w:tc><w:tcPr><w:tcW w:w="0" w:type="auto"/></w:tcPr><w:p><w:r><w:t>15K</w:t></w:r></w:p></w:tc><w:tc><w:tcPr><w:tcW w:w="0" w:type="auto"/></w:tcPr><w:p><w:r><w:t>18K</w:t></w:r></w:p></w:tc><w:tc><w:tcPr><w:tcW w:w="0" w:type="auto"/></w:tcPr><w:p><w:r><w:t>25K</w:t></w:r></w:p></w:tc></w:tr><w:tr><w:tc><w:tcPr><w:tcW w:w="0" w:type="auto"/></w:tcPr><w:p><w:r><w:t>NPS Score</w:t></w:r></w:p></w:tc><w:tc><w:tcPr><w:tcW w:w="0" w:type="auto"/></w:tcPr><w:p><w:r><w:t>72</w:t></w:r></w:p></w:tc><w:tc><w:tcPr><w:tcW w:w="0" w:type="auto"/></w:tcPr><w:p><w:r><w:t>78</w:t></w:r></w:p></w:tc><w:tc><w:tcPr><w:tcW w:w="0" w:type="auto"/></w:tcPr><w:p><w:r><w:t>81</w:t></w:r></w:p></w:tc><w:tc><w:tcPr><w:tcW w:w="0" w:type="auto"/></w:tcPr><w:p><w:r><w:t>85</w:t></w:r></w:p></w:tc></w:tr></w:tbl><w:p><w:pPr><w:pStyle w:val="Heading1"/></w:pPr><w:r><w:t>4. Charts</w:t></w:r></w:p><w:p><w:pPr><w:pStyle w:val="Heading2"/></w:pPr><w:r><w:t>4.1 Bar Chart</w:t></w:r></w:p><w:p><w:r><w:drawing><wp:inline><wp:extent cx="5486400" cy="3200400"/><wp:effectExtent/><wp:docPr id="347343784" name="Chart bar"/><graphic xmlns="http://schemas.openxmlformats.org/drawingml/2006/main"><graphicData uri="http://schemas.openxmlformats.org/drawingml/2006/chart"><chart xmlns="http://schemas.openxmlformats.org/drawingml/2006/chart" c:id="rIdChart1"/></graphicData></graphic></wp:inline></w:drawing></w:r></w:p><w:p><w:pPr><w:pStyle w:val="Heading2"/></w:pPr><w:r><w:t>4.2 Line Chart</w:t></w:r></w:p><w:p><w:r><w:drawing><wp:inline><wp:extent cx="5486400" cy="3200400"/><wp:effectExtent/><wp:docPr id="263562126" name="Chart line"/><graphic xmlns="http://schemas.openxmlformats.org/drawingml/2006/main"><graphicData uri="http://schemas.openxmlformats.org/drawingml/2006/chart"><chart xmlns="http://schemas.openxmlformats.org/drawingml/2006/chart" c:id="rIdChart2"/></graphicData></graphic></wp:inline></w:drawing></w:r></w:p><w:p><w:pPr><w:pStyle w:val="Heading1"/></w:pPr><w:r><w:t>5. Hyperlinks</w:t></w:r></w:p><w:p><w:r><w:t xml:space="preserve">Visit the </w:t></w:r><w:hyperlink r:id="rId9"><w:r><w:rPr><w:color w:val="0000FF"/><w:u w:val="single"/></w:rPr><w:t>ECMA-376 specification</w:t></w:r></w:hyperlink><w:r><w:t xml:space="preserve"> for the complete OOXML standard.</w:t></w:r></w:p><w:p><w:r><w:t xml:space="preserve">Uniword is hosted at </w:t></w:r><w:hyperlink r:id="rId10"><w:r><w:rPr><w:color w:val="0000FF"/><w:u w:val="single"/></w:rPr><w:t>GitHub</w:t></w:r></w:hyperlink><w:r><w:t>.</w:t></w:r></w:p><w:p><w:pPr><w:pStyle w:val="Heading1"/></w:pPr><w:r><w:t>6. References</w:t></w:r></w:p><w:p><w:r><w:t>This document references the following sources:</w:t></w:r></w:p><w:p><w:sdt><w:sdtPr><w:id w:val="1"/><w:bibliography/><w:docPartObj><w:docPartGallery w:val="Bibliographies"/><w:docPartUnique/></w:docPartObj></w:sdtPr></w:sdt></w:p><w:p><w:r><w:br w:type="page"/></w:r></w:p><w:p><w:pPr><w:pStyle w:val="Heading1"/></w:pPr><w:r><w:t>7. Special Elements</w:t></w:r></w:p><w:p><w:pPr><w:pStyle w:val="Heading2"/></w:pPr><w:r><w:t>7.1 Horizontal Rule</w:t></w:r></w:p><w:p><w:r><w:t>Content above the rule.</w:t></w:r></w:p><w:p><w:pPr><w:pBdr><w:bottom w:val="single" w:sz="6" w:color="auto"/></w:pBdr><w:spacing w:after="0"/></w:pPr></w:p><w:p><w:r><w:t>Content below the rule.</w:t></w:r></w:p><w:p><w:pPr><w:pStyle w:val="Heading2"/></w:pPr><w:r><w:t>7.2 Bookmark</w:t></w:r></w:p><w:p><w:bookmarkStart w:id="1" w:name="appendix-anchor"/><w:r><w:t>This paragraph is bookmarked as "appendix-anchor".</w:t></w:r><w:bookmarkEnd w:id="1"/></w:p><w:p><w:pPr><w:pStyle w:val="Heading2"/></w:pPr><w:r><w:t>7.3 Date and Time Fields</w:t></w:r></w:p><w:p><w:r><w:t xml:space="preserve">Current date: </w:t></w:r></w:p><w:p><w:r><w:fldChar w:fldCharType="begin"/></w:r><w:r><w:instrText> DATE \@ "M/d/yyyy" </w:instrText></w:r><w:r><w:fldChar w:fldCharType="separate"/></w:r><w:r><w:fldChar w:fldCharType="end"/></w:r></w:p><w:p><w:r><w:t xml:space="preserve">Current time: </w:t></w:r></w:p><w:p><w:r><w:fldChar w:fldCharType="begin"/></w:r><w:r><w:instrText> TIME \@ "h:mm:ss am/pm" </w:instrText></w:r><w:r><w:fldChar w:fldCharType="separate"/></w:r><w:r><w:fldChar w:fldCharType="end"/></w:r></w:p><w:p><w:r><w:br w:type="page"/></w:r></w:p><w:p><w:pPr><w:pStyle w:val="Heading1"/></w:pPr><w:r><w:t>8. Appendix</w:t></w:r></w:p><w:p><w:r><w:t>This is the appendix section, separated by a page break.</w:t></w:r></w:p><w:p><w:pPr><w:numPr><w:ilvl w:val="0"/><w:numId w:val="3"/></w:numPr></w:pPr><w:r><w:t>Additional resource A</w:t></w:r></w:p><w:p><w:pPr><w:numPr><w:ilvl w:val="0"/><w:numId w:val="3"/></w:numPr></w:pPr><w:r><w:t>Additional resource B</w:t></w:r></w:p><w:p><w:pPr><w:numPr><w:ilvl w:val="0"/><w:numId w:val="3"/></w:numPr></w:pPr><w:r><w:t>Additional resource C</w:t></w:r></w:p><w:sectPr w:val="nextPage"><w:headerReference w:type="default" r:id="rId7"/><w:footerReference w:type="default" r:id="rId8"/><w:pgSz w:w="12240" w:h="15840" w:orient="portrait"/><w:pgMar w:top="1440" w:bottom="1440" w:left="1440" w:right="1440" w:header="720" w:footer="720" w:gutter="0"/><w:pgNumType w:start="1"/><w:cols w:num="1" w:space="720"/><w:docGrid w:linePitch="360"/></w:sectPr></w:body></w:document>
 
 </file>
 
@@ -334,9 +334,9 @@
     <w:rPrDefault>
       <w:rPr>
         <w:rFonts w:asciiTheme="minorHAnsi" w:eastAsiaTheme="minorEastAsia" w:hAnsiTheme="minorHAnsi" w:cstheme="minorBidi"/>
+        <w:kern w:val="2"/>
         <w:sz w:val="24"/>
         <w:szCs w:val="24"/>
-        <w:kern w:val="2"/>
         <w:lang w:val="en-US" w:eastAsia="zh-CN" w:bidi="ar-SA"/>
         <w14:ligatures w14:val="standardContextual"/>
       </w:rPr>
@@ -745,9 +745,9 @@
     </w:pPr>
     <w:rPr>
       <w:rFonts w:ascii="Calibri Light" w:hAnsi="Calibri Light"/>
-      <w:sz w:val="32"/>
       <w:b/>
       <w:color w:val="2E74B5"/>
+      <w:sz w:val="32"/>
     </w:rPr>
   </w:style>
   <w:style w:type="paragraph" w:styleId="Heading2">
@@ -762,9 +762,9 @@
     </w:pPr>
     <w:rPr>
       <w:rFonts w:ascii="Calibri Light" w:hAnsi="Calibri Light"/>
-      <w:sz w:val="26"/>
       <w:b/>
       <w:color w:val="2E74B5"/>
+      <w:sz w:val="26"/>
     </w:rPr>
   </w:style>
   <w:style w:type="paragraph" w:styleId="Heading3">
@@ -779,9 +779,9 @@
     </w:pPr>
     <w:rPr>
       <w:rFonts w:ascii="Calibri" w:hAnsi="Calibri"/>
-      <w:sz w:val="24"/>
       <w:b/>
       <w:color w:val="1F4E79"/>
+      <w:sz w:val="24"/>
     </w:rPr>
   </w:style>
   <w:style w:type="paragraph" w:styleId="Heading4">
@@ -796,9 +796,9 @@
     </w:pPr>
     <w:rPr>
       <w:rFonts w:ascii="Calibri" w:hAnsi="Calibri"/>
-      <w:sz w:val="22"/>
       <w:b/>
       <w:color w:val="2E74B5"/>
+      <w:sz w:val="22"/>
     </w:rPr>
   </w:style>
   <w:style w:type="paragraph" w:styleId="Heading5">
@@ -813,9 +813,9 @@
     </w:pPr>
     <w:rPr>
       <w:rFonts w:ascii="Calibri" w:hAnsi="Calibri"/>
-      <w:sz w:val="20"/>
       <w:b/>
       <w:color w:val="2E74B5"/>
+      <w:sz w:val="20"/>
     </w:rPr>
   </w:style>
   <w:style w:type="paragraph" w:styleId="Heading6">
@@ -830,9 +830,9 @@
     </w:pPr>
     <w:rPr>
       <w:rFonts w:ascii="Calibri" w:hAnsi="Calibri"/>
-      <w:sz w:val="20"/>
       <w:b/>
       <w:color w:val="1F3763"/>
+      <w:sz w:val="20"/>
     </w:rPr>
   </w:style>
   <w:style w:type="paragraph" w:styleId="Heading7">
@@ -847,9 +847,9 @@
     </w:pPr>
     <w:rPr>
       <w:rFonts w:ascii="Calibri" w:hAnsi="Calibri"/>
-      <w:sz w:val="20"/>
       <w:b/>
       <w:color w:val="2E74B5"/>
+      <w:sz w:val="20"/>
     </w:rPr>
   </w:style>
   <w:style w:type="paragraph" w:styleId="Heading8">
@@ -864,9 +864,9 @@
     </w:pPr>
     <w:rPr>
       <w:rFonts w:ascii="Calibri" w:hAnsi="Calibri"/>
-      <w:sz w:val="20"/>
       <w:b/>
       <w:color w:val="2E74B5"/>
+      <w:sz w:val="20"/>
     </w:rPr>
   </w:style>
   <w:style w:type="paragraph" w:styleId="Heading9">
@@ -881,9 +881,9 @@
     </w:pPr>
     <w:rPr>
       <w:rFonts w:ascii="Calibri" w:hAnsi="Calibri"/>
-      <w:sz w:val="20"/>
       <w:b/>
       <w:color w:val="2E74B5"/>
+      <w:sz w:val="20"/>
     </w:rPr>
   </w:style>
   <w:style w:type="character" w:styleId="Emphasis" w:customStyle="1">
@@ -904,13 +904,13 @@
     <w:semiHidden/>
     <w:unhideWhenUsed/>
     <w:tblPr>
+      <w:tblInd w:w="0" w:type="dxa"/>
       <w:tblCellMar>
         <w:top w:w="0" w:type="dxa"/>
         <w:left w:w="108" w:type="dxa"/>
         <w:bottom w:w="0" w:type="dxa"/>
         <w:right w:w="108" w:type="dxa"/>
       </w:tblCellMar>
-      <w:tblInd w:w="0" w:type="dxa"/>
     </w:tblPr>
   </w:style>
   <w:style w:type="numbering" w:styleId="NoList" w:default="1">
@@ -1346,6 +1346,5 @@
   </a:themeElements>
   <a:objectDefaults/>
   <a:extraClrSchemeLst/>
-  <a:extLst/>
 </a:theme>
 </file>
--- a/examples/generated/complete_all_features.docx
+++ b/examples/generated/complete_all_features.docx
@@ -77,7 +77,9 @@
       <w:numFmt w:val="bullet"/>
       <w:lvlText w:val="•"/>
       <w:lvlJc w:val="left"/>
-      <w:ind w:left="720" w:hanging="360"/>
+      <w:pPr>
+        <w:ind w:left="720" w:hanging="360"/>
+      </w:pPr>
       <w:rPr>
         <w:rFonts w:ascii="Symbol" w:hAnsi="Symbol" w:hint="default"/>
       </w:rPr>
@@ -87,7 +89,9 @@
       <w:numFmt w:val="bullet"/>
       <w:lvlText w:val="○"/>
       <w:lvlJc w:val="left"/>
-      <w:ind w:left="1440" w:hanging="360"/>
+      <w:pPr>
+        <w:ind w:left="1440" w:hanging="360"/>
+      </w:pPr>
       <w:rPr>
         <w:rFonts w:ascii="Symbol" w:hAnsi="Symbol" w:hint="default"/>
       </w:rPr>
@@ -97,7 +101,9 @@
       <w:numFmt w:val="bullet"/>
       <w:lvlText w:val="■"/>
       <w:lvlJc w:val="left"/>
-      <w:ind w:left="2160" w:hanging="360"/>
+      <w:pPr>
+        <w:ind w:left="2160" w:hanging="360"/>
+      </w:pPr>
       <w:rPr>
         <w:rFonts w:ascii="Symbol" w:hAnsi="Symbol" w:hint="default"/>
       </w:rPr>
@@ -107,7 +113,9 @@
       <w:numFmt w:val="bullet"/>
       <w:lvlText w:val="•"/>
       <w:lvlJc w:val="left"/>
-      <w:ind w:left="2880" w:hanging="360"/>
+      <w:pPr>
+        <w:ind w:left="2880" w:hanging="360"/>
+      </w:pPr>
       <w:rPr>
         <w:rFonts w:ascii="Symbol" w:hAnsi="Symbol" w:hint="default"/>
       </w:rPr>
@@ -117,7 +125,9 @@
       <w:numFmt w:val="bullet"/>
       <w:lvlText w:val="○"/>
       <w:lvlJc w:val="left"/>
-      <w:ind w:left="3600" w:hanging="360"/>
+      <w:pPr>
+        <w:ind w:left="3600" w:hanging="360"/>
+      </w:pPr>
       <w:rPr>
         <w:rFonts w:ascii="Symbol" w:hAnsi="Symbol" w:hint="default"/>
       </w:rPr>
@@ -127,7 +137,9 @@
       <w:numFmt w:val="bullet"/>
       <w:lvlText w:val="■"/>
       <w:lvlJc w:val="left"/>
-      <w:ind w:left="4320" w:hanging="360"/>
+      <w:pPr>
+        <w:ind w:left="4320" w:hanging="360"/>
+      </w:pPr>
       <w:rPr>
         <w:rFonts w:ascii="Symbol" w:hAnsi="Symbol" w:hint="default"/>
       </w:rPr>
@@ -137,7 +149,9 @@
       <w:numFmt w:val="bullet"/>
       <w:lvlText w:val="•"/>
       <w:lvlJc w:val="left"/>
-      <w:ind w:left="5040" w:hanging="360"/>
+      <w:pPr>
+        <w:ind w:left="5040" w:hanging="360"/>
+      </w:pPr>
       <w:rPr>
         <w:rFonts w:ascii="Symbol" w:hAnsi="Symbol" w:hint="default"/>
       </w:rPr>
@@ -147,7 +161,9 @@
       <w:numFmt w:val="bullet"/>
       <w:lvlText w:val="○"/>
       <w:lvlJc w:val="left"/>
-      <w:ind w:left="5760" w:hanging="360"/>
+      <w:pPr>
+        <w:ind w:left="5760" w:hanging="360"/>
+      </w:pPr>
       <w:rPr>
         <w:rFonts w:ascii="Symbol" w:hAnsi="Symbol" w:hint="default"/>
       </w:rPr>
@@ -157,7 +173,9 @@
       <w:numFmt w:val="bullet"/>
       <w:lvlText w:val="■"/>
       <w:lvlJc w:val="left"/>
-      <w:ind w:left="6480" w:hanging="360"/>
+      <w:pPr>
+        <w:ind w:left="6480" w:hanging="360"/>
+      </w:pPr>
       <w:rPr>
         <w:rFonts w:ascii="Symbol" w:hAnsi="Symbol" w:hint="default"/>
       </w:rPr>
@@ -168,55 +186,73 @@
       <w:start w:val="1"/>
       <w:numFmt w:val="decimal"/>
       <w:lvlJc w:val="left"/>
-      <w:ind w:left="720" w:hanging="360"/>
+      <w:pPr>
+        <w:ind w:left="720" w:hanging="360"/>
+      </w:pPr>
     </w:lvl>
     <w:lvl w:ilvl="1">
       <w:start w:val="1"/>
       <w:numFmt w:val="decimal"/>
       <w:lvlJc w:val="left"/>
-      <w:ind w:left="1440" w:hanging="360"/>
+      <w:pPr>
+        <w:ind w:left="1440" w:hanging="360"/>
+      </w:pPr>
     </w:lvl>
     <w:lvl w:ilvl="2">
       <w:start w:val="1"/>
       <w:numFmt w:val="decimal"/>
       <w:lvlJc w:val="left"/>
-      <w:ind w:left="2160" w:hanging="360"/>
+      <w:pPr>
+        <w:ind w:left="2160" w:hanging="360"/>
+      </w:pPr>
     </w:lvl>
     <w:lvl w:ilvl="3">
       <w:start w:val="1"/>
       <w:numFmt w:val="decimal"/>
       <w:lvlJc w:val="left"/>
-      <w:ind w:left="2880" w:hanging="360"/>
+      <w:pPr>
+        <w:ind w:left="2880" w:hanging="360"/>
+      </w:pPr>
     </w:lvl>
     <w:lvl w:ilvl="4">
       <w:start w:val="1"/>
       <w:numFmt w:val="decimal"/>
       <w:lvlJc w:val="left"/>
-      <w:ind w:left="3600" w:hanging="360"/>
+      <w:pPr>
+        <w:ind w:left="3600" w:hanging="360"/>
+      </w:pPr>
     </w:lvl>
     <w:lvl w:ilvl="5">
       <w:start w:val="1"/>
       <w:numFmt w:val="decimal"/>
       <w:lvlJc w:val="left"/>
-      <w:ind w:left="4320" w:hanging="360"/>
+      <w:pPr>
+        <w:ind w:left="4320" w:hanging="360"/>
+      </w:pPr>
     </w:lvl>
     <w:lvl w:ilvl="6">
       <w:start w:val="1"/>
       <w:numFmt w:val="decimal"/>
       <w:lvlJc w:val="left"/>
-      <w:ind w:left="5040" w:hanging="360"/>
+      <w:pPr>
+        <w:ind w:left="5040" w:hanging="360"/>
+      </w:pPr>
     </w:lvl>
     <w:lvl w:ilvl="7">
       <w:start w:val="1"/>
       <w:numFmt w:val="decimal"/>
       <w:lvlJc w:val="left"/>
-      <w:ind w:left="5760" w:hanging="360"/>
+      <w:pPr>
+        <w:ind w:left="5760" w:hanging="360"/>
+      </w:pPr>
     </w:lvl>
     <w:lvl w:ilvl="8">
       <w:start w:val="1"/>
       <w:numFmt w:val="decimal"/>
       <w:lvlJc w:val="left"/>
-      <w:ind w:left="6480" w:hanging="360"/>
+      <w:pPr>
+        <w:ind w:left="6480" w:hanging="360"/>
+      </w:pPr>
     </w:lvl>
   </w:abstractNum>
   <w:abstractNum w:abstractNumId="2">
@@ -225,7 +261,9 @@
       <w:numFmt w:val="bullet"/>
       <w:lvlText w:val="•"/>
       <w:lvlJc w:val="left"/>
-      <w:ind w:left="720" w:hanging="360"/>
+      <w:pPr>
+        <w:ind w:left="720" w:hanging="360"/>
+      </w:pPr>
       <w:rPr>
         <w:rFonts w:ascii="Symbol" w:hAnsi="Symbol" w:hint="default"/>
       </w:rPr>
@@ -235,7 +273,9 @@
       <w:numFmt w:val="bullet"/>
       <w:lvlText w:val="○"/>
       <w:lvlJc w:val="left"/>
-      <w:ind w:left="1440" w:hanging="360"/>
+      <w:pPr>
+        <w:ind w:left="1440" w:hanging="360"/>
+      </w:pPr>
       <w:rPr>
         <w:rFonts w:ascii="Symbol" w:hAnsi="Symbol" w:hint="default"/>
       </w:rPr>
@@ -245,7 +285,9 @@
       <w:numFmt w:val="bullet"/>
       <w:lvlText w:val="■"/>
       <w:lvlJc w:val="left"/>
-      <w:ind w:left="2160" w:hanging="360"/>
+      <w:pPr>
+        <w:ind w:left="2160" w:hanging="360"/>
+      </w:pPr>
       <w:rPr>
         <w:rFonts w:ascii="Symbol" w:hAnsi="Symbol" w:hint="default"/>
       </w:rPr>
@@ -255,7 +297,9 @@
       <w:numFmt w:val="bullet"/>
       <w:lvlText w:val="•"/>
       <w:lvlJc w:val="left"/>
-      <w:ind w:left="2880" w:hanging="360"/>
+      <w:pPr>
+        <w:ind w:left="2880" w:hanging="360"/>
+      </w:pPr>
       <w:rPr>
         <w:rFonts w:ascii="Symbol" w:hAnsi="Symbol" w:hint="default"/>
       </w:rPr>
@@ -265,7 +309,9 @@
       <w:numFmt w:val="bullet"/>
       <w:lvlText w:val="○"/>
       <w:lvlJc w:val="left"/>
-      <w:ind w:left="3600" w:hanging="360"/>
+      <w:pPr>
+        <w:ind w:left="3600" w:hanging="360"/>
+      </w:pPr>
       <w:rPr>
         <w:rFonts w:ascii="Symbol" w:hAnsi="Symbol" w:hint="default"/>
       </w:rPr>
@@ -275,7 +321,9 @@
       <w:numFmt w:val="bullet"/>
       <w:lvlText w:val="■"/>
       <w:lvlJc w:val="left"/>
-      <w:ind w:left="4320" w:hanging="360"/>
+      <w:pPr>
+        <w:ind w:left="4320" w:hanging="360"/>
+      </w:pPr>
       <w:rPr>
         <w:rFonts w:ascii="Symbol" w:hAnsi="Symbol" w:hint="default"/>
       </w:rPr>
@@ -285,7 +333,9 @@
       <w:numFmt w:val="bullet"/>
       <w:lvlText w:val="•"/>
       <w:lvlJc w:val="left"/>
-      <w:ind w:left="5040" w:hanging="360"/>
+      <w:pPr>
+        <w:ind w:left="5040" w:hanging="360"/>
+      </w:pPr>
       <w:rPr>
         <w:rFonts w:ascii="Symbol" w:hAnsi="Symbol" w:hint="default"/>
       </w:rPr>
@@ -295,7 +345,9 @@
       <w:numFmt w:val="bullet"/>
       <w:lvlText w:val="○"/>
       <w:lvlJc w:val="left"/>
-      <w:ind w:left="5760" w:hanging="360"/>
+      <w:pPr>
+        <w:ind w:left="5760" w:hanging="360"/>
+      </w:pPr>
       <w:rPr>
         <w:rFonts w:ascii="Symbol" w:hAnsi="Symbol" w:hint="default"/>
       </w:rPr>
@@ -305,7 +357,9 @@
       <w:numFmt w:val="bullet"/>
       <w:lvlText w:val="■"/>
       <w:lvlJc w:val="left"/>
-      <w:ind w:left="6480" w:hanging="360"/>
+      <w:pPr>
+        <w:ind w:left="6480" w:hanging="360"/>
+      </w:pPr>
       <w:rPr>
         <w:rFonts w:ascii="Symbol" w:hAnsi="Symbol" w:hint="default"/>
       </w:rPr>

--- a/examples/generated/complete_all_features.docx
+++ b/examples/generated/complete_all_features.docx
@@ -1,6 +1,6 @@
 
 <file path=word/document.xml><?xml version="1.0" encoding="UTF-8" standalone="yes"?>
-<w:document xmlns:aink="http://schemas.microsoft.com/office/drawing/2016/ink" xmlns:am3d="http://schemas.microsoft.com/office/drawing/2017/model3d" xmlns:cx="http://schemas.microsoft.com/office/drawing/2014/chartex" xmlns:cx1="http://schemas.microsoft.com/office/drawing/2015/9/8/chartex" xmlns:cx2="http://schemas.microsoft.com/office/drawing/2015/10/21/chartex" xmlns:cx3="http://schemas.microsoft.com/office/drawing/2016/5/9/chartex" xmlns:cx4="http://schemas.microsoft.com/office/drawing/2016/5/10/chartex" xmlns:cx5="http://schemas.microsoft.com/office/drawing/2016/5/11/chartex" xmlns:cx6="http://schemas.microsoft.com/office/drawing/2016/5/12/chartex" xmlns:cx7="http://schemas.microsoft.com/office/drawing/2016/5/13/chartex" xmlns:cx8="http://schemas.microsoft.com/office/drawing/2016/5/14/chartex" xmlns:m="http://schemas.openxmlformats.org/officeDocument/2006/math" xmlns:mc="http://schemas.openxmlformats.org/markup-compatibility/2006" xmlns:o="urn:schemas-microsoft-com:office:office" xmlns:oel="http://schemas.microsoft.com/office/2019/extlst" xmlns:r="http://schemas.openxmlformats.org/officeDocument/2006/relationships" xmlns:v="urn:schemas-microsoft-com:vml" xmlns:w="http://schemas.openxmlformats.org/wordprocessingml/2006/main" xmlns:w10="urn:schemas-microsoft-com:office:word" xmlns:w14="http://schemas.microsoft.com/office/word/2010/wordml" xmlns:w15="http://schemas.microsoft.com/office/word/2012/wordml" xmlns:w16="http://schemas.microsoft.com/office/word/2018/wordml" xmlns:w16cex="http://schemas.microsoft.com/office/word/2018/wordml/cex" xmlns:w16cid="http://schemas.microsoft.com/office/word/2016/wordml/cid" xmlns:w16du="http://schemas.microsoft.com/office/word/2023/wordml/word16du" xmlns:w16sdtdh="http://schemas.microsoft.com/office/word/2020/wordml/sdtdatahash" xmlns:w16sdtfl="http://schemas.microsoft.com/office/word/2024/wordml/sdtformatlock" xmlns:w16se="http://schemas.microsoft.com/office/word/2015/wordml/symex" xmlns:wne="http://schemas.microsoft.com/office/word/2006/wordml" xmlns:wp="http://schemas.openxmlformats.org/drawingml/2006/wordprocessingDrawing" xmlns:wp14="http://schemas.microsoft.com/office/word/2010/wordprocessingDrawing" xmlns:wpc="http://schemas.microsoft.com/office/word/2010/wordprocessingCanvas" xmlns:wpg="http://schemas.microsoft.com/office/word/2010/wordprocessingGroup" xmlns:wpi="http://schemas.microsoft.com/office/word/2010/wordprocessingInk" xmlns:wps="http://schemas.microsoft.com/office/word/2010/wordprocessingShape" mc:Ignorable="w14 w15 w16 w16cex w16cid w16du w16sdtdh w16sdtfl w16se wp14"><w:body><w:p><w:pPr/><w:r><w:t>Complete Feature Showcase</w:t></w:r></w:p><w:p><w:pPr/><w:r><w:t>Every Builder API Feature in One Document</w:t></w:r></w:p><w:p><w:r><w:t>Jane Doe</w:t></w:r><w:r><w:t xml:space="preserve"> — March 26, 2026</w:t></w:r></w:p><w:p><w:r><w:br w:type="page"/></w:r></w:p><w:p><w:r><w:t>Contents</w:t></w:r></w:p><w:p><w:fldChar w:fldCharType="begin"/><w:fldChar w:fldCharType="separate"/><w:fldChar w:fldCharType="end"/><w:instrText> TOC \o "1-3" \h \z \u </w:instrText></w:p><w:p><w:r><w:br w:type="page"/></w:r></w:p><w:p><w:pPr><w:pStyle w:val="Heading1"/></w:pPr><w:r><w:t>1. Text Formatting</w:t></w:r></w:p><w:p><w:r><w:t xml:space="preserve">This paragraph demonstrates </w:t></w:r><w:r><w:rPr><w:b/></w:rPr><w:t>bold</w:t></w:r><w:r><w:t xml:space="preserve">, </w:t></w:r><w:r><w:rPr><w:i/></w:rPr><w:t>italic</w:t></w:r><w:r><w:t xml:space="preserve">, </w:t></w:r><w:r><w:rPr><w:u w:val="single"/></w:rPr><w:t>underline</w:t></w:r><w:r><w:t xml:space="preserve">, </w:t></w:r><w:r><w:rPr><w:color w:val="FF0000"/></w:rPr><w:t>colored</w:t></w:r><w:r><w:t xml:space="preserve">, </w:t></w:r><w:r><w:rPr><w:highlight w:val="yellow"/></w:rPr><w:t>highlighted</w:t></w:r><w:r><w:t xml:space="preserve">, and </w:t></w:r><w:r><w:rPr><w:b/><w:i/><w:color w:val="0000FF"/></w:rPr><w:t>bold italic colored</w:t></w:r><w:r><w:t xml:space="preserve"> text.</w:t></w:r></w:p><w:p><w:r><w:t xml:space="preserve">Different sizes: </w:t></w:r><w:r><w:rPr><w:sz w:val="32"/></w:rPr><w:t>small</w:t></w:r><w:r><w:t xml:space="preserve">, </w:t></w:r><w:r><w:rPr><w:sz w:val="44"/></w:rPr><w:t>normal</w:t></w:r><w:r><w:t xml:space="preserve">, </w:t></w:r><w:r><w:rPr><w:sz w:val="64"/></w:rPr><w:t>large</w:t></w:r></w:p><w:p><w:r><w:t xml:space="preserve">Text effects: </w:t></w:r><w:r><w:rPr><w:sz w:val="32"/></w:rPr><w:t>superscript2</w:t></w:r><w:r><w:t xml:space="preserve"> and </w:t></w:r><w:r><w:rPr><w:sz w:val="32"/></w:rPr><w:t>H2</w:t></w:r><w:r><w:t>O</w:t></w:r></w:p><w:p><w:pPr><w:pStyle w:val="Heading1"/></w:pPr><w:r><w:t>2. Lists</w:t></w:r></w:p><w:p><w:pPr><w:pStyle w:val="Heading2"/></w:pPr><w:r><w:t>2.1 Bullet List</w:t></w:r></w:p><w:p><w:r><w:t>Key features of Uniword:</w:t></w:r></w:p><w:p><w:pPr><w:numPr><w:ilvl w:val="0"/><w:numId w:val="1"/></w:numPr></w:pPr><w:r><w:t>Comprehensive OOXML model coverage</w:t></w:r></w:p><w:p><w:pPr><w:numPr><w:ilvl w:val="0"/><w:numId w:val="1"/></w:numPr></w:pPr><w:r><w:t>Builder API for document construction</w:t></w:r></w:p><w:p><w:pPr><w:numPr><w:ilvl w:val="0"/><w:numId w:val="1"/></w:numPr></w:pPr><w:r><w:t>Round-trip fidelity</w:t></w:r></w:p><w:p><w:pPr><w:numPr><w:ilvl w:val="0"/><w:numId w:val="1"/></w:numPr></w:pPr><w:r><w:t>Theme support</w:t></w:r></w:p><w:p><w:pPr><w:numPr><w:ilvl w:val="0"/><w:numId w:val="1"/></w:numPr></w:pPr><w:r><w:rPr><w:b/></w:rPr><w:t>Rich text</w:t></w:r><w:r><w:t xml:space="preserve"> in list items</w:t></w:r></w:p><w:p><w:pPr><w:pStyle w:val="Heading2"/></w:pPr><w:r><w:t>2.2 Numbered List</w:t></w:r></w:p><w:p><w:r><w:t>Getting started steps:</w:t></w:r></w:p><w:p><w:pPr><w:numPr><w:ilvl w:val="0"/><w:numId w:val="2"/></w:numPr></w:pPr><w:r><w:t>Install the gem</w:t></w:r></w:p><w:p><w:pPr><w:numPr><w:ilvl w:val="0"/><w:numId w:val="2"/></w:numPr></w:pPr><w:r><w:t>Require the library</w:t></w:r></w:p><w:p><w:pPr><w:numPr><w:ilvl w:val="0"/><w:numId w:val="2"/></w:numPr></w:pPr><w:r><w:t>Create a DocumentBuilder</w:t></w:r></w:p><w:p><w:pPr><w:numPr><w:ilvl w:val="0"/><w:numId w:val="2"/></w:numPr></w:pPr><w:r><w:t>Add content</w:t></w:r></w:p><w:p><w:pPr><w:numPr><w:ilvl w:val="0"/><w:numId w:val="2"/></w:numPr></w:pPr><w:r><w:t>Save the document</w:t></w:r></w:p><w:p><w:pPr><w:pStyle w:val="Heading1"/></w:pPr><w:r><w:t>3. Tables</w:t></w:r></w:p><w:p><w:r><w:t>The following table shows project metrics:</w:t></w:r></w:p><w:tbl><w:tblPr><w:tblW w:w="0" w:type="auto"/><w:tblLook w:val="04A0" w:firstRow="1" w:lastRow="0" w:firstColumn="1" w:lastColumn="0" w:noHBand="0" w:noVBand="1"/></w:tblPr><w:tblGrid><w:gridCol/><w:gridCol/><w:gridCol/><w:gridCol/><w:gridCol/></w:tblGrid><w:tr><w:tc><w:tcPr><w:tcW w:w="0" w:type="auto"/><w:shd w:val="clear" w:color="FFFFFF" w:fill="2E5090"/></w:tcPr><w:p><w:r><w:t>Metric</w:t></w:r></w:p></w:tc><w:tc><w:tcPr><w:tcW w:w="0" w:type="auto"/><w:shd w:val="clear" w:color="FFFFFF" w:fill="2E5090"/></w:tcPr><w:p><w:r><w:t>Q1</w:t></w:r></w:p></w:tc><w:tc><w:tcPr><w:tcW w:w="0" w:type="auto"/><w:shd w:val="clear" w:color="FFFFFF" w:fill="2E5090"/></w:tcPr><w:p><w:r><w:t>Q2</w:t></w:r></w:p></w:tc><w:tc><w:tcPr><w:tcW w:w="0" w:type="auto"/><w:shd w:val="clear" w:color="FFFFFF" w:fill="2E5090"/></w:tcPr><w:p><w:r><w:t>Q3</w:t></w:r></w:p></w:tc><w:tc><w:tcPr><w:tcW w:w="0" w:type="auto"/><w:shd w:val="clear" w:color="FFFFFF" w:fill="2E5090"/></w:tcPr><w:p><w:r><w:t>Q4</w:t></w:r></w:p></w:tc></w:tr><w:tr><w:tc><w:tcPr><w:tcW w:w="0" w:type="auto"/></w:tcPr><w:p><w:r><w:t>Revenue</w:t></w:r></w:p></w:tc><w:tc><w:tcPr><w:tcW w:w="0" w:type="auto"/></w:tcPr><w:p><w:r><w:t>$1.2M</w:t></w:r></w:p></w:tc><w:tc><w:tcPr><w:tcW w:w="0" w:type="auto"/></w:tcPr><w:p><w:r><w:t>$1.5M</w:t></w:r></w:p></w:tc><w:tc><w:tcPr><w:tcW w:w="0" w:type="auto"/></w:tcPr><w:p><w:r><w:t>$1.4M</w:t></w:r></w:p></w:tc><w:tc><w:tcPr><w:tcW w:w="0" w:type="auto"/></w:tcPr><w:p><w:r><w:t>$1.6M</w:t></w:r></w:p></w:tc></w:tr><w:tr><w:tc><w:tcPr><w:tcW w:w="0" w:type="auto"/></w:tcPr><w:p><w:r><w:t>Users</w:t></w:r></w:p></w:tc><w:tc><w:tcPr><w:tcW w:w="0" w:type="auto"/></w:tcPr><w:p><w:r><w:t>10K</w:t></w:r></w:p></w:tc><w:tc><w:tcPr><w:tcW w:w="0" w:type="auto"/></w:tcPr><w:p><w:r><w:t>15K</w:t></w:r></w:p></w:tc><w:tc><w:tcPr><w:tcW w:w="0" w:type="auto"/></w:tcPr><w:p><w:r><w:t>18K</w:t></w:r></w:p></w:tc><w:tc><w:tcPr><w:tcW w:w="0" w:type="auto"/></w:tcPr><w:p><w:r><w:t>25K</w:t></w:r></w:p></w:tc></w:tr><w:tr><w:tc><w:tcPr><w:tcW w:w="0" w:type="auto"/></w:tcPr><w:p><w:r><w:t>NPS Score</w:t></w:r></w:p></w:tc><w:tc><w:tcPr><w:tcW w:w="0" w:type="auto"/></w:tcPr><w:p><w:r><w:t>72</w:t></w:r></w:p></w:tc><w:tc><w:tcPr><w:tcW w:w="0" w:type="auto"/></w:tcPr><w:p><w:r><w:t>78</w:t></w:r></w:p></w:tc><w:tc><w:tcPr><w:tcW w:w="0" w:type="auto"/></w:tcPr><w:p><w:r><w:t>81</w:t></w:r></w:p></w:tc><w:tc><w:tcPr><w:tcW w:w="0" w:type="auto"/></w:tcPr><w:p><w:r><w:t>85</w:t></w:r></w:p></w:tc></w:tr></w:tbl><w:p><w:pPr><w:pStyle w:val="Heading1"/></w:pPr><w:r><w:t>4. Charts</w:t></w:r></w:p><w:p><w:pPr><w:pStyle w:val="Heading2"/></w:pPr><w:r><w:t>4.1 Bar Chart</w:t></w:r></w:p><w:p><w:r><w:drawing><wp:inline><wp:extent cx="5486400" cy="3200400"/><wp:effectExtent/><wp:docPr id="347343784" name="Chart bar"/><graphic xmlns="http://schemas.openxmlformats.org/drawingml/2006/main"><graphicData uri="http://schemas.openxmlformats.org/drawingml/2006/chart"><chart xmlns="http://schemas.openxmlformats.org/drawingml/2006/chart" c:id="rIdChart1"/></graphicData></graphic></wp:inline></w:drawing></w:r></w:p><w:p><w:pPr><w:pStyle w:val="Heading2"/></w:pPr><w:r><w:t>4.2 Line Chart</w:t></w:r></w:p><w:p><w:r><w:drawing><wp:inline><wp:extent cx="5486400" cy="3200400"/><wp:effectExtent/><wp:docPr id="263562126" name="Chart line"/><graphic xmlns="http://schemas.openxmlformats.org/drawingml/2006/main"><graphicData uri="http://schemas.openxmlformats.org/drawingml/2006/chart"><chart xmlns="http://schemas.openxmlformats.org/drawingml/2006/chart" c:id="rIdChart2"/></graphicData></graphic></wp:inline></w:drawing></w:r></w:p><w:p><w:pPr><w:pStyle w:val="Heading1"/></w:pPr><w:r><w:t>5. Hyperlinks</w:t></w:r></w:p><w:p><w:r><w:t xml:space="preserve">Visit the </w:t></w:r><w:hyperlink r:id="rId9"><w:r><w:rPr><w:color w:val="0000FF"/><w:u w:val="single"/></w:rPr><w:t>ECMA-376 specification</w:t></w:r></w:hyperlink><w:r><w:t xml:space="preserve"> for the complete OOXML standard.</w:t></w:r></w:p><w:p><w:r><w:t xml:space="preserve">Uniword is hosted at </w:t></w:r><w:hyperlink r:id="rId10"><w:r><w:rPr><w:color w:val="0000FF"/><w:u w:val="single"/></w:rPr><w:t>GitHub</w:t></w:r></w:hyperlink><w:r><w:t>.</w:t></w:r></w:p><w:p><w:pPr><w:pStyle w:val="Heading1"/></w:pPr><w:r><w:t>6. References</w:t></w:r></w:p><w:p><w:r><w:t>This document references the following sources:</w:t></w:r></w:p><w:p><w:sdt><w:sdtPr><w:id w:val="1"/><w:bibliography/><w:docPartObj><w:docPartGallery w:val="Bibliographies"/><w:docPartUnique/></w:docPartObj></w:sdtPr></w:sdt></w:p><w:p><w:r><w:br w:type="page"/></w:r></w:p><w:p><w:pPr><w:pStyle w:val="Heading1"/></w:pPr><w:r><w:t>7. Special Elements</w:t></w:r></w:p><w:p><w:pPr><w:pStyle w:val="Heading2"/></w:pPr><w:r><w:t>7.1 Horizontal Rule</w:t></w:r></w:p><w:p><w:r><w:t>Content above the rule.</w:t></w:r></w:p><w:p><w:pPr><w:pBdr><w:bottom w:val="single" w:sz="6" w:color="auto"/></w:pBdr><w:spacing w:after="0"/></w:pPr></w:p><w:p><w:r><w:t>Content below the rule.</w:t></w:r></w:p><w:p><w:pPr><w:pStyle w:val="Heading2"/></w:pPr><w:r><w:t>7.2 Bookmark</w:t></w:r></w:p><w:p><w:bookmarkStart w:id="1" w:name="appendix-anchor"/><w:r><w:t>This paragraph is bookmarked as "appendix-anchor".</w:t></w:r><w:bookmarkEnd w:id="1"/></w:p><w:p><w:pPr><w:pStyle w:val="Heading2"/></w:pPr><w:r><w:t>7.3 Date and Time Fields</w:t></w:r></w:p><w:p><w:r><w:t xml:space="preserve">Current date: </w:t></w:r></w:p><w:p><w:r><w:fldChar w:fldCharType="begin"/></w:r><w:r><w:instrText> DATE \@ "M/d/yyyy" </w:instrText></w:r><w:r><w:fldChar w:fldCharType="separate"/></w:r><w:r><w:fldChar w:fldCharType="end"/></w:r></w:p><w:p><w:r><w:t xml:space="preserve">Current time: </w:t></w:r></w:p><w:p><w:r><w:fldChar w:fldCharType="begin"/></w:r><w:r><w:instrText> TIME \@ "h:mm:ss am/pm" </w:instrText></w:r><w:r><w:fldChar w:fldCharType="separate"/></w:r><w:r><w:fldChar w:fldCharType="end"/></w:r></w:p><w:p><w:r><w:br w:type="page"/></w:r></w:p><w:p><w:pPr><w:pStyle w:val="Heading1"/></w:pPr><w:r><w:t>8. Appendix</w:t></w:r></w:p><w:p><w:r><w:t>This is the appendix section, separated by a page break.</w:t></w:r></w:p><w:p><w:pPr><w:numPr><w:ilvl w:val="0"/><w:numId w:val="3"/></w:numPr></w:pPr><w:r><w:t>Additional resource A</w:t></w:r></w:p><w:p><w:pPr><w:numPr><w:ilvl w:val="0"/><w:numId w:val="3"/></w:numPr></w:pPr><w:r><w:t>Additional resource B</w:t></w:r></w:p><w:p><w:pPr><w:numPr><w:ilvl w:val="0"/><w:numId w:val="3"/></w:numPr></w:pPr><w:r><w:t>Additional resource C</w:t></w:r></w:p><w:sectPr w:val="nextPage"><w:headerReference w:type="default" r:id="rId7"/><w:footerReference w:type="default" r:id="rId8"/><w:pgSz w:w="12240" w:h="15840" w:orient="portrait"/><w:pgMar w:top="1440" w:bottom="1440" w:left="1440" w:right="1440" w:header="720" w:footer="720" w:gutter="0"/><w:pgNumType w:start="1"/><w:cols w:num="1" w:space="720"/><w:docGrid w:linePitch="360"/></w:sectPr></w:body></w:document>
+<w:document xmlns:aink="http://schemas.microsoft.com/office/drawing/2016/ink" xmlns:am3d="http://schemas.microsoft.com/office/drawing/2017/model3d" xmlns:cx="http://schemas.microsoft.com/office/drawing/2014/chartex" xmlns:cx1="http://schemas.microsoft.com/office/drawing/2015/9/8/chartex" xmlns:cx2="http://schemas.microsoft.com/office/drawing/2015/10/21/chartex" xmlns:cx3="http://schemas.microsoft.com/office/drawing/2016/5/9/chartex" xmlns:cx4="http://schemas.microsoft.com/office/drawing/2016/5/10/chartex" xmlns:cx5="http://schemas.microsoft.com/office/drawing/2016/5/11/chartex" xmlns:cx6="http://schemas.microsoft.com/office/drawing/2016/5/12/chartex" xmlns:cx7="http://schemas.microsoft.com/office/drawing/2016/5/13/chartex" xmlns:cx8="http://schemas.microsoft.com/office/drawing/2016/5/14/chartex" xmlns:m="http://schemas.openxmlformats.org/officeDocument/2006/math" xmlns:mc="http://schemas.openxmlformats.org/markup-compatibility/2006" xmlns:o="urn:schemas-microsoft-com:office:office" xmlns:oel="http://schemas.microsoft.com/office/2019/extlst" xmlns:r="http://schemas.openxmlformats.org/officeDocument/2006/relationships" xmlns:v="urn:schemas-microsoft-com:vml" xmlns:w="http://schemas.openxmlformats.org/wordprocessingml/2006/main" xmlns:w10="urn:schemas-microsoft-com:office:word" xmlns:w14="http://schemas.microsoft.com/office/word/2010/wordml" xmlns:w15="http://schemas.microsoft.com/office/word/2012/wordml" xmlns:w16="http://schemas.microsoft.com/office/word/2018/wordml" xmlns:w16cex="http://schemas.microsoft.com/office/word/2018/wordml/cex" xmlns:w16cid="http://schemas.microsoft.com/office/word/2016/wordml/cid" xmlns:w16du="http://schemas.microsoft.com/office/word/2023/wordml/word16du" xmlns:w16sdtdh="http://schemas.microsoft.com/office/word/2020/wordml/sdtdatahash" xmlns:w16sdtfl="http://schemas.microsoft.com/office/word/2024/wordml/sdtformatlock" xmlns:w16se="http://schemas.microsoft.com/office/word/2015/wordml/symex" xmlns:wne="http://schemas.microsoft.com/office/word/2006/wordml" xmlns:wp="http://schemas.openxmlformats.org/drawingml/2006/wordprocessingDrawing" xmlns:wp14="http://schemas.microsoft.com/office/word/2010/wordprocessingDrawing" xmlns:wpc="http://schemas.microsoft.com/office/word/2010/wordprocessingCanvas" xmlns:wpg="http://schemas.microsoft.com/office/word/2010/wordprocessingGroup" xmlns:wpi="http://schemas.microsoft.com/office/word/2010/wordprocessingInk" xmlns:wps="http://schemas.microsoft.com/office/word/2010/wordprocessingShape" mc:Ignorable="w14 w15 w16 w16cex w16cid w16du w16sdtdh w16sdtfl w16se wp14"><w:body><w:p><w:pPr/><w:r><w:t>Complete Feature Showcase</w:t></w:r></w:p><w:p><w:pPr/><w:r><w:t>Every Builder API Feature in One Document</w:t></w:r></w:p><w:p><w:r><w:t>Jane Doe</w:t></w:r><w:r><w:t xml:space="preserve"> — March 26, 2026</w:t></w:r></w:p><w:p><w:r><w:br w:type="page"/></w:r></w:p><w:p><w:r><w:t>Contents</w:t></w:r></w:p><w:p><w:fldChar w:fldCharType="begin"/><w:fldChar w:fldCharType="separate"/><w:fldChar w:fldCharType="end"/><w:instrText> TOC \o "1-3" \h \z \u </w:instrText></w:p><w:p><w:r><w:br w:type="page"/></w:r></w:p><w:p><w:pPr><w:pStyle w:val="Heading1"/></w:pPr><w:r><w:t>1. Text Formatting</w:t></w:r></w:p><w:p><w:r><w:t xml:space="preserve">This paragraph demonstrates </w:t></w:r><w:r><w:rPr><w:b/></w:rPr><w:t>bold</w:t></w:r><w:r><w:t xml:space="preserve">, </w:t></w:r><w:r><w:rPr><w:i/></w:rPr><w:t>italic</w:t></w:r><w:r><w:t xml:space="preserve">, </w:t></w:r><w:r><w:rPr><w:u w:val="single"/></w:rPr><w:t>underline</w:t></w:r><w:r><w:t xml:space="preserve">, </w:t></w:r><w:r><w:rPr><w:color w:val="FF0000"/></w:rPr><w:t>colored</w:t></w:r><w:r><w:t xml:space="preserve">, </w:t></w:r><w:r><w:rPr><w:highlight w:val="yellow"/></w:rPr><w:t>highlighted</w:t></w:r><w:r><w:t xml:space="preserve">, and </w:t></w:r><w:r><w:rPr><w:b/><w:i/><w:color w:val="0000FF"/></w:rPr><w:t>bold italic colored</w:t></w:r><w:r><w:t xml:space="preserve"> text.</w:t></w:r></w:p><w:p><w:r><w:t xml:space="preserve">Different sizes: </w:t></w:r><w:r><w:rPr><w:sz w:val="32"/></w:rPr><w:t>small</w:t></w:r><w:r><w:t xml:space="preserve">, </w:t></w:r><w:r><w:rPr><w:sz w:val="44"/></w:rPr><w:t>normal</w:t></w:r><w:r><w:t xml:space="preserve">, </w:t></w:r><w:r><w:rPr><w:sz w:val="64"/></w:rPr><w:t>large</w:t></w:r></w:p><w:p><w:r><w:t xml:space="preserve">Text effects: </w:t></w:r><w:r><w:rPr><w:sz w:val="32"/></w:rPr><w:t>superscript2</w:t></w:r><w:r><w:t xml:space="preserve"> and </w:t></w:r><w:r><w:rPr><w:sz w:val="32"/></w:rPr><w:t>H2</w:t></w:r><w:r><w:t>O</w:t></w:r></w:p><w:p><w:pPr><w:pStyle w:val="Heading1"/></w:pPr><w:r><w:t>2. Lists</w:t></w:r></w:p><w:p><w:pPr><w:pStyle w:val="Heading2"/></w:pPr><w:r><w:t>2.1 Bullet List</w:t></w:r></w:p><w:p><w:r><w:t>Key features of Uniword:</w:t></w:r></w:p><w:p><w:pPr><w:numPr><w:ilvl w:val="0"/><w:numId w:val="1"/></w:numPr></w:pPr><w:r><w:t>Comprehensive OOXML model coverage</w:t></w:r></w:p><w:p><w:pPr><w:numPr><w:ilvl w:val="0"/><w:numId w:val="1"/></w:numPr></w:pPr><w:r><w:t>Builder API for document construction</w:t></w:r></w:p><w:p><w:pPr><w:numPr><w:ilvl w:val="0"/><w:numId w:val="1"/></w:numPr></w:pPr><w:r><w:t>Round-trip fidelity</w:t></w:r></w:p><w:p><w:pPr><w:numPr><w:ilvl w:val="0"/><w:numId w:val="1"/></w:numPr></w:pPr><w:r><w:t>Theme support</w:t></w:r></w:p><w:p><w:pPr><w:numPr><w:ilvl w:val="0"/><w:numId w:val="1"/></w:numPr></w:pPr><w:r><w:rPr><w:b/></w:rPr><w:t>Rich text</w:t></w:r><w:r><w:t xml:space="preserve"> in list items</w:t></w:r></w:p><w:p><w:pPr><w:pStyle w:val="Heading2"/></w:pPr><w:r><w:t>2.2 Numbered List</w:t></w:r></w:p><w:p><w:r><w:t>Getting started steps:</w:t></w:r></w:p><w:p><w:pPr><w:numPr><w:ilvl w:val="0"/><w:numId w:val="2"/></w:numPr></w:pPr><w:r><w:t>Install the gem</w:t></w:r></w:p><w:p><w:pPr><w:numPr><w:ilvl w:val="0"/><w:numId w:val="2"/></w:numPr></w:pPr><w:r><w:t>Require the library</w:t></w:r></w:p><w:p><w:pPr><w:numPr><w:ilvl w:val="0"/><w:numId w:val="2"/></w:numPr></w:pPr><w:r><w:t>Create a DocumentBuilder</w:t></w:r></w:p><w:p><w:pPr><w:numPr><w:ilvl w:val="0"/><w:numId w:val="2"/></w:numPr></w:pPr><w:r><w:t>Add content</w:t></w:r></w:p><w:p><w:pPr><w:numPr><w:ilvl w:val="0"/><w:numId w:val="2"/></w:numPr></w:pPr><w:r><w:t>Save the document</w:t></w:r></w:p><w:p><w:pPr><w:pStyle w:val="Heading1"/></w:pPr><w:r><w:t>3. Tables</w:t></w:r></w:p><w:p><w:r><w:t>The following table shows project metrics:</w:t></w:r></w:p><w:tbl><w:tblPr><w:tblW w:w="0" w:type="auto"/><w:tblLook w:val="04A0" w:firstRow="1" w:lastRow="0" w:firstColumn="1" w:lastColumn="0" w:noHBand="0" w:noVBand="1"/></w:tblPr><w:tblGrid><w:gridCol/><w:gridCol/><w:gridCol/><w:gridCol/><w:gridCol/></w:tblGrid><w:tr><w:tc><w:tcPr><w:tcW w:w="0" w:type="auto"/><w:shd w:val="clear" w:color="FFFFFF" w:fill="2E5090"/></w:tcPr><w:p><w:r><w:t>Metric</w:t></w:r></w:p></w:tc><w:tc><w:tcPr><w:tcW w:w="0" w:type="auto"/><w:shd w:val="clear" w:color="FFFFFF" w:fill="2E5090"/></w:tcPr><w:p><w:r><w:t>Q1</w:t></w:r></w:p></w:tc><w:tc><w:tcPr><w:tcW w:w="0" w:type="auto"/><w:shd w:val="clear" w:color="FFFFFF" w:fill="2E5090"/></w:tcPr><w:p><w:r><w:t>Q2</w:t></w:r></w:p></w:tc><w:tc><w:tcPr><w:tcW w:w="0" w:type="auto"/><w:shd w:val="clear" w:color="FFFFFF" w:fill="2E5090"/></w:tcPr><w:p><w:r><w:t>Q3</w:t></w:r></w:p></w:tc><w:tc><w:tcPr><w:tcW w:w="0" w:type="auto"/><w:shd w:val="clear" w:color="FFFFFF" w:fill="2E5090"/></w:tcPr><w:p><w:r><w:t>Q4</w:t></w:r></w:p></w:tc></w:tr><w:tr><w:tc><w:tcPr><w:tcW w:w="0" w:type="auto"/></w:tcPr><w:p><w:r><w:t>Revenue</w:t></w:r></w:p></w:tc><w:tc><w:tcPr><w:tcW w:w="0" w:type="auto"/></w:tcPr><w:p><w:r><w:t>$1.2M</w:t></w:r></w:p></w:tc><w:tc><w:tcPr><w:tcW w:w="0" w:type="auto"/></w:tcPr><w:p><w:r><w:t>$1.5M</w:t></w:r></w:p></w:tc><w:tc><w:tcPr><w:tcW w:w="0" w:type="auto"/></w:tcPr><w:p><w:r><w:t>$1.4M</w:t></w:r></w:p></w:tc><w:tc><w:tcPr><w:tcW w:w="0" w:type="auto"/></w:tcPr><w:p><w:r><w:t>$1.6M</w:t></w:r></w:p></w:tc></w:tr><w:tr><w:tc><w:tcPr><w:tcW w:w="0" w:type="auto"/></w:tcPr><w:p><w:r><w:t>Users</w:t></w:r></w:p></w:tc><w:tc><w:tcPr><w:tcW w:w="0" w:type="auto"/></w:tcPr><w:p><w:r><w:t>10K</w:t></w:r></w:p></w:tc><w:tc><w:tcPr><w:tcW w:w="0" w:type="auto"/></w:tcPr><w:p><w:r><w:t>15K</w:t></w:r></w:p></w:tc><w:tc><w:tcPr><w:tcW w:w="0" w:type="auto"/></w:tcPr><w:p><w:r><w:t>18K</w:t></w:r></w:p></w:tc><w:tc><w:tcPr><w:tcW w:w="0" w:type="auto"/></w:tcPr><w:p><w:r><w:t>25K</w:t></w:r></w:p></w:tc></w:tr><w:tr><w:tc><w:tcPr><w:tcW w:w="0" w:type="auto"/></w:tcPr><w:p><w:r><w:t>NPS Score</w:t></w:r></w:p></w:tc><w:tc><w:tcPr><w:tcW w:w="0" w:type="auto"/></w:tcPr><w:p><w:r><w:t>72</w:t></w:r></w:p></w:tc><w:tc><w:tcPr><w:tcW w:w="0" w:type="auto"/></w:tcPr><w:p><w:r><w:t>78</w:t></w:r></w:p></w:tc><w:tc><w:tcPr><w:tcW w:w="0" w:type="auto"/></w:tcPr><w:p><w:r><w:t>81</w:t></w:r></w:p></w:tc><w:tc><w:tcPr><w:tcW w:w="0" w:type="auto"/></w:tcPr><w:p><w:r><w:t>85</w:t></w:r></w:p></w:tc></w:tr></w:tbl><w:p><w:pPr><w:pStyle w:val="Heading1"/></w:pPr><w:r><w:t>4. Charts</w:t></w:r></w:p><w:p><w:pPr><w:pStyle w:val="Heading2"/></w:pPr><w:r><w:t>4.1 Bar Chart</w:t></w:r></w:p><w:p><w:r><w:drawing><wp:inline><wp:extent cx="5486400" cy="3200400"/><wp:effectExtent/><wp:docPr id="811122117" name="Chart bar"/><graphic xmlns="http://schemas.openxmlformats.org/drawingml/2006/main"><graphicData uri="http://schemas.openxmlformats.org/drawingml/2006/chart"><chart xmlns="http://schemas.openxmlformats.org/drawingml/2006/chart" c:id="rId1"/></graphicData></graphic></wp:inline></w:drawing></w:r></w:p><w:p><w:pPr><w:pStyle w:val="Heading2"/></w:pPr><w:r><w:t>4.2 Line Chart</w:t></w:r></w:p><w:p><w:r><w:drawing><wp:inline><wp:extent cx="5486400" cy="3200400"/><wp:effectExtent/><wp:docPr id="105388652" name="Chart line"/><graphic xmlns="http://schemas.openxmlformats.org/drawingml/2006/main"><graphicData uri="http://schemas.openxmlformats.org/drawingml/2006/chart"><chart xmlns="http://schemas.openxmlformats.org/drawingml/2006/chart" c:id="rId2"/></graphicData></graphic></wp:inline></w:drawing></w:r></w:p><w:p><w:pPr><w:pStyle w:val="Heading1"/></w:pPr><w:r><w:t>5. Hyperlinks</w:t></w:r></w:p><w:p><w:r><w:t xml:space="preserve">Visit the </w:t></w:r><w:hyperlink r:id="rId12"><w:r><w:rPr><w:color w:val="0000FF"/><w:u w:val="single"/></w:rPr><w:t>ECMA-376 specification</w:t></w:r></w:hyperlink><w:r><w:t xml:space="preserve"> for the complete OOXML standard.</w:t></w:r></w:p><w:p><w:r><w:t xml:space="preserve">Uniword is hosted at </w:t></w:r><w:hyperlink r:id="rId13"><w:r><w:rPr><w:color w:val="0000FF"/><w:u w:val="single"/></w:rPr><w:t>GitHub</w:t></w:r></w:hyperlink><w:r><w:t>.</w:t></w:r></w:p><w:p><w:pPr><w:pStyle w:val="Heading1"/></w:pPr><w:r><w:t>6. References</w:t></w:r></w:p><w:p><w:r><w:t>This document references the following sources:</w:t></w:r></w:p><w:p><w:sdt><w:sdtPr><w:id w:val="1"/><w:bibliography/><w:docPartObj><w:docPartGallery w:val="Bibliographies"/><w:docPartUnique/></w:docPartObj></w:sdtPr></w:sdt></w:p><w:p><w:r><w:br w:type="page"/></w:r></w:p><w:p><w:pPr><w:pStyle w:val="Heading1"/></w:pPr><w:r><w:t>7. Special Elements</w:t></w:r></w:p><w:p><w:pPr><w:pStyle w:val="Heading2"/></w:pPr><w:r><w:t>7.1 Horizontal Rule</w:t></w:r></w:p><w:p><w:r><w:t>Content above the rule.</w:t></w:r></w:p><w:p><w:pPr><w:pBdr><w:bottom w:val="single" w:sz="6" w:color="auto"/></w:pBdr><w:spacing w:after="0"/></w:pPr></w:p><w:p><w:r><w:t>Content below the rule.</w:t></w:r></w:p><w:p><w:pPr><w:pStyle w:val="Heading2"/></w:pPr><w:r><w:t>7.2 Bookmark</w:t></w:r></w:p><w:p><w:bookmarkStart w:id="1" w:name="appendix-anchor"/><w:r><w:t>This paragraph is bookmarked as "appendix-anchor".</w:t></w:r><w:bookmarkEnd w:id="1"/></w:p><w:p><w:pPr><w:pStyle w:val="Heading2"/></w:pPr><w:r><w:t>7.3 Date and Time Fields</w:t></w:r></w:p><w:p><w:r><w:t xml:space="preserve">Current date: </w:t></w:r></w:p><w:p><w:r><w:fldChar w:fldCharType="begin"/></w:r><w:r><w:instrText> DATE \@ "M/d/yyyy" </w:instrText></w:r><w:r><w:fldChar w:fldCharType="separate"/></w:r><w:r><w:fldChar w:fldCharType="end"/></w:r></w:p><w:p><w:r><w:t xml:space="preserve">Current time: </w:t></w:r></w:p><w:p><w:r><w:fldChar w:fldCharType="begin"/></w:r><w:r><w:instrText> TIME \@ "h:mm:ss am/pm" </w:instrText></w:r><w:r><w:fldChar w:fldCharType="separate"/></w:r><w:r><w:fldChar w:fldCharType="end"/></w:r></w:p><w:p><w:r><w:br w:type="page"/></w:r></w:p><w:p><w:pPr><w:pStyle w:val="Heading1"/></w:pPr><w:r><w:t>8. Appendix</w:t></w:r></w:p><w:p><w:r><w:t>This is the appendix section, separated by a page break.</w:t></w:r></w:p><w:p><w:pPr><w:numPr><w:ilvl w:val="0"/><w:numId w:val="3"/></w:numPr></w:pPr><w:r><w:t>Additional resource A</w:t></w:r></w:p><w:p><w:pPr><w:numPr><w:ilvl w:val="0"/><w:numId w:val="3"/></w:numPr></w:pPr><w:r><w:t>Additional resource B</w:t></w:r></w:p><w:p><w:pPr><w:numPr><w:ilvl w:val="0"/><w:numId w:val="3"/></w:numPr></w:pPr><w:r><w:t>Additional resource C</w:t></w:r></w:p><w:sectPr w:val="nextPage"><w:headerReference w:type="default" r:id="rId7"/><w:footerReference w:type="default" r:id="rId8"/><w:pgSz w:w="12240" w:h="15840" w:orient="portrait"/><w:pgMar w:top="1440" w:bottom="1440" w:left="1440" w:right="1440" w:header="720" w:footer="720" w:gutter="0"/><w:pgNumType w:start="1"/><w:cols w:num="1" w:space="720"/><w:docGrid w:linePitch="360"/></w:sectPr></w:body></w:document>
 
 </file>
 
@@ -785,7 +785,6 @@
   </w:style>
   <w:style w:type="character" w:styleId="DefaultParagraphFont" w:default="1">
     <w:name w:val="Default Paragraph Font"/>
-    <w:semiHidden/>
   </w:style>
   <w:style w:type="paragraph" w:styleId="Heading1">
     <w:name w:val="Heading 1"/>
